--- a/doc/Documentazione BariGo (1).docx
+++ b/doc/Documentazione BariGo (1).docx
@@ -4,12 +4,12 @@
   <w:body>
     <w:p>
       <w:pPr>
-        <w:pStyle w:val="Title"/>
-      </w:pPr>
-    </w:p>
-    <w:p>
-      <w:pPr>
-        <w:pStyle w:val="Title"/>
+        <w:pStyle w:val="Titolo"/>
+      </w:pPr>
+    </w:p>
+    <w:p>
+      <w:pPr>
+        <w:pStyle w:val="Titolo"/>
       </w:pPr>
       <w:r>
         <w:t>BariGo</w:t>
@@ -19,12 +19,12 @@
       <w:pPr>
         <w:jc w:val="center"/>
         <w:rPr>
-          <w:rStyle w:val="Strong"/>
-        </w:rPr>
-      </w:pPr>
-      <w:r>
-        <w:rPr>
-          <w:rStyle w:val="Strong"/>
+          <w:rStyle w:val="Enfasigrassetto"/>
+        </w:rPr>
+      </w:pPr>
+      <w:r>
+        <w:rPr>
+          <w:rStyle w:val="Enfasigrassetto"/>
         </w:rPr>
         <w:t>Un’avventura culturale</w:t>
       </w:r>
@@ -347,7 +347,7 @@
     </w:p>
     <w:p>
       <w:pPr>
-        <w:pStyle w:val="Heading1"/>
+        <w:pStyle w:val="Titolo1"/>
       </w:pPr>
       <w:bookmarkStart w:id="0" w:name="_Toc41400375"/>
       <w:r>
@@ -358,7 +358,7 @@
     </w:p>
     <w:p>
       <w:pPr>
-        <w:pStyle w:val="TOC1"/>
+        <w:pStyle w:val="Sommario1"/>
         <w:tabs>
           <w:tab w:val="right" w:leader="dot" w:pos="9622"/>
         </w:tabs>
@@ -380,7 +380,7 @@
       <w:hyperlink w:anchor="_Toc41400374" w:history="1">
         <w:r>
           <w:rPr>
-            <w:rStyle w:val="Hyperlink"/>
+            <w:rStyle w:val="Collegamentoipertestuale"/>
             <w:noProof/>
           </w:rPr>
           <w:t>Titolo applicazione</w:t>
@@ -437,7 +437,7 @@
     </w:p>
     <w:p>
       <w:pPr>
-        <w:pStyle w:val="TOC1"/>
+        <w:pStyle w:val="Sommario1"/>
         <w:tabs>
           <w:tab w:val="right" w:leader="dot" w:pos="9622"/>
         </w:tabs>
@@ -450,7 +450,7 @@
       <w:hyperlink w:anchor="_Toc41400375" w:history="1">
         <w:r>
           <w:rPr>
-            <w:rStyle w:val="Hyperlink"/>
+            <w:rStyle w:val="Collegamentoipertestuale"/>
             <w:noProof/>
           </w:rPr>
           <w:t>INDICE</w:t>
@@ -507,7 +507,7 @@
     </w:p>
     <w:p>
       <w:pPr>
-        <w:pStyle w:val="TOC1"/>
+        <w:pStyle w:val="Sommario1"/>
         <w:tabs>
           <w:tab w:val="right" w:leader="dot" w:pos="9622"/>
         </w:tabs>
@@ -520,7 +520,7 @@
       <w:hyperlink w:anchor="_Toc41400376" w:history="1">
         <w:r>
           <w:rPr>
-            <w:rStyle w:val="Hyperlink"/>
+            <w:rStyle w:val="Collegamentoipertestuale"/>
             <w:noProof/>
           </w:rPr>
           <w:t>Pianificazione</w:t>
@@ -577,7 +577,7 @@
     </w:p>
     <w:p>
       <w:pPr>
-        <w:pStyle w:val="TOC2"/>
+        <w:pStyle w:val="Sommario2"/>
         <w:tabs>
           <w:tab w:val="right" w:leader="dot" w:pos="9622"/>
         </w:tabs>
@@ -590,7 +590,7 @@
       <w:hyperlink w:anchor="_Toc41400377" w:history="1">
         <w:r>
           <w:rPr>
-            <w:rStyle w:val="Hyperlink"/>
+            <w:rStyle w:val="Collegamentoipertestuale"/>
             <w:noProof/>
           </w:rPr>
           <w:t>Scopo dell’applicazione</w:t>
@@ -647,7 +647,7 @@
     </w:p>
     <w:p>
       <w:pPr>
-        <w:pStyle w:val="TOC2"/>
+        <w:pStyle w:val="Sommario2"/>
         <w:tabs>
           <w:tab w:val="right" w:leader="dot" w:pos="9622"/>
         </w:tabs>
@@ -660,7 +660,7 @@
       <w:hyperlink w:anchor="_Toc41400378" w:history="1">
         <w:r>
           <w:rPr>
-            <w:rStyle w:val="Hyperlink"/>
+            <w:rStyle w:val="Collegamentoipertestuale"/>
             <w:noProof/>
           </w:rPr>
           <w:t>Destinatari dell’applicazione</w:t>
@@ -717,7 +717,7 @@
     </w:p>
     <w:p>
       <w:pPr>
-        <w:pStyle w:val="TOC2"/>
+        <w:pStyle w:val="Sommario2"/>
         <w:tabs>
           <w:tab w:val="right" w:leader="dot" w:pos="9622"/>
         </w:tabs>
@@ -730,7 +730,7 @@
       <w:hyperlink w:anchor="_Toc41400379" w:history="1">
         <w:r>
           <w:rPr>
-            <w:rStyle w:val="Hyperlink"/>
+            <w:rStyle w:val="Collegamentoipertestuale"/>
             <w:noProof/>
           </w:rPr>
           <w:t>I vincoli</w:t>
@@ -787,7 +787,7 @@
     </w:p>
     <w:p>
       <w:pPr>
-        <w:pStyle w:val="TOC2"/>
+        <w:pStyle w:val="Sommario2"/>
         <w:tabs>
           <w:tab w:val="right" w:leader="dot" w:pos="9622"/>
         </w:tabs>
@@ -800,7 +800,7 @@
       <w:hyperlink w:anchor="_Toc41400380" w:history="1">
         <w:r>
           <w:rPr>
-            <w:rStyle w:val="Hyperlink"/>
+            <w:rStyle w:val="Collegamentoipertestuale"/>
             <w:noProof/>
           </w:rPr>
           <w:t>Manuale di stile</w:t>
@@ -857,7 +857,7 @@
     </w:p>
     <w:p>
       <w:pPr>
-        <w:pStyle w:val="TOC2"/>
+        <w:pStyle w:val="Sommario2"/>
         <w:tabs>
           <w:tab w:val="right" w:leader="dot" w:pos="9622"/>
         </w:tabs>
@@ -870,7 +870,7 @@
       <w:hyperlink w:anchor="_Toc41400381" w:history="1">
         <w:r>
           <w:rPr>
-            <w:rStyle w:val="Hyperlink"/>
+            <w:rStyle w:val="Collegamentoipertestuale"/>
             <w:noProof/>
           </w:rPr>
           <w:t>Stimare i Costi</w:t>
@@ -927,7 +927,7 @@
     </w:p>
     <w:p>
       <w:pPr>
-        <w:pStyle w:val="TOC2"/>
+        <w:pStyle w:val="Sommario2"/>
         <w:tabs>
           <w:tab w:val="right" w:leader="dot" w:pos="9622"/>
         </w:tabs>
@@ -940,7 +940,7 @@
       <w:hyperlink w:anchor="_Toc41400382" w:history="1">
         <w:r>
           <w:rPr>
-            <w:rStyle w:val="Hyperlink"/>
+            <w:rStyle w:val="Collegamentoipertestuale"/>
             <w:noProof/>
           </w:rPr>
           <w:t>Monitoraggio progetto</w:t>
@@ -997,7 +997,7 @@
     </w:p>
     <w:p>
       <w:pPr>
-        <w:pStyle w:val="TOC2"/>
+        <w:pStyle w:val="Sommario2"/>
         <w:tabs>
           <w:tab w:val="right" w:leader="dot" w:pos="9622"/>
         </w:tabs>
@@ -1010,7 +1010,7 @@
       <w:hyperlink w:anchor="_Toc41400383" w:history="1">
         <w:r>
           <w:rPr>
-            <w:rStyle w:val="Hyperlink"/>
+            <w:rStyle w:val="Collegamentoipertestuale"/>
             <w:noProof/>
           </w:rPr>
           <w:t>Individuare e reperire le risorse</w:t>
@@ -1067,7 +1067,7 @@
     </w:p>
     <w:p>
       <w:pPr>
-        <w:pStyle w:val="TOC1"/>
+        <w:pStyle w:val="Sommario1"/>
         <w:tabs>
           <w:tab w:val="right" w:leader="dot" w:pos="9622"/>
         </w:tabs>
@@ -1080,7 +1080,7 @@
       <w:hyperlink w:anchor="_Toc41400384" w:history="1">
         <w:r>
           <w:rPr>
-            <w:rStyle w:val="Hyperlink"/>
+            <w:rStyle w:val="Collegamentoipertestuale"/>
             <w:noProof/>
           </w:rPr>
           <w:t>Progettazione</w:t>
@@ -1137,7 +1137,7 @@
     </w:p>
     <w:p>
       <w:pPr>
-        <w:pStyle w:val="TOC2"/>
+        <w:pStyle w:val="Sommario2"/>
         <w:tabs>
           <w:tab w:val="right" w:leader="dot" w:pos="9622"/>
         </w:tabs>
@@ -1150,7 +1150,7 @@
       <w:hyperlink w:anchor="_Toc41400385" w:history="1">
         <w:r>
           <w:rPr>
-            <w:rStyle w:val="Hyperlink"/>
+            <w:rStyle w:val="Collegamentoipertestuale"/>
             <w:noProof/>
           </w:rPr>
           <w:t>Definire i concetti da trasmettere attraverso il multimedia</w:t>
@@ -1207,7 +1207,7 @@
     </w:p>
     <w:p>
       <w:pPr>
-        <w:pStyle w:val="TOC2"/>
+        <w:pStyle w:val="Sommario2"/>
         <w:tabs>
           <w:tab w:val="right" w:leader="dot" w:pos="9622"/>
         </w:tabs>
@@ -1220,7 +1220,7 @@
       <w:hyperlink w:anchor="_Toc41400386" w:history="1">
         <w:r>
           <w:rPr>
-            <w:rStyle w:val="Hyperlink"/>
+            <w:rStyle w:val="Collegamentoipertestuale"/>
             <w:noProof/>
           </w:rPr>
           <w:t>Definire le competenze (task) da trasmettere attraverso il multimedia</w:t>
@@ -1277,7 +1277,7 @@
     </w:p>
     <w:p>
       <w:pPr>
-        <w:pStyle w:val="TOC2"/>
+        <w:pStyle w:val="Sommario2"/>
         <w:tabs>
           <w:tab w:val="right" w:leader="dot" w:pos="9622"/>
         </w:tabs>
@@ -1290,7 +1290,7 @@
       <w:hyperlink w:anchor="_Toc41400387" w:history="1">
         <w:r>
           <w:rPr>
-            <w:rStyle w:val="Hyperlink"/>
+            <w:rStyle w:val="Collegamentoipertestuale"/>
             <w:noProof/>
           </w:rPr>
           <w:t>Preparare una descrizione preliminare del programma</w:t>
@@ -1347,7 +1347,7 @@
     </w:p>
     <w:p>
       <w:pPr>
-        <w:pStyle w:val="TOC2"/>
+        <w:pStyle w:val="Sommario2"/>
         <w:tabs>
           <w:tab w:val="right" w:leader="dot" w:pos="9622"/>
         </w:tabs>
@@ -1360,7 +1360,7 @@
       <w:hyperlink w:anchor="_Toc41400388" w:history="1">
         <w:r>
           <w:rPr>
-            <w:rStyle w:val="Hyperlink"/>
+            <w:rStyle w:val="Collegamentoipertestuale"/>
             <w:noProof/>
           </w:rPr>
           <w:t>Dettagliare il progetto del multimedia</w:t>
@@ -1417,7 +1417,7 @@
     </w:p>
     <w:p>
       <w:pPr>
-        <w:pStyle w:val="TOC3"/>
+        <w:pStyle w:val="Sommario3"/>
         <w:tabs>
           <w:tab w:val="right" w:leader="dot" w:pos="9622"/>
         </w:tabs>
@@ -1430,7 +1430,7 @@
       <w:hyperlink w:anchor="_Toc41400389" w:history="1">
         <w:r>
           <w:rPr>
-            <w:rStyle w:val="Hyperlink"/>
+            <w:rStyle w:val="Collegamentoipertestuale"/>
             <w:noProof/>
           </w:rPr>
           <w:t>Prototipi</w:t>
@@ -1487,7 +1487,7 @@
     </w:p>
     <w:p>
       <w:pPr>
-        <w:pStyle w:val="TOC3"/>
+        <w:pStyle w:val="Sommario3"/>
         <w:tabs>
           <w:tab w:val="right" w:leader="dot" w:pos="9622"/>
         </w:tabs>
@@ -1500,7 +1500,7 @@
       <w:hyperlink w:anchor="_Toc41400390" w:history="1">
         <w:r>
           <w:rPr>
-            <w:rStyle w:val="Hyperlink"/>
+            <w:rStyle w:val="Collegamentoipertestuale"/>
             <w:noProof/>
           </w:rPr>
           <w:t>Flowchart</w:t>
@@ -1557,7 +1557,7 @@
     </w:p>
     <w:p>
       <w:pPr>
-        <w:pStyle w:val="TOC3"/>
+        <w:pStyle w:val="Sommario3"/>
         <w:tabs>
           <w:tab w:val="right" w:leader="dot" w:pos="9622"/>
         </w:tabs>
@@ -1570,7 +1570,7 @@
       <w:hyperlink w:anchor="_Toc41400391" w:history="1">
         <w:r>
           <w:rPr>
-            <w:rStyle w:val="Hyperlink"/>
+            <w:rStyle w:val="Collegamentoipertestuale"/>
             <w:noProof/>
           </w:rPr>
           <w:t>Storyboard</w:t>
@@ -1627,7 +1627,7 @@
     </w:p>
     <w:p>
       <w:pPr>
-        <w:pStyle w:val="TOC1"/>
+        <w:pStyle w:val="Sommario1"/>
         <w:tabs>
           <w:tab w:val="right" w:leader="dot" w:pos="9622"/>
         </w:tabs>
@@ -1640,7 +1640,7 @@
       <w:hyperlink w:anchor="_Toc41400392" w:history="1">
         <w:r>
           <w:rPr>
-            <w:rStyle w:val="Hyperlink"/>
+            <w:rStyle w:val="Collegamentoipertestuale"/>
             <w:noProof/>
           </w:rPr>
           <w:t>Test</w:t>
@@ -1697,7 +1697,7 @@
     </w:p>
     <w:p>
       <w:pPr>
-        <w:pStyle w:val="TOC2"/>
+        <w:pStyle w:val="Sommario2"/>
         <w:tabs>
           <w:tab w:val="right" w:leader="dot" w:pos="9622"/>
         </w:tabs>
@@ -1710,7 +1710,7 @@
       <w:hyperlink w:anchor="_Toc41400393" w:history="1">
         <w:r>
           <w:rPr>
-            <w:rStyle w:val="Hyperlink"/>
+            <w:rStyle w:val="Collegamentoipertestuale"/>
             <w:noProof/>
           </w:rPr>
           <w:t>Alpha test</w:t>
@@ -1767,7 +1767,7 @@
     </w:p>
     <w:p>
       <w:pPr>
-        <w:pStyle w:val="TOC3"/>
+        <w:pStyle w:val="Sommario3"/>
         <w:tabs>
           <w:tab w:val="right" w:leader="dot" w:pos="9622"/>
         </w:tabs>
@@ -1780,7 +1780,7 @@
       <w:hyperlink w:anchor="_Toc41400394" w:history="1">
         <w:r>
           <w:rPr>
-            <w:rStyle w:val="Hyperlink"/>
+            <w:rStyle w:val="Collegamentoipertestuale"/>
             <w:noProof/>
           </w:rPr>
           <w:t>Test funzionale</w:t>
@@ -1837,7 +1837,7 @@
     </w:p>
     <w:p>
       <w:pPr>
-        <w:pStyle w:val="TOC3"/>
+        <w:pStyle w:val="Sommario3"/>
         <w:tabs>
           <w:tab w:val="right" w:leader="dot" w:pos="9622"/>
         </w:tabs>
@@ -1850,7 +1850,7 @@
       <w:hyperlink w:anchor="_Toc41400395" w:history="1">
         <w:r>
           <w:rPr>
-            <w:rStyle w:val="Hyperlink"/>
+            <w:rStyle w:val="Collegamentoipertestuale"/>
             <w:noProof/>
           </w:rPr>
           <w:t>Test strutturale</w:t>
@@ -1907,7 +1907,7 @@
     </w:p>
     <w:p>
       <w:pPr>
-        <w:pStyle w:val="TOC2"/>
+        <w:pStyle w:val="Sommario2"/>
         <w:tabs>
           <w:tab w:val="right" w:leader="dot" w:pos="9622"/>
         </w:tabs>
@@ -1920,7 +1920,7 @@
       <w:hyperlink w:anchor="_Toc41400396" w:history="1">
         <w:r>
           <w:rPr>
-            <w:rStyle w:val="Hyperlink"/>
+            <w:rStyle w:val="Collegamentoipertestuale"/>
             <w:noProof/>
           </w:rPr>
           <w:t>Beta test</w:t>
@@ -1990,7 +1990,7 @@
     </w:p>
     <w:p>
       <w:pPr>
-        <w:pStyle w:val="Heading1"/>
+        <w:pStyle w:val="Titolo1"/>
       </w:pPr>
       <w:bookmarkStart w:id="1" w:name="_Toc41400376"/>
       <w:r>
@@ -2001,7 +2001,7 @@
     </w:p>
     <w:p>
       <w:pPr>
-        <w:pStyle w:val="Heading2"/>
+        <w:pStyle w:val="Titolo2"/>
       </w:pPr>
       <w:bookmarkStart w:id="2" w:name="_Toc41400377"/>
       <w:r>
@@ -2061,7 +2061,7 @@
     </w:p>
     <w:p>
       <w:pPr>
-        <w:pStyle w:val="ListParagraph"/>
+        <w:pStyle w:val="Paragrafoelenco"/>
         <w:numPr>
           <w:ilvl w:val="0"/>
           <w:numId w:val="20"/>
@@ -2080,7 +2080,7 @@
     </w:p>
     <w:p>
       <w:pPr>
-        <w:pStyle w:val="ListParagraph"/>
+        <w:pStyle w:val="Paragrafoelenco"/>
         <w:numPr>
           <w:ilvl w:val="0"/>
           <w:numId w:val="20"/>
@@ -2138,7 +2138,7 @@
     </w:p>
     <w:p>
       <w:pPr>
-        <w:pStyle w:val="ListParagraph"/>
+        <w:pStyle w:val="Paragrafoelenco"/>
         <w:numPr>
           <w:ilvl w:val="0"/>
           <w:numId w:val="2"/>
@@ -2170,7 +2170,7 @@
     </w:p>
     <w:p>
       <w:pPr>
-        <w:pStyle w:val="ListParagraph"/>
+        <w:pStyle w:val="Paragrafoelenco"/>
         <w:numPr>
           <w:ilvl w:val="0"/>
           <w:numId w:val="2"/>
@@ -2327,7 +2327,7 @@
     </w:p>
     <w:p>
       <w:pPr>
-        <w:pStyle w:val="ListParagraph"/>
+        <w:pStyle w:val="Paragrafoelenco"/>
         <w:numPr>
           <w:ilvl w:val="0"/>
           <w:numId w:val="2"/>
@@ -2400,7 +2400,7 @@
     </w:p>
     <w:p>
       <w:pPr>
-        <w:pStyle w:val="Heading2"/>
+        <w:pStyle w:val="Titolo2"/>
       </w:pPr>
       <w:bookmarkStart w:id="3" w:name="_Toc41400378"/>
       <w:r>
@@ -3369,7 +3369,7 @@
     </w:tbl>
     <w:p>
       <w:pPr>
-        <w:pStyle w:val="Heading2"/>
+        <w:pStyle w:val="Titolo2"/>
       </w:pPr>
       <w:bookmarkStart w:id="4" w:name="_Toc41400379"/>
       <w:r>
@@ -3542,7 +3542,7 @@
     </w:p>
     <w:p>
       <w:pPr>
-        <w:pStyle w:val="Heading2"/>
+        <w:pStyle w:val="Titolo2"/>
       </w:pPr>
       <w:bookmarkStart w:id="5" w:name="_Toc41400380"/>
       <w:r>
@@ -3684,7 +3684,7 @@
     </w:p>
     <w:p>
       <w:pPr>
-        <w:pStyle w:val="Heading2"/>
+        <w:pStyle w:val="Titolo2"/>
       </w:pPr>
       <w:bookmarkStart w:id="6" w:name="_Toc41400381"/>
       <w:r>
@@ -3873,7 +3873,7 @@
     </w:p>
     <w:p>
       <w:pPr>
-        <w:pStyle w:val="NormalWeb"/>
+        <w:pStyle w:val="NormaleWeb"/>
         <w:spacing w:before="0" w:beforeAutospacing="0"/>
         <w:rPr>
           <w:rFonts w:ascii="Avenir Book" w:hAnsi="Avenir Book" w:cs="Arial"/>
@@ -5801,7 +5801,7 @@
     </w:p>
     <w:p>
       <w:pPr>
-        <w:pStyle w:val="Heading2"/>
+        <w:pStyle w:val="Titolo2"/>
       </w:pPr>
       <w:bookmarkStart w:id="8" w:name="_Toc41400383"/>
       <w:r>
@@ -5938,7 +5938,7 @@
     </w:p>
     <w:p>
       <w:pPr>
-        <w:pStyle w:val="Heading1"/>
+        <w:pStyle w:val="Titolo1"/>
       </w:pPr>
       <w:bookmarkStart w:id="9" w:name="_Toc41400384"/>
       <w:r>
@@ -5949,7 +5949,7 @@
     </w:p>
     <w:p>
       <w:pPr>
-        <w:pStyle w:val="Heading2"/>
+        <w:pStyle w:val="Titolo2"/>
       </w:pPr>
       <w:r>
         <w:t>Introduzione</w:t>
@@ -5957,7 +5957,7 @@
     </w:p>
     <w:p>
       <w:pPr>
-        <w:pStyle w:val="NormalWeb"/>
+        <w:pStyle w:val="NormaleWeb"/>
         <w:rPr>
           <w:rFonts w:ascii="Avenir Book" w:hAnsi="Avenir Book"/>
         </w:rPr>
@@ -5971,14 +5971,14 @@
     </w:p>
     <w:p>
       <w:pPr>
-        <w:pStyle w:val="NormalWeb"/>
+        <w:pStyle w:val="NormaleWeb"/>
         <w:rPr>
           <w:rFonts w:ascii="Avenir Book" w:hAnsi="Avenir Book"/>
         </w:rPr>
       </w:pPr>
       <w:r>
         <w:rPr>
-          <w:rStyle w:val="Heading3Char"/>
+          <w:rStyle w:val="Titolo3Carattere"/>
         </w:rPr>
         <w:t>Presentazione dei concetti</w:t>
       </w:r>
@@ -5991,7 +5991,7 @@
     </w:p>
     <w:p>
       <w:pPr>
-        <w:pStyle w:val="NormalWeb"/>
+        <w:pStyle w:val="NormaleWeb"/>
         <w:rPr>
           <w:rFonts w:ascii="Avenir Book" w:hAnsi="Avenir Book"/>
         </w:rPr>
@@ -6005,7 +6005,7 @@
     </w:p>
     <w:p>
       <w:pPr>
-        <w:pStyle w:val="NormalWeb"/>
+        <w:pStyle w:val="NormaleWeb"/>
         <w:numPr>
           <w:ilvl w:val="0"/>
           <w:numId w:val="12"/>
@@ -6031,7 +6031,7 @@
     </w:p>
     <w:p>
       <w:pPr>
-        <w:pStyle w:val="NormalWeb"/>
+        <w:pStyle w:val="NormaleWeb"/>
         <w:numPr>
           <w:ilvl w:val="0"/>
           <w:numId w:val="12"/>
@@ -6057,14 +6057,14 @@
     </w:p>
     <w:p>
       <w:pPr>
-        <w:pStyle w:val="NormalWeb"/>
+        <w:pStyle w:val="NormaleWeb"/>
         <w:rPr>
           <w:rFonts w:ascii="Avenir Book" w:hAnsi="Avenir Book"/>
         </w:rPr>
       </w:pPr>
       <w:r>
         <w:rPr>
-          <w:rStyle w:val="Heading3Char"/>
+          <w:rStyle w:val="Titolo3Carattere"/>
         </w:rPr>
         <w:t>Definizione dei concetti</w:t>
       </w:r>
@@ -6077,7 +6077,7 @@
     </w:p>
     <w:p>
       <w:pPr>
-        <w:pStyle w:val="NormalWeb"/>
+        <w:pStyle w:val="NormaleWeb"/>
         <w:rPr>
           <w:rFonts w:ascii="Avenir Book" w:hAnsi="Avenir Book"/>
         </w:rPr>
@@ -6091,7 +6091,7 @@
     </w:p>
     <w:p>
       <w:pPr>
-        <w:pStyle w:val="NormalWeb"/>
+        <w:pStyle w:val="NormaleWeb"/>
         <w:numPr>
           <w:ilvl w:val="0"/>
           <w:numId w:val="13"/>
@@ -6117,7 +6117,7 @@
     </w:p>
     <w:p>
       <w:pPr>
-        <w:pStyle w:val="NormalWeb"/>
+        <w:pStyle w:val="NormaleWeb"/>
         <w:numPr>
           <w:ilvl w:val="0"/>
           <w:numId w:val="13"/>
@@ -6143,7 +6143,7 @@
     </w:p>
     <w:p>
       <w:pPr>
-        <w:pStyle w:val="NormalWeb"/>
+        <w:pStyle w:val="NormaleWeb"/>
         <w:numPr>
           <w:ilvl w:val="0"/>
           <w:numId w:val="13"/>
@@ -6169,7 +6169,7 @@
     </w:p>
     <w:p>
       <w:pPr>
-        <w:pStyle w:val="NormalWeb"/>
+        <w:pStyle w:val="NormaleWeb"/>
         <w:rPr>
           <w:rFonts w:ascii="Avenir Book" w:hAnsi="Avenir Book"/>
         </w:rPr>
@@ -6192,7 +6192,7 @@
     </w:p>
     <w:p>
       <w:pPr>
-        <w:pStyle w:val="Heading2"/>
+        <w:pStyle w:val="Titolo2"/>
       </w:pPr>
       <w:bookmarkStart w:id="10" w:name="_Toc41400386"/>
       <w:r>
@@ -6203,7 +6203,7 @@
     </w:p>
     <w:p>
       <w:pPr>
-        <w:pStyle w:val="NormalWeb"/>
+        <w:pStyle w:val="NormaleWeb"/>
         <w:rPr>
           <w:rFonts w:ascii="Avenir Book" w:hAnsi="Avenir Book"/>
         </w:rPr>
@@ -6231,7 +6231,7 @@
     </w:p>
     <w:p>
       <w:pPr>
-        <w:pStyle w:val="NormalWeb"/>
+        <w:pStyle w:val="NormaleWeb"/>
         <w:rPr>
           <w:rFonts w:ascii="Avenir Book" w:hAnsi="Avenir Book"/>
         </w:rPr>
@@ -6281,7 +6281,7 @@
     </w:p>
     <w:p>
       <w:pPr>
-        <w:pStyle w:val="NormalWeb"/>
+        <w:pStyle w:val="NormaleWeb"/>
         <w:rPr>
           <w:rFonts w:ascii="Avenir Book" w:hAnsi="Avenir Book"/>
         </w:rPr>
@@ -6297,7 +6297,7 @@
     </w:p>
     <w:p>
       <w:pPr>
-        <w:pStyle w:val="NormalWeb"/>
+        <w:pStyle w:val="NormaleWeb"/>
         <w:numPr>
           <w:ilvl w:val="0"/>
           <w:numId w:val="4"/>
@@ -6323,7 +6323,7 @@
     </w:p>
     <w:p>
       <w:pPr>
-        <w:pStyle w:val="NormalWeb"/>
+        <w:pStyle w:val="NormaleWeb"/>
         <w:rPr>
           <w:rFonts w:ascii="Avenir Book" w:hAnsi="Avenir Book"/>
         </w:rPr>
@@ -6339,7 +6339,7 @@
     </w:p>
     <w:p>
       <w:pPr>
-        <w:pStyle w:val="NormalWeb"/>
+        <w:pStyle w:val="NormaleWeb"/>
         <w:numPr>
           <w:ilvl w:val="0"/>
           <w:numId w:val="5"/>
@@ -6373,7 +6373,7 @@
     </w:p>
     <w:p>
       <w:pPr>
-        <w:pStyle w:val="NormalWeb"/>
+        <w:pStyle w:val="NormaleWeb"/>
         <w:rPr>
           <w:rFonts w:ascii="Avenir Book" w:hAnsi="Avenir Book"/>
         </w:rPr>
@@ -6389,7 +6389,7 @@
     </w:p>
     <w:p>
       <w:pPr>
-        <w:pStyle w:val="NormalWeb"/>
+        <w:pStyle w:val="NormaleWeb"/>
         <w:numPr>
           <w:ilvl w:val="0"/>
           <w:numId w:val="6"/>
@@ -6415,7 +6415,7 @@
     </w:p>
     <w:p>
       <w:pPr>
-        <w:pStyle w:val="NormalWeb"/>
+        <w:pStyle w:val="NormaleWeb"/>
         <w:rPr>
           <w:rFonts w:ascii="Avenir Book" w:hAnsi="Avenir Book"/>
         </w:rPr>
@@ -6431,7 +6431,7 @@
     </w:p>
     <w:p>
       <w:pPr>
-        <w:pStyle w:val="NormalWeb"/>
+        <w:pStyle w:val="NormaleWeb"/>
         <w:numPr>
           <w:ilvl w:val="0"/>
           <w:numId w:val="7"/>
@@ -6478,7 +6478,7 @@
     </w:p>
     <w:p>
       <w:pPr>
-        <w:pStyle w:val="Heading2"/>
+        <w:pStyle w:val="Titolo2"/>
       </w:pPr>
       <w:bookmarkStart w:id="11" w:name="_Toc41400387"/>
       <w:r>
@@ -6663,7 +6663,7 @@
     <w:p>
       <w:r>
         <w:rPr>
-          <w:rStyle w:val="Heading4Char"/>
+          <w:rStyle w:val="Titolo4Carattere"/>
         </w:rPr>
         <w:t>Dinamiche di Gameplay e Navigazione</w:t>
       </w:r>
@@ -6710,7 +6710,7 @@
     <w:p>
       <w:r>
         <w:rPr>
-          <w:rStyle w:val="Heading4Char"/>
+          <w:rStyle w:val="Titolo4Carattere"/>
         </w:rPr>
         <w:t>Interazione e Comandi</w:t>
       </w:r>
@@ -6769,7 +6769,7 @@
     <w:p/>
     <w:p>
       <w:pPr>
-        <w:pStyle w:val="Heading3"/>
+        <w:pStyle w:val="Titolo3"/>
       </w:pPr>
       <w:r>
         <w:t>Esempi di Missioni e Minigiochi</w:t>
@@ -6807,7 +6807,7 @@
     </w:p>
     <w:p>
       <w:pPr>
-        <w:pStyle w:val="Heading4"/>
+        <w:pStyle w:val="Titolo4"/>
       </w:pPr>
       <w:r>
         <w:t>Pattern A: Esplorazione e Raccolta (Nodi Godot: Area2D + Timer/Contatore)</w:t>
@@ -7009,7 +7009,7 @@
     </w:p>
     <w:p>
       <w:pPr>
-        <w:pStyle w:val="Heading4"/>
+        <w:pStyle w:val="Titolo4"/>
       </w:pPr>
       <w:r>
         <w:t>Pattern B: Tempismo e Riflessi (Nodi Godot: Area2D overlap + Input Event)</w:t>
@@ -7264,7 +7264,7 @@
     </w:p>
     <w:p>
       <w:pPr>
-        <w:pStyle w:val="Heading2"/>
+        <w:pStyle w:val="Titolo2"/>
       </w:pPr>
       <w:bookmarkStart w:id="12" w:name="_Toc41400388"/>
       <w:r>
@@ -7274,76 +7274,631 @@
       <w:bookmarkEnd w:id="12"/>
     </w:p>
     <w:p>
-      <w:r>
-        <w:t>Definire i dettagli dell’applicazione mediante la creazione di documenti di design.</w:t>
-      </w:r>
-    </w:p>
-    <w:p>
-      <w:pPr>
-        <w:pStyle w:val="Heading3"/>
+      <w:pPr>
+        <w:pStyle w:val="Titolo3"/>
+      </w:pPr>
+      <w:bookmarkStart w:id="13" w:name="_Toc41400389"/>
+      <w:r>
+        <w:t>Prototipi</w:t>
+      </w:r>
+      <w:bookmarkEnd w:id="13"/>
+    </w:p>
+    <w:p>
+      <w:pPr>
+        <w:pStyle w:val="Paragrafoelenco"/>
+        <w:numPr>
+          <w:ilvl w:val="0"/>
+          <w:numId w:val="27"/>
+        </w:numPr>
+      </w:pPr>
+      <w:proofErr w:type="spellStart"/>
+      <w:r>
+        <w:t>Menù</w:t>
+      </w:r>
+      <w:proofErr w:type="spellEnd"/>
+      <w:r>
+        <w:t xml:space="preserve"> Principale:</w:t>
+      </w:r>
+    </w:p>
+    <w:p>
+      <w:pPr>
+        <w:jc w:val="center"/>
+      </w:pPr>
+      <w:r>
+        <w:rPr>
+          <w:noProof/>
+        </w:rPr>
+        <w:drawing>
+          <wp:inline distT="0" distB="0" distL="0" distR="0" wp14:anchorId="5713B4DB" wp14:editId="7C2BE2C9">
+            <wp:extent cx="4343432" cy="3867178"/>
+            <wp:effectExtent l="0" t="0" r="0" b="0"/>
+            <wp:docPr id="1004013622" name="Immagine 3"/>
+            <wp:cNvGraphicFramePr>
+              <a:graphicFrameLocks xmlns:a="http://schemas.openxmlformats.org/drawingml/2006/main" noChangeAspect="1"/>
+            </wp:cNvGraphicFramePr>
+            <a:graphic xmlns:a="http://schemas.openxmlformats.org/drawingml/2006/main">
+              <a:graphicData uri="http://schemas.openxmlformats.org/drawingml/2006/picture">
+                <pic:pic xmlns:pic="http://schemas.openxmlformats.org/drawingml/2006/picture">
+                  <pic:nvPicPr>
+                    <pic:cNvPr id="1004013622" name="Immagine 1004013622"/>
+                    <pic:cNvPicPr/>
+                  </pic:nvPicPr>
+                  <pic:blipFill>
+                    <a:blip r:embed="rId10">
+                      <a:extLst>
+                        <a:ext uri="{28A0092B-C50C-407E-A947-70E740481C1C}">
+                          <a14:useLocalDpi xmlns:a14="http://schemas.microsoft.com/office/drawing/2010/main" val="0"/>
+                        </a:ext>
+                      </a:extLst>
+                    </a:blip>
+                    <a:stretch>
+                      <a:fillRect/>
+                    </a:stretch>
+                  </pic:blipFill>
+                  <pic:spPr>
+                    <a:xfrm>
+                      <a:off x="0" y="0"/>
+                      <a:ext cx="4343432" cy="3867178"/>
+                    </a:xfrm>
+                    <a:prstGeom prst="rect">
+                      <a:avLst/>
+                    </a:prstGeom>
+                  </pic:spPr>
+                </pic:pic>
+              </a:graphicData>
+            </a:graphic>
+          </wp:inline>
+        </w:drawing>
+      </w:r>
+    </w:p>
+    <w:p>
+      <w:r>
+        <w:br w:type="page"/>
+      </w:r>
+    </w:p>
+    <w:p>
+      <w:pPr>
+        <w:pStyle w:val="Paragrafoelenco"/>
+        <w:numPr>
+          <w:ilvl w:val="0"/>
+          <w:numId w:val="27"/>
+        </w:numPr>
+      </w:pPr>
+      <w:r>
+        <w:lastRenderedPageBreak/>
+        <w:t>Gameplay nella città:</w:t>
+      </w:r>
+    </w:p>
+    <w:p>
+      <w:pPr>
+        <w:jc w:val="center"/>
+      </w:pPr>
+      <w:r>
+        <w:rPr>
+          <w:noProof/>
+        </w:rPr>
+        <w:drawing>
+          <wp:inline distT="0" distB="0" distL="0" distR="0" wp14:anchorId="5491DC60" wp14:editId="39A75D7D">
+            <wp:extent cx="4343432" cy="3867178"/>
+            <wp:effectExtent l="0" t="0" r="0" b="0"/>
+            <wp:docPr id="339149204" name="Immagine 4"/>
+            <wp:cNvGraphicFramePr>
+              <a:graphicFrameLocks xmlns:a="http://schemas.openxmlformats.org/drawingml/2006/main" noChangeAspect="1"/>
+            </wp:cNvGraphicFramePr>
+            <a:graphic xmlns:a="http://schemas.openxmlformats.org/drawingml/2006/main">
+              <a:graphicData uri="http://schemas.openxmlformats.org/drawingml/2006/picture">
+                <pic:pic xmlns:pic="http://schemas.openxmlformats.org/drawingml/2006/picture">
+                  <pic:nvPicPr>
+                    <pic:cNvPr id="339149204" name="Immagine 339149204"/>
+                    <pic:cNvPicPr/>
+                  </pic:nvPicPr>
+                  <pic:blipFill>
+                    <a:blip r:embed="rId11">
+                      <a:extLst>
+                        <a:ext uri="{28A0092B-C50C-407E-A947-70E740481C1C}">
+                          <a14:useLocalDpi xmlns:a14="http://schemas.microsoft.com/office/drawing/2010/main" val="0"/>
+                        </a:ext>
+                      </a:extLst>
+                    </a:blip>
+                    <a:stretch>
+                      <a:fillRect/>
+                    </a:stretch>
+                  </pic:blipFill>
+                  <pic:spPr>
+                    <a:xfrm>
+                      <a:off x="0" y="0"/>
+                      <a:ext cx="4343432" cy="3867178"/>
+                    </a:xfrm>
+                    <a:prstGeom prst="rect">
+                      <a:avLst/>
+                    </a:prstGeom>
+                  </pic:spPr>
+                </pic:pic>
+              </a:graphicData>
+            </a:graphic>
+          </wp:inline>
+        </w:drawing>
+      </w:r>
+    </w:p>
+    <w:p>
+      <w:pPr>
+        <w:pStyle w:val="Paragrafoelenco"/>
+        <w:numPr>
+          <w:ilvl w:val="0"/>
+          <w:numId w:val="27"/>
+        </w:numPr>
+      </w:pPr>
+      <w:r>
+        <w:t>Dialogo NPC:</w:t>
+      </w:r>
+    </w:p>
+    <w:p>
+      <w:pPr>
+        <w:jc w:val="center"/>
+      </w:pPr>
+      <w:r>
+        <w:rPr>
+          <w:noProof/>
+        </w:rPr>
+        <w:drawing>
+          <wp:inline distT="0" distB="0" distL="0" distR="0" wp14:anchorId="5A4BEA6C" wp14:editId="4C1220C8">
+            <wp:extent cx="4343432" cy="3867178"/>
+            <wp:effectExtent l="0" t="0" r="0" b="0"/>
+            <wp:docPr id="633642010" name="Immagine 5"/>
+            <wp:cNvGraphicFramePr>
+              <a:graphicFrameLocks xmlns:a="http://schemas.openxmlformats.org/drawingml/2006/main" noChangeAspect="1"/>
+            </wp:cNvGraphicFramePr>
+            <a:graphic xmlns:a="http://schemas.openxmlformats.org/drawingml/2006/main">
+              <a:graphicData uri="http://schemas.openxmlformats.org/drawingml/2006/picture">
+                <pic:pic xmlns:pic="http://schemas.openxmlformats.org/drawingml/2006/picture">
+                  <pic:nvPicPr>
+                    <pic:cNvPr id="633642010" name="Immagine 633642010"/>
+                    <pic:cNvPicPr/>
+                  </pic:nvPicPr>
+                  <pic:blipFill>
+                    <a:blip r:embed="rId12">
+                      <a:extLst>
+                        <a:ext uri="{28A0092B-C50C-407E-A947-70E740481C1C}">
+                          <a14:useLocalDpi xmlns:a14="http://schemas.microsoft.com/office/drawing/2010/main" val="0"/>
+                        </a:ext>
+                      </a:extLst>
+                    </a:blip>
+                    <a:stretch>
+                      <a:fillRect/>
+                    </a:stretch>
+                  </pic:blipFill>
+                  <pic:spPr>
+                    <a:xfrm>
+                      <a:off x="0" y="0"/>
+                      <a:ext cx="4343432" cy="3867178"/>
+                    </a:xfrm>
+                    <a:prstGeom prst="rect">
+                      <a:avLst/>
+                    </a:prstGeom>
+                  </pic:spPr>
+                </pic:pic>
+              </a:graphicData>
+            </a:graphic>
+          </wp:inline>
+        </w:drawing>
+      </w:r>
+    </w:p>
+    <w:p>
+      <w:r>
+        <w:br w:type="page"/>
+      </w:r>
+    </w:p>
+    <w:p>
+      <w:pPr>
+        <w:pStyle w:val="Paragrafoelenco"/>
+        <w:numPr>
+          <w:ilvl w:val="0"/>
+          <w:numId w:val="27"/>
+        </w:numPr>
+      </w:pPr>
+      <w:r>
+        <w:lastRenderedPageBreak/>
+        <w:t>Livello Petruzzelli:</w:t>
+      </w:r>
+    </w:p>
+    <w:p>
+      <w:pPr>
+        <w:jc w:val="center"/>
+      </w:pPr>
+      <w:r>
+        <w:rPr>
+          <w:noProof/>
+        </w:rPr>
+        <w:drawing>
+          <wp:inline distT="0" distB="0" distL="0" distR="0" wp14:anchorId="42DBA137" wp14:editId="54F8C032">
+            <wp:extent cx="4533933" cy="3867178"/>
+            <wp:effectExtent l="0" t="0" r="0" b="0"/>
+            <wp:docPr id="1029590271" name="Immagine 6"/>
+            <wp:cNvGraphicFramePr>
+              <a:graphicFrameLocks xmlns:a="http://schemas.openxmlformats.org/drawingml/2006/main" noChangeAspect="1"/>
+            </wp:cNvGraphicFramePr>
+            <a:graphic xmlns:a="http://schemas.openxmlformats.org/drawingml/2006/main">
+              <a:graphicData uri="http://schemas.openxmlformats.org/drawingml/2006/picture">
+                <pic:pic xmlns:pic="http://schemas.openxmlformats.org/drawingml/2006/picture">
+                  <pic:nvPicPr>
+                    <pic:cNvPr id="1029590271" name="Immagine 1029590271"/>
+                    <pic:cNvPicPr/>
+                  </pic:nvPicPr>
+                  <pic:blipFill>
+                    <a:blip r:embed="rId13">
+                      <a:extLst>
+                        <a:ext uri="{28A0092B-C50C-407E-A947-70E740481C1C}">
+                          <a14:useLocalDpi xmlns:a14="http://schemas.microsoft.com/office/drawing/2010/main" val="0"/>
+                        </a:ext>
+                      </a:extLst>
+                    </a:blip>
+                    <a:stretch>
+                      <a:fillRect/>
+                    </a:stretch>
+                  </pic:blipFill>
+                  <pic:spPr>
+                    <a:xfrm>
+                      <a:off x="0" y="0"/>
+                      <a:ext cx="4533933" cy="3867178"/>
+                    </a:xfrm>
+                    <a:prstGeom prst="rect">
+                      <a:avLst/>
+                    </a:prstGeom>
+                  </pic:spPr>
+                </pic:pic>
+              </a:graphicData>
+            </a:graphic>
+          </wp:inline>
+        </w:drawing>
+      </w:r>
+    </w:p>
+    <w:p>
+      <w:pPr>
+        <w:pStyle w:val="Paragrafoelenco"/>
+        <w:numPr>
+          <w:ilvl w:val="0"/>
+          <w:numId w:val="27"/>
+        </w:numPr>
+      </w:pPr>
+      <w:r>
+        <w:t>Taccuino scoperte:</w:t>
+      </w:r>
+    </w:p>
+    <w:p>
+      <w:pPr>
+        <w:jc w:val="center"/>
+      </w:pPr>
+      <w:r>
+        <w:rPr>
+          <w:noProof/>
+        </w:rPr>
+        <w:drawing>
+          <wp:inline distT="0" distB="0" distL="0" distR="0" wp14:anchorId="702D54DE" wp14:editId="0AE69C0A">
+            <wp:extent cx="4343432" cy="3867178"/>
+            <wp:effectExtent l="0" t="0" r="0" b="0"/>
+            <wp:docPr id="1517050417" name="Immagine 7"/>
+            <wp:cNvGraphicFramePr>
+              <a:graphicFrameLocks xmlns:a="http://schemas.openxmlformats.org/drawingml/2006/main" noChangeAspect="1"/>
+            </wp:cNvGraphicFramePr>
+            <a:graphic xmlns:a="http://schemas.openxmlformats.org/drawingml/2006/main">
+              <a:graphicData uri="http://schemas.openxmlformats.org/drawingml/2006/picture">
+                <pic:pic xmlns:pic="http://schemas.openxmlformats.org/drawingml/2006/picture">
+                  <pic:nvPicPr>
+                    <pic:cNvPr id="1517050417" name="Immagine 1517050417"/>
+                    <pic:cNvPicPr/>
+                  </pic:nvPicPr>
+                  <pic:blipFill>
+                    <a:blip r:embed="rId14">
+                      <a:extLst>
+                        <a:ext uri="{28A0092B-C50C-407E-A947-70E740481C1C}">
+                          <a14:useLocalDpi xmlns:a14="http://schemas.microsoft.com/office/drawing/2010/main" val="0"/>
+                        </a:ext>
+                      </a:extLst>
+                    </a:blip>
+                    <a:stretch>
+                      <a:fillRect/>
+                    </a:stretch>
+                  </pic:blipFill>
+                  <pic:spPr>
+                    <a:xfrm>
+                      <a:off x="0" y="0"/>
+                      <a:ext cx="4343432" cy="3867178"/>
+                    </a:xfrm>
+                    <a:prstGeom prst="rect">
+                      <a:avLst/>
+                    </a:prstGeom>
+                  </pic:spPr>
+                </pic:pic>
+              </a:graphicData>
+            </a:graphic>
+          </wp:inline>
+        </w:drawing>
+      </w:r>
+    </w:p>
+    <w:p>
+      <w:pPr>
+        <w:pStyle w:val="Titolo3"/>
         <w:rPr>
           <w:lang w:val="en-US"/>
         </w:rPr>
       </w:pPr>
-      <w:bookmarkStart w:id="13" w:name="_Toc41400389"/>
+      <w:bookmarkStart w:id="14" w:name="_Toc41400390"/>
+      <w:r>
+        <w:rPr>
+          <w:lang w:val="en-US"/>
+        </w:rPr>
+        <w:lastRenderedPageBreak/>
+        <w:t>Flowchart</w:t>
+      </w:r>
+      <w:bookmarkEnd w:id="14"/>
+    </w:p>
+    <w:p>
+      <w:pPr>
+        <w:pStyle w:val="Paragrafoelenco"/>
+        <w:numPr>
+          <w:ilvl w:val="0"/>
+          <w:numId w:val="27"/>
+        </w:numPr>
+      </w:pPr>
+      <w:r>
+        <w:t xml:space="preserve">Flowchart di </w:t>
+      </w:r>
+      <w:proofErr w:type="gramStart"/>
+      <w:r>
+        <w:t>1°</w:t>
+      </w:r>
+      <w:proofErr w:type="gramEnd"/>
+      <w:r>
+        <w:t xml:space="preserve"> livello</w:t>
+      </w:r>
+      <w:r>
+        <w:t>,</w:t>
+      </w:r>
+      <w:r>
+        <w:t xml:space="preserve"> </w:t>
+      </w:r>
       <w:proofErr w:type="spellStart"/>
       <w:r>
         <w:rPr>
+          <w:b/>
+          <w:bCs/>
+        </w:rPr>
+        <w:t>O</w:t>
+      </w:r>
+      <w:r>
+        <w:rPr>
+          <w:b/>
+          <w:bCs/>
+        </w:rPr>
+        <w:t>verview</w:t>
+      </w:r>
+      <w:proofErr w:type="spellEnd"/>
+      <w:r>
+        <w:rPr>
+          <w:b/>
+          <w:bCs/>
+        </w:rPr>
+        <w:t xml:space="preserve"> del </w:t>
+      </w:r>
+      <w:r>
+        <w:rPr>
+          <w:b/>
+          <w:bCs/>
+        </w:rPr>
+        <w:t>G</w:t>
+      </w:r>
+      <w:r>
+        <w:rPr>
+          <w:b/>
+          <w:bCs/>
+        </w:rPr>
+        <w:t>ioco</w:t>
+      </w:r>
+      <w:r>
+        <w:t>:</w:t>
+      </w:r>
+      <w:r>
+        <w:br/>
+      </w:r>
+    </w:p>
+    <w:p>
+      <w:r>
+        <w:rPr>
+          <w:noProof/>
+        </w:rPr>
+        <w:drawing>
+          <wp:inline distT="0" distB="0" distL="0" distR="0" wp14:anchorId="7678BF2C" wp14:editId="2EDE4609">
+            <wp:extent cx="6116320" cy="6522810"/>
+            <wp:effectExtent l="0" t="0" r="0" b="0"/>
+            <wp:docPr id="788856210" name="Immagine 8"/>
+            <wp:cNvGraphicFramePr>
+              <a:graphicFrameLocks xmlns:a="http://schemas.openxmlformats.org/drawingml/2006/main" noChangeAspect="1"/>
+            </wp:cNvGraphicFramePr>
+            <a:graphic xmlns:a="http://schemas.openxmlformats.org/drawingml/2006/main">
+              <a:graphicData uri="http://schemas.openxmlformats.org/drawingml/2006/picture">
+                <pic:pic xmlns:pic="http://schemas.openxmlformats.org/drawingml/2006/picture">
+                  <pic:nvPicPr>
+                    <pic:cNvPr id="788856210" name="Immagine 788856210"/>
+                    <pic:cNvPicPr/>
+                  </pic:nvPicPr>
+                  <pic:blipFill rotWithShape="1">
+                    <a:blip r:embed="rId15">
+                      <a:extLst>
+                        <a:ext uri="{28A0092B-C50C-407E-A947-70E740481C1C}">
+                          <a14:useLocalDpi xmlns:a14="http://schemas.microsoft.com/office/drawing/2010/main" val="0"/>
+                        </a:ext>
+                      </a:extLst>
+                    </a:blip>
+                    <a:srcRect t="5369"/>
+                    <a:stretch>
+                      <a:fillRect/>
+                    </a:stretch>
+                  </pic:blipFill>
+                  <pic:spPr bwMode="auto">
+                    <a:xfrm>
+                      <a:off x="0" y="0"/>
+                      <a:ext cx="6116320" cy="6522810"/>
+                    </a:xfrm>
+                    <a:prstGeom prst="rect">
+                      <a:avLst/>
+                    </a:prstGeom>
+                    <a:ln>
+                      <a:noFill/>
+                    </a:ln>
+                    <a:extLst>
+                      <a:ext uri="{53640926-AAD7-44D8-BBD7-CCE9431645EC}">
+                        <a14:shadowObscured xmlns:a14="http://schemas.microsoft.com/office/drawing/2010/main"/>
+                      </a:ext>
+                    </a:extLst>
+                  </pic:spPr>
+                </pic:pic>
+              </a:graphicData>
+            </a:graphic>
+          </wp:inline>
+        </w:drawing>
+      </w:r>
+    </w:p>
+    <w:p>
+      <w:r>
+        <w:br w:type="page"/>
+      </w:r>
+    </w:p>
+    <w:p>
+      <w:pPr>
+        <w:pStyle w:val="Paragrafoelenco"/>
+        <w:numPr>
+          <w:ilvl w:val="0"/>
+          <w:numId w:val="27"/>
+        </w:numPr>
+      </w:pPr>
+      <w:r>
+        <w:lastRenderedPageBreak/>
+        <w:t xml:space="preserve">Flowchart di </w:t>
+      </w:r>
+      <w:proofErr w:type="gramStart"/>
+      <w:r>
+        <w:t>2</w:t>
+      </w:r>
+      <w:r>
+        <w:t>°</w:t>
+      </w:r>
+      <w:proofErr w:type="gramEnd"/>
+      <w:r>
+        <w:t xml:space="preserve"> livello</w:t>
+      </w:r>
+      <w:r>
+        <w:t>,</w:t>
+      </w:r>
+      <w:r>
+        <w:t xml:space="preserve"> </w:t>
+      </w:r>
+      <w:r>
+        <w:rPr>
+          <w:b/>
+          <w:bCs/>
+        </w:rPr>
+        <w:t>Logica Minigioco Petruzzelli</w:t>
+      </w:r>
+      <w:r>
+        <w:t>:</w:t>
+      </w:r>
+      <w:r>
+        <w:br/>
+      </w:r>
+    </w:p>
+    <w:p>
+      <w:pPr>
+        <w:jc w:val="center"/>
+      </w:pPr>
+      <w:r>
+        <w:rPr>
+          <w:noProof/>
+        </w:rPr>
+        <w:drawing>
+          <wp:inline distT="0" distB="0" distL="0" distR="0" wp14:anchorId="2D69741C" wp14:editId="2151BEB6">
+            <wp:extent cx="6116320" cy="7671526"/>
+            <wp:effectExtent l="0" t="0" r="0" b="0"/>
+            <wp:docPr id="1471364459" name="Immagine 9"/>
+            <wp:cNvGraphicFramePr>
+              <a:graphicFrameLocks xmlns:a="http://schemas.openxmlformats.org/drawingml/2006/main" noChangeAspect="1"/>
+            </wp:cNvGraphicFramePr>
+            <a:graphic xmlns:a="http://schemas.openxmlformats.org/drawingml/2006/main">
+              <a:graphicData uri="http://schemas.openxmlformats.org/drawingml/2006/picture">
+                <pic:pic xmlns:pic="http://schemas.openxmlformats.org/drawingml/2006/picture">
+                  <pic:nvPicPr>
+                    <pic:cNvPr id="1471364459" name="Immagine 1471364459"/>
+                    <pic:cNvPicPr/>
+                  </pic:nvPicPr>
+                  <pic:blipFill rotWithShape="1">
+                    <a:blip r:embed="rId16" cstate="print">
+                      <a:extLst>
+                        <a:ext uri="{28A0092B-C50C-407E-A947-70E740481C1C}">
+                          <a14:useLocalDpi xmlns:a14="http://schemas.microsoft.com/office/drawing/2010/main" val="0"/>
+                        </a:ext>
+                      </a:extLst>
+                    </a:blip>
+                    <a:srcRect t="3690"/>
+                    <a:stretch>
+                      <a:fillRect/>
+                    </a:stretch>
+                  </pic:blipFill>
+                  <pic:spPr bwMode="auto">
+                    <a:xfrm>
+                      <a:off x="0" y="0"/>
+                      <a:ext cx="6116320" cy="7671526"/>
+                    </a:xfrm>
+                    <a:prstGeom prst="rect">
+                      <a:avLst/>
+                    </a:prstGeom>
+                    <a:ln>
+                      <a:noFill/>
+                    </a:ln>
+                    <a:extLst>
+                      <a:ext uri="{53640926-AAD7-44D8-BBD7-CCE9431645EC}">
+                        <a14:shadowObscured xmlns:a14="http://schemas.microsoft.com/office/drawing/2010/main"/>
+                      </a:ext>
+                    </a:extLst>
+                  </pic:spPr>
+                </pic:pic>
+              </a:graphicData>
+            </a:graphic>
+          </wp:inline>
+        </w:drawing>
+      </w:r>
+    </w:p>
+    <w:p>
+      <w:pPr>
+        <w:pStyle w:val="Titolo3"/>
+        <w:rPr>
           <w:lang w:val="en-US"/>
         </w:rPr>
-        <w:t>Prototipi</w:t>
-      </w:r>
-      <w:bookmarkEnd w:id="13"/>
-      <w:proofErr w:type="spellEnd"/>
-    </w:p>
-    <w:p>
-      <w:pPr>
-        <w:pStyle w:val="Heading3"/>
+      </w:pPr>
+      <w:bookmarkStart w:id="15" w:name="_Toc41400391"/>
+      <w:r>
         <w:rPr>
           <w:lang w:val="en-US"/>
         </w:rPr>
-      </w:pPr>
-      <w:bookmarkStart w:id="14" w:name="_Toc41400390"/>
-      <w:r>
+        <w:lastRenderedPageBreak/>
+        <w:t>Storyboard</w:t>
+      </w:r>
+      <w:bookmarkEnd w:id="15"/>
+    </w:p>
+    <w:p>
+      <w:pPr>
         <w:rPr>
           <w:lang w:val="en-US"/>
         </w:rPr>
-        <w:t>Flowchart</w:t>
-      </w:r>
-      <w:bookmarkEnd w:id="14"/>
-    </w:p>
-    <w:p>
-      <w:pPr>
-        <w:pStyle w:val="Heading3"/>
+      </w:pPr>
+      <w:r>
         <w:rPr>
           <w:lang w:val="en-US"/>
         </w:rPr>
-      </w:pPr>
-      <w:bookmarkStart w:id="15" w:name="_Toc41400391"/>
-      <w:r>
-        <w:rPr>
-          <w:lang w:val="en-US"/>
-        </w:rPr>
-        <w:t>Storyboard</w:t>
-      </w:r>
-      <w:bookmarkEnd w:id="15"/>
-    </w:p>
-    <w:p>
-      <w:pPr>
-        <w:rPr>
-          <w:lang w:val="en-US"/>
-        </w:rPr>
-      </w:pPr>
-      <w:r>
-        <w:rPr>
-          <w:lang w:val="en-US"/>
-        </w:rPr>
         <w:br w:type="page"/>
       </w:r>
     </w:p>
     <w:p>
       <w:pPr>
-        <w:pStyle w:val="Heading1"/>
+        <w:pStyle w:val="Titolo1"/>
         <w:rPr>
           <w:lang w:val="en-US"/>
         </w:rPr>
@@ -7360,7 +7915,7 @@
     </w:p>
     <w:p>
       <w:pPr>
-        <w:pStyle w:val="Heading2"/>
+        <w:pStyle w:val="Titolo2"/>
         <w:rPr>
           <w:lang w:val="en-US"/>
         </w:rPr>
@@ -7375,57 +7930,197 @@
       <w:bookmarkEnd w:id="17"/>
     </w:p>
     <w:p>
-      <w:r>
-        <w:t>Test effettuato dal gruppo di sviluppo</w:t>
-      </w:r>
-    </w:p>
-    <w:p>
-      <w:pPr>
-        <w:pStyle w:val="Heading3"/>
+      <w:pPr>
+        <w:rPr>
+          <w:lang w:val="en-US"/>
+        </w:rPr>
+      </w:pPr>
+      <w:r>
+        <w:rPr>
+          <w:lang w:val="en-US"/>
+        </w:rPr>
+        <w:t xml:space="preserve">Test </w:t>
+      </w:r>
+      <w:proofErr w:type="spellStart"/>
+      <w:r>
+        <w:rPr>
+          <w:lang w:val="en-US"/>
+        </w:rPr>
+        <w:t>effettuato</w:t>
+      </w:r>
+      <w:proofErr w:type="spellEnd"/>
+      <w:r>
+        <w:rPr>
+          <w:lang w:val="en-US"/>
+        </w:rPr>
+        <w:t xml:space="preserve"> dal </w:t>
+      </w:r>
+      <w:proofErr w:type="spellStart"/>
+      <w:r>
+        <w:rPr>
+          <w:lang w:val="en-US"/>
+        </w:rPr>
+        <w:t>gruppo</w:t>
+      </w:r>
+      <w:proofErr w:type="spellEnd"/>
+      <w:r>
+        <w:rPr>
+          <w:lang w:val="en-US"/>
+        </w:rPr>
+        <w:t xml:space="preserve"> di </w:t>
+      </w:r>
+      <w:proofErr w:type="spellStart"/>
+      <w:r>
+        <w:rPr>
+          <w:lang w:val="en-US"/>
+        </w:rPr>
+        <w:t>sviluppo</w:t>
+      </w:r>
+      <w:proofErr w:type="spellEnd"/>
+    </w:p>
+    <w:p>
+      <w:pPr>
+        <w:pStyle w:val="Titolo3"/>
+        <w:rPr>
+          <w:lang w:val="en-US"/>
+        </w:rPr>
       </w:pPr>
       <w:bookmarkStart w:id="18" w:name="_Toc41400394"/>
       <w:r>
-        <w:t>Test funzionale</w:t>
+        <w:rPr>
+          <w:lang w:val="en-US"/>
+        </w:rPr>
+        <w:t xml:space="preserve">Test </w:t>
+      </w:r>
+      <w:proofErr w:type="spellStart"/>
+      <w:r>
+        <w:rPr>
+          <w:lang w:val="en-US"/>
+        </w:rPr>
+        <w:t>funzionale</w:t>
       </w:r>
       <w:bookmarkEnd w:id="18"/>
-    </w:p>
-    <w:p>
-      <w:pPr>
-        <w:pStyle w:val="Heading3"/>
+      <w:proofErr w:type="spellEnd"/>
+    </w:p>
+    <w:p>
+      <w:pPr>
+        <w:pStyle w:val="Titolo3"/>
+        <w:rPr>
+          <w:lang w:val="en-US"/>
+        </w:rPr>
       </w:pPr>
       <w:bookmarkStart w:id="19" w:name="_Toc41400395"/>
       <w:r>
-        <w:t>Test strutturale</w:t>
+        <w:rPr>
+          <w:lang w:val="en-US"/>
+        </w:rPr>
+        <w:t xml:space="preserve">Test </w:t>
+      </w:r>
+      <w:proofErr w:type="spellStart"/>
+      <w:r>
+        <w:rPr>
+          <w:lang w:val="en-US"/>
+        </w:rPr>
+        <w:t>strutturale</w:t>
       </w:r>
       <w:bookmarkEnd w:id="19"/>
-    </w:p>
-    <w:p/>
-    <w:p>
-      <w:pPr>
-        <w:pStyle w:val="Heading2"/>
+      <w:proofErr w:type="spellEnd"/>
+    </w:p>
+    <w:p>
+      <w:pPr>
+        <w:rPr>
+          <w:lang w:val="en-US"/>
+        </w:rPr>
+      </w:pPr>
+    </w:p>
+    <w:p>
+      <w:pPr>
+        <w:pStyle w:val="Titolo2"/>
+        <w:rPr>
+          <w:lang w:val="en-US"/>
+        </w:rPr>
       </w:pPr>
       <w:bookmarkStart w:id="20" w:name="_Toc41400396"/>
       <w:r>
+        <w:rPr>
+          <w:lang w:val="en-US"/>
+        </w:rPr>
         <w:t>Beta test</w:t>
       </w:r>
       <w:bookmarkEnd w:id="20"/>
     </w:p>
     <w:p>
-      <w:r>
-        <w:t>Test con gli utenti</w:t>
-      </w:r>
-    </w:p>
-    <w:p/>
-    <w:p/>
-    <w:p/>
-    <w:p>
-      <w:r>
+      <w:pPr>
+        <w:rPr>
+          <w:lang w:val="en-US"/>
+        </w:rPr>
+      </w:pPr>
+      <w:r>
+        <w:rPr>
+          <w:lang w:val="en-US"/>
+        </w:rPr>
+        <w:t xml:space="preserve">Test con </w:t>
+      </w:r>
+      <w:proofErr w:type="spellStart"/>
+      <w:r>
+        <w:rPr>
+          <w:lang w:val="en-US"/>
+        </w:rPr>
+        <w:t>gli</w:t>
+      </w:r>
+      <w:proofErr w:type="spellEnd"/>
+      <w:r>
+        <w:rPr>
+          <w:lang w:val="en-US"/>
+        </w:rPr>
+        <w:t xml:space="preserve"> </w:t>
+      </w:r>
+      <w:proofErr w:type="spellStart"/>
+      <w:r>
+        <w:rPr>
+          <w:lang w:val="en-US"/>
+        </w:rPr>
+        <w:t>utenti</w:t>
+      </w:r>
+      <w:proofErr w:type="spellEnd"/>
+    </w:p>
+    <w:p>
+      <w:pPr>
+        <w:rPr>
+          <w:lang w:val="en-US"/>
+        </w:rPr>
+      </w:pPr>
+    </w:p>
+    <w:p>
+      <w:pPr>
+        <w:rPr>
+          <w:lang w:val="en-US"/>
+        </w:rPr>
+      </w:pPr>
+    </w:p>
+    <w:p>
+      <w:pPr>
+        <w:rPr>
+          <w:lang w:val="en-US"/>
+        </w:rPr>
+      </w:pPr>
+    </w:p>
+    <w:p>
+      <w:pPr>
+        <w:rPr>
+          <w:lang w:val="en-US"/>
+        </w:rPr>
+      </w:pPr>
+      <w:r>
+        <w:rPr>
+          <w:lang w:val="en-US"/>
+        </w:rPr>
         <w:br w:type="page"/>
       </w:r>
     </w:p>
     <w:p>
       <w:pPr>
-        <w:pStyle w:val="Heading1"/>
+        <w:pStyle w:val="Titolo1"/>
       </w:pPr>
       <w:r>
         <w:lastRenderedPageBreak/>
@@ -7434,7 +8129,7 @@
     </w:p>
     <w:p>
       <w:pPr>
-        <w:pStyle w:val="Heading2"/>
+        <w:pStyle w:val="Titolo2"/>
       </w:pPr>
       <w:r>
         <w:t>Questionario SUS (System Usability Scale)</w:t>
@@ -12192,14 +12887,14 @@
     <w:p/>
     <w:p>
       <w:pPr>
-        <w:pStyle w:val="Heading2"/>
+        <w:pStyle w:val="Titolo2"/>
       </w:pPr>
     </w:p>
     <w:p/>
     <w:sectPr>
-      <w:headerReference w:type="default" r:id="rId10"/>
-      <w:footerReference w:type="even" r:id="rId11"/>
-      <w:footerReference w:type="default" r:id="rId12"/>
+      <w:headerReference w:type="default" r:id="rId17"/>
+      <w:footerReference w:type="even" r:id="rId18"/>
+      <w:footerReference w:type="default" r:id="rId19"/>
       <w:pgSz w:w="11900" w:h="16840"/>
       <w:pgMar w:top="2131" w:right="1134" w:bottom="1134" w:left="1134" w:header="708" w:footer="708" w:gutter="0"/>
       <w:cols w:space="708"/>
@@ -12233,7 +12928,7 @@
   <w:sdt>
     <w:sdtPr>
       <w:rPr>
-        <w:rStyle w:val="PageNumber"/>
+        <w:rStyle w:val="Numeropagina"/>
       </w:rPr>
       <w:id w:val="-1710180993"/>
       <w:docPartObj>
@@ -12244,27 +12939,27 @@
     <w:sdtContent>
       <w:p>
         <w:pPr>
-          <w:pStyle w:val="Footer"/>
+          <w:pStyle w:val="Pidipagina"/>
           <w:framePr w:wrap="none" w:vAnchor="text" w:hAnchor="margin" w:xAlign="right" w:y="1"/>
           <w:rPr>
-            <w:rStyle w:val="PageNumber"/>
+            <w:rStyle w:val="Numeropagina"/>
           </w:rPr>
         </w:pPr>
         <w:r>
           <w:rPr>
-            <w:rStyle w:val="PageNumber"/>
+            <w:rStyle w:val="Numeropagina"/>
           </w:rPr>
           <w:fldChar w:fldCharType="begin"/>
         </w:r>
         <w:r>
           <w:rPr>
-            <w:rStyle w:val="PageNumber"/>
+            <w:rStyle w:val="Numeropagina"/>
           </w:rPr>
           <w:instrText xml:space="preserve"> PAGE </w:instrText>
         </w:r>
         <w:r>
           <w:rPr>
-            <w:rStyle w:val="PageNumber"/>
+            <w:rStyle w:val="Numeropagina"/>
           </w:rPr>
           <w:fldChar w:fldCharType="end"/>
         </w:r>
@@ -12273,7 +12968,7 @@
   </w:sdt>
   <w:p>
     <w:pPr>
-      <w:pStyle w:val="Footer"/>
+      <w:pStyle w:val="Pidipagina"/>
       <w:ind w:right="360"/>
     </w:pPr>
   </w:p>
@@ -12285,7 +12980,7 @@
   <w:sdt>
     <w:sdtPr>
       <w:rPr>
-        <w:rStyle w:val="PageNumber"/>
+        <w:rStyle w:val="Numeropagina"/>
       </w:rPr>
       <w:id w:val="1010491907"/>
       <w:docPartObj>
@@ -12296,40 +12991,40 @@
     <w:sdtContent>
       <w:p>
         <w:pPr>
-          <w:pStyle w:val="Footer"/>
+          <w:pStyle w:val="Pidipagina"/>
           <w:framePr w:wrap="none" w:vAnchor="text" w:hAnchor="margin" w:xAlign="right" w:y="1"/>
           <w:rPr>
-            <w:rStyle w:val="PageNumber"/>
+            <w:rStyle w:val="Numeropagina"/>
           </w:rPr>
         </w:pPr>
         <w:r>
           <w:rPr>
-            <w:rStyle w:val="PageNumber"/>
+            <w:rStyle w:val="Numeropagina"/>
           </w:rPr>
           <w:fldChar w:fldCharType="begin"/>
         </w:r>
         <w:r>
           <w:rPr>
-            <w:rStyle w:val="PageNumber"/>
+            <w:rStyle w:val="Numeropagina"/>
           </w:rPr>
           <w:instrText xml:space="preserve"> PAGE </w:instrText>
         </w:r>
         <w:r>
           <w:rPr>
-            <w:rStyle w:val="PageNumber"/>
+            <w:rStyle w:val="Numeropagina"/>
           </w:rPr>
           <w:fldChar w:fldCharType="separate"/>
         </w:r>
         <w:r>
           <w:rPr>
-            <w:rStyle w:val="PageNumber"/>
+            <w:rStyle w:val="Numeropagina"/>
             <w:noProof/>
           </w:rPr>
           <w:t>2</w:t>
         </w:r>
         <w:r>
           <w:rPr>
-            <w:rStyle w:val="PageNumber"/>
+            <w:rStyle w:val="Numeropagina"/>
           </w:rPr>
           <w:fldChar w:fldCharType="end"/>
         </w:r>
@@ -12338,7 +13033,7 @@
   </w:sdt>
   <w:p>
     <w:pPr>
-      <w:pStyle w:val="Footer"/>
+      <w:pStyle w:val="Pidipagina"/>
       <w:ind w:right="360"/>
     </w:pPr>
     <w:r>
@@ -12350,9 +13045,11 @@
     <w:r>
       <w:fldChar w:fldCharType="end"/>
     </w:r>
+    <w:proofErr w:type="spellStart"/>
     <w:r>
       <w:t>BariGo</w:t>
     </w:r>
+    <w:proofErr w:type="spellEnd"/>
     <w:r>
       <w:t xml:space="preserve"> – PPM documentazione </w:t>
     </w:r>
@@ -12383,7 +13080,7 @@
 <w:hdr xmlns:wpc="http://schemas.microsoft.com/office/word/2010/wordprocessingCanvas" xmlns:cx="http://schemas.microsoft.com/office/drawing/2014/chartex" xmlns:cx1="http://schemas.microsoft.com/office/drawing/2015/9/8/chartex" xmlns:cx2="http://schemas.microsoft.com/office/drawing/2015/10/21/chartex" xmlns:cx3="http://schemas.microsoft.com/office/drawing/2016/5/9/chartex" xmlns:cx4="http://schemas.microsoft.com/office/drawing/2016/5/10/chartex" xmlns:cx5="http://schemas.microsoft.com/office/drawing/2016/5/11/chartex" xmlns:cx6="http://schemas.microsoft.com/office/drawing/2016/5/12/chartex" xmlns:cx7="http://schemas.microsoft.com/office/drawing/2016/5/13/chartex" xmlns:cx8="http://schemas.microsoft.com/office/drawing/2016/5/14/chartex" xmlns:mc="http://schemas.openxmlformats.org/markup-compatibility/2006" xmlns:aink="http://schemas.microsoft.com/office/drawing/2016/ink" xmlns:am3d="http://schemas.microsoft.com/office/drawing/2017/model3d" xmlns:o="urn:schemas-microsoft-com:office:office" xmlns:oel="http://schemas.microsoft.com/office/2019/extlst" xmlns:r="http://schemas.openxmlformats.org/officeDocument/2006/relationships" xmlns:m="http://schemas.openxmlformats.org/officeDocument/2006/math" xmlns:v="urn:schemas-microsoft-com:vml" xmlns:wp14="http://schemas.microsoft.com/office/word/2010/wordprocessingDrawing" xmlns:wp="http://schemas.openxmlformats.org/drawingml/2006/wordprocessingDrawing" xmlns:w10="urn:schemas-microsoft-com:office:word" xmlns:w="http://schemas.openxmlformats.org/wordprocessingml/2006/main" xmlns:w14="http://schemas.microsoft.com/office/word/2010/wordml" xmlns:w15="http://schemas.microsoft.com/office/word/2012/wordml" xmlns:w16cex="http://schemas.microsoft.com/office/word/2018/wordml/cex" xmlns:w16cid="http://schemas.microsoft.com/office/word/2016/wordml/cid" xmlns:w16="http://schemas.microsoft.com/office/word/2018/wordml" xmlns:w16du="http://schemas.microsoft.com/office/word/2023/wordml/word16du" xmlns:w16sdtdh="http://schemas.microsoft.com/office/word/2020/wordml/sdtdatahash" xmlns:w16sdtfl="http://schemas.microsoft.com/office/word/2024/wordml/sdtformatlock" xmlns:w16se="http://schemas.microsoft.com/office/word/2015/wordml/symex" xmlns:wpg="http://schemas.microsoft.com/office/word/2010/wordprocessingGroup" xmlns:wpi="http://schemas.microsoft.com/office/word/2010/wordprocessingInk" xmlns:wne="http://schemas.microsoft.com/office/word/2006/wordml" xmlns:wps="http://schemas.microsoft.com/office/word/2010/wordprocessingShape" mc:Ignorable="w14 w15 w16se w16cid w16 w16cex w16sdtdh w16sdtfl w16du wp14">
   <w:p>
     <w:pPr>
-      <w:pStyle w:val="Header"/>
+      <w:pStyle w:val="Intestazione"/>
     </w:pPr>
     <w:r>
       <w:rPr>
@@ -12426,7 +13123,7 @@
                       <w:txbxContent>
                         <w:p>
                           <w:pPr>
-                            <w:pStyle w:val="Header"/>
+                            <w:pStyle w:val="Intestazione"/>
                             <w:jc w:val="right"/>
                             <w:rPr>
                               <w:rFonts w:ascii="Garamond" w:hAnsi="Garamond"/>
@@ -12441,7 +13138,7 @@
                         </w:p>
                         <w:p>
                           <w:pPr>
-                            <w:pStyle w:val="Header"/>
+                            <w:pStyle w:val="Intestazione"/>
                             <w:jc w:val="right"/>
                             <w:rPr>
                               <w:rFonts w:ascii="Garamond" w:hAnsi="Garamond"/>
@@ -12462,7 +13159,7 @@
                         </w:p>
                         <w:p>
                           <w:pPr>
-                            <w:pStyle w:val="Header"/>
+                            <w:pStyle w:val="Intestazione"/>
                             <w:jc w:val="right"/>
                             <w:rPr>
                               <w:rFonts w:ascii="Garamond" w:hAnsi="Garamond"/>
@@ -12513,7 +13210,7 @@
                 <w:txbxContent>
                   <w:p>
                     <w:pPr>
-                      <w:pStyle w:val="Header"/>
+                      <w:pStyle w:val="Intestazione"/>
                       <w:jc w:val="right"/>
                       <w:rPr>
                         <w:rFonts w:ascii="Garamond" w:hAnsi="Garamond"/>
@@ -12528,7 +13225,7 @@
                   </w:p>
                   <w:p>
                     <w:pPr>
-                      <w:pStyle w:val="Header"/>
+                      <w:pStyle w:val="Intestazione"/>
                       <w:jc w:val="right"/>
                       <w:rPr>
                         <w:rFonts w:ascii="Garamond" w:hAnsi="Garamond"/>
@@ -12549,7 +13246,7 @@
                   </w:p>
                   <w:p>
                     <w:pPr>
-                      <w:pStyle w:val="Header"/>
+                      <w:pStyle w:val="Intestazione"/>
                       <w:jc w:val="right"/>
                       <w:rPr>
                         <w:rFonts w:ascii="Garamond" w:hAnsi="Garamond"/>
@@ -13338,6 +14035,119 @@
     </w:lvl>
   </w:abstractNum>
   <w:abstractNum w:abstractNumId="5" w15:restartNumberingAfterBreak="0">
+    <w:nsid w:val="151629A9"/>
+    <w:multiLevelType w:val="hybridMultilevel"/>
+    <w:tmpl w:val="3D98544C"/>
+    <w:lvl w:ilvl="0" w:tplc="08090001">
+      <w:start w:val="1"/>
+      <w:numFmt w:val="bullet"/>
+      <w:lvlText w:val=""/>
+      <w:lvlJc w:val="left"/>
+      <w:pPr>
+        <w:ind w:left="720" w:hanging="360"/>
+      </w:pPr>
+      <w:rPr>
+        <w:rFonts w:ascii="Symbol" w:hAnsi="Symbol" w:hint="default"/>
+      </w:rPr>
+    </w:lvl>
+    <w:lvl w:ilvl="1" w:tplc="08090003" w:tentative="1">
+      <w:start w:val="1"/>
+      <w:numFmt w:val="bullet"/>
+      <w:lvlText w:val="o"/>
+      <w:lvlJc w:val="left"/>
+      <w:pPr>
+        <w:ind w:left="1440" w:hanging="360"/>
+      </w:pPr>
+      <w:rPr>
+        <w:rFonts w:ascii="Courier New" w:hAnsi="Courier New" w:cs="Courier New" w:hint="default"/>
+      </w:rPr>
+    </w:lvl>
+    <w:lvl w:ilvl="2" w:tplc="08090005" w:tentative="1">
+      <w:start w:val="1"/>
+      <w:numFmt w:val="bullet"/>
+      <w:lvlText w:val=""/>
+      <w:lvlJc w:val="left"/>
+      <w:pPr>
+        <w:ind w:left="2160" w:hanging="360"/>
+      </w:pPr>
+      <w:rPr>
+        <w:rFonts w:ascii="Wingdings" w:hAnsi="Wingdings" w:hint="default"/>
+      </w:rPr>
+    </w:lvl>
+    <w:lvl w:ilvl="3" w:tplc="08090001" w:tentative="1">
+      <w:start w:val="1"/>
+      <w:numFmt w:val="bullet"/>
+      <w:lvlText w:val=""/>
+      <w:lvlJc w:val="left"/>
+      <w:pPr>
+        <w:ind w:left="2880" w:hanging="360"/>
+      </w:pPr>
+      <w:rPr>
+        <w:rFonts w:ascii="Symbol" w:hAnsi="Symbol" w:hint="default"/>
+      </w:rPr>
+    </w:lvl>
+    <w:lvl w:ilvl="4" w:tplc="08090003" w:tentative="1">
+      <w:start w:val="1"/>
+      <w:numFmt w:val="bullet"/>
+      <w:lvlText w:val="o"/>
+      <w:lvlJc w:val="left"/>
+      <w:pPr>
+        <w:ind w:left="3600" w:hanging="360"/>
+      </w:pPr>
+      <w:rPr>
+        <w:rFonts w:ascii="Courier New" w:hAnsi="Courier New" w:cs="Courier New" w:hint="default"/>
+      </w:rPr>
+    </w:lvl>
+    <w:lvl w:ilvl="5" w:tplc="08090005" w:tentative="1">
+      <w:start w:val="1"/>
+      <w:numFmt w:val="bullet"/>
+      <w:lvlText w:val=""/>
+      <w:lvlJc w:val="left"/>
+      <w:pPr>
+        <w:ind w:left="4320" w:hanging="360"/>
+      </w:pPr>
+      <w:rPr>
+        <w:rFonts w:ascii="Wingdings" w:hAnsi="Wingdings" w:hint="default"/>
+      </w:rPr>
+    </w:lvl>
+    <w:lvl w:ilvl="6" w:tplc="08090001" w:tentative="1">
+      <w:start w:val="1"/>
+      <w:numFmt w:val="bullet"/>
+      <w:lvlText w:val=""/>
+      <w:lvlJc w:val="left"/>
+      <w:pPr>
+        <w:ind w:left="5040" w:hanging="360"/>
+      </w:pPr>
+      <w:rPr>
+        <w:rFonts w:ascii="Symbol" w:hAnsi="Symbol" w:hint="default"/>
+      </w:rPr>
+    </w:lvl>
+    <w:lvl w:ilvl="7" w:tplc="08090003" w:tentative="1">
+      <w:start w:val="1"/>
+      <w:numFmt w:val="bullet"/>
+      <w:lvlText w:val="o"/>
+      <w:lvlJc w:val="left"/>
+      <w:pPr>
+        <w:ind w:left="5760" w:hanging="360"/>
+      </w:pPr>
+      <w:rPr>
+        <w:rFonts w:ascii="Courier New" w:hAnsi="Courier New" w:cs="Courier New" w:hint="default"/>
+      </w:rPr>
+    </w:lvl>
+    <w:lvl w:ilvl="8" w:tplc="08090005" w:tentative="1">
+      <w:start w:val="1"/>
+      <w:numFmt w:val="bullet"/>
+      <w:lvlText w:val=""/>
+      <w:lvlJc w:val="left"/>
+      <w:pPr>
+        <w:ind w:left="6480" w:hanging="360"/>
+      </w:pPr>
+      <w:rPr>
+        <w:rFonts w:ascii="Wingdings" w:hAnsi="Wingdings" w:hint="default"/>
+      </w:rPr>
+    </w:lvl>
+  </w:abstractNum>
+  <w:abstractNum w:abstractNumId="6" w15:restartNumberingAfterBreak="0">
     <w:nsid w:val="1DB02C46"/>
     <w:multiLevelType w:val="multilevel"/>
     <w:tmpl w:val="4CDE6C50"/>
@@ -13486,7 +14296,7 @@
       </w:rPr>
     </w:lvl>
   </w:abstractNum>
-  <w:abstractNum w:abstractNumId="6" w15:restartNumberingAfterBreak="0">
+  <w:abstractNum w:abstractNumId="7" w15:restartNumberingAfterBreak="0">
     <w:nsid w:val="1E56776B"/>
     <w:multiLevelType w:val="hybridMultilevel"/>
     <w:tmpl w:val="176E29CA"/>
@@ -13599,7 +14409,7 @@
       </w:rPr>
     </w:lvl>
   </w:abstractNum>
-  <w:abstractNum w:abstractNumId="7" w15:restartNumberingAfterBreak="0">
+  <w:abstractNum w:abstractNumId="8" w15:restartNumberingAfterBreak="0">
     <w:nsid w:val="1F7D4069"/>
     <w:multiLevelType w:val="multilevel"/>
     <w:tmpl w:val="A1AA9F92"/>
@@ -13748,7 +14558,7 @@
       </w:rPr>
     </w:lvl>
   </w:abstractNum>
-  <w:abstractNum w:abstractNumId="8" w15:restartNumberingAfterBreak="0">
+  <w:abstractNum w:abstractNumId="9" w15:restartNumberingAfterBreak="0">
     <w:nsid w:val="21520C42"/>
     <w:multiLevelType w:val="multilevel"/>
     <w:tmpl w:val="DDD49B2E"/>
@@ -13897,7 +14707,7 @@
       </w:rPr>
     </w:lvl>
   </w:abstractNum>
-  <w:abstractNum w:abstractNumId="9" w15:restartNumberingAfterBreak="0">
+  <w:abstractNum w:abstractNumId="10" w15:restartNumberingAfterBreak="0">
     <w:nsid w:val="220D794F"/>
     <w:multiLevelType w:val="multilevel"/>
     <w:tmpl w:val="5A56145A"/>
@@ -14046,7 +14856,7 @@
       </w:rPr>
     </w:lvl>
   </w:abstractNum>
-  <w:abstractNum w:abstractNumId="10" w15:restartNumberingAfterBreak="0">
+  <w:abstractNum w:abstractNumId="11" w15:restartNumberingAfterBreak="0">
     <w:nsid w:val="25E21224"/>
     <w:multiLevelType w:val="multilevel"/>
     <w:tmpl w:val="5BB6A752"/>
@@ -14195,7 +15005,7 @@
       </w:rPr>
     </w:lvl>
   </w:abstractNum>
-  <w:abstractNum w:abstractNumId="11" w15:restartNumberingAfterBreak="0">
+  <w:abstractNum w:abstractNumId="12" w15:restartNumberingAfterBreak="0">
     <w:nsid w:val="29710465"/>
     <w:multiLevelType w:val="multilevel"/>
     <w:tmpl w:val="9FD2CFC0"/>
@@ -14344,7 +15154,7 @@
       </w:rPr>
     </w:lvl>
   </w:abstractNum>
-  <w:abstractNum w:abstractNumId="12" w15:restartNumberingAfterBreak="0">
+  <w:abstractNum w:abstractNumId="13" w15:restartNumberingAfterBreak="0">
     <w:nsid w:val="2DF9538D"/>
     <w:multiLevelType w:val="multilevel"/>
     <w:tmpl w:val="3AF40AB2"/>
@@ -14493,7 +15303,7 @@
       </w:rPr>
     </w:lvl>
   </w:abstractNum>
-  <w:abstractNum w:abstractNumId="13" w15:restartNumberingAfterBreak="0">
+  <w:abstractNum w:abstractNumId="14" w15:restartNumberingAfterBreak="0">
     <w:nsid w:val="33BA2E93"/>
     <w:multiLevelType w:val="multilevel"/>
     <w:tmpl w:val="D99CBDB4"/>
@@ -14642,7 +15452,7 @@
       </w:rPr>
     </w:lvl>
   </w:abstractNum>
-  <w:abstractNum w:abstractNumId="14" w15:restartNumberingAfterBreak="0">
+  <w:abstractNum w:abstractNumId="15" w15:restartNumberingAfterBreak="0">
     <w:nsid w:val="3C640261"/>
     <w:multiLevelType w:val="multilevel"/>
     <w:tmpl w:val="D2963D40"/>
@@ -14791,7 +15601,7 @@
       </w:rPr>
     </w:lvl>
   </w:abstractNum>
-  <w:abstractNum w:abstractNumId="15" w15:restartNumberingAfterBreak="0">
+  <w:abstractNum w:abstractNumId="16" w15:restartNumberingAfterBreak="0">
     <w:nsid w:val="418B2753"/>
     <w:multiLevelType w:val="multilevel"/>
     <w:tmpl w:val="A3E03B3E"/>
@@ -14940,7 +15750,7 @@
       </w:rPr>
     </w:lvl>
   </w:abstractNum>
-  <w:abstractNum w:abstractNumId="16" w15:restartNumberingAfterBreak="0">
+  <w:abstractNum w:abstractNumId="17" w15:restartNumberingAfterBreak="0">
     <w:nsid w:val="550323FA"/>
     <w:multiLevelType w:val="multilevel"/>
     <w:tmpl w:val="D66A36EA"/>
@@ -15089,7 +15899,7 @@
       </w:rPr>
     </w:lvl>
   </w:abstractNum>
-  <w:abstractNum w:abstractNumId="17" w15:restartNumberingAfterBreak="0">
+  <w:abstractNum w:abstractNumId="18" w15:restartNumberingAfterBreak="0">
     <w:nsid w:val="569152B3"/>
     <w:multiLevelType w:val="multilevel"/>
     <w:tmpl w:val="CA36018A"/>
@@ -15238,7 +16048,7 @@
       </w:rPr>
     </w:lvl>
   </w:abstractNum>
-  <w:abstractNum w:abstractNumId="18" w15:restartNumberingAfterBreak="0">
+  <w:abstractNum w:abstractNumId="19" w15:restartNumberingAfterBreak="0">
     <w:nsid w:val="56C47014"/>
     <w:multiLevelType w:val="multilevel"/>
     <w:tmpl w:val="F410D10E"/>
@@ -15387,7 +16197,7 @@
       </w:rPr>
     </w:lvl>
   </w:abstractNum>
-  <w:abstractNum w:abstractNumId="19" w15:restartNumberingAfterBreak="0">
+  <w:abstractNum w:abstractNumId="20" w15:restartNumberingAfterBreak="0">
     <w:nsid w:val="57407E6F"/>
     <w:multiLevelType w:val="multilevel"/>
     <w:tmpl w:val="6EE85614"/>
@@ -15536,7 +16346,7 @@
       </w:rPr>
     </w:lvl>
   </w:abstractNum>
-  <w:abstractNum w:abstractNumId="20" w15:restartNumberingAfterBreak="0">
+  <w:abstractNum w:abstractNumId="21" w15:restartNumberingAfterBreak="0">
     <w:nsid w:val="5A750A7A"/>
     <w:multiLevelType w:val="multilevel"/>
     <w:tmpl w:val="52E0AF26"/>
@@ -15685,7 +16495,7 @@
       </w:rPr>
     </w:lvl>
   </w:abstractNum>
-  <w:abstractNum w:abstractNumId="21" w15:restartNumberingAfterBreak="0">
+  <w:abstractNum w:abstractNumId="22" w15:restartNumberingAfterBreak="0">
     <w:nsid w:val="64554E97"/>
     <w:multiLevelType w:val="multilevel"/>
     <w:tmpl w:val="9AA41674"/>
@@ -15834,7 +16644,7 @@
       </w:rPr>
     </w:lvl>
   </w:abstractNum>
-  <w:abstractNum w:abstractNumId="22" w15:restartNumberingAfterBreak="0">
+  <w:abstractNum w:abstractNumId="23" w15:restartNumberingAfterBreak="0">
     <w:nsid w:val="6CFC5A1A"/>
     <w:multiLevelType w:val="multilevel"/>
     <w:tmpl w:val="E0CEE3F6"/>
@@ -15983,7 +16793,7 @@
       </w:rPr>
     </w:lvl>
   </w:abstractNum>
-  <w:abstractNum w:abstractNumId="23" w15:restartNumberingAfterBreak="0">
+  <w:abstractNum w:abstractNumId="24" w15:restartNumberingAfterBreak="0">
     <w:nsid w:val="6D2D267F"/>
     <w:multiLevelType w:val="multilevel"/>
     <w:tmpl w:val="FDD43278"/>
@@ -16132,7 +16942,7 @@
       </w:rPr>
     </w:lvl>
   </w:abstractNum>
-  <w:abstractNum w:abstractNumId="24" w15:restartNumberingAfterBreak="0">
+  <w:abstractNum w:abstractNumId="25" w15:restartNumberingAfterBreak="0">
     <w:nsid w:val="6E311087"/>
     <w:multiLevelType w:val="multilevel"/>
     <w:tmpl w:val="9482EC5E"/>
@@ -16281,7 +17091,7 @@
       </w:rPr>
     </w:lvl>
   </w:abstractNum>
-  <w:abstractNum w:abstractNumId="25" w15:restartNumberingAfterBreak="0">
+  <w:abstractNum w:abstractNumId="26" w15:restartNumberingAfterBreak="0">
     <w:nsid w:val="77D279F2"/>
     <w:multiLevelType w:val="multilevel"/>
     <w:tmpl w:val="1B1C4968"/>
@@ -16434,52 +17244,52 @@
     <w:abstractNumId w:val="0"/>
   </w:num>
   <w:num w:numId="2" w16cid:durableId="1262689912">
-    <w:abstractNumId w:val="6"/>
+    <w:abstractNumId w:val="7"/>
   </w:num>
   <w:num w:numId="3" w16cid:durableId="1301419329">
     <w:abstractNumId w:val="1"/>
   </w:num>
   <w:num w:numId="4" w16cid:durableId="1683707063">
+    <w:abstractNumId w:val="9"/>
+  </w:num>
+  <w:num w:numId="5" w16cid:durableId="1190417051">
+    <w:abstractNumId w:val="19"/>
+  </w:num>
+  <w:num w:numId="6" w16cid:durableId="460541887">
+    <w:abstractNumId w:val="16"/>
+  </w:num>
+  <w:num w:numId="7" w16cid:durableId="1342775051">
+    <w:abstractNumId w:val="11"/>
+  </w:num>
+  <w:num w:numId="8" w16cid:durableId="1296375614">
+    <w:abstractNumId w:val="13"/>
+  </w:num>
+  <w:num w:numId="9" w16cid:durableId="611059763">
+    <w:abstractNumId w:val="18"/>
+  </w:num>
+  <w:num w:numId="10" w16cid:durableId="688028770">
+    <w:abstractNumId w:val="14"/>
+  </w:num>
+  <w:num w:numId="11" w16cid:durableId="6102126">
+    <w:abstractNumId w:val="23"/>
+  </w:num>
+  <w:num w:numId="12" w16cid:durableId="1119108405">
+    <w:abstractNumId w:val="12"/>
+  </w:num>
+  <w:num w:numId="13" w16cid:durableId="899638478">
+    <w:abstractNumId w:val="24"/>
+  </w:num>
+  <w:num w:numId="14" w16cid:durableId="1726370354">
+    <w:abstractNumId w:val="21"/>
+  </w:num>
+  <w:num w:numId="15" w16cid:durableId="629357910">
     <w:abstractNumId w:val="8"/>
   </w:num>
-  <w:num w:numId="5" w16cid:durableId="1190417051">
-    <w:abstractNumId w:val="18"/>
-  </w:num>
-  <w:num w:numId="6" w16cid:durableId="460541887">
-    <w:abstractNumId w:val="15"/>
-  </w:num>
-  <w:num w:numId="7" w16cid:durableId="1342775051">
-    <w:abstractNumId w:val="10"/>
-  </w:num>
-  <w:num w:numId="8" w16cid:durableId="1296375614">
-    <w:abstractNumId w:val="12"/>
-  </w:num>
-  <w:num w:numId="9" w16cid:durableId="611059763">
-    <w:abstractNumId w:val="17"/>
-  </w:num>
-  <w:num w:numId="10" w16cid:durableId="688028770">
-    <w:abstractNumId w:val="13"/>
-  </w:num>
-  <w:num w:numId="11" w16cid:durableId="6102126">
-    <w:abstractNumId w:val="22"/>
-  </w:num>
-  <w:num w:numId="12" w16cid:durableId="1119108405">
-    <w:abstractNumId w:val="11"/>
-  </w:num>
-  <w:num w:numId="13" w16cid:durableId="899638478">
-    <w:abstractNumId w:val="23"/>
-  </w:num>
-  <w:num w:numId="14" w16cid:durableId="1726370354">
+  <w:num w:numId="16" w16cid:durableId="1679388242">
     <w:abstractNumId w:val="20"/>
   </w:num>
-  <w:num w:numId="15" w16cid:durableId="629357910">
-    <w:abstractNumId w:val="7"/>
-  </w:num>
-  <w:num w:numId="16" w16cid:durableId="1679388242">
-    <w:abstractNumId w:val="19"/>
-  </w:num>
   <w:num w:numId="17" w16cid:durableId="1665232446">
-    <w:abstractNumId w:val="5"/>
+    <w:abstractNumId w:val="6"/>
   </w:num>
   <w:num w:numId="18" w16cid:durableId="849176909">
     <w:abstractNumId w:val="4"/>
@@ -16491,22 +17301,25 @@
     <w:abstractNumId w:val="2"/>
   </w:num>
   <w:num w:numId="21" w16cid:durableId="1229531030">
+    <w:abstractNumId w:val="26"/>
+  </w:num>
+  <w:num w:numId="22" w16cid:durableId="142897802">
+    <w:abstractNumId w:val="17"/>
+  </w:num>
+  <w:num w:numId="23" w16cid:durableId="967780800">
     <w:abstractNumId w:val="25"/>
   </w:num>
-  <w:num w:numId="22" w16cid:durableId="142897802">
-    <w:abstractNumId w:val="16"/>
-  </w:num>
-  <w:num w:numId="23" w16cid:durableId="967780800">
-    <w:abstractNumId w:val="24"/>
-  </w:num>
   <w:num w:numId="24" w16cid:durableId="1779643519">
-    <w:abstractNumId w:val="21"/>
+    <w:abstractNumId w:val="22"/>
   </w:num>
   <w:num w:numId="25" w16cid:durableId="472218085">
-    <w:abstractNumId w:val="14"/>
+    <w:abstractNumId w:val="15"/>
   </w:num>
   <w:num w:numId="26" w16cid:durableId="295137311">
-    <w:abstractNumId w:val="9"/>
+    <w:abstractNumId w:val="10"/>
+  </w:num>
+  <w:num w:numId="27" w16cid:durableId="1395470546">
+    <w:abstractNumId w:val="5"/>
   </w:num>
   <w:numIdMacAtCleanup w:val="19"/>
 </w:numbering>
@@ -16903,7 +17716,7 @@
     <w:lsdException w:name="Unresolved Mention" w:semiHidden="1" w:unhideWhenUsed="1"/>
     <w:lsdException w:name="Smart Link" w:semiHidden="1" w:unhideWhenUsed="1"/>
   </w:latentStyles>
-  <w:style w:type="paragraph" w:default="1" w:styleId="Normal">
+  <w:style w:type="paragraph" w:default="1" w:styleId="Normale">
     <w:name w:val="Normal"/>
     <w:qFormat/>
     <w:rsid w:val="009B05D1"/>
@@ -16911,11 +17724,11 @@
       <w:rFonts w:ascii="Avenir Book" w:hAnsi="Avenir Book"/>
     </w:rPr>
   </w:style>
-  <w:style w:type="paragraph" w:styleId="Heading1">
+  <w:style w:type="paragraph" w:styleId="Titolo1">
     <w:name w:val="heading 1"/>
-    <w:basedOn w:val="Normal"/>
-    <w:next w:val="Normal"/>
-    <w:link w:val="Heading1Char"/>
+    <w:basedOn w:val="Normale"/>
+    <w:next w:val="Normale"/>
+    <w:link w:val="Titolo1Carattere"/>
     <w:uiPriority w:val="9"/>
     <w:qFormat/>
     <w:rsid w:val="00995791"/>
@@ -16933,11 +17746,11 @@
       <w:szCs w:val="32"/>
     </w:rPr>
   </w:style>
-  <w:style w:type="paragraph" w:styleId="Heading2">
+  <w:style w:type="paragraph" w:styleId="Titolo2">
     <w:name w:val="heading 2"/>
-    <w:basedOn w:val="Normal"/>
-    <w:next w:val="Normal"/>
-    <w:link w:val="Heading2Char"/>
+    <w:basedOn w:val="Normale"/>
+    <w:next w:val="Normale"/>
+    <w:link w:val="Titolo2Carattere"/>
     <w:uiPriority w:val="9"/>
     <w:unhideWhenUsed/>
     <w:qFormat/>
@@ -16955,11 +17768,11 @@
       <w:szCs w:val="26"/>
     </w:rPr>
   </w:style>
-  <w:style w:type="paragraph" w:styleId="Heading3">
+  <w:style w:type="paragraph" w:styleId="Titolo3">
     <w:name w:val="heading 3"/>
-    <w:basedOn w:val="Heading2"/>
-    <w:next w:val="Normal"/>
-    <w:link w:val="Heading3Char"/>
+    <w:basedOn w:val="Titolo2"/>
+    <w:next w:val="Normale"/>
+    <w:link w:val="Titolo3Carattere"/>
     <w:uiPriority w:val="9"/>
     <w:unhideWhenUsed/>
     <w:qFormat/>
@@ -16974,11 +17787,11 @@
       <w:szCs w:val="24"/>
     </w:rPr>
   </w:style>
-  <w:style w:type="paragraph" w:styleId="Heading4">
+  <w:style w:type="paragraph" w:styleId="Titolo4">
     <w:name w:val="heading 4"/>
-    <w:basedOn w:val="Normal"/>
-    <w:next w:val="Normal"/>
-    <w:link w:val="Heading4Char"/>
+    <w:basedOn w:val="Normale"/>
+    <w:next w:val="Normale"/>
+    <w:link w:val="Titolo4Carattere"/>
     <w:uiPriority w:val="9"/>
     <w:unhideWhenUsed/>
     <w:qFormat/>
@@ -16996,12 +17809,13 @@
       <w:color w:val="2F5496" w:themeColor="accent1" w:themeShade="BF"/>
     </w:rPr>
   </w:style>
-  <w:style w:type="character" w:default="1" w:styleId="DefaultParagraphFont">
+  <w:style w:type="character" w:default="1" w:styleId="Carpredefinitoparagrafo">
     <w:name w:val="Default Paragraph Font"/>
     <w:uiPriority w:val="1"/>
+    <w:semiHidden/>
     <w:unhideWhenUsed/>
   </w:style>
-  <w:style w:type="table" w:default="1" w:styleId="TableNormal">
+  <w:style w:type="table" w:default="1" w:styleId="Tabellanormale">
     <w:name w:val="Normal Table"/>
     <w:uiPriority w:val="99"/>
     <w:semiHidden/>
@@ -17016,17 +17830,17 @@
       </w:tblCellMar>
     </w:tblPr>
   </w:style>
-  <w:style w:type="numbering" w:default="1" w:styleId="NoList">
+  <w:style w:type="numbering" w:default="1" w:styleId="Nessunelenco">
     <w:name w:val="No List"/>
     <w:uiPriority w:val="99"/>
     <w:semiHidden/>
     <w:unhideWhenUsed/>
   </w:style>
-  <w:style w:type="paragraph" w:styleId="Title">
+  <w:style w:type="paragraph" w:styleId="Titolo">
     <w:name w:val="Title"/>
-    <w:basedOn w:val="Normal"/>
-    <w:next w:val="Normal"/>
-    <w:link w:val="TitleChar"/>
+    <w:basedOn w:val="Normale"/>
+    <w:next w:val="Normale"/>
+    <w:link w:val="TitoloCarattere"/>
     <w:uiPriority w:val="10"/>
     <w:qFormat/>
     <w:rsid w:val="00702558"/>
@@ -17045,10 +17859,10 @@
       <w:szCs w:val="56"/>
     </w:rPr>
   </w:style>
-  <w:style w:type="character" w:customStyle="1" w:styleId="TitleChar">
-    <w:name w:val="Title Char"/>
-    <w:basedOn w:val="DefaultParagraphFont"/>
-    <w:link w:val="Title"/>
+  <w:style w:type="character" w:customStyle="1" w:styleId="TitoloCarattere">
+    <w:name w:val="Titolo Carattere"/>
+    <w:basedOn w:val="Carpredefinitoparagrafo"/>
+    <w:link w:val="Titolo"/>
     <w:uiPriority w:val="10"/>
     <w:rsid w:val="00702558"/>
     <w:rPr>
@@ -17060,10 +17874,10 @@
       <w:szCs w:val="56"/>
     </w:rPr>
   </w:style>
-  <w:style w:type="paragraph" w:styleId="Header">
+  <w:style w:type="paragraph" w:styleId="Intestazione">
     <w:name w:val="header"/>
-    <w:basedOn w:val="Normal"/>
-    <w:link w:val="HeaderChar"/>
+    <w:basedOn w:val="Normale"/>
+    <w:link w:val="IntestazioneCarattere"/>
     <w:uiPriority w:val="99"/>
     <w:unhideWhenUsed/>
     <w:rsid w:val="00702558"/>
@@ -17074,17 +17888,17 @@
       </w:tabs>
     </w:pPr>
   </w:style>
-  <w:style w:type="character" w:customStyle="1" w:styleId="HeaderChar">
-    <w:name w:val="Header Char"/>
-    <w:basedOn w:val="DefaultParagraphFont"/>
-    <w:link w:val="Header"/>
+  <w:style w:type="character" w:customStyle="1" w:styleId="IntestazioneCarattere">
+    <w:name w:val="Intestazione Carattere"/>
+    <w:basedOn w:val="Carpredefinitoparagrafo"/>
+    <w:link w:val="Intestazione"/>
     <w:uiPriority w:val="99"/>
     <w:rsid w:val="00702558"/>
   </w:style>
-  <w:style w:type="paragraph" w:styleId="Footer">
+  <w:style w:type="paragraph" w:styleId="Pidipagina">
     <w:name w:val="footer"/>
-    <w:basedOn w:val="Normal"/>
-    <w:link w:val="FooterChar"/>
+    <w:basedOn w:val="Normale"/>
+    <w:link w:val="PidipaginaCarattere"/>
     <w:uiPriority w:val="99"/>
     <w:unhideWhenUsed/>
     <w:rsid w:val="00702558"/>
@@ -17095,16 +17909,16 @@
       </w:tabs>
     </w:pPr>
   </w:style>
-  <w:style w:type="character" w:customStyle="1" w:styleId="FooterChar">
-    <w:name w:val="Footer Char"/>
-    <w:basedOn w:val="DefaultParagraphFont"/>
-    <w:link w:val="Footer"/>
+  <w:style w:type="character" w:customStyle="1" w:styleId="PidipaginaCarattere">
+    <w:name w:val="Piè di pagina Carattere"/>
+    <w:basedOn w:val="Carpredefinitoparagrafo"/>
+    <w:link w:val="Pidipagina"/>
     <w:uiPriority w:val="99"/>
     <w:rsid w:val="00702558"/>
   </w:style>
-  <w:style w:type="character" w:styleId="Strong">
+  <w:style w:type="character" w:styleId="Enfasigrassetto">
     <w:name w:val="Strong"/>
-    <w:basedOn w:val="DefaultParagraphFont"/>
+    <w:basedOn w:val="Carpredefinitoparagrafo"/>
     <w:uiPriority w:val="22"/>
     <w:qFormat/>
     <w:rsid w:val="00702558"/>
@@ -17113,10 +17927,10 @@
       <w:bCs/>
     </w:rPr>
   </w:style>
-  <w:style w:type="character" w:customStyle="1" w:styleId="Heading1Char">
-    <w:name w:val="Heading 1 Char"/>
-    <w:basedOn w:val="DefaultParagraphFont"/>
-    <w:link w:val="Heading1"/>
+  <w:style w:type="character" w:customStyle="1" w:styleId="Titolo1Carattere">
+    <w:name w:val="Titolo 1 Carattere"/>
+    <w:basedOn w:val="Carpredefinitoparagrafo"/>
+    <w:link w:val="Titolo1"/>
     <w:uiPriority w:val="9"/>
     <w:rsid w:val="00995791"/>
     <w:rPr>
@@ -17127,10 +17941,10 @@
       <w:szCs w:val="32"/>
     </w:rPr>
   </w:style>
-  <w:style w:type="character" w:customStyle="1" w:styleId="Heading2Char">
-    <w:name w:val="Heading 2 Char"/>
-    <w:basedOn w:val="DefaultParagraphFont"/>
-    <w:link w:val="Heading2"/>
+  <w:style w:type="character" w:customStyle="1" w:styleId="Titolo2Carattere">
+    <w:name w:val="Titolo 2 Carattere"/>
+    <w:basedOn w:val="Carpredefinitoparagrafo"/>
+    <w:link w:val="Titolo2"/>
     <w:uiPriority w:val="9"/>
     <w:rsid w:val="00995791"/>
     <w:rPr>
@@ -17140,10 +17954,10 @@
       <w:szCs w:val="26"/>
     </w:rPr>
   </w:style>
-  <w:style w:type="paragraph" w:styleId="TOC1">
+  <w:style w:type="paragraph" w:styleId="Sommario1">
     <w:name w:val="toc 1"/>
-    <w:basedOn w:val="Normal"/>
-    <w:next w:val="Normal"/>
+    <w:basedOn w:val="Normale"/>
+    <w:next w:val="Normale"/>
     <w:autoRedefine/>
     <w:uiPriority w:val="39"/>
     <w:unhideWhenUsed/>
@@ -17152,10 +17966,10 @@
       <w:spacing w:after="100"/>
     </w:pPr>
   </w:style>
-  <w:style w:type="paragraph" w:styleId="TOC2">
+  <w:style w:type="paragraph" w:styleId="Sommario2">
     <w:name w:val="toc 2"/>
-    <w:basedOn w:val="Normal"/>
-    <w:next w:val="Normal"/>
+    <w:basedOn w:val="Normale"/>
+    <w:next w:val="Normale"/>
     <w:autoRedefine/>
     <w:uiPriority w:val="39"/>
     <w:unhideWhenUsed/>
@@ -17165,9 +17979,9 @@
       <w:ind w:left="240"/>
     </w:pPr>
   </w:style>
-  <w:style w:type="character" w:styleId="Hyperlink">
+  <w:style w:type="character" w:styleId="Collegamentoipertestuale">
     <w:name w:val="Hyperlink"/>
-    <w:basedOn w:val="DefaultParagraphFont"/>
+    <w:basedOn w:val="Carpredefinitoparagrafo"/>
     <w:uiPriority w:val="99"/>
     <w:unhideWhenUsed/>
     <w:rsid w:val="00EA19EC"/>
@@ -17176,17 +17990,17 @@
       <w:u w:val="single"/>
     </w:rPr>
   </w:style>
-  <w:style w:type="character" w:styleId="PageNumber">
+  <w:style w:type="character" w:styleId="Numeropagina">
     <w:name w:val="page number"/>
-    <w:basedOn w:val="DefaultParagraphFont"/>
+    <w:basedOn w:val="Carpredefinitoparagrafo"/>
     <w:uiPriority w:val="99"/>
     <w:semiHidden/>
     <w:unhideWhenUsed/>
     <w:rsid w:val="0012669A"/>
   </w:style>
-  <w:style w:type="paragraph" w:styleId="ListParagraph">
+  <w:style w:type="paragraph" w:styleId="Paragrafoelenco">
     <w:name w:val="List Paragraph"/>
-    <w:basedOn w:val="Normal"/>
+    <w:basedOn w:val="Normale"/>
     <w:uiPriority w:val="34"/>
     <w:qFormat/>
     <w:rsid w:val="00306314"/>
@@ -17195,10 +18009,10 @@
       <w:contextualSpacing/>
     </w:pPr>
   </w:style>
-  <w:style w:type="character" w:customStyle="1" w:styleId="Heading3Char">
-    <w:name w:val="Heading 3 Char"/>
-    <w:basedOn w:val="DefaultParagraphFont"/>
-    <w:link w:val="Heading3"/>
+  <w:style w:type="character" w:customStyle="1" w:styleId="Titolo3Carattere">
+    <w:name w:val="Titolo 3 Carattere"/>
+    <w:basedOn w:val="Carpredefinitoparagrafo"/>
+    <w:link w:val="Titolo3"/>
     <w:uiPriority w:val="9"/>
     <w:rsid w:val="001C7EF9"/>
     <w:rPr>
@@ -17209,10 +18023,10 @@
       <w:sz w:val="28"/>
     </w:rPr>
   </w:style>
-  <w:style w:type="paragraph" w:styleId="TOC3">
+  <w:style w:type="paragraph" w:styleId="Sommario3">
     <w:name w:val="toc 3"/>
-    <w:basedOn w:val="Normal"/>
-    <w:next w:val="Normal"/>
+    <w:basedOn w:val="Normale"/>
+    <w:next w:val="Normale"/>
     <w:autoRedefine/>
     <w:uiPriority w:val="39"/>
     <w:unhideWhenUsed/>
@@ -17222,10 +18036,10 @@
       <w:ind w:left="480"/>
     </w:pPr>
   </w:style>
-  <w:style w:type="character" w:customStyle="1" w:styleId="Heading4Char">
-    <w:name w:val="Heading 4 Char"/>
-    <w:basedOn w:val="DefaultParagraphFont"/>
-    <w:link w:val="Heading4"/>
+  <w:style w:type="character" w:customStyle="1" w:styleId="Titolo4Carattere">
+    <w:name w:val="Titolo 4 Carattere"/>
+    <w:basedOn w:val="Carpredefinitoparagrafo"/>
+    <w:link w:val="Titolo4"/>
     <w:uiPriority w:val="9"/>
     <w:rsid w:val="00633A51"/>
     <w:rPr>
@@ -17235,9 +18049,9 @@
       <w:color w:val="2F5496" w:themeColor="accent1" w:themeShade="BF"/>
     </w:rPr>
   </w:style>
-  <w:style w:type="paragraph" w:styleId="NormalWeb">
+  <w:style w:type="paragraph" w:styleId="NormaleWeb">
     <w:name w:val="Normal (Web)"/>
-    <w:basedOn w:val="Normal"/>
+    <w:basedOn w:val="Normale"/>
     <w:uiPriority w:val="99"/>
     <w:unhideWhenUsed/>
     <w:rsid w:val="009E3BB8"/>
@@ -17251,72 +18065,72 @@
   </w:style>
   <w:style w:type="character" w:customStyle="1" w:styleId="citation-27">
     <w:name w:val="citation-27"/>
-    <w:basedOn w:val="DefaultParagraphFont"/>
+    <w:basedOn w:val="Carpredefinitoparagrafo"/>
     <w:rsid w:val="002C31AD"/>
   </w:style>
   <w:style w:type="character" w:customStyle="1" w:styleId="citation-26">
     <w:name w:val="citation-26"/>
-    <w:basedOn w:val="DefaultParagraphFont"/>
+    <w:basedOn w:val="Carpredefinitoparagrafo"/>
     <w:rsid w:val="002C31AD"/>
   </w:style>
   <w:style w:type="character" w:customStyle="1" w:styleId="citation-25">
     <w:name w:val="citation-25"/>
-    <w:basedOn w:val="DefaultParagraphFont"/>
+    <w:basedOn w:val="Carpredefinitoparagrafo"/>
     <w:rsid w:val="002C31AD"/>
   </w:style>
   <w:style w:type="character" w:customStyle="1" w:styleId="citation-24">
     <w:name w:val="citation-24"/>
-    <w:basedOn w:val="DefaultParagraphFont"/>
+    <w:basedOn w:val="Carpredefinitoparagrafo"/>
     <w:rsid w:val="002C31AD"/>
   </w:style>
   <w:style w:type="character" w:customStyle="1" w:styleId="citation-23">
     <w:name w:val="citation-23"/>
-    <w:basedOn w:val="DefaultParagraphFont"/>
+    <w:basedOn w:val="Carpredefinitoparagrafo"/>
     <w:rsid w:val="002C31AD"/>
   </w:style>
   <w:style w:type="character" w:customStyle="1" w:styleId="citation-22">
     <w:name w:val="citation-22"/>
-    <w:basedOn w:val="DefaultParagraphFont"/>
+    <w:basedOn w:val="Carpredefinitoparagrafo"/>
     <w:rsid w:val="002C31AD"/>
   </w:style>
   <w:style w:type="character" w:customStyle="1" w:styleId="citation-21">
     <w:name w:val="citation-21"/>
-    <w:basedOn w:val="DefaultParagraphFont"/>
+    <w:basedOn w:val="Carpredefinitoparagrafo"/>
     <w:rsid w:val="002C31AD"/>
   </w:style>
   <w:style w:type="character" w:customStyle="1" w:styleId="citation-20">
     <w:name w:val="citation-20"/>
-    <w:basedOn w:val="DefaultParagraphFont"/>
+    <w:basedOn w:val="Carpredefinitoparagrafo"/>
     <w:rsid w:val="002C31AD"/>
   </w:style>
   <w:style w:type="character" w:customStyle="1" w:styleId="citation-19">
     <w:name w:val="citation-19"/>
-    <w:basedOn w:val="DefaultParagraphFont"/>
+    <w:basedOn w:val="Carpredefinitoparagrafo"/>
     <w:rsid w:val="002C31AD"/>
   </w:style>
   <w:style w:type="character" w:customStyle="1" w:styleId="citation-18">
     <w:name w:val="citation-18"/>
-    <w:basedOn w:val="DefaultParagraphFont"/>
+    <w:basedOn w:val="Carpredefinitoparagrafo"/>
     <w:rsid w:val="002C31AD"/>
   </w:style>
   <w:style w:type="character" w:customStyle="1" w:styleId="citation-17">
     <w:name w:val="citation-17"/>
-    <w:basedOn w:val="DefaultParagraphFont"/>
+    <w:basedOn w:val="Carpredefinitoparagrafo"/>
     <w:rsid w:val="002C31AD"/>
   </w:style>
   <w:style w:type="character" w:customStyle="1" w:styleId="citation-16">
     <w:name w:val="citation-16"/>
-    <w:basedOn w:val="DefaultParagraphFont"/>
+    <w:basedOn w:val="Carpredefinitoparagrafo"/>
     <w:rsid w:val="002C31AD"/>
   </w:style>
   <w:style w:type="character" w:customStyle="1" w:styleId="citation-15">
     <w:name w:val="citation-15"/>
-    <w:basedOn w:val="DefaultParagraphFont"/>
+    <w:basedOn w:val="Carpredefinitoparagrafo"/>
     <w:rsid w:val="002C31AD"/>
   </w:style>
-  <w:style w:type="character" w:styleId="HTMLCode">
+  <w:style w:type="character" w:styleId="CodiceHTML">
     <w:name w:val="HTML Code"/>
-    <w:basedOn w:val="DefaultParagraphFont"/>
+    <w:basedOn w:val="Carpredefinitoparagrafo"/>
     <w:uiPriority w:val="99"/>
     <w:semiHidden/>
     <w:unhideWhenUsed/>
@@ -17327,9 +18141,9 @@
       <w:szCs w:val="20"/>
     </w:rPr>
   </w:style>
-  <w:style w:type="character" w:styleId="CommentReference">
+  <w:style w:type="character" w:styleId="Rimandocommento">
     <w:name w:val="annotation reference"/>
-    <w:basedOn w:val="DefaultParagraphFont"/>
+    <w:basedOn w:val="Carpredefinitoparagrafo"/>
     <w:uiPriority w:val="99"/>
     <w:semiHidden/>
     <w:unhideWhenUsed/>
@@ -17339,10 +18153,10 @@
       <w:szCs w:val="16"/>
     </w:rPr>
   </w:style>
-  <w:style w:type="paragraph" w:styleId="CommentText">
+  <w:style w:type="paragraph" w:styleId="Testocommento">
     <w:name w:val="annotation text"/>
-    <w:basedOn w:val="Normal"/>
-    <w:link w:val="CommentTextChar"/>
+    <w:basedOn w:val="Normale"/>
+    <w:link w:val="TestocommentoCarattere"/>
     <w:uiPriority w:val="99"/>
     <w:unhideWhenUsed/>
     <w:rsid w:val="002667FD"/>
@@ -17351,10 +18165,10 @@
       <w:szCs w:val="20"/>
     </w:rPr>
   </w:style>
-  <w:style w:type="character" w:customStyle="1" w:styleId="CommentTextChar">
-    <w:name w:val="Comment Text Char"/>
-    <w:basedOn w:val="DefaultParagraphFont"/>
-    <w:link w:val="CommentText"/>
+  <w:style w:type="character" w:customStyle="1" w:styleId="TestocommentoCarattere">
+    <w:name w:val="Testo commento Carattere"/>
+    <w:basedOn w:val="Carpredefinitoparagrafo"/>
+    <w:link w:val="Testocommento"/>
     <w:uiPriority w:val="99"/>
     <w:rsid w:val="002667FD"/>
     <w:rPr>
@@ -17363,11 +18177,11 @@
       <w:szCs w:val="20"/>
     </w:rPr>
   </w:style>
-  <w:style w:type="paragraph" w:styleId="CommentSubject">
+  <w:style w:type="paragraph" w:styleId="Soggettocommento">
     <w:name w:val="annotation subject"/>
-    <w:basedOn w:val="CommentText"/>
-    <w:next w:val="CommentText"/>
-    <w:link w:val="CommentSubjectChar"/>
+    <w:basedOn w:val="Testocommento"/>
+    <w:next w:val="Testocommento"/>
+    <w:link w:val="SoggettocommentoCarattere"/>
     <w:uiPriority w:val="99"/>
     <w:semiHidden/>
     <w:unhideWhenUsed/>
@@ -17377,10 +18191,10 @@
       <w:bCs/>
     </w:rPr>
   </w:style>
-  <w:style w:type="character" w:customStyle="1" w:styleId="CommentSubjectChar">
-    <w:name w:val="Comment Subject Char"/>
-    <w:basedOn w:val="CommentTextChar"/>
-    <w:link w:val="CommentSubject"/>
+  <w:style w:type="character" w:customStyle="1" w:styleId="SoggettocommentoCarattere">
+    <w:name w:val="Soggetto commento Carattere"/>
+    <w:basedOn w:val="TestocommentoCarattere"/>
+    <w:link w:val="Soggettocommento"/>
     <w:uiPriority w:val="99"/>
     <w:semiHidden/>
     <w:rsid w:val="002667FD"/>
@@ -17394,12 +18208,12 @@
   </w:style>
   <w:style w:type="character" w:customStyle="1" w:styleId="citation-687">
     <w:name w:val="citation-687"/>
-    <w:basedOn w:val="DefaultParagraphFont"/>
+    <w:basedOn w:val="Carpredefinitoparagrafo"/>
     <w:rsid w:val="00B53C98"/>
   </w:style>
   <w:style w:type="character" w:customStyle="1" w:styleId="citation-686">
     <w:name w:val="citation-686"/>
-    <w:basedOn w:val="DefaultParagraphFont"/>
+    <w:basedOn w:val="Carpredefinitoparagrafo"/>
     <w:rsid w:val="00B53C98"/>
   </w:style>
 </w:styles>
@@ -17701,23 +18515,6 @@
 </file>
 
 <file path=customXml/item1.xml><?xml version="1.0" encoding="utf-8"?>
-<p:properties xmlns:p="http://schemas.microsoft.com/office/2006/metadata/properties" xmlns:xsi="http://www.w3.org/2001/XMLSchema-instance" xmlns:pc="http://schemas.microsoft.com/office/infopath/2007/PartnerControls">
-  <documentManagement>
-    <_activity xmlns="1682274c-17d2-4eb1-91bb-64e0444dc755" xsi:nil="true"/>
-  </documentManagement>
-</p:properties>
-</file>
-
-<file path=customXml/item2.xml><?xml version="1.0" encoding="utf-8"?>
-<?mso-contentType ?>
-<FormTemplates xmlns="http://schemas.microsoft.com/sharepoint/v3/contenttype/forms">
-  <Display>DocumentLibraryForm</Display>
-  <Edit>DocumentLibraryForm</Edit>
-  <New>DocumentLibraryForm</New>
-</FormTemplates>
-</file>
-
-<file path=customXml/item3.xml><?xml version="1.0" encoding="utf-8"?>
 <ct:contentTypeSchema xmlns:ct="http://schemas.microsoft.com/office/2006/metadata/contentType" xmlns:ma="http://schemas.microsoft.com/office/2006/metadata/properties/metaAttributes" ct:_="" ma:_="" ma:contentTypeName="Documento" ma:contentTypeID="0x010100483500D60DFCF744AD254A79C2671EC4" ma:contentTypeVersion="5" ma:contentTypeDescription="Creare un nuovo documento." ma:contentTypeScope="" ma:versionID="7b665a2209f67cd04619df273567bc5b">
   <xsd:schema xmlns:xsd="http://www.w3.org/2001/XMLSchema" xmlns:xs="http://www.w3.org/2001/XMLSchema" xmlns:p="http://schemas.microsoft.com/office/2006/metadata/properties" xmlns:ns3="1682274c-17d2-4eb1-91bb-64e0444dc755" targetNamespace="http://schemas.microsoft.com/office/2006/metadata/properties" ma:root="true" ma:fieldsID="09422ce98116468340c6fac1dc03f610" ns3:_="">
     <xsd:import namespace="1682274c-17d2-4eb1-91bb-64e0444dc755"/>
@@ -17867,25 +18664,24 @@
 </ct:contentTypeSchema>
 </file>
 
-<file path=customXml/itemProps1.xml><?xml version="1.0" encoding="utf-8"?>
-<ds:datastoreItem xmlns:ds="http://schemas.openxmlformats.org/officeDocument/2006/customXml" ds:itemID="{2B0A1CF6-C588-4E49-9D26-36301E052649}">
-  <ds:schemaRefs>
-    <ds:schemaRef ds:uri="http://schemas.microsoft.com/office/2006/metadata/properties"/>
-    <ds:schemaRef ds:uri="http://schemas.microsoft.com/office/infopath/2007/PartnerControls"/>
-    <ds:schemaRef ds:uri="1682274c-17d2-4eb1-91bb-64e0444dc755"/>
-  </ds:schemaRefs>
-</ds:datastoreItem>
+<file path=customXml/item2.xml><?xml version="1.0" encoding="utf-8"?>
+<?mso-contentType ?>
+<FormTemplates xmlns="http://schemas.microsoft.com/sharepoint/v3/contenttype/forms">
+  <Display>DocumentLibraryForm</Display>
+  <Edit>DocumentLibraryForm</Edit>
+  <New>DocumentLibraryForm</New>
+</FormTemplates>
 </file>
 
-<file path=customXml/itemProps2.xml><?xml version="1.0" encoding="utf-8"?>
-<ds:datastoreItem xmlns:ds="http://schemas.openxmlformats.org/officeDocument/2006/customXml" ds:itemID="{82EED737-999D-430D-BB13-B55BCBEF8CD3}">
-  <ds:schemaRefs>
-    <ds:schemaRef ds:uri="http://schemas.microsoft.com/sharepoint/v3/contenttype/forms"/>
-  </ds:schemaRefs>
-</ds:datastoreItem>
+<file path=customXml/item3.xml><?xml version="1.0" encoding="utf-8"?>
+<p:properties xmlns:p="http://schemas.microsoft.com/office/2006/metadata/properties" xmlns:xsi="http://www.w3.org/2001/XMLSchema-instance" xmlns:pc="http://schemas.microsoft.com/office/infopath/2007/PartnerControls">
+  <documentManagement>
+    <_activity xmlns="1682274c-17d2-4eb1-91bb-64e0444dc755" xsi:nil="true"/>
+  </documentManagement>
+</p:properties>
 </file>
 
-<file path=customXml/itemProps3.xml><?xml version="1.0" encoding="utf-8"?>
+<file path=customXml/itemProps1.xml><?xml version="1.0" encoding="utf-8"?>
 <ds:datastoreItem xmlns:ds="http://schemas.openxmlformats.org/officeDocument/2006/customXml" ds:itemID="{E3DC2D59-DB5B-4EAF-BF4B-86942C28552E}">
   <ds:schemaRefs>
     <ds:schemaRef ds:uri="http://schemas.microsoft.com/office/2006/metadata/contentType"/>
@@ -17901,4 +18697,22 @@
     <ds:schemaRef ds:uri="http://schemas.microsoft.com/internal/obd"/>
   </ds:schemaRefs>
 </ds:datastoreItem>
+</file>
+
+<file path=customXml/itemProps2.xml><?xml version="1.0" encoding="utf-8"?>
+<ds:datastoreItem xmlns:ds="http://schemas.openxmlformats.org/officeDocument/2006/customXml" ds:itemID="{82EED737-999D-430D-BB13-B55BCBEF8CD3}">
+  <ds:schemaRefs>
+    <ds:schemaRef ds:uri="http://schemas.microsoft.com/sharepoint/v3/contenttype/forms"/>
+  </ds:schemaRefs>
+</ds:datastoreItem>
+</file>
+
+<file path=customXml/itemProps3.xml><?xml version="1.0" encoding="utf-8"?>
+<ds:datastoreItem xmlns:ds="http://schemas.openxmlformats.org/officeDocument/2006/customXml" ds:itemID="{2B0A1CF6-C588-4E49-9D26-36301E052649}">
+  <ds:schemaRefs>
+    <ds:schemaRef ds:uri="http://schemas.microsoft.com/office/2006/metadata/properties"/>
+    <ds:schemaRef ds:uri="http://schemas.microsoft.com/office/infopath/2007/PartnerControls"/>
+    <ds:schemaRef ds:uri="1682274c-17d2-4eb1-91bb-64e0444dc755"/>
+  </ds:schemaRefs>
+</ds:datastoreItem>
 </file>
--- a/doc/Documentazione BariGo (1).docx
+++ b/doc/Documentazione BariGo (1).docx
@@ -101,7 +101,7 @@
                               <w:t>Versione documento 1.</w:t>
                             </w:r>
                             <w:r>
-                              <w:t>2</w:t>
+                              <w:t>5</w:t>
                             </w:r>
                           </w:p>
                           <w:p>
@@ -218,7 +218,7 @@
                         <w:t>Versione documento 1.</w:t>
                       </w:r>
                       <w:r>
-                        <w:t>2</w:t>
+                        <w:t>5</w:t>
                       </w:r>
                     </w:p>
                     <w:p>
@@ -7815,7 +7815,7 @@
           <w:noProof/>
         </w:rPr>
         <w:drawing>
-          <wp:inline distT="0" distB="0" distL="0" distR="0" wp14:anchorId="2D69741C" wp14:editId="2151BEB6">
+          <wp:inline distT="0" distB="0" distL="0" distR="0" wp14:anchorId="2D69741C" wp14:editId="77AF641F">
             <wp:extent cx="6116320" cy="7671526"/>
             <wp:effectExtent l="0" t="0" r="0" b="0"/>
             <wp:docPr id="1471364459" name="Immagine 9"/>
@@ -7867,47 +7867,430 @@
       </w:r>
     </w:p>
     <w:p>
+      <w:r>
+        <w:br w:type="page"/>
+      </w:r>
+    </w:p>
+    <w:p>
+      <w:pPr>
+        <w:pStyle w:val="Paragrafoelenco"/>
+        <w:numPr>
+          <w:ilvl w:val="0"/>
+          <w:numId w:val="27"/>
+        </w:numPr>
+      </w:pPr>
+      <w:r>
+        <w:lastRenderedPageBreak/>
+        <w:t xml:space="preserve">Flowchart di </w:t>
+      </w:r>
+      <w:proofErr w:type="gramStart"/>
+      <w:r>
+        <w:t>2</w:t>
+      </w:r>
+      <w:r>
+        <w:t>°</w:t>
+      </w:r>
+      <w:proofErr w:type="gramEnd"/>
+      <w:r>
+        <w:t xml:space="preserve"> livello</w:t>
+      </w:r>
+      <w:r>
+        <w:t>,</w:t>
+      </w:r>
+      <w:r>
+        <w:t xml:space="preserve"> </w:t>
+      </w:r>
+      <w:r>
+        <w:rPr>
+          <w:b/>
+          <w:bCs/>
+        </w:rPr>
+        <w:t xml:space="preserve">Logica </w:t>
+      </w:r>
+      <w:r>
+        <w:rPr>
+          <w:b/>
+          <w:bCs/>
+        </w:rPr>
+        <w:t>Menu di Pausa</w:t>
+      </w:r>
+      <w:r>
+        <w:t>:</w:t>
+      </w:r>
+      <w:r>
+        <w:br/>
+      </w:r>
+    </w:p>
+    <w:p>
+      <w:r>
+        <w:rPr>
+          <w:noProof/>
+        </w:rPr>
+        <w:drawing>
+          <wp:inline distT="0" distB="0" distL="0" distR="0" wp14:anchorId="6AE0EECF" wp14:editId="05D57979">
+            <wp:extent cx="6116212" cy="5145858"/>
+            <wp:effectExtent l="0" t="0" r="0" b="0"/>
+            <wp:docPr id="2118772023" name="Immagine 9"/>
+            <wp:cNvGraphicFramePr>
+              <a:graphicFrameLocks xmlns:a="http://schemas.openxmlformats.org/drawingml/2006/main" noChangeAspect="1"/>
+            </wp:cNvGraphicFramePr>
+            <a:graphic xmlns:a="http://schemas.openxmlformats.org/drawingml/2006/main">
+              <a:graphicData uri="http://schemas.openxmlformats.org/drawingml/2006/picture">
+                <pic:pic xmlns:pic="http://schemas.openxmlformats.org/drawingml/2006/picture">
+                  <pic:nvPicPr>
+                    <pic:cNvPr id="2118772023" name="Immagine 2118772023"/>
+                    <pic:cNvPicPr/>
+                  </pic:nvPicPr>
+                  <pic:blipFill rotWithShape="1">
+                    <a:blip r:embed="rId17">
+                      <a:extLst>
+                        <a:ext uri="{28A0092B-C50C-407E-A947-70E740481C1C}">
+                          <a14:useLocalDpi xmlns:a14="http://schemas.microsoft.com/office/drawing/2010/main" val="0"/>
+                        </a:ext>
+                      </a:extLst>
+                    </a:blip>
+                    <a:srcRect t="6432"/>
+                    <a:stretch>
+                      <a:fillRect/>
+                    </a:stretch>
+                  </pic:blipFill>
+                  <pic:spPr bwMode="auto">
+                    <a:xfrm>
+                      <a:off x="0" y="0"/>
+                      <a:ext cx="6116320" cy="5145949"/>
+                    </a:xfrm>
+                    <a:prstGeom prst="rect">
+                      <a:avLst/>
+                    </a:prstGeom>
+                    <a:ln>
+                      <a:noFill/>
+                    </a:ln>
+                    <a:extLst>
+                      <a:ext uri="{53640926-AAD7-44D8-BBD7-CCE9431645EC}">
+                        <a14:shadowObscured xmlns:a14="http://schemas.microsoft.com/office/drawing/2010/main"/>
+                      </a:ext>
+                    </a:extLst>
+                  </pic:spPr>
+                </pic:pic>
+              </a:graphicData>
+            </a:graphic>
+          </wp:inline>
+        </w:drawing>
+      </w:r>
+    </w:p>
+    <w:p>
       <w:pPr>
         <w:pStyle w:val="Titolo3"/>
-        <w:rPr>
-          <w:lang w:val="en-US"/>
-        </w:rPr>
       </w:pPr>
       <w:bookmarkStart w:id="15" w:name="_Toc41400391"/>
       <w:r>
-        <w:rPr>
-          <w:lang w:val="en-US"/>
-        </w:rPr>
         <w:lastRenderedPageBreak/>
         <w:t>Storyboard</w:t>
       </w:r>
       <w:bookmarkEnd w:id="15"/>
     </w:p>
     <w:p>
-      <w:pPr>
-        <w:rPr>
-          <w:lang w:val="en-US"/>
-        </w:rPr>
-      </w:pPr>
-      <w:r>
-        <w:rPr>
-          <w:lang w:val="en-US"/>
-        </w:rPr>
+      <w:r>
+        <w:rPr>
+          <w:noProof/>
+        </w:rPr>
+        <w:drawing>
+          <wp:inline distT="0" distB="0" distL="0" distR="0" wp14:anchorId="0CDD2137" wp14:editId="18C148D1">
+            <wp:extent cx="6116320" cy="3319780"/>
+            <wp:effectExtent l="0" t="0" r="0" b="0"/>
+            <wp:docPr id="8968053" name="Immagine 5"/>
+            <wp:cNvGraphicFramePr>
+              <a:graphicFrameLocks xmlns:a="http://schemas.openxmlformats.org/drawingml/2006/main" noChangeAspect="1"/>
+            </wp:cNvGraphicFramePr>
+            <a:graphic xmlns:a="http://schemas.openxmlformats.org/drawingml/2006/main">
+              <a:graphicData uri="http://schemas.openxmlformats.org/drawingml/2006/picture">
+                <pic:pic xmlns:pic="http://schemas.openxmlformats.org/drawingml/2006/picture">
+                  <pic:nvPicPr>
+                    <pic:cNvPr id="8968053" name="Immagine 8968053"/>
+                    <pic:cNvPicPr/>
+                  </pic:nvPicPr>
+                  <pic:blipFill>
+                    <a:blip r:embed="rId18" cstate="print">
+                      <a:extLst>
+                        <a:ext uri="{28A0092B-C50C-407E-A947-70E740481C1C}">
+                          <a14:useLocalDpi xmlns:a14="http://schemas.microsoft.com/office/drawing/2010/main" val="0"/>
+                        </a:ext>
+                      </a:extLst>
+                    </a:blip>
+                    <a:stretch>
+                      <a:fillRect/>
+                    </a:stretch>
+                  </pic:blipFill>
+                  <pic:spPr>
+                    <a:xfrm>
+                      <a:off x="0" y="0"/>
+                      <a:ext cx="6116320" cy="3319780"/>
+                    </a:xfrm>
+                    <a:prstGeom prst="rect">
+                      <a:avLst/>
+                    </a:prstGeom>
+                  </pic:spPr>
+                </pic:pic>
+              </a:graphicData>
+            </a:graphic>
+          </wp:inline>
+        </w:drawing>
+      </w:r>
+      <w:r>
+        <w:rPr>
+          <w:noProof/>
+        </w:rPr>
+        <w:drawing>
+          <wp:inline distT="0" distB="0" distL="0" distR="0" wp14:anchorId="64976DA4" wp14:editId="59367206">
+            <wp:extent cx="6116320" cy="3227070"/>
+            <wp:effectExtent l="0" t="0" r="0" b="0"/>
+            <wp:docPr id="1165822639" name="Immagine 4"/>
+            <wp:cNvGraphicFramePr>
+              <a:graphicFrameLocks xmlns:a="http://schemas.openxmlformats.org/drawingml/2006/main" noChangeAspect="1"/>
+            </wp:cNvGraphicFramePr>
+            <a:graphic xmlns:a="http://schemas.openxmlformats.org/drawingml/2006/main">
+              <a:graphicData uri="http://schemas.openxmlformats.org/drawingml/2006/picture">
+                <pic:pic xmlns:pic="http://schemas.openxmlformats.org/drawingml/2006/picture">
+                  <pic:nvPicPr>
+                    <pic:cNvPr id="1165822639" name="Immagine 1165822639"/>
+                    <pic:cNvPicPr/>
+                  </pic:nvPicPr>
+                  <pic:blipFill>
+                    <a:blip r:embed="rId19" cstate="print">
+                      <a:extLst>
+                        <a:ext uri="{28A0092B-C50C-407E-A947-70E740481C1C}">
+                          <a14:useLocalDpi xmlns:a14="http://schemas.microsoft.com/office/drawing/2010/main" val="0"/>
+                        </a:ext>
+                      </a:extLst>
+                    </a:blip>
+                    <a:stretch>
+                      <a:fillRect/>
+                    </a:stretch>
+                  </pic:blipFill>
+                  <pic:spPr>
+                    <a:xfrm>
+                      <a:off x="0" y="0"/>
+                      <a:ext cx="6116320" cy="3227070"/>
+                    </a:xfrm>
+                    <a:prstGeom prst="rect">
+                      <a:avLst/>
+                    </a:prstGeom>
+                  </pic:spPr>
+                </pic:pic>
+              </a:graphicData>
+            </a:graphic>
+          </wp:inline>
+        </w:drawing>
+      </w:r>
+      <w:r>
+        <w:rPr>
+          <w:noProof/>
+        </w:rPr>
+        <w:lastRenderedPageBreak/>
+        <w:drawing>
+          <wp:inline distT="0" distB="0" distL="0" distR="0" wp14:anchorId="0EEF9B4A" wp14:editId="51AF9D68">
+            <wp:extent cx="6116320" cy="2788285"/>
+            <wp:effectExtent l="0" t="0" r="0" b="0"/>
+            <wp:docPr id="206215769" name="Immagine 3"/>
+            <wp:cNvGraphicFramePr>
+              <a:graphicFrameLocks xmlns:a="http://schemas.openxmlformats.org/drawingml/2006/main" noChangeAspect="1"/>
+            </wp:cNvGraphicFramePr>
+            <a:graphic xmlns:a="http://schemas.openxmlformats.org/drawingml/2006/main">
+              <a:graphicData uri="http://schemas.openxmlformats.org/drawingml/2006/picture">
+                <pic:pic xmlns:pic="http://schemas.openxmlformats.org/drawingml/2006/picture">
+                  <pic:nvPicPr>
+                    <pic:cNvPr id="206215769" name="Immagine 206215769"/>
+                    <pic:cNvPicPr/>
+                  </pic:nvPicPr>
+                  <pic:blipFill>
+                    <a:blip r:embed="rId20" cstate="print">
+                      <a:extLst>
+                        <a:ext uri="{28A0092B-C50C-407E-A947-70E740481C1C}">
+                          <a14:useLocalDpi xmlns:a14="http://schemas.microsoft.com/office/drawing/2010/main" val="0"/>
+                        </a:ext>
+                      </a:extLst>
+                    </a:blip>
+                    <a:stretch>
+                      <a:fillRect/>
+                    </a:stretch>
+                  </pic:blipFill>
+                  <pic:spPr>
+                    <a:xfrm>
+                      <a:off x="0" y="0"/>
+                      <a:ext cx="6116320" cy="2788285"/>
+                    </a:xfrm>
+                    <a:prstGeom prst="rect">
+                      <a:avLst/>
+                    </a:prstGeom>
+                  </pic:spPr>
+                </pic:pic>
+              </a:graphicData>
+            </a:graphic>
+          </wp:inline>
+        </w:drawing>
+      </w:r>
+      <w:r>
+        <w:rPr>
+          <w:noProof/>
+        </w:rPr>
+        <w:drawing>
+          <wp:inline distT="0" distB="0" distL="0" distR="0" wp14:anchorId="403E2D88" wp14:editId="024FBD72">
+            <wp:extent cx="6116320" cy="2970398"/>
+            <wp:effectExtent l="0" t="0" r="0" b="1905"/>
+            <wp:docPr id="1278342514" name="Immagine 6"/>
+            <wp:cNvGraphicFramePr>
+              <a:graphicFrameLocks xmlns:a="http://schemas.openxmlformats.org/drawingml/2006/main" noChangeAspect="1"/>
+            </wp:cNvGraphicFramePr>
+            <a:graphic xmlns:a="http://schemas.openxmlformats.org/drawingml/2006/main">
+              <a:graphicData uri="http://schemas.openxmlformats.org/drawingml/2006/picture">
+                <pic:pic xmlns:pic="http://schemas.openxmlformats.org/drawingml/2006/picture">
+                  <pic:nvPicPr>
+                    <pic:cNvPr id="1278342514" name="Immagine 6"/>
+                    <pic:cNvPicPr/>
+                  </pic:nvPicPr>
+                  <pic:blipFill>
+                    <a:blip r:embed="rId21" cstate="print">
+                      <a:extLst>
+                        <a:ext uri="{28A0092B-C50C-407E-A947-70E740481C1C}">
+                          <a14:useLocalDpi xmlns:a14="http://schemas.microsoft.com/office/drawing/2010/main" val="0"/>
+                        </a:ext>
+                      </a:extLst>
+                    </a:blip>
+                    <a:stretch>
+                      <a:fillRect/>
+                    </a:stretch>
+                  </pic:blipFill>
+                  <pic:spPr>
+                    <a:xfrm>
+                      <a:off x="0" y="0"/>
+                      <a:ext cx="6116320" cy="2970398"/>
+                    </a:xfrm>
+                    <a:prstGeom prst="rect">
+                      <a:avLst/>
+                    </a:prstGeom>
+                  </pic:spPr>
+                </pic:pic>
+              </a:graphicData>
+            </a:graphic>
+          </wp:inline>
+        </w:drawing>
+      </w:r>
+      <w:r>
+        <w:rPr>
+          <w:noProof/>
+        </w:rPr>
+        <w:lastRenderedPageBreak/>
+        <w:drawing>
+          <wp:inline distT="0" distB="0" distL="0" distR="0" wp14:anchorId="54E8B55A" wp14:editId="2722EFA1">
+            <wp:extent cx="6116320" cy="3162620"/>
+            <wp:effectExtent l="0" t="0" r="0" b="0"/>
+            <wp:docPr id="1327234333" name="Immagine 7"/>
+            <wp:cNvGraphicFramePr>
+              <a:graphicFrameLocks xmlns:a="http://schemas.openxmlformats.org/drawingml/2006/main" noChangeAspect="1"/>
+            </wp:cNvGraphicFramePr>
+            <a:graphic xmlns:a="http://schemas.openxmlformats.org/drawingml/2006/main">
+              <a:graphicData uri="http://schemas.openxmlformats.org/drawingml/2006/picture">
+                <pic:pic xmlns:pic="http://schemas.openxmlformats.org/drawingml/2006/picture">
+                  <pic:nvPicPr>
+                    <pic:cNvPr id="1327234333" name="Immagine 7"/>
+                    <pic:cNvPicPr/>
+                  </pic:nvPicPr>
+                  <pic:blipFill>
+                    <a:blip r:embed="rId22" cstate="print">
+                      <a:extLst>
+                        <a:ext uri="{28A0092B-C50C-407E-A947-70E740481C1C}">
+                          <a14:useLocalDpi xmlns:a14="http://schemas.microsoft.com/office/drawing/2010/main" val="0"/>
+                        </a:ext>
+                      </a:extLst>
+                    </a:blip>
+                    <a:stretch>
+                      <a:fillRect/>
+                    </a:stretch>
+                  </pic:blipFill>
+                  <pic:spPr>
+                    <a:xfrm>
+                      <a:off x="0" y="0"/>
+                      <a:ext cx="6116320" cy="3162620"/>
+                    </a:xfrm>
+                    <a:prstGeom prst="rect">
+                      <a:avLst/>
+                    </a:prstGeom>
+                  </pic:spPr>
+                </pic:pic>
+              </a:graphicData>
+            </a:graphic>
+          </wp:inline>
+        </w:drawing>
+      </w:r>
+    </w:p>
+    <w:p>
+      <w:r>
+        <w:rPr>
+          <w:noProof/>
+        </w:rPr>
+        <w:drawing>
+          <wp:inline distT="0" distB="0" distL="0" distR="0" wp14:anchorId="0F712486" wp14:editId="523B0387">
+            <wp:extent cx="6116320" cy="3368675"/>
+            <wp:effectExtent l="0" t="0" r="0" b="3175"/>
+            <wp:docPr id="1822982663" name="Immagine 8"/>
+            <wp:cNvGraphicFramePr>
+              <a:graphicFrameLocks xmlns:a="http://schemas.openxmlformats.org/drawingml/2006/main" noChangeAspect="1"/>
+            </wp:cNvGraphicFramePr>
+            <a:graphic xmlns:a="http://schemas.openxmlformats.org/drawingml/2006/main">
+              <a:graphicData uri="http://schemas.openxmlformats.org/drawingml/2006/picture">
+                <pic:pic xmlns:pic="http://schemas.openxmlformats.org/drawingml/2006/picture">
+                  <pic:nvPicPr>
+                    <pic:cNvPr id="1822982663" name="Immagine 1822982663"/>
+                    <pic:cNvPicPr/>
+                  </pic:nvPicPr>
+                  <pic:blipFill>
+                    <a:blip r:embed="rId23" cstate="print">
+                      <a:extLst>
+                        <a:ext uri="{28A0092B-C50C-407E-A947-70E740481C1C}">
+                          <a14:useLocalDpi xmlns:a14="http://schemas.microsoft.com/office/drawing/2010/main" val="0"/>
+                        </a:ext>
+                      </a:extLst>
+                    </a:blip>
+                    <a:stretch>
+                      <a:fillRect/>
+                    </a:stretch>
+                  </pic:blipFill>
+                  <pic:spPr>
+                    <a:xfrm>
+                      <a:off x="0" y="0"/>
+                      <a:ext cx="6116320" cy="3368675"/>
+                    </a:xfrm>
+                    <a:prstGeom prst="rect">
+                      <a:avLst/>
+                    </a:prstGeom>
+                  </pic:spPr>
+                </pic:pic>
+              </a:graphicData>
+            </a:graphic>
+          </wp:inline>
+        </w:drawing>
+      </w:r>
+    </w:p>
+    <w:p>
+      <w:pPr>
+        <w:rPr>
+          <w:rFonts w:eastAsiaTheme="majorEastAsia" w:cstheme="majorBidi"/>
+          <w:b/>
+          <w:color w:val="2F5496" w:themeColor="accent1" w:themeShade="BF"/>
+          <w:sz w:val="40"/>
+          <w:szCs w:val="32"/>
+        </w:rPr>
+      </w:pPr>
+      <w:bookmarkStart w:id="16" w:name="_Toc41400392"/>
+      <w:r>
         <w:br w:type="page"/>
       </w:r>
     </w:p>
     <w:p>
       <w:pPr>
         <w:pStyle w:val="Titolo1"/>
-        <w:rPr>
-          <w:lang w:val="en-US"/>
-        </w:rPr>
-      </w:pPr>
-      <w:bookmarkStart w:id="16" w:name="_Toc41400392"/>
-      <w:r>
-        <w:rPr>
-          <w:lang w:val="en-US"/>
-        </w:rPr>
+      </w:pPr>
+      <w:r>
         <w:lastRenderedPageBreak/>
         <w:t>Test</w:t>
       </w:r>
@@ -7916,205 +8299,59 @@
     <w:p>
       <w:pPr>
         <w:pStyle w:val="Titolo2"/>
-        <w:rPr>
-          <w:lang w:val="en-US"/>
-        </w:rPr>
       </w:pPr>
       <w:bookmarkStart w:id="17" w:name="_Toc41400393"/>
       <w:r>
-        <w:rPr>
-          <w:lang w:val="en-US"/>
-        </w:rPr>
         <w:t>Alpha test</w:t>
       </w:r>
       <w:bookmarkEnd w:id="17"/>
     </w:p>
     <w:p>
-      <w:pPr>
-        <w:rPr>
-          <w:lang w:val="en-US"/>
-        </w:rPr>
-      </w:pPr>
-      <w:r>
-        <w:rPr>
-          <w:lang w:val="en-US"/>
-        </w:rPr>
-        <w:t xml:space="preserve">Test </w:t>
-      </w:r>
-      <w:proofErr w:type="spellStart"/>
-      <w:r>
-        <w:rPr>
-          <w:lang w:val="en-US"/>
-        </w:rPr>
-        <w:t>effettuato</w:t>
-      </w:r>
-      <w:proofErr w:type="spellEnd"/>
-      <w:r>
-        <w:rPr>
-          <w:lang w:val="en-US"/>
-        </w:rPr>
-        <w:t xml:space="preserve"> dal </w:t>
-      </w:r>
-      <w:proofErr w:type="spellStart"/>
-      <w:r>
-        <w:rPr>
-          <w:lang w:val="en-US"/>
-        </w:rPr>
-        <w:t>gruppo</w:t>
-      </w:r>
-      <w:proofErr w:type="spellEnd"/>
-      <w:r>
-        <w:rPr>
-          <w:lang w:val="en-US"/>
-        </w:rPr>
-        <w:t xml:space="preserve"> di </w:t>
-      </w:r>
-      <w:proofErr w:type="spellStart"/>
-      <w:r>
-        <w:rPr>
-          <w:lang w:val="en-US"/>
-        </w:rPr>
-        <w:t>sviluppo</w:t>
-      </w:r>
-      <w:proofErr w:type="spellEnd"/>
+      <w:r>
+        <w:t>Test effettuato dal gruppo di sviluppo</w:t>
+      </w:r>
     </w:p>
     <w:p>
       <w:pPr>
         <w:pStyle w:val="Titolo3"/>
-        <w:rPr>
-          <w:lang w:val="en-US"/>
-        </w:rPr>
       </w:pPr>
       <w:bookmarkStart w:id="18" w:name="_Toc41400394"/>
       <w:r>
-        <w:rPr>
-          <w:lang w:val="en-US"/>
-        </w:rPr>
-        <w:t xml:space="preserve">Test </w:t>
-      </w:r>
-      <w:proofErr w:type="spellStart"/>
-      <w:r>
-        <w:rPr>
-          <w:lang w:val="en-US"/>
-        </w:rPr>
-        <w:t>funzionale</w:t>
+        <w:t>Test funzionale</w:t>
       </w:r>
       <w:bookmarkEnd w:id="18"/>
-      <w:proofErr w:type="spellEnd"/>
     </w:p>
     <w:p>
       <w:pPr>
         <w:pStyle w:val="Titolo3"/>
-        <w:rPr>
-          <w:lang w:val="en-US"/>
-        </w:rPr>
       </w:pPr>
       <w:bookmarkStart w:id="19" w:name="_Toc41400395"/>
       <w:r>
-        <w:rPr>
-          <w:lang w:val="en-US"/>
-        </w:rPr>
-        <w:t xml:space="preserve">Test </w:t>
-      </w:r>
-      <w:proofErr w:type="spellStart"/>
-      <w:r>
-        <w:rPr>
-          <w:lang w:val="en-US"/>
-        </w:rPr>
-        <w:t>strutturale</w:t>
+        <w:t>Test strutturale</w:t>
       </w:r>
       <w:bookmarkEnd w:id="19"/>
-      <w:proofErr w:type="spellEnd"/>
-    </w:p>
-    <w:p>
-      <w:pPr>
-        <w:rPr>
-          <w:lang w:val="en-US"/>
-        </w:rPr>
-      </w:pPr>
-    </w:p>
+    </w:p>
+    <w:p/>
     <w:p>
       <w:pPr>
         <w:pStyle w:val="Titolo2"/>
-        <w:rPr>
-          <w:lang w:val="en-US"/>
-        </w:rPr>
       </w:pPr>
       <w:bookmarkStart w:id="20" w:name="_Toc41400396"/>
       <w:r>
-        <w:rPr>
-          <w:lang w:val="en-US"/>
-        </w:rPr>
         <w:t>Beta test</w:t>
       </w:r>
       <w:bookmarkEnd w:id="20"/>
     </w:p>
     <w:p>
-      <w:pPr>
-        <w:rPr>
-          <w:lang w:val="en-US"/>
-        </w:rPr>
-      </w:pPr>
-      <w:r>
-        <w:rPr>
-          <w:lang w:val="en-US"/>
-        </w:rPr>
-        <w:t xml:space="preserve">Test con </w:t>
-      </w:r>
-      <w:proofErr w:type="spellStart"/>
-      <w:r>
-        <w:rPr>
-          <w:lang w:val="en-US"/>
-        </w:rPr>
-        <w:t>gli</w:t>
-      </w:r>
-      <w:proofErr w:type="spellEnd"/>
-      <w:r>
-        <w:rPr>
-          <w:lang w:val="en-US"/>
-        </w:rPr>
-        <w:t xml:space="preserve"> </w:t>
-      </w:r>
-      <w:proofErr w:type="spellStart"/>
-      <w:r>
-        <w:rPr>
-          <w:lang w:val="en-US"/>
-        </w:rPr>
-        <w:t>utenti</w:t>
-      </w:r>
-      <w:proofErr w:type="spellEnd"/>
-    </w:p>
-    <w:p>
-      <w:pPr>
-        <w:rPr>
-          <w:lang w:val="en-US"/>
-        </w:rPr>
-      </w:pPr>
-    </w:p>
-    <w:p>
-      <w:pPr>
-        <w:rPr>
-          <w:lang w:val="en-US"/>
-        </w:rPr>
-      </w:pPr>
-    </w:p>
-    <w:p>
-      <w:pPr>
-        <w:rPr>
-          <w:lang w:val="en-US"/>
-        </w:rPr>
-      </w:pPr>
-    </w:p>
-    <w:p>
-      <w:pPr>
-        <w:rPr>
-          <w:lang w:val="en-US"/>
-        </w:rPr>
-      </w:pPr>
-      <w:r>
-        <w:rPr>
-          <w:lang w:val="en-US"/>
-        </w:rPr>
+      <w:r>
+        <w:t>Test con gli utenti</w:t>
+      </w:r>
+    </w:p>
+    <w:p/>
+    <w:p/>
+    <w:p/>
+    <w:p>
+      <w:r>
         <w:br w:type="page"/>
       </w:r>
     </w:p>
@@ -12892,9 +13129,9 @@
     </w:p>
     <w:p/>
     <w:sectPr>
-      <w:headerReference w:type="default" r:id="rId17"/>
-      <w:footerReference w:type="even" r:id="rId18"/>
-      <w:footerReference w:type="default" r:id="rId19"/>
+      <w:headerReference w:type="default" r:id="rId24"/>
+      <w:footerReference w:type="even" r:id="rId25"/>
+      <w:footerReference w:type="default" r:id="rId26"/>
       <w:pgSz w:w="11900" w:h="16840"/>
       <w:pgMar w:top="2131" w:right="1134" w:bottom="1134" w:left="1134" w:header="708" w:footer="708" w:gutter="0"/>
       <w:cols w:space="708"/>
@@ -14037,7 +14274,7 @@
   <w:abstractNum w:abstractNumId="5" w15:restartNumberingAfterBreak="0">
     <w:nsid w:val="151629A9"/>
     <w:multiLevelType w:val="hybridMultilevel"/>
-    <w:tmpl w:val="3D98544C"/>
+    <w:tmpl w:val="D61455C0"/>
     <w:lvl w:ilvl="0" w:tplc="08090001">
       <w:start w:val="1"/>
       <w:numFmt w:val="bullet"/>
@@ -18515,6 +18752,15 @@
 </file>
 
 <file path=customXml/item1.xml><?xml version="1.0" encoding="utf-8"?>
+<?mso-contentType ?>
+<FormTemplates xmlns="http://schemas.microsoft.com/sharepoint/v3/contenttype/forms">
+  <Display>DocumentLibraryForm</Display>
+  <Edit>DocumentLibraryForm</Edit>
+  <New>DocumentLibraryForm</New>
+</FormTemplates>
+</file>
+
+<file path=customXml/item2.xml><?xml version="1.0" encoding="utf-8"?>
 <ct:contentTypeSchema xmlns:ct="http://schemas.microsoft.com/office/2006/metadata/contentType" xmlns:ma="http://schemas.microsoft.com/office/2006/metadata/properties/metaAttributes" ct:_="" ma:_="" ma:contentTypeName="Documento" ma:contentTypeID="0x010100483500D60DFCF744AD254A79C2671EC4" ma:contentTypeVersion="5" ma:contentTypeDescription="Creare un nuovo documento." ma:contentTypeScope="" ma:versionID="7b665a2209f67cd04619df273567bc5b">
   <xsd:schema xmlns:xsd="http://www.w3.org/2001/XMLSchema" xmlns:xs="http://www.w3.org/2001/XMLSchema" xmlns:p="http://schemas.microsoft.com/office/2006/metadata/properties" xmlns:ns3="1682274c-17d2-4eb1-91bb-64e0444dc755" targetNamespace="http://schemas.microsoft.com/office/2006/metadata/properties" ma:root="true" ma:fieldsID="09422ce98116468340c6fac1dc03f610" ns3:_="">
     <xsd:import namespace="1682274c-17d2-4eb1-91bb-64e0444dc755"/>
@@ -18664,15 +18910,6 @@
 </ct:contentTypeSchema>
 </file>
 
-<file path=customXml/item2.xml><?xml version="1.0" encoding="utf-8"?>
-<?mso-contentType ?>
-<FormTemplates xmlns="http://schemas.microsoft.com/sharepoint/v3/contenttype/forms">
-  <Display>DocumentLibraryForm</Display>
-  <Edit>DocumentLibraryForm</Edit>
-  <New>DocumentLibraryForm</New>
-</FormTemplates>
-</file>
-
 <file path=customXml/item3.xml><?xml version="1.0" encoding="utf-8"?>
 <p:properties xmlns:p="http://schemas.microsoft.com/office/2006/metadata/properties" xmlns:xsi="http://www.w3.org/2001/XMLSchema-instance" xmlns:pc="http://schemas.microsoft.com/office/infopath/2007/PartnerControls">
   <documentManagement>
@@ -18682,6 +18919,14 @@
 </file>
 
 <file path=customXml/itemProps1.xml><?xml version="1.0" encoding="utf-8"?>
+<ds:datastoreItem xmlns:ds="http://schemas.openxmlformats.org/officeDocument/2006/customXml" ds:itemID="{82EED737-999D-430D-BB13-B55BCBEF8CD3}">
+  <ds:schemaRefs>
+    <ds:schemaRef ds:uri="http://schemas.microsoft.com/sharepoint/v3/contenttype/forms"/>
+  </ds:schemaRefs>
+</ds:datastoreItem>
+</file>
+
+<file path=customXml/itemProps2.xml><?xml version="1.0" encoding="utf-8"?>
 <ds:datastoreItem xmlns:ds="http://schemas.openxmlformats.org/officeDocument/2006/customXml" ds:itemID="{E3DC2D59-DB5B-4EAF-BF4B-86942C28552E}">
   <ds:schemaRefs>
     <ds:schemaRef ds:uri="http://schemas.microsoft.com/office/2006/metadata/contentType"/>
@@ -18699,14 +18944,6 @@
 </ds:datastoreItem>
 </file>
 
-<file path=customXml/itemProps2.xml><?xml version="1.0" encoding="utf-8"?>
-<ds:datastoreItem xmlns:ds="http://schemas.openxmlformats.org/officeDocument/2006/customXml" ds:itemID="{82EED737-999D-430D-BB13-B55BCBEF8CD3}">
-  <ds:schemaRefs>
-    <ds:schemaRef ds:uri="http://schemas.microsoft.com/sharepoint/v3/contenttype/forms"/>
-  </ds:schemaRefs>
-</ds:datastoreItem>
-</file>
-
 <file path=customXml/itemProps3.xml><?xml version="1.0" encoding="utf-8"?>
 <ds:datastoreItem xmlns:ds="http://schemas.openxmlformats.org/officeDocument/2006/customXml" ds:itemID="{2B0A1CF6-C588-4E49-9D26-36301E052649}">
   <ds:schemaRefs>

--- a/doc/Documentazione BariGo (1).docx
+++ b/doc/Documentazione BariGo (1).docx
@@ -2658,6 +2658,7 @@
         </w:rPr>
         <w:t xml:space="preserve"> (HCI), il target di riferimento è stato segmentato in tre </w:t>
       </w:r>
+      <w:proofErr w:type="spellStart"/>
       <w:r>
         <w:rPr>
           <w:i/>
@@ -2666,6 +2667,7 @@
         </w:rPr>
         <w:t>Personas</w:t>
       </w:r>
+      <w:proofErr w:type="spellEnd"/>
       <w:r>
         <w:rPr>
           <w:szCs w:val="22"/>
@@ -2787,8 +2789,18 @@
           <w:iCs/>
           <w:szCs w:val="22"/>
         </w:rPr>
-        <w:t>task-oriented</w:t>
-      </w:r>
+        <w:t>task-</w:t>
+      </w:r>
+      <w:proofErr w:type="spellStart"/>
+      <w:r>
+        <w:rPr>
+          <w:i/>
+          <w:iCs/>
+          <w:szCs w:val="22"/>
+        </w:rPr>
+        <w:t>oriented</w:t>
+      </w:r>
+      <w:proofErr w:type="spellEnd"/>
       <w:r>
         <w:rPr>
           <w:szCs w:val="22"/>
@@ -2849,7 +2861,21 @@
         <w:rPr>
           <w:szCs w:val="22"/>
         </w:rPr>
-        <w:t>Data la struttura basata su dati storici verificati, BariGo si presta come strumento di supporto didattico e turistico. Questa differenziazione dei pattern di interazione garantisce che il software mantenga un alto grado di accessibilità e usabilità per tutte le fasce d'età coperte.</w:t>
+        <w:t xml:space="preserve">Data la struttura basata su dati storici verificati, </w:t>
+      </w:r>
+      <w:proofErr w:type="spellStart"/>
+      <w:r>
+        <w:rPr>
+          <w:szCs w:val="22"/>
+        </w:rPr>
+        <w:t>BariGo</w:t>
+      </w:r>
+      <w:proofErr w:type="spellEnd"/>
+      <w:r>
+        <w:rPr>
+          <w:szCs w:val="22"/>
+        </w:rPr>
+        <w:t xml:space="preserve"> si presta come strumento di supporto didattico e turistico. Questa differenziazione dei pattern di interazione garantisce che il software mantenga un alto grado di accessibilità e usabilità per tutte le fasce d'età coperte.</w:t>
       </w:r>
     </w:p>
     <w:p>
@@ -2887,6 +2913,7 @@
                 <w:lang w:val="en-GB"/>
               </w:rPr>
             </w:pPr>
+            <w:proofErr w:type="spellStart"/>
             <w:r>
               <w:rPr>
                 <w:szCs w:val="22"/>
@@ -2894,6 +2921,7 @@
               </w:rPr>
               <w:t>Caratteristica</w:t>
             </w:r>
+            <w:proofErr w:type="spellEnd"/>
           </w:p>
         </w:tc>
         <w:tc>
@@ -2909,13 +2937,31 @@
                 <w:lang w:val="en-GB"/>
               </w:rPr>
             </w:pPr>
+            <w:proofErr w:type="spellStart"/>
             <w:r>
               <w:rPr>
                 <w:szCs w:val="22"/>
                 <w:lang w:val="en-GB"/>
               </w:rPr>
-              <w:t>Requisito / Profilo</w:t>
-            </w:r>
+              <w:t>Requisito</w:t>
+            </w:r>
+            <w:proofErr w:type="spellEnd"/>
+            <w:r>
+              <w:rPr>
+                <w:szCs w:val="22"/>
+                <w:lang w:val="en-GB"/>
+              </w:rPr>
+              <w:t xml:space="preserve"> / </w:t>
+            </w:r>
+            <w:proofErr w:type="spellStart"/>
+            <w:r>
+              <w:rPr>
+                <w:szCs w:val="22"/>
+                <w:lang w:val="en-GB"/>
+              </w:rPr>
+              <w:t>Profilo</w:t>
+            </w:r>
+            <w:proofErr w:type="spellEnd"/>
           </w:p>
         </w:tc>
       </w:tr>
@@ -2937,6 +2983,7 @@
                 <w:lang w:val="en-GB"/>
               </w:rPr>
             </w:pPr>
+            <w:proofErr w:type="spellStart"/>
             <w:r>
               <w:rPr>
                 <w:szCs w:val="22"/>
@@ -2944,6 +2991,7 @@
               </w:rPr>
               <w:t>Età</w:t>
             </w:r>
+            <w:proofErr w:type="spellEnd"/>
           </w:p>
         </w:tc>
         <w:tc>
@@ -2986,13 +3034,31 @@
                 <w:lang w:val="en-GB"/>
               </w:rPr>
             </w:pPr>
+            <w:proofErr w:type="spellStart"/>
             <w:r>
               <w:rPr>
                 <w:szCs w:val="22"/>
                 <w:lang w:val="en-GB"/>
               </w:rPr>
-              <w:t>Livello educativo</w:t>
-            </w:r>
+              <w:t>Livello</w:t>
+            </w:r>
+            <w:proofErr w:type="spellEnd"/>
+            <w:r>
+              <w:rPr>
+                <w:szCs w:val="22"/>
+                <w:lang w:val="en-GB"/>
+              </w:rPr>
+              <w:t xml:space="preserve"> </w:t>
+            </w:r>
+            <w:proofErr w:type="spellStart"/>
+            <w:r>
+              <w:rPr>
+                <w:szCs w:val="22"/>
+                <w:lang w:val="en-GB"/>
+              </w:rPr>
+              <w:t>educativo</w:t>
+            </w:r>
+            <w:proofErr w:type="spellEnd"/>
           </w:p>
         </w:tc>
         <w:tc>
@@ -3013,8 +3079,33 @@
                 <w:szCs w:val="22"/>
                 <w:lang w:val="en-GB"/>
               </w:rPr>
-              <w:t>Scuola superiore / Universitario / Lavoratore</w:t>
-            </w:r>
+              <w:t xml:space="preserve">Scuola </w:t>
+            </w:r>
+            <w:proofErr w:type="spellStart"/>
+            <w:r>
+              <w:rPr>
+                <w:szCs w:val="22"/>
+                <w:lang w:val="en-GB"/>
+              </w:rPr>
+              <w:t>superiore</w:t>
+            </w:r>
+            <w:proofErr w:type="spellEnd"/>
+            <w:r>
+              <w:rPr>
+                <w:szCs w:val="22"/>
+                <w:lang w:val="en-GB"/>
+              </w:rPr>
+              <w:t xml:space="preserve"> / Universitario / </w:t>
+            </w:r>
+            <w:proofErr w:type="spellStart"/>
+            <w:r>
+              <w:rPr>
+                <w:szCs w:val="22"/>
+                <w:lang w:val="en-GB"/>
+              </w:rPr>
+              <w:t>Lavoratore</w:t>
+            </w:r>
+            <w:proofErr w:type="spellEnd"/>
           </w:p>
         </w:tc>
       </w:tr>
@@ -3036,6 +3127,7 @@
                 <w:lang w:val="en-GB"/>
               </w:rPr>
             </w:pPr>
+            <w:proofErr w:type="spellStart"/>
             <w:r>
               <w:rPr>
                 <w:szCs w:val="22"/>
@@ -3043,6 +3135,7 @@
               </w:rPr>
               <w:t>Motivazione</w:t>
             </w:r>
+            <w:proofErr w:type="spellEnd"/>
           </w:p>
         </w:tc>
         <w:tc>
@@ -3083,13 +3176,31 @@
                 <w:lang w:val="en-GB"/>
               </w:rPr>
             </w:pPr>
+            <w:proofErr w:type="spellStart"/>
             <w:r>
               <w:rPr>
                 <w:szCs w:val="22"/>
                 <w:lang w:val="en-GB"/>
               </w:rPr>
-              <w:t>Conoscenze richieste</w:t>
-            </w:r>
+              <w:t>Conoscenze</w:t>
+            </w:r>
+            <w:proofErr w:type="spellEnd"/>
+            <w:r>
+              <w:rPr>
+                <w:szCs w:val="22"/>
+                <w:lang w:val="en-GB"/>
+              </w:rPr>
+              <w:t xml:space="preserve"> </w:t>
+            </w:r>
+            <w:proofErr w:type="spellStart"/>
+            <w:r>
+              <w:rPr>
+                <w:szCs w:val="22"/>
+                <w:lang w:val="en-GB"/>
+              </w:rPr>
+              <w:t>richieste</w:t>
+            </w:r>
+            <w:proofErr w:type="spellEnd"/>
           </w:p>
         </w:tc>
         <w:tc>
@@ -3131,13 +3242,31 @@
                 <w:lang w:val="en-GB"/>
               </w:rPr>
             </w:pPr>
+            <w:proofErr w:type="spellStart"/>
             <w:r>
               <w:rPr>
                 <w:szCs w:val="22"/>
                 <w:lang w:val="en-GB"/>
               </w:rPr>
-              <w:t>Abilità richieste</w:t>
-            </w:r>
+              <w:t>Abilità</w:t>
+            </w:r>
+            <w:proofErr w:type="spellEnd"/>
+            <w:r>
+              <w:rPr>
+                <w:szCs w:val="22"/>
+                <w:lang w:val="en-GB"/>
+              </w:rPr>
+              <w:t xml:space="preserve"> </w:t>
+            </w:r>
+            <w:proofErr w:type="spellStart"/>
+            <w:r>
+              <w:rPr>
+                <w:szCs w:val="22"/>
+                <w:lang w:val="en-GB"/>
+              </w:rPr>
+              <w:t>richieste</w:t>
+            </w:r>
+            <w:proofErr w:type="spellEnd"/>
           </w:p>
         </w:tc>
         <w:tc>
@@ -3153,13 +3282,31 @@
                 <w:lang w:val="en-GB"/>
               </w:rPr>
             </w:pPr>
+            <w:proofErr w:type="spellStart"/>
             <w:r>
               <w:rPr>
                 <w:szCs w:val="22"/>
                 <w:lang w:val="en-GB"/>
               </w:rPr>
-              <w:t>Utilizzo mouse, tastiera</w:t>
-            </w:r>
+              <w:t>Utilizzo</w:t>
+            </w:r>
+            <w:proofErr w:type="spellEnd"/>
+            <w:r>
+              <w:rPr>
+                <w:szCs w:val="22"/>
+                <w:lang w:val="en-GB"/>
+              </w:rPr>
+              <w:t xml:space="preserve"> mouse, </w:t>
+            </w:r>
+            <w:proofErr w:type="spellStart"/>
+            <w:r>
+              <w:rPr>
+                <w:szCs w:val="22"/>
+                <w:lang w:val="en-GB"/>
+              </w:rPr>
+              <w:t>tastiera</w:t>
+            </w:r>
+            <w:proofErr w:type="spellEnd"/>
           </w:p>
         </w:tc>
       </w:tr>
@@ -3250,7 +3397,21 @@
         <w:rPr>
           <w:szCs w:val="22"/>
         </w:rPr>
-        <w:t>La definizione dei vincoli per lo sviluppo di BariGo è stata strutturata per garantire il rispetto del perimetro di progetto e la consegna del prodotto finale entro i limiti temporali e di risorse prestabiliti.</w:t>
+        <w:t xml:space="preserve">La definizione dei vincoli per lo sviluppo di </w:t>
+      </w:r>
+      <w:proofErr w:type="spellStart"/>
+      <w:r>
+        <w:rPr>
+          <w:szCs w:val="22"/>
+        </w:rPr>
+        <w:t>BariGo</w:t>
+      </w:r>
+      <w:proofErr w:type="spellEnd"/>
+      <w:r>
+        <w:rPr>
+          <w:szCs w:val="22"/>
+        </w:rPr>
+        <w:t xml:space="preserve"> è stata strutturata per garantire il rispetto del perimetro di progetto e la consegna del prodotto finale entro i limiti temporali e di risorse prestabiliti.</w:t>
       </w:r>
       <w:r>
         <w:rPr>
@@ -3303,27 +3464,51 @@
           <w:iCs/>
           <w:szCs w:val="22"/>
         </w:rPr>
-        <w:t>cross-platform</w:t>
-      </w:r>
-      <w:r>
-        <w:rPr>
-          <w:szCs w:val="22"/>
-        </w:rPr>
-        <w:t xml:space="preserve">, che consenta la compilazione di eseguibili </w:t>
-      </w:r>
+        <w:t>cross-</w:t>
+      </w:r>
+      <w:proofErr w:type="spellStart"/>
       <w:r>
         <w:rPr>
           <w:i/>
           <w:iCs/>
           <w:szCs w:val="22"/>
         </w:rPr>
+        <w:t>platform</w:t>
+      </w:r>
+      <w:proofErr w:type="spellEnd"/>
+      <w:r>
+        <w:rPr>
+          <w:szCs w:val="22"/>
+        </w:rPr>
+        <w:t xml:space="preserve">, che consenta la compilazione di eseguibili </w:t>
+      </w:r>
+      <w:r>
+        <w:rPr>
+          <w:i/>
+          <w:iCs/>
+          <w:szCs w:val="22"/>
+        </w:rPr>
         <w:t>standalone</w:t>
       </w:r>
       <w:r>
         <w:rPr>
           <w:szCs w:val="22"/>
         </w:rPr>
-        <w:t xml:space="preserve"> e l'esportazione in formato WebGL/HTML5 per l'esecuzione diretta da browser.</w:t>
+        <w:t xml:space="preserve"> e l'esportazione in formato </w:t>
+      </w:r>
+      <w:proofErr w:type="spellStart"/>
+      <w:r>
+        <w:rPr>
+          <w:szCs w:val="22"/>
+        </w:rPr>
+        <w:t>WebGL</w:t>
+      </w:r>
+      <w:proofErr w:type="spellEnd"/>
+      <w:r>
+        <w:rPr>
+          <w:szCs w:val="22"/>
+        </w:rPr>
+        <w:t>/HTML5 per l'esecuzione diretta da browser.</w:t>
       </w:r>
     </w:p>
     <w:p>
@@ -3370,13 +3555,23 @@
         </w:rPr>
         <w:t xml:space="preserve"> di memoria, del numero di </w:t>
       </w:r>
+      <w:proofErr w:type="spellStart"/>
       <w:r>
         <w:rPr>
           <w:i/>
           <w:iCs/>
           <w:szCs w:val="22"/>
         </w:rPr>
-        <w:t>draw calls</w:t>
+        <w:t>draw</w:t>
+      </w:r>
+      <w:proofErr w:type="spellEnd"/>
+      <w:r>
+        <w:rPr>
+          <w:i/>
+          <w:iCs/>
+          <w:szCs w:val="22"/>
+        </w:rPr>
+        <w:t xml:space="preserve"> calls</w:t>
       </w:r>
       <w:r>
         <w:rPr>
@@ -3620,20 +3815,92 @@
           <w:iCs/>
           <w:szCs w:val="22"/>
         </w:rPr>
-        <w:t>Cross-platform</w:t>
-      </w:r>
-      <w:r>
-        <w:rPr>
+        <w:t>Cross-</w:t>
+      </w:r>
+      <w:proofErr w:type="spellStart"/>
+      <w:r>
+        <w:rPr>
+          <w:i/>
+          <w:iCs/>
           <w:szCs w:val="22"/>
         </w:rPr>
-        <w:t xml:space="preserve">). Per la versione eseguibile: Windows 10/11, macOS o distribuzioni Linux. </w:t>
+        <w:t>platform</w:t>
+      </w:r>
+      <w:proofErr w:type="spellEnd"/>
+      <w:r>
+        <w:rPr>
+          <w:szCs w:val="22"/>
+        </w:rPr>
+        <w:t xml:space="preserve">). Per la versione eseguibile: Windows 10/11, </w:t>
+      </w:r>
+      <w:proofErr w:type="spellStart"/>
+      <w:r>
+        <w:rPr>
+          <w:szCs w:val="22"/>
+        </w:rPr>
+        <w:t>macOS</w:t>
+      </w:r>
+      <w:proofErr w:type="spellEnd"/>
+      <w:r>
+        <w:rPr>
+          <w:szCs w:val="22"/>
+        </w:rPr>
+        <w:t xml:space="preserve"> o distribuzioni Linux. </w:t>
       </w:r>
       <w:r>
         <w:rPr>
           <w:szCs w:val="22"/>
           <w:lang w:val="en-GB"/>
         </w:rPr>
-        <w:t>Per la versione Web: Qualsiasi Sistema Operativo desktop.</w:t>
+        <w:t xml:space="preserve">Per la </w:t>
+      </w:r>
+      <w:proofErr w:type="spellStart"/>
+      <w:r>
+        <w:rPr>
+          <w:szCs w:val="22"/>
+          <w:lang w:val="en-GB"/>
+        </w:rPr>
+        <w:t>versione</w:t>
+      </w:r>
+      <w:proofErr w:type="spellEnd"/>
+      <w:r>
+        <w:rPr>
+          <w:szCs w:val="22"/>
+          <w:lang w:val="en-GB"/>
+        </w:rPr>
+        <w:t xml:space="preserve"> Web: </w:t>
+      </w:r>
+      <w:proofErr w:type="spellStart"/>
+      <w:r>
+        <w:rPr>
+          <w:szCs w:val="22"/>
+          <w:lang w:val="en-GB"/>
+        </w:rPr>
+        <w:t>Qualsiasi</w:t>
+      </w:r>
+      <w:proofErr w:type="spellEnd"/>
+      <w:r>
+        <w:rPr>
+          <w:szCs w:val="22"/>
+          <w:lang w:val="en-GB"/>
+        </w:rPr>
+        <w:t xml:space="preserve"> Sistema </w:t>
+      </w:r>
+      <w:proofErr w:type="spellStart"/>
+      <w:r>
+        <w:rPr>
+          <w:szCs w:val="22"/>
+          <w:lang w:val="en-GB"/>
+        </w:rPr>
+        <w:t>Operativo</w:t>
+      </w:r>
+      <w:proofErr w:type="spellEnd"/>
+      <w:r>
+        <w:rPr>
+          <w:szCs w:val="22"/>
+          <w:lang w:val="en-GB"/>
+        </w:rPr>
+        <w:t xml:space="preserve"> desktop.</w:t>
       </w:r>
     </w:p>
     <w:p>
@@ -3658,7 +3925,21 @@
         <w:rPr>
           <w:szCs w:val="22"/>
         </w:rPr>
-        <w:t xml:space="preserve"> Browser moderno aggiornato (Google Chrome, Mozilla Firefox, Microsoft Edge, Safari) con supporto esplicito e abilitato alle API grafiche WebGL 2.0 / OpenGL ES 3.0.</w:t>
+        <w:t xml:space="preserve"> Browser moderno aggiornato (Google Chrome, Mozilla Firefox, Microsoft Edge, Safari) con supporto esplicito e abilitato alle API grafiche </w:t>
+      </w:r>
+      <w:proofErr w:type="spellStart"/>
+      <w:r>
+        <w:rPr>
+          <w:szCs w:val="22"/>
+        </w:rPr>
+        <w:t>WebGL</w:t>
+      </w:r>
+      <w:proofErr w:type="spellEnd"/>
+      <w:r>
+        <w:rPr>
+          <w:szCs w:val="22"/>
+        </w:rPr>
+        <w:t xml:space="preserve"> 2.0 / OpenGL ES 3.0.</w:t>
       </w:r>
     </w:p>
     <w:p>
@@ -3745,7 +4026,103 @@
           <w:szCs w:val="22"/>
           <w:lang w:val="en-GB"/>
         </w:rPr>
-        <w:t>I requisiti cognitivi e motori minimi richiesti sono:</w:t>
+        <w:t xml:space="preserve">I </w:t>
+      </w:r>
+      <w:proofErr w:type="spellStart"/>
+      <w:r>
+        <w:rPr>
+          <w:szCs w:val="22"/>
+          <w:lang w:val="en-GB"/>
+        </w:rPr>
+        <w:t>requisiti</w:t>
+      </w:r>
+      <w:proofErr w:type="spellEnd"/>
+      <w:r>
+        <w:rPr>
+          <w:szCs w:val="22"/>
+          <w:lang w:val="en-GB"/>
+        </w:rPr>
+        <w:t xml:space="preserve"> </w:t>
+      </w:r>
+      <w:proofErr w:type="spellStart"/>
+      <w:r>
+        <w:rPr>
+          <w:szCs w:val="22"/>
+          <w:lang w:val="en-GB"/>
+        </w:rPr>
+        <w:t>cognitivi</w:t>
+      </w:r>
+      <w:proofErr w:type="spellEnd"/>
+      <w:r>
+        <w:rPr>
+          <w:szCs w:val="22"/>
+          <w:lang w:val="en-GB"/>
+        </w:rPr>
+        <w:t xml:space="preserve"> e </w:t>
+      </w:r>
+      <w:proofErr w:type="spellStart"/>
+      <w:r>
+        <w:rPr>
+          <w:szCs w:val="22"/>
+          <w:lang w:val="en-GB"/>
+        </w:rPr>
+        <w:t>motori</w:t>
+      </w:r>
+      <w:proofErr w:type="spellEnd"/>
+      <w:r>
+        <w:rPr>
+          <w:szCs w:val="22"/>
+          <w:lang w:val="en-GB"/>
+        </w:rPr>
+        <w:t xml:space="preserve"> </w:t>
+      </w:r>
+      <w:proofErr w:type="spellStart"/>
+      <w:r>
+        <w:rPr>
+          <w:szCs w:val="22"/>
+          <w:lang w:val="en-GB"/>
+        </w:rPr>
+        <w:t>minimi</w:t>
+      </w:r>
+      <w:proofErr w:type="spellEnd"/>
+      <w:r>
+        <w:rPr>
+          <w:szCs w:val="22"/>
+          <w:lang w:val="en-GB"/>
+        </w:rPr>
+        <w:t xml:space="preserve"> </w:t>
+      </w:r>
+      <w:proofErr w:type="spellStart"/>
+      <w:r>
+        <w:rPr>
+          <w:szCs w:val="22"/>
+          <w:lang w:val="en-GB"/>
+        </w:rPr>
+        <w:t>richiesti</w:t>
+      </w:r>
+      <w:proofErr w:type="spellEnd"/>
+      <w:r>
+        <w:rPr>
+          <w:szCs w:val="22"/>
+          <w:lang w:val="en-GB"/>
+        </w:rPr>
+        <w:t xml:space="preserve"> </w:t>
+      </w:r>
+      <w:proofErr w:type="spellStart"/>
+      <w:r>
+        <w:rPr>
+          <w:szCs w:val="22"/>
+          <w:lang w:val="en-GB"/>
+        </w:rPr>
+        <w:t>sono</w:t>
+      </w:r>
+      <w:proofErr w:type="spellEnd"/>
+      <w:r>
+        <w:rPr>
+          <w:szCs w:val="22"/>
+          <w:lang w:val="en-GB"/>
+        </w:rPr>
+        <w:t>:</w:t>
       </w:r>
     </w:p>
     <w:p>
@@ -3859,7 +4236,14 @@
           <w:szCs w:val="22"/>
         </w:rPr>
         <w:lastRenderedPageBreak/>
-        <w:t xml:space="preserve">relativi alla rete teatrale barese. Al </w:t>
+        <w:t xml:space="preserve">relativi alla rete teatrale barese. </w:t>
+      </w:r>
+      <w:proofErr w:type="gramStart"/>
+      <w:r>
+        <w:rPr>
+          <w:szCs w:val="22"/>
+        </w:rPr>
+        <w:t xml:space="preserve">Al </w:t>
       </w:r>
       <w:r>
         <w:rPr>
@@ -3869,6 +4253,7 @@
         </w:rPr>
         <w:t>team</w:t>
       </w:r>
+      <w:proofErr w:type="gramEnd"/>
       <w:r>
         <w:rPr>
           <w:szCs w:val="22"/>
@@ -3918,7 +4303,15 @@
     </w:p>
     <w:p>
       <w:r>
-        <w:t xml:space="preserve">Per l'estetica di BariGo, si è optato per uno stile in </w:t>
+        <w:t xml:space="preserve">Per l'estetica di </w:t>
+      </w:r>
+      <w:proofErr w:type="spellStart"/>
+      <w:r>
+        <w:t>BariGo</w:t>
+      </w:r>
+      <w:proofErr w:type="spellEnd"/>
+      <w:r>
+        <w:t xml:space="preserve">, si è optato per uno stile in </w:t>
       </w:r>
       <w:r>
         <w:rPr>
@@ -4019,7 +4412,11 @@
         <w:t>Gerarchia Visiva (Landmark):</w:t>
       </w:r>
       <w:r>
-        <w:t xml:space="preserve"> Gli elementi dello scenario sono disegnati per separare chiaramente il </w:t>
+        <w:t xml:space="preserve"> Gli elementi dello scenario sono disegnati per separare chiaramente </w:t>
+      </w:r>
+      <w:proofErr w:type="gramStart"/>
+      <w:r>
+        <w:t xml:space="preserve">il </w:t>
       </w:r>
       <w:r>
         <w:rPr>
@@ -4029,7 +4426,11 @@
         <w:t>background</w:t>
       </w:r>
       <w:r>
-        <w:t xml:space="preserve"> passivo (gli edifici generici della città) dai Punti di Interesse interattivi (i 6 teatri della "Bari Sopra"). I teatri presentano colori più saturi e dettagli unici, fungendo da ancore visive per facilitare l'orientamento spaziale del giocatore.</w:t>
+        <w:t xml:space="preserve"> passivo</w:t>
+      </w:r>
+      <w:proofErr w:type="gramEnd"/>
+      <w:r>
+        <w:t xml:space="preserve"> (gli edifici generici della città) dai Punti di Interesse interattivi (i 6 teatri della "Bari Sopra"). I teatri presentano colori più saturi e dettagli unici, fungendo da ancore visive per facilitare l'orientamento spaziale del giocatore.</w:t>
       </w:r>
     </w:p>
     <w:p>
@@ -4096,12 +4497,21 @@
       <w:r>
         <w:t xml:space="preserve"> Per veicolare il patrimonio immateriale della "Bari Sotto", i testi all'interno del sistema di dialogo (</w:t>
       </w:r>
+      <w:proofErr w:type="spellStart"/>
       <w:r>
         <w:rPr>
           <w:i/>
           <w:iCs/>
         </w:rPr>
-        <w:t>Dialogue Manager</w:t>
+        <w:t>Dialogue</w:t>
+      </w:r>
+      <w:proofErr w:type="spellEnd"/>
+      <w:r>
+        <w:rPr>
+          <w:i/>
+          <w:iCs/>
+        </w:rPr>
+        <w:t xml:space="preserve"> Manager</w:t>
       </w:r>
       <w:r>
         <w:t>) abbandonano il registro manualistico. La scrittura adotta un approccio aneddotico e conversazionale, traducendo il dato storico accademico in un linguaggio diretto, capace di mantenere alto l'ingaggio emotivo sia dello studente che dell'utente adulto.</w:t>
@@ -4124,6 +4534,7 @@
       <w:r>
         <w:t xml:space="preserve"> In stretta osservanza dei vincoli economici (budget zero) e del rispetto normativo sul diritto d'autore, tutti i campioni audio impiegati per il </w:t>
       </w:r>
+      <w:proofErr w:type="gramStart"/>
       <w:r>
         <w:rPr>
           <w:i/>
@@ -4131,6 +4542,7 @@
         </w:rPr>
         <w:t>feedback</w:t>
       </w:r>
+      <w:proofErr w:type="gramEnd"/>
       <w:r>
         <w:t xml:space="preserve"> di sistema (interfaccia utente, raccolta della valuta transazionale e progressione dei dialoghi) sono stati estratti da pacchetti </w:t>
       </w:r>
@@ -4180,7 +4592,15 @@
         <w:t>Ore/Uomo</w:t>
       </w:r>
       <w:r>
-        <w:t xml:space="preserve"> valutando l'Effort (</w:t>
+        <w:t xml:space="preserve"> valutando l'</w:t>
+      </w:r>
+      <w:proofErr w:type="spellStart"/>
+      <w:r>
+        <w:t>Effort</w:t>
+      </w:r>
+      <w:proofErr w:type="spellEnd"/>
+      <w:r>
+        <w:t xml:space="preserve"> (</w:t>
       </w:r>
       <w:r>
         <w:rPr>
@@ -4190,7 +4610,11 @@
         <w:t>impegno</w:t>
       </w:r>
       <w:r>
-        <w:t xml:space="preserve">) del </w:t>
+        <w:t xml:space="preserve">) </w:t>
+      </w:r>
+      <w:proofErr w:type="gramStart"/>
+      <w:r>
+        <w:t xml:space="preserve">del </w:t>
       </w:r>
       <w:r>
         <w:rPr>
@@ -4199,6 +4623,7 @@
         </w:rPr>
         <w:t>team</w:t>
       </w:r>
+      <w:proofErr w:type="gramEnd"/>
       <w:r>
         <w:t xml:space="preserve"> di sviluppo.</w:t>
       </w:r>
@@ -4709,7 +5134,15 @@
           </w:tcPr>
           <w:p>
             <w:r>
-              <w:t>Generazione asset visivi e sprite (tramite AI)</w:t>
+              <w:t xml:space="preserve">Generazione asset visivi e </w:t>
+            </w:r>
+            <w:proofErr w:type="spellStart"/>
+            <w:r>
+              <w:t>sprite</w:t>
+            </w:r>
+            <w:proofErr w:type="spellEnd"/>
+            <w:r>
+              <w:t xml:space="preserve"> (tramite AI)</w:t>
             </w:r>
           </w:p>
         </w:tc>
@@ -4781,8 +5214,21 @@
           </w:tcPr>
           <w:p>
             <w:r>
-              <w:t>Scontorno, pulizia e formattazione sprite sheet</w:t>
-            </w:r>
+              <w:t xml:space="preserve">Scontorno, pulizia e formattazione </w:t>
+            </w:r>
+            <w:proofErr w:type="spellStart"/>
+            <w:r>
+              <w:t>sprite</w:t>
+            </w:r>
+            <w:proofErr w:type="spellEnd"/>
+            <w:r>
+              <w:t xml:space="preserve"> </w:t>
+            </w:r>
+            <w:proofErr w:type="spellStart"/>
+            <w:r>
+              <w:t>sheet</w:t>
+            </w:r>
+            <w:proofErr w:type="spellEnd"/>
           </w:p>
         </w:tc>
         <w:tc>
@@ -5064,13 +5510,41 @@
                 <w:lang w:val="en-GB"/>
               </w:rPr>
             </w:pPr>
+            <w:proofErr w:type="spellStart"/>
             <w:r>
               <w:rPr>
                 <w:b/>
                 <w:bCs/>
                 <w:lang w:val="en-GB"/>
               </w:rPr>
-              <w:t>Sviluppo Tecnico (Godot Engine)</w:t>
+              <w:t>Sviluppo</w:t>
+            </w:r>
+            <w:proofErr w:type="spellEnd"/>
+            <w:r>
+              <w:rPr>
+                <w:b/>
+                <w:bCs/>
+                <w:lang w:val="en-GB"/>
+              </w:rPr>
+              <w:t xml:space="preserve"> </w:t>
+            </w:r>
+            <w:proofErr w:type="spellStart"/>
+            <w:r>
+              <w:rPr>
+                <w:b/>
+                <w:bCs/>
+                <w:lang w:val="en-GB"/>
+              </w:rPr>
+              <w:t>Tecnico</w:t>
+            </w:r>
+            <w:proofErr w:type="spellEnd"/>
+            <w:r>
+              <w:rPr>
+                <w:b/>
+                <w:bCs/>
+                <w:lang w:val="en-GB"/>
+              </w:rPr>
+              <w:t xml:space="preserve"> (Godot Engine)</w:t>
             </w:r>
           </w:p>
         </w:tc>
@@ -5089,7 +5563,15 @@
           </w:tcPr>
           <w:p>
             <w:r>
-              <w:t>Costruzione mappa (TileMap) e Level Design</w:t>
+              <w:t>Costruzione mappa (</w:t>
+            </w:r>
+            <w:proofErr w:type="spellStart"/>
+            <w:r>
+              <w:t>TileMap</w:t>
+            </w:r>
+            <w:proofErr w:type="spellEnd"/>
+            <w:r>
+              <w:t>) e Level Design</w:t>
             </w:r>
           </w:p>
         </w:tc>
@@ -5165,11 +5647,47 @@
                 <w:lang w:val="en-GB"/>
               </w:rPr>
             </w:pPr>
-            <w:r>
-              <w:rPr>
-                <w:lang w:val="en-GB"/>
-              </w:rPr>
-              <w:t>Programmazione logica Player (Backend/Movimento)</w:t>
+            <w:proofErr w:type="spellStart"/>
+            <w:r>
+              <w:rPr>
+                <w:lang w:val="en-GB"/>
+              </w:rPr>
+              <w:t>Programmazione</w:t>
+            </w:r>
+            <w:proofErr w:type="spellEnd"/>
+            <w:r>
+              <w:rPr>
+                <w:lang w:val="en-GB"/>
+              </w:rPr>
+              <w:t xml:space="preserve"> </w:t>
+            </w:r>
+            <w:proofErr w:type="spellStart"/>
+            <w:r>
+              <w:rPr>
+                <w:lang w:val="en-GB"/>
+              </w:rPr>
+              <w:t>logica</w:t>
+            </w:r>
+            <w:proofErr w:type="spellEnd"/>
+            <w:r>
+              <w:rPr>
+                <w:lang w:val="en-GB"/>
+              </w:rPr>
+              <w:t xml:space="preserve"> Player (Backend/</w:t>
+            </w:r>
+            <w:proofErr w:type="spellStart"/>
+            <w:r>
+              <w:rPr>
+                <w:lang w:val="en-GB"/>
+              </w:rPr>
+              <w:t>Movimento</w:t>
+            </w:r>
+            <w:proofErr w:type="spellEnd"/>
+            <w:r>
+              <w:rPr>
+                <w:lang w:val="en-GB"/>
+              </w:rPr>
+              <w:t>)</w:t>
             </w:r>
           </w:p>
         </w:tc>
@@ -5313,7 +5831,15 @@
           </w:tcPr>
           <w:p>
             <w:r>
-              <w:t>Programmazione e bilanciamento dei 6 minigiochi</w:t>
+              <w:t xml:space="preserve">Programmazione e bilanciamento dei </w:t>
+            </w:r>
+            <w:proofErr w:type="gramStart"/>
+            <w:r>
+              <w:t>6</w:t>
+            </w:r>
+            <w:proofErr w:type="gramEnd"/>
+            <w:r>
+              <w:t xml:space="preserve"> minigiochi</w:t>
             </w:r>
           </w:p>
         </w:tc>
@@ -5479,7 +6005,21 @@
               <w:rPr>
                 <w:lang w:val="en-GB"/>
               </w:rPr>
-              <w:t xml:space="preserve">Alpha test interno, </w:t>
+              <w:t xml:space="preserve">Alpha test </w:t>
+            </w:r>
+            <w:proofErr w:type="spellStart"/>
+            <w:r>
+              <w:rPr>
+                <w:lang w:val="en-GB"/>
+              </w:rPr>
+              <w:t>interno</w:t>
+            </w:r>
+            <w:proofErr w:type="spellEnd"/>
+            <w:r>
+              <w:rPr>
+                <w:lang w:val="en-GB"/>
+              </w:rPr>
+              <w:t xml:space="preserve">, </w:t>
             </w:r>
             <w:r>
               <w:rPr>
@@ -5874,7 +6414,15 @@
     </w:p>
     <w:p>
       <w:r>
-        <w:t>Il monitoraggio viene effettuato settimanalmente per confrontare le ore previste nella fase di pianificazione con l'effettivo lavoro svolto dal team. Di seguito è riportato lo stato di avanzamento al termine della prima settimana di produzione.</w:t>
+        <w:t xml:space="preserve">Il monitoraggio viene effettuato settimanalmente per confrontare le ore previste nella fase di pianificazione con l'effettivo lavoro svolto </w:t>
+      </w:r>
+      <w:proofErr w:type="gramStart"/>
+      <w:r>
+        <w:t>dal team</w:t>
+      </w:r>
+      <w:proofErr w:type="gramEnd"/>
+      <w:r>
+        <w:t>. Di seguito è riportato lo stato di avanzamento al termine della prima settimana di produzione.</w:t>
       </w:r>
     </w:p>
     <w:p/>
@@ -5916,12 +6464,14 @@
                 <w:lang w:val="en-GB"/>
               </w:rPr>
             </w:pPr>
+            <w:proofErr w:type="spellStart"/>
             <w:r>
               <w:rPr>
                 <w:lang w:val="en-GB"/>
               </w:rPr>
               <w:t>Attività</w:t>
             </w:r>
+            <w:proofErr w:type="spellEnd"/>
           </w:p>
         </w:tc>
         <w:tc>
@@ -5942,7 +6492,21 @@
               <w:rPr>
                 <w:lang w:val="en-GB"/>
               </w:rPr>
-              <w:t>Tempo stimato (ore)</w:t>
+              <w:t xml:space="preserve">Tempo </w:t>
+            </w:r>
+            <w:proofErr w:type="spellStart"/>
+            <w:r>
+              <w:rPr>
+                <w:lang w:val="en-GB"/>
+              </w:rPr>
+              <w:t>stimato</w:t>
+            </w:r>
+            <w:proofErr w:type="spellEnd"/>
+            <w:r>
+              <w:rPr>
+                <w:lang w:val="en-GB"/>
+              </w:rPr>
+              <w:t xml:space="preserve"> (ore)</w:t>
             </w:r>
           </w:p>
         </w:tc>
@@ -5964,7 +6528,35 @@
               <w:rPr>
                 <w:lang w:val="en-GB"/>
               </w:rPr>
-              <w:t>Tempo utilizzato finora (ore)</w:t>
+              <w:t xml:space="preserve">Tempo </w:t>
+            </w:r>
+            <w:proofErr w:type="spellStart"/>
+            <w:r>
+              <w:rPr>
+                <w:lang w:val="en-GB"/>
+              </w:rPr>
+              <w:t>utilizzato</w:t>
+            </w:r>
+            <w:proofErr w:type="spellEnd"/>
+            <w:r>
+              <w:rPr>
+                <w:lang w:val="en-GB"/>
+              </w:rPr>
+              <w:t xml:space="preserve"> </w:t>
+            </w:r>
+            <w:proofErr w:type="spellStart"/>
+            <w:r>
+              <w:rPr>
+                <w:lang w:val="en-GB"/>
+              </w:rPr>
+              <w:t>finora</w:t>
+            </w:r>
+            <w:proofErr w:type="spellEnd"/>
+            <w:r>
+              <w:rPr>
+                <w:lang w:val="en-GB"/>
+              </w:rPr>
+              <w:t xml:space="preserve"> (ore)</w:t>
             </w:r>
           </w:p>
         </w:tc>
@@ -5982,12 +6574,28 @@
                 <w:lang w:val="en-GB"/>
               </w:rPr>
             </w:pPr>
-            <w:r>
-              <w:rPr>
-                <w:lang w:val="en-GB"/>
-              </w:rPr>
-              <w:t>Percentuale di completamento</w:t>
-            </w:r>
+            <w:proofErr w:type="spellStart"/>
+            <w:r>
+              <w:rPr>
+                <w:lang w:val="en-GB"/>
+              </w:rPr>
+              <w:t>Percentuale</w:t>
+            </w:r>
+            <w:proofErr w:type="spellEnd"/>
+            <w:r>
+              <w:rPr>
+                <w:lang w:val="en-GB"/>
+              </w:rPr>
+              <w:t xml:space="preserve"> di </w:t>
+            </w:r>
+            <w:proofErr w:type="spellStart"/>
+            <w:r>
+              <w:rPr>
+                <w:lang w:val="en-GB"/>
+              </w:rPr>
+              <w:t>completamento</w:t>
+            </w:r>
+            <w:proofErr w:type="spellEnd"/>
           </w:p>
         </w:tc>
       </w:tr>
@@ -6439,12 +7047,14 @@
                 <w:lang w:val="en-GB"/>
               </w:rPr>
             </w:pPr>
+            <w:proofErr w:type="spellStart"/>
             <w:r>
               <w:rPr>
                 <w:lang w:val="en-GB"/>
               </w:rPr>
               <w:t>Attività</w:t>
             </w:r>
+            <w:proofErr w:type="spellEnd"/>
           </w:p>
         </w:tc>
         <w:tc>
@@ -6463,7 +7073,21 @@
               <w:rPr>
                 <w:lang w:val="en-GB"/>
               </w:rPr>
-              <w:t>Tempo stimato (ore)</w:t>
+              <w:t xml:space="preserve">Tempo </w:t>
+            </w:r>
+            <w:proofErr w:type="spellStart"/>
+            <w:r>
+              <w:rPr>
+                <w:lang w:val="en-GB"/>
+              </w:rPr>
+              <w:t>stimato</w:t>
+            </w:r>
+            <w:proofErr w:type="spellEnd"/>
+            <w:r>
+              <w:rPr>
+                <w:lang w:val="en-GB"/>
+              </w:rPr>
+              <w:t xml:space="preserve"> (ore)</w:t>
             </w:r>
           </w:p>
         </w:tc>
@@ -6483,7 +7107,35 @@
               <w:rPr>
                 <w:lang w:val="en-GB"/>
               </w:rPr>
-              <w:t>Tempo utilizzato finora (ore)</w:t>
+              <w:t xml:space="preserve">Tempo </w:t>
+            </w:r>
+            <w:proofErr w:type="spellStart"/>
+            <w:r>
+              <w:rPr>
+                <w:lang w:val="en-GB"/>
+              </w:rPr>
+              <w:t>utilizzato</w:t>
+            </w:r>
+            <w:proofErr w:type="spellEnd"/>
+            <w:r>
+              <w:rPr>
+                <w:lang w:val="en-GB"/>
+              </w:rPr>
+              <w:t xml:space="preserve"> </w:t>
+            </w:r>
+            <w:proofErr w:type="spellStart"/>
+            <w:r>
+              <w:rPr>
+                <w:lang w:val="en-GB"/>
+              </w:rPr>
+              <w:t>finora</w:t>
+            </w:r>
+            <w:proofErr w:type="spellEnd"/>
+            <w:r>
+              <w:rPr>
+                <w:lang w:val="en-GB"/>
+              </w:rPr>
+              <w:t xml:space="preserve"> (ore)</w:t>
             </w:r>
           </w:p>
         </w:tc>
@@ -6499,12 +7151,28 @@
                 <w:lang w:val="en-GB"/>
               </w:rPr>
             </w:pPr>
-            <w:r>
-              <w:rPr>
-                <w:lang w:val="en-GB"/>
-              </w:rPr>
-              <w:t>Percentuale di completamento</w:t>
-            </w:r>
+            <w:proofErr w:type="spellStart"/>
+            <w:r>
+              <w:rPr>
+                <w:lang w:val="en-GB"/>
+              </w:rPr>
+              <w:t>Percentuale</w:t>
+            </w:r>
+            <w:proofErr w:type="spellEnd"/>
+            <w:r>
+              <w:rPr>
+                <w:lang w:val="en-GB"/>
+              </w:rPr>
+              <w:t xml:space="preserve"> di </w:t>
+            </w:r>
+            <w:proofErr w:type="spellStart"/>
+            <w:r>
+              <w:rPr>
+                <w:lang w:val="en-GB"/>
+              </w:rPr>
+              <w:t>completamento</w:t>
+            </w:r>
+            <w:proofErr w:type="spellEnd"/>
           </w:p>
         </w:tc>
       </w:tr>
@@ -6954,12 +7622,14 @@
                 <w:lang w:val="en-GB"/>
               </w:rPr>
             </w:pPr>
+            <w:proofErr w:type="spellStart"/>
             <w:r>
               <w:rPr>
                 <w:lang w:val="en-GB"/>
               </w:rPr>
               <w:t>Attività</w:t>
             </w:r>
+            <w:proofErr w:type="spellEnd"/>
           </w:p>
         </w:tc>
         <w:tc>
@@ -6978,7 +7648,21 @@
               <w:rPr>
                 <w:lang w:val="en-GB"/>
               </w:rPr>
-              <w:t>Tempo stimato (ore)</w:t>
+              <w:t xml:space="preserve">Tempo </w:t>
+            </w:r>
+            <w:proofErr w:type="spellStart"/>
+            <w:r>
+              <w:rPr>
+                <w:lang w:val="en-GB"/>
+              </w:rPr>
+              <w:t>stimato</w:t>
+            </w:r>
+            <w:proofErr w:type="spellEnd"/>
+            <w:r>
+              <w:rPr>
+                <w:lang w:val="en-GB"/>
+              </w:rPr>
+              <w:t xml:space="preserve"> (ore)</w:t>
             </w:r>
           </w:p>
         </w:tc>
@@ -6998,7 +7682,35 @@
               <w:rPr>
                 <w:lang w:val="en-GB"/>
               </w:rPr>
-              <w:t>Tempo utilizzato finora (ore)</w:t>
+              <w:t xml:space="preserve">Tempo </w:t>
+            </w:r>
+            <w:proofErr w:type="spellStart"/>
+            <w:r>
+              <w:rPr>
+                <w:lang w:val="en-GB"/>
+              </w:rPr>
+              <w:t>utilizzato</w:t>
+            </w:r>
+            <w:proofErr w:type="spellEnd"/>
+            <w:r>
+              <w:rPr>
+                <w:lang w:val="en-GB"/>
+              </w:rPr>
+              <w:t xml:space="preserve"> </w:t>
+            </w:r>
+            <w:proofErr w:type="spellStart"/>
+            <w:r>
+              <w:rPr>
+                <w:lang w:val="en-GB"/>
+              </w:rPr>
+              <w:t>finora</w:t>
+            </w:r>
+            <w:proofErr w:type="spellEnd"/>
+            <w:r>
+              <w:rPr>
+                <w:lang w:val="en-GB"/>
+              </w:rPr>
+              <w:t xml:space="preserve"> (ore)</w:t>
             </w:r>
           </w:p>
         </w:tc>
@@ -7014,12 +7726,28 @@
                 <w:lang w:val="en-GB"/>
               </w:rPr>
             </w:pPr>
-            <w:r>
-              <w:rPr>
-                <w:lang w:val="en-GB"/>
-              </w:rPr>
-              <w:t>Percentuale di completamento</w:t>
-            </w:r>
+            <w:proofErr w:type="spellStart"/>
+            <w:r>
+              <w:rPr>
+                <w:lang w:val="en-GB"/>
+              </w:rPr>
+              <w:t>Percentuale</w:t>
+            </w:r>
+            <w:proofErr w:type="spellEnd"/>
+            <w:r>
+              <w:rPr>
+                <w:lang w:val="en-GB"/>
+              </w:rPr>
+              <w:t xml:space="preserve"> di </w:t>
+            </w:r>
+            <w:proofErr w:type="spellStart"/>
+            <w:r>
+              <w:rPr>
+                <w:lang w:val="en-GB"/>
+              </w:rPr>
+              <w:t>completamento</w:t>
+            </w:r>
+            <w:proofErr w:type="spellEnd"/>
           </w:p>
         </w:tc>
       </w:tr>
@@ -7493,12 +8221,14 @@
                 <w:lang w:val="en-GB"/>
               </w:rPr>
             </w:pPr>
+            <w:proofErr w:type="spellStart"/>
             <w:r>
               <w:rPr>
                 <w:lang w:val="en-GB"/>
               </w:rPr>
               <w:t>Attività</w:t>
             </w:r>
+            <w:proofErr w:type="spellEnd"/>
           </w:p>
         </w:tc>
         <w:tc>
@@ -7517,7 +8247,21 @@
               <w:rPr>
                 <w:lang w:val="en-GB"/>
               </w:rPr>
-              <w:t>Tempo stimato (ore)</w:t>
+              <w:t xml:space="preserve">Tempo </w:t>
+            </w:r>
+            <w:proofErr w:type="spellStart"/>
+            <w:r>
+              <w:rPr>
+                <w:lang w:val="en-GB"/>
+              </w:rPr>
+              <w:t>stimato</w:t>
+            </w:r>
+            <w:proofErr w:type="spellEnd"/>
+            <w:r>
+              <w:rPr>
+                <w:lang w:val="en-GB"/>
+              </w:rPr>
+              <w:t xml:space="preserve"> (ore)</w:t>
             </w:r>
           </w:p>
         </w:tc>
@@ -7537,7 +8281,35 @@
               <w:rPr>
                 <w:lang w:val="en-GB"/>
               </w:rPr>
-              <w:t>Tempo utilizzato finora (ore)</w:t>
+              <w:t xml:space="preserve">Tempo </w:t>
+            </w:r>
+            <w:proofErr w:type="spellStart"/>
+            <w:r>
+              <w:rPr>
+                <w:lang w:val="en-GB"/>
+              </w:rPr>
+              <w:t>utilizzato</w:t>
+            </w:r>
+            <w:proofErr w:type="spellEnd"/>
+            <w:r>
+              <w:rPr>
+                <w:lang w:val="en-GB"/>
+              </w:rPr>
+              <w:t xml:space="preserve"> </w:t>
+            </w:r>
+            <w:proofErr w:type="spellStart"/>
+            <w:r>
+              <w:rPr>
+                <w:lang w:val="en-GB"/>
+              </w:rPr>
+              <w:t>finora</w:t>
+            </w:r>
+            <w:proofErr w:type="spellEnd"/>
+            <w:r>
+              <w:rPr>
+                <w:lang w:val="en-GB"/>
+              </w:rPr>
+              <w:t xml:space="preserve"> (ore)</w:t>
             </w:r>
           </w:p>
         </w:tc>
@@ -7553,12 +8325,28 @@
                 <w:lang w:val="en-GB"/>
               </w:rPr>
             </w:pPr>
-            <w:r>
-              <w:rPr>
-                <w:lang w:val="en-GB"/>
-              </w:rPr>
-              <w:t>Percentuale di completamento</w:t>
-            </w:r>
+            <w:proofErr w:type="spellStart"/>
+            <w:r>
+              <w:rPr>
+                <w:lang w:val="en-GB"/>
+              </w:rPr>
+              <w:t>Percentuale</w:t>
+            </w:r>
+            <w:proofErr w:type="spellEnd"/>
+            <w:r>
+              <w:rPr>
+                <w:lang w:val="en-GB"/>
+              </w:rPr>
+              <w:t xml:space="preserve"> di </w:t>
+            </w:r>
+            <w:proofErr w:type="spellStart"/>
+            <w:r>
+              <w:rPr>
+                <w:lang w:val="en-GB"/>
+              </w:rPr>
+              <w:t>completamento</w:t>
+            </w:r>
+            <w:proofErr w:type="spellEnd"/>
           </w:p>
         </w:tc>
       </w:tr>
@@ -8027,12 +8815,14 @@
                 <w:lang w:val="en-GB"/>
               </w:rPr>
             </w:pPr>
+            <w:proofErr w:type="spellStart"/>
             <w:r>
               <w:rPr>
                 <w:lang w:val="en-GB"/>
               </w:rPr>
               <w:t>Attività</w:t>
             </w:r>
+            <w:proofErr w:type="spellEnd"/>
           </w:p>
         </w:tc>
         <w:tc>
@@ -8051,7 +8841,21 @@
               <w:rPr>
                 <w:lang w:val="en-GB"/>
               </w:rPr>
-              <w:t>Tempo stimato (ore)</w:t>
+              <w:t xml:space="preserve">Tempo </w:t>
+            </w:r>
+            <w:proofErr w:type="spellStart"/>
+            <w:r>
+              <w:rPr>
+                <w:lang w:val="en-GB"/>
+              </w:rPr>
+              <w:t>stimato</w:t>
+            </w:r>
+            <w:proofErr w:type="spellEnd"/>
+            <w:r>
+              <w:rPr>
+                <w:lang w:val="en-GB"/>
+              </w:rPr>
+              <w:t xml:space="preserve"> (ore)</w:t>
             </w:r>
           </w:p>
         </w:tc>
@@ -8071,7 +8875,35 @@
               <w:rPr>
                 <w:lang w:val="en-GB"/>
               </w:rPr>
-              <w:t>Tempo utilizzato finora (ore)</w:t>
+              <w:t xml:space="preserve">Tempo </w:t>
+            </w:r>
+            <w:proofErr w:type="spellStart"/>
+            <w:r>
+              <w:rPr>
+                <w:lang w:val="en-GB"/>
+              </w:rPr>
+              <w:t>utilizzato</w:t>
+            </w:r>
+            <w:proofErr w:type="spellEnd"/>
+            <w:r>
+              <w:rPr>
+                <w:lang w:val="en-GB"/>
+              </w:rPr>
+              <w:t xml:space="preserve"> </w:t>
+            </w:r>
+            <w:proofErr w:type="spellStart"/>
+            <w:r>
+              <w:rPr>
+                <w:lang w:val="en-GB"/>
+              </w:rPr>
+              <w:t>finora</w:t>
+            </w:r>
+            <w:proofErr w:type="spellEnd"/>
+            <w:r>
+              <w:rPr>
+                <w:lang w:val="en-GB"/>
+              </w:rPr>
+              <w:t xml:space="preserve"> (ore)</w:t>
             </w:r>
           </w:p>
         </w:tc>
@@ -8087,12 +8919,28 @@
                 <w:lang w:val="en-GB"/>
               </w:rPr>
             </w:pPr>
-            <w:r>
-              <w:rPr>
-                <w:lang w:val="en-GB"/>
-              </w:rPr>
-              <w:t>Percentuale di completamento</w:t>
-            </w:r>
+            <w:proofErr w:type="spellStart"/>
+            <w:r>
+              <w:rPr>
+                <w:lang w:val="en-GB"/>
+              </w:rPr>
+              <w:t>Percentuale</w:t>
+            </w:r>
+            <w:proofErr w:type="spellEnd"/>
+            <w:r>
+              <w:rPr>
+                <w:lang w:val="en-GB"/>
+              </w:rPr>
+              <w:t xml:space="preserve"> di </w:t>
+            </w:r>
+            <w:proofErr w:type="spellStart"/>
+            <w:r>
+              <w:rPr>
+                <w:lang w:val="en-GB"/>
+              </w:rPr>
+              <w:t>completamento</w:t>
+            </w:r>
+            <w:proofErr w:type="spellEnd"/>
           </w:p>
         </w:tc>
       </w:tr>
@@ -8545,7 +9393,23 @@
     </w:p>
     <w:p>
       <w:r>
-        <w:t xml:space="preserve">Per la realizzazione di BariGo, il team ha pianificato con cura le risorse necessarie, suddividendole in quattro categorie principali per garantire che ogni aspetto dello sviluppo sia coperto in modo professionale. </w:t>
+        <w:t xml:space="preserve">Per la realizzazione di </w:t>
+      </w:r>
+      <w:proofErr w:type="spellStart"/>
+      <w:r>
+        <w:t>BariGo</w:t>
+      </w:r>
+      <w:proofErr w:type="spellEnd"/>
+      <w:r>
+        <w:t xml:space="preserve">, </w:t>
+      </w:r>
+      <w:proofErr w:type="gramStart"/>
+      <w:r>
+        <w:t>il team</w:t>
+      </w:r>
+      <w:proofErr w:type="gramEnd"/>
+      <w:r>
+        <w:t xml:space="preserve"> ha pianificato con cura le risorse necessarie, suddividendole in quattro categorie principali per garantire che ogni aspetto dello sviluppo sia coperto in modo professionale. </w:t>
       </w:r>
     </w:p>
     <w:p>
@@ -8565,8 +9429,13 @@
       <w:r>
         <w:t xml:space="preserve"> </w:t>
       </w:r>
-      <w:r>
-        <w:t>Il team di sviluppo è composto da quattro membri, a ciascuno dei quali è stato assegnato un ruolo specifico basato sulle proprie inclinazioni e necessità del progetto</w:t>
+      <w:proofErr w:type="gramStart"/>
+      <w:r>
+        <w:t>Il team</w:t>
+      </w:r>
+      <w:proofErr w:type="gramEnd"/>
+      <w:r>
+        <w:t xml:space="preserve"> di sviluppo è composto da quattro membri, a ciascuno dei quali è stato assegnato un ruolo specifico basato sulle proprie inclinazioni e necessità del progetto</w:t>
       </w:r>
       <w:r>
         <w:t>:</w:t>
@@ -8622,8 +9491,33 @@
           <w:i/>
           <w:iCs/>
         </w:rPr>
-        <w:t>Technical Artist &amp; GenAI Specialist</w:t>
-      </w:r>
+        <w:t xml:space="preserve">Technical Artist &amp; </w:t>
+      </w:r>
+      <w:proofErr w:type="spellStart"/>
+      <w:r>
+        <w:rPr>
+          <w:i/>
+          <w:iCs/>
+        </w:rPr>
+        <w:t>GenAI</w:t>
+      </w:r>
+      <w:proofErr w:type="spellEnd"/>
+      <w:r>
+        <w:rPr>
+          <w:i/>
+          <w:iCs/>
+        </w:rPr>
+        <w:t xml:space="preserve"> </w:t>
+      </w:r>
+      <w:proofErr w:type="spellStart"/>
+      <w:r>
+        <w:rPr>
+          <w:i/>
+          <w:iCs/>
+        </w:rPr>
+        <w:t>Specialist</w:t>
+      </w:r>
+      <w:proofErr w:type="spellEnd"/>
       <w:r>
         <w:t xml:space="preserve"> (Direzione artistica e ingegnerizzazione dei </w:t>
       </w:r>
@@ -8660,10 +9554,35 @@
           <w:i/>
           <w:iCs/>
         </w:rPr>
-        <w:t>Lead Programmer</w:t>
-      </w:r>
-      <w:r>
-        <w:t xml:space="preserve"> (Sviluppo logico in GDScript e architettura backend).</w:t>
+        <w:t xml:space="preserve">Lead </w:t>
+      </w:r>
+      <w:proofErr w:type="spellStart"/>
+      <w:r>
+        <w:rPr>
+          <w:i/>
+          <w:iCs/>
+        </w:rPr>
+        <w:t>Programmer</w:t>
+      </w:r>
+      <w:proofErr w:type="spellEnd"/>
+      <w:r>
+        <w:t xml:space="preserve"> (Sviluppo logico in </w:t>
+      </w:r>
+      <w:proofErr w:type="spellStart"/>
+      <w:r>
+        <w:t>GDScript</w:t>
+      </w:r>
+      <w:proofErr w:type="spellEnd"/>
+      <w:r>
+        <w:t xml:space="preserve"> e architettura </w:t>
+      </w:r>
+      <w:proofErr w:type="spellStart"/>
+      <w:r>
+        <w:t>backend</w:t>
+      </w:r>
+      <w:proofErr w:type="spellEnd"/>
+      <w:r>
+        <w:t>).</w:t>
       </w:r>
     </w:p>
     <w:p>
@@ -8712,7 +9631,15 @@
         <w:t xml:space="preserve"> </w:t>
       </w:r>
       <w:r>
-        <w:t>Tutte le informazioni storiche e culturali inserite nel gioco provengono da fonti attendibili e verificate. I dati sui teatri e sui segreti della "Bari Sotto" sono reperiti attraverso la consultazione di materiale d'archivio della rete dei teatri baresi e documentazione legata al territorio. Per la parte tecnica, utilizziamo la documentazione ufficiale di Godot Engine e i manuali di programmazione GDScript per la corretta implementazione delle meccaniche 2D.</w:t>
+        <w:t xml:space="preserve">Tutte le informazioni storiche e culturali inserite nel gioco provengono da fonti attendibili e verificate. I dati sui teatri e sui segreti della "Bari Sotto" sono reperiti attraverso la consultazione di materiale d'archivio della rete dei teatri baresi e documentazione legata al territorio. Per la parte tecnica, utilizziamo la documentazione ufficiale di Godot Engine e i manuali di programmazione </w:t>
+      </w:r>
+      <w:proofErr w:type="spellStart"/>
+      <w:r>
+        <w:t>GDScript</w:t>
+      </w:r>
+      <w:proofErr w:type="spellEnd"/>
+      <w:r>
+        <w:t xml:space="preserve"> per la corretta implementazione delle meccaniche 2D.</w:t>
       </w:r>
     </w:p>
     <w:p>
@@ -8733,7 +9660,15 @@
         <w:t xml:space="preserve"> </w:t>
       </w:r>
       <w:r>
-        <w:t>Il software principale per lo sviluppo è Godot Engine, scelto per la sua versatilità nel gestire progetti 2D e per la sua natura open-source che rispetta il nostro vincolo di budget zero. Per la parte grafica utilizziamo strumenti di Intelligenza Artificiale Generativa e software di fotoritocco online per la post-produzione degli asset. Il coordinamento del codice e il versionamento dei file avvengono tramite GitHub Desktop.</w:t>
+        <w:t xml:space="preserve">Il software principale per lo sviluppo è Godot Engine, scelto per la sua versatilità nel gestire progetti 2D e per la sua natura open-source che rispetta il nostro vincolo di budget zero. Per la parte grafica utilizziamo strumenti di Intelligenza Artificiale Generativa e software di fotoritocco online per la post-produzione degli asset. Il coordinamento del codice e il </w:t>
+      </w:r>
+      <w:proofErr w:type="spellStart"/>
+      <w:r>
+        <w:t>versionamento</w:t>
+      </w:r>
+      <w:proofErr w:type="spellEnd"/>
+      <w:r>
+        <w:t xml:space="preserve"> dei file avvengono tramite GitHub Desktop.</w:t>
       </w:r>
     </w:p>
     <w:p>
@@ -8765,7 +9700,11 @@
         <w:t>:</w:t>
       </w:r>
       <w:r>
-        <w:t xml:space="preserve"> Per rispettare il vincolo economico e le rigorose normative sul diritto d'autore, il </w:t>
+        <w:t xml:space="preserve"> Per rispettare il vincolo economico e le rigorose normative sul diritto d'autore, </w:t>
+      </w:r>
+      <w:proofErr w:type="gramStart"/>
+      <w:r>
+        <w:t xml:space="preserve">il </w:t>
       </w:r>
       <w:r>
         <w:rPr>
@@ -8774,6 +9713,7 @@
         </w:rPr>
         <w:t>team</w:t>
       </w:r>
+      <w:proofErr w:type="gramEnd"/>
       <w:r>
         <w:t xml:space="preserve"> ha attinto a </w:t>
       </w:r>
@@ -8815,6 +9755,7 @@
       <w:r>
         <w:t xml:space="preserve">) sono stati estratti e ottimizzati </w:t>
       </w:r>
+      <w:proofErr w:type="spellStart"/>
       <w:r>
         <w:rPr>
           <w:i/>
@@ -8822,9 +9763,11 @@
         </w:rPr>
         <w:t>tileset</w:t>
       </w:r>
+      <w:proofErr w:type="spellEnd"/>
       <w:r>
         <w:t xml:space="preserve"> ambientali come </w:t>
       </w:r>
+      <w:proofErr w:type="spellStart"/>
       <w:r>
         <w:rPr>
           <w:i/>
@@ -8832,9 +9775,11 @@
         </w:rPr>
         <w:t>tf_beach_tileset</w:t>
       </w:r>
+      <w:proofErr w:type="spellEnd"/>
       <w:r>
         <w:t xml:space="preserve">, </w:t>
       </w:r>
+      <w:proofErr w:type="spellStart"/>
       <w:r>
         <w:rPr>
           <w:i/>
@@ -8842,6 +9787,7 @@
         </w:rPr>
         <w:t>FreeCityBuilder</w:t>
       </w:r>
+      <w:proofErr w:type="spellEnd"/>
       <w:r>
         <w:t xml:space="preserve"> e </w:t>
       </w:r>
@@ -8850,7 +9796,23 @@
           <w:i/>
           <w:iCs/>
         </w:rPr>
-        <w:t>City Block Tile Set</w:t>
+        <w:t xml:space="preserve">City Block </w:t>
+      </w:r>
+      <w:proofErr w:type="spellStart"/>
+      <w:r>
+        <w:rPr>
+          <w:i/>
+          <w:iCs/>
+        </w:rPr>
+        <w:t>Tile</w:t>
+      </w:r>
+      <w:proofErr w:type="spellEnd"/>
+      <w:r>
+        <w:rPr>
+          <w:i/>
+          <w:iCs/>
+        </w:rPr>
+        <w:t xml:space="preserve"> Set</w:t>
       </w:r>
       <w:r>
         <w:t>.</w:t>
@@ -8923,23 +9885,43 @@
       <w:r>
         <w:t xml:space="preserve"> Kenney.nl, assicurando una </w:t>
       </w:r>
+      <w:proofErr w:type="spellStart"/>
       <w:r>
         <w:rPr>
           <w:i/>
           <w:iCs/>
         </w:rPr>
-        <w:t>Thematic Cohesion</w:t>
-      </w:r>
-      <w:r>
-        <w:t xml:space="preserve"> priva di violazioni di </w:t>
-      </w:r>
+        <w:t>Thematic</w:t>
+      </w:r>
+      <w:proofErr w:type="spellEnd"/>
       <w:r>
         <w:rPr>
           <w:i/>
           <w:iCs/>
         </w:rPr>
+        <w:t xml:space="preserve"> </w:t>
+      </w:r>
+      <w:proofErr w:type="spellStart"/>
+      <w:r>
+        <w:rPr>
+          <w:i/>
+          <w:iCs/>
+        </w:rPr>
+        <w:t>Cohesion</w:t>
+      </w:r>
+      <w:proofErr w:type="spellEnd"/>
+      <w:r>
+        <w:t xml:space="preserve"> priva di violazioni di </w:t>
+      </w:r>
+      <w:proofErr w:type="gramStart"/>
+      <w:r>
+        <w:rPr>
+          <w:i/>
+          <w:iCs/>
+        </w:rPr>
         <w:t>copyright</w:t>
       </w:r>
+      <w:proofErr w:type="gramEnd"/>
       <w:r>
         <w:t>.</w:t>
       </w:r>
@@ -8982,7 +9964,21 @@
         <w:rPr>
           <w:rFonts w:ascii="Avenir Book" w:hAnsi="Avenir Book"/>
         </w:rPr>
-        <w:t xml:space="preserve">Il progetto BariGo mira a trasformare la città di Bari in un laboratorio didattico interattivo. Dal punto di vista della </w:t>
+        <w:t xml:space="preserve">Il progetto </w:t>
+      </w:r>
+      <w:proofErr w:type="spellStart"/>
+      <w:r>
+        <w:rPr>
+          <w:rFonts w:ascii="Avenir Book" w:hAnsi="Avenir Book"/>
+        </w:rPr>
+        <w:t>BariGo</w:t>
+      </w:r>
+      <w:proofErr w:type="spellEnd"/>
+      <w:r>
+        <w:rPr>
+          <w:rFonts w:ascii="Avenir Book" w:hAnsi="Avenir Book"/>
+        </w:rPr>
+        <w:t xml:space="preserve"> mira a trasformare la città di Bari in un laboratorio didattico interattivo. Dal punto di vista della </w:t>
       </w:r>
       <w:r>
         <w:rPr>
@@ -9087,7 +10083,15 @@
         <w:t>sull’orientamento,</w:t>
       </w:r>
       <w:r>
-        <w:t xml:space="preserve"> sul riconoscimento visivo dei 6 teatri della rete (Petruzzelli, Piccinni, Margherita, Kismet, Team, Forma) e sulla raccolta delle risorse economiche (monete) necessarie all'avanzamento.</w:t>
+        <w:t xml:space="preserve"> sul riconoscimento visivo dei </w:t>
+      </w:r>
+      <w:proofErr w:type="gramStart"/>
+      <w:r>
+        <w:t>6</w:t>
+      </w:r>
+      <w:proofErr w:type="gramEnd"/>
+      <w:r>
+        <w:t xml:space="preserve"> teatri della rete (Petruzzelli, Piccinni, Margherita, Kismet, Team, Forma) e sulla raccolta delle risorse economiche (monete) necessarie all'avanzamento.</w:t>
       </w:r>
     </w:p>
     <w:p>
@@ -9190,8 +10194,33 @@
           <w:i/>
           <w:iCs/>
         </w:rPr>
-        <w:t>Non-Playable Characters</w:t>
-      </w:r>
+        <w:t>Non-</w:t>
+      </w:r>
+      <w:proofErr w:type="spellStart"/>
+      <w:r>
+        <w:rPr>
+          <w:i/>
+          <w:iCs/>
+        </w:rPr>
+        <w:t>Playable</w:t>
+      </w:r>
+      <w:proofErr w:type="spellEnd"/>
+      <w:r>
+        <w:rPr>
+          <w:i/>
+          <w:iCs/>
+        </w:rPr>
+        <w:t xml:space="preserve"> </w:t>
+      </w:r>
+      <w:proofErr w:type="spellStart"/>
+      <w:r>
+        <w:rPr>
+          <w:i/>
+          <w:iCs/>
+        </w:rPr>
+        <w:t>Characters</w:t>
+      </w:r>
+      <w:proofErr w:type="spellEnd"/>
       <w:r>
         <w:t>). Investendo l'economia di gioco raccolta nell'Hub urbano</w:t>
       </w:r>
@@ -9245,8 +10274,17 @@
           <w:i/>
           <w:iCs/>
         </w:rPr>
-        <w:t>learning by doing</w:t>
-      </w:r>
+        <w:t xml:space="preserve">learning by </w:t>
+      </w:r>
+      <w:proofErr w:type="spellStart"/>
+      <w:r>
+        <w:rPr>
+          <w:i/>
+          <w:iCs/>
+        </w:rPr>
+        <w:t>doing</w:t>
+      </w:r>
+      <w:proofErr w:type="spellEnd"/>
       <w:r>
         <w:t>). Il superamento della prova suggella l'acquisizione della nozione, che viene registrata permanentement</w:t>
       </w:r>
@@ -9295,6 +10333,7 @@
       <w:r>
         <w:t xml:space="preserve">L'obiettivo formativo primario di </w:t>
       </w:r>
+      <w:proofErr w:type="spellStart"/>
       <w:r>
         <w:rPr>
           <w:i/>
@@ -9302,8 +10341,17 @@
         </w:rPr>
         <w:t>BariGo</w:t>
       </w:r>
-      <w:r>
-        <w:t xml:space="preserve"> è far acquisire all'utente una conoscenza sistemica e duale del patrimonio culturale della città di Bari, concentrandosi sulla rete dei 6 teatri storici (Petruzzelli, Piccinni, Margherita, Kismet, Team, Forma).</w:t>
+      <w:proofErr w:type="spellEnd"/>
+      <w:r>
+        <w:t xml:space="preserve"> è far acquisire all'utente una conoscenza sistemica e duale del patrimonio culturale della città di Bari, concentrandosi sulla rete dei </w:t>
+      </w:r>
+      <w:proofErr w:type="gramStart"/>
+      <w:r>
+        <w:t>6</w:t>
+      </w:r>
+      <w:proofErr w:type="gramEnd"/>
+      <w:r>
+        <w:t xml:space="preserve"> teatri storici (Petruzzelli, Piccinni, Margherita, Kismet, Team, Forma).</w:t>
       </w:r>
       <w:r>
         <w:br/>
@@ -9675,14 +10723,34 @@
         <w:t xml:space="preserve"> </w:t>
       </w:r>
       <w:r>
-        <w:t>L'apprendimento si su un'economia di scambio e sull'</w:t>
+        <w:t xml:space="preserve">L'apprendimento </w:t>
+      </w:r>
+      <w:proofErr w:type="spellStart"/>
+      <w:r>
+        <w:t>si</w:t>
+      </w:r>
+      <w:proofErr w:type="spellEnd"/>
+      <w:r>
+        <w:t xml:space="preserve"> su un'economia di scambio e </w:t>
+      </w:r>
+      <w:proofErr w:type="spellStart"/>
+      <w:r>
+        <w:t>sull'</w:t>
       </w:r>
       <w:r>
         <w:rPr>
           <w:i/>
           <w:iCs/>
         </w:rPr>
-        <w:t>active learning</w:t>
+        <w:t>active</w:t>
+      </w:r>
+      <w:proofErr w:type="spellEnd"/>
+      <w:r>
+        <w:rPr>
+          <w:i/>
+          <w:iCs/>
+        </w:rPr>
+        <w:t xml:space="preserve"> learning</w:t>
       </w:r>
       <w:r>
         <w:t xml:space="preserve">. L'utente amministra le monete raccolte nello scenario per "acquistare" le testimonianze della "Bari Sotto" dagli NPC custodi. Il consolidamento del dato storico avviene affrontando le metafore meccaniche giocabili (minigiochi arcade che rievocano fisicamente l'evento storico). </w:t>
@@ -9937,8 +11005,17 @@
           <w:i/>
           <w:iCs/>
         </w:rPr>
-        <w:t>side-scroller</w:t>
-      </w:r>
+        <w:t>side-</w:t>
+      </w:r>
+      <w:proofErr w:type="spellStart"/>
+      <w:r>
+        <w:rPr>
+          <w:i/>
+          <w:iCs/>
+        </w:rPr>
+        <w:t>scroller</w:t>
+      </w:r>
+      <w:proofErr w:type="spellEnd"/>
       <w:r>
         <w:t xml:space="preserve"> con minaccia ambientale dinamica.</w:t>
       </w:r>
@@ -10214,7 +11291,43 @@
           <w:bCs/>
           <w:lang w:val="en-GB"/>
         </w:rPr>
-        <w:t>4. Teatro Team ("L'Attimo Fuggente")</w:t>
+        <w:t>4. Teatro Team ("</w:t>
+      </w:r>
+      <w:proofErr w:type="spellStart"/>
+      <w:r>
+        <w:rPr>
+          <w:b/>
+          <w:bCs/>
+          <w:lang w:val="en-GB"/>
+        </w:rPr>
+        <w:t>L'Attimo</w:t>
+      </w:r>
+      <w:proofErr w:type="spellEnd"/>
+      <w:r>
+        <w:rPr>
+          <w:b/>
+          <w:bCs/>
+          <w:lang w:val="en-GB"/>
+        </w:rPr>
+        <w:t xml:space="preserve"> </w:t>
+      </w:r>
+      <w:proofErr w:type="spellStart"/>
+      <w:r>
+        <w:rPr>
+          <w:b/>
+          <w:bCs/>
+          <w:lang w:val="en-GB"/>
+        </w:rPr>
+        <w:t>Fuggente</w:t>
+      </w:r>
+      <w:proofErr w:type="spellEnd"/>
+      <w:r>
+        <w:rPr>
+          <w:b/>
+          <w:bCs/>
+          <w:lang w:val="en-GB"/>
+        </w:rPr>
+        <w:t>")</w:t>
       </w:r>
     </w:p>
     <w:p>
@@ -10383,8 +11496,13 @@
           <w:numId w:val="27"/>
         </w:numPr>
       </w:pPr>
-      <w:r>
-        <w:t>Menù Principale:</w:t>
+      <w:proofErr w:type="spellStart"/>
+      <w:r>
+        <w:t>Menù</w:t>
+      </w:r>
+      <w:proofErr w:type="spellEnd"/>
+      <w:r>
+        <w:t xml:space="preserve"> Principale:</w:t>
       </w:r>
     </w:p>
     <w:p>
@@ -10728,7 +11846,15 @@
         </w:numPr>
       </w:pPr>
       <w:r>
-        <w:t>Flowchart di 1° livello</w:t>
+        <w:t xml:space="preserve">Flowchart di </w:t>
+      </w:r>
+      <w:proofErr w:type="gramStart"/>
+      <w:r>
+        <w:t>1°</w:t>
+      </w:r>
+      <w:proofErr w:type="gramEnd"/>
+      <w:r>
+        <w:t xml:space="preserve"> livello</w:t>
       </w:r>
       <w:r>
         <w:t>,</w:t>
@@ -10736,6 +11862,7 @@
       <w:r>
         <w:t xml:space="preserve"> </w:t>
       </w:r>
+      <w:proofErr w:type="spellStart"/>
       <w:r>
         <w:rPr>
           <w:b/>
@@ -10748,7 +11875,15 @@
           <w:b/>
           <w:bCs/>
         </w:rPr>
-        <w:t xml:space="preserve">verview del </w:t>
+        <w:t>verview</w:t>
+      </w:r>
+      <w:proofErr w:type="spellEnd"/>
+      <w:r>
+        <w:rPr>
+          <w:b/>
+          <w:bCs/>
+        </w:rPr>
+        <w:t xml:space="preserve"> del </w:t>
       </w:r>
       <w:r>
         <w:rPr>
@@ -10845,11 +11980,16 @@
         <w:lastRenderedPageBreak/>
         <w:t xml:space="preserve">Flowchart di </w:t>
       </w:r>
+      <w:proofErr w:type="gramStart"/>
       <w:r>
         <w:t>2</w:t>
       </w:r>
       <w:r>
-        <w:t>° livello</w:t>
+        <w:t>°</w:t>
+      </w:r>
+      <w:proofErr w:type="gramEnd"/>
+      <w:r>
+        <w:t xml:space="preserve"> livello</w:t>
       </w:r>
       <w:r>
         <w:t>,</w:t>
@@ -10948,11 +12088,16 @@
         <w:lastRenderedPageBreak/>
         <w:t xml:space="preserve">Flowchart di </w:t>
       </w:r>
+      <w:proofErr w:type="gramStart"/>
       <w:r>
         <w:t>2</w:t>
       </w:r>
       <w:r>
-        <w:t>° livello</w:t>
+        <w:t>°</w:t>
+      </w:r>
+      <w:proofErr w:type="gramEnd"/>
+      <w:r>
+        <w:t xml:space="preserve"> livello</w:t>
       </w:r>
       <w:r>
         <w:t>,</w:t>
@@ -11420,11 +12565,47 @@
           <w:lang w:val="en-GB"/>
         </w:rPr>
       </w:pPr>
+      <w:proofErr w:type="spellStart"/>
       <w:r>
         <w:rPr>
           <w:lang w:val="en-GB"/>
         </w:rPr>
-        <w:t xml:space="preserve">correttezza della progressione narrativa; </w:t>
+        <w:t>correttezza</w:t>
+      </w:r>
+      <w:proofErr w:type="spellEnd"/>
+      <w:r>
+        <w:rPr>
+          <w:lang w:val="en-GB"/>
+        </w:rPr>
+        <w:t xml:space="preserve"> della </w:t>
+      </w:r>
+      <w:proofErr w:type="spellStart"/>
+      <w:r>
+        <w:rPr>
+          <w:lang w:val="en-GB"/>
+        </w:rPr>
+        <w:t>progressione</w:t>
+      </w:r>
+      <w:proofErr w:type="spellEnd"/>
+      <w:r>
+        <w:rPr>
+          <w:lang w:val="en-GB"/>
+        </w:rPr>
+        <w:t xml:space="preserve"> </w:t>
+      </w:r>
+      <w:proofErr w:type="spellStart"/>
+      <w:r>
+        <w:rPr>
+          <w:lang w:val="en-GB"/>
+        </w:rPr>
+        <w:t>narrativa</w:t>
+      </w:r>
+      <w:proofErr w:type="spellEnd"/>
+      <w:r>
+        <w:rPr>
+          <w:lang w:val="en-GB"/>
+        </w:rPr>
+        <w:t xml:space="preserve">; </w:t>
       </w:r>
     </w:p>
     <w:p>
@@ -11472,7 +12653,15 @@
     </w:p>
     <w:p>
       <w:r>
-        <w:t>L'Alpha Test è stato svolto internamente dal team di sviluppo durante la fase finale dell'implementazione.</w:t>
+        <w:t xml:space="preserve">L'Alpha Test è stato svolto internamente </w:t>
+      </w:r>
+      <w:proofErr w:type="gramStart"/>
+      <w:r>
+        <w:t>dal team</w:t>
+      </w:r>
+      <w:proofErr w:type="gramEnd"/>
+      <w:r>
+        <w:t xml:space="preserve"> di sviluppo durante la fase finale dell'implementazione.</w:t>
       </w:r>
     </w:p>
     <w:p>
@@ -11482,53 +12671,37 @@
     </w:p>
     <w:tbl>
       <w:tblPr>
-        <w:tblW w:w="0" w:type="auto"/>
-        <w:tblCellSpacing w:w="15" w:type="dxa"/>
-        <w:tblBorders>
-          <w:top w:val="single" w:sz="4" w:space="0" w:color="auto"/>
-          <w:left w:val="single" w:sz="4" w:space="0" w:color="auto"/>
-          <w:bottom w:val="single" w:sz="4" w:space="0" w:color="auto"/>
-          <w:right w:val="single" w:sz="4" w:space="0" w:color="auto"/>
-          <w:insideH w:val="single" w:sz="4" w:space="0" w:color="auto"/>
-          <w:insideV w:val="single" w:sz="4" w:space="0" w:color="auto"/>
-        </w:tblBorders>
-        <w:tblCellMar>
-          <w:top w:w="15" w:type="dxa"/>
-          <w:left w:w="15" w:type="dxa"/>
-          <w:bottom w:w="15" w:type="dxa"/>
-          <w:right w:w="15" w:type="dxa"/>
-        </w:tblCellMar>
+        <w:tblStyle w:val="Tabellagriglia4-colore4"/>
+        <w:tblW w:w="9593" w:type="dxa"/>
         <w:tblLook w:val="04A0" w:firstRow="1" w:lastRow="0" w:firstColumn="1" w:lastColumn="0" w:noHBand="0" w:noVBand="1"/>
       </w:tblPr>
       <w:tblGrid>
-        <w:gridCol w:w="610"/>
-        <w:gridCol w:w="2758"/>
-        <w:gridCol w:w="4514"/>
-        <w:gridCol w:w="970"/>
+        <w:gridCol w:w="767"/>
+        <w:gridCol w:w="2958"/>
+        <w:gridCol w:w="4753"/>
+        <w:gridCol w:w="1115"/>
       </w:tblGrid>
       <w:tr>
         <w:trPr>
-          <w:tblHeader/>
-          <w:tblCellSpacing w:w="15" w:type="dxa"/>
+          <w:cnfStyle w:val="100000000000" w:firstRow="1" w:lastRow="0" w:firstColumn="0" w:lastColumn="0" w:oddVBand="0" w:evenVBand="0" w:oddHBand="0" w:evenHBand="0" w:firstRowFirstColumn="0" w:firstRowLastColumn="0" w:lastRowFirstColumn="0" w:lastRowLastColumn="0"/>
+          <w:trHeight w:val="451"/>
         </w:trPr>
         <w:tc>
           <w:tcPr>
-            <w:tcW w:w="0" w:type="auto"/>
-            <w:vAlign w:val="center"/>
-            <w:hideMark/>
-          </w:tcPr>
-          <w:p>
-            <w:pPr>
-              <w:rPr>
-                <w:b/>
-                <w:bCs/>
-                <w:lang w:val="en-GB"/>
-              </w:rPr>
-            </w:pPr>
-            <w:r>
-              <w:rPr>
-                <w:b/>
-                <w:bCs/>
+            <w:cnfStyle w:val="001000000000" w:firstRow="0" w:lastRow="0" w:firstColumn="1" w:lastColumn="0" w:oddVBand="0" w:evenVBand="0" w:oddHBand="0" w:evenHBand="0" w:firstRowFirstColumn="0" w:firstRowLastColumn="0" w:lastRowFirstColumn="0" w:lastRowLastColumn="0"/>
+            <w:tcW w:w="0" w:type="auto"/>
+            <w:hideMark/>
+          </w:tcPr>
+          <w:p>
+            <w:pPr>
+              <w:rPr>
+                <w:b w:val="0"/>
+                <w:bCs w:val="0"/>
+                <w:lang w:val="en-GB"/>
+              </w:rPr>
+            </w:pPr>
+            <w:r>
+              <w:rPr>
                 <w:lang w:val="en-GB"/>
               </w:rPr>
               <w:t>ID</w:t>
@@ -11538,84 +12711,99 @@
         <w:tc>
           <w:tcPr>
             <w:tcW w:w="0" w:type="auto"/>
-            <w:vAlign w:val="center"/>
-            <w:hideMark/>
-          </w:tcPr>
-          <w:p>
-            <w:pPr>
-              <w:rPr>
-                <w:b/>
-                <w:bCs/>
-                <w:lang w:val="en-GB"/>
-              </w:rPr>
-            </w:pPr>
-            <w:r>
-              <w:rPr>
-                <w:b/>
-                <w:bCs/>
+            <w:hideMark/>
+          </w:tcPr>
+          <w:p>
+            <w:pPr>
+              <w:cnfStyle w:val="100000000000" w:firstRow="1" w:lastRow="0" w:firstColumn="0" w:lastColumn="0" w:oddVBand="0" w:evenVBand="0" w:oddHBand="0" w:evenHBand="0" w:firstRowFirstColumn="0" w:firstRowLastColumn="0" w:lastRowFirstColumn="0" w:lastRowLastColumn="0"/>
+              <w:rPr>
+                <w:b w:val="0"/>
+                <w:bCs w:val="0"/>
+                <w:lang w:val="en-GB"/>
+              </w:rPr>
+            </w:pPr>
+            <w:proofErr w:type="spellStart"/>
+            <w:r>
+              <w:rPr>
                 <w:lang w:val="en-GB"/>
               </w:rPr>
               <w:t>Funzionalità</w:t>
             </w:r>
-          </w:p>
-        </w:tc>
-        <w:tc>
-          <w:tcPr>
-            <w:tcW w:w="0" w:type="auto"/>
-            <w:vAlign w:val="center"/>
-            <w:hideMark/>
-          </w:tcPr>
-          <w:p>
-            <w:pPr>
-              <w:rPr>
-                <w:b/>
-                <w:bCs/>
-                <w:lang w:val="en-GB"/>
-              </w:rPr>
-            </w:pPr>
-            <w:r>
-              <w:rPr>
-                <w:b/>
-                <w:bCs/>
-                <w:lang w:val="en-GB"/>
-              </w:rPr>
-              <w:t>Risultato Atteso</w:t>
-            </w:r>
-          </w:p>
-        </w:tc>
-        <w:tc>
-          <w:tcPr>
-            <w:tcW w:w="0" w:type="auto"/>
-            <w:vAlign w:val="center"/>
-            <w:hideMark/>
-          </w:tcPr>
-          <w:p>
-            <w:pPr>
-              <w:rPr>
-                <w:b/>
-                <w:bCs/>
-                <w:lang w:val="en-GB"/>
-              </w:rPr>
-            </w:pPr>
-            <w:r>
-              <w:rPr>
-                <w:b/>
-                <w:bCs/>
+            <w:proofErr w:type="spellEnd"/>
+          </w:p>
+        </w:tc>
+        <w:tc>
+          <w:tcPr>
+            <w:tcW w:w="0" w:type="auto"/>
+            <w:hideMark/>
+          </w:tcPr>
+          <w:p>
+            <w:pPr>
+              <w:cnfStyle w:val="100000000000" w:firstRow="1" w:lastRow="0" w:firstColumn="0" w:lastColumn="0" w:oddVBand="0" w:evenVBand="0" w:oddHBand="0" w:evenHBand="0" w:firstRowFirstColumn="0" w:firstRowLastColumn="0" w:lastRowFirstColumn="0" w:lastRowLastColumn="0"/>
+              <w:rPr>
+                <w:b w:val="0"/>
+                <w:bCs w:val="0"/>
+                <w:lang w:val="en-GB"/>
+              </w:rPr>
+            </w:pPr>
+            <w:proofErr w:type="spellStart"/>
+            <w:r>
+              <w:rPr>
+                <w:lang w:val="en-GB"/>
+              </w:rPr>
+              <w:t>Risultato</w:t>
+            </w:r>
+            <w:proofErr w:type="spellEnd"/>
+            <w:r>
+              <w:rPr>
+                <w:lang w:val="en-GB"/>
+              </w:rPr>
+              <w:t xml:space="preserve"> </w:t>
+            </w:r>
+            <w:proofErr w:type="spellStart"/>
+            <w:r>
+              <w:rPr>
+                <w:lang w:val="en-GB"/>
+              </w:rPr>
+              <w:t>Atteso</w:t>
+            </w:r>
+            <w:proofErr w:type="spellEnd"/>
+          </w:p>
+        </w:tc>
+        <w:tc>
+          <w:tcPr>
+            <w:tcW w:w="0" w:type="auto"/>
+            <w:hideMark/>
+          </w:tcPr>
+          <w:p>
+            <w:pPr>
+              <w:cnfStyle w:val="100000000000" w:firstRow="1" w:lastRow="0" w:firstColumn="0" w:lastColumn="0" w:oddVBand="0" w:evenVBand="0" w:oddHBand="0" w:evenHBand="0" w:firstRowFirstColumn="0" w:firstRowLastColumn="0" w:lastRowFirstColumn="0" w:lastRowLastColumn="0"/>
+              <w:rPr>
+                <w:b w:val="0"/>
+                <w:bCs w:val="0"/>
+                <w:lang w:val="en-GB"/>
+              </w:rPr>
+            </w:pPr>
+            <w:proofErr w:type="spellStart"/>
+            <w:r>
+              <w:rPr>
                 <w:lang w:val="en-GB"/>
               </w:rPr>
               <w:t>Esito</w:t>
             </w:r>
+            <w:proofErr w:type="spellEnd"/>
           </w:p>
         </w:tc>
       </w:tr>
       <w:tr>
         <w:trPr>
-          <w:tblCellSpacing w:w="15" w:type="dxa"/>
+          <w:cnfStyle w:val="000000100000" w:firstRow="0" w:lastRow="0" w:firstColumn="0" w:lastColumn="0" w:oddVBand="0" w:evenVBand="0" w:oddHBand="1" w:evenHBand="0" w:firstRowFirstColumn="0" w:firstRowLastColumn="0" w:lastRowFirstColumn="0" w:lastRowLastColumn="0"/>
+          <w:trHeight w:val="435"/>
         </w:trPr>
         <w:tc>
           <w:tcPr>
-            <w:tcW w:w="0" w:type="auto"/>
-            <w:vAlign w:val="center"/>
+            <w:cnfStyle w:val="001000000000" w:firstRow="0" w:lastRow="0" w:firstColumn="1" w:lastColumn="0" w:oddVBand="0" w:evenVBand="0" w:oddHBand="0" w:evenHBand="0" w:firstRowFirstColumn="0" w:firstRowLastColumn="0" w:lastRowFirstColumn="0" w:lastRowLastColumn="0"/>
+            <w:tcW w:w="0" w:type="auto"/>
             <w:hideMark/>
           </w:tcPr>
           <w:p>
@@ -11635,72 +12823,90 @@
         <w:tc>
           <w:tcPr>
             <w:tcW w:w="0" w:type="auto"/>
-            <w:vAlign w:val="center"/>
-            <w:hideMark/>
-          </w:tcPr>
-          <w:p>
-            <w:pPr>
-              <w:rPr>
-                <w:lang w:val="en-GB"/>
-              </w:rPr>
-            </w:pPr>
-            <w:r>
-              <w:rPr>
-                <w:lang w:val="en-GB"/>
-              </w:rPr>
-              <w:t>Avvio del gioco</w:t>
-            </w:r>
-          </w:p>
-        </w:tc>
-        <w:tc>
-          <w:tcPr>
-            <w:tcW w:w="0" w:type="auto"/>
-            <w:vAlign w:val="center"/>
-            <w:hideMark/>
-          </w:tcPr>
-          <w:p>
-            <w:pPr>
-              <w:rPr>
-                <w:lang w:val="en-GB"/>
-              </w:rPr>
-            </w:pPr>
-            <w:r>
-              <w:rPr>
-                <w:lang w:val="en-GB"/>
-              </w:rPr>
-              <w:t>Apertura del menu principale</w:t>
-            </w:r>
-          </w:p>
-        </w:tc>
-        <w:tc>
-          <w:tcPr>
-            <w:tcW w:w="0" w:type="auto"/>
-            <w:vAlign w:val="center"/>
-            <w:hideMark/>
-          </w:tcPr>
-          <w:p>
-            <w:pPr>
-              <w:rPr>
-                <w:lang w:val="en-GB"/>
-              </w:rPr>
-            </w:pPr>
+            <w:hideMark/>
+          </w:tcPr>
+          <w:p>
+            <w:pPr>
+              <w:cnfStyle w:val="000000100000" w:firstRow="0" w:lastRow="0" w:firstColumn="0" w:lastColumn="0" w:oddVBand="0" w:evenVBand="0" w:oddHBand="1" w:evenHBand="0" w:firstRowFirstColumn="0" w:firstRowLastColumn="0" w:lastRowFirstColumn="0" w:lastRowLastColumn="0"/>
+              <w:rPr>
+                <w:lang w:val="en-GB"/>
+              </w:rPr>
+            </w:pPr>
+            <w:r>
+              <w:rPr>
+                <w:lang w:val="en-GB"/>
+              </w:rPr>
+              <w:t xml:space="preserve">Avvio del </w:t>
+            </w:r>
+            <w:proofErr w:type="spellStart"/>
+            <w:r>
+              <w:rPr>
+                <w:lang w:val="en-GB"/>
+              </w:rPr>
+              <w:t>gioco</w:t>
+            </w:r>
+            <w:proofErr w:type="spellEnd"/>
+          </w:p>
+        </w:tc>
+        <w:tc>
+          <w:tcPr>
+            <w:tcW w:w="0" w:type="auto"/>
+            <w:hideMark/>
+          </w:tcPr>
+          <w:p>
+            <w:pPr>
+              <w:cnfStyle w:val="000000100000" w:firstRow="0" w:lastRow="0" w:firstColumn="0" w:lastColumn="0" w:oddVBand="0" w:evenVBand="0" w:oddHBand="1" w:evenHBand="0" w:firstRowFirstColumn="0" w:firstRowLastColumn="0" w:lastRowFirstColumn="0" w:lastRowLastColumn="0"/>
+              <w:rPr>
+                <w:lang w:val="en-GB"/>
+              </w:rPr>
+            </w:pPr>
+            <w:r>
+              <w:rPr>
+                <w:lang w:val="en-GB"/>
+              </w:rPr>
+              <w:t xml:space="preserve">Apertura del menu </w:t>
+            </w:r>
+            <w:proofErr w:type="spellStart"/>
+            <w:r>
+              <w:rPr>
+                <w:lang w:val="en-GB"/>
+              </w:rPr>
+              <w:t>principale</w:t>
+            </w:r>
+            <w:proofErr w:type="spellEnd"/>
+          </w:p>
+        </w:tc>
+        <w:tc>
+          <w:tcPr>
+            <w:tcW w:w="0" w:type="auto"/>
+            <w:hideMark/>
+          </w:tcPr>
+          <w:p>
+            <w:pPr>
+              <w:cnfStyle w:val="000000100000" w:firstRow="0" w:lastRow="0" w:firstColumn="0" w:lastColumn="0" w:oddVBand="0" w:evenVBand="0" w:oddHBand="1" w:evenHBand="0" w:firstRowFirstColumn="0" w:firstRowLastColumn="0" w:lastRowFirstColumn="0" w:lastRowLastColumn="0"/>
+              <w:rPr>
+                <w:lang w:val="en-GB"/>
+              </w:rPr>
+            </w:pPr>
+            <w:proofErr w:type="spellStart"/>
             <w:r>
               <w:rPr>
                 <w:lang w:val="en-GB"/>
               </w:rPr>
               <w:t>Superato</w:t>
             </w:r>
+            <w:proofErr w:type="spellEnd"/>
           </w:p>
         </w:tc>
       </w:tr>
       <w:tr>
         <w:trPr>
-          <w:tblCellSpacing w:w="15" w:type="dxa"/>
+          <w:trHeight w:val="451"/>
         </w:trPr>
         <w:tc>
           <w:tcPr>
-            <w:tcW w:w="0" w:type="auto"/>
-            <w:vAlign w:val="center"/>
+            <w:cnfStyle w:val="001000000000" w:firstRow="0" w:lastRow="0" w:firstColumn="1" w:lastColumn="0" w:oddVBand="0" w:evenVBand="0" w:oddHBand="0" w:evenHBand="0" w:firstRowFirstColumn="0" w:firstRowLastColumn="0" w:lastRowFirstColumn="0" w:lastRowLastColumn="0"/>
+            <w:tcW w:w="0" w:type="auto"/>
             <w:hideMark/>
           </w:tcPr>
           <w:p>
@@ -11720,72 +12926,135 @@
         <w:tc>
           <w:tcPr>
             <w:tcW w:w="0" w:type="auto"/>
-            <w:vAlign w:val="center"/>
-            <w:hideMark/>
-          </w:tcPr>
-          <w:p>
-            <w:pPr>
-              <w:rPr>
-                <w:lang w:val="en-GB"/>
-              </w:rPr>
-            </w:pPr>
-            <w:r>
-              <w:rPr>
-                <w:lang w:val="en-GB"/>
-              </w:rPr>
-              <w:t>Movimento del personaggio</w:t>
-            </w:r>
-          </w:p>
-        </w:tc>
-        <w:tc>
-          <w:tcPr>
-            <w:tcW w:w="0" w:type="auto"/>
-            <w:vAlign w:val="center"/>
-            <w:hideMark/>
-          </w:tcPr>
-          <w:p>
-            <w:pPr>
-              <w:rPr>
-                <w:lang w:val="en-GB"/>
-              </w:rPr>
-            </w:pPr>
-            <w:r>
-              <w:rPr>
-                <w:lang w:val="en-GB"/>
-              </w:rPr>
-              <w:t>Spostamento corretto sulla mappa</w:t>
-            </w:r>
-          </w:p>
-        </w:tc>
-        <w:tc>
-          <w:tcPr>
-            <w:tcW w:w="0" w:type="auto"/>
-            <w:vAlign w:val="center"/>
-            <w:hideMark/>
-          </w:tcPr>
-          <w:p>
-            <w:pPr>
-              <w:rPr>
-                <w:lang w:val="en-GB"/>
-              </w:rPr>
-            </w:pPr>
+            <w:hideMark/>
+          </w:tcPr>
+          <w:p>
+            <w:pPr>
+              <w:cnfStyle w:val="000000000000" w:firstRow="0" w:lastRow="0" w:firstColumn="0" w:lastColumn="0" w:oddVBand="0" w:evenVBand="0" w:oddHBand="0" w:evenHBand="0" w:firstRowFirstColumn="0" w:firstRowLastColumn="0" w:lastRowFirstColumn="0" w:lastRowLastColumn="0"/>
+              <w:rPr>
+                <w:lang w:val="en-GB"/>
+              </w:rPr>
+            </w:pPr>
+            <w:proofErr w:type="spellStart"/>
+            <w:r>
+              <w:rPr>
+                <w:lang w:val="en-GB"/>
+              </w:rPr>
+              <w:t>Movimento</w:t>
+            </w:r>
+            <w:proofErr w:type="spellEnd"/>
+            <w:r>
+              <w:rPr>
+                <w:lang w:val="en-GB"/>
+              </w:rPr>
+              <w:t xml:space="preserve"> del </w:t>
+            </w:r>
+            <w:proofErr w:type="spellStart"/>
+            <w:r>
+              <w:rPr>
+                <w:lang w:val="en-GB"/>
+              </w:rPr>
+              <w:t>personaggio</w:t>
+            </w:r>
+            <w:proofErr w:type="spellEnd"/>
+          </w:p>
+        </w:tc>
+        <w:tc>
+          <w:tcPr>
+            <w:tcW w:w="0" w:type="auto"/>
+            <w:hideMark/>
+          </w:tcPr>
+          <w:p>
+            <w:pPr>
+              <w:cnfStyle w:val="000000000000" w:firstRow="0" w:lastRow="0" w:firstColumn="0" w:lastColumn="0" w:oddVBand="0" w:evenVBand="0" w:oddHBand="0" w:evenHBand="0" w:firstRowFirstColumn="0" w:firstRowLastColumn="0" w:lastRowFirstColumn="0" w:lastRowLastColumn="0"/>
+              <w:rPr>
+                <w:lang w:val="en-GB"/>
+              </w:rPr>
+            </w:pPr>
+            <w:proofErr w:type="spellStart"/>
+            <w:r>
+              <w:rPr>
+                <w:lang w:val="en-GB"/>
+              </w:rPr>
+              <w:t>Spostamento</w:t>
+            </w:r>
+            <w:proofErr w:type="spellEnd"/>
+            <w:r>
+              <w:rPr>
+                <w:lang w:val="en-GB"/>
+              </w:rPr>
+              <w:t xml:space="preserve"> </w:t>
+            </w:r>
+            <w:proofErr w:type="spellStart"/>
+            <w:r>
+              <w:rPr>
+                <w:lang w:val="en-GB"/>
+              </w:rPr>
+              <w:t>corretto</w:t>
+            </w:r>
+            <w:proofErr w:type="spellEnd"/>
+            <w:r>
+              <w:rPr>
+                <w:lang w:val="en-GB"/>
+              </w:rPr>
+              <w:t xml:space="preserve"> </w:t>
+            </w:r>
+            <w:proofErr w:type="spellStart"/>
+            <w:r>
+              <w:rPr>
+                <w:lang w:val="en-GB"/>
+              </w:rPr>
+              <w:t>sulla</w:t>
+            </w:r>
+            <w:proofErr w:type="spellEnd"/>
+            <w:r>
+              <w:rPr>
+                <w:lang w:val="en-GB"/>
+              </w:rPr>
+              <w:t xml:space="preserve"> </w:t>
+            </w:r>
+            <w:proofErr w:type="spellStart"/>
+            <w:r>
+              <w:rPr>
+                <w:lang w:val="en-GB"/>
+              </w:rPr>
+              <w:t>mappa</w:t>
+            </w:r>
+            <w:proofErr w:type="spellEnd"/>
+          </w:p>
+        </w:tc>
+        <w:tc>
+          <w:tcPr>
+            <w:tcW w:w="0" w:type="auto"/>
+            <w:hideMark/>
+          </w:tcPr>
+          <w:p>
+            <w:pPr>
+              <w:cnfStyle w:val="000000000000" w:firstRow="0" w:lastRow="0" w:firstColumn="0" w:lastColumn="0" w:oddVBand="0" w:evenVBand="0" w:oddHBand="0" w:evenHBand="0" w:firstRowFirstColumn="0" w:firstRowLastColumn="0" w:lastRowFirstColumn="0" w:lastRowLastColumn="0"/>
+              <w:rPr>
+                <w:lang w:val="en-GB"/>
+              </w:rPr>
+            </w:pPr>
+            <w:proofErr w:type="spellStart"/>
             <w:r>
               <w:rPr>
                 <w:lang w:val="en-GB"/>
               </w:rPr>
               <w:t>Superato</w:t>
             </w:r>
+            <w:proofErr w:type="spellEnd"/>
           </w:p>
         </w:tc>
       </w:tr>
       <w:tr>
         <w:trPr>
-          <w:tblCellSpacing w:w="15" w:type="dxa"/>
+          <w:cnfStyle w:val="000000100000" w:firstRow="0" w:lastRow="0" w:firstColumn="0" w:lastColumn="0" w:oddVBand="0" w:evenVBand="0" w:oddHBand="1" w:evenHBand="0" w:firstRowFirstColumn="0" w:firstRowLastColumn="0" w:lastRowFirstColumn="0" w:lastRowLastColumn="0"/>
+          <w:trHeight w:val="451"/>
         </w:trPr>
         <w:tc>
           <w:tcPr>
-            <w:tcW w:w="0" w:type="auto"/>
-            <w:vAlign w:val="center"/>
+            <w:cnfStyle w:val="001000000000" w:firstRow="0" w:lastRow="0" w:firstColumn="1" w:lastColumn="0" w:oddVBand="0" w:evenVBand="0" w:oddHBand="0" w:evenHBand="0" w:firstRowFirstColumn="0" w:firstRowLastColumn="0" w:lastRowFirstColumn="0" w:lastRowLastColumn="0"/>
+            <w:tcW w:w="0" w:type="auto"/>
             <w:hideMark/>
           </w:tcPr>
           <w:p>
@@ -11805,30 +13074,40 @@
         <w:tc>
           <w:tcPr>
             <w:tcW w:w="0" w:type="auto"/>
-            <w:vAlign w:val="center"/>
-            <w:hideMark/>
-          </w:tcPr>
-          <w:p>
-            <w:pPr>
-              <w:rPr>
-                <w:lang w:val="en-GB"/>
-              </w:rPr>
-            </w:pPr>
-            <w:r>
-              <w:rPr>
-                <w:lang w:val="en-GB"/>
-              </w:rPr>
-              <w:t>Interazione con NPC</w:t>
-            </w:r>
-          </w:p>
-        </w:tc>
-        <w:tc>
-          <w:tcPr>
-            <w:tcW w:w="0" w:type="auto"/>
-            <w:vAlign w:val="center"/>
-            <w:hideMark/>
-          </w:tcPr>
-          <w:p>
+            <w:hideMark/>
+          </w:tcPr>
+          <w:p>
+            <w:pPr>
+              <w:cnfStyle w:val="000000100000" w:firstRow="0" w:lastRow="0" w:firstColumn="0" w:lastColumn="0" w:oddVBand="0" w:evenVBand="0" w:oddHBand="1" w:evenHBand="0" w:firstRowFirstColumn="0" w:firstRowLastColumn="0" w:lastRowFirstColumn="0" w:lastRowLastColumn="0"/>
+              <w:rPr>
+                <w:lang w:val="en-GB"/>
+              </w:rPr>
+            </w:pPr>
+            <w:proofErr w:type="spellStart"/>
+            <w:r>
+              <w:rPr>
+                <w:lang w:val="en-GB"/>
+              </w:rPr>
+              <w:t>Interazione</w:t>
+            </w:r>
+            <w:proofErr w:type="spellEnd"/>
+            <w:r>
+              <w:rPr>
+                <w:lang w:val="en-GB"/>
+              </w:rPr>
+              <w:t xml:space="preserve"> con NPC</w:t>
+            </w:r>
+          </w:p>
+        </w:tc>
+        <w:tc>
+          <w:tcPr>
+            <w:tcW w:w="0" w:type="auto"/>
+            <w:hideMark/>
+          </w:tcPr>
+          <w:p>
+            <w:pPr>
+              <w:cnfStyle w:val="000000100000" w:firstRow="0" w:lastRow="0" w:firstColumn="0" w:lastColumn="0" w:oddVBand="0" w:evenVBand="0" w:oddHBand="1" w:evenHBand="0" w:firstRowFirstColumn="0" w:firstRowLastColumn="0" w:lastRowFirstColumn="0" w:lastRowLastColumn="0"/>
+            </w:pPr>
             <w:r>
               <w:t>Apertura dialoghi e avanzamento testo</w:t>
             </w:r>
@@ -11837,32 +13116,34 @@
         <w:tc>
           <w:tcPr>
             <w:tcW w:w="0" w:type="auto"/>
-            <w:vAlign w:val="center"/>
-            <w:hideMark/>
-          </w:tcPr>
-          <w:p>
-            <w:pPr>
-              <w:rPr>
-                <w:lang w:val="en-GB"/>
-              </w:rPr>
-            </w:pPr>
+            <w:hideMark/>
+          </w:tcPr>
+          <w:p>
+            <w:pPr>
+              <w:cnfStyle w:val="000000100000" w:firstRow="0" w:lastRow="0" w:firstColumn="0" w:lastColumn="0" w:oddVBand="0" w:evenVBand="0" w:oddHBand="1" w:evenHBand="0" w:firstRowFirstColumn="0" w:firstRowLastColumn="0" w:lastRowFirstColumn="0" w:lastRowLastColumn="0"/>
+              <w:rPr>
+                <w:lang w:val="en-GB"/>
+              </w:rPr>
+            </w:pPr>
+            <w:proofErr w:type="spellStart"/>
             <w:r>
               <w:rPr>
                 <w:lang w:val="en-GB"/>
               </w:rPr>
               <w:t>Superato</w:t>
             </w:r>
+            <w:proofErr w:type="spellEnd"/>
           </w:p>
         </w:tc>
       </w:tr>
       <w:tr>
         <w:trPr>
-          <w:tblCellSpacing w:w="15" w:type="dxa"/>
+          <w:trHeight w:val="435"/>
         </w:trPr>
         <w:tc>
           <w:tcPr>
-            <w:tcW w:w="0" w:type="auto"/>
-            <w:vAlign w:val="center"/>
+            <w:cnfStyle w:val="001000000000" w:firstRow="0" w:lastRow="0" w:firstColumn="1" w:lastColumn="0" w:oddVBand="0" w:evenVBand="0" w:oddHBand="0" w:evenHBand="0" w:firstRowFirstColumn="0" w:firstRowLastColumn="0" w:lastRowFirstColumn="0" w:lastRowLastColumn="0"/>
+            <w:tcW w:w="0" w:type="auto"/>
             <w:hideMark/>
           </w:tcPr>
           <w:p>
@@ -11882,30 +13163,40 @@
         <w:tc>
           <w:tcPr>
             <w:tcW w:w="0" w:type="auto"/>
-            <w:vAlign w:val="center"/>
-            <w:hideMark/>
-          </w:tcPr>
-          <w:p>
-            <w:pPr>
-              <w:rPr>
-                <w:lang w:val="en-GB"/>
-              </w:rPr>
-            </w:pPr>
-            <w:r>
-              <w:rPr>
-                <w:lang w:val="en-GB"/>
-              </w:rPr>
-              <w:t>Avvio missioni</w:t>
-            </w:r>
-          </w:p>
-        </w:tc>
-        <w:tc>
-          <w:tcPr>
-            <w:tcW w:w="0" w:type="auto"/>
-            <w:vAlign w:val="center"/>
-            <w:hideMark/>
-          </w:tcPr>
-          <w:p>
+            <w:hideMark/>
+          </w:tcPr>
+          <w:p>
+            <w:pPr>
+              <w:cnfStyle w:val="000000000000" w:firstRow="0" w:lastRow="0" w:firstColumn="0" w:lastColumn="0" w:oddVBand="0" w:evenVBand="0" w:oddHBand="0" w:evenHBand="0" w:firstRowFirstColumn="0" w:firstRowLastColumn="0" w:lastRowFirstColumn="0" w:lastRowLastColumn="0"/>
+              <w:rPr>
+                <w:lang w:val="en-GB"/>
+              </w:rPr>
+            </w:pPr>
+            <w:r>
+              <w:rPr>
+                <w:lang w:val="en-GB"/>
+              </w:rPr>
+              <w:t xml:space="preserve">Avvio </w:t>
+            </w:r>
+            <w:proofErr w:type="spellStart"/>
+            <w:r>
+              <w:rPr>
+                <w:lang w:val="en-GB"/>
+              </w:rPr>
+              <w:t>missioni</w:t>
+            </w:r>
+            <w:proofErr w:type="spellEnd"/>
+          </w:p>
+        </w:tc>
+        <w:tc>
+          <w:tcPr>
+            <w:tcW w:w="0" w:type="auto"/>
+            <w:hideMark/>
+          </w:tcPr>
+          <w:p>
+            <w:pPr>
+              <w:cnfStyle w:val="000000000000" w:firstRow="0" w:lastRow="0" w:firstColumn="0" w:lastColumn="0" w:oddVBand="0" w:evenVBand="0" w:oddHBand="0" w:evenHBand="0" w:firstRowFirstColumn="0" w:firstRowLastColumn="0" w:lastRowFirstColumn="0" w:lastRowLastColumn="0"/>
+            </w:pPr>
             <w:r>
               <w:t>Attivazione corretta della missione selezionata</w:t>
             </w:r>
@@ -11914,32 +13205,35 @@
         <w:tc>
           <w:tcPr>
             <w:tcW w:w="0" w:type="auto"/>
-            <w:vAlign w:val="center"/>
-            <w:hideMark/>
-          </w:tcPr>
-          <w:p>
-            <w:pPr>
-              <w:rPr>
-                <w:lang w:val="en-GB"/>
-              </w:rPr>
-            </w:pPr>
+            <w:hideMark/>
+          </w:tcPr>
+          <w:p>
+            <w:pPr>
+              <w:cnfStyle w:val="000000000000" w:firstRow="0" w:lastRow="0" w:firstColumn="0" w:lastColumn="0" w:oddVBand="0" w:evenVBand="0" w:oddHBand="0" w:evenHBand="0" w:firstRowFirstColumn="0" w:firstRowLastColumn="0" w:lastRowFirstColumn="0" w:lastRowLastColumn="0"/>
+              <w:rPr>
+                <w:lang w:val="en-GB"/>
+              </w:rPr>
+            </w:pPr>
+            <w:proofErr w:type="spellStart"/>
             <w:r>
               <w:rPr>
                 <w:lang w:val="en-GB"/>
               </w:rPr>
               <w:t>Superato</w:t>
             </w:r>
+            <w:proofErr w:type="spellEnd"/>
           </w:p>
         </w:tc>
       </w:tr>
       <w:tr>
         <w:trPr>
-          <w:tblCellSpacing w:w="15" w:type="dxa"/>
+          <w:cnfStyle w:val="000000100000" w:firstRow="0" w:lastRow="0" w:firstColumn="0" w:lastColumn="0" w:oddVBand="0" w:evenVBand="0" w:oddHBand="1" w:evenHBand="0" w:firstRowFirstColumn="0" w:firstRowLastColumn="0" w:lastRowFirstColumn="0" w:lastRowLastColumn="0"/>
+          <w:trHeight w:val="451"/>
         </w:trPr>
         <w:tc>
           <w:tcPr>
-            <w:tcW w:w="0" w:type="auto"/>
-            <w:vAlign w:val="center"/>
+            <w:cnfStyle w:val="001000000000" w:firstRow="0" w:lastRow="0" w:firstColumn="1" w:lastColumn="0" w:oddVBand="0" w:evenVBand="0" w:oddHBand="0" w:evenHBand="0" w:firstRowFirstColumn="0" w:firstRowLastColumn="0" w:lastRowFirstColumn="0" w:lastRowLastColumn="0"/>
+            <w:tcW w:w="0" w:type="auto"/>
             <w:hideMark/>
           </w:tcPr>
           <w:p>
@@ -11959,72 +13253,106 @@
         <w:tc>
           <w:tcPr>
             <w:tcW w:w="0" w:type="auto"/>
-            <w:vAlign w:val="center"/>
-            <w:hideMark/>
-          </w:tcPr>
-          <w:p>
-            <w:pPr>
-              <w:rPr>
-                <w:lang w:val="en-GB"/>
-              </w:rPr>
-            </w:pPr>
-            <w:r>
-              <w:rPr>
-                <w:lang w:val="en-GB"/>
-              </w:rPr>
-              <w:t>Completamento minigiochi</w:t>
-            </w:r>
-          </w:p>
-        </w:tc>
-        <w:tc>
-          <w:tcPr>
-            <w:tcW w:w="0" w:type="auto"/>
-            <w:vAlign w:val="center"/>
-            <w:hideMark/>
-          </w:tcPr>
-          <w:p>
-            <w:pPr>
-              <w:rPr>
-                <w:lang w:val="en-GB"/>
-              </w:rPr>
-            </w:pPr>
-            <w:r>
-              <w:rPr>
-                <w:lang w:val="en-GB"/>
-              </w:rPr>
-              <w:t>Registrazione del completamento</w:t>
-            </w:r>
-          </w:p>
-        </w:tc>
-        <w:tc>
-          <w:tcPr>
-            <w:tcW w:w="0" w:type="auto"/>
-            <w:vAlign w:val="center"/>
-            <w:hideMark/>
-          </w:tcPr>
-          <w:p>
-            <w:pPr>
-              <w:rPr>
-                <w:lang w:val="en-GB"/>
-              </w:rPr>
-            </w:pPr>
+            <w:hideMark/>
+          </w:tcPr>
+          <w:p>
+            <w:pPr>
+              <w:cnfStyle w:val="000000100000" w:firstRow="0" w:lastRow="0" w:firstColumn="0" w:lastColumn="0" w:oddVBand="0" w:evenVBand="0" w:oddHBand="1" w:evenHBand="0" w:firstRowFirstColumn="0" w:firstRowLastColumn="0" w:lastRowFirstColumn="0" w:lastRowLastColumn="0"/>
+              <w:rPr>
+                <w:lang w:val="en-GB"/>
+              </w:rPr>
+            </w:pPr>
+            <w:proofErr w:type="spellStart"/>
+            <w:r>
+              <w:rPr>
+                <w:lang w:val="en-GB"/>
+              </w:rPr>
+              <w:t>Completamento</w:t>
+            </w:r>
+            <w:proofErr w:type="spellEnd"/>
+            <w:r>
+              <w:rPr>
+                <w:lang w:val="en-GB"/>
+              </w:rPr>
+              <w:t xml:space="preserve"> </w:t>
+            </w:r>
+            <w:proofErr w:type="spellStart"/>
+            <w:r>
+              <w:rPr>
+                <w:lang w:val="en-GB"/>
+              </w:rPr>
+              <w:t>minigiochi</w:t>
+            </w:r>
+            <w:proofErr w:type="spellEnd"/>
+          </w:p>
+        </w:tc>
+        <w:tc>
+          <w:tcPr>
+            <w:tcW w:w="0" w:type="auto"/>
+            <w:hideMark/>
+          </w:tcPr>
+          <w:p>
+            <w:pPr>
+              <w:cnfStyle w:val="000000100000" w:firstRow="0" w:lastRow="0" w:firstColumn="0" w:lastColumn="0" w:oddVBand="0" w:evenVBand="0" w:oddHBand="1" w:evenHBand="0" w:firstRowFirstColumn="0" w:firstRowLastColumn="0" w:lastRowFirstColumn="0" w:lastRowLastColumn="0"/>
+              <w:rPr>
+                <w:lang w:val="en-GB"/>
+              </w:rPr>
+            </w:pPr>
+            <w:proofErr w:type="spellStart"/>
+            <w:r>
+              <w:rPr>
+                <w:lang w:val="en-GB"/>
+              </w:rPr>
+              <w:t>Registrazione</w:t>
+            </w:r>
+            <w:proofErr w:type="spellEnd"/>
+            <w:r>
+              <w:rPr>
+                <w:lang w:val="en-GB"/>
+              </w:rPr>
+              <w:t xml:space="preserve"> del </w:t>
+            </w:r>
+            <w:proofErr w:type="spellStart"/>
+            <w:r>
+              <w:rPr>
+                <w:lang w:val="en-GB"/>
+              </w:rPr>
+              <w:t>completamento</w:t>
+            </w:r>
+            <w:proofErr w:type="spellEnd"/>
+          </w:p>
+        </w:tc>
+        <w:tc>
+          <w:tcPr>
+            <w:tcW w:w="0" w:type="auto"/>
+            <w:hideMark/>
+          </w:tcPr>
+          <w:p>
+            <w:pPr>
+              <w:cnfStyle w:val="000000100000" w:firstRow="0" w:lastRow="0" w:firstColumn="0" w:lastColumn="0" w:oddVBand="0" w:evenVBand="0" w:oddHBand="1" w:evenHBand="0" w:firstRowFirstColumn="0" w:firstRowLastColumn="0" w:lastRowFirstColumn="0" w:lastRowLastColumn="0"/>
+              <w:rPr>
+                <w:lang w:val="en-GB"/>
+              </w:rPr>
+            </w:pPr>
+            <w:proofErr w:type="spellStart"/>
             <w:r>
               <w:rPr>
                 <w:lang w:val="en-GB"/>
               </w:rPr>
               <w:t>Superato</w:t>
             </w:r>
+            <w:proofErr w:type="spellEnd"/>
           </w:p>
         </w:tc>
       </w:tr>
       <w:tr>
         <w:trPr>
-          <w:tblCellSpacing w:w="15" w:type="dxa"/>
+          <w:trHeight w:val="435"/>
         </w:trPr>
         <w:tc>
           <w:tcPr>
-            <w:tcW w:w="0" w:type="auto"/>
-            <w:vAlign w:val="center"/>
+            <w:cnfStyle w:val="001000000000" w:firstRow="0" w:lastRow="0" w:firstColumn="1" w:lastColumn="0" w:oddVBand="0" w:evenVBand="0" w:oddHBand="0" w:evenHBand="0" w:firstRowFirstColumn="0" w:firstRowLastColumn="0" w:lastRowFirstColumn="0" w:lastRowLastColumn="0"/>
+            <w:tcW w:w="0" w:type="auto"/>
             <w:hideMark/>
           </w:tcPr>
           <w:p>
@@ -12044,30 +13372,48 @@
         <w:tc>
           <w:tcPr>
             <w:tcW w:w="0" w:type="auto"/>
-            <w:vAlign w:val="center"/>
-            <w:hideMark/>
-          </w:tcPr>
-          <w:p>
-            <w:pPr>
-              <w:rPr>
-                <w:lang w:val="en-GB"/>
-              </w:rPr>
-            </w:pPr>
-            <w:r>
-              <w:rPr>
-                <w:lang w:val="en-GB"/>
-              </w:rPr>
-              <w:t>Progressione narrativa</w:t>
-            </w:r>
-          </w:p>
-        </w:tc>
-        <w:tc>
-          <w:tcPr>
-            <w:tcW w:w="0" w:type="auto"/>
-            <w:vAlign w:val="center"/>
-            <w:hideMark/>
-          </w:tcPr>
-          <w:p>
+            <w:hideMark/>
+          </w:tcPr>
+          <w:p>
+            <w:pPr>
+              <w:cnfStyle w:val="000000000000" w:firstRow="0" w:lastRow="0" w:firstColumn="0" w:lastColumn="0" w:oddVBand="0" w:evenVBand="0" w:oddHBand="0" w:evenHBand="0" w:firstRowFirstColumn="0" w:firstRowLastColumn="0" w:lastRowFirstColumn="0" w:lastRowLastColumn="0"/>
+              <w:rPr>
+                <w:lang w:val="en-GB"/>
+              </w:rPr>
+            </w:pPr>
+            <w:proofErr w:type="spellStart"/>
+            <w:r>
+              <w:rPr>
+                <w:lang w:val="en-GB"/>
+              </w:rPr>
+              <w:t>Progressione</w:t>
+            </w:r>
+            <w:proofErr w:type="spellEnd"/>
+            <w:r>
+              <w:rPr>
+                <w:lang w:val="en-GB"/>
+              </w:rPr>
+              <w:t xml:space="preserve"> </w:t>
+            </w:r>
+            <w:proofErr w:type="spellStart"/>
+            <w:r>
+              <w:rPr>
+                <w:lang w:val="en-GB"/>
+              </w:rPr>
+              <w:t>narrativa</w:t>
+            </w:r>
+            <w:proofErr w:type="spellEnd"/>
+          </w:p>
+        </w:tc>
+        <w:tc>
+          <w:tcPr>
+            <w:tcW w:w="0" w:type="auto"/>
+            <w:hideMark/>
+          </w:tcPr>
+          <w:p>
+            <w:pPr>
+              <w:cnfStyle w:val="000000000000" w:firstRow="0" w:lastRow="0" w:firstColumn="0" w:lastColumn="0" w:oddVBand="0" w:evenVBand="0" w:oddHBand="0" w:evenHBand="0" w:firstRowFirstColumn="0" w:firstRowLastColumn="0" w:lastRowFirstColumn="0" w:lastRowLastColumn="0"/>
+            </w:pPr>
             <w:r>
               <w:t>Sblocco corretto delle fasi successive</w:t>
             </w:r>
@@ -12076,32 +13422,35 @@
         <w:tc>
           <w:tcPr>
             <w:tcW w:w="0" w:type="auto"/>
-            <w:vAlign w:val="center"/>
-            <w:hideMark/>
-          </w:tcPr>
-          <w:p>
-            <w:pPr>
-              <w:rPr>
-                <w:lang w:val="en-GB"/>
-              </w:rPr>
-            </w:pPr>
+            <w:hideMark/>
+          </w:tcPr>
+          <w:p>
+            <w:pPr>
+              <w:cnfStyle w:val="000000000000" w:firstRow="0" w:lastRow="0" w:firstColumn="0" w:lastColumn="0" w:oddVBand="0" w:evenVBand="0" w:oddHBand="0" w:evenHBand="0" w:firstRowFirstColumn="0" w:firstRowLastColumn="0" w:lastRowFirstColumn="0" w:lastRowLastColumn="0"/>
+              <w:rPr>
+                <w:lang w:val="en-GB"/>
+              </w:rPr>
+            </w:pPr>
+            <w:proofErr w:type="spellStart"/>
             <w:r>
               <w:rPr>
                 <w:lang w:val="en-GB"/>
               </w:rPr>
               <w:t>Superato</w:t>
             </w:r>
+            <w:proofErr w:type="spellEnd"/>
           </w:p>
         </w:tc>
       </w:tr>
       <w:tr>
         <w:trPr>
-          <w:tblCellSpacing w:w="15" w:type="dxa"/>
+          <w:cnfStyle w:val="000000100000" w:firstRow="0" w:lastRow="0" w:firstColumn="0" w:lastColumn="0" w:oddVBand="0" w:evenVBand="0" w:oddHBand="1" w:evenHBand="0" w:firstRowFirstColumn="0" w:firstRowLastColumn="0" w:lastRowFirstColumn="0" w:lastRowLastColumn="0"/>
+          <w:trHeight w:val="451"/>
         </w:trPr>
         <w:tc>
           <w:tcPr>
-            <w:tcW w:w="0" w:type="auto"/>
-            <w:vAlign w:val="center"/>
+            <w:cnfStyle w:val="001000000000" w:firstRow="0" w:lastRow="0" w:firstColumn="1" w:lastColumn="0" w:oddVBand="0" w:evenVBand="0" w:oddHBand="0" w:evenHBand="0" w:firstRowFirstColumn="0" w:firstRowLastColumn="0" w:lastRowFirstColumn="0" w:lastRowLastColumn="0"/>
+            <w:tcW w:w="0" w:type="auto"/>
             <w:hideMark/>
           </w:tcPr>
           <w:p>
@@ -12121,30 +13470,40 @@
         <w:tc>
           <w:tcPr>
             <w:tcW w:w="0" w:type="auto"/>
-            <w:vAlign w:val="center"/>
-            <w:hideMark/>
-          </w:tcPr>
-          <w:p>
-            <w:pPr>
-              <w:rPr>
-                <w:lang w:val="en-GB"/>
-              </w:rPr>
-            </w:pPr>
-            <w:r>
-              <w:rPr>
-                <w:lang w:val="en-GB"/>
-              </w:rPr>
-              <w:t>Riproduzione audio</w:t>
-            </w:r>
-          </w:p>
-        </w:tc>
-        <w:tc>
-          <w:tcPr>
-            <w:tcW w:w="0" w:type="auto"/>
-            <w:vAlign w:val="center"/>
-            <w:hideMark/>
-          </w:tcPr>
-          <w:p>
+            <w:hideMark/>
+          </w:tcPr>
+          <w:p>
+            <w:pPr>
+              <w:cnfStyle w:val="000000100000" w:firstRow="0" w:lastRow="0" w:firstColumn="0" w:lastColumn="0" w:oddVBand="0" w:evenVBand="0" w:oddHBand="1" w:evenHBand="0" w:firstRowFirstColumn="0" w:firstRowLastColumn="0" w:lastRowFirstColumn="0" w:lastRowLastColumn="0"/>
+              <w:rPr>
+                <w:lang w:val="en-GB"/>
+              </w:rPr>
+            </w:pPr>
+            <w:proofErr w:type="spellStart"/>
+            <w:r>
+              <w:rPr>
+                <w:lang w:val="en-GB"/>
+              </w:rPr>
+              <w:t>Riproduzione</w:t>
+            </w:r>
+            <w:proofErr w:type="spellEnd"/>
+            <w:r>
+              <w:rPr>
+                <w:lang w:val="en-GB"/>
+              </w:rPr>
+              <w:t xml:space="preserve"> audio</w:t>
+            </w:r>
+          </w:p>
+        </w:tc>
+        <w:tc>
+          <w:tcPr>
+            <w:tcW w:w="0" w:type="auto"/>
+            <w:hideMark/>
+          </w:tcPr>
+          <w:p>
+            <w:pPr>
+              <w:cnfStyle w:val="000000100000" w:firstRow="0" w:lastRow="0" w:firstColumn="0" w:lastColumn="0" w:oddVBand="0" w:evenVBand="0" w:oddHBand="1" w:evenHBand="0" w:firstRowFirstColumn="0" w:firstRowLastColumn="0" w:lastRowFirstColumn="0" w:lastRowLastColumn="0"/>
+            </w:pPr>
             <w:r>
               <w:t>Riproduzione di musiche ed effetti sonori</w:t>
             </w:r>
@@ -12153,27 +13512,34 @@
         <w:tc>
           <w:tcPr>
             <w:tcW w:w="0" w:type="auto"/>
-            <w:vAlign w:val="center"/>
-            <w:hideMark/>
-          </w:tcPr>
-          <w:p>
-            <w:pPr>
-              <w:rPr>
-                <w:lang w:val="en-GB"/>
-              </w:rPr>
-            </w:pPr>
+            <w:hideMark/>
+          </w:tcPr>
+          <w:p>
+            <w:pPr>
+              <w:cnfStyle w:val="000000100000" w:firstRow="0" w:lastRow="0" w:firstColumn="0" w:lastColumn="0" w:oddVBand="0" w:evenVBand="0" w:oddHBand="1" w:evenHBand="0" w:firstRowFirstColumn="0" w:firstRowLastColumn="0" w:lastRowFirstColumn="0" w:lastRowLastColumn="0"/>
+              <w:rPr>
+                <w:lang w:val="en-GB"/>
+              </w:rPr>
+            </w:pPr>
+            <w:proofErr w:type="spellStart"/>
             <w:r>
               <w:rPr>
                 <w:lang w:val="en-GB"/>
               </w:rPr>
               <w:t>Superato</w:t>
             </w:r>
+            <w:proofErr w:type="spellEnd"/>
           </w:p>
         </w:tc>
       </w:tr>
     </w:tbl>
     <w:p/>
     <w:p>
+      <w:pPr>
+        <w:rPr>
+          <w:u w:val="single"/>
+        </w:rPr>
+      </w:pPr>
       <w:r>
         <w:t>Durante questa fase sono stati rilevati alcuni problemi minori:</w:t>
       </w:r>
@@ -12218,7 +13584,15 @@
     </w:p>
     <w:p>
       <w:r>
-        <w:t>La fase di testing ha evidenziato il raggiungimento degli obiettivi prefissati. Il sistema risulta stabile, utilizzabile e coerente con gli obiettivi educativi del Serious Game. I feedback raccolti durante le prove interne hanno consentito di migliorare alcuni aspetti dell'interfaccia e dell'esperienza utente prima della distribuzione della versione finale.</w:t>
+        <w:t xml:space="preserve">La fase di testing ha evidenziato il raggiungimento degli obiettivi prefissati. Il sistema risulta stabile, utilizzabile e coerente con gli obiettivi educativi del Serious Game. I </w:t>
+      </w:r>
+      <w:proofErr w:type="gramStart"/>
+      <w:r>
+        <w:t>feedback</w:t>
+      </w:r>
+      <w:proofErr w:type="gramEnd"/>
+      <w:r>
+        <w:t xml:space="preserve"> raccolti durante le prove interne hanno consentito di migliorare alcuni aspetti dell'interfaccia e dell'esperienza utente prima della distribuzione della versione finale.</w:t>
       </w:r>
     </w:p>
     <w:p>
@@ -12307,12 +13681,14 @@
                 <w:lang w:val="en-GB"/>
               </w:rPr>
             </w:pPr>
+            <w:proofErr w:type="spellStart"/>
             <w:r>
               <w:rPr>
                 <w:lang w:val="en-GB"/>
               </w:rPr>
               <w:t>Componente</w:t>
             </w:r>
+            <w:proofErr w:type="spellEnd"/>
           </w:p>
         </w:tc>
         <w:tc>
@@ -12331,8 +13707,16 @@
               <w:rPr>
                 <w:lang w:val="en-GB"/>
               </w:rPr>
-              <w:t>Azione Simulata</w:t>
-            </w:r>
+              <w:t xml:space="preserve">Azione </w:t>
+            </w:r>
+            <w:proofErr w:type="spellStart"/>
+            <w:r>
+              <w:rPr>
+                <w:lang w:val="en-GB"/>
+              </w:rPr>
+              <w:t>Simulata</w:t>
+            </w:r>
+            <w:proofErr w:type="spellEnd"/>
           </w:p>
         </w:tc>
         <w:tc>
@@ -12347,12 +13731,28 @@
                 <w:lang w:val="en-GB"/>
               </w:rPr>
             </w:pPr>
-            <w:r>
-              <w:rPr>
-                <w:lang w:val="en-GB"/>
-              </w:rPr>
-              <w:t>Risultato Atteso</w:t>
-            </w:r>
+            <w:proofErr w:type="spellStart"/>
+            <w:r>
+              <w:rPr>
+                <w:lang w:val="en-GB"/>
+              </w:rPr>
+              <w:t>Risultato</w:t>
+            </w:r>
+            <w:proofErr w:type="spellEnd"/>
+            <w:r>
+              <w:rPr>
+                <w:lang w:val="en-GB"/>
+              </w:rPr>
+              <w:t xml:space="preserve"> </w:t>
+            </w:r>
+            <w:proofErr w:type="spellStart"/>
+            <w:r>
+              <w:rPr>
+                <w:lang w:val="en-GB"/>
+              </w:rPr>
+              <w:t>Atteso</w:t>
+            </w:r>
+            <w:proofErr w:type="spellEnd"/>
           </w:p>
         </w:tc>
         <w:tc>
@@ -12367,12 +13767,14 @@
                 <w:lang w:val="en-GB"/>
               </w:rPr>
             </w:pPr>
+            <w:proofErr w:type="spellStart"/>
             <w:r>
               <w:rPr>
                 <w:lang w:val="en-GB"/>
               </w:rPr>
               <w:t>Esito</w:t>
             </w:r>
+            <w:proofErr w:type="spellEnd"/>
           </w:p>
         </w:tc>
         <w:tc>
@@ -12488,7 +13890,21 @@
               <w:rPr>
                 <w:lang w:val="en-GB"/>
               </w:rPr>
-              <w:t xml:space="preserve"> (Input non intercettato)</w:t>
+              <w:t xml:space="preserve"> (Input non </w:t>
+            </w:r>
+            <w:proofErr w:type="spellStart"/>
+            <w:r>
+              <w:rPr>
+                <w:lang w:val="en-GB"/>
+              </w:rPr>
+              <w:t>intercettato</w:t>
+            </w:r>
+            <w:proofErr w:type="spellEnd"/>
+            <w:r>
+              <w:rPr>
+                <w:lang w:val="en-GB"/>
+              </w:rPr>
+              <w:t>)</w:t>
             </w:r>
           </w:p>
         </w:tc>
@@ -12502,8 +13918,17 @@
               <w:cnfStyle w:val="000000100000" w:firstRow="0" w:lastRow="0" w:firstColumn="0" w:lastColumn="0" w:oddVBand="0" w:evenVBand="0" w:oddHBand="1" w:evenHBand="0" w:firstRowFirstColumn="0" w:firstRowLastColumn="0" w:lastRowFirstColumn="0" w:lastRowLastColumn="0"/>
             </w:pPr>
             <w:r>
-              <w:t xml:space="preserve">Rilevato blocco architetturale. Il nodo visivo di oscuramento assorbiva i click. Impostata la proprietà Mouse Filter del pannello ColorRect su </w:t>
-            </w:r>
+              <w:t xml:space="preserve">Rilevato blocco architetturale. Il nodo visivo di oscuramento assorbiva i click. Impostata la proprietà Mouse Filter del pannello </w:t>
+            </w:r>
+            <w:proofErr w:type="spellStart"/>
+            <w:r>
+              <w:t>ColorRect</w:t>
+            </w:r>
+            <w:proofErr w:type="spellEnd"/>
+            <w:r>
+              <w:t xml:space="preserve"> su </w:t>
+            </w:r>
+            <w:proofErr w:type="spellStart"/>
             <w:r>
               <w:rPr>
                 <w:i/>
@@ -12511,6 +13936,7 @@
               </w:rPr>
               <w:t>Ignore</w:t>
             </w:r>
+            <w:proofErr w:type="spellEnd"/>
             <w:r>
               <w:t xml:space="preserve"> per ripristinare il flusso logico degli input.</w:t>
             </w:r>
@@ -12619,7 +14045,31 @@
               <w:cnfStyle w:val="000000000000" w:firstRow="0" w:lastRow="0" w:firstColumn="0" w:lastColumn="0" w:oddVBand="0" w:evenVBand="0" w:oddHBand="0" w:evenHBand="0" w:firstRowFirstColumn="0" w:firstRowLastColumn="0" w:lastRowFirstColumn="0" w:lastRowLastColumn="0"/>
             </w:pPr>
             <w:r>
-              <w:t>Creazione di un segnale monete_aggiornate globale per disaccoppiare la fisica (Backend) dal rendering grafico (Frontend).</w:t>
+              <w:t xml:space="preserve">Creazione di un segnale </w:t>
+            </w:r>
+            <w:proofErr w:type="spellStart"/>
+            <w:r>
+              <w:t>monete_aggiornate</w:t>
+            </w:r>
+            <w:proofErr w:type="spellEnd"/>
+            <w:r>
+              <w:t xml:space="preserve"> globale per disaccoppiare la fisica (</w:t>
+            </w:r>
+            <w:proofErr w:type="spellStart"/>
+            <w:r>
+              <w:t>Backend</w:t>
+            </w:r>
+            <w:proofErr w:type="spellEnd"/>
+            <w:r>
+              <w:t>) dal rendering grafico (</w:t>
+            </w:r>
+            <w:proofErr w:type="spellStart"/>
+            <w:r>
+              <w:t>Frontend</w:t>
+            </w:r>
+            <w:proofErr w:type="spellEnd"/>
+            <w:r>
+              <w:t>).</w:t>
             </w:r>
           </w:p>
         </w:tc>
@@ -12729,7 +14179,39 @@
               <w:cnfStyle w:val="000000100000" w:firstRow="0" w:lastRow="0" w:firstColumn="0" w:lastColumn="0" w:oddVBand="0" w:evenVBand="0" w:oddHBand="1" w:evenHBand="0" w:firstRowFirstColumn="0" w:firstRowLastColumn="0" w:lastRowFirstColumn="0" w:lastRowLastColumn="0"/>
             </w:pPr>
             <w:r>
-              <w:t>Stretch Mode vincolato a canvas_items e Aspect Ratio settato su keep per generare bande di compensazione (letterboxing).</w:t>
+              <w:t xml:space="preserve">Stretch Mode vincolato a </w:t>
+            </w:r>
+            <w:proofErr w:type="spellStart"/>
+            <w:r>
+              <w:t>canvas_items</w:t>
+            </w:r>
+            <w:proofErr w:type="spellEnd"/>
+            <w:r>
+              <w:t xml:space="preserve"> e </w:t>
+            </w:r>
+            <w:proofErr w:type="spellStart"/>
+            <w:r>
+              <w:t>Aspect</w:t>
+            </w:r>
+            <w:proofErr w:type="spellEnd"/>
+            <w:r>
+              <w:t xml:space="preserve"> Ratio settato su </w:t>
+            </w:r>
+            <w:proofErr w:type="spellStart"/>
+            <w:r>
+              <w:t>keep</w:t>
+            </w:r>
+            <w:proofErr w:type="spellEnd"/>
+            <w:r>
+              <w:t xml:space="preserve"> per generare bande di compensazione (</w:t>
+            </w:r>
+            <w:proofErr w:type="spellStart"/>
+            <w:r>
+              <w:t>letterboxing</w:t>
+            </w:r>
+            <w:proofErr w:type="spellEnd"/>
+            <w:r>
+              <w:t>).</w:t>
             </w:r>
           </w:p>
         </w:tc>
@@ -12767,57 +14249,75 @@
                 <w:lang w:val="en-GB"/>
               </w:rPr>
             </w:pPr>
+            <w:proofErr w:type="spellStart"/>
             <w:r>
               <w:rPr>
                 <w:b/>
                 <w:bCs/>
                 <w:lang w:val="en-GB"/>
               </w:rPr>
-              <w:t>Persistenza e Ciclo Scene</w:t>
-            </w:r>
-          </w:p>
-        </w:tc>
-        <w:tc>
-          <w:tcPr>
-            <w:tcW w:w="0" w:type="auto"/>
-            <w:hideMark/>
-          </w:tcPr>
-          <w:p>
-            <w:pPr>
-              <w:cnfStyle w:val="000000000000" w:firstRow="0" w:lastRow="0" w:firstColumn="0" w:lastColumn="0" w:oddVBand="0" w:evenVBand="0" w:oddHBand="0" w:evenHBand="0" w:firstRowFirstColumn="0" w:firstRowLastColumn="0" w:lastRowFirstColumn="0" w:lastRowLastColumn="0"/>
-            </w:pPr>
-            <w:r>
-              <w:t>Raccolta oggetto, ingresso in un minigioco, ritorno alla mappa Hub.</w:t>
-            </w:r>
-          </w:p>
-        </w:tc>
-        <w:tc>
-          <w:tcPr>
-            <w:tcW w:w="0" w:type="auto"/>
-            <w:hideMark/>
-          </w:tcPr>
-          <w:p>
-            <w:pPr>
-              <w:cnfStyle w:val="000000000000" w:firstRow="0" w:lastRow="0" w:firstColumn="0" w:lastColumn="0" w:oddVBand="0" w:evenVBand="0" w:oddHBand="0" w:evenHBand="0" w:firstRowFirstColumn="0" w:firstRowLastColumn="0" w:lastRowFirstColumn="0" w:lastRowLastColumn="0"/>
-            </w:pPr>
-            <w:r>
-              <w:t>L'ambiente deve mantenere memoria degli oggetti raccolti impedendone il respawn.</w:t>
-            </w:r>
-          </w:p>
-        </w:tc>
-        <w:tc>
-          <w:tcPr>
-            <w:tcW w:w="0" w:type="auto"/>
-            <w:hideMark/>
-          </w:tcPr>
-          <w:p>
-            <w:pPr>
-              <w:cnfStyle w:val="000000000000" w:firstRow="0" w:lastRow="0" w:firstColumn="0" w:lastColumn="0" w:oddVBand="0" w:evenVBand="0" w:oddHBand="0" w:evenHBand="0" w:firstRowFirstColumn="0" w:firstRowLastColumn="0" w:lastRowFirstColumn="0" w:lastRowLastColumn="0"/>
-            </w:pPr>
+              <w:t>Persistenza</w:t>
+            </w:r>
+            <w:proofErr w:type="spellEnd"/>
             <w:r>
               <w:rPr>
                 <w:b/>
                 <w:bCs/>
+                <w:lang w:val="en-GB"/>
+              </w:rPr>
+              <w:t xml:space="preserve"> e Ciclo Scene</w:t>
+            </w:r>
+          </w:p>
+        </w:tc>
+        <w:tc>
+          <w:tcPr>
+            <w:tcW w:w="0" w:type="auto"/>
+            <w:hideMark/>
+          </w:tcPr>
+          <w:p>
+            <w:pPr>
+              <w:cnfStyle w:val="000000000000" w:firstRow="0" w:lastRow="0" w:firstColumn="0" w:lastColumn="0" w:oddVBand="0" w:evenVBand="0" w:oddHBand="0" w:evenHBand="0" w:firstRowFirstColumn="0" w:firstRowLastColumn="0" w:lastRowFirstColumn="0" w:lastRowLastColumn="0"/>
+            </w:pPr>
+            <w:r>
+              <w:t>Raccolta oggetto, ingresso in un minigioco, ritorno alla mappa Hub.</w:t>
+            </w:r>
+          </w:p>
+        </w:tc>
+        <w:tc>
+          <w:tcPr>
+            <w:tcW w:w="0" w:type="auto"/>
+            <w:hideMark/>
+          </w:tcPr>
+          <w:p>
+            <w:pPr>
+              <w:cnfStyle w:val="000000000000" w:firstRow="0" w:lastRow="0" w:firstColumn="0" w:lastColumn="0" w:oddVBand="0" w:evenVBand="0" w:oddHBand="0" w:evenHBand="0" w:firstRowFirstColumn="0" w:firstRowLastColumn="0" w:lastRowFirstColumn="0" w:lastRowLastColumn="0"/>
+            </w:pPr>
+            <w:r>
+              <w:t xml:space="preserve">L'ambiente deve mantenere memoria degli oggetti raccolti impedendone il </w:t>
+            </w:r>
+            <w:proofErr w:type="spellStart"/>
+            <w:r>
+              <w:t>respawn</w:t>
+            </w:r>
+            <w:proofErr w:type="spellEnd"/>
+            <w:r>
+              <w:t>.</w:t>
+            </w:r>
+          </w:p>
+        </w:tc>
+        <w:tc>
+          <w:tcPr>
+            <w:tcW w:w="0" w:type="auto"/>
+            <w:hideMark/>
+          </w:tcPr>
+          <w:p>
+            <w:pPr>
+              <w:cnfStyle w:val="000000000000" w:firstRow="0" w:lastRow="0" w:firstColumn="0" w:lastColumn="0" w:oddVBand="0" w:evenVBand="0" w:oddHBand="0" w:evenHBand="0" w:firstRowFirstColumn="0" w:firstRowLastColumn="0" w:lastRowFirstColumn="0" w:lastRowLastColumn="0"/>
+            </w:pPr>
+            <w:r>
+              <w:rPr>
+                <w:b/>
+                <w:bCs/>
               </w:rPr>
               <w:t>FALLITO</w:t>
             </w:r>
@@ -12836,7 +14336,15 @@
               <w:cnfStyle w:val="000000000000" w:firstRow="0" w:lastRow="0" w:firstColumn="0" w:lastColumn="0" w:oddVBand="0" w:evenVBand="0" w:oddHBand="0" w:evenHBand="0" w:firstRowFirstColumn="0" w:firstRowLastColumn="0" w:lastRowFirstColumn="0" w:lastRowLastColumn="0"/>
             </w:pPr>
             <w:r>
-              <w:t>Creazione di un array persistente per memorizzare le coordinate global_position degli elementi rimossi dalla mappa.</w:t>
+              <w:t xml:space="preserve">Creazione di un array persistente per memorizzare le coordinate </w:t>
+            </w:r>
+            <w:proofErr w:type="spellStart"/>
+            <w:r>
+              <w:t>global_position</w:t>
+            </w:r>
+            <w:proofErr w:type="spellEnd"/>
+            <w:r>
+              <w:t xml:space="preserve"> degli elementi rimossi dalla mappa.</w:t>
             </w:r>
           </w:p>
         </w:tc>
@@ -12851,7 +14359,15 @@
         <w:t>Report di Compatibilità.</w:t>
       </w:r>
       <w:r>
-        <w:t xml:space="preserve"> Il software BariGo è stato ingegnerizzato come eseguibile </w:t>
+        <w:t xml:space="preserve"> Il software </w:t>
+      </w:r>
+      <w:proofErr w:type="spellStart"/>
+      <w:r>
+        <w:t>BariGo</w:t>
+      </w:r>
+      <w:proofErr w:type="spellEnd"/>
+      <w:r>
+        <w:t xml:space="preserve"> è stato ingegnerizzato come eseguibile </w:t>
       </w:r>
       <w:r>
         <w:rPr>
@@ -12861,7 +14377,23 @@
         <w:t>standalone</w:t>
       </w:r>
       <w:r>
-        <w:t xml:space="preserve"> e in formato WebGL per l'esecuzione diretta da browser. Questa scelta architetturale azzera i difetti di compatibilità lato OS (Windows, macOS, Linux) e non richiede permessi di installazione, rendendo l'applicativo stabile e privo di errori di percorso file su macchine di fascia medio-bassa.</w:t>
+        <w:t xml:space="preserve"> e in formato </w:t>
+      </w:r>
+      <w:proofErr w:type="spellStart"/>
+      <w:r>
+        <w:t>WebGL</w:t>
+      </w:r>
+      <w:proofErr w:type="spellEnd"/>
+      <w:r>
+        <w:t xml:space="preserve"> per l'esecuzione diretta da browser. Questa scelta architetturale azzera i difetti di compatibilità lato OS (Windows, </w:t>
+      </w:r>
+      <w:proofErr w:type="spellStart"/>
+      <w:r>
+        <w:t>macOS</w:t>
+      </w:r>
+      <w:proofErr w:type="spellEnd"/>
+      <w:r>
+        <w:t>, Linux) e non richiede permessi di installazione, rendendo l'applicativo stabile e privo di errori di percorso file su macchine di fascia medio-bassa.</w:t>
       </w:r>
     </w:p>
     <w:p>
@@ -12877,7 +14409,15 @@
     </w:p>
     <w:p>
       <w:r>
-        <w:t>Il test strutturale è stato condotto per validare la robustezza dell'architettura software, la corretta comunicazione tra i nodi, la gestione della memoria e l'isolamento dei layer fisici all'interno di Godot Engine. La seguente matrice documenta le criticità di integrazione emerse durante l'assemblaggio dei moduli e le relative implementazioni risolutive.</w:t>
+        <w:t xml:space="preserve">Il test strutturale è stato condotto per validare la robustezza dell'architettura software, la corretta comunicazione tra i nodi, la gestione della memoria e l'isolamento dei </w:t>
+      </w:r>
+      <w:proofErr w:type="spellStart"/>
+      <w:r>
+        <w:t>layer</w:t>
+      </w:r>
+      <w:proofErr w:type="spellEnd"/>
+      <w:r>
+        <w:t xml:space="preserve"> fisici all'interno di Godot Engine. La seguente matrice documenta le criticità di integrazione emerse durante l'assemblaggio dei moduli e le relative implementazioni risolutive.</w:t>
       </w:r>
     </w:p>
     <w:tbl>
@@ -12949,12 +14489,28 @@
                 <w:lang w:val="en-GB"/>
               </w:rPr>
             </w:pPr>
-            <w:r>
-              <w:rPr>
-                <w:lang w:val="en-GB"/>
-              </w:rPr>
-              <w:t>Metodo di Verifica</w:t>
-            </w:r>
+            <w:proofErr w:type="spellStart"/>
+            <w:r>
+              <w:rPr>
+                <w:lang w:val="en-GB"/>
+              </w:rPr>
+              <w:t>Metodo</w:t>
+            </w:r>
+            <w:proofErr w:type="spellEnd"/>
+            <w:r>
+              <w:rPr>
+                <w:lang w:val="en-GB"/>
+              </w:rPr>
+              <w:t xml:space="preserve"> di </w:t>
+            </w:r>
+            <w:proofErr w:type="spellStart"/>
+            <w:r>
+              <w:rPr>
+                <w:lang w:val="en-GB"/>
+              </w:rPr>
+              <w:t>Verifica</w:t>
+            </w:r>
+            <w:proofErr w:type="spellEnd"/>
           </w:p>
         </w:tc>
         <w:tc>
@@ -12969,12 +14525,14 @@
                 <w:lang w:val="en-GB"/>
               </w:rPr>
             </w:pPr>
+            <w:proofErr w:type="spellStart"/>
             <w:r>
               <w:rPr>
                 <w:lang w:val="en-GB"/>
               </w:rPr>
               <w:t>Esito</w:t>
             </w:r>
+            <w:proofErr w:type="spellEnd"/>
           </w:p>
         </w:tc>
         <w:tc>
@@ -12989,12 +14547,14 @@
                 <w:lang w:val="en-GB"/>
               </w:rPr>
             </w:pPr>
+            <w:proofErr w:type="spellStart"/>
             <w:r>
               <w:rPr>
                 <w:lang w:val="en-GB"/>
               </w:rPr>
               <w:t>Soluzione</w:t>
             </w:r>
+            <w:proofErr w:type="spellEnd"/>
           </w:p>
         </w:tc>
       </w:tr>
@@ -13034,43 +14594,71 @@
                 <w:lang w:val="en-GB"/>
               </w:rPr>
             </w:pPr>
+            <w:proofErr w:type="spellStart"/>
             <w:r>
               <w:rPr>
                 <w:b/>
                 <w:bCs/>
                 <w:lang w:val="en-GB"/>
               </w:rPr>
-              <w:t>Comunicazione a Segnali</w:t>
-            </w:r>
-          </w:p>
-        </w:tc>
-        <w:tc>
-          <w:tcPr>
-            <w:tcW w:w="0" w:type="auto"/>
-            <w:hideMark/>
-          </w:tcPr>
-          <w:p>
-            <w:pPr>
-              <w:cnfStyle w:val="000000100000" w:firstRow="0" w:lastRow="0" w:firstColumn="0" w:lastColumn="0" w:oddVBand="0" w:evenVBand="0" w:oddHBand="1" w:evenHBand="0" w:firstRowFirstColumn="0" w:firstRowLastColumn="0" w:lastRowFirstColumn="0" w:lastRowLastColumn="0"/>
-            </w:pPr>
-            <w:r>
-              <w:t>Verifica dell'emissione/ricezione dei segnali tra i nodi instanziati dinamicamente e la UI globale.</w:t>
-            </w:r>
-          </w:p>
-        </w:tc>
-        <w:tc>
-          <w:tcPr>
-            <w:tcW w:w="0" w:type="auto"/>
-            <w:hideMark/>
-          </w:tcPr>
-          <w:p>
-            <w:pPr>
-              <w:cnfStyle w:val="000000100000" w:firstRow="0" w:lastRow="0" w:firstColumn="0" w:lastColumn="0" w:oddVBand="0" w:evenVBand="0" w:oddHBand="1" w:evenHBand="0" w:firstRowFirstColumn="0" w:firstRowLastColumn="0" w:lastRowFirstColumn="0" w:lastRowLastColumn="0"/>
-            </w:pPr>
+              <w:t>Comunicazione</w:t>
+            </w:r>
+            <w:proofErr w:type="spellEnd"/>
             <w:r>
               <w:rPr>
                 <w:b/>
                 <w:bCs/>
+                <w:lang w:val="en-GB"/>
+              </w:rPr>
+              <w:t xml:space="preserve"> a </w:t>
+            </w:r>
+            <w:proofErr w:type="spellStart"/>
+            <w:r>
+              <w:rPr>
+                <w:b/>
+                <w:bCs/>
+                <w:lang w:val="en-GB"/>
+              </w:rPr>
+              <w:t>Segnali</w:t>
+            </w:r>
+            <w:proofErr w:type="spellEnd"/>
+          </w:p>
+        </w:tc>
+        <w:tc>
+          <w:tcPr>
+            <w:tcW w:w="0" w:type="auto"/>
+            <w:hideMark/>
+          </w:tcPr>
+          <w:p>
+            <w:pPr>
+              <w:cnfStyle w:val="000000100000" w:firstRow="0" w:lastRow="0" w:firstColumn="0" w:lastColumn="0" w:oddVBand="0" w:evenVBand="0" w:oddHBand="1" w:evenHBand="0" w:firstRowFirstColumn="0" w:firstRowLastColumn="0" w:lastRowFirstColumn="0" w:lastRowLastColumn="0"/>
+            </w:pPr>
+            <w:r>
+              <w:t xml:space="preserve">Verifica dell'emissione/ricezione dei segnali tra i nodi </w:t>
+            </w:r>
+            <w:proofErr w:type="spellStart"/>
+            <w:r>
+              <w:t>instanziati</w:t>
+            </w:r>
+            <w:proofErr w:type="spellEnd"/>
+            <w:r>
+              <w:t xml:space="preserve"> dinamicamente e la UI globale.</w:t>
+            </w:r>
+          </w:p>
+        </w:tc>
+        <w:tc>
+          <w:tcPr>
+            <w:tcW w:w="0" w:type="auto"/>
+            <w:hideMark/>
+          </w:tcPr>
+          <w:p>
+            <w:pPr>
+              <w:cnfStyle w:val="000000100000" w:firstRow="0" w:lastRow="0" w:firstColumn="0" w:lastColumn="0" w:oddVBand="0" w:evenVBand="0" w:oddHBand="1" w:evenHBand="0" w:firstRowFirstColumn="0" w:firstRowLastColumn="0" w:lastRowFirstColumn="0" w:lastRowLastColumn="0"/>
+            </w:pPr>
+            <w:r>
+              <w:rPr>
+                <w:b/>
+                <w:bCs/>
               </w:rPr>
               <w:t>FALLITO</w:t>
             </w:r>
@@ -13127,46 +14715,74 @@
                 <w:lang w:val="en-GB"/>
               </w:rPr>
             </w:pPr>
+            <w:proofErr w:type="spellStart"/>
             <w:r>
               <w:rPr>
                 <w:b/>
                 <w:bCs/>
                 <w:lang w:val="en-GB"/>
               </w:rPr>
-              <w:t>Isolamento Fisica 2D</w:t>
-            </w:r>
-          </w:p>
-        </w:tc>
-        <w:tc>
-          <w:tcPr>
-            <w:tcW w:w="0" w:type="auto"/>
-            <w:hideMark/>
-          </w:tcPr>
-          <w:p>
-            <w:pPr>
-              <w:cnfStyle w:val="000000000000" w:firstRow="0" w:lastRow="0" w:firstColumn="0" w:lastColumn="0" w:oddVBand="0" w:evenVBand="0" w:oddHBand="0" w:evenHBand="0" w:firstRowFirstColumn="0" w:firstRowLastColumn="0" w:lastRowFirstColumn="0" w:lastRowLastColumn="0"/>
-            </w:pPr>
-            <w:r>
-              <w:t>Test di collisione sovrapposta</w:t>
-            </w:r>
-            <w:r>
-              <w:t>.</w:t>
-            </w:r>
-          </w:p>
-        </w:tc>
-        <w:tc>
-          <w:tcPr>
-            <w:tcW w:w="0" w:type="auto"/>
-            <w:hideMark/>
-          </w:tcPr>
-          <w:p>
-            <w:pPr>
-              <w:cnfStyle w:val="000000000000" w:firstRow="0" w:lastRow="0" w:firstColumn="0" w:lastColumn="0" w:oddVBand="0" w:evenVBand="0" w:oddHBand="0" w:evenHBand="0" w:firstRowFirstColumn="0" w:firstRowLastColumn="0" w:lastRowFirstColumn="0" w:lastRowLastColumn="0"/>
-            </w:pPr>
+              <w:t>Isolamento</w:t>
+            </w:r>
+            <w:proofErr w:type="spellEnd"/>
             <w:r>
               <w:rPr>
                 <w:b/>
                 <w:bCs/>
+                <w:lang w:val="en-GB"/>
+              </w:rPr>
+              <w:t xml:space="preserve"> </w:t>
+            </w:r>
+            <w:proofErr w:type="spellStart"/>
+            <w:r>
+              <w:rPr>
+                <w:b/>
+                <w:bCs/>
+                <w:lang w:val="en-GB"/>
+              </w:rPr>
+              <w:t>Fisica</w:t>
+            </w:r>
+            <w:proofErr w:type="spellEnd"/>
+            <w:r>
+              <w:rPr>
+                <w:b/>
+                <w:bCs/>
+                <w:lang w:val="en-GB"/>
+              </w:rPr>
+              <w:t xml:space="preserve"> 2D</w:t>
+            </w:r>
+          </w:p>
+        </w:tc>
+        <w:tc>
+          <w:tcPr>
+            <w:tcW w:w="0" w:type="auto"/>
+            <w:hideMark/>
+          </w:tcPr>
+          <w:p>
+            <w:pPr>
+              <w:cnfStyle w:val="000000000000" w:firstRow="0" w:lastRow="0" w:firstColumn="0" w:lastColumn="0" w:oddVBand="0" w:evenVBand="0" w:oddHBand="0" w:evenHBand="0" w:firstRowFirstColumn="0" w:firstRowLastColumn="0" w:lastRowFirstColumn="0" w:lastRowLastColumn="0"/>
+            </w:pPr>
+            <w:r>
+              <w:t>Test di collisione sovrapposta</w:t>
+            </w:r>
+            <w:r>
+              <w:t>.</w:t>
+            </w:r>
+          </w:p>
+        </w:tc>
+        <w:tc>
+          <w:tcPr>
+            <w:tcW w:w="0" w:type="auto"/>
+            <w:hideMark/>
+          </w:tcPr>
+          <w:p>
+            <w:pPr>
+              <w:cnfStyle w:val="000000000000" w:firstRow="0" w:lastRow="0" w:firstColumn="0" w:lastColumn="0" w:oddVBand="0" w:evenVBand="0" w:oddHBand="0" w:evenHBand="0" w:firstRowFirstColumn="0" w:firstRowLastColumn="0" w:lastRowFirstColumn="0" w:lastRowLastColumn="0"/>
+            </w:pPr>
+            <w:r>
+              <w:rPr>
+                <w:b/>
+                <w:bCs/>
               </w:rPr>
               <w:t>FALLITO</w:t>
             </w:r>
@@ -13187,6 +14803,7 @@
             <w:r>
               <w:t xml:space="preserve">Implementazione di </w:t>
             </w:r>
+            <w:proofErr w:type="spellStart"/>
             <w:r>
               <w:rPr>
                 <w:i/>
@@ -13194,8 +14811,25 @@
               </w:rPr>
               <w:t>Bitmask</w:t>
             </w:r>
-            <w:r>
-              <w:t xml:space="preserve"> separate. Configurazione rigorosa delle proprietà collision_layer e collision_mask per isolare matematicamente l'Ambiente, il Player e gli Oggetti Interattivi.</w:t>
+            <w:proofErr w:type="spellEnd"/>
+            <w:r>
+              <w:t xml:space="preserve"> separate. Configurazione rigorosa delle proprietà </w:t>
+            </w:r>
+            <w:proofErr w:type="spellStart"/>
+            <w:r>
+              <w:t>collision_layer</w:t>
+            </w:r>
+            <w:proofErr w:type="spellEnd"/>
+            <w:r>
+              <w:t xml:space="preserve"> e </w:t>
+            </w:r>
+            <w:proofErr w:type="spellStart"/>
+            <w:r>
+              <w:t>collision_mask</w:t>
+            </w:r>
+            <w:proofErr w:type="spellEnd"/>
+            <w:r>
+              <w:t xml:space="preserve"> per isolare matematicamente l'Ambiente, il Player e gli Oggetti Interattivi.</w:t>
             </w:r>
           </w:p>
         </w:tc>
@@ -13236,48 +14870,58 @@
                 <w:lang w:val="en-GB"/>
               </w:rPr>
             </w:pPr>
+            <w:proofErr w:type="spellStart"/>
             <w:r>
               <w:rPr>
                 <w:b/>
                 <w:bCs/>
                 <w:lang w:val="en-GB"/>
               </w:rPr>
-              <w:t>Gestione Memoria (Lifecycle)</w:t>
-            </w:r>
-          </w:p>
-        </w:tc>
-        <w:tc>
-          <w:tcPr>
-            <w:tcW w:w="0" w:type="auto"/>
-            <w:hideMark/>
-          </w:tcPr>
-          <w:p>
-            <w:pPr>
-              <w:cnfStyle w:val="000000100000" w:firstRow="0" w:lastRow="0" w:firstColumn="0" w:lastColumn="0" w:oddVBand="0" w:evenVBand="0" w:oddHBand="1" w:evenHBand="0" w:firstRowFirstColumn="0" w:firstRowLastColumn="0" w:lastRowFirstColumn="0" w:lastRowLastColumn="0"/>
-            </w:pPr>
-            <w:r>
-              <w:t>Tracciamento della RAM durante la raccolta continua di oggetti o l'eliminazione di nodi Canvas temporanei.</w:t>
-            </w:r>
-          </w:p>
-        </w:tc>
-        <w:tc>
-          <w:tcPr>
-            <w:tcW w:w="0" w:type="auto"/>
-            <w:hideMark/>
-          </w:tcPr>
-          <w:p>
-            <w:pPr>
-              <w:cnfStyle w:val="000000100000" w:firstRow="0" w:lastRow="0" w:firstColumn="0" w:lastColumn="0" w:oddVBand="0" w:evenVBand="0" w:oddHBand="1" w:evenHBand="0" w:firstRowFirstColumn="0" w:firstRowLastColumn="0" w:lastRowFirstColumn="0" w:lastRowLastColumn="0"/>
-              <w:rPr>
-                <w:lang w:val="en-GB"/>
-              </w:rPr>
-            </w:pPr>
+              <w:t>Gestione</w:t>
+            </w:r>
+            <w:proofErr w:type="spellEnd"/>
             <w:r>
               <w:rPr>
                 <w:b/>
                 <w:bCs/>
                 <w:lang w:val="en-GB"/>
               </w:rPr>
+              <w:t xml:space="preserve"> Memoria (Lifecycle)</w:t>
+            </w:r>
+          </w:p>
+        </w:tc>
+        <w:tc>
+          <w:tcPr>
+            <w:tcW w:w="0" w:type="auto"/>
+            <w:hideMark/>
+          </w:tcPr>
+          <w:p>
+            <w:pPr>
+              <w:cnfStyle w:val="000000100000" w:firstRow="0" w:lastRow="0" w:firstColumn="0" w:lastColumn="0" w:oddVBand="0" w:evenVBand="0" w:oddHBand="1" w:evenHBand="0" w:firstRowFirstColumn="0" w:firstRowLastColumn="0" w:lastRowFirstColumn="0" w:lastRowLastColumn="0"/>
+            </w:pPr>
+            <w:r>
+              <w:t>Tracciamento della RAM durante la raccolta continua di oggetti o l'eliminazione di nodi Canvas temporanei.</w:t>
+            </w:r>
+          </w:p>
+        </w:tc>
+        <w:tc>
+          <w:tcPr>
+            <w:tcW w:w="0" w:type="auto"/>
+            <w:hideMark/>
+          </w:tcPr>
+          <w:p>
+            <w:pPr>
+              <w:cnfStyle w:val="000000100000" w:firstRow="0" w:lastRow="0" w:firstColumn="0" w:lastColumn="0" w:oddVBand="0" w:evenVBand="0" w:oddHBand="1" w:evenHBand="0" w:firstRowFirstColumn="0" w:firstRowLastColumn="0" w:lastRowFirstColumn="0" w:lastRowLastColumn="0"/>
+              <w:rPr>
+                <w:lang w:val="en-GB"/>
+              </w:rPr>
+            </w:pPr>
+            <w:r>
+              <w:rPr>
+                <w:b/>
+                <w:bCs/>
+                <w:lang w:val="en-GB"/>
+              </w:rPr>
               <w:t>SUPERATO</w:t>
             </w:r>
           </w:p>
@@ -13330,46 +14974,74 @@
                 <w:lang w:val="en-GB"/>
               </w:rPr>
             </w:pPr>
+            <w:proofErr w:type="spellStart"/>
             <w:r>
               <w:rPr>
                 <w:b/>
                 <w:bCs/>
                 <w:lang w:val="en-GB"/>
               </w:rPr>
-              <w:t>Integrazione Audio Globale</w:t>
-            </w:r>
-          </w:p>
-        </w:tc>
-        <w:tc>
-          <w:tcPr>
-            <w:tcW w:w="0" w:type="auto"/>
-            <w:hideMark/>
-          </w:tcPr>
-          <w:p>
-            <w:pPr>
-              <w:cnfStyle w:val="000000000000" w:firstRow="0" w:lastRow="0" w:firstColumn="0" w:lastColumn="0" w:oddVBand="0" w:evenVBand="0" w:oddHBand="0" w:evenHBand="0" w:firstRowFirstColumn="0" w:firstRowLastColumn="0" w:lastRowFirstColumn="0" w:lastRowLastColumn="0"/>
-            </w:pPr>
-            <w:r>
-              <w:t>Riproduzione della traccia ambientale di background durante i passaggi di stato</w:t>
-            </w:r>
-            <w:r>
-              <w:t>.</w:t>
-            </w:r>
-          </w:p>
-        </w:tc>
-        <w:tc>
-          <w:tcPr>
-            <w:tcW w:w="0" w:type="auto"/>
-            <w:hideMark/>
-          </w:tcPr>
-          <w:p>
-            <w:pPr>
-              <w:cnfStyle w:val="000000000000" w:firstRow="0" w:lastRow="0" w:firstColumn="0" w:lastColumn="0" w:oddVBand="0" w:evenVBand="0" w:oddHBand="0" w:evenHBand="0" w:firstRowFirstColumn="0" w:firstRowLastColumn="0" w:lastRowFirstColumn="0" w:lastRowLastColumn="0"/>
-            </w:pPr>
+              <w:t>Integrazione</w:t>
+            </w:r>
+            <w:proofErr w:type="spellEnd"/>
             <w:r>
               <w:rPr>
                 <w:b/>
                 <w:bCs/>
+                <w:lang w:val="en-GB"/>
+              </w:rPr>
+              <w:t xml:space="preserve"> Audio </w:t>
+            </w:r>
+            <w:proofErr w:type="spellStart"/>
+            <w:r>
+              <w:rPr>
+                <w:b/>
+                <w:bCs/>
+                <w:lang w:val="en-GB"/>
+              </w:rPr>
+              <w:t>Globale</w:t>
+            </w:r>
+            <w:proofErr w:type="spellEnd"/>
+          </w:p>
+        </w:tc>
+        <w:tc>
+          <w:tcPr>
+            <w:tcW w:w="0" w:type="auto"/>
+            <w:hideMark/>
+          </w:tcPr>
+          <w:p>
+            <w:pPr>
+              <w:cnfStyle w:val="000000000000" w:firstRow="0" w:lastRow="0" w:firstColumn="0" w:lastColumn="0" w:oddVBand="0" w:evenVBand="0" w:oddHBand="0" w:evenHBand="0" w:firstRowFirstColumn="0" w:firstRowLastColumn="0" w:lastRowFirstColumn="0" w:lastRowLastColumn="0"/>
+            </w:pPr>
+            <w:r>
+              <w:t xml:space="preserve">Riproduzione della traccia ambientale di </w:t>
+            </w:r>
+            <w:proofErr w:type="gramStart"/>
+            <w:r>
+              <w:t>background</w:t>
+            </w:r>
+            <w:proofErr w:type="gramEnd"/>
+            <w:r>
+              <w:t xml:space="preserve"> durante i passaggi di stato</w:t>
+            </w:r>
+            <w:r>
+              <w:t>.</w:t>
+            </w:r>
+          </w:p>
+        </w:tc>
+        <w:tc>
+          <w:tcPr>
+            <w:tcW w:w="0" w:type="auto"/>
+            <w:hideMark/>
+          </w:tcPr>
+          <w:p>
+            <w:pPr>
+              <w:cnfStyle w:val="000000000000" w:firstRow="0" w:lastRow="0" w:firstColumn="0" w:lastColumn="0" w:oddVBand="0" w:evenVBand="0" w:oddHBand="0" w:evenHBand="0" w:firstRowFirstColumn="0" w:firstRowLastColumn="0" w:lastRowFirstColumn="0" w:lastRowLastColumn="0"/>
+            </w:pPr>
+            <w:r>
+              <w:rPr>
+                <w:b/>
+                <w:bCs/>
               </w:rPr>
               <w:t>FALLITO</w:t>
             </w:r>
@@ -13388,7 +15060,15 @@
               <w:cnfStyle w:val="000000000000" w:firstRow="0" w:lastRow="0" w:firstColumn="0" w:lastColumn="0" w:oddVBand="0" w:evenVBand="0" w:oddHBand="0" w:evenHBand="0" w:firstRowFirstColumn="0" w:firstRowLastColumn="0" w:lastRowFirstColumn="0" w:lastRowLastColumn="0"/>
             </w:pPr>
             <w:r>
-              <w:t xml:space="preserve">Spostamento dei nodi AudioStreamPlayer critici e modifica del loro Process Mode in </w:t>
+              <w:t xml:space="preserve">Spostamento dei nodi </w:t>
+            </w:r>
+            <w:proofErr w:type="spellStart"/>
+            <w:r>
+              <w:t>AudioStreamPlayer</w:t>
+            </w:r>
+            <w:proofErr w:type="spellEnd"/>
+            <w:r>
+              <w:t xml:space="preserve"> critici e modifica del loro Process Mode in </w:t>
             </w:r>
             <w:r>
               <w:rPr>
@@ -13437,7 +15117,15 @@
     </w:p>
     <w:p>
       <w:r>
-        <w:t>La versione beta è stata distribuita a un gruppo di utenti esterni al team di sviluppo con lo scopo di valutare l'esperienza di utilizzo in condizioni reali.</w:t>
+        <w:t xml:space="preserve">La versione beta è stata distribuita a un gruppo di utenti esterni </w:t>
+      </w:r>
+      <w:proofErr w:type="gramStart"/>
+      <w:r>
+        <w:t>al team</w:t>
+      </w:r>
+      <w:proofErr w:type="gramEnd"/>
+      <w:r>
+        <w:t xml:space="preserve"> di sviluppo con lo scopo di valutare l'esperienza di utilizzo in condizioni reali.</w:t>
       </w:r>
     </w:p>
     <w:p>
@@ -13485,11 +15173,33 @@
           <w:lang w:val="en-GB"/>
         </w:rPr>
       </w:pPr>
+      <w:proofErr w:type="spellStart"/>
       <w:r>
         <w:rPr>
           <w:lang w:val="en-GB"/>
         </w:rPr>
-        <w:t xml:space="preserve">interagire con gli NPC; </w:t>
+        <w:t>interagire</w:t>
+      </w:r>
+      <w:proofErr w:type="spellEnd"/>
+      <w:r>
+        <w:rPr>
+          <w:lang w:val="en-GB"/>
+        </w:rPr>
+        <w:t xml:space="preserve"> con </w:t>
+      </w:r>
+      <w:proofErr w:type="spellStart"/>
+      <w:r>
+        <w:rPr>
+          <w:lang w:val="en-GB"/>
+        </w:rPr>
+        <w:t>gli</w:t>
+      </w:r>
+      <w:proofErr w:type="spellEnd"/>
+      <w:r>
+        <w:rPr>
+          <w:lang w:val="en-GB"/>
+        </w:rPr>
+        <w:t xml:space="preserve"> NPC; </w:t>
       </w:r>
     </w:p>
     <w:p>
@@ -13502,11 +15212,33 @@
           <w:lang w:val="en-GB"/>
         </w:rPr>
       </w:pPr>
+      <w:proofErr w:type="spellStart"/>
       <w:r>
         <w:rPr>
           <w:lang w:val="en-GB"/>
         </w:rPr>
-        <w:t xml:space="preserve">completare un minigioco; </w:t>
+        <w:t>completare</w:t>
+      </w:r>
+      <w:proofErr w:type="spellEnd"/>
+      <w:r>
+        <w:rPr>
+          <w:lang w:val="en-GB"/>
+        </w:rPr>
+        <w:t xml:space="preserve"> un </w:t>
+      </w:r>
+      <w:proofErr w:type="spellStart"/>
+      <w:r>
+        <w:rPr>
+          <w:lang w:val="en-GB"/>
+        </w:rPr>
+        <w:t>minigioco</w:t>
+      </w:r>
+      <w:proofErr w:type="spellEnd"/>
+      <w:r>
+        <w:rPr>
+          <w:lang w:val="en-GB"/>
+        </w:rPr>
+        <w:t xml:space="preserve">; </w:t>
       </w:r>
     </w:p>
     <w:p>
@@ -13555,12 +15287,14 @@
                 <w:lang w:val="en-GB"/>
               </w:rPr>
             </w:pPr>
+            <w:proofErr w:type="spellStart"/>
             <w:r>
               <w:rPr>
                 <w:lang w:val="en-GB"/>
               </w:rPr>
               <w:t>Domanda</w:t>
             </w:r>
+            <w:proofErr w:type="spellEnd"/>
           </w:p>
         </w:tc>
         <w:tc>
@@ -15834,7 +17568,15 @@
     <w:p/>
     <w:p>
       <w:r>
-        <w:t xml:space="preserve">Il questionario SUS è stato somministrato a 8 utenti appartenenti al target di riferimento del progetto. Dall'analisi dei risultati è emerso un punteggio medio di </w:t>
+        <w:t xml:space="preserve">Il questionario SUS è stato somministrato a </w:t>
+      </w:r>
+      <w:proofErr w:type="gramStart"/>
+      <w:r>
+        <w:t>8</w:t>
+      </w:r>
+      <w:proofErr w:type="gramEnd"/>
+      <w:r>
+        <w:t xml:space="preserve"> utenti appartenenti al target di riferimento del progetto. Dall'analisi dei risultati è emerso un punteggio medio di </w:t>
       </w:r>
       <w:r>
         <w:rPr>
@@ -15876,7 +17618,15 @@
     </w:p>
     <w:p>
       <w:r>
-        <w:t>Nel complesso, i test effettuati confermano che BariGo soddisfa gli obiettivi definiti in fase di progettazione, offrendo un'esperienza educativa coinvolgente e tecnicamente stabile.</w:t>
+        <w:t xml:space="preserve">Nel complesso, i test effettuati confermano che </w:t>
+      </w:r>
+      <w:proofErr w:type="spellStart"/>
+      <w:r>
+        <w:t>BariGo</w:t>
+      </w:r>
+      <w:proofErr w:type="spellEnd"/>
+      <w:r>
+        <w:t xml:space="preserve"> soddisfa gli obiettivi definiti in fase di progettazione, offrendo un'esperienza educativa coinvolgente e tecnicamente stabile.</w:t>
       </w:r>
     </w:p>
     <w:p/>
@@ -16034,9 +17784,11 @@
     <w:r>
       <w:fldChar w:fldCharType="end"/>
     </w:r>
+    <w:proofErr w:type="spellStart"/>
     <w:r>
       <w:t>BariGo</w:t>
     </w:r>
+    <w:proofErr w:type="spellEnd"/>
     <w:r>
       <w:t xml:space="preserve"> – PPM documentazione </w:t>
     </w:r>

--- a/doc/Documentazione BariGo (1).docx
+++ b/doc/Documentazione BariGo (1).docx
@@ -11,7 +11,7 @@
       <w:pPr>
         <w:pStyle w:val="Titolo"/>
       </w:pPr>
-      <w:bookmarkStart w:id="0" w:name="_Toc232015960"/>
+      <w:bookmarkStart w:id="0" w:name="_Toc232612018"/>
       <w:r>
         <w:t>BariGo</w:t>
       </w:r>
@@ -363,7 +363,7 @@
       <w:pPr>
         <w:pStyle w:val="Titolo1"/>
       </w:pPr>
-      <w:bookmarkStart w:id="1" w:name="_Toc232015961"/>
+      <w:bookmarkStart w:id="1" w:name="_Toc232612019"/>
       <w:r>
         <w:lastRenderedPageBreak/>
         <w:t>INDICE</w:t>
@@ -380,7 +380,7 @@
           <w:rFonts w:asciiTheme="minorHAnsi" w:eastAsiaTheme="minorEastAsia" w:hAnsiTheme="minorHAnsi"/>
           <w:noProof/>
           <w:kern w:val="2"/>
-          <w:lang w:val="en-GB" w:eastAsia="en-GB"/>
+          <w:lang w:eastAsia="it-IT"/>
           <w14:ligatures w14:val="standardContextual"/>
         </w:rPr>
       </w:pPr>
@@ -393,7 +393,7 @@
       <w:r>
         <w:fldChar w:fldCharType="separate"/>
       </w:r>
-      <w:hyperlink w:anchor="_Toc232015960" w:history="1">
+      <w:hyperlink w:anchor="_Toc232612018" w:history="1">
         <w:r>
           <w:rPr>
             <w:rStyle w:val="Collegamentoipertestuale"/>
@@ -420,7 +420,7 @@
             <w:noProof/>
             <w:webHidden/>
           </w:rPr>
-          <w:instrText xml:space="preserve"> PAGEREF _Toc232015960 \h </w:instrText>
+          <w:instrText xml:space="preserve"> PAGEREF _Toc232612018 \h </w:instrText>
         </w:r>
         <w:r>
           <w:rPr>
@@ -461,11 +461,11 @@
           <w:rFonts w:asciiTheme="minorHAnsi" w:eastAsiaTheme="minorEastAsia" w:hAnsiTheme="minorHAnsi"/>
           <w:noProof/>
           <w:kern w:val="2"/>
-          <w:lang w:val="en-GB" w:eastAsia="en-GB"/>
+          <w:lang w:eastAsia="it-IT"/>
           <w14:ligatures w14:val="standardContextual"/>
         </w:rPr>
       </w:pPr>
-      <w:hyperlink w:anchor="_Toc232015961" w:history="1">
+      <w:hyperlink w:anchor="_Toc232612019" w:history="1">
         <w:r>
           <w:rPr>
             <w:rStyle w:val="Collegamentoipertestuale"/>
@@ -492,7 +492,7 @@
             <w:noProof/>
             <w:webHidden/>
           </w:rPr>
-          <w:instrText xml:space="preserve"> PAGEREF _Toc232015961 \h </w:instrText>
+          <w:instrText xml:space="preserve"> PAGEREF _Toc232612019 \h </w:instrText>
         </w:r>
         <w:r>
           <w:rPr>
@@ -533,11 +533,11 @@
           <w:rFonts w:asciiTheme="minorHAnsi" w:eastAsiaTheme="minorEastAsia" w:hAnsiTheme="minorHAnsi"/>
           <w:noProof/>
           <w:kern w:val="2"/>
-          <w:lang w:val="en-GB" w:eastAsia="en-GB"/>
+          <w:lang w:eastAsia="it-IT"/>
           <w14:ligatures w14:val="standardContextual"/>
         </w:rPr>
       </w:pPr>
-      <w:hyperlink w:anchor="_Toc232015962" w:history="1">
+      <w:hyperlink w:anchor="_Toc232612020" w:history="1">
         <w:r>
           <w:rPr>
             <w:rStyle w:val="Collegamentoipertestuale"/>
@@ -564,7 +564,7 @@
             <w:noProof/>
             <w:webHidden/>
           </w:rPr>
-          <w:instrText xml:space="preserve"> PAGEREF _Toc232015962 \h </w:instrText>
+          <w:instrText xml:space="preserve"> PAGEREF _Toc232612020 \h </w:instrText>
         </w:r>
         <w:r>
           <w:rPr>
@@ -605,11 +605,11 @@
           <w:rFonts w:asciiTheme="minorHAnsi" w:eastAsiaTheme="minorEastAsia" w:hAnsiTheme="minorHAnsi"/>
           <w:noProof/>
           <w:kern w:val="2"/>
-          <w:lang w:val="en-GB" w:eastAsia="en-GB"/>
+          <w:lang w:eastAsia="it-IT"/>
           <w14:ligatures w14:val="standardContextual"/>
         </w:rPr>
       </w:pPr>
-      <w:hyperlink w:anchor="_Toc232015963" w:history="1">
+      <w:hyperlink w:anchor="_Toc232612021" w:history="1">
         <w:r>
           <w:rPr>
             <w:rStyle w:val="Collegamentoipertestuale"/>
@@ -636,7 +636,7 @@
             <w:noProof/>
             <w:webHidden/>
           </w:rPr>
-          <w:instrText xml:space="preserve"> PAGEREF _Toc232015963 \h </w:instrText>
+          <w:instrText xml:space="preserve"> PAGEREF _Toc232612021 \h </w:instrText>
         </w:r>
         <w:r>
           <w:rPr>
@@ -677,11 +677,11 @@
           <w:rFonts w:asciiTheme="minorHAnsi" w:eastAsiaTheme="minorEastAsia" w:hAnsiTheme="minorHAnsi"/>
           <w:noProof/>
           <w:kern w:val="2"/>
-          <w:lang w:val="en-GB" w:eastAsia="en-GB"/>
+          <w:lang w:eastAsia="it-IT"/>
           <w14:ligatures w14:val="standardContextual"/>
         </w:rPr>
       </w:pPr>
-      <w:hyperlink w:anchor="_Toc232015964" w:history="1">
+      <w:hyperlink w:anchor="_Toc232612022" w:history="1">
         <w:r>
           <w:rPr>
             <w:rStyle w:val="Collegamentoipertestuale"/>
@@ -708,7 +708,7 @@
             <w:noProof/>
             <w:webHidden/>
           </w:rPr>
-          <w:instrText xml:space="preserve"> PAGEREF _Toc232015964 \h </w:instrText>
+          <w:instrText xml:space="preserve"> PAGEREF _Toc232612022 \h </w:instrText>
         </w:r>
         <w:r>
           <w:rPr>
@@ -749,11 +749,11 @@
           <w:rFonts w:asciiTheme="minorHAnsi" w:eastAsiaTheme="minorEastAsia" w:hAnsiTheme="minorHAnsi"/>
           <w:noProof/>
           <w:kern w:val="2"/>
-          <w:lang w:val="en-GB" w:eastAsia="en-GB"/>
+          <w:lang w:eastAsia="it-IT"/>
           <w14:ligatures w14:val="standardContextual"/>
         </w:rPr>
       </w:pPr>
-      <w:hyperlink w:anchor="_Toc232015965" w:history="1">
+      <w:hyperlink w:anchor="_Toc232612023" w:history="1">
         <w:r>
           <w:rPr>
             <w:rStyle w:val="Collegamentoipertestuale"/>
@@ -780,7 +780,7 @@
             <w:noProof/>
             <w:webHidden/>
           </w:rPr>
-          <w:instrText xml:space="preserve"> PAGEREF _Toc232015965 \h </w:instrText>
+          <w:instrText xml:space="preserve"> PAGEREF _Toc232612023 \h </w:instrText>
         </w:r>
         <w:r>
           <w:rPr>
@@ -821,11 +821,11 @@
           <w:rFonts w:asciiTheme="minorHAnsi" w:eastAsiaTheme="minorEastAsia" w:hAnsiTheme="minorHAnsi"/>
           <w:noProof/>
           <w:kern w:val="2"/>
-          <w:lang w:val="en-GB" w:eastAsia="en-GB"/>
+          <w:lang w:eastAsia="it-IT"/>
           <w14:ligatures w14:val="standardContextual"/>
         </w:rPr>
       </w:pPr>
-      <w:hyperlink w:anchor="_Toc232015966" w:history="1">
+      <w:hyperlink w:anchor="_Toc232612024" w:history="1">
         <w:r>
           <w:rPr>
             <w:rStyle w:val="Collegamentoipertestuale"/>
@@ -852,79 +852,7 @@
             <w:noProof/>
             <w:webHidden/>
           </w:rPr>
-          <w:instrText xml:space="preserve"> PAGEREF _Toc232015966 \h </w:instrText>
-        </w:r>
-        <w:r>
-          <w:rPr>
-            <w:noProof/>
-            <w:webHidden/>
-          </w:rPr>
-        </w:r>
-        <w:r>
-          <w:rPr>
-            <w:noProof/>
-            <w:webHidden/>
-          </w:rPr>
-          <w:fldChar w:fldCharType="separate"/>
-        </w:r>
-        <w:r>
-          <w:rPr>
-            <w:noProof/>
-            <w:webHidden/>
-          </w:rPr>
-          <w:t>6</w:t>
-        </w:r>
-        <w:r>
-          <w:rPr>
-            <w:noProof/>
-            <w:webHidden/>
-          </w:rPr>
-          <w:fldChar w:fldCharType="end"/>
-        </w:r>
-      </w:hyperlink>
-    </w:p>
-    <w:p>
-      <w:pPr>
-        <w:pStyle w:val="Sommario2"/>
-        <w:tabs>
-          <w:tab w:val="right" w:leader="dot" w:pos="9622"/>
-        </w:tabs>
-        <w:rPr>
-          <w:rFonts w:asciiTheme="minorHAnsi" w:eastAsiaTheme="minorEastAsia" w:hAnsiTheme="minorHAnsi"/>
-          <w:noProof/>
-          <w:kern w:val="2"/>
-          <w:lang w:val="en-GB" w:eastAsia="en-GB"/>
-          <w14:ligatures w14:val="standardContextual"/>
-        </w:rPr>
-      </w:pPr>
-      <w:hyperlink w:anchor="_Toc232015967" w:history="1">
-        <w:r>
-          <w:rPr>
-            <w:rStyle w:val="Collegamentoipertestuale"/>
-            <w:noProof/>
-          </w:rPr>
-          <w:t>Stimare i Costi</w:t>
-        </w:r>
-        <w:r>
-          <w:rPr>
-            <w:noProof/>
-            <w:webHidden/>
-          </w:rPr>
-          <w:tab/>
-        </w:r>
-        <w:r>
-          <w:rPr>
-            <w:noProof/>
-            <w:webHidden/>
-          </w:rPr>
-          <w:fldChar w:fldCharType="begin"/>
-        </w:r>
-        <w:r>
-          <w:rPr>
-            <w:noProof/>
-            <w:webHidden/>
-          </w:rPr>
-          <w:instrText xml:space="preserve"> PAGEREF _Toc232015967 \h </w:instrText>
+          <w:instrText xml:space="preserve"> PAGEREF _Toc232612024 \h </w:instrText>
         </w:r>
         <w:r>
           <w:rPr>
@@ -965,11 +893,155 @@
           <w:rFonts w:asciiTheme="minorHAnsi" w:eastAsiaTheme="minorEastAsia" w:hAnsiTheme="minorHAnsi"/>
           <w:noProof/>
           <w:kern w:val="2"/>
-          <w:lang w:val="en-GB" w:eastAsia="en-GB"/>
+          <w:lang w:eastAsia="it-IT"/>
           <w14:ligatures w14:val="standardContextual"/>
         </w:rPr>
       </w:pPr>
-      <w:hyperlink w:anchor="_Toc232015968" w:history="1">
+      <w:hyperlink w:anchor="_Toc232612025" w:history="1">
+        <w:r>
+          <w:rPr>
+            <w:rStyle w:val="Collegamentoipertestuale"/>
+            <w:noProof/>
+          </w:rPr>
+          <w:t>Stimare i Costi</w:t>
+        </w:r>
+        <w:r>
+          <w:rPr>
+            <w:noProof/>
+            <w:webHidden/>
+          </w:rPr>
+          <w:tab/>
+        </w:r>
+        <w:r>
+          <w:rPr>
+            <w:noProof/>
+            <w:webHidden/>
+          </w:rPr>
+          <w:fldChar w:fldCharType="begin"/>
+        </w:r>
+        <w:r>
+          <w:rPr>
+            <w:noProof/>
+            <w:webHidden/>
+          </w:rPr>
+          <w:instrText xml:space="preserve"> PAGEREF _Toc232612025 \h </w:instrText>
+        </w:r>
+        <w:r>
+          <w:rPr>
+            <w:noProof/>
+            <w:webHidden/>
+          </w:rPr>
+        </w:r>
+        <w:r>
+          <w:rPr>
+            <w:noProof/>
+            <w:webHidden/>
+          </w:rPr>
+          <w:fldChar w:fldCharType="separate"/>
+        </w:r>
+        <w:r>
+          <w:rPr>
+            <w:noProof/>
+            <w:webHidden/>
+          </w:rPr>
+          <w:t>8</w:t>
+        </w:r>
+        <w:r>
+          <w:rPr>
+            <w:noProof/>
+            <w:webHidden/>
+          </w:rPr>
+          <w:fldChar w:fldCharType="end"/>
+        </w:r>
+      </w:hyperlink>
+    </w:p>
+    <w:p>
+      <w:pPr>
+        <w:pStyle w:val="Sommario2"/>
+        <w:tabs>
+          <w:tab w:val="right" w:leader="dot" w:pos="9622"/>
+        </w:tabs>
+        <w:rPr>
+          <w:rFonts w:asciiTheme="minorHAnsi" w:eastAsiaTheme="minorEastAsia" w:hAnsiTheme="minorHAnsi"/>
+          <w:noProof/>
+          <w:kern w:val="2"/>
+          <w:lang w:eastAsia="it-IT"/>
+          <w14:ligatures w14:val="standardContextual"/>
+        </w:rPr>
+      </w:pPr>
+      <w:hyperlink w:anchor="_Toc232612026" w:history="1">
+        <w:r>
+          <w:rPr>
+            <w:rStyle w:val="Collegamentoipertestuale"/>
+            <w:noProof/>
+          </w:rPr>
+          <w:t>Monitoraggio progetto</w:t>
+        </w:r>
+        <w:r>
+          <w:rPr>
+            <w:noProof/>
+            <w:webHidden/>
+          </w:rPr>
+          <w:tab/>
+        </w:r>
+        <w:r>
+          <w:rPr>
+            <w:noProof/>
+            <w:webHidden/>
+          </w:rPr>
+          <w:fldChar w:fldCharType="begin"/>
+        </w:r>
+        <w:r>
+          <w:rPr>
+            <w:noProof/>
+            <w:webHidden/>
+          </w:rPr>
+          <w:instrText xml:space="preserve"> PAGEREF _Toc232612026 \h </w:instrText>
+        </w:r>
+        <w:r>
+          <w:rPr>
+            <w:noProof/>
+            <w:webHidden/>
+          </w:rPr>
+        </w:r>
+        <w:r>
+          <w:rPr>
+            <w:noProof/>
+            <w:webHidden/>
+          </w:rPr>
+          <w:fldChar w:fldCharType="separate"/>
+        </w:r>
+        <w:r>
+          <w:rPr>
+            <w:noProof/>
+            <w:webHidden/>
+          </w:rPr>
+          <w:t>10</w:t>
+        </w:r>
+        <w:r>
+          <w:rPr>
+            <w:noProof/>
+            <w:webHidden/>
+          </w:rPr>
+          <w:fldChar w:fldCharType="end"/>
+        </w:r>
+      </w:hyperlink>
+    </w:p>
+    <w:p>
+      <w:pPr>
+        <w:pStyle w:val="Sommario2"/>
+        <w:tabs>
+          <w:tab w:val="right" w:leader="dot" w:pos="9622"/>
+        </w:tabs>
+        <w:rPr>
+          <w:rFonts w:asciiTheme="minorHAnsi" w:eastAsiaTheme="minorEastAsia" w:hAnsiTheme="minorHAnsi"/>
+          <w:noProof/>
+          <w:kern w:val="2"/>
+          <w:lang w:eastAsia="it-IT"/>
+          <w14:ligatures w14:val="standardContextual"/>
+        </w:rPr>
+      </w:pPr>
+      <w:hyperlink w:anchor="_Toc232612027" w:history="1">
         <w:r>
           <w:rPr>
             <w:rStyle w:val="Collegamentoipertestuale"/>
@@ -996,79 +1068,7 @@
             <w:noProof/>
             <w:webHidden/>
           </w:rPr>
-          <w:instrText xml:space="preserve"> PAGEREF _Toc232015968 \h </w:instrText>
-        </w:r>
-        <w:r>
-          <w:rPr>
-            <w:noProof/>
-            <w:webHidden/>
-          </w:rPr>
-        </w:r>
-        <w:r>
-          <w:rPr>
-            <w:noProof/>
-            <w:webHidden/>
-          </w:rPr>
-          <w:fldChar w:fldCharType="separate"/>
-        </w:r>
-        <w:r>
-          <w:rPr>
-            <w:noProof/>
-            <w:webHidden/>
-          </w:rPr>
-          <w:t>11</w:t>
-        </w:r>
-        <w:r>
-          <w:rPr>
-            <w:noProof/>
-            <w:webHidden/>
-          </w:rPr>
-          <w:fldChar w:fldCharType="end"/>
-        </w:r>
-      </w:hyperlink>
-    </w:p>
-    <w:p>
-      <w:pPr>
-        <w:pStyle w:val="Sommario1"/>
-        <w:tabs>
-          <w:tab w:val="right" w:leader="dot" w:pos="9622"/>
-        </w:tabs>
-        <w:rPr>
-          <w:rFonts w:asciiTheme="minorHAnsi" w:eastAsiaTheme="minorEastAsia" w:hAnsiTheme="minorHAnsi"/>
-          <w:noProof/>
-          <w:kern w:val="2"/>
-          <w:lang w:val="en-GB" w:eastAsia="en-GB"/>
-          <w14:ligatures w14:val="standardContextual"/>
-        </w:rPr>
-      </w:pPr>
-      <w:hyperlink w:anchor="_Toc232015969" w:history="1">
-        <w:r>
-          <w:rPr>
-            <w:rStyle w:val="Collegamentoipertestuale"/>
-            <w:noProof/>
-          </w:rPr>
-          <w:t>Progettazione</w:t>
-        </w:r>
-        <w:r>
-          <w:rPr>
-            <w:noProof/>
-            <w:webHidden/>
-          </w:rPr>
-          <w:tab/>
-        </w:r>
-        <w:r>
-          <w:rPr>
-            <w:noProof/>
-            <w:webHidden/>
-          </w:rPr>
-          <w:fldChar w:fldCharType="begin"/>
-        </w:r>
-        <w:r>
-          <w:rPr>
-            <w:noProof/>
-            <w:webHidden/>
-          </w:rPr>
-          <w:instrText xml:space="preserve"> PAGEREF _Toc232015969 \h </w:instrText>
+          <w:instrText xml:space="preserve"> PAGEREF _Toc232612027 \h </w:instrText>
         </w:r>
         <w:r>
           <w:rPr>
@@ -1101,7 +1101,7 @@
     </w:p>
     <w:p>
       <w:pPr>
-        <w:pStyle w:val="Sommario2"/>
+        <w:pStyle w:val="Sommario1"/>
         <w:tabs>
           <w:tab w:val="right" w:leader="dot" w:pos="9622"/>
         </w:tabs>
@@ -1109,17 +1109,17 @@
           <w:rFonts w:asciiTheme="minorHAnsi" w:eastAsiaTheme="minorEastAsia" w:hAnsiTheme="minorHAnsi"/>
           <w:noProof/>
           <w:kern w:val="2"/>
-          <w:lang w:val="en-GB" w:eastAsia="en-GB"/>
+          <w:lang w:eastAsia="it-IT"/>
           <w14:ligatures w14:val="standardContextual"/>
         </w:rPr>
       </w:pPr>
-      <w:hyperlink w:anchor="_Toc232015970" w:history="1">
+      <w:hyperlink w:anchor="_Toc232612028" w:history="1">
         <w:r>
           <w:rPr>
             <w:rStyle w:val="Collegamentoipertestuale"/>
             <w:noProof/>
           </w:rPr>
-          <w:t>Introduzione</w:t>
+          <w:t>Progettazione</w:t>
         </w:r>
         <w:r>
           <w:rPr>
@@ -1140,225 +1140,7 @@
             <w:noProof/>
             <w:webHidden/>
           </w:rPr>
-          <w:instrText xml:space="preserve"> PAGEREF _Toc232015970 \h </w:instrText>
-        </w:r>
-        <w:r>
-          <w:rPr>
-            <w:noProof/>
-            <w:webHidden/>
-          </w:rPr>
-        </w:r>
-        <w:r>
-          <w:rPr>
-            <w:noProof/>
-            <w:webHidden/>
-          </w:rPr>
-          <w:fldChar w:fldCharType="separate"/>
-        </w:r>
-        <w:r>
-          <w:rPr>
-            <w:noProof/>
-            <w:webHidden/>
-          </w:rPr>
-          <w:t>12</w:t>
-        </w:r>
-        <w:r>
-          <w:rPr>
-            <w:noProof/>
-            <w:webHidden/>
-          </w:rPr>
-          <w:fldChar w:fldCharType="end"/>
-        </w:r>
-      </w:hyperlink>
-    </w:p>
-    <w:p>
-      <w:pPr>
-        <w:pStyle w:val="Sommario3"/>
-        <w:tabs>
-          <w:tab w:val="right" w:leader="dot" w:pos="9622"/>
-        </w:tabs>
-        <w:rPr>
-          <w:rFonts w:asciiTheme="minorHAnsi" w:eastAsiaTheme="minorEastAsia" w:hAnsiTheme="minorHAnsi"/>
-          <w:noProof/>
-          <w:kern w:val="2"/>
-          <w:lang w:val="en-GB" w:eastAsia="en-GB"/>
-          <w14:ligatures w14:val="standardContextual"/>
-        </w:rPr>
-      </w:pPr>
-      <w:hyperlink w:anchor="_Toc232015971" w:history="1">
-        <w:r>
-          <w:rPr>
-            <w:rStyle w:val="Collegamentoipertestuale"/>
-            <w:noProof/>
-            <w:lang w:eastAsia="it-IT"/>
-          </w:rPr>
-          <w:t>Presentazione dei concetti</w:t>
-        </w:r>
-        <w:r>
-          <w:rPr>
-            <w:noProof/>
-            <w:webHidden/>
-          </w:rPr>
-          <w:tab/>
-        </w:r>
-        <w:r>
-          <w:rPr>
-            <w:noProof/>
-            <w:webHidden/>
-          </w:rPr>
-          <w:fldChar w:fldCharType="begin"/>
-        </w:r>
-        <w:r>
-          <w:rPr>
-            <w:noProof/>
-            <w:webHidden/>
-          </w:rPr>
-          <w:instrText xml:space="preserve"> PAGEREF _Toc232015971 \h </w:instrText>
-        </w:r>
-        <w:r>
-          <w:rPr>
-            <w:noProof/>
-            <w:webHidden/>
-          </w:rPr>
-        </w:r>
-        <w:r>
-          <w:rPr>
-            <w:noProof/>
-            <w:webHidden/>
-          </w:rPr>
-          <w:fldChar w:fldCharType="separate"/>
-        </w:r>
-        <w:r>
-          <w:rPr>
-            <w:noProof/>
-            <w:webHidden/>
-          </w:rPr>
-          <w:t>12</w:t>
-        </w:r>
-        <w:r>
-          <w:rPr>
-            <w:noProof/>
-            <w:webHidden/>
-          </w:rPr>
-          <w:fldChar w:fldCharType="end"/>
-        </w:r>
-      </w:hyperlink>
-    </w:p>
-    <w:p>
-      <w:pPr>
-        <w:pStyle w:val="Sommario3"/>
-        <w:tabs>
-          <w:tab w:val="right" w:leader="dot" w:pos="9622"/>
-        </w:tabs>
-        <w:rPr>
-          <w:rFonts w:asciiTheme="minorHAnsi" w:eastAsiaTheme="minorEastAsia" w:hAnsiTheme="minorHAnsi"/>
-          <w:noProof/>
-          <w:kern w:val="2"/>
-          <w:lang w:val="en-GB" w:eastAsia="en-GB"/>
-          <w14:ligatures w14:val="standardContextual"/>
-        </w:rPr>
-      </w:pPr>
-      <w:hyperlink w:anchor="_Toc232015972" w:history="1">
-        <w:r>
-          <w:rPr>
-            <w:rStyle w:val="Collegamentoipertestuale"/>
-            <w:noProof/>
-            <w:lang w:eastAsia="it-IT"/>
-          </w:rPr>
-          <w:t>Definizione dei concetti</w:t>
-        </w:r>
-        <w:r>
-          <w:rPr>
-            <w:noProof/>
-            <w:webHidden/>
-          </w:rPr>
-          <w:tab/>
-        </w:r>
-        <w:r>
-          <w:rPr>
-            <w:noProof/>
-            <w:webHidden/>
-          </w:rPr>
-          <w:fldChar w:fldCharType="begin"/>
-        </w:r>
-        <w:r>
-          <w:rPr>
-            <w:noProof/>
-            <w:webHidden/>
-          </w:rPr>
-          <w:instrText xml:space="preserve"> PAGEREF _Toc232015972 \h </w:instrText>
-        </w:r>
-        <w:r>
-          <w:rPr>
-            <w:noProof/>
-            <w:webHidden/>
-          </w:rPr>
-        </w:r>
-        <w:r>
-          <w:rPr>
-            <w:noProof/>
-            <w:webHidden/>
-          </w:rPr>
-          <w:fldChar w:fldCharType="separate"/>
-        </w:r>
-        <w:r>
-          <w:rPr>
-            <w:noProof/>
-            <w:webHidden/>
-          </w:rPr>
-          <w:t>12</w:t>
-        </w:r>
-        <w:r>
-          <w:rPr>
-            <w:noProof/>
-            <w:webHidden/>
-          </w:rPr>
-          <w:fldChar w:fldCharType="end"/>
-        </w:r>
-      </w:hyperlink>
-    </w:p>
-    <w:p>
-      <w:pPr>
-        <w:pStyle w:val="Sommario2"/>
-        <w:tabs>
-          <w:tab w:val="right" w:leader="dot" w:pos="9622"/>
-        </w:tabs>
-        <w:rPr>
-          <w:rFonts w:asciiTheme="minorHAnsi" w:eastAsiaTheme="minorEastAsia" w:hAnsiTheme="minorHAnsi"/>
-          <w:noProof/>
-          <w:kern w:val="2"/>
-          <w:lang w:val="en-GB" w:eastAsia="en-GB"/>
-          <w14:ligatures w14:val="standardContextual"/>
-        </w:rPr>
-      </w:pPr>
-      <w:hyperlink w:anchor="_Toc232015973" w:history="1">
-        <w:r>
-          <w:rPr>
-            <w:rStyle w:val="Collegamentoipertestuale"/>
-            <w:noProof/>
-          </w:rPr>
-          <w:t>Definire le competenze (task) da trasmettere attraverso il multimedia</w:t>
-        </w:r>
-        <w:r>
-          <w:rPr>
-            <w:noProof/>
-            <w:webHidden/>
-          </w:rPr>
-          <w:tab/>
-        </w:r>
-        <w:r>
-          <w:rPr>
-            <w:noProof/>
-            <w:webHidden/>
-          </w:rPr>
-          <w:fldChar w:fldCharType="begin"/>
-        </w:r>
-        <w:r>
-          <w:rPr>
-            <w:noProof/>
-            <w:webHidden/>
-          </w:rPr>
-          <w:instrText xml:space="preserve"> PAGEREF _Toc232015973 \h </w:instrText>
+          <w:instrText xml:space="preserve"> PAGEREF _Toc232612028 \h </w:instrText>
         </w:r>
         <w:r>
           <w:rPr>
@@ -1399,17 +1181,17 @@
           <w:rFonts w:asciiTheme="minorHAnsi" w:eastAsiaTheme="minorEastAsia" w:hAnsiTheme="minorHAnsi"/>
           <w:noProof/>
           <w:kern w:val="2"/>
-          <w:lang w:val="en-GB" w:eastAsia="en-GB"/>
+          <w:lang w:eastAsia="it-IT"/>
           <w14:ligatures w14:val="standardContextual"/>
         </w:rPr>
       </w:pPr>
-      <w:hyperlink w:anchor="_Toc232015974" w:history="1">
+      <w:hyperlink w:anchor="_Toc232612029" w:history="1">
         <w:r>
           <w:rPr>
             <w:rStyle w:val="Collegamentoipertestuale"/>
             <w:noProof/>
           </w:rPr>
-          <w:t>Preparare una descrizione preliminare del programma</w:t>
+          <w:t>Introduzione</w:t>
         </w:r>
         <w:r>
           <w:rPr>
@@ -1430,7 +1212,225 @@
             <w:noProof/>
             <w:webHidden/>
           </w:rPr>
-          <w:instrText xml:space="preserve"> PAGEREF _Toc232015974 \h </w:instrText>
+          <w:instrText xml:space="preserve"> PAGEREF _Toc232612029 \h </w:instrText>
+        </w:r>
+        <w:r>
+          <w:rPr>
+            <w:noProof/>
+            <w:webHidden/>
+          </w:rPr>
+        </w:r>
+        <w:r>
+          <w:rPr>
+            <w:noProof/>
+            <w:webHidden/>
+          </w:rPr>
+          <w:fldChar w:fldCharType="separate"/>
+        </w:r>
+        <w:r>
+          <w:rPr>
+            <w:noProof/>
+            <w:webHidden/>
+          </w:rPr>
+          <w:t>13</w:t>
+        </w:r>
+        <w:r>
+          <w:rPr>
+            <w:noProof/>
+            <w:webHidden/>
+          </w:rPr>
+          <w:fldChar w:fldCharType="end"/>
+        </w:r>
+      </w:hyperlink>
+    </w:p>
+    <w:p>
+      <w:pPr>
+        <w:pStyle w:val="Sommario3"/>
+        <w:tabs>
+          <w:tab w:val="right" w:leader="dot" w:pos="9622"/>
+        </w:tabs>
+        <w:rPr>
+          <w:rFonts w:asciiTheme="minorHAnsi" w:eastAsiaTheme="minorEastAsia" w:hAnsiTheme="minorHAnsi"/>
+          <w:noProof/>
+          <w:kern w:val="2"/>
+          <w:lang w:eastAsia="it-IT"/>
+          <w14:ligatures w14:val="standardContextual"/>
+        </w:rPr>
+      </w:pPr>
+      <w:hyperlink w:anchor="_Toc232612030" w:history="1">
+        <w:r>
+          <w:rPr>
+            <w:rStyle w:val="Collegamentoipertestuale"/>
+            <w:noProof/>
+            <w:lang w:eastAsia="it-IT"/>
+          </w:rPr>
+          <w:t>Presentazione dei concetti</w:t>
+        </w:r>
+        <w:r>
+          <w:rPr>
+            <w:noProof/>
+            <w:webHidden/>
+          </w:rPr>
+          <w:tab/>
+        </w:r>
+        <w:r>
+          <w:rPr>
+            <w:noProof/>
+            <w:webHidden/>
+          </w:rPr>
+          <w:fldChar w:fldCharType="begin"/>
+        </w:r>
+        <w:r>
+          <w:rPr>
+            <w:noProof/>
+            <w:webHidden/>
+          </w:rPr>
+          <w:instrText xml:space="preserve"> PAGEREF _Toc232612030 \h </w:instrText>
+        </w:r>
+        <w:r>
+          <w:rPr>
+            <w:noProof/>
+            <w:webHidden/>
+          </w:rPr>
+        </w:r>
+        <w:r>
+          <w:rPr>
+            <w:noProof/>
+            <w:webHidden/>
+          </w:rPr>
+          <w:fldChar w:fldCharType="separate"/>
+        </w:r>
+        <w:r>
+          <w:rPr>
+            <w:noProof/>
+            <w:webHidden/>
+          </w:rPr>
+          <w:t>13</w:t>
+        </w:r>
+        <w:r>
+          <w:rPr>
+            <w:noProof/>
+            <w:webHidden/>
+          </w:rPr>
+          <w:fldChar w:fldCharType="end"/>
+        </w:r>
+      </w:hyperlink>
+    </w:p>
+    <w:p>
+      <w:pPr>
+        <w:pStyle w:val="Sommario3"/>
+        <w:tabs>
+          <w:tab w:val="right" w:leader="dot" w:pos="9622"/>
+        </w:tabs>
+        <w:rPr>
+          <w:rFonts w:asciiTheme="minorHAnsi" w:eastAsiaTheme="minorEastAsia" w:hAnsiTheme="minorHAnsi"/>
+          <w:noProof/>
+          <w:kern w:val="2"/>
+          <w:lang w:eastAsia="it-IT"/>
+          <w14:ligatures w14:val="standardContextual"/>
+        </w:rPr>
+      </w:pPr>
+      <w:hyperlink w:anchor="_Toc232612031" w:history="1">
+        <w:r>
+          <w:rPr>
+            <w:rStyle w:val="Collegamentoipertestuale"/>
+            <w:noProof/>
+            <w:lang w:eastAsia="it-IT"/>
+          </w:rPr>
+          <w:t>Definizione dei concetti</w:t>
+        </w:r>
+        <w:r>
+          <w:rPr>
+            <w:noProof/>
+            <w:webHidden/>
+          </w:rPr>
+          <w:tab/>
+        </w:r>
+        <w:r>
+          <w:rPr>
+            <w:noProof/>
+            <w:webHidden/>
+          </w:rPr>
+          <w:fldChar w:fldCharType="begin"/>
+        </w:r>
+        <w:r>
+          <w:rPr>
+            <w:noProof/>
+            <w:webHidden/>
+          </w:rPr>
+          <w:instrText xml:space="preserve"> PAGEREF _Toc232612031 \h </w:instrText>
+        </w:r>
+        <w:r>
+          <w:rPr>
+            <w:noProof/>
+            <w:webHidden/>
+          </w:rPr>
+        </w:r>
+        <w:r>
+          <w:rPr>
+            <w:noProof/>
+            <w:webHidden/>
+          </w:rPr>
+          <w:fldChar w:fldCharType="separate"/>
+        </w:r>
+        <w:r>
+          <w:rPr>
+            <w:noProof/>
+            <w:webHidden/>
+          </w:rPr>
+          <w:t>13</w:t>
+        </w:r>
+        <w:r>
+          <w:rPr>
+            <w:noProof/>
+            <w:webHidden/>
+          </w:rPr>
+          <w:fldChar w:fldCharType="end"/>
+        </w:r>
+      </w:hyperlink>
+    </w:p>
+    <w:p>
+      <w:pPr>
+        <w:pStyle w:val="Sommario2"/>
+        <w:tabs>
+          <w:tab w:val="right" w:leader="dot" w:pos="9622"/>
+        </w:tabs>
+        <w:rPr>
+          <w:rFonts w:asciiTheme="minorHAnsi" w:eastAsiaTheme="minorEastAsia" w:hAnsiTheme="minorHAnsi"/>
+          <w:noProof/>
+          <w:kern w:val="2"/>
+          <w:lang w:eastAsia="it-IT"/>
+          <w14:ligatures w14:val="standardContextual"/>
+        </w:rPr>
+      </w:pPr>
+      <w:hyperlink w:anchor="_Toc232612032" w:history="1">
+        <w:r>
+          <w:rPr>
+            <w:rStyle w:val="Collegamentoipertestuale"/>
+            <w:noProof/>
+          </w:rPr>
+          <w:t>Definire le competenze (task) da trasmettere attraverso il multimedia</w:t>
+        </w:r>
+        <w:r>
+          <w:rPr>
+            <w:noProof/>
+            <w:webHidden/>
+          </w:rPr>
+          <w:tab/>
+        </w:r>
+        <w:r>
+          <w:rPr>
+            <w:noProof/>
+            <w:webHidden/>
+          </w:rPr>
+          <w:fldChar w:fldCharType="begin"/>
+        </w:r>
+        <w:r>
+          <w:rPr>
+            <w:noProof/>
+            <w:webHidden/>
+          </w:rPr>
+          <w:instrText xml:space="preserve"> PAGEREF _Toc232612032 \h </w:instrText>
         </w:r>
         <w:r>
           <w:rPr>
@@ -1463,7 +1463,7 @@
     </w:p>
     <w:p>
       <w:pPr>
-        <w:pStyle w:val="Sommario3"/>
+        <w:pStyle w:val="Sommario2"/>
         <w:tabs>
           <w:tab w:val="right" w:leader="dot" w:pos="9622"/>
         </w:tabs>
@@ -1471,17 +1471,17 @@
           <w:rFonts w:asciiTheme="minorHAnsi" w:eastAsiaTheme="minorEastAsia" w:hAnsiTheme="minorHAnsi"/>
           <w:noProof/>
           <w:kern w:val="2"/>
-          <w:lang w:val="en-GB" w:eastAsia="en-GB"/>
+          <w:lang w:eastAsia="it-IT"/>
           <w14:ligatures w14:val="standardContextual"/>
         </w:rPr>
       </w:pPr>
-      <w:hyperlink w:anchor="_Toc232015975" w:history="1">
+      <w:hyperlink w:anchor="_Toc232612033" w:history="1">
         <w:r>
           <w:rPr>
             <w:rStyle w:val="Collegamentoipertestuale"/>
             <w:noProof/>
           </w:rPr>
-          <w:t>Esempi di Missioni e Minigiochi</w:t>
+          <w:t>Preparare una descrizione preliminare del programma</w:t>
         </w:r>
         <w:r>
           <w:rPr>
@@ -1502,7 +1502,7 @@
             <w:noProof/>
             <w:webHidden/>
           </w:rPr>
-          <w:instrText xml:space="preserve"> PAGEREF _Toc232015975 \h </w:instrText>
+          <w:instrText xml:space="preserve"> PAGEREF _Toc232612033 \h </w:instrText>
         </w:r>
         <w:r>
           <w:rPr>
@@ -1535,7 +1535,7 @@
     </w:p>
     <w:p>
       <w:pPr>
-        <w:pStyle w:val="Sommario2"/>
+        <w:pStyle w:val="Sommario3"/>
         <w:tabs>
           <w:tab w:val="right" w:leader="dot" w:pos="9622"/>
         </w:tabs>
@@ -1543,11 +1543,83 @@
           <w:rFonts w:asciiTheme="minorHAnsi" w:eastAsiaTheme="minorEastAsia" w:hAnsiTheme="minorHAnsi"/>
           <w:noProof/>
           <w:kern w:val="2"/>
-          <w:lang w:val="en-GB" w:eastAsia="en-GB"/>
+          <w:lang w:eastAsia="it-IT"/>
           <w14:ligatures w14:val="standardContextual"/>
         </w:rPr>
       </w:pPr>
-      <w:hyperlink w:anchor="_Toc232015976" w:history="1">
+      <w:hyperlink w:anchor="_Toc232612034" w:history="1">
+        <w:r>
+          <w:rPr>
+            <w:rStyle w:val="Collegamentoipertestuale"/>
+            <w:noProof/>
+          </w:rPr>
+          <w:t>Esempi di Missioni e Minigiochi</w:t>
+        </w:r>
+        <w:r>
+          <w:rPr>
+            <w:noProof/>
+            <w:webHidden/>
+          </w:rPr>
+          <w:tab/>
+        </w:r>
+        <w:r>
+          <w:rPr>
+            <w:noProof/>
+            <w:webHidden/>
+          </w:rPr>
+          <w:fldChar w:fldCharType="begin"/>
+        </w:r>
+        <w:r>
+          <w:rPr>
+            <w:noProof/>
+            <w:webHidden/>
+          </w:rPr>
+          <w:instrText xml:space="preserve"> PAGEREF _Toc232612034 \h </w:instrText>
+        </w:r>
+        <w:r>
+          <w:rPr>
+            <w:noProof/>
+            <w:webHidden/>
+          </w:rPr>
+        </w:r>
+        <w:r>
+          <w:rPr>
+            <w:noProof/>
+            <w:webHidden/>
+          </w:rPr>
+          <w:fldChar w:fldCharType="separate"/>
+        </w:r>
+        <w:r>
+          <w:rPr>
+            <w:noProof/>
+            <w:webHidden/>
+          </w:rPr>
+          <w:t>16</w:t>
+        </w:r>
+        <w:r>
+          <w:rPr>
+            <w:noProof/>
+            <w:webHidden/>
+          </w:rPr>
+          <w:fldChar w:fldCharType="end"/>
+        </w:r>
+      </w:hyperlink>
+    </w:p>
+    <w:p>
+      <w:pPr>
+        <w:pStyle w:val="Sommario2"/>
+        <w:tabs>
+          <w:tab w:val="right" w:leader="dot" w:pos="9622"/>
+        </w:tabs>
+        <w:rPr>
+          <w:rFonts w:asciiTheme="minorHAnsi" w:eastAsiaTheme="minorEastAsia" w:hAnsiTheme="minorHAnsi"/>
+          <w:noProof/>
+          <w:kern w:val="2"/>
+          <w:lang w:eastAsia="it-IT"/>
+          <w14:ligatures w14:val="standardContextual"/>
+        </w:rPr>
+      </w:pPr>
+      <w:hyperlink w:anchor="_Toc232612035" w:history="1">
         <w:r>
           <w:rPr>
             <w:rStyle w:val="Collegamentoipertestuale"/>
@@ -1574,7 +1646,7 @@
             <w:noProof/>
             <w:webHidden/>
           </w:rPr>
-          <w:instrText xml:space="preserve"> PAGEREF _Toc232015976 \h </w:instrText>
+          <w:instrText xml:space="preserve"> PAGEREF _Toc232612035 \h </w:instrText>
         </w:r>
         <w:r>
           <w:rPr>
@@ -1594,7 +1666,7 @@
             <w:noProof/>
             <w:webHidden/>
           </w:rPr>
-          <w:t>17</w:t>
+          <w:t>18</w:t>
         </w:r>
         <w:r>
           <w:rPr>
@@ -1615,11 +1687,11 @@
           <w:rFonts w:asciiTheme="minorHAnsi" w:eastAsiaTheme="minorEastAsia" w:hAnsiTheme="minorHAnsi"/>
           <w:noProof/>
           <w:kern w:val="2"/>
-          <w:lang w:val="en-GB" w:eastAsia="en-GB"/>
+          <w:lang w:eastAsia="it-IT"/>
           <w14:ligatures w14:val="standardContextual"/>
         </w:rPr>
       </w:pPr>
-      <w:hyperlink w:anchor="_Toc232015977" w:history="1">
+      <w:hyperlink w:anchor="_Toc232612036" w:history="1">
         <w:r>
           <w:rPr>
             <w:rStyle w:val="Collegamentoipertestuale"/>
@@ -1646,7 +1718,7 @@
             <w:noProof/>
             <w:webHidden/>
           </w:rPr>
-          <w:instrText xml:space="preserve"> PAGEREF _Toc232015977 \h </w:instrText>
+          <w:instrText xml:space="preserve"> PAGEREF _Toc232612036 \h </w:instrText>
         </w:r>
         <w:r>
           <w:rPr>
@@ -1666,7 +1738,7 @@
             <w:noProof/>
             <w:webHidden/>
           </w:rPr>
-          <w:t>17</w:t>
+          <w:t>18</w:t>
         </w:r>
         <w:r>
           <w:rPr>
@@ -1687,11 +1759,11 @@
           <w:rFonts w:asciiTheme="minorHAnsi" w:eastAsiaTheme="minorEastAsia" w:hAnsiTheme="minorHAnsi"/>
           <w:noProof/>
           <w:kern w:val="2"/>
-          <w:lang w:val="en-GB" w:eastAsia="en-GB"/>
+          <w:lang w:eastAsia="it-IT"/>
           <w14:ligatures w14:val="standardContextual"/>
         </w:rPr>
       </w:pPr>
-      <w:hyperlink w:anchor="_Toc232015978" w:history="1">
+      <w:hyperlink w:anchor="_Toc232612037" w:history="1">
         <w:r>
           <w:rPr>
             <w:rStyle w:val="Collegamentoipertestuale"/>
@@ -1719,7 +1791,7 @@
             <w:noProof/>
             <w:webHidden/>
           </w:rPr>
-          <w:instrText xml:space="preserve"> PAGEREF _Toc232015978 \h </w:instrText>
+          <w:instrText xml:space="preserve"> PAGEREF _Toc232612037 \h </w:instrText>
         </w:r>
         <w:r>
           <w:rPr>
@@ -1739,7 +1811,7 @@
             <w:noProof/>
             <w:webHidden/>
           </w:rPr>
-          <w:t>20</w:t>
+          <w:t>21</w:t>
         </w:r>
         <w:r>
           <w:rPr>
@@ -1760,11 +1832,11 @@
           <w:rFonts w:asciiTheme="minorHAnsi" w:eastAsiaTheme="minorEastAsia" w:hAnsiTheme="minorHAnsi"/>
           <w:noProof/>
           <w:kern w:val="2"/>
-          <w:lang w:val="en-GB" w:eastAsia="en-GB"/>
+          <w:lang w:eastAsia="it-IT"/>
           <w14:ligatures w14:val="standardContextual"/>
         </w:rPr>
       </w:pPr>
-      <w:hyperlink w:anchor="_Toc232015979" w:history="1">
+      <w:hyperlink w:anchor="_Toc232612038" w:history="1">
         <w:r>
           <w:rPr>
             <w:rStyle w:val="Collegamentoipertestuale"/>
@@ -1791,7 +1863,7 @@
             <w:noProof/>
             <w:webHidden/>
           </w:rPr>
-          <w:instrText xml:space="preserve"> PAGEREF _Toc232015979 \h </w:instrText>
+          <w:instrText xml:space="preserve"> PAGEREF _Toc232612038 \h </w:instrText>
         </w:r>
         <w:r>
           <w:rPr>
@@ -1811,7 +1883,7 @@
             <w:noProof/>
             <w:webHidden/>
           </w:rPr>
-          <w:t>23</w:t>
+          <w:t>24</w:t>
         </w:r>
         <w:r>
           <w:rPr>
@@ -1832,11 +1904,11 @@
           <w:rFonts w:asciiTheme="minorHAnsi" w:eastAsiaTheme="minorEastAsia" w:hAnsiTheme="minorHAnsi"/>
           <w:noProof/>
           <w:kern w:val="2"/>
-          <w:lang w:val="en-GB" w:eastAsia="en-GB"/>
+          <w:lang w:eastAsia="it-IT"/>
           <w14:ligatures w14:val="standardContextual"/>
         </w:rPr>
       </w:pPr>
-      <w:hyperlink w:anchor="_Toc232015980" w:history="1">
+      <w:hyperlink w:anchor="_Toc232612039" w:history="1">
         <w:r>
           <w:rPr>
             <w:rStyle w:val="Collegamentoipertestuale"/>
@@ -1863,151 +1935,7 @@
             <w:noProof/>
             <w:webHidden/>
           </w:rPr>
-          <w:instrText xml:space="preserve"> PAGEREF _Toc232015980 \h </w:instrText>
-        </w:r>
-        <w:r>
-          <w:rPr>
-            <w:noProof/>
-            <w:webHidden/>
-          </w:rPr>
-        </w:r>
-        <w:r>
-          <w:rPr>
-            <w:noProof/>
-            <w:webHidden/>
-          </w:rPr>
-          <w:fldChar w:fldCharType="separate"/>
-        </w:r>
-        <w:r>
-          <w:rPr>
-            <w:noProof/>
-            <w:webHidden/>
-          </w:rPr>
-          <w:t>26</w:t>
-        </w:r>
-        <w:r>
-          <w:rPr>
-            <w:noProof/>
-            <w:webHidden/>
-          </w:rPr>
-          <w:fldChar w:fldCharType="end"/>
-        </w:r>
-      </w:hyperlink>
-    </w:p>
-    <w:p>
-      <w:pPr>
-        <w:pStyle w:val="Sommario2"/>
-        <w:tabs>
-          <w:tab w:val="right" w:leader="dot" w:pos="9622"/>
-        </w:tabs>
-        <w:rPr>
-          <w:rFonts w:asciiTheme="minorHAnsi" w:eastAsiaTheme="minorEastAsia" w:hAnsiTheme="minorHAnsi"/>
-          <w:noProof/>
-          <w:kern w:val="2"/>
-          <w:lang w:val="en-GB" w:eastAsia="en-GB"/>
-          <w14:ligatures w14:val="standardContextual"/>
-        </w:rPr>
-      </w:pPr>
-      <w:hyperlink w:anchor="_Toc232015981" w:history="1">
-        <w:r>
-          <w:rPr>
-            <w:rStyle w:val="Collegamentoipertestuale"/>
-            <w:noProof/>
-          </w:rPr>
-          <w:t>Alpha test</w:t>
-        </w:r>
-        <w:r>
-          <w:rPr>
-            <w:noProof/>
-            <w:webHidden/>
-          </w:rPr>
-          <w:tab/>
-        </w:r>
-        <w:r>
-          <w:rPr>
-            <w:noProof/>
-            <w:webHidden/>
-          </w:rPr>
-          <w:fldChar w:fldCharType="begin"/>
-        </w:r>
-        <w:r>
-          <w:rPr>
-            <w:noProof/>
-            <w:webHidden/>
-          </w:rPr>
-          <w:instrText xml:space="preserve"> PAGEREF _Toc232015981 \h </w:instrText>
-        </w:r>
-        <w:r>
-          <w:rPr>
-            <w:noProof/>
-            <w:webHidden/>
-          </w:rPr>
-        </w:r>
-        <w:r>
-          <w:rPr>
-            <w:noProof/>
-            <w:webHidden/>
-          </w:rPr>
-          <w:fldChar w:fldCharType="separate"/>
-        </w:r>
-        <w:r>
-          <w:rPr>
-            <w:noProof/>
-            <w:webHidden/>
-          </w:rPr>
-          <w:t>26</w:t>
-        </w:r>
-        <w:r>
-          <w:rPr>
-            <w:noProof/>
-            <w:webHidden/>
-          </w:rPr>
-          <w:fldChar w:fldCharType="end"/>
-        </w:r>
-      </w:hyperlink>
-    </w:p>
-    <w:p>
-      <w:pPr>
-        <w:pStyle w:val="Sommario3"/>
-        <w:tabs>
-          <w:tab w:val="right" w:leader="dot" w:pos="9622"/>
-        </w:tabs>
-        <w:rPr>
-          <w:rFonts w:asciiTheme="minorHAnsi" w:eastAsiaTheme="minorEastAsia" w:hAnsiTheme="minorHAnsi"/>
-          <w:noProof/>
-          <w:kern w:val="2"/>
-          <w:lang w:val="en-GB" w:eastAsia="en-GB"/>
-          <w14:ligatures w14:val="standardContextual"/>
-        </w:rPr>
-      </w:pPr>
-      <w:hyperlink w:anchor="_Toc232015982" w:history="1">
-        <w:r>
-          <w:rPr>
-            <w:rStyle w:val="Collegamentoipertestuale"/>
-            <w:noProof/>
-          </w:rPr>
-          <w:t>Test funzionale</w:t>
-        </w:r>
-        <w:r>
-          <w:rPr>
-            <w:noProof/>
-            <w:webHidden/>
-          </w:rPr>
-          <w:tab/>
-        </w:r>
-        <w:r>
-          <w:rPr>
-            <w:noProof/>
-            <w:webHidden/>
-          </w:rPr>
-          <w:fldChar w:fldCharType="begin"/>
-        </w:r>
-        <w:r>
-          <w:rPr>
-            <w:noProof/>
-            <w:webHidden/>
-          </w:rPr>
-          <w:instrText xml:space="preserve"> PAGEREF _Toc232015982 \h </w:instrText>
+          <w:instrText xml:space="preserve"> PAGEREF _Toc232612039 \h </w:instrText>
         </w:r>
         <w:r>
           <w:rPr>
@@ -2040,7 +1968,7 @@
     </w:p>
     <w:p>
       <w:pPr>
-        <w:pStyle w:val="Sommario3"/>
+        <w:pStyle w:val="Sommario2"/>
         <w:tabs>
           <w:tab w:val="right" w:leader="dot" w:pos="9622"/>
         </w:tabs>
@@ -2048,17 +1976,17 @@
           <w:rFonts w:asciiTheme="minorHAnsi" w:eastAsiaTheme="minorEastAsia" w:hAnsiTheme="minorHAnsi"/>
           <w:noProof/>
           <w:kern w:val="2"/>
-          <w:lang w:val="en-GB" w:eastAsia="en-GB"/>
+          <w:lang w:eastAsia="it-IT"/>
           <w14:ligatures w14:val="standardContextual"/>
         </w:rPr>
       </w:pPr>
-      <w:hyperlink w:anchor="_Toc232015983" w:history="1">
+      <w:hyperlink w:anchor="_Toc232612040" w:history="1">
         <w:r>
           <w:rPr>
             <w:rStyle w:val="Collegamentoipertestuale"/>
             <w:noProof/>
           </w:rPr>
-          <w:t>Test strutturale</w:t>
+          <w:t>Alpha test</w:t>
         </w:r>
         <w:r>
           <w:rPr>
@@ -2079,7 +2007,79 @@
             <w:noProof/>
             <w:webHidden/>
           </w:rPr>
-          <w:instrText xml:space="preserve"> PAGEREF _Toc232015983 \h </w:instrText>
+          <w:instrText xml:space="preserve"> PAGEREF _Toc232612040 \h </w:instrText>
+        </w:r>
+        <w:r>
+          <w:rPr>
+            <w:noProof/>
+            <w:webHidden/>
+          </w:rPr>
+        </w:r>
+        <w:r>
+          <w:rPr>
+            <w:noProof/>
+            <w:webHidden/>
+          </w:rPr>
+          <w:fldChar w:fldCharType="separate"/>
+        </w:r>
+        <w:r>
+          <w:rPr>
+            <w:noProof/>
+            <w:webHidden/>
+          </w:rPr>
+          <w:t>27</w:t>
+        </w:r>
+        <w:r>
+          <w:rPr>
+            <w:noProof/>
+            <w:webHidden/>
+          </w:rPr>
+          <w:fldChar w:fldCharType="end"/>
+        </w:r>
+      </w:hyperlink>
+    </w:p>
+    <w:p>
+      <w:pPr>
+        <w:pStyle w:val="Sommario3"/>
+        <w:tabs>
+          <w:tab w:val="right" w:leader="dot" w:pos="9622"/>
+        </w:tabs>
+        <w:rPr>
+          <w:rFonts w:asciiTheme="minorHAnsi" w:eastAsiaTheme="minorEastAsia" w:hAnsiTheme="minorHAnsi"/>
+          <w:noProof/>
+          <w:kern w:val="2"/>
+          <w:lang w:eastAsia="it-IT"/>
+          <w14:ligatures w14:val="standardContextual"/>
+        </w:rPr>
+      </w:pPr>
+      <w:hyperlink w:anchor="_Toc232612041" w:history="1">
+        <w:r>
+          <w:rPr>
+            <w:rStyle w:val="Collegamentoipertestuale"/>
+            <w:noProof/>
+          </w:rPr>
+          <w:t>Test funzionale</w:t>
+        </w:r>
+        <w:r>
+          <w:rPr>
+            <w:noProof/>
+            <w:webHidden/>
+          </w:rPr>
+          <w:tab/>
+        </w:r>
+        <w:r>
+          <w:rPr>
+            <w:noProof/>
+            <w:webHidden/>
+          </w:rPr>
+          <w:fldChar w:fldCharType="begin"/>
+        </w:r>
+        <w:r>
+          <w:rPr>
+            <w:noProof/>
+            <w:webHidden/>
+          </w:rPr>
+          <w:instrText xml:space="preserve"> PAGEREF _Toc232612041 \h </w:instrText>
         </w:r>
         <w:r>
           <w:rPr>
@@ -2112,7 +2112,7 @@
     </w:p>
     <w:p>
       <w:pPr>
-        <w:pStyle w:val="Sommario2"/>
+        <w:pStyle w:val="Sommario3"/>
         <w:tabs>
           <w:tab w:val="right" w:leader="dot" w:pos="9622"/>
         </w:tabs>
@@ -2120,17 +2120,17 @@
           <w:rFonts w:asciiTheme="minorHAnsi" w:eastAsiaTheme="minorEastAsia" w:hAnsiTheme="minorHAnsi"/>
           <w:noProof/>
           <w:kern w:val="2"/>
-          <w:lang w:val="en-GB" w:eastAsia="en-GB"/>
+          <w:lang w:eastAsia="it-IT"/>
           <w14:ligatures w14:val="standardContextual"/>
         </w:rPr>
       </w:pPr>
-      <w:hyperlink w:anchor="_Toc232015984" w:history="1">
+      <w:hyperlink w:anchor="_Toc232612042" w:history="1">
         <w:r>
           <w:rPr>
             <w:rStyle w:val="Collegamentoipertestuale"/>
             <w:noProof/>
           </w:rPr>
-          <w:t>Beta test</w:t>
+          <w:t>Test strutturale</w:t>
         </w:r>
         <w:r>
           <w:rPr>
@@ -2151,7 +2151,7 @@
             <w:noProof/>
             <w:webHidden/>
           </w:rPr>
-          <w:instrText xml:space="preserve"> PAGEREF _Toc232015984 \h </w:instrText>
+          <w:instrText xml:space="preserve"> PAGEREF _Toc232612042 \h </w:instrText>
         </w:r>
         <w:r>
           <w:rPr>
@@ -2183,6 +2183,78 @@
       </w:hyperlink>
     </w:p>
     <w:p>
+      <w:pPr>
+        <w:pStyle w:val="Sommario2"/>
+        <w:tabs>
+          <w:tab w:val="right" w:leader="dot" w:pos="9622"/>
+        </w:tabs>
+        <w:rPr>
+          <w:rFonts w:asciiTheme="minorHAnsi" w:eastAsiaTheme="minorEastAsia" w:hAnsiTheme="minorHAnsi"/>
+          <w:noProof/>
+          <w:kern w:val="2"/>
+          <w:lang w:eastAsia="it-IT"/>
+          <w14:ligatures w14:val="standardContextual"/>
+        </w:rPr>
+      </w:pPr>
+      <w:hyperlink w:anchor="_Toc232612043" w:history="1">
+        <w:r>
+          <w:rPr>
+            <w:rStyle w:val="Collegamentoipertestuale"/>
+            <w:noProof/>
+          </w:rPr>
+          <w:t>Beta test</w:t>
+        </w:r>
+        <w:r>
+          <w:rPr>
+            <w:noProof/>
+            <w:webHidden/>
+          </w:rPr>
+          <w:tab/>
+        </w:r>
+        <w:r>
+          <w:rPr>
+            <w:noProof/>
+            <w:webHidden/>
+          </w:rPr>
+          <w:fldChar w:fldCharType="begin"/>
+        </w:r>
+        <w:r>
+          <w:rPr>
+            <w:noProof/>
+            <w:webHidden/>
+          </w:rPr>
+          <w:instrText xml:space="preserve"> PAGEREF _Toc232612043 \h </w:instrText>
+        </w:r>
+        <w:r>
+          <w:rPr>
+            <w:noProof/>
+            <w:webHidden/>
+          </w:rPr>
+        </w:r>
+        <w:r>
+          <w:rPr>
+            <w:noProof/>
+            <w:webHidden/>
+          </w:rPr>
+          <w:fldChar w:fldCharType="separate"/>
+        </w:r>
+        <w:r>
+          <w:rPr>
+            <w:noProof/>
+            <w:webHidden/>
+          </w:rPr>
+          <w:t>30</w:t>
+        </w:r>
+        <w:r>
+          <w:rPr>
+            <w:noProof/>
+            <w:webHidden/>
+          </w:rPr>
+          <w:fldChar w:fldCharType="end"/>
+        </w:r>
+      </w:hyperlink>
+    </w:p>
+    <w:p>
       <w:r>
         <w:fldChar w:fldCharType="end"/>
       </w:r>
@@ -2199,7 +2271,7 @@
       <w:pPr>
         <w:pStyle w:val="Titolo1"/>
       </w:pPr>
-      <w:bookmarkStart w:id="2" w:name="_Toc232015962"/>
+      <w:bookmarkStart w:id="2" w:name="_Toc232612020"/>
       <w:r>
         <w:lastRenderedPageBreak/>
         <w:t>Pianificazione</w:t>
@@ -2210,7 +2282,7 @@
       <w:pPr>
         <w:pStyle w:val="Titolo2"/>
       </w:pPr>
-      <w:bookmarkStart w:id="3" w:name="_Toc232015963"/>
+      <w:bookmarkStart w:id="3" w:name="_Toc232612021"/>
       <w:r>
         <w:t>Scopo dell’applicazione</w:t>
       </w:r>
@@ -2471,6 +2543,7 @@
       </w:r>
       <w:r>
         <w:rPr>
+          <w:color w:val="EE0000"/>
           <w:szCs w:val="22"/>
         </w:rPr>
         <w:t>DA SCRIVERE</w:t>
@@ -2625,7 +2698,7 @@
       <w:pPr>
         <w:pStyle w:val="Titolo2"/>
       </w:pPr>
-      <w:bookmarkStart w:id="4" w:name="_Toc232015964"/>
+      <w:bookmarkStart w:id="4" w:name="_Toc232612022"/>
       <w:r>
         <w:lastRenderedPageBreak/>
         <w:t>Destinatari dell’applicazione</w:t>
@@ -2658,7 +2731,6 @@
         </w:rPr>
         <w:t xml:space="preserve"> (HCI), il target di riferimento è stato segmentato in tre </w:t>
       </w:r>
-      <w:proofErr w:type="spellStart"/>
       <w:r>
         <w:rPr>
           <w:i/>
@@ -2667,7 +2739,6 @@
         </w:rPr>
         <w:t>Personas</w:t>
       </w:r>
-      <w:proofErr w:type="spellEnd"/>
       <w:r>
         <w:rPr>
           <w:szCs w:val="22"/>
@@ -2789,23 +2860,25 @@
           <w:iCs/>
           <w:szCs w:val="22"/>
         </w:rPr>
-        <w:t>task-</w:t>
-      </w:r>
-      <w:proofErr w:type="spellStart"/>
-      <w:r>
-        <w:rPr>
-          <w:i/>
-          <w:iCs/>
+        <w:t>task-oriented</w:t>
+      </w:r>
+      <w:r>
+        <w:rPr>
           <w:szCs w:val="22"/>
         </w:rPr>
-        <w:t>oriented</w:t>
-      </w:r>
-      <w:proofErr w:type="spellEnd"/>
+        <w:t>: cerca di completare</w:t>
+      </w:r>
       <w:r>
         <w:rPr>
           <w:szCs w:val="22"/>
         </w:rPr>
-        <w:t>: cerca di completare le sfide e i minigiochi nel minor tempo possibile, minimizzando il carico cognitivo. Per questo profilo, l'interfaccia priva di frizioni è fondamentale. La validazione del suo percorso formativo non avviene tramite estetiche di gamification accessorie, ma attraverso il riempimento progressivo del Taccuino, che funge da certificato tangibile del superamento dei nodi culturali.</w:t>
+        <w:t xml:space="preserve"> </w:t>
+      </w:r>
+      <w:r>
+        <w:rPr>
+          <w:szCs w:val="22"/>
+        </w:rPr>
+        <w:t>i minigiochi nel minor tempo possibile, minimizzando il carico cognitivo. Per questo profilo, l'interfaccia priva di frizioni è fondamentale. La validazione del suo percorso formativo non avviene tramite estetiche di gamification accessorie, ma attraverso il riempimento progressivo del Taccuino, che funge da certificato tangibile del superamento dei nodi culturali.</w:t>
       </w:r>
     </w:p>
     <w:p>
@@ -2861,21 +2934,7 @@
         <w:rPr>
           <w:szCs w:val="22"/>
         </w:rPr>
-        <w:t xml:space="preserve">Data la struttura basata su dati storici verificati, </w:t>
-      </w:r>
-      <w:proofErr w:type="spellStart"/>
-      <w:r>
-        <w:rPr>
-          <w:szCs w:val="22"/>
-        </w:rPr>
-        <w:t>BariGo</w:t>
-      </w:r>
-      <w:proofErr w:type="spellEnd"/>
-      <w:r>
-        <w:rPr>
-          <w:szCs w:val="22"/>
-        </w:rPr>
-        <w:t xml:space="preserve"> si presta come strumento di supporto didattico e turistico. Questa differenziazione dei pattern di interazione garantisce che il software mantenga un alto grado di accessibilità e usabilità per tutte le fasce d'età coperte.</w:t>
+        <w:t>Data la struttura basata su dati storici verificati, BariGo si presta come strumento di supporto didattico e turistico. Questa differenziazione dei pattern di interazione garantisce che il software mantenga un alto grado di accessibilità e usabilità per tutte le fasce d'età coperte.</w:t>
       </w:r>
     </w:p>
     <w:p>
@@ -2913,7 +2972,6 @@
                 <w:lang w:val="en-GB"/>
               </w:rPr>
             </w:pPr>
-            <w:proofErr w:type="spellStart"/>
             <w:r>
               <w:rPr>
                 <w:szCs w:val="22"/>
@@ -2921,7 +2979,6 @@
               </w:rPr>
               <w:t>Caratteristica</w:t>
             </w:r>
-            <w:proofErr w:type="spellEnd"/>
           </w:p>
         </w:tc>
         <w:tc>
@@ -2937,31 +2994,13 @@
                 <w:lang w:val="en-GB"/>
               </w:rPr>
             </w:pPr>
-            <w:proofErr w:type="spellStart"/>
             <w:r>
               <w:rPr>
                 <w:szCs w:val="22"/>
                 <w:lang w:val="en-GB"/>
               </w:rPr>
-              <w:t>Requisito</w:t>
-            </w:r>
-            <w:proofErr w:type="spellEnd"/>
-            <w:r>
-              <w:rPr>
-                <w:szCs w:val="22"/>
-                <w:lang w:val="en-GB"/>
-              </w:rPr>
-              <w:t xml:space="preserve"> / </w:t>
-            </w:r>
-            <w:proofErr w:type="spellStart"/>
-            <w:r>
-              <w:rPr>
-                <w:szCs w:val="22"/>
-                <w:lang w:val="en-GB"/>
-              </w:rPr>
-              <w:t>Profilo</w:t>
-            </w:r>
-            <w:proofErr w:type="spellEnd"/>
+              <w:t>Requisito / Profilo</w:t>
+            </w:r>
           </w:p>
         </w:tc>
       </w:tr>
@@ -2983,7 +3022,6 @@
                 <w:lang w:val="en-GB"/>
               </w:rPr>
             </w:pPr>
-            <w:proofErr w:type="spellStart"/>
             <w:r>
               <w:rPr>
                 <w:szCs w:val="22"/>
@@ -2991,7 +3029,6 @@
               </w:rPr>
               <w:t>Età</w:t>
             </w:r>
-            <w:proofErr w:type="spellEnd"/>
           </w:p>
         </w:tc>
         <w:tc>
@@ -3034,78 +3071,35 @@
                 <w:lang w:val="en-GB"/>
               </w:rPr>
             </w:pPr>
-            <w:proofErr w:type="spellStart"/>
             <w:r>
               <w:rPr>
                 <w:szCs w:val="22"/>
                 <w:lang w:val="en-GB"/>
               </w:rPr>
-              <w:t>Livello</w:t>
-            </w:r>
-            <w:proofErr w:type="spellEnd"/>
-            <w:r>
+              <w:t>Livello educativo</w:t>
+            </w:r>
+          </w:p>
+        </w:tc>
+        <w:tc>
+          <w:tcPr>
+            <w:tcW w:w="2645" w:type="pct"/>
+            <w:hideMark/>
+          </w:tcPr>
+          <w:p>
+            <w:pPr>
+              <w:cnfStyle w:val="000000000000" w:firstRow="0" w:lastRow="0" w:firstColumn="0" w:lastColumn="0" w:oddVBand="0" w:evenVBand="0" w:oddHBand="0" w:evenHBand="0" w:firstRowFirstColumn="0" w:firstRowLastColumn="0" w:lastRowFirstColumn="0" w:lastRowLastColumn="0"/>
               <w:rPr>
                 <w:szCs w:val="22"/>
                 <w:lang w:val="en-GB"/>
               </w:rPr>
-              <w:t xml:space="preserve"> </w:t>
-            </w:r>
-            <w:proofErr w:type="spellStart"/>
+            </w:pPr>
             <w:r>
               <w:rPr>
                 <w:szCs w:val="22"/>
                 <w:lang w:val="en-GB"/>
               </w:rPr>
-              <w:t>educativo</w:t>
-            </w:r>
-            <w:proofErr w:type="spellEnd"/>
-          </w:p>
-        </w:tc>
-        <w:tc>
-          <w:tcPr>
-            <w:tcW w:w="2645" w:type="pct"/>
-            <w:hideMark/>
-          </w:tcPr>
-          <w:p>
-            <w:pPr>
-              <w:cnfStyle w:val="000000000000" w:firstRow="0" w:lastRow="0" w:firstColumn="0" w:lastColumn="0" w:oddVBand="0" w:evenVBand="0" w:oddHBand="0" w:evenHBand="0" w:firstRowFirstColumn="0" w:firstRowLastColumn="0" w:lastRowFirstColumn="0" w:lastRowLastColumn="0"/>
-              <w:rPr>
-                <w:szCs w:val="22"/>
-                <w:lang w:val="en-GB"/>
-              </w:rPr>
-            </w:pPr>
-            <w:r>
-              <w:rPr>
-                <w:szCs w:val="22"/>
-                <w:lang w:val="en-GB"/>
-              </w:rPr>
-              <w:t xml:space="preserve">Scuola </w:t>
-            </w:r>
-            <w:proofErr w:type="spellStart"/>
-            <w:r>
-              <w:rPr>
-                <w:szCs w:val="22"/>
-                <w:lang w:val="en-GB"/>
-              </w:rPr>
-              <w:t>superiore</w:t>
-            </w:r>
-            <w:proofErr w:type="spellEnd"/>
-            <w:r>
-              <w:rPr>
-                <w:szCs w:val="22"/>
-                <w:lang w:val="en-GB"/>
-              </w:rPr>
-              <w:t xml:space="preserve"> / Universitario / </w:t>
-            </w:r>
-            <w:proofErr w:type="spellStart"/>
-            <w:r>
-              <w:rPr>
-                <w:szCs w:val="22"/>
-                <w:lang w:val="en-GB"/>
-              </w:rPr>
-              <w:t>Lavoratore</w:t>
-            </w:r>
-            <w:proofErr w:type="spellEnd"/>
+              <w:t>Scuola superiore / Universitario / Lavoratore</w:t>
+            </w:r>
           </w:p>
         </w:tc>
       </w:tr>
@@ -3127,7 +3121,6 @@
                 <w:lang w:val="en-GB"/>
               </w:rPr>
             </w:pPr>
-            <w:proofErr w:type="spellStart"/>
             <w:r>
               <w:rPr>
                 <w:szCs w:val="22"/>
@@ -3135,7 +3128,6 @@
               </w:rPr>
               <w:t>Motivazione</w:t>
             </w:r>
-            <w:proofErr w:type="spellEnd"/>
           </w:p>
         </w:tc>
         <w:tc>
@@ -3176,31 +3168,13 @@
                 <w:lang w:val="en-GB"/>
               </w:rPr>
             </w:pPr>
-            <w:proofErr w:type="spellStart"/>
             <w:r>
               <w:rPr>
                 <w:szCs w:val="22"/>
                 <w:lang w:val="en-GB"/>
               </w:rPr>
-              <w:t>Conoscenze</w:t>
-            </w:r>
-            <w:proofErr w:type="spellEnd"/>
-            <w:r>
-              <w:rPr>
-                <w:szCs w:val="22"/>
-                <w:lang w:val="en-GB"/>
-              </w:rPr>
-              <w:t xml:space="preserve"> </w:t>
-            </w:r>
-            <w:proofErr w:type="spellStart"/>
-            <w:r>
-              <w:rPr>
-                <w:szCs w:val="22"/>
-                <w:lang w:val="en-GB"/>
-              </w:rPr>
-              <w:t>richieste</w:t>
-            </w:r>
-            <w:proofErr w:type="spellEnd"/>
+              <w:t>Conoscenze richieste</w:t>
+            </w:r>
           </w:p>
         </w:tc>
         <w:tc>
@@ -3242,71 +3216,35 @@
                 <w:lang w:val="en-GB"/>
               </w:rPr>
             </w:pPr>
-            <w:proofErr w:type="spellStart"/>
             <w:r>
               <w:rPr>
                 <w:szCs w:val="22"/>
                 <w:lang w:val="en-GB"/>
               </w:rPr>
-              <w:t>Abilità</w:t>
-            </w:r>
-            <w:proofErr w:type="spellEnd"/>
-            <w:r>
+              <w:t>Abilità richieste</w:t>
+            </w:r>
+          </w:p>
+        </w:tc>
+        <w:tc>
+          <w:tcPr>
+            <w:tcW w:w="2645" w:type="pct"/>
+            <w:hideMark/>
+          </w:tcPr>
+          <w:p>
+            <w:pPr>
+              <w:cnfStyle w:val="000000100000" w:firstRow="0" w:lastRow="0" w:firstColumn="0" w:lastColumn="0" w:oddVBand="0" w:evenVBand="0" w:oddHBand="1" w:evenHBand="0" w:firstRowFirstColumn="0" w:firstRowLastColumn="0" w:lastRowFirstColumn="0" w:lastRowLastColumn="0"/>
               <w:rPr>
                 <w:szCs w:val="22"/>
                 <w:lang w:val="en-GB"/>
               </w:rPr>
-              <w:t xml:space="preserve"> </w:t>
-            </w:r>
-            <w:proofErr w:type="spellStart"/>
+            </w:pPr>
             <w:r>
               <w:rPr>
                 <w:szCs w:val="22"/>
                 <w:lang w:val="en-GB"/>
               </w:rPr>
-              <w:t>richieste</w:t>
-            </w:r>
-            <w:proofErr w:type="spellEnd"/>
-          </w:p>
-        </w:tc>
-        <w:tc>
-          <w:tcPr>
-            <w:tcW w:w="2645" w:type="pct"/>
-            <w:hideMark/>
-          </w:tcPr>
-          <w:p>
-            <w:pPr>
-              <w:cnfStyle w:val="000000100000" w:firstRow="0" w:lastRow="0" w:firstColumn="0" w:lastColumn="0" w:oddVBand="0" w:evenVBand="0" w:oddHBand="1" w:evenHBand="0" w:firstRowFirstColumn="0" w:firstRowLastColumn="0" w:lastRowFirstColumn="0" w:lastRowLastColumn="0"/>
-              <w:rPr>
-                <w:szCs w:val="22"/>
-                <w:lang w:val="en-GB"/>
-              </w:rPr>
-            </w:pPr>
-            <w:proofErr w:type="spellStart"/>
-            <w:r>
-              <w:rPr>
-                <w:szCs w:val="22"/>
-                <w:lang w:val="en-GB"/>
-              </w:rPr>
-              <w:t>Utilizzo</w:t>
-            </w:r>
-            <w:proofErr w:type="spellEnd"/>
-            <w:r>
-              <w:rPr>
-                <w:szCs w:val="22"/>
-                <w:lang w:val="en-GB"/>
-              </w:rPr>
-              <w:t xml:space="preserve"> mouse, </w:t>
-            </w:r>
-            <w:proofErr w:type="spellStart"/>
-            <w:r>
-              <w:rPr>
-                <w:szCs w:val="22"/>
-                <w:lang w:val="en-GB"/>
-              </w:rPr>
-              <w:t>tastiera</w:t>
-            </w:r>
-            <w:proofErr w:type="spellEnd"/>
+              <w:t>Utilizzo mouse, tastiera</w:t>
+            </w:r>
           </w:p>
         </w:tc>
       </w:tr>
@@ -3362,7 +3300,6 @@
       <w:pPr>
         <w:pStyle w:val="Titolo2"/>
       </w:pPr>
-      <w:bookmarkStart w:id="5" w:name="_Toc232015965"/>
     </w:p>
     <w:p>
       <w:pPr>
@@ -3381,6 +3318,7 @@
       <w:pPr>
         <w:pStyle w:val="Titolo2"/>
       </w:pPr>
+      <w:bookmarkStart w:id="5" w:name="_Toc232612023"/>
       <w:r>
         <w:lastRenderedPageBreak/>
         <w:t>I vincoli</w:t>
@@ -3397,21 +3335,7 @@
         <w:rPr>
           <w:szCs w:val="22"/>
         </w:rPr>
-        <w:t xml:space="preserve">La definizione dei vincoli per lo sviluppo di </w:t>
-      </w:r>
-      <w:proofErr w:type="spellStart"/>
-      <w:r>
-        <w:rPr>
-          <w:szCs w:val="22"/>
-        </w:rPr>
-        <w:t>BariGo</w:t>
-      </w:r>
-      <w:proofErr w:type="spellEnd"/>
-      <w:r>
-        <w:rPr>
-          <w:szCs w:val="22"/>
-        </w:rPr>
-        <w:t xml:space="preserve"> è stata strutturata per garantire il rispetto del perimetro di progetto e la consegna del prodotto finale entro i limiti temporali e di risorse prestabiliti.</w:t>
+        <w:t>La definizione dei vincoli per lo sviluppo di BariGo è stata strutturata per garantire il rispetto del perimetro di progetto e la consegna del prodotto finale entro i limiti temporali e di risorse prestabiliti.</w:t>
       </w:r>
       <w:r>
         <w:rPr>
@@ -3464,51 +3388,27 @@
           <w:iCs/>
           <w:szCs w:val="22"/>
         </w:rPr>
-        <w:t>cross-</w:t>
-      </w:r>
-      <w:proofErr w:type="spellStart"/>
+        <w:t>cross-platform</w:t>
+      </w:r>
+      <w:r>
+        <w:rPr>
+          <w:szCs w:val="22"/>
+        </w:rPr>
+        <w:t xml:space="preserve">, che consenta la compilazione di eseguibili </w:t>
+      </w:r>
       <w:r>
         <w:rPr>
           <w:i/>
           <w:iCs/>
           <w:szCs w:val="22"/>
         </w:rPr>
-        <w:t>platform</w:t>
-      </w:r>
-      <w:proofErr w:type="spellEnd"/>
+        <w:t>standalone</w:t>
+      </w:r>
       <w:r>
         <w:rPr>
           <w:szCs w:val="22"/>
         </w:rPr>
-        <w:t xml:space="preserve">, che consenta la compilazione di eseguibili </w:t>
-      </w:r>
-      <w:r>
-        <w:rPr>
-          <w:i/>
-          <w:iCs/>
-          <w:szCs w:val="22"/>
-        </w:rPr>
-        <w:t>standalone</w:t>
-      </w:r>
-      <w:r>
-        <w:rPr>
-          <w:szCs w:val="22"/>
-        </w:rPr>
-        <w:t xml:space="preserve"> e l'esportazione in formato </w:t>
-      </w:r>
-      <w:proofErr w:type="spellStart"/>
-      <w:r>
-        <w:rPr>
-          <w:szCs w:val="22"/>
-        </w:rPr>
-        <w:t>WebGL</w:t>
-      </w:r>
-      <w:proofErr w:type="spellEnd"/>
-      <w:r>
-        <w:rPr>
-          <w:szCs w:val="22"/>
-        </w:rPr>
-        <w:t>/HTML5 per l'esecuzione diretta da browser.</w:t>
+        <w:t xml:space="preserve"> e l'esportazione in formato WebGL/HTML5 per l'esecuzione diretta da browser.</w:t>
       </w:r>
     </w:p>
     <w:p>
@@ -3555,23 +3455,13 @@
         </w:rPr>
         <w:t xml:space="preserve"> di memoria, del numero di </w:t>
       </w:r>
-      <w:proofErr w:type="spellStart"/>
       <w:r>
         <w:rPr>
           <w:i/>
           <w:iCs/>
           <w:szCs w:val="22"/>
         </w:rPr>
-        <w:t>draw</w:t>
-      </w:r>
-      <w:proofErr w:type="spellEnd"/>
-      <w:r>
-        <w:rPr>
-          <w:i/>
-          <w:iCs/>
-          <w:szCs w:val="22"/>
-        </w:rPr>
-        <w:t xml:space="preserve"> calls</w:t>
+        <w:t>draw calls</w:t>
       </w:r>
       <w:r>
         <w:rPr>
@@ -3644,13 +3534,7 @@
         <w:rPr>
           <w:szCs w:val="22"/>
         </w:rPr>
-        <w:t xml:space="preserve"> distribuiti con licenze libere</w:t>
-      </w:r>
-      <w:r>
-        <w:rPr>
-          <w:szCs w:val="22"/>
-        </w:rPr>
-        <w:t>.</w:t>
+        <w:t xml:space="preserve"> distribuiti con licenze libere.</w:t>
       </w:r>
     </w:p>
     <w:p>
@@ -3815,92 +3699,20 @@
           <w:iCs/>
           <w:szCs w:val="22"/>
         </w:rPr>
-        <w:t>Cross-</w:t>
-      </w:r>
-      <w:proofErr w:type="spellStart"/>
-      <w:r>
-        <w:rPr>
-          <w:i/>
-          <w:iCs/>
+        <w:t>Cross-platform</w:t>
+      </w:r>
+      <w:r>
+        <w:rPr>
           <w:szCs w:val="22"/>
         </w:rPr>
-        <w:t>platform</w:t>
-      </w:r>
-      <w:proofErr w:type="spellEnd"/>
-      <w:r>
-        <w:rPr>
-          <w:szCs w:val="22"/>
-        </w:rPr>
-        <w:t xml:space="preserve">). Per la versione eseguibile: Windows 10/11, </w:t>
-      </w:r>
-      <w:proofErr w:type="spellStart"/>
-      <w:r>
-        <w:rPr>
-          <w:szCs w:val="22"/>
-        </w:rPr>
-        <w:t>macOS</w:t>
-      </w:r>
-      <w:proofErr w:type="spellEnd"/>
-      <w:r>
-        <w:rPr>
-          <w:szCs w:val="22"/>
-        </w:rPr>
-        <w:t xml:space="preserve"> o distribuzioni Linux. </w:t>
+        <w:t xml:space="preserve">). Per la versione eseguibile: Windows 10/11, macOS o distribuzioni Linux. </w:t>
       </w:r>
       <w:r>
         <w:rPr>
           <w:szCs w:val="22"/>
           <w:lang w:val="en-GB"/>
         </w:rPr>
-        <w:t xml:space="preserve">Per la </w:t>
-      </w:r>
-      <w:proofErr w:type="spellStart"/>
-      <w:r>
-        <w:rPr>
-          <w:szCs w:val="22"/>
-          <w:lang w:val="en-GB"/>
-        </w:rPr>
-        <w:t>versione</w:t>
-      </w:r>
-      <w:proofErr w:type="spellEnd"/>
-      <w:r>
-        <w:rPr>
-          <w:szCs w:val="22"/>
-          <w:lang w:val="en-GB"/>
-        </w:rPr>
-        <w:t xml:space="preserve"> Web: </w:t>
-      </w:r>
-      <w:proofErr w:type="spellStart"/>
-      <w:r>
-        <w:rPr>
-          <w:szCs w:val="22"/>
-          <w:lang w:val="en-GB"/>
-        </w:rPr>
-        <w:t>Qualsiasi</w:t>
-      </w:r>
-      <w:proofErr w:type="spellEnd"/>
-      <w:r>
-        <w:rPr>
-          <w:szCs w:val="22"/>
-          <w:lang w:val="en-GB"/>
-        </w:rPr>
-        <w:t xml:space="preserve"> Sistema </w:t>
-      </w:r>
-      <w:proofErr w:type="spellStart"/>
-      <w:r>
-        <w:rPr>
-          <w:szCs w:val="22"/>
-          <w:lang w:val="en-GB"/>
-        </w:rPr>
-        <w:t>Operativo</w:t>
-      </w:r>
-      <w:proofErr w:type="spellEnd"/>
-      <w:r>
-        <w:rPr>
-          <w:szCs w:val="22"/>
-          <w:lang w:val="en-GB"/>
-        </w:rPr>
-        <w:t xml:space="preserve"> desktop.</w:t>
+        <w:t>Per la versione Web: Qualsiasi Sistema Operativo desktop.</w:t>
       </w:r>
     </w:p>
     <w:p>
@@ -3925,21 +3737,7 @@
         <w:rPr>
           <w:szCs w:val="22"/>
         </w:rPr>
-        <w:t xml:space="preserve"> Browser moderno aggiornato (Google Chrome, Mozilla Firefox, Microsoft Edge, Safari) con supporto esplicito e abilitato alle API grafiche </w:t>
-      </w:r>
-      <w:proofErr w:type="spellStart"/>
-      <w:r>
-        <w:rPr>
-          <w:szCs w:val="22"/>
-        </w:rPr>
-        <w:t>WebGL</w:t>
-      </w:r>
-      <w:proofErr w:type="spellEnd"/>
-      <w:r>
-        <w:rPr>
-          <w:szCs w:val="22"/>
-        </w:rPr>
-        <w:t xml:space="preserve"> 2.0 / OpenGL ES 3.0.</w:t>
+        <w:t xml:space="preserve"> Browser moderno aggiornato (Google Chrome, Mozilla Firefox, Microsoft Edge, Safari) con supporto esplicito e abilitato alle API grafiche WebGL 2.0 / OpenGL ES 3.0.</w:t>
       </w:r>
     </w:p>
     <w:p>
@@ -4026,103 +3824,7 @@
           <w:szCs w:val="22"/>
           <w:lang w:val="en-GB"/>
         </w:rPr>
-        <w:t xml:space="preserve">I </w:t>
-      </w:r>
-      <w:proofErr w:type="spellStart"/>
-      <w:r>
-        <w:rPr>
-          <w:szCs w:val="22"/>
-          <w:lang w:val="en-GB"/>
-        </w:rPr>
-        <w:t>requisiti</w:t>
-      </w:r>
-      <w:proofErr w:type="spellEnd"/>
-      <w:r>
-        <w:rPr>
-          <w:szCs w:val="22"/>
-          <w:lang w:val="en-GB"/>
-        </w:rPr>
-        <w:t xml:space="preserve"> </w:t>
-      </w:r>
-      <w:proofErr w:type="spellStart"/>
-      <w:r>
-        <w:rPr>
-          <w:szCs w:val="22"/>
-          <w:lang w:val="en-GB"/>
-        </w:rPr>
-        <w:t>cognitivi</w:t>
-      </w:r>
-      <w:proofErr w:type="spellEnd"/>
-      <w:r>
-        <w:rPr>
-          <w:szCs w:val="22"/>
-          <w:lang w:val="en-GB"/>
-        </w:rPr>
-        <w:t xml:space="preserve"> e </w:t>
-      </w:r>
-      <w:proofErr w:type="spellStart"/>
-      <w:r>
-        <w:rPr>
-          <w:szCs w:val="22"/>
-          <w:lang w:val="en-GB"/>
-        </w:rPr>
-        <w:t>motori</w:t>
-      </w:r>
-      <w:proofErr w:type="spellEnd"/>
-      <w:r>
-        <w:rPr>
-          <w:szCs w:val="22"/>
-          <w:lang w:val="en-GB"/>
-        </w:rPr>
-        <w:t xml:space="preserve"> </w:t>
-      </w:r>
-      <w:proofErr w:type="spellStart"/>
-      <w:r>
-        <w:rPr>
-          <w:szCs w:val="22"/>
-          <w:lang w:val="en-GB"/>
-        </w:rPr>
-        <w:t>minimi</w:t>
-      </w:r>
-      <w:proofErr w:type="spellEnd"/>
-      <w:r>
-        <w:rPr>
-          <w:szCs w:val="22"/>
-          <w:lang w:val="en-GB"/>
-        </w:rPr>
-        <w:t xml:space="preserve"> </w:t>
-      </w:r>
-      <w:proofErr w:type="spellStart"/>
-      <w:r>
-        <w:rPr>
-          <w:szCs w:val="22"/>
-          <w:lang w:val="en-GB"/>
-        </w:rPr>
-        <w:t>richiesti</w:t>
-      </w:r>
-      <w:proofErr w:type="spellEnd"/>
-      <w:r>
-        <w:rPr>
-          <w:szCs w:val="22"/>
-          <w:lang w:val="en-GB"/>
-        </w:rPr>
-        <w:t xml:space="preserve"> </w:t>
-      </w:r>
-      <w:proofErr w:type="spellStart"/>
-      <w:r>
-        <w:rPr>
-          <w:szCs w:val="22"/>
-          <w:lang w:val="en-GB"/>
-        </w:rPr>
-        <w:t>sono</w:t>
-      </w:r>
-      <w:proofErr w:type="spellEnd"/>
-      <w:r>
-        <w:rPr>
-          <w:szCs w:val="22"/>
-          <w:lang w:val="en-GB"/>
-        </w:rPr>
-        <w:t>:</w:t>
+        <w:t>I requisiti cognitivi e motori minimi richiesti sono:</w:t>
       </w:r>
     </w:p>
     <w:p>
@@ -4205,45 +3907,14 @@
         <w:rPr>
           <w:szCs w:val="22"/>
         </w:rPr>
-        <w:t xml:space="preserve"> L'architettura delle responsabilità prevede una netta separazione tra lo sviluppo logico e la validazione dei contenuti. Il </w:t>
+        <w:t xml:space="preserve"> L'architettura delle responsabilità prevede una netta separazione tra lo sviluppo logico e la validazione dei contenuti. Il docente, in qualità di Committente ed Esperto di Dominio, detiene l'autorità finale sulla validazione della correttezza storica e didattica dei contenuti </w:t>
       </w:r>
       <w:r>
         <w:rPr>
           <w:szCs w:val="22"/>
         </w:rPr>
-        <w:t>d</w:t>
-      </w:r>
-      <w:r>
-        <w:rPr>
-          <w:szCs w:val="22"/>
-        </w:rPr>
-        <w:t>ocente, in qualità di Committente ed Esperto di Domini</w:t>
-      </w:r>
-      <w:r>
-        <w:rPr>
-          <w:szCs w:val="22"/>
-        </w:rPr>
-        <w:t>o</w:t>
-      </w:r>
-      <w:r>
-        <w:rPr>
-          <w:szCs w:val="22"/>
-        </w:rPr>
-        <w:t xml:space="preserve">, detiene l'autorità finale sulla validazione della correttezza storica e didattica dei contenuti </w:t>
-      </w:r>
-      <w:r>
-        <w:rPr>
-          <w:szCs w:val="22"/>
-        </w:rPr>
         <w:lastRenderedPageBreak/>
-        <w:t xml:space="preserve">relativi alla rete teatrale barese. </w:t>
-      </w:r>
-      <w:proofErr w:type="gramStart"/>
-      <w:r>
-        <w:rPr>
-          <w:szCs w:val="22"/>
-        </w:rPr>
-        <w:t xml:space="preserve">Al </w:t>
+        <w:t xml:space="preserve">relativi alla rete teatrale barese. Al </w:t>
       </w:r>
       <w:r>
         <w:rPr>
@@ -4253,7 +3924,6 @@
         </w:rPr>
         <w:t>team</w:t>
       </w:r>
-      <w:proofErr w:type="gramEnd"/>
       <w:r>
         <w:rPr>
           <w:szCs w:val="22"/>
@@ -4272,19 +3942,7 @@
         <w:rPr>
           <w:szCs w:val="22"/>
         </w:rPr>
-        <w:t xml:space="preserve"> fungano da veicolo per l'apprendimento senza generare carico cognitivo </w:t>
-      </w:r>
-      <w:r>
-        <w:rPr>
-          <w:szCs w:val="22"/>
-        </w:rPr>
-        <w:t xml:space="preserve">eccessivo </w:t>
-      </w:r>
-      <w:r>
-        <w:rPr>
-          <w:szCs w:val="22"/>
-        </w:rPr>
-        <w:t>che possa ostacolare la fruizione dei contenuti culturali.</w:t>
+        <w:t xml:space="preserve"> fungano da veicolo per l'apprendimento senza generare carico cognitivo eccessivo che possa ostacolare la fruizione dei contenuti culturali.</w:t>
       </w:r>
       <w:r>
         <w:br w:type="page"/>
@@ -4294,7 +3952,7 @@
       <w:pPr>
         <w:pStyle w:val="Titolo2"/>
       </w:pPr>
-      <w:bookmarkStart w:id="6" w:name="_Toc232015966"/>
+      <w:bookmarkStart w:id="6" w:name="_Toc232612024"/>
       <w:r>
         <w:lastRenderedPageBreak/>
         <w:t>Manuale di stile</w:t>
@@ -4303,15 +3961,7 @@
     </w:p>
     <w:p>
       <w:r>
-        <w:t xml:space="preserve">Per l'estetica di </w:t>
-      </w:r>
-      <w:proofErr w:type="spellStart"/>
-      <w:r>
-        <w:t>BariGo</w:t>
-      </w:r>
-      <w:proofErr w:type="spellEnd"/>
-      <w:r>
-        <w:t xml:space="preserve">, si è optato per uno stile in </w:t>
+        <w:t xml:space="preserve">Per l'estetica di BariGo, si è optato per uno stile in </w:t>
       </w:r>
       <w:r>
         <w:rPr>
@@ -4412,11 +4062,7 @@
         <w:t>Gerarchia Visiva (Landmark):</w:t>
       </w:r>
       <w:r>
-        <w:t xml:space="preserve"> Gli elementi dello scenario sono disegnati per separare chiaramente </w:t>
-      </w:r>
-      <w:proofErr w:type="gramStart"/>
-      <w:r>
-        <w:t xml:space="preserve">il </w:t>
+        <w:t xml:space="preserve"> Gli elementi dello scenario sono disegnati per separare chiaramente il </w:t>
       </w:r>
       <w:r>
         <w:rPr>
@@ -4426,11 +4072,7 @@
         <w:t>background</w:t>
       </w:r>
       <w:r>
-        <w:t xml:space="preserve"> passivo</w:t>
-      </w:r>
-      <w:proofErr w:type="gramEnd"/>
-      <w:r>
-        <w:t xml:space="preserve"> (gli edifici generici della città) dai Punti di Interesse interattivi (i 6 teatri della "Bari Sopra"). I teatri presentano colori più saturi e dettagli unici, fungendo da ancore visive per facilitare l'orientamento spaziale del giocatore.</w:t>
+        <w:t xml:space="preserve"> passivo (gli edifici generici della città) dai Punti di Interesse interattivi (i 6 teatri della "Bari Sopra"). I teatri presentano colori più saturi e dettagli unici, fungendo da ancore visive per facilitare l'orientamento spaziale del giocatore.</w:t>
       </w:r>
     </w:p>
     <w:p>
@@ -4454,7 +4096,23 @@
         <w:t>L</w:t>
       </w:r>
       <w:r>
-        <w:t xml:space="preserve">'HUD mostra esclusivamente indicatori fissi ancorati allo schermo che si aggiornano in tempo reale (come il contatore delle monete raccolte). L'interazione con l'ambiente, l'avanzamento dei dialoghi e l'apertura dei menu contestuali (come il </w:t>
+        <w:t xml:space="preserve">'HUD mostra esclusivamente indicatori fissi ancorati allo schermo che si aggiornano in tempo reale (come il contatore delle monete raccolte). </w:t>
+      </w:r>
+      <w:commentRangeStart w:id="7"/>
+      <w:r>
+        <w:t>L'interazione con l'ambiente</w:t>
+      </w:r>
+      <w:commentRangeEnd w:id="7"/>
+      <w:r>
+        <w:rPr>
+          <w:rStyle w:val="Rimandocommento"/>
+          <w:sz w:val="24"/>
+          <w:szCs w:val="24"/>
+        </w:rPr>
+        <w:commentReference w:id="7"/>
+      </w:r>
+      <w:r>
+        <w:t xml:space="preserve">, l'avanzamento dei dialoghi e l'apertura dei menu contestuali (come il </w:t>
       </w:r>
       <w:r>
         <w:rPr>
@@ -4497,133 +4155,145 @@
       <w:r>
         <w:t xml:space="preserve"> Per veicolare il patrimonio immateriale della "Bari Sotto", i testi all'interno del sistema di dialogo (</w:t>
       </w:r>
-      <w:proofErr w:type="spellStart"/>
       <w:r>
         <w:rPr>
           <w:i/>
           <w:iCs/>
         </w:rPr>
-        <w:t>Dialogue</w:t>
-      </w:r>
-      <w:proofErr w:type="spellEnd"/>
+        <w:t>Dialogue Manager</w:t>
+      </w:r>
+      <w:r>
+        <w:t>) abbandonano il registro manualistico. La scrittura adotta un approccio aneddotico e conversazionale, traducendo il dato storico accademico in un linguaggio diretto, capace di mantenere alto l'ingaggio emotivo sia dello studente che dell'utente adulto.</w:t>
+      </w:r>
+    </w:p>
+    <w:p>
+      <w:r>
+        <w:rPr>
+          <w:b/>
+          <w:bCs/>
+        </w:rPr>
+        <w:t>Asset Sonori:</w:t>
+      </w:r>
+      <w:r>
+        <w:t xml:space="preserve"> In stretta osservanza dei vincoli economici (budget zero) e del rispetto normativo sul diritto d'autore, tutti i campioni audio impiegati per il </w:t>
+      </w:r>
       <w:r>
         <w:rPr>
           <w:i/>
           <w:iCs/>
         </w:rPr>
-        <w:t xml:space="preserve"> Manager</w:t>
-      </w:r>
-      <w:r>
-        <w:t>) abbandonano il registro manualistico. La scrittura adotta un approccio aneddotico e conversazionale, traducendo il dato storico accademico in un linguaggio diretto, capace di mantenere alto l'ingaggio emotivo sia dello studente che dell'utente adulto.</w:t>
-      </w:r>
-    </w:p>
-    <w:p>
-      <w:pPr>
-        <w:numPr>
-          <w:ilvl w:val="0"/>
-          <w:numId w:val="33"/>
-        </w:numPr>
-      </w:pPr>
-      <w:r>
-        <w:rPr>
-          <w:b/>
-          <w:bCs/>
-        </w:rPr>
-        <w:t>Asset Sonori:</w:t>
-      </w:r>
-      <w:r>
-        <w:t xml:space="preserve"> In stretta osservanza dei vincoli economici (budget zero) e del rispetto normativo sul diritto d'autore, tutti i campioni audio impiegati per il </w:t>
-      </w:r>
-      <w:proofErr w:type="gramStart"/>
+        <w:t>feedback</w:t>
+      </w:r>
+      <w:r>
+        <w:t xml:space="preserve"> di sistema (interfaccia utente, raccolta della valuta transazionale e progressione dei dialoghi) sono stati estratti da pacchetti </w:t>
+      </w:r>
       <w:r>
         <w:rPr>
           <w:i/>
           <w:iCs/>
         </w:rPr>
-        <w:t>feedback</w:t>
-      </w:r>
-      <w:proofErr w:type="gramEnd"/>
-      <w:r>
-        <w:t xml:space="preserve"> di sistema (interfaccia utente, raccolta della valuta transazionale e progressione dei dialoghi) sono stati estratti da pacchetti </w:t>
+        <w:t>open-source</w:t>
+      </w:r>
+      <w:r>
+        <w:t xml:space="preserve"> distribuiti con licenza CC0 (Pubblico Dominio). Nello specifico, sono stati campionati e implementati gli </w:t>
       </w:r>
       <w:r>
         <w:rPr>
           <w:i/>
           <w:iCs/>
         </w:rPr>
-        <w:t>open-source</w:t>
-      </w:r>
-      <w:r>
-        <w:t xml:space="preserve"> distribuiti con licenza CC0 (Pubblico Dominio). Nello specifico, sono stati campionati e implementati gli </w:t>
+        <w:t>asset</w:t>
+      </w:r>
+      <w:r>
+        <w:t xml:space="preserve"> provenienti dai pacchetti "RPG Audio", "UI Audio" e "Casino Audio" creati e distribuiti da</w:t>
+      </w:r>
+      <w:r>
+        <w:t>i</w:t>
+      </w:r>
+      <w:r>
+        <w:t xml:space="preserve"> portal</w:t>
+      </w:r>
+      <w:r>
+        <w:t>i</w:t>
+      </w:r>
+      <w:r>
+        <w:t xml:space="preserve"> dedicat</w:t>
+      </w:r>
+      <w:r>
+        <w:t>i</w:t>
+      </w:r>
+      <w:r>
+        <w:t xml:space="preserve"> </w:t>
+      </w:r>
+      <w:r>
+        <w:rPr>
+          <w:color w:val="EE0000"/>
+        </w:rPr>
+        <w:t>Kenney.nl</w:t>
+      </w:r>
+      <w:r>
+        <w:rPr>
+          <w:color w:val="EE0000"/>
+        </w:rPr>
+        <w:t xml:space="preserve"> Upbeat.io</w:t>
+      </w:r>
+      <w:r>
+        <w:rPr>
+          <w:color w:val="EE0000"/>
+        </w:rPr>
+        <w:t xml:space="preserve"> (da vedere perché non trovo musica decente)</w:t>
+      </w:r>
+      <w:r>
+        <w:rPr>
+          <w:color w:val="EE0000"/>
+        </w:rPr>
+        <w:t>.</w:t>
+      </w:r>
+    </w:p>
+    <w:p/>
+    <w:p>
+      <w:r>
+        <w:br w:type="page"/>
+      </w:r>
+    </w:p>
+    <w:p>
+      <w:pPr>
+        <w:pStyle w:val="Titolo2"/>
+      </w:pPr>
+      <w:bookmarkStart w:id="8" w:name="_Toc232612025"/>
+      <w:r>
+        <w:lastRenderedPageBreak/>
+        <w:t>Stimare i Costi</w:t>
+      </w:r>
+      <w:bookmarkEnd w:id="8"/>
+    </w:p>
+    <w:p>
+      <w:r>
+        <w:t xml:space="preserve">Trattandosi di un progetto universitario a budget zero, l'acquisizione delle risorse esterne non ha comportato esborsi finanziari. Tuttavia, in ottica di Ingegneria del Software, la stima dei costi è quantificata in </w:t>
+      </w:r>
+      <w:r>
+        <w:t>Ore/Uomo</w:t>
+      </w:r>
+      <w:r>
+        <w:t xml:space="preserve"> valutando l'Effort (</w:t>
       </w:r>
       <w:r>
         <w:rPr>
           <w:i/>
           <w:iCs/>
         </w:rPr>
-        <w:t>asset</w:t>
-      </w:r>
-      <w:r>
-        <w:t xml:space="preserve"> provenienti dai pacchetti "RPG Audio", "UI Audio" e "Casino Audio" creati e distribuiti dal portale dedicato Kenney.nl.</w:t>
-      </w:r>
-    </w:p>
-    <w:p/>
-    <w:p>
-      <w:r>
-        <w:br w:type="page"/>
-      </w:r>
-    </w:p>
-    <w:p>
-      <w:pPr>
-        <w:pStyle w:val="Titolo2"/>
-      </w:pPr>
-      <w:bookmarkStart w:id="7" w:name="_Toc232015967"/>
-      <w:r>
-        <w:lastRenderedPageBreak/>
-        <w:t>Stimare i Costi</w:t>
-      </w:r>
-      <w:bookmarkEnd w:id="7"/>
-    </w:p>
-    <w:p>
-      <w:r>
-        <w:t xml:space="preserve">Trattandosi di un progetto universitario a budget zero, l'acquisizione delle risorse esterne non ha comportato esborsi finanziari. Tuttavia, in ottica di Ingegneria del Software, la stima dei costi è quantificata in </w:t>
-      </w:r>
-      <w:r>
-        <w:t>Ore/Uomo</w:t>
-      </w:r>
-      <w:r>
-        <w:t xml:space="preserve"> valutando l'</w:t>
-      </w:r>
-      <w:proofErr w:type="spellStart"/>
-      <w:r>
-        <w:t>Effort</w:t>
-      </w:r>
-      <w:proofErr w:type="spellEnd"/>
-      <w:r>
-        <w:t xml:space="preserve"> (</w:t>
+        <w:t>impegno</w:t>
+      </w:r>
+      <w:r>
+        <w:t xml:space="preserve">) del </w:t>
       </w:r>
       <w:r>
         <w:rPr>
           <w:i/>
           <w:iCs/>
         </w:rPr>
-        <w:t>impegno</w:t>
-      </w:r>
-      <w:r>
-        <w:t xml:space="preserve">) </w:t>
-      </w:r>
-      <w:proofErr w:type="gramStart"/>
-      <w:r>
-        <w:t xml:space="preserve">del </w:t>
-      </w:r>
-      <w:r>
-        <w:rPr>
-          <w:i/>
-          <w:iCs/>
-        </w:rPr>
         <w:t>team</w:t>
       </w:r>
-      <w:proofErr w:type="gramEnd"/>
       <w:r>
         <w:t xml:space="preserve"> di sviluppo.</w:t>
       </w:r>
@@ -5134,15 +4804,7 @@
           </w:tcPr>
           <w:p>
             <w:r>
-              <w:t xml:space="preserve">Generazione asset visivi e </w:t>
-            </w:r>
-            <w:proofErr w:type="spellStart"/>
-            <w:r>
-              <w:t>sprite</w:t>
-            </w:r>
-            <w:proofErr w:type="spellEnd"/>
-            <w:r>
-              <w:t xml:space="preserve"> (tramite AI)</w:t>
+              <w:t>Generazione asset visivi e sprite (tramite AI)</w:t>
             </w:r>
           </w:p>
         </w:tc>
@@ -5214,21 +4876,8 @@
           </w:tcPr>
           <w:p>
             <w:r>
-              <w:t xml:space="preserve">Scontorno, pulizia e formattazione </w:t>
-            </w:r>
-            <w:proofErr w:type="spellStart"/>
-            <w:r>
-              <w:t>sprite</w:t>
-            </w:r>
-            <w:proofErr w:type="spellEnd"/>
-            <w:r>
-              <w:t xml:space="preserve"> </w:t>
-            </w:r>
-            <w:proofErr w:type="spellStart"/>
-            <w:r>
-              <w:t>sheet</w:t>
-            </w:r>
-            <w:proofErr w:type="spellEnd"/>
+              <w:t>Scontorno, pulizia e formattazione sprite sheet</w:t>
+            </w:r>
           </w:p>
         </w:tc>
         <w:tc>
@@ -5510,41 +5159,13 @@
                 <w:lang w:val="en-GB"/>
               </w:rPr>
             </w:pPr>
-            <w:proofErr w:type="spellStart"/>
             <w:r>
               <w:rPr>
                 <w:b/>
                 <w:bCs/>
                 <w:lang w:val="en-GB"/>
               </w:rPr>
-              <w:t>Sviluppo</w:t>
-            </w:r>
-            <w:proofErr w:type="spellEnd"/>
-            <w:r>
-              <w:rPr>
-                <w:b/>
-                <w:bCs/>
-                <w:lang w:val="en-GB"/>
-              </w:rPr>
-              <w:t xml:space="preserve"> </w:t>
-            </w:r>
-            <w:proofErr w:type="spellStart"/>
-            <w:r>
-              <w:rPr>
-                <w:b/>
-                <w:bCs/>
-                <w:lang w:val="en-GB"/>
-              </w:rPr>
-              <w:t>Tecnico</w:t>
-            </w:r>
-            <w:proofErr w:type="spellEnd"/>
-            <w:r>
-              <w:rPr>
-                <w:b/>
-                <w:bCs/>
-                <w:lang w:val="en-GB"/>
-              </w:rPr>
-              <w:t xml:space="preserve"> (Godot Engine)</w:t>
+              <w:t>Sviluppo Tecnico (Godot Engine)</w:t>
             </w:r>
           </w:p>
         </w:tc>
@@ -5563,15 +5184,7 @@
           </w:tcPr>
           <w:p>
             <w:r>
-              <w:t>Costruzione mappa (</w:t>
-            </w:r>
-            <w:proofErr w:type="spellStart"/>
-            <w:r>
-              <w:t>TileMap</w:t>
-            </w:r>
-            <w:proofErr w:type="spellEnd"/>
-            <w:r>
-              <w:t>) e Level Design</w:t>
+              <w:t>Costruzione mappa (TileMap) e Level Design</w:t>
             </w:r>
           </w:p>
         </w:tc>
@@ -5647,47 +5260,11 @@
                 <w:lang w:val="en-GB"/>
               </w:rPr>
             </w:pPr>
-            <w:proofErr w:type="spellStart"/>
-            <w:r>
-              <w:rPr>
-                <w:lang w:val="en-GB"/>
-              </w:rPr>
-              <w:t>Programmazione</w:t>
-            </w:r>
-            <w:proofErr w:type="spellEnd"/>
-            <w:r>
-              <w:rPr>
-                <w:lang w:val="en-GB"/>
-              </w:rPr>
-              <w:t xml:space="preserve"> </w:t>
-            </w:r>
-            <w:proofErr w:type="spellStart"/>
-            <w:r>
-              <w:rPr>
-                <w:lang w:val="en-GB"/>
-              </w:rPr>
-              <w:t>logica</w:t>
-            </w:r>
-            <w:proofErr w:type="spellEnd"/>
-            <w:r>
-              <w:rPr>
-                <w:lang w:val="en-GB"/>
-              </w:rPr>
-              <w:t xml:space="preserve"> Player (Backend/</w:t>
-            </w:r>
-            <w:proofErr w:type="spellStart"/>
-            <w:r>
-              <w:rPr>
-                <w:lang w:val="en-GB"/>
-              </w:rPr>
-              <w:t>Movimento</w:t>
-            </w:r>
-            <w:proofErr w:type="spellEnd"/>
-            <w:r>
-              <w:rPr>
-                <w:lang w:val="en-GB"/>
-              </w:rPr>
-              <w:t>)</w:t>
+            <w:r>
+              <w:rPr>
+                <w:lang w:val="en-GB"/>
+              </w:rPr>
+              <w:t>Programmazione logica Player (Backend/Movimento)</w:t>
             </w:r>
           </w:p>
         </w:tc>
@@ -5831,15 +5408,7 @@
           </w:tcPr>
           <w:p>
             <w:r>
-              <w:t xml:space="preserve">Programmazione e bilanciamento dei </w:t>
-            </w:r>
-            <w:proofErr w:type="gramStart"/>
-            <w:r>
-              <w:t>6</w:t>
-            </w:r>
-            <w:proofErr w:type="gramEnd"/>
-            <w:r>
-              <w:t xml:space="preserve"> minigiochi</w:t>
+              <w:t>Programmazione e bilanciamento dei 6 minigiochi</w:t>
             </w:r>
           </w:p>
         </w:tc>
@@ -6005,21 +5574,7 @@
               <w:rPr>
                 <w:lang w:val="en-GB"/>
               </w:rPr>
-              <w:t xml:space="preserve">Alpha test </w:t>
-            </w:r>
-            <w:proofErr w:type="spellStart"/>
-            <w:r>
-              <w:rPr>
-                <w:lang w:val="en-GB"/>
-              </w:rPr>
-              <w:t>interno</w:t>
-            </w:r>
-            <w:proofErr w:type="spellEnd"/>
-            <w:r>
-              <w:rPr>
-                <w:lang w:val="en-GB"/>
-              </w:rPr>
-              <w:t xml:space="preserve">, </w:t>
+              <w:t xml:space="preserve">Alpha test interno, </w:t>
             </w:r>
             <w:r>
               <w:rPr>
@@ -6407,22 +5962,19 @@
           <w:rFonts w:cs="Arial"/>
         </w:rPr>
       </w:pPr>
+      <w:bookmarkStart w:id="9" w:name="_Toc232612026"/>
       <w:r>
         <w:lastRenderedPageBreak/>
-        <w:t xml:space="preserve">Monitoraggio progetto </w:t>
-      </w:r>
-    </w:p>
-    <w:p>
-      <w:r>
-        <w:t xml:space="preserve">Il monitoraggio viene effettuato settimanalmente per confrontare le ore previste nella fase di pianificazione con l'effettivo lavoro svolto </w:t>
-      </w:r>
-      <w:proofErr w:type="gramStart"/>
-      <w:r>
-        <w:t>dal team</w:t>
-      </w:r>
-      <w:proofErr w:type="gramEnd"/>
-      <w:r>
-        <w:t>. Di seguito è riportato lo stato di avanzamento al termine della prima settimana di produzione.</w:t>
+        <w:t>Monitoraggio progetto</w:t>
+      </w:r>
+      <w:bookmarkEnd w:id="9"/>
+      <w:r>
+        <w:t xml:space="preserve"> </w:t>
+      </w:r>
+    </w:p>
+    <w:p>
+      <w:r>
+        <w:t>Il monitoraggio viene effettuato settimanalmente per confrontare le ore previste nella fase di pianificazione con l'effettivo lavoro svolto dal team. Di seguito è riportato lo stato di avanzamento al termine della prima settimana di produzione.</w:t>
       </w:r>
     </w:p>
     <w:p/>
@@ -6464,14 +6016,12 @@
                 <w:lang w:val="en-GB"/>
               </w:rPr>
             </w:pPr>
-            <w:proofErr w:type="spellStart"/>
             <w:r>
               <w:rPr>
                 <w:lang w:val="en-GB"/>
               </w:rPr>
               <w:t>Attività</w:t>
             </w:r>
-            <w:proofErr w:type="spellEnd"/>
           </w:p>
         </w:tc>
         <w:tc>
@@ -6492,21 +6042,7 @@
               <w:rPr>
                 <w:lang w:val="en-GB"/>
               </w:rPr>
-              <w:t xml:space="preserve">Tempo </w:t>
-            </w:r>
-            <w:proofErr w:type="spellStart"/>
-            <w:r>
-              <w:rPr>
-                <w:lang w:val="en-GB"/>
-              </w:rPr>
-              <w:t>stimato</w:t>
-            </w:r>
-            <w:proofErr w:type="spellEnd"/>
-            <w:r>
-              <w:rPr>
-                <w:lang w:val="en-GB"/>
-              </w:rPr>
-              <w:t xml:space="preserve"> (ore)</w:t>
+              <w:t>Tempo stimato (ore)</w:t>
             </w:r>
           </w:p>
         </w:tc>
@@ -6528,35 +6064,7 @@
               <w:rPr>
                 <w:lang w:val="en-GB"/>
               </w:rPr>
-              <w:t xml:space="preserve">Tempo </w:t>
-            </w:r>
-            <w:proofErr w:type="spellStart"/>
-            <w:r>
-              <w:rPr>
-                <w:lang w:val="en-GB"/>
-              </w:rPr>
-              <w:t>utilizzato</w:t>
-            </w:r>
-            <w:proofErr w:type="spellEnd"/>
-            <w:r>
-              <w:rPr>
-                <w:lang w:val="en-GB"/>
-              </w:rPr>
-              <w:t xml:space="preserve"> </w:t>
-            </w:r>
-            <w:proofErr w:type="spellStart"/>
-            <w:r>
-              <w:rPr>
-                <w:lang w:val="en-GB"/>
-              </w:rPr>
-              <w:t>finora</w:t>
-            </w:r>
-            <w:proofErr w:type="spellEnd"/>
-            <w:r>
-              <w:rPr>
-                <w:lang w:val="en-GB"/>
-              </w:rPr>
-              <w:t xml:space="preserve"> (ore)</w:t>
+              <w:t>Tempo utilizzato finora (ore)</w:t>
             </w:r>
           </w:p>
         </w:tc>
@@ -6574,28 +6082,12 @@
                 <w:lang w:val="en-GB"/>
               </w:rPr>
             </w:pPr>
-            <w:proofErr w:type="spellStart"/>
-            <w:r>
-              <w:rPr>
-                <w:lang w:val="en-GB"/>
-              </w:rPr>
-              <w:t>Percentuale</w:t>
-            </w:r>
-            <w:proofErr w:type="spellEnd"/>
-            <w:r>
-              <w:rPr>
-                <w:lang w:val="en-GB"/>
-              </w:rPr>
-              <w:t xml:space="preserve"> di </w:t>
-            </w:r>
-            <w:proofErr w:type="spellStart"/>
-            <w:r>
-              <w:rPr>
-                <w:lang w:val="en-GB"/>
-              </w:rPr>
-              <w:t>completamento</w:t>
-            </w:r>
-            <w:proofErr w:type="spellEnd"/>
+            <w:r>
+              <w:rPr>
+                <w:lang w:val="en-GB"/>
+              </w:rPr>
+              <w:t>Percentuale di completamento</w:t>
+            </w:r>
           </w:p>
         </w:tc>
       </w:tr>
@@ -7047,14 +6539,12 @@
                 <w:lang w:val="en-GB"/>
               </w:rPr>
             </w:pPr>
-            <w:proofErr w:type="spellStart"/>
             <w:r>
               <w:rPr>
                 <w:lang w:val="en-GB"/>
               </w:rPr>
               <w:t>Attività</w:t>
             </w:r>
-            <w:proofErr w:type="spellEnd"/>
           </w:p>
         </w:tc>
         <w:tc>
@@ -7073,21 +6563,7 @@
               <w:rPr>
                 <w:lang w:val="en-GB"/>
               </w:rPr>
-              <w:t xml:space="preserve">Tempo </w:t>
-            </w:r>
-            <w:proofErr w:type="spellStart"/>
-            <w:r>
-              <w:rPr>
-                <w:lang w:val="en-GB"/>
-              </w:rPr>
-              <w:t>stimato</w:t>
-            </w:r>
-            <w:proofErr w:type="spellEnd"/>
-            <w:r>
-              <w:rPr>
-                <w:lang w:val="en-GB"/>
-              </w:rPr>
-              <w:t xml:space="preserve"> (ore)</w:t>
+              <w:t>Tempo stimato (ore)</w:t>
             </w:r>
           </w:p>
         </w:tc>
@@ -7107,35 +6583,7 @@
               <w:rPr>
                 <w:lang w:val="en-GB"/>
               </w:rPr>
-              <w:t xml:space="preserve">Tempo </w:t>
-            </w:r>
-            <w:proofErr w:type="spellStart"/>
-            <w:r>
-              <w:rPr>
-                <w:lang w:val="en-GB"/>
-              </w:rPr>
-              <w:t>utilizzato</w:t>
-            </w:r>
-            <w:proofErr w:type="spellEnd"/>
-            <w:r>
-              <w:rPr>
-                <w:lang w:val="en-GB"/>
-              </w:rPr>
-              <w:t xml:space="preserve"> </w:t>
-            </w:r>
-            <w:proofErr w:type="spellStart"/>
-            <w:r>
-              <w:rPr>
-                <w:lang w:val="en-GB"/>
-              </w:rPr>
-              <w:t>finora</w:t>
-            </w:r>
-            <w:proofErr w:type="spellEnd"/>
-            <w:r>
-              <w:rPr>
-                <w:lang w:val="en-GB"/>
-              </w:rPr>
-              <w:t xml:space="preserve"> (ore)</w:t>
+              <w:t>Tempo utilizzato finora (ore)</w:t>
             </w:r>
           </w:p>
         </w:tc>
@@ -7151,28 +6599,12 @@
                 <w:lang w:val="en-GB"/>
               </w:rPr>
             </w:pPr>
-            <w:proofErr w:type="spellStart"/>
-            <w:r>
-              <w:rPr>
-                <w:lang w:val="en-GB"/>
-              </w:rPr>
-              <w:t>Percentuale</w:t>
-            </w:r>
-            <w:proofErr w:type="spellEnd"/>
-            <w:r>
-              <w:rPr>
-                <w:lang w:val="en-GB"/>
-              </w:rPr>
-              <w:t xml:space="preserve"> di </w:t>
-            </w:r>
-            <w:proofErr w:type="spellStart"/>
-            <w:r>
-              <w:rPr>
-                <w:lang w:val="en-GB"/>
-              </w:rPr>
-              <w:t>completamento</w:t>
-            </w:r>
-            <w:proofErr w:type="spellEnd"/>
+            <w:r>
+              <w:rPr>
+                <w:lang w:val="en-GB"/>
+              </w:rPr>
+              <w:t>Percentuale di completamento</w:t>
+            </w:r>
           </w:p>
         </w:tc>
       </w:tr>
@@ -7622,14 +7054,12 @@
                 <w:lang w:val="en-GB"/>
               </w:rPr>
             </w:pPr>
-            <w:proofErr w:type="spellStart"/>
             <w:r>
               <w:rPr>
                 <w:lang w:val="en-GB"/>
               </w:rPr>
               <w:t>Attività</w:t>
             </w:r>
-            <w:proofErr w:type="spellEnd"/>
           </w:p>
         </w:tc>
         <w:tc>
@@ -7648,21 +7078,7 @@
               <w:rPr>
                 <w:lang w:val="en-GB"/>
               </w:rPr>
-              <w:t xml:space="preserve">Tempo </w:t>
-            </w:r>
-            <w:proofErr w:type="spellStart"/>
-            <w:r>
-              <w:rPr>
-                <w:lang w:val="en-GB"/>
-              </w:rPr>
-              <w:t>stimato</w:t>
-            </w:r>
-            <w:proofErr w:type="spellEnd"/>
-            <w:r>
-              <w:rPr>
-                <w:lang w:val="en-GB"/>
-              </w:rPr>
-              <w:t xml:space="preserve"> (ore)</w:t>
+              <w:t>Tempo stimato (ore)</w:t>
             </w:r>
           </w:p>
         </w:tc>
@@ -7682,35 +7098,7 @@
               <w:rPr>
                 <w:lang w:val="en-GB"/>
               </w:rPr>
-              <w:t xml:space="preserve">Tempo </w:t>
-            </w:r>
-            <w:proofErr w:type="spellStart"/>
-            <w:r>
-              <w:rPr>
-                <w:lang w:val="en-GB"/>
-              </w:rPr>
-              <w:t>utilizzato</w:t>
-            </w:r>
-            <w:proofErr w:type="spellEnd"/>
-            <w:r>
-              <w:rPr>
-                <w:lang w:val="en-GB"/>
-              </w:rPr>
-              <w:t xml:space="preserve"> </w:t>
-            </w:r>
-            <w:proofErr w:type="spellStart"/>
-            <w:r>
-              <w:rPr>
-                <w:lang w:val="en-GB"/>
-              </w:rPr>
-              <w:t>finora</w:t>
-            </w:r>
-            <w:proofErr w:type="spellEnd"/>
-            <w:r>
-              <w:rPr>
-                <w:lang w:val="en-GB"/>
-              </w:rPr>
-              <w:t xml:space="preserve"> (ore)</w:t>
+              <w:t>Tempo utilizzato finora (ore)</w:t>
             </w:r>
           </w:p>
         </w:tc>
@@ -7726,28 +7114,12 @@
                 <w:lang w:val="en-GB"/>
               </w:rPr>
             </w:pPr>
-            <w:proofErr w:type="spellStart"/>
-            <w:r>
-              <w:rPr>
-                <w:lang w:val="en-GB"/>
-              </w:rPr>
-              <w:t>Percentuale</w:t>
-            </w:r>
-            <w:proofErr w:type="spellEnd"/>
-            <w:r>
-              <w:rPr>
-                <w:lang w:val="en-GB"/>
-              </w:rPr>
-              <w:t xml:space="preserve"> di </w:t>
-            </w:r>
-            <w:proofErr w:type="spellStart"/>
-            <w:r>
-              <w:rPr>
-                <w:lang w:val="en-GB"/>
-              </w:rPr>
-              <w:t>completamento</w:t>
-            </w:r>
-            <w:proofErr w:type="spellEnd"/>
+            <w:r>
+              <w:rPr>
+                <w:lang w:val="en-GB"/>
+              </w:rPr>
+              <w:t>Percentuale di completamento</w:t>
+            </w:r>
           </w:p>
         </w:tc>
       </w:tr>
@@ -8221,14 +7593,12 @@
                 <w:lang w:val="en-GB"/>
               </w:rPr>
             </w:pPr>
-            <w:proofErr w:type="spellStart"/>
             <w:r>
               <w:rPr>
                 <w:lang w:val="en-GB"/>
               </w:rPr>
               <w:t>Attività</w:t>
             </w:r>
-            <w:proofErr w:type="spellEnd"/>
           </w:p>
         </w:tc>
         <w:tc>
@@ -8247,21 +7617,7 @@
               <w:rPr>
                 <w:lang w:val="en-GB"/>
               </w:rPr>
-              <w:t xml:space="preserve">Tempo </w:t>
-            </w:r>
-            <w:proofErr w:type="spellStart"/>
-            <w:r>
-              <w:rPr>
-                <w:lang w:val="en-GB"/>
-              </w:rPr>
-              <w:t>stimato</w:t>
-            </w:r>
-            <w:proofErr w:type="spellEnd"/>
-            <w:r>
-              <w:rPr>
-                <w:lang w:val="en-GB"/>
-              </w:rPr>
-              <w:t xml:space="preserve"> (ore)</w:t>
+              <w:t>Tempo stimato (ore)</w:t>
             </w:r>
           </w:p>
         </w:tc>
@@ -8281,35 +7637,7 @@
               <w:rPr>
                 <w:lang w:val="en-GB"/>
               </w:rPr>
-              <w:t xml:space="preserve">Tempo </w:t>
-            </w:r>
-            <w:proofErr w:type="spellStart"/>
-            <w:r>
-              <w:rPr>
-                <w:lang w:val="en-GB"/>
-              </w:rPr>
-              <w:t>utilizzato</w:t>
-            </w:r>
-            <w:proofErr w:type="spellEnd"/>
-            <w:r>
-              <w:rPr>
-                <w:lang w:val="en-GB"/>
-              </w:rPr>
-              <w:t xml:space="preserve"> </w:t>
-            </w:r>
-            <w:proofErr w:type="spellStart"/>
-            <w:r>
-              <w:rPr>
-                <w:lang w:val="en-GB"/>
-              </w:rPr>
-              <w:t>finora</w:t>
-            </w:r>
-            <w:proofErr w:type="spellEnd"/>
-            <w:r>
-              <w:rPr>
-                <w:lang w:val="en-GB"/>
-              </w:rPr>
-              <w:t xml:space="preserve"> (ore)</w:t>
+              <w:t>Tempo utilizzato finora (ore)</w:t>
             </w:r>
           </w:p>
         </w:tc>
@@ -8325,28 +7653,12 @@
                 <w:lang w:val="en-GB"/>
               </w:rPr>
             </w:pPr>
-            <w:proofErr w:type="spellStart"/>
-            <w:r>
-              <w:rPr>
-                <w:lang w:val="en-GB"/>
-              </w:rPr>
-              <w:t>Percentuale</w:t>
-            </w:r>
-            <w:proofErr w:type="spellEnd"/>
-            <w:r>
-              <w:rPr>
-                <w:lang w:val="en-GB"/>
-              </w:rPr>
-              <w:t xml:space="preserve"> di </w:t>
-            </w:r>
-            <w:proofErr w:type="spellStart"/>
-            <w:r>
-              <w:rPr>
-                <w:lang w:val="en-GB"/>
-              </w:rPr>
-              <w:t>completamento</w:t>
-            </w:r>
-            <w:proofErr w:type="spellEnd"/>
+            <w:r>
+              <w:rPr>
+                <w:lang w:val="en-GB"/>
+              </w:rPr>
+              <w:t>Percentuale di completamento</w:t>
+            </w:r>
           </w:p>
         </w:tc>
       </w:tr>
@@ -8815,14 +8127,12 @@
                 <w:lang w:val="en-GB"/>
               </w:rPr>
             </w:pPr>
-            <w:proofErr w:type="spellStart"/>
             <w:r>
               <w:rPr>
                 <w:lang w:val="en-GB"/>
               </w:rPr>
               <w:t>Attività</w:t>
             </w:r>
-            <w:proofErr w:type="spellEnd"/>
           </w:p>
         </w:tc>
         <w:tc>
@@ -8841,21 +8151,7 @@
               <w:rPr>
                 <w:lang w:val="en-GB"/>
               </w:rPr>
-              <w:t xml:space="preserve">Tempo </w:t>
-            </w:r>
-            <w:proofErr w:type="spellStart"/>
-            <w:r>
-              <w:rPr>
-                <w:lang w:val="en-GB"/>
-              </w:rPr>
-              <w:t>stimato</w:t>
-            </w:r>
-            <w:proofErr w:type="spellEnd"/>
-            <w:r>
-              <w:rPr>
-                <w:lang w:val="en-GB"/>
-              </w:rPr>
-              <w:t xml:space="preserve"> (ore)</w:t>
+              <w:t>Tempo stimato (ore)</w:t>
             </w:r>
           </w:p>
         </w:tc>
@@ -8875,35 +8171,7 @@
               <w:rPr>
                 <w:lang w:val="en-GB"/>
               </w:rPr>
-              <w:t xml:space="preserve">Tempo </w:t>
-            </w:r>
-            <w:proofErr w:type="spellStart"/>
-            <w:r>
-              <w:rPr>
-                <w:lang w:val="en-GB"/>
-              </w:rPr>
-              <w:t>utilizzato</w:t>
-            </w:r>
-            <w:proofErr w:type="spellEnd"/>
-            <w:r>
-              <w:rPr>
-                <w:lang w:val="en-GB"/>
-              </w:rPr>
-              <w:t xml:space="preserve"> </w:t>
-            </w:r>
-            <w:proofErr w:type="spellStart"/>
-            <w:r>
-              <w:rPr>
-                <w:lang w:val="en-GB"/>
-              </w:rPr>
-              <w:t>finora</w:t>
-            </w:r>
-            <w:proofErr w:type="spellEnd"/>
-            <w:r>
-              <w:rPr>
-                <w:lang w:val="en-GB"/>
-              </w:rPr>
-              <w:t xml:space="preserve"> (ore)</w:t>
+              <w:t>Tempo utilizzato finora (ore)</w:t>
             </w:r>
           </w:p>
         </w:tc>
@@ -8919,28 +8187,12 @@
                 <w:lang w:val="en-GB"/>
               </w:rPr>
             </w:pPr>
-            <w:proofErr w:type="spellStart"/>
-            <w:r>
-              <w:rPr>
-                <w:lang w:val="en-GB"/>
-              </w:rPr>
-              <w:t>Percentuale</w:t>
-            </w:r>
-            <w:proofErr w:type="spellEnd"/>
-            <w:r>
-              <w:rPr>
-                <w:lang w:val="en-GB"/>
-              </w:rPr>
-              <w:t xml:space="preserve"> di </w:t>
-            </w:r>
-            <w:proofErr w:type="spellStart"/>
-            <w:r>
-              <w:rPr>
-                <w:lang w:val="en-GB"/>
-              </w:rPr>
-              <w:t>completamento</w:t>
-            </w:r>
-            <w:proofErr w:type="spellEnd"/>
+            <w:r>
+              <w:rPr>
+                <w:lang w:val="en-GB"/>
+              </w:rPr>
+              <w:t>Percentuale di completamento</w:t>
+            </w:r>
           </w:p>
         </w:tc>
       </w:tr>
@@ -9376,7 +8628,6 @@
           <w:szCs w:val="26"/>
         </w:rPr>
       </w:pPr>
-      <w:bookmarkStart w:id="8" w:name="_Toc232015968"/>
       <w:r>
         <w:br w:type="page"/>
       </w:r>
@@ -9385,31 +8636,16 @@
       <w:pPr>
         <w:pStyle w:val="Titolo2"/>
       </w:pPr>
+      <w:bookmarkStart w:id="10" w:name="_Toc232612027"/>
       <w:r>
         <w:lastRenderedPageBreak/>
         <w:t>Individuare e reperire le risorse</w:t>
       </w:r>
-      <w:bookmarkEnd w:id="8"/>
-    </w:p>
-    <w:p>
-      <w:r>
-        <w:t xml:space="preserve">Per la realizzazione di </w:t>
-      </w:r>
-      <w:proofErr w:type="spellStart"/>
-      <w:r>
-        <w:t>BariGo</w:t>
-      </w:r>
-      <w:proofErr w:type="spellEnd"/>
-      <w:r>
-        <w:t xml:space="preserve">, </w:t>
-      </w:r>
-      <w:proofErr w:type="gramStart"/>
-      <w:r>
-        <w:t>il team</w:t>
-      </w:r>
-      <w:proofErr w:type="gramEnd"/>
-      <w:r>
-        <w:t xml:space="preserve"> ha pianificato con cura le risorse necessarie, suddividendole in quattro categorie principali per garantire che ogni aspetto dello sviluppo sia coperto in modo professionale. </w:t>
+      <w:bookmarkEnd w:id="10"/>
+    </w:p>
+    <w:p>
+      <w:r>
+        <w:t xml:space="preserve">Per la realizzazione di BariGo, il team ha pianificato con cura le risorse necessarie, suddividendole in quattro categorie principali per garantire che ogni aspetto dello sviluppo sia coperto in modo professionale. </w:t>
       </w:r>
     </w:p>
     <w:p>
@@ -9429,13 +8665,8 @@
       <w:r>
         <w:t xml:space="preserve"> </w:t>
       </w:r>
-      <w:proofErr w:type="gramStart"/>
-      <w:r>
-        <w:t>Il team</w:t>
-      </w:r>
-      <w:proofErr w:type="gramEnd"/>
-      <w:r>
-        <w:t xml:space="preserve"> di sviluppo è composto da quattro membri, a ciascuno dei quali è stato assegnato un ruolo specifico basato sulle proprie inclinazioni e necessità del progetto</w:t>
+      <w:r>
+        <w:t>Il team di sviluppo è composto da quattro membri, a ciascuno dei quali è stato assegnato un ruolo specifico basato sulle proprie inclinazioni e necessità del progetto</w:t>
       </w:r>
       <w:r>
         <w:t>:</w:t>
@@ -9481,7 +8712,14 @@
           <w:b/>
           <w:bCs/>
         </w:rPr>
-        <w:t>Simone Iozzi:</w:t>
+        <w:t>Claudio Gualberti</w:t>
+      </w:r>
+      <w:r>
+        <w:rPr>
+          <w:b/>
+          <w:bCs/>
+        </w:rPr>
+        <w:t>:</w:t>
       </w:r>
       <w:r>
         <w:t xml:space="preserve"> </w:t>
@@ -9491,33 +8729,8 @@
           <w:i/>
           <w:iCs/>
         </w:rPr>
-        <w:t xml:space="preserve">Technical Artist &amp; </w:t>
-      </w:r>
-      <w:proofErr w:type="spellStart"/>
-      <w:r>
-        <w:rPr>
-          <w:i/>
-          <w:iCs/>
-        </w:rPr>
-        <w:t>GenAI</w:t>
-      </w:r>
-      <w:proofErr w:type="spellEnd"/>
-      <w:r>
-        <w:rPr>
-          <w:i/>
-          <w:iCs/>
-        </w:rPr>
-        <w:t xml:space="preserve"> </w:t>
-      </w:r>
-      <w:proofErr w:type="spellStart"/>
-      <w:r>
-        <w:rPr>
-          <w:i/>
-          <w:iCs/>
-        </w:rPr>
-        <w:t>Specialist</w:t>
-      </w:r>
-      <w:proofErr w:type="spellEnd"/>
+        <w:t>Technical Artist &amp; GenAI Specialist</w:t>
+      </w:r>
       <w:r>
         <w:t xml:space="preserve"> (Direzione artistica e ingegnerizzazione dei </w:t>
       </w:r>
@@ -9544,7 +8757,14 @@
           <w:b/>
           <w:bCs/>
         </w:rPr>
-        <w:t>Claudio Gualberti:</w:t>
+        <w:t>Simone Iozzi</w:t>
+      </w:r>
+      <w:r>
+        <w:rPr>
+          <w:b/>
+          <w:bCs/>
+        </w:rPr>
+        <w:t>:</w:t>
       </w:r>
       <w:r>
         <w:t xml:space="preserve"> </w:t>
@@ -9554,35 +8774,10 @@
           <w:i/>
           <w:iCs/>
         </w:rPr>
-        <w:t xml:space="preserve">Lead </w:t>
-      </w:r>
-      <w:proofErr w:type="spellStart"/>
-      <w:r>
-        <w:rPr>
-          <w:i/>
-          <w:iCs/>
-        </w:rPr>
-        <w:t>Programmer</w:t>
-      </w:r>
-      <w:proofErr w:type="spellEnd"/>
-      <w:r>
-        <w:t xml:space="preserve"> (Sviluppo logico in </w:t>
-      </w:r>
-      <w:proofErr w:type="spellStart"/>
-      <w:r>
-        <w:t>GDScript</w:t>
-      </w:r>
-      <w:proofErr w:type="spellEnd"/>
-      <w:r>
-        <w:t xml:space="preserve"> e architettura </w:t>
-      </w:r>
-      <w:proofErr w:type="spellStart"/>
-      <w:r>
-        <w:t>backend</w:t>
-      </w:r>
-      <w:proofErr w:type="spellEnd"/>
-      <w:r>
-        <w:t>).</w:t>
+        <w:t>Lead Programmer</w:t>
+      </w:r>
+      <w:r>
+        <w:t xml:space="preserve"> (Sviluppo logico in GDScript e architettura backend).</w:t>
       </w:r>
     </w:p>
     <w:p>
@@ -9631,15 +8826,7 @@
         <w:t xml:space="preserve"> </w:t>
       </w:r>
       <w:r>
-        <w:t xml:space="preserve">Tutte le informazioni storiche e culturali inserite nel gioco provengono da fonti attendibili e verificate. I dati sui teatri e sui segreti della "Bari Sotto" sono reperiti attraverso la consultazione di materiale d'archivio della rete dei teatri baresi e documentazione legata al territorio. Per la parte tecnica, utilizziamo la documentazione ufficiale di Godot Engine e i manuali di programmazione </w:t>
-      </w:r>
-      <w:proofErr w:type="spellStart"/>
-      <w:r>
-        <w:t>GDScript</w:t>
-      </w:r>
-      <w:proofErr w:type="spellEnd"/>
-      <w:r>
-        <w:t xml:space="preserve"> per la corretta implementazione delle meccaniche 2D.</w:t>
+        <w:t>Tutte le informazioni storiche e culturali inserite nel gioco provengono da fonti attendibili e verificate. I dati sui teatri e sui segreti della "Bari Sotto" sono reperiti attraverso la consultazione di materiale d'archivio della rete dei teatri baresi e documentazione legata al territorio. Per la parte tecnica, utilizziamo la documentazione ufficiale di Godot Engine e i manuali di programmazione GDScript per la corretta implementazione delle meccaniche 2D.</w:t>
       </w:r>
     </w:p>
     <w:p>
@@ -9660,15 +8847,7 @@
         <w:t xml:space="preserve"> </w:t>
       </w:r>
       <w:r>
-        <w:t xml:space="preserve">Il software principale per lo sviluppo è Godot Engine, scelto per la sua versatilità nel gestire progetti 2D e per la sua natura open-source che rispetta il nostro vincolo di budget zero. Per la parte grafica utilizziamo strumenti di Intelligenza Artificiale Generativa e software di fotoritocco online per la post-produzione degli asset. Il coordinamento del codice e il </w:t>
-      </w:r>
-      <w:proofErr w:type="spellStart"/>
-      <w:r>
-        <w:t>versionamento</w:t>
-      </w:r>
-      <w:proofErr w:type="spellEnd"/>
-      <w:r>
-        <w:t xml:space="preserve"> dei file avvengono tramite GitHub Desktop.</w:t>
+        <w:t>Il software principale per lo sviluppo è Godot Engine, scelto per la sua versatilità nel gestire progetti 2D e per la sua natura open-source che rispetta il nostro vincolo di budget zero. Per la parte grafica utilizziamo strumenti di Intelligenza Artificiale Generativa e software di fotoritocco online per la post-produzione degli asset. Il coordinamento del codice e il versionamento dei file avvengono tramite GitHub Desktop.</w:t>
       </w:r>
     </w:p>
     <w:p>
@@ -9700,11 +8879,7 @@
         <w:t>:</w:t>
       </w:r>
       <w:r>
-        <w:t xml:space="preserve"> Per rispettare il vincolo economico e le rigorose normative sul diritto d'autore, </w:t>
-      </w:r>
-      <w:proofErr w:type="gramStart"/>
-      <w:r>
-        <w:t xml:space="preserve">il </w:t>
+        <w:t xml:space="preserve"> Per rispettare il vincolo economico e le rigorose normative sul diritto d'autore, il </w:t>
       </w:r>
       <w:r>
         <w:rPr>
@@ -9713,7 +8888,6 @@
         </w:rPr>
         <w:t>team</w:t>
       </w:r>
-      <w:proofErr w:type="gramEnd"/>
       <w:r>
         <w:t xml:space="preserve"> ha attinto a </w:t>
       </w:r>
@@ -9755,7 +8929,6 @@
       <w:r>
         <w:t xml:space="preserve">) sono stati estratti e ottimizzati </w:t>
       </w:r>
-      <w:proofErr w:type="spellStart"/>
       <w:r>
         <w:rPr>
           <w:i/>
@@ -9763,11 +8936,9 @@
         </w:rPr>
         <w:t>tileset</w:t>
       </w:r>
-      <w:proofErr w:type="spellEnd"/>
       <w:r>
         <w:t xml:space="preserve"> ambientali come </w:t>
       </w:r>
-      <w:proofErr w:type="spellStart"/>
       <w:r>
         <w:rPr>
           <w:i/>
@@ -9775,11 +8946,9 @@
         </w:rPr>
         <w:t>tf_beach_tileset</w:t>
       </w:r>
-      <w:proofErr w:type="spellEnd"/>
       <w:r>
         <w:t xml:space="preserve">, </w:t>
       </w:r>
-      <w:proofErr w:type="spellStart"/>
       <w:r>
         <w:rPr>
           <w:i/>
@@ -9787,7 +8956,6 @@
         </w:rPr>
         <w:t>FreeCityBuilder</w:t>
       </w:r>
-      <w:proofErr w:type="spellEnd"/>
       <w:r>
         <w:t xml:space="preserve"> e </w:t>
       </w:r>
@@ -9796,23 +8964,7 @@
           <w:i/>
           <w:iCs/>
         </w:rPr>
-        <w:t xml:space="preserve">City Block </w:t>
-      </w:r>
-      <w:proofErr w:type="spellStart"/>
-      <w:r>
-        <w:rPr>
-          <w:i/>
-          <w:iCs/>
-        </w:rPr>
-        <w:t>Tile</w:t>
-      </w:r>
-      <w:proofErr w:type="spellEnd"/>
-      <w:r>
-        <w:rPr>
-          <w:i/>
-          <w:iCs/>
-        </w:rPr>
-        <w:t xml:space="preserve"> Set</w:t>
+        <w:t>City Block Tile Set</w:t>
       </w:r>
       <w:r>
         <w:t>.</w:t>
@@ -9885,43 +9037,33 @@
       <w:r>
         <w:t xml:space="preserve"> Kenney.nl, assicurando una </w:t>
       </w:r>
-      <w:proofErr w:type="spellStart"/>
       <w:r>
         <w:rPr>
           <w:i/>
           <w:iCs/>
         </w:rPr>
-        <w:t>Thematic</w:t>
-      </w:r>
-      <w:proofErr w:type="spellEnd"/>
+        <w:t>Thematic Cohesion</w:t>
+      </w:r>
+      <w:r>
+        <w:t xml:space="preserve"> priva di violazioni di </w:t>
+      </w:r>
+      <w:commentRangeStart w:id="11"/>
       <w:r>
         <w:rPr>
           <w:i/>
           <w:iCs/>
         </w:rPr>
-        <w:t xml:space="preserve"> </w:t>
-      </w:r>
-      <w:proofErr w:type="spellStart"/>
-      <w:r>
-        <w:rPr>
-          <w:i/>
-          <w:iCs/>
-        </w:rPr>
-        <w:t>Cohesion</w:t>
-      </w:r>
-      <w:proofErr w:type="spellEnd"/>
-      <w:r>
-        <w:t xml:space="preserve"> priva di violazioni di </w:t>
-      </w:r>
-      <w:proofErr w:type="gramStart"/>
-      <w:r>
-        <w:rPr>
-          <w:i/>
-          <w:iCs/>
-        </w:rPr>
         <w:t>copyright</w:t>
       </w:r>
-      <w:proofErr w:type="gramEnd"/>
+      <w:commentRangeEnd w:id="11"/>
+      <w:r>
+        <w:rPr>
+          <w:rStyle w:val="Rimandocommento"/>
+          <w:sz w:val="24"/>
+          <w:szCs w:val="24"/>
+        </w:rPr>
+        <w:commentReference w:id="11"/>
+      </w:r>
       <w:r>
         <w:t>.</w:t>
       </w:r>
@@ -9935,22 +9077,22 @@
       <w:pPr>
         <w:pStyle w:val="Titolo1"/>
       </w:pPr>
-      <w:bookmarkStart w:id="9" w:name="_Toc232015969"/>
+      <w:bookmarkStart w:id="12" w:name="_Toc232612028"/>
       <w:r>
         <w:lastRenderedPageBreak/>
         <w:t>Progettazione</w:t>
       </w:r>
-      <w:bookmarkEnd w:id="9"/>
+      <w:bookmarkEnd w:id="12"/>
     </w:p>
     <w:p>
       <w:pPr>
         <w:pStyle w:val="Titolo2"/>
       </w:pPr>
-      <w:bookmarkStart w:id="10" w:name="_Toc232015970"/>
+      <w:bookmarkStart w:id="13" w:name="_Toc232612029"/>
       <w:r>
         <w:t>Introduzione</w:t>
       </w:r>
-      <w:bookmarkEnd w:id="10"/>
+      <w:bookmarkEnd w:id="13"/>
     </w:p>
     <w:p>
       <w:pPr>
@@ -9959,26 +9101,11 @@
           <w:rFonts w:ascii="Avenir Book" w:hAnsi="Avenir Book"/>
         </w:rPr>
       </w:pPr>
-      <w:bookmarkStart w:id="11" w:name="_Toc232015971"/>
       <w:r>
         <w:rPr>
           <w:rFonts w:ascii="Avenir Book" w:hAnsi="Avenir Book"/>
         </w:rPr>
-        <w:t xml:space="preserve">Il progetto </w:t>
-      </w:r>
-      <w:proofErr w:type="spellStart"/>
-      <w:r>
-        <w:rPr>
-          <w:rFonts w:ascii="Avenir Book" w:hAnsi="Avenir Book"/>
-        </w:rPr>
-        <w:t>BariGo</w:t>
-      </w:r>
-      <w:proofErr w:type="spellEnd"/>
-      <w:r>
-        <w:rPr>
-          <w:rFonts w:ascii="Avenir Book" w:hAnsi="Avenir Book"/>
-        </w:rPr>
-        <w:t xml:space="preserve"> mira a trasformare la città di Bari in un laboratorio didattico interattivo. Dal punto di vista della </w:t>
+        <w:t xml:space="preserve">Il progetto BariGo mira a trasformare la città di Bari in un laboratorio didattico interattivo. Dal punto di vista della </w:t>
       </w:r>
       <w:r>
         <w:rPr>
@@ -10016,13 +9143,14 @@
           <w:rFonts w:ascii="Avenir Book" w:hAnsi="Avenir Book"/>
         </w:rPr>
       </w:pPr>
+      <w:bookmarkStart w:id="14" w:name="_Toc232612030"/>
       <w:r>
         <w:rPr>
           <w:rStyle w:val="Titolo3Carattere"/>
         </w:rPr>
         <w:t>Presentazione dei concetti</w:t>
       </w:r>
-      <w:bookmarkEnd w:id="11"/>
+      <w:bookmarkEnd w:id="14"/>
       <w:r>
         <w:rPr>
           <w:rFonts w:ascii="Avenir Book" w:hAnsi="Avenir Book"/>
@@ -10036,7 +9164,6 @@
           <w:rFonts w:ascii="Times New Roman" w:hAnsi="Times New Roman"/>
         </w:rPr>
       </w:pPr>
-      <w:bookmarkStart w:id="12" w:name="_Toc232015972"/>
       <w:r>
         <w:t xml:space="preserve">L'architettura del </w:t>
       </w:r>
@@ -10077,21 +9204,10 @@
         <w:t>Patrimonio Architettonico (Bari Sopra):</w:t>
       </w:r>
       <w:r>
-        <w:t xml:space="preserve"> Rappresenta il livello macroscopico e spaziale. È focalizzato </w:t>
-      </w:r>
-      <w:r>
-        <w:t>sull’orientamento,</w:t>
-      </w:r>
-      <w:r>
-        <w:t xml:space="preserve"> sul riconoscimento visivo dei </w:t>
-      </w:r>
-      <w:proofErr w:type="gramStart"/>
-      <w:r>
-        <w:t>6</w:t>
-      </w:r>
-      <w:proofErr w:type="gramEnd"/>
-      <w:r>
-        <w:t xml:space="preserve"> teatri della rete (Petruzzelli, Piccinni, Margherita, Kismet, Team, Forma) e sulla raccolta delle risorse economiche (monete) necessarie all'avanzamento.</w:t>
+        <w:t xml:space="preserve"> Rappresenta il livello macroscopico e spaziale. È focalizzato sull’orientamento, sul riconoscimento visivo dei 6 teatri della rete (Petruzzelli, Piccinni, Margherita, Kismet, Team, Forma) e sulla raccolta delle risorse economiche (monete)</w:t>
+      </w:r>
+      <w:r>
+        <w:t>.</w:t>
       </w:r>
     </w:p>
     <w:p>
@@ -10110,7 +9226,7 @@
         <w:t>Patrimonio Immateriale (Bari Sotto):</w:t>
       </w:r>
       <w:r>
-        <w:t xml:space="preserve"> Rappresenta il livello microscopico e narrativo. Svela le memorie orali, i segreti dei mestieri dello spettacolo (sartorie, tecnici, scenografi) e gli aneddoti storici inaccessibili dalla pura osservazione dell'edificio fisico.</w:t>
+        <w:t xml:space="preserve"> Rappresenta il livello microscopico e narrativo. Svela le memorie orali, i segreti dei mestieri dello spettacolo (tecnici, scenografi) e gli aneddoti storici inaccessibili dalla pura osservazione dell'edificio fisico.</w:t>
       </w:r>
     </w:p>
     <w:p>
@@ -10120,13 +9236,14 @@
           <w:rFonts w:ascii="Avenir Book" w:hAnsi="Avenir Book"/>
         </w:rPr>
       </w:pPr>
+      <w:bookmarkStart w:id="15" w:name="_Toc232612031"/>
       <w:r>
         <w:rPr>
           <w:rStyle w:val="Titolo3Carattere"/>
         </w:rPr>
         <w:t>Definizione dei concetti</w:t>
       </w:r>
-      <w:bookmarkEnd w:id="12"/>
+      <w:bookmarkEnd w:id="15"/>
       <w:r>
         <w:rPr>
           <w:rFonts w:ascii="Avenir Book" w:hAnsi="Avenir Book"/>
@@ -10194,33 +9311,8 @@
           <w:i/>
           <w:iCs/>
         </w:rPr>
-        <w:t>Non-</w:t>
-      </w:r>
-      <w:proofErr w:type="spellStart"/>
-      <w:r>
-        <w:rPr>
-          <w:i/>
-          <w:iCs/>
-        </w:rPr>
-        <w:t>Playable</w:t>
-      </w:r>
-      <w:proofErr w:type="spellEnd"/>
-      <w:r>
-        <w:rPr>
-          <w:i/>
-          <w:iCs/>
-        </w:rPr>
-        <w:t xml:space="preserve"> </w:t>
-      </w:r>
-      <w:proofErr w:type="spellStart"/>
-      <w:r>
-        <w:rPr>
-          <w:i/>
-          <w:iCs/>
-        </w:rPr>
-        <w:t>Characters</w:t>
-      </w:r>
-      <w:proofErr w:type="spellEnd"/>
+        <w:t>Non-Playable Characters</w:t>
+      </w:r>
       <w:r>
         <w:t>). Investendo l'economia di gioco raccolta nell'Hub urbano</w:t>
       </w:r>
@@ -10274,17 +9366,8 @@
           <w:i/>
           <w:iCs/>
         </w:rPr>
-        <w:t xml:space="preserve">learning by </w:t>
-      </w:r>
-      <w:proofErr w:type="spellStart"/>
-      <w:r>
-        <w:rPr>
-          <w:i/>
-          <w:iCs/>
-        </w:rPr>
-        <w:t>doing</w:t>
-      </w:r>
-      <w:proofErr w:type="spellEnd"/>
+        <w:t>learning by doing</w:t>
+      </w:r>
       <w:r>
         <w:t>). Il superamento della prova suggella l'acquisizione della nozione, che viene registrata permanentement</w:t>
       </w:r>
@@ -10322,18 +9405,17 @@
       <w:pPr>
         <w:pStyle w:val="Titolo2"/>
       </w:pPr>
-      <w:bookmarkStart w:id="13" w:name="_Toc232015973"/>
+      <w:bookmarkStart w:id="16" w:name="_Toc232612032"/>
       <w:r>
         <w:lastRenderedPageBreak/>
         <w:t>Definire le competenze (task) da trasmettere attraverso il multimedia</w:t>
       </w:r>
-      <w:bookmarkEnd w:id="13"/>
+      <w:bookmarkEnd w:id="16"/>
     </w:p>
     <w:p>
       <w:r>
         <w:t xml:space="preserve">L'obiettivo formativo primario di </w:t>
       </w:r>
-      <w:proofErr w:type="spellStart"/>
       <w:r>
         <w:rPr>
           <w:i/>
@@ -10341,17 +9423,8 @@
         </w:rPr>
         <w:t>BariGo</w:t>
       </w:r>
-      <w:proofErr w:type="spellEnd"/>
-      <w:r>
-        <w:t xml:space="preserve"> è far acquisire all'utente una conoscenza sistemica e duale del patrimonio culturale della città di Bari, concentrandosi sulla rete dei </w:t>
-      </w:r>
-      <w:proofErr w:type="gramStart"/>
-      <w:r>
-        <w:t>6</w:t>
-      </w:r>
-      <w:proofErr w:type="gramEnd"/>
-      <w:r>
-        <w:t xml:space="preserve"> teatri storici (Petruzzelli, Piccinni, Margherita, Kismet, Team, Forma).</w:t>
+      <w:r>
+        <w:t xml:space="preserve"> è far acquisire all'utente una conoscenza sistemica e duale del patrimonio culturale della città di Bari, concentrandosi sulla rete dei 6 teatri storici (Petruzzelli, Piccinni, Margherita, Kismet, Team, Forma).</w:t>
       </w:r>
       <w:r>
         <w:br/>
@@ -10526,7 +9599,7 @@
                     <pic:cNvPicPr/>
                   </pic:nvPicPr>
                   <pic:blipFill rotWithShape="1">
-                    <a:blip r:embed="rId10" cstate="print">
+                    <a:blip r:embed="rId15" cstate="print">
                       <a:extLst>
                         <a:ext uri="{28A0092B-C50C-407E-A947-70E740481C1C}">
                           <a14:useLocalDpi xmlns:a14="http://schemas.microsoft.com/office/drawing/2010/main" val="0"/>
@@ -10561,12 +9634,12 @@
       <w:pPr>
         <w:pStyle w:val="Titolo2"/>
       </w:pPr>
-      <w:bookmarkStart w:id="14" w:name="_Toc232015974"/>
+      <w:bookmarkStart w:id="17" w:name="_Toc232612033"/>
       <w:r>
         <w:lastRenderedPageBreak/>
         <w:t>Preparare una descrizione preliminare del programma</w:t>
       </w:r>
-      <w:bookmarkEnd w:id="14"/>
+      <w:bookmarkEnd w:id="17"/>
     </w:p>
     <w:p>
       <w:r>
@@ -10606,7 +9679,13 @@
         <w:t>IMPOSTAZIONI:</w:t>
       </w:r>
       <w:r>
-        <w:t xml:space="preserve"> Permette di regolare le opzioni audio e di testo. </w:t>
+        <w:t xml:space="preserve"> Permette di regolare le opzioni </w:t>
+      </w:r>
+      <w:r>
+        <w:t>audio</w:t>
+      </w:r>
+      <w:r>
+        <w:t>.</w:t>
       </w:r>
     </w:p>
     <w:p>
@@ -10615,15 +9694,22 @@
           <w:ilvl w:val="0"/>
           <w:numId w:val="3"/>
         </w:numPr>
+        <w:rPr>
+          <w:color w:val="EE0000"/>
+        </w:rPr>
       </w:pPr>
       <w:r>
         <w:rPr>
           <w:b/>
           <w:bCs/>
+          <w:color w:val="EE0000"/>
         </w:rPr>
         <w:t>CREDITI:</w:t>
       </w:r>
       <w:r>
+        <w:rPr>
+          <w:color w:val="EE0000"/>
+        </w:rPr>
         <w:t xml:space="preserve"> Riconoscimenti al team di sviluppo e alle fonti storiche. </w:t>
       </w:r>
     </w:p>
@@ -10666,7 +9752,7 @@
         <w:t>Idee generate in fase di brainstorming (Struttura delle Missioni):</w:t>
       </w:r>
       <w:r>
-        <w:t xml:space="preserve"> L'idea di dividere l'esperienza in "Bari Sopra" e "Bari Sotto" si concretizza in un sistema a missioni chiuse. Per ogni teatro, il gioco prevede un ciclo predefinito: l'utente naviga nell'hub urbano, individua l'edificio di interesse, e tramite l'interazione con gli NPC (che fungono da custodi della storia) avvia una sfida o un minigioco per scoprire il patrimonio immateriale legato al teatro. </w:t>
+        <w:t xml:space="preserve"> L'idea di dividere l'esperienza in "Bari Sopra" e "Bari Sotto" si concretizza in un sistema a missioni chiuse. Per ogni teatro, il gioco prevede un ciclo predefinito: l'utente naviga nell'hub urbano, individua l'edificio di interesse, e tramite l'interazione con gli NPC (che fungono da custodi della storia) avvia un minigioco per scoprire il patrimonio immateriale legato al teatro. </w:t>
       </w:r>
     </w:p>
     <w:p>
@@ -10723,34 +9809,20 @@
         <w:t xml:space="preserve"> </w:t>
       </w:r>
       <w:r>
-        <w:t xml:space="preserve">L'apprendimento </w:t>
-      </w:r>
-      <w:proofErr w:type="spellStart"/>
-      <w:r>
-        <w:t>si</w:t>
-      </w:r>
-      <w:proofErr w:type="spellEnd"/>
-      <w:r>
-        <w:t xml:space="preserve"> su un'economia di scambio e </w:t>
-      </w:r>
-      <w:proofErr w:type="spellStart"/>
-      <w:r>
-        <w:t>sull'</w:t>
+        <w:t xml:space="preserve">L'apprendimento si </w:t>
+      </w:r>
+      <w:r>
+        <w:t xml:space="preserve">basa </w:t>
+      </w:r>
+      <w:r>
+        <w:t>su un'economia di scambio e sull'</w:t>
       </w:r>
       <w:r>
         <w:rPr>
           <w:i/>
           <w:iCs/>
         </w:rPr>
-        <w:t>active</w:t>
-      </w:r>
-      <w:proofErr w:type="spellEnd"/>
-      <w:r>
-        <w:rPr>
-          <w:i/>
-          <w:iCs/>
-        </w:rPr>
-        <w:t xml:space="preserve"> learning</w:t>
+        <w:t>active learning</w:t>
       </w:r>
       <w:r>
         <w:t xml:space="preserve">. L'utente amministra le monete raccolte nello scenario per "acquistare" le testimonianze della "Bari Sotto" dagli NPC custodi. Il consolidamento del dato storico avviene affrontando le metafore meccaniche giocabili (minigiochi arcade che rievocano fisicamente l'evento storico). </w:t>
@@ -10844,6 +9916,7 @@
         <w:rPr>
           <w:rStyle w:val="Titolo4Carattere"/>
         </w:rPr>
+        <w:lastRenderedPageBreak/>
         <w:t>Interazione e Comandi</w:t>
       </w:r>
       <w:r>
@@ -10862,7 +9935,6 @@
           <w:b/>
           <w:bCs/>
         </w:rPr>
-        <w:lastRenderedPageBreak/>
         <w:t>Movimento:</w:t>
       </w:r>
       <w:r>
@@ -10922,15 +9994,18 @@
       <w:pPr>
         <w:pStyle w:val="Titolo3"/>
       </w:pPr>
-      <w:bookmarkStart w:id="15" w:name="_Toc232015975"/>
+      <w:bookmarkStart w:id="18" w:name="_Toc232612034"/>
       <w:r>
         <w:t>Esempi di Missioni e Minigiochi</w:t>
       </w:r>
-      <w:bookmarkEnd w:id="15"/>
-    </w:p>
-    <w:p>
-      <w:r>
-        <w:t xml:space="preserve">In linea con l'obiettivo di esplorare i 6 teatri della rete (Petruzzelli, Piccinni, Margherita, Kismet, Team, Forma) , la narrazione procede attraverso sfide pratiche e minigiochi ambientali, escludendo l'uso di quiz testuali ripetitivi. </w:t>
+      <w:bookmarkEnd w:id="18"/>
+    </w:p>
+    <w:p>
+      <w:r>
+        <w:t>In linea con l'obiettivo di esplorare i 6 teatri della rete (Petruzzelli, Piccinni, Margherita, Kismet, Team, Forma) , la narrazione procede attraverso sfide pratiche e minigiochi ambientali</w:t>
+      </w:r>
+      <w:r>
+        <w:t>.</w:t>
       </w:r>
     </w:p>
     <w:p>
@@ -10968,7 +10043,7 @@
     </w:p>
     <w:p>
       <w:r>
-        <w:t>Il giocatore deve navigare nell'ambiente per collidere con oggetti specifici, incrementando un contatore globale prima che si verifichi una condizione di fallimento.</w:t>
+        <w:t>Il giocatore deve navigare nell'ambiente, interagendo con oggetti o elementi dello scenario per completare l'obiettivo entro condizioni dinamiche.</w:t>
       </w:r>
     </w:p>
     <w:p>
@@ -10984,7 +10059,7 @@
       <w:pPr>
         <w:numPr>
           <w:ilvl w:val="0"/>
-          <w:numId w:val="21"/>
+          <w:numId w:val="42"/>
         </w:numPr>
       </w:pPr>
       <w:r>
@@ -10995,39 +10070,169 @@
         <w:t>Meccanica Tecnica:</w:t>
       </w:r>
       <w:r>
-        <w:t xml:space="preserve"> </w:t>
-      </w:r>
-      <w:r>
-        <w:t xml:space="preserve">Raccolta </w:t>
+        <w:t xml:space="preserve"> Raccolta </w:t>
       </w:r>
       <w:r>
         <w:rPr>
           <w:i/>
           <w:iCs/>
         </w:rPr>
-        <w:t>side-</w:t>
-      </w:r>
-      <w:proofErr w:type="spellStart"/>
+        <w:t>side-scroller</w:t>
+      </w:r>
+      <w:r>
+        <w:t xml:space="preserve"> con minaccia ambientale dinamica.</w:t>
+      </w:r>
+    </w:p>
+    <w:p>
+      <w:pPr>
+        <w:numPr>
+          <w:ilvl w:val="0"/>
+          <w:numId w:val="42"/>
+        </w:numPr>
+      </w:pPr>
+      <w:r>
+        <w:rPr>
+          <w:b/>
+          <w:bCs/>
+        </w:rPr>
+        <w:t>Gameplay:</w:t>
+      </w:r>
+      <w:r>
+        <w:t xml:space="preserve"> L'avatar si muove su piattaforme 2D per recuperare 3 frammenti d'oro delle decorazioni prima di essere investito da un muro di fuoco che avanza da sinistra verso destra (timer visivo e fisico), rievocando l'incendio del 1991.</w:t>
+      </w:r>
+    </w:p>
+    <w:p>
+      <w:pPr>
+        <w:numPr>
+          <w:ilvl w:val="0"/>
+          <w:numId w:val="42"/>
+        </w:numPr>
+      </w:pPr>
+      <w:r>
+        <w:rPr>
+          <w:b/>
+          <w:bCs/>
+        </w:rPr>
+        <w:t>Obiettivo Didattico:</w:t>
+      </w:r>
+      <w:r>
+        <w:t xml:space="preserve"> L'incendio del 27 ottobre 1991 e la successiva ricostruzione fedele.</w:t>
+      </w:r>
+    </w:p>
+    <w:p>
+      <w:r>
+        <w:rPr>
+          <w:b/>
+          <w:bCs/>
+        </w:rPr>
+        <w:t>2. Teatro Kismet ("I Fusibili dell'Arte")</w:t>
+      </w:r>
+    </w:p>
+    <w:p>
+      <w:pPr>
+        <w:numPr>
+          <w:ilvl w:val="0"/>
+          <w:numId w:val="43"/>
+        </w:numPr>
+      </w:pPr>
+      <w:r>
+        <w:rPr>
+          <w:b/>
+          <w:bCs/>
+        </w:rPr>
+        <w:t>Meccanica Tecnica:</w:t>
+      </w:r>
+      <w:r>
+        <w:t xml:space="preserve"> Raccolta sequenziale con mutazione ambientale (Shader/Background swap).</w:t>
+      </w:r>
+    </w:p>
+    <w:p>
+      <w:pPr>
+        <w:numPr>
+          <w:ilvl w:val="0"/>
+          <w:numId w:val="43"/>
+        </w:numPr>
+      </w:pPr>
+      <w:r>
+        <w:rPr>
+          <w:b/>
+          <w:bCs/>
+        </w:rPr>
+        <w:t>Gameplay:</w:t>
+      </w:r>
+      <w:r>
+        <w:t xml:space="preserve"> Il giocatore deve raccogliere delle lettere sparse nel livello. Ad ogni lettera raccolta, lo sfondo del livello muta gradualmente da un aspetto industriale degradato a una rappresentazione artistica/teatrale del Kismet, fino alla trasformazione completa.</w:t>
+      </w:r>
+    </w:p>
+    <w:p>
+      <w:pPr>
+        <w:numPr>
+          <w:ilvl w:val="0"/>
+          <w:numId w:val="43"/>
+        </w:numPr>
+      </w:pPr>
+      <w:r>
+        <w:rPr>
+          <w:b/>
+          <w:bCs/>
+        </w:rPr>
+        <w:t>Obiettivo Didattico:</w:t>
+      </w:r>
+      <w:r>
+        <w:t xml:space="preserve"> La riqualificazione urbana di un ex opificio industriale in polo creativo.</w:t>
+      </w:r>
+    </w:p>
+    <w:p>
+      <w:pPr>
+        <w:rPr>
+          <w:b/>
+          <w:bCs/>
+        </w:rPr>
+      </w:pPr>
+      <w:r>
+        <w:rPr>
+          <w:b/>
+          <w:bCs/>
+        </w:rPr>
+        <w:t>3. Teatro Margherita ("Le Fondamenta sul Mare")</w:t>
+      </w:r>
+    </w:p>
+    <w:p>
+      <w:pPr>
+        <w:numPr>
+          <w:ilvl w:val="0"/>
+          <w:numId w:val="44"/>
+        </w:numPr>
+      </w:pPr>
+      <w:r>
+        <w:rPr>
+          <w:b/>
+          <w:bCs/>
+        </w:rPr>
+        <w:t>Meccanica Tecnica</w:t>
+      </w:r>
+      <w:r>
+        <w:t xml:space="preserve">: </w:t>
+      </w:r>
       <w:r>
         <w:rPr>
           <w:i/>
           <w:iCs/>
         </w:rPr>
-        <w:t>scroller</w:t>
-      </w:r>
-      <w:proofErr w:type="spellEnd"/>
-      <w:r>
-        <w:t xml:space="preserve"> con minaccia ambientale dinamica.</w:t>
+        <w:t>Vertical Platformer</w:t>
       </w:r>
       <w:r>
         <w:t xml:space="preserve"> </w:t>
+      </w:r>
+      <w:r>
+        <w:t>con minaccia a tempo.</w:t>
       </w:r>
     </w:p>
     <w:p>
       <w:pPr>
         <w:numPr>
           <w:ilvl w:val="0"/>
-          <w:numId w:val="21"/>
+          <w:numId w:val="44"/>
         </w:numPr>
       </w:pPr>
       <w:r>
@@ -11035,50 +10240,76 @@
           <w:b/>
           <w:bCs/>
         </w:rPr>
-        <w:t>Gameplay:</w:t>
-      </w:r>
-      <w:r>
-        <w:t xml:space="preserve"> </w:t>
-      </w:r>
-      <w:r>
-        <w:t>L'avatar deve muoversi su piattaforme 2D per recuperare 3 frammenti d'oro delle decorazioni prima di essere investito da un muro di fuoco ad avanzamento automatico da sinistra verso destra, che funge da timer visivo e fisico, rievocando l'evento storico dell'incendio del 1991.</w:t>
-      </w:r>
-      <w:r>
-        <w:t xml:space="preserve"> </w:t>
+        <w:t>Gameplay</w:t>
+      </w:r>
+      <w:r>
+        <w:t>: Il personaggio deve saltare su piattaforme fluttuanti per salire verso l'alto; simultaneamente, il livello dell'acqua si alza gradualmente. Il giocatore deve mantenere un ritmo costante per non cadere in acqua e permettere al teatro di "emergere".</w:t>
       </w:r>
     </w:p>
     <w:p>
       <w:pPr>
         <w:numPr>
           <w:ilvl w:val="0"/>
-          <w:numId w:val="21"/>
+          <w:numId w:val="44"/>
         </w:numPr>
-      </w:pPr>
-      <w:r>
         <w:rPr>
           <w:b/>
           <w:bCs/>
         </w:rPr>
-        <w:t>Obiettivo Didattico:</w:t>
-      </w:r>
-      <w:r>
-        <w:t xml:space="preserve"> L'incendio del 27 ottobre 1991 e la ricostruzione fedele all'originale. </w:t>
-      </w:r>
-    </w:p>
-    <w:p>
+      </w:pPr>
       <w:r>
         <w:rPr>
           <w:b/>
           <w:bCs/>
         </w:rPr>
-        <w:t>2. Teatro Kismet ("I Fusibili dell'Arte")</w:t>
+        <w:t>Obiettivo Didattico</w:t>
+      </w:r>
+      <w:r>
+        <w:t>: La costruzione del teatro su palafitte in mare per aggirare i vincoli edilizi dell'epoca</w:t>
+      </w:r>
+      <w:r>
+        <w:rPr>
+          <w:b/>
+          <w:bCs/>
+        </w:rPr>
+        <w:t>.</w:t>
+      </w:r>
+    </w:p>
+    <w:p>
+      <w:pPr>
+        <w:rPr>
+          <w:b/>
+          <w:bCs/>
+        </w:rPr>
+      </w:pPr>
+      <w:r>
+        <w:rPr>
+          <w:b/>
+          <w:bCs/>
+        </w:rPr>
+        <w:t>4.</w:t>
+      </w:r>
+      <w:r>
+        <w:rPr>
+          <w:rFonts w:ascii="Times New Roman" w:eastAsia="Times New Roman" w:hAnsi="Times New Roman" w:cs="Times New Roman"/>
+          <w:bCs/>
+          <w:lang w:eastAsia="it-IT"/>
+        </w:rPr>
+        <w:t xml:space="preserve"> </w:t>
+      </w:r>
+      <w:r>
+        <w:rPr>
+          <w:b/>
+          <w:bCs/>
+        </w:rPr>
+        <w:t>Teatro Forma ("Luce nell'Oscurità")</w:t>
       </w:r>
     </w:p>
     <w:p>
       <w:pPr>
         <w:numPr>
           <w:ilvl w:val="0"/>
-          <w:numId w:val="22"/>
+          <w:numId w:val="45"/>
         </w:numPr>
       </w:pPr>
       <w:r>
@@ -11089,14 +10320,24 @@
         <w:t>Meccanica Tecnica:</w:t>
       </w:r>
       <w:r>
-        <w:t xml:space="preserve"> Esplorazione e raccolta libera (Variante labirintica).</w:t>
+        <w:t xml:space="preserve"> Labirinto esplorativo con </w:t>
+      </w:r>
+      <w:r>
+        <w:rPr>
+          <w:i/>
+          <w:iCs/>
+        </w:rPr>
+        <w:t>Fog-of-war</w:t>
+      </w:r>
+      <w:r>
+        <w:t xml:space="preserve"> (oscuramento).</w:t>
       </w:r>
     </w:p>
     <w:p>
       <w:pPr>
         <w:numPr>
           <w:ilvl w:val="0"/>
-          <w:numId w:val="22"/>
+          <w:numId w:val="45"/>
         </w:numPr>
       </w:pPr>
       <w:r>
@@ -11107,14 +10348,14 @@
         <w:t>Gameplay:</w:t>
       </w:r>
       <w:r>
-        <w:t xml:space="preserve"> Navigare tra gli ostacoli industriali per trovare 3 fusibili e riattivare il quadro elettrico centrale del capannone. </w:t>
+        <w:t xml:space="preserve"> Il giocatore si muove all'interno di un labirinto completamente buio. L'obiettivo è individuare e raccogliere 3 fusibili sparsi per la mappa; ogni fusibile raccolto illumina una porzione maggiore del labirinto, permettendo infine di trovare la porta d'uscita.</w:t>
       </w:r>
     </w:p>
     <w:p>
       <w:pPr>
         <w:numPr>
           <w:ilvl w:val="0"/>
-          <w:numId w:val="22"/>
+          <w:numId w:val="45"/>
         </w:numPr>
       </w:pPr>
       <w:r>
@@ -11125,23 +10366,46 @@
         <w:t>Obiettivo Didattico:</w:t>
       </w:r>
       <w:r>
-        <w:t xml:space="preserve"> La riqualificazione urbana di un ex opificio industriale in polo creativo. </w:t>
-      </w:r>
-    </w:p>
-    <w:p>
-      <w:r>
+        <w:t xml:space="preserve"> La peculiarità architettonica del Teatro Forma, uno spazio culturale unico che si sviluppa nel sottosuolo urbano</w:t>
+      </w:r>
+      <w:r>
+        <w:t>.</w:t>
+      </w:r>
+    </w:p>
+    <w:p>
+      <w:pPr>
+        <w:pStyle w:val="Titolo4"/>
+      </w:pPr>
+      <w:r>
+        <w:lastRenderedPageBreak/>
+        <w:t>Pattern B: Tempismo e Riflessi (Nodi Godot: Area2D overlap + Input Event)</w:t>
+      </w:r>
+    </w:p>
+    <w:p>
+      <w:r>
+        <w:t>Il giocatore deve fornire un input esatto nel momento in cui un elemento mobile indipendente si sovrappone a una zona di bersaglio (trigger area).</w:t>
+      </w:r>
+    </w:p>
+    <w:p>
+      <w:pPr>
         <w:rPr>
           <w:b/>
           <w:bCs/>
         </w:rPr>
-        <w:t>3. Teatro Piccinni ("L'Eco di Radio Bari")</w:t>
+      </w:pPr>
+      <w:r>
+        <w:rPr>
+          <w:b/>
+          <w:bCs/>
+        </w:rPr>
+        <w:t>5. Teatro Piccinni ("L'Eco di Radio Bari")</w:t>
       </w:r>
     </w:p>
     <w:p>
       <w:pPr>
         <w:numPr>
           <w:ilvl w:val="0"/>
-          <w:numId w:val="23"/>
+          <w:numId w:val="46"/>
         </w:numPr>
       </w:pPr>
       <w:r>
@@ -11149,20 +10413,37 @@
           <w:b/>
           <w:bCs/>
         </w:rPr>
-        <w:t>Meccanica Tecnica:</w:t>
-      </w:r>
-      <w:r>
-        <w:t xml:space="preserve"> </w:t>
-      </w:r>
-      <w:r>
-        <w:t>DA SCRIVERE</w:t>
+        <w:t>Meccanica Tecnica</w:t>
+      </w:r>
+      <w:r>
+        <w:t xml:space="preserve">: </w:t>
+      </w:r>
+      <w:r>
+        <w:rPr>
+          <w:i/>
+          <w:iCs/>
+        </w:rPr>
+        <w:t>Avoidance game</w:t>
+      </w:r>
+      <w:r>
+        <w:t xml:space="preserve"> combinato a raccolta </w:t>
+      </w:r>
+      <w:r>
+        <w:rPr>
+          <w:i/>
+          <w:iCs/>
+        </w:rPr>
+        <w:t>item</w:t>
+      </w:r>
+      <w:r>
+        <w:t>.</w:t>
       </w:r>
     </w:p>
     <w:p>
       <w:pPr>
         <w:numPr>
           <w:ilvl w:val="0"/>
-          <w:numId w:val="23"/>
+          <w:numId w:val="46"/>
         </w:numPr>
       </w:pPr>
       <w:r>
@@ -11170,20 +10451,17 @@
           <w:b/>
           <w:bCs/>
         </w:rPr>
-        <w:t>Gameplay:</w:t>
-      </w:r>
-      <w:r>
-        <w:t xml:space="preserve"> </w:t>
-      </w:r>
-      <w:r>
-        <w:t>DA SCRIVERE</w:t>
+        <w:t>Gameplay</w:t>
+      </w:r>
+      <w:r>
+        <w:t>: Il personaggio deve muoversi orizzontalmente per schivare delle note musicali in caduta (minacce) e, contemporaneamente, raccogliere oggetti di scena che fluttuano nell'area per completare il set scenico e vincere la sfida.</w:t>
       </w:r>
     </w:p>
     <w:p>
       <w:pPr>
         <w:numPr>
           <w:ilvl w:val="0"/>
-          <w:numId w:val="23"/>
+          <w:numId w:val="46"/>
         </w:numPr>
       </w:pPr>
       <w:r>
@@ -11191,47 +10469,61 @@
           <w:b/>
           <w:bCs/>
         </w:rPr>
-        <w:t>Obiettivo Didattico:</w:t>
-      </w:r>
-      <w:r>
-        <w:t xml:space="preserve"> Il ruolo di Radio Bari come prima voce libera durante la Seconda Guerra Mondiale. </w:t>
-      </w:r>
-    </w:p>
-    <w:p>
-      <w:r>
+        <w:t>Obiettivo Didattico</w:t>
+      </w:r>
+      <w:r>
+        <w:t>: La magnificenza architettonica del Teatro Piccinni, focalizzandosi sullo stile neoclassico e sui dettagli sfarzosi degli interni che lo rendono uno dei teatri più eleganti e rappresentativi della tradizione barese.</w:t>
+      </w:r>
+    </w:p>
+    <w:p>
+      <w:pPr>
         <w:rPr>
           <w:b/>
           <w:bCs/>
         </w:rPr>
-        <w:t>5. Teatro Margherita ("Le Fondamenta sul Mare")</w:t>
+      </w:pPr>
+      <w:r>
+        <w:rPr>
+          <w:b/>
+          <w:bCs/>
+        </w:rPr>
+        <w:t>6. Teatro Team ("Il Ritmo del Colosso")</w:t>
       </w:r>
     </w:p>
     <w:p>
       <w:pPr>
         <w:numPr>
           <w:ilvl w:val="0"/>
-          <w:numId w:val="23"/>
+          <w:numId w:val="47"/>
         </w:numPr>
-      </w:pPr>
-      <w:r>
         <w:rPr>
           <w:b/>
           <w:bCs/>
         </w:rPr>
-        <w:t>Meccanica Tecnica:</w:t>
-      </w:r>
-      <w:r>
-        <w:t xml:space="preserve"> </w:t>
-      </w:r>
-      <w:r>
-        <w:t>DA SCRIVERE</w:t>
+      </w:pPr>
+      <w:r>
+        <w:rPr>
+          <w:b/>
+          <w:bCs/>
+        </w:rPr>
+        <w:t xml:space="preserve">Meccanica Tecnica: </w:t>
+      </w:r>
+      <w:r>
+        <w:rPr>
+          <w:i/>
+          <w:iCs/>
+        </w:rPr>
+        <w:t>Rhythm game</w:t>
+      </w:r>
+      <w:r>
+        <w:t xml:space="preserve"> (Input sequenziale a tempo).</w:t>
       </w:r>
     </w:p>
     <w:p>
       <w:pPr>
         <w:numPr>
           <w:ilvl w:val="0"/>
-          <w:numId w:val="25"/>
+          <w:numId w:val="47"/>
         </w:numPr>
       </w:pPr>
       <w:r>
@@ -11239,222 +10531,32 @@
           <w:b/>
           <w:bCs/>
         </w:rPr>
-        <w:t>Gameplay:</w:t>
-      </w:r>
-      <w:r>
-        <w:t xml:space="preserve"> </w:t>
-      </w:r>
-      <w:r>
-        <w:t>DA SCRIVERE</w:t>
+        <w:t xml:space="preserve">Gameplay: </w:t>
+      </w:r>
+      <w:r>
+        <w:t>Il giocatore deve cliccare a tempo con delle note musicali che scorrono a schermo. Ogni pressione corretta fa apparire progressivamente i vari strumenti della band sul palco del teatro, completando l'orchestra.</w:t>
       </w:r>
     </w:p>
     <w:p>
       <w:pPr>
         <w:numPr>
           <w:ilvl w:val="0"/>
-          <w:numId w:val="25"/>
+          <w:numId w:val="47"/>
         </w:numPr>
-      </w:pPr>
-      <w:r>
         <w:rPr>
           <w:b/>
           <w:bCs/>
         </w:rPr>
-        <w:t>Obiettivo Didattico:</w:t>
-      </w:r>
-      <w:r>
-        <w:t xml:space="preserve"> La costruzione su palafitte in mare per aggirare il divieto di edificazione su suolo cittadino. </w:t>
-      </w:r>
-    </w:p>
-    <w:p>
-      <w:pPr>
-        <w:pStyle w:val="Titolo4"/>
-      </w:pPr>
-      <w:r>
-        <w:t>Pattern B: Tempismo e Riflessi (Nodi Godot: Area2D overlap + Input Event)</w:t>
-      </w:r>
-    </w:p>
-    <w:p>
-      <w:r>
-        <w:t>Il giocatore deve fornire un input esatto nel momento in cui un elemento mobile indipendente si sovrappone a una zona di bersaglio (trigger area).</w:t>
-      </w:r>
-    </w:p>
-    <w:p>
-      <w:pPr>
-        <w:rPr>
-          <w:lang w:val="en-GB"/>
-        </w:rPr>
       </w:pPr>
       <w:r>
         <w:rPr>
           <w:b/>
           <w:bCs/>
-          <w:lang w:val="en-GB"/>
-        </w:rPr>
-        <w:t>4. Teatro Team ("</w:t>
-      </w:r>
-      <w:proofErr w:type="spellStart"/>
-      <w:r>
-        <w:rPr>
-          <w:b/>
-          <w:bCs/>
-          <w:lang w:val="en-GB"/>
-        </w:rPr>
-        <w:t>L'Attimo</w:t>
-      </w:r>
-      <w:proofErr w:type="spellEnd"/>
-      <w:r>
-        <w:rPr>
-          <w:b/>
-          <w:bCs/>
-          <w:lang w:val="en-GB"/>
-        </w:rPr>
-        <w:t xml:space="preserve"> </w:t>
-      </w:r>
-      <w:proofErr w:type="spellStart"/>
-      <w:r>
-        <w:rPr>
-          <w:b/>
-          <w:bCs/>
-          <w:lang w:val="en-GB"/>
-        </w:rPr>
-        <w:t>Fuggente</w:t>
-      </w:r>
-      <w:proofErr w:type="spellEnd"/>
-      <w:r>
-        <w:rPr>
-          <w:b/>
-          <w:bCs/>
-          <w:lang w:val="en-GB"/>
-        </w:rPr>
-        <w:t>")</w:t>
-      </w:r>
-    </w:p>
-    <w:p>
-      <w:pPr>
-        <w:numPr>
-          <w:ilvl w:val="0"/>
-          <w:numId w:val="24"/>
-        </w:numPr>
-      </w:pPr>
-      <w:r>
-        <w:rPr>
-          <w:b/>
-          <w:bCs/>
-        </w:rPr>
-        <w:t>Meccanica Tecnica:</w:t>
-      </w:r>
-      <w:r>
-        <w:t xml:space="preserve"> </w:t>
-      </w:r>
-      <w:r>
-        <w:t>DA SCRIVERE</w:t>
-      </w:r>
-    </w:p>
-    <w:p>
-      <w:pPr>
-        <w:numPr>
-          <w:ilvl w:val="0"/>
-          <w:numId w:val="24"/>
-        </w:numPr>
-      </w:pPr>
-      <w:r>
-        <w:rPr>
-          <w:b/>
-          <w:bCs/>
-        </w:rPr>
-        <w:t>Gameplay:</w:t>
-      </w:r>
-      <w:r>
-        <w:t xml:space="preserve"> </w:t>
-      </w:r>
-      <w:r>
-        <w:t>DA SCRIVERE</w:t>
-      </w:r>
-    </w:p>
-    <w:p>
-      <w:pPr>
-        <w:numPr>
-          <w:ilvl w:val="0"/>
-          <w:numId w:val="24"/>
-        </w:numPr>
-      </w:pPr>
-      <w:r>
-        <w:rPr>
-          <w:b/>
-          <w:bCs/>
-        </w:rPr>
-        <w:lastRenderedPageBreak/>
-        <w:t>Obiettivo Didattico:</w:t>
-      </w:r>
-      <w:r>
-        <w:t xml:space="preserve"> La natura colossale del teatro, concepito per le grandi scenografie dei tour internazionali. </w:t>
-      </w:r>
-    </w:p>
-    <w:p>
-      <w:r>
-        <w:rPr>
-          <w:b/>
-          <w:bCs/>
-        </w:rPr>
-        <w:t>6. Teatro Forma ("Il Ritmo del Jazz")</w:t>
-      </w:r>
-    </w:p>
-    <w:p>
-      <w:pPr>
-        <w:numPr>
-          <w:ilvl w:val="0"/>
-          <w:numId w:val="26"/>
-        </w:numPr>
-      </w:pPr>
-      <w:r>
-        <w:rPr>
-          <w:b/>
-          <w:bCs/>
-        </w:rPr>
-        <w:t>Meccanica Tecnica:</w:t>
-      </w:r>
-      <w:r>
-        <w:t xml:space="preserve"> Gioco di riflessi sequenziale.</w:t>
-      </w:r>
-    </w:p>
-    <w:p>
-      <w:pPr>
-        <w:numPr>
-          <w:ilvl w:val="0"/>
-          <w:numId w:val="26"/>
-        </w:numPr>
-      </w:pPr>
-      <w:r>
-        <w:rPr>
-          <w:b/>
-          <w:bCs/>
-        </w:rPr>
-        <w:t>Gameplay:</w:t>
-      </w:r>
-      <w:r>
-        <w:t xml:space="preserve"> Delle icone raffiguranti note musicali scorrono verso un bersaglio fisso. L'utente deve premere il tasto a ritmo</w:t>
-      </w:r>
-      <w:r>
-        <w:t>. CONTROLLARE</w:t>
-      </w:r>
-    </w:p>
-    <w:p>
-      <w:pPr>
-        <w:numPr>
-          <w:ilvl w:val="0"/>
-          <w:numId w:val="26"/>
-        </w:numPr>
-      </w:pPr>
-      <w:r>
-        <w:rPr>
-          <w:b/>
-          <w:bCs/>
-        </w:rPr>
-        <w:t>Obiettivo Didattico:</w:t>
-      </w:r>
-      <w:r>
-        <w:t xml:space="preserve"> Bari come capitale della musica moderna e del jazz in spazi dall'acustica innovativa. </w:t>
+        </w:rPr>
+        <w:t xml:space="preserve">Obiettivo Didattico: </w:t>
+      </w:r>
+      <w:r>
+        <w:t>La natura colossale del teatro, concepito per ospitare grandi scenografie e tour internazionali.</w:t>
       </w:r>
     </w:p>
     <w:p>
@@ -11471,22 +10573,22 @@
       <w:pPr>
         <w:pStyle w:val="Titolo2"/>
       </w:pPr>
-      <w:bookmarkStart w:id="16" w:name="_Toc232015976"/>
+      <w:bookmarkStart w:id="19" w:name="_Toc232612035"/>
       <w:r>
         <w:lastRenderedPageBreak/>
         <w:t>Dettagliare il progetto del multimedia</w:t>
       </w:r>
-      <w:bookmarkEnd w:id="16"/>
+      <w:bookmarkEnd w:id="19"/>
     </w:p>
     <w:p>
       <w:pPr>
         <w:pStyle w:val="Titolo3"/>
       </w:pPr>
-      <w:bookmarkStart w:id="17" w:name="_Toc232015977"/>
+      <w:bookmarkStart w:id="20" w:name="_Toc232612036"/>
       <w:r>
         <w:t>Prototipi</w:t>
       </w:r>
-      <w:bookmarkEnd w:id="17"/>
+      <w:bookmarkEnd w:id="20"/>
     </w:p>
     <w:p>
       <w:pPr>
@@ -11496,13 +10598,8 @@
           <w:numId w:val="27"/>
         </w:numPr>
       </w:pPr>
-      <w:proofErr w:type="spellStart"/>
-      <w:r>
-        <w:t>Menù</w:t>
-      </w:r>
-      <w:proofErr w:type="spellEnd"/>
-      <w:r>
-        <w:t xml:space="preserve"> Principale:</w:t>
+      <w:r>
+        <w:t>Menù Principale:</w:t>
       </w:r>
     </w:p>
     <w:p>
@@ -11529,7 +10626,7 @@
                     <pic:cNvPicPr/>
                   </pic:nvPicPr>
                   <pic:blipFill>
-                    <a:blip r:embed="rId11">
+                    <a:blip r:embed="rId16">
                       <a:extLst>
                         <a:ext uri="{28A0092B-C50C-407E-A947-70E740481C1C}">
                           <a14:useLocalDpi xmlns:a14="http://schemas.microsoft.com/office/drawing/2010/main" val="0"/>
@@ -11598,7 +10695,7 @@
                     <pic:cNvPicPr/>
                   </pic:nvPicPr>
                   <pic:blipFill>
-                    <a:blip r:embed="rId12">
+                    <a:blip r:embed="rId17">
                       <a:extLst>
                         <a:ext uri="{28A0092B-C50C-407E-A947-70E740481C1C}">
                           <a14:useLocalDpi xmlns:a14="http://schemas.microsoft.com/office/drawing/2010/main" val="0"/>
@@ -11661,7 +10758,7 @@
                     <pic:cNvPicPr/>
                   </pic:nvPicPr>
                   <pic:blipFill>
-                    <a:blip r:embed="rId13">
+                    <a:blip r:embed="rId18">
                       <a:extLst>
                         <a:ext uri="{28A0092B-C50C-407E-A947-70E740481C1C}">
                           <a14:useLocalDpi xmlns:a14="http://schemas.microsoft.com/office/drawing/2010/main" val="0"/>
@@ -11730,7 +10827,7 @@
                     <pic:cNvPicPr/>
                   </pic:nvPicPr>
                   <pic:blipFill>
-                    <a:blip r:embed="rId14">
+                    <a:blip r:embed="rId19">
                       <a:extLst>
                         <a:ext uri="{28A0092B-C50C-407E-A947-70E740481C1C}">
                           <a14:useLocalDpi xmlns:a14="http://schemas.microsoft.com/office/drawing/2010/main" val="0"/>
@@ -11793,7 +10890,7 @@
                     <pic:cNvPicPr/>
                   </pic:nvPicPr>
                   <pic:blipFill>
-                    <a:blip r:embed="rId15">
+                    <a:blip r:embed="rId20">
                       <a:extLst>
                         <a:ext uri="{28A0092B-C50C-407E-A947-70E740481C1C}">
                           <a14:useLocalDpi xmlns:a14="http://schemas.microsoft.com/office/drawing/2010/main" val="0"/>
@@ -11827,7 +10924,7 @@
           <w:lang w:val="en-US"/>
         </w:rPr>
       </w:pPr>
-      <w:bookmarkStart w:id="18" w:name="_Toc232015978"/>
+      <w:bookmarkStart w:id="21" w:name="_Toc232612037"/>
       <w:r>
         <w:rPr>
           <w:lang w:val="en-US"/>
@@ -11835,7 +10932,7 @@
         <w:lastRenderedPageBreak/>
         <w:t>Flowchart</w:t>
       </w:r>
-      <w:bookmarkEnd w:id="18"/>
+      <w:bookmarkEnd w:id="21"/>
     </w:p>
     <w:p>
       <w:pPr>
@@ -11846,15 +10943,7 @@
         </w:numPr>
       </w:pPr>
       <w:r>
-        <w:t xml:space="preserve">Flowchart di </w:t>
-      </w:r>
-      <w:proofErr w:type="gramStart"/>
-      <w:r>
-        <w:t>1°</w:t>
-      </w:r>
-      <w:proofErr w:type="gramEnd"/>
-      <w:r>
-        <w:t xml:space="preserve"> livello</w:t>
+        <w:t>Flowchart di 1° livello</w:t>
       </w:r>
       <w:r>
         <w:t>,</w:t>
@@ -11862,7 +10951,6 @@
       <w:r>
         <w:t xml:space="preserve"> </w:t>
       </w:r>
-      <w:proofErr w:type="spellStart"/>
       <w:r>
         <w:rPr>
           <w:b/>
@@ -11875,15 +10963,7 @@
           <w:b/>
           <w:bCs/>
         </w:rPr>
-        <w:t>verview</w:t>
-      </w:r>
-      <w:proofErr w:type="spellEnd"/>
-      <w:r>
-        <w:rPr>
-          <w:b/>
-          <w:bCs/>
-        </w:rPr>
-        <w:t xml:space="preserve"> del </w:t>
+        <w:t xml:space="preserve">verview del </w:t>
       </w:r>
       <w:r>
         <w:rPr>
@@ -11927,7 +11007,7 @@
                     <pic:cNvPicPr/>
                   </pic:nvPicPr>
                   <pic:blipFill rotWithShape="1">
-                    <a:blip r:embed="rId16">
+                    <a:blip r:embed="rId21">
                       <a:extLst>
                         <a:ext uri="{28A0092B-C50C-407E-A947-70E740481C1C}">
                           <a14:useLocalDpi xmlns:a14="http://schemas.microsoft.com/office/drawing/2010/main" val="0"/>
@@ -11980,16 +11060,11 @@
         <w:lastRenderedPageBreak/>
         <w:t xml:space="preserve">Flowchart di </w:t>
       </w:r>
-      <w:proofErr w:type="gramStart"/>
       <w:r>
         <w:t>2</w:t>
       </w:r>
       <w:r>
-        <w:t>°</w:t>
-      </w:r>
-      <w:proofErr w:type="gramEnd"/>
-      <w:r>
-        <w:t xml:space="preserve"> livello</w:t>
+        <w:t>° livello</w:t>
       </w:r>
       <w:r>
         <w:t>,</w:t>
@@ -12020,7 +11095,7 @@
           <w:noProof/>
         </w:rPr>
         <w:drawing>
-          <wp:inline distT="0" distB="0" distL="0" distR="0" wp14:anchorId="2D69741C" wp14:editId="7821DE1D">
+          <wp:inline distT="0" distB="0" distL="0" distR="0" wp14:anchorId="2D69741C" wp14:editId="3AD33B95">
             <wp:extent cx="6116320" cy="7671526"/>
             <wp:effectExtent l="0" t="0" r="0" b="0"/>
             <wp:docPr id="1471364459" name="Immagine 9"/>
@@ -12035,7 +11110,7 @@
                     <pic:cNvPicPr/>
                   </pic:nvPicPr>
                   <pic:blipFill rotWithShape="1">
-                    <a:blip r:embed="rId17" cstate="print">
+                    <a:blip r:embed="rId22" cstate="print">
                       <a:extLst>
                         <a:ext uri="{28A0092B-C50C-407E-A947-70E740481C1C}">
                           <a14:useLocalDpi xmlns:a14="http://schemas.microsoft.com/office/drawing/2010/main" val="0"/>
@@ -12088,16 +11163,11 @@
         <w:lastRenderedPageBreak/>
         <w:t xml:space="preserve">Flowchart di </w:t>
       </w:r>
-      <w:proofErr w:type="gramStart"/>
       <w:r>
         <w:t>2</w:t>
       </w:r>
       <w:r>
-        <w:t>°</w:t>
-      </w:r>
-      <w:proofErr w:type="gramEnd"/>
-      <w:r>
-        <w:t xml:space="preserve"> livello</w:t>
+        <w:t>° livello</w:t>
       </w:r>
       <w:r>
         <w:t>,</w:t>
@@ -12147,7 +11217,7 @@
                     <pic:cNvPicPr/>
                   </pic:nvPicPr>
                   <pic:blipFill rotWithShape="1">
-                    <a:blip r:embed="rId18">
+                    <a:blip r:embed="rId23">
                       <a:extLst>
                         <a:ext uri="{28A0092B-C50C-407E-A947-70E740481C1C}">
                           <a14:useLocalDpi xmlns:a14="http://schemas.microsoft.com/office/drawing/2010/main" val="0"/>
@@ -12187,12 +11257,12 @@
       <w:pPr>
         <w:pStyle w:val="Titolo3"/>
       </w:pPr>
-      <w:bookmarkStart w:id="19" w:name="_Toc232015979"/>
+      <w:bookmarkStart w:id="22" w:name="_Toc232612038"/>
       <w:r>
         <w:lastRenderedPageBreak/>
         <w:t>Storyboard</w:t>
       </w:r>
-      <w:bookmarkEnd w:id="19"/>
+      <w:bookmarkEnd w:id="22"/>
     </w:p>
     <w:p>
       <w:r>
@@ -12215,7 +11285,7 @@
                     <pic:cNvPicPr/>
                   </pic:nvPicPr>
                   <pic:blipFill>
-                    <a:blip r:embed="rId19" cstate="print">
+                    <a:blip r:embed="rId24" cstate="print">
                       <a:extLst>
                         <a:ext uri="{28A0092B-C50C-407E-A947-70E740481C1C}">
                           <a14:useLocalDpi xmlns:a14="http://schemas.microsoft.com/office/drawing/2010/main" val="0"/>
@@ -12261,7 +11331,7 @@
                     <pic:cNvPicPr/>
                   </pic:nvPicPr>
                   <pic:blipFill>
-                    <a:blip r:embed="rId20" cstate="print">
+                    <a:blip r:embed="rId25" cstate="print">
                       <a:extLst>
                         <a:ext uri="{28A0092B-C50C-407E-A947-70E740481C1C}">
                           <a14:useLocalDpi xmlns:a14="http://schemas.microsoft.com/office/drawing/2010/main" val="0"/>
@@ -12308,7 +11378,7 @@
                     <pic:cNvPicPr/>
                   </pic:nvPicPr>
                   <pic:blipFill>
-                    <a:blip r:embed="rId21" cstate="print">
+                    <a:blip r:embed="rId26" cstate="print">
                       <a:extLst>
                         <a:ext uri="{28A0092B-C50C-407E-A947-70E740481C1C}">
                           <a14:useLocalDpi xmlns:a14="http://schemas.microsoft.com/office/drawing/2010/main" val="0"/>
@@ -12354,7 +11424,7 @@
                     <pic:cNvPicPr/>
                   </pic:nvPicPr>
                   <pic:blipFill>
-                    <a:blip r:embed="rId22" cstate="print">
+                    <a:blip r:embed="rId27" cstate="print">
                       <a:extLst>
                         <a:ext uri="{28A0092B-C50C-407E-A947-70E740481C1C}">
                           <a14:useLocalDpi xmlns:a14="http://schemas.microsoft.com/office/drawing/2010/main" val="0"/>
@@ -12401,7 +11471,7 @@
                     <pic:cNvPicPr/>
                   </pic:nvPicPr>
                   <pic:blipFill>
-                    <a:blip r:embed="rId23" cstate="print">
+                    <a:blip r:embed="rId28" cstate="print">
                       <a:extLst>
                         <a:ext uri="{28A0092B-C50C-407E-A947-70E740481C1C}">
                           <a14:useLocalDpi xmlns:a14="http://schemas.microsoft.com/office/drawing/2010/main" val="0"/>
@@ -12429,6 +11499,7 @@
       </w:r>
     </w:p>
     <w:p>
+      <w:commentRangeStart w:id="23"/>
       <w:r>
         <w:rPr>
           <w:noProof/>
@@ -12449,7 +11520,7 @@
                     <pic:cNvPicPr/>
                   </pic:nvPicPr>
                   <pic:blipFill>
-                    <a:blip r:embed="rId24" cstate="print">
+                    <a:blip r:embed="rId29" cstate="print">
                       <a:extLst>
                         <a:ext uri="{28A0092B-C50C-407E-A947-70E740481C1C}">
                           <a14:useLocalDpi xmlns:a14="http://schemas.microsoft.com/office/drawing/2010/main" val="0"/>
@@ -12475,6 +11546,15 @@
           </wp:inline>
         </w:drawing>
       </w:r>
+      <w:commentRangeEnd w:id="23"/>
+      <w:r>
+        <w:rPr>
+          <w:rStyle w:val="Rimandocommento"/>
+          <w:sz w:val="24"/>
+          <w:szCs w:val="24"/>
+        </w:rPr>
+        <w:commentReference w:id="23"/>
+      </w:r>
     </w:p>
     <w:p>
       <w:pPr>
@@ -12494,12 +11574,12 @@
       <w:pPr>
         <w:pStyle w:val="Titolo1"/>
       </w:pPr>
-      <w:bookmarkStart w:id="20" w:name="_Toc232015980"/>
+      <w:bookmarkStart w:id="24" w:name="_Toc232612039"/>
       <w:r>
         <w:lastRenderedPageBreak/>
         <w:t>Test</w:t>
       </w:r>
-      <w:bookmarkEnd w:id="20"/>
+      <w:bookmarkEnd w:id="24"/>
     </w:p>
     <w:p>
       <w:r>
@@ -12565,47 +11645,11 @@
           <w:lang w:val="en-GB"/>
         </w:rPr>
       </w:pPr>
-      <w:proofErr w:type="spellStart"/>
       <w:r>
         <w:rPr>
           <w:lang w:val="en-GB"/>
         </w:rPr>
-        <w:t>correttezza</w:t>
-      </w:r>
-      <w:proofErr w:type="spellEnd"/>
-      <w:r>
-        <w:rPr>
-          <w:lang w:val="en-GB"/>
-        </w:rPr>
-        <w:t xml:space="preserve"> della </w:t>
-      </w:r>
-      <w:proofErr w:type="spellStart"/>
-      <w:r>
-        <w:rPr>
-          <w:lang w:val="en-GB"/>
-        </w:rPr>
-        <w:t>progressione</w:t>
-      </w:r>
-      <w:proofErr w:type="spellEnd"/>
-      <w:r>
-        <w:rPr>
-          <w:lang w:val="en-GB"/>
-        </w:rPr>
-        <w:t xml:space="preserve"> </w:t>
-      </w:r>
-      <w:proofErr w:type="spellStart"/>
-      <w:r>
-        <w:rPr>
-          <w:lang w:val="en-GB"/>
-        </w:rPr>
-        <w:t>narrativa</w:t>
-      </w:r>
-      <w:proofErr w:type="spellEnd"/>
-      <w:r>
-        <w:rPr>
-          <w:lang w:val="en-GB"/>
-        </w:rPr>
-        <w:t xml:space="preserve">; </w:t>
+        <w:t xml:space="preserve">correttezza della progressione narrativa; </w:t>
       </w:r>
     </w:p>
     <w:p>
@@ -12645,23 +11689,15 @@
       <w:pPr>
         <w:pStyle w:val="Titolo2"/>
       </w:pPr>
-      <w:bookmarkStart w:id="21" w:name="_Toc232015981"/>
+      <w:bookmarkStart w:id="25" w:name="_Toc232612040"/>
       <w:r>
         <w:t>Alpha test</w:t>
       </w:r>
-      <w:bookmarkEnd w:id="21"/>
-    </w:p>
-    <w:p>
-      <w:r>
-        <w:t xml:space="preserve">L'Alpha Test è stato svolto internamente </w:t>
-      </w:r>
-      <w:proofErr w:type="gramStart"/>
-      <w:r>
-        <w:t>dal team</w:t>
-      </w:r>
-      <w:proofErr w:type="gramEnd"/>
-      <w:r>
-        <w:t xml:space="preserve"> di sviluppo durante la fase finale dell'implementazione.</w:t>
+      <w:bookmarkEnd w:id="25"/>
+    </w:p>
+    <w:p>
+      <w:r>
+        <w:t>L'Alpha Test è stato svolto internamente dal team di sviluppo durante la fase finale dell'implementazione.</w:t>
       </w:r>
     </w:p>
     <w:p>
@@ -12722,14 +11758,12 @@
                 <w:lang w:val="en-GB"/>
               </w:rPr>
             </w:pPr>
-            <w:proofErr w:type="spellStart"/>
             <w:r>
               <w:rPr>
                 <w:lang w:val="en-GB"/>
               </w:rPr>
               <w:t>Funzionalità</w:t>
             </w:r>
-            <w:proofErr w:type="spellEnd"/>
           </w:p>
         </w:tc>
         <w:tc>
@@ -12746,28 +11780,12 @@
                 <w:lang w:val="en-GB"/>
               </w:rPr>
             </w:pPr>
-            <w:proofErr w:type="spellStart"/>
-            <w:r>
-              <w:rPr>
-                <w:lang w:val="en-GB"/>
-              </w:rPr>
-              <w:t>Risultato</w:t>
-            </w:r>
-            <w:proofErr w:type="spellEnd"/>
-            <w:r>
-              <w:rPr>
-                <w:lang w:val="en-GB"/>
-              </w:rPr>
-              <w:t xml:space="preserve"> </w:t>
-            </w:r>
-            <w:proofErr w:type="spellStart"/>
-            <w:r>
-              <w:rPr>
-                <w:lang w:val="en-GB"/>
-              </w:rPr>
-              <w:t>Atteso</w:t>
-            </w:r>
-            <w:proofErr w:type="spellEnd"/>
+            <w:r>
+              <w:rPr>
+                <w:lang w:val="en-GB"/>
+              </w:rPr>
+              <w:t>Risultato Atteso</w:t>
+            </w:r>
           </w:p>
         </w:tc>
         <w:tc>
@@ -12784,14 +11802,12 @@
                 <w:lang w:val="en-GB"/>
               </w:rPr>
             </w:pPr>
-            <w:proofErr w:type="spellStart"/>
             <w:r>
               <w:rPr>
                 <w:lang w:val="en-GB"/>
               </w:rPr>
               <w:t>Esito</w:t>
             </w:r>
-            <w:proofErr w:type="spellEnd"/>
           </w:p>
         </w:tc>
       </w:tr>
@@ -12836,16 +11852,8 @@
               <w:rPr>
                 <w:lang w:val="en-GB"/>
               </w:rPr>
-              <w:t xml:space="preserve">Avvio del </w:t>
-            </w:r>
-            <w:proofErr w:type="spellStart"/>
-            <w:r>
-              <w:rPr>
-                <w:lang w:val="en-GB"/>
-              </w:rPr>
-              <w:t>gioco</w:t>
-            </w:r>
-            <w:proofErr w:type="spellEnd"/>
+              <w:t>Avvio del gioco</w:t>
+            </w:r>
           </w:p>
         </w:tc>
         <w:tc>
@@ -12864,16 +11872,8 @@
               <w:rPr>
                 <w:lang w:val="en-GB"/>
               </w:rPr>
-              <w:t xml:space="preserve">Apertura del menu </w:t>
-            </w:r>
-            <w:proofErr w:type="spellStart"/>
-            <w:r>
-              <w:rPr>
-                <w:lang w:val="en-GB"/>
-              </w:rPr>
-              <w:t>principale</w:t>
-            </w:r>
-            <w:proofErr w:type="spellEnd"/>
+              <w:t>Apertura del menu principale</w:t>
+            </w:r>
           </w:p>
         </w:tc>
         <w:tc>
@@ -12888,14 +11888,12 @@
                 <w:lang w:val="en-GB"/>
               </w:rPr>
             </w:pPr>
-            <w:proofErr w:type="spellStart"/>
             <w:r>
               <w:rPr>
                 <w:lang w:val="en-GB"/>
               </w:rPr>
               <w:t>Superato</w:t>
             </w:r>
-            <w:proofErr w:type="spellEnd"/>
           </w:p>
         </w:tc>
       </w:tr>
@@ -12935,28 +11933,12 @@
                 <w:lang w:val="en-GB"/>
               </w:rPr>
             </w:pPr>
-            <w:proofErr w:type="spellStart"/>
-            <w:r>
-              <w:rPr>
-                <w:lang w:val="en-GB"/>
-              </w:rPr>
-              <w:t>Movimento</w:t>
-            </w:r>
-            <w:proofErr w:type="spellEnd"/>
-            <w:r>
-              <w:rPr>
-                <w:lang w:val="en-GB"/>
-              </w:rPr>
-              <w:t xml:space="preserve"> del </w:t>
-            </w:r>
-            <w:proofErr w:type="spellStart"/>
-            <w:r>
-              <w:rPr>
-                <w:lang w:val="en-GB"/>
-              </w:rPr>
-              <w:t>personaggio</w:t>
-            </w:r>
-            <w:proofErr w:type="spellEnd"/>
+            <w:r>
+              <w:rPr>
+                <w:lang w:val="en-GB"/>
+              </w:rPr>
+              <w:t>Movimento del personaggio</w:t>
+            </w:r>
           </w:p>
         </w:tc>
         <w:tc>
@@ -12971,56 +11953,12 @@
                 <w:lang w:val="en-GB"/>
               </w:rPr>
             </w:pPr>
-            <w:proofErr w:type="spellStart"/>
-            <w:r>
-              <w:rPr>
-                <w:lang w:val="en-GB"/>
-              </w:rPr>
-              <w:t>Spostamento</w:t>
-            </w:r>
-            <w:proofErr w:type="spellEnd"/>
-            <w:r>
-              <w:rPr>
-                <w:lang w:val="en-GB"/>
-              </w:rPr>
-              <w:t xml:space="preserve"> </w:t>
-            </w:r>
-            <w:proofErr w:type="spellStart"/>
-            <w:r>
-              <w:rPr>
-                <w:lang w:val="en-GB"/>
-              </w:rPr>
-              <w:t>corretto</w:t>
-            </w:r>
-            <w:proofErr w:type="spellEnd"/>
-            <w:r>
-              <w:rPr>
-                <w:lang w:val="en-GB"/>
-              </w:rPr>
-              <w:t xml:space="preserve"> </w:t>
-            </w:r>
-            <w:proofErr w:type="spellStart"/>
-            <w:r>
-              <w:rPr>
-                <w:lang w:val="en-GB"/>
-              </w:rPr>
-              <w:t>sulla</w:t>
-            </w:r>
-            <w:proofErr w:type="spellEnd"/>
-            <w:r>
-              <w:rPr>
-                <w:lang w:val="en-GB"/>
-              </w:rPr>
-              <w:t xml:space="preserve"> </w:t>
-            </w:r>
-            <w:proofErr w:type="spellStart"/>
-            <w:r>
-              <w:rPr>
-                <w:lang w:val="en-GB"/>
-              </w:rPr>
-              <w:t>mappa</w:t>
-            </w:r>
-            <w:proofErr w:type="spellEnd"/>
+            <w:r>
+              <w:rPr>
+                <w:lang w:val="en-GB"/>
+              </w:rPr>
+              <w:t>Spostamento corretto sulla mappa</w:t>
+            </w:r>
           </w:p>
         </w:tc>
         <w:tc>
@@ -13035,14 +11973,12 @@
                 <w:lang w:val="en-GB"/>
               </w:rPr>
             </w:pPr>
-            <w:proofErr w:type="spellStart"/>
             <w:r>
               <w:rPr>
                 <w:lang w:val="en-GB"/>
               </w:rPr>
               <w:t>Superato</w:t>
             </w:r>
-            <w:proofErr w:type="spellEnd"/>
           </w:p>
         </w:tc>
       </w:tr>
@@ -13083,19 +12019,11 @@
                 <w:lang w:val="en-GB"/>
               </w:rPr>
             </w:pPr>
-            <w:proofErr w:type="spellStart"/>
-            <w:r>
-              <w:rPr>
-                <w:lang w:val="en-GB"/>
-              </w:rPr>
-              <w:t>Interazione</w:t>
-            </w:r>
-            <w:proofErr w:type="spellEnd"/>
-            <w:r>
-              <w:rPr>
-                <w:lang w:val="en-GB"/>
-              </w:rPr>
-              <w:t xml:space="preserve"> con NPC</w:t>
+            <w:r>
+              <w:rPr>
+                <w:lang w:val="en-GB"/>
+              </w:rPr>
+              <w:t>Interazione con NPC</w:t>
             </w:r>
           </w:p>
         </w:tc>
@@ -13125,14 +12053,12 @@
                 <w:lang w:val="en-GB"/>
               </w:rPr>
             </w:pPr>
-            <w:proofErr w:type="spellStart"/>
             <w:r>
               <w:rPr>
                 <w:lang w:val="en-GB"/>
               </w:rPr>
               <w:t>Superato</w:t>
             </w:r>
-            <w:proofErr w:type="spellEnd"/>
           </w:p>
         </w:tc>
       </w:tr>
@@ -13176,16 +12102,8 @@
               <w:rPr>
                 <w:lang w:val="en-GB"/>
               </w:rPr>
-              <w:t xml:space="preserve">Avvio </w:t>
-            </w:r>
-            <w:proofErr w:type="spellStart"/>
-            <w:r>
-              <w:rPr>
-                <w:lang w:val="en-GB"/>
-              </w:rPr>
-              <w:t>missioni</w:t>
-            </w:r>
-            <w:proofErr w:type="spellEnd"/>
+              <w:t>Avvio missioni</w:t>
+            </w:r>
           </w:p>
         </w:tc>
         <w:tc>
@@ -13214,14 +12132,12 @@
                 <w:lang w:val="en-GB"/>
               </w:rPr>
             </w:pPr>
-            <w:proofErr w:type="spellStart"/>
             <w:r>
               <w:rPr>
                 <w:lang w:val="en-GB"/>
               </w:rPr>
               <w:t>Superato</w:t>
             </w:r>
-            <w:proofErr w:type="spellEnd"/>
           </w:p>
         </w:tc>
       </w:tr>
@@ -13262,28 +12178,12 @@
                 <w:lang w:val="en-GB"/>
               </w:rPr>
             </w:pPr>
-            <w:proofErr w:type="spellStart"/>
-            <w:r>
-              <w:rPr>
-                <w:lang w:val="en-GB"/>
-              </w:rPr>
-              <w:t>Completamento</w:t>
-            </w:r>
-            <w:proofErr w:type="spellEnd"/>
-            <w:r>
-              <w:rPr>
-                <w:lang w:val="en-GB"/>
-              </w:rPr>
-              <w:t xml:space="preserve"> </w:t>
-            </w:r>
-            <w:proofErr w:type="spellStart"/>
-            <w:r>
-              <w:rPr>
-                <w:lang w:val="en-GB"/>
-              </w:rPr>
-              <w:t>minigiochi</w:t>
-            </w:r>
-            <w:proofErr w:type="spellEnd"/>
+            <w:r>
+              <w:rPr>
+                <w:lang w:val="en-GB"/>
+              </w:rPr>
+              <w:t>Completamento minigiochi</w:t>
+            </w:r>
           </w:p>
         </w:tc>
         <w:tc>
@@ -13298,28 +12198,12 @@
                 <w:lang w:val="en-GB"/>
               </w:rPr>
             </w:pPr>
-            <w:proofErr w:type="spellStart"/>
-            <w:r>
-              <w:rPr>
-                <w:lang w:val="en-GB"/>
-              </w:rPr>
-              <w:t>Registrazione</w:t>
-            </w:r>
-            <w:proofErr w:type="spellEnd"/>
-            <w:r>
-              <w:rPr>
-                <w:lang w:val="en-GB"/>
-              </w:rPr>
-              <w:t xml:space="preserve"> del </w:t>
-            </w:r>
-            <w:proofErr w:type="spellStart"/>
-            <w:r>
-              <w:rPr>
-                <w:lang w:val="en-GB"/>
-              </w:rPr>
-              <w:t>completamento</w:t>
-            </w:r>
-            <w:proofErr w:type="spellEnd"/>
+            <w:r>
+              <w:rPr>
+                <w:lang w:val="en-GB"/>
+              </w:rPr>
+              <w:t>Registrazione del completamento</w:t>
+            </w:r>
           </w:p>
         </w:tc>
         <w:tc>
@@ -13334,14 +12218,12 @@
                 <w:lang w:val="en-GB"/>
               </w:rPr>
             </w:pPr>
-            <w:proofErr w:type="spellStart"/>
             <w:r>
               <w:rPr>
                 <w:lang w:val="en-GB"/>
               </w:rPr>
               <w:t>Superato</w:t>
             </w:r>
-            <w:proofErr w:type="spellEnd"/>
           </w:p>
         </w:tc>
       </w:tr>
@@ -13381,28 +12263,12 @@
                 <w:lang w:val="en-GB"/>
               </w:rPr>
             </w:pPr>
-            <w:proofErr w:type="spellStart"/>
-            <w:r>
-              <w:rPr>
-                <w:lang w:val="en-GB"/>
-              </w:rPr>
-              <w:t>Progressione</w:t>
-            </w:r>
-            <w:proofErr w:type="spellEnd"/>
-            <w:r>
-              <w:rPr>
-                <w:lang w:val="en-GB"/>
-              </w:rPr>
-              <w:t xml:space="preserve"> </w:t>
-            </w:r>
-            <w:proofErr w:type="spellStart"/>
-            <w:r>
-              <w:rPr>
-                <w:lang w:val="en-GB"/>
-              </w:rPr>
-              <w:t>narrativa</w:t>
-            </w:r>
-            <w:proofErr w:type="spellEnd"/>
+            <w:r>
+              <w:rPr>
+                <w:lang w:val="en-GB"/>
+              </w:rPr>
+              <w:t>Progressione narrativa</w:t>
+            </w:r>
           </w:p>
         </w:tc>
         <w:tc>
@@ -13431,14 +12297,12 @@
                 <w:lang w:val="en-GB"/>
               </w:rPr>
             </w:pPr>
-            <w:proofErr w:type="spellStart"/>
             <w:r>
               <w:rPr>
                 <w:lang w:val="en-GB"/>
               </w:rPr>
               <w:t>Superato</w:t>
             </w:r>
-            <w:proofErr w:type="spellEnd"/>
           </w:p>
         </w:tc>
       </w:tr>
@@ -13479,19 +12343,11 @@
                 <w:lang w:val="en-GB"/>
               </w:rPr>
             </w:pPr>
-            <w:proofErr w:type="spellStart"/>
-            <w:r>
-              <w:rPr>
-                <w:lang w:val="en-GB"/>
-              </w:rPr>
-              <w:t>Riproduzione</w:t>
-            </w:r>
-            <w:proofErr w:type="spellEnd"/>
-            <w:r>
-              <w:rPr>
-                <w:lang w:val="en-GB"/>
-              </w:rPr>
-              <w:t xml:space="preserve"> audio</w:t>
+            <w:r>
+              <w:rPr>
+                <w:lang w:val="en-GB"/>
+              </w:rPr>
+              <w:t>Riproduzione audio</w:t>
             </w:r>
           </w:p>
         </w:tc>
@@ -13521,14 +12377,12 @@
                 <w:lang w:val="en-GB"/>
               </w:rPr>
             </w:pPr>
-            <w:proofErr w:type="spellStart"/>
             <w:r>
               <w:rPr>
                 <w:lang w:val="en-GB"/>
               </w:rPr>
               <w:t>Superato</w:t>
             </w:r>
-            <w:proofErr w:type="spellEnd"/>
           </w:p>
         </w:tc>
       </w:tr>
@@ -13584,15 +12438,7 @@
     </w:p>
     <w:p>
       <w:r>
-        <w:t xml:space="preserve">La fase di testing ha evidenziato il raggiungimento degli obiettivi prefissati. Il sistema risulta stabile, utilizzabile e coerente con gli obiettivi educativi del Serious Game. I </w:t>
-      </w:r>
-      <w:proofErr w:type="gramStart"/>
-      <w:r>
-        <w:t>feedback</w:t>
-      </w:r>
-      <w:proofErr w:type="gramEnd"/>
-      <w:r>
-        <w:t xml:space="preserve"> raccolti durante le prove interne hanno consentito di migliorare alcuni aspetti dell'interfaccia e dell'esperienza utente prima della distribuzione della versione finale.</w:t>
+        <w:t>La fase di testing ha evidenziato il raggiungimento degli obiettivi prefissati. Il sistema risulta stabile, utilizzabile e coerente con gli obiettivi educativi del Serious Game. I feedback raccolti durante le prove interne hanno consentito di migliorare alcuni aspetti dell'interfaccia e dell'esperienza utente prima della distribuzione della versione finale.</w:t>
       </w:r>
     </w:p>
     <w:p>
@@ -13613,12 +12459,12 @@
       <w:pPr>
         <w:pStyle w:val="Titolo3"/>
       </w:pPr>
-      <w:bookmarkStart w:id="22" w:name="_Toc232015982"/>
+      <w:bookmarkStart w:id="26" w:name="_Toc232612041"/>
       <w:r>
         <w:lastRenderedPageBreak/>
         <w:t>Test funzionale</w:t>
       </w:r>
-      <w:bookmarkEnd w:id="22"/>
+      <w:bookmarkEnd w:id="26"/>
     </w:p>
     <w:p>
       <w:r>
@@ -13681,14 +12527,12 @@
                 <w:lang w:val="en-GB"/>
               </w:rPr>
             </w:pPr>
-            <w:proofErr w:type="spellStart"/>
             <w:r>
               <w:rPr>
                 <w:lang w:val="en-GB"/>
               </w:rPr>
               <w:t>Componente</w:t>
             </w:r>
-            <w:proofErr w:type="spellEnd"/>
           </w:p>
         </w:tc>
         <w:tc>
@@ -13707,16 +12551,8 @@
               <w:rPr>
                 <w:lang w:val="en-GB"/>
               </w:rPr>
-              <w:t xml:space="preserve">Azione </w:t>
-            </w:r>
-            <w:proofErr w:type="spellStart"/>
-            <w:r>
-              <w:rPr>
-                <w:lang w:val="en-GB"/>
-              </w:rPr>
-              <w:t>Simulata</w:t>
-            </w:r>
-            <w:proofErr w:type="spellEnd"/>
+              <w:t>Azione Simulata</w:t>
+            </w:r>
           </w:p>
         </w:tc>
         <w:tc>
@@ -13731,28 +12567,12 @@
                 <w:lang w:val="en-GB"/>
               </w:rPr>
             </w:pPr>
-            <w:proofErr w:type="spellStart"/>
-            <w:r>
-              <w:rPr>
-                <w:lang w:val="en-GB"/>
-              </w:rPr>
-              <w:t>Risultato</w:t>
-            </w:r>
-            <w:proofErr w:type="spellEnd"/>
-            <w:r>
-              <w:rPr>
-                <w:lang w:val="en-GB"/>
-              </w:rPr>
-              <w:t xml:space="preserve"> </w:t>
-            </w:r>
-            <w:proofErr w:type="spellStart"/>
-            <w:r>
-              <w:rPr>
-                <w:lang w:val="en-GB"/>
-              </w:rPr>
-              <w:t>Atteso</w:t>
-            </w:r>
-            <w:proofErr w:type="spellEnd"/>
+            <w:r>
+              <w:rPr>
+                <w:lang w:val="en-GB"/>
+              </w:rPr>
+              <w:t>Risultato Atteso</w:t>
+            </w:r>
           </w:p>
         </w:tc>
         <w:tc>
@@ -13767,14 +12587,12 @@
                 <w:lang w:val="en-GB"/>
               </w:rPr>
             </w:pPr>
-            <w:proofErr w:type="spellStart"/>
             <w:r>
               <w:rPr>
                 <w:lang w:val="en-GB"/>
               </w:rPr>
               <w:t>Esito</w:t>
             </w:r>
-            <w:proofErr w:type="spellEnd"/>
           </w:p>
         </w:tc>
         <w:tc>
@@ -13890,21 +12708,7 @@
               <w:rPr>
                 <w:lang w:val="en-GB"/>
               </w:rPr>
-              <w:t xml:space="preserve"> (Input non </w:t>
-            </w:r>
-            <w:proofErr w:type="spellStart"/>
-            <w:r>
-              <w:rPr>
-                <w:lang w:val="en-GB"/>
-              </w:rPr>
-              <w:t>intercettato</w:t>
-            </w:r>
-            <w:proofErr w:type="spellEnd"/>
-            <w:r>
-              <w:rPr>
-                <w:lang w:val="en-GB"/>
-              </w:rPr>
-              <w:t>)</w:t>
+              <w:t xml:space="preserve"> (Input non intercettato)</w:t>
             </w:r>
           </w:p>
         </w:tc>
@@ -13918,17 +12722,8 @@
               <w:cnfStyle w:val="000000100000" w:firstRow="0" w:lastRow="0" w:firstColumn="0" w:lastColumn="0" w:oddVBand="0" w:evenVBand="0" w:oddHBand="1" w:evenHBand="0" w:firstRowFirstColumn="0" w:firstRowLastColumn="0" w:lastRowFirstColumn="0" w:lastRowLastColumn="0"/>
             </w:pPr>
             <w:r>
-              <w:t xml:space="preserve">Rilevato blocco architetturale. Il nodo visivo di oscuramento assorbiva i click. Impostata la proprietà Mouse Filter del pannello </w:t>
-            </w:r>
-            <w:proofErr w:type="spellStart"/>
-            <w:r>
-              <w:t>ColorRect</w:t>
-            </w:r>
-            <w:proofErr w:type="spellEnd"/>
-            <w:r>
-              <w:t xml:space="preserve"> su </w:t>
-            </w:r>
-            <w:proofErr w:type="spellStart"/>
+              <w:t xml:space="preserve">Rilevato blocco architetturale. Il nodo visivo di oscuramento assorbiva i click. Impostata la proprietà Mouse Filter del pannello ColorRect su </w:t>
+            </w:r>
             <w:r>
               <w:rPr>
                 <w:i/>
@@ -13936,7 +12731,6 @@
               </w:rPr>
               <w:t>Ignore</w:t>
             </w:r>
-            <w:proofErr w:type="spellEnd"/>
             <w:r>
               <w:t xml:space="preserve"> per ripristinare il flusso logico degli input.</w:t>
             </w:r>
@@ -14045,31 +12839,7 @@
               <w:cnfStyle w:val="000000000000" w:firstRow="0" w:lastRow="0" w:firstColumn="0" w:lastColumn="0" w:oddVBand="0" w:evenVBand="0" w:oddHBand="0" w:evenHBand="0" w:firstRowFirstColumn="0" w:firstRowLastColumn="0" w:lastRowFirstColumn="0" w:lastRowLastColumn="0"/>
             </w:pPr>
             <w:r>
-              <w:t xml:space="preserve">Creazione di un segnale </w:t>
-            </w:r>
-            <w:proofErr w:type="spellStart"/>
-            <w:r>
-              <w:t>monete_aggiornate</w:t>
-            </w:r>
-            <w:proofErr w:type="spellEnd"/>
-            <w:r>
-              <w:t xml:space="preserve"> globale per disaccoppiare la fisica (</w:t>
-            </w:r>
-            <w:proofErr w:type="spellStart"/>
-            <w:r>
-              <w:t>Backend</w:t>
-            </w:r>
-            <w:proofErr w:type="spellEnd"/>
-            <w:r>
-              <w:t>) dal rendering grafico (</w:t>
-            </w:r>
-            <w:proofErr w:type="spellStart"/>
-            <w:r>
-              <w:t>Frontend</w:t>
-            </w:r>
-            <w:proofErr w:type="spellEnd"/>
-            <w:r>
-              <w:t>).</w:t>
+              <w:t>Creazione di un segnale monete_aggiornate globale per disaccoppiare la fisica (Backend) dal rendering grafico (Frontend).</w:t>
             </w:r>
           </w:p>
         </w:tc>
@@ -14179,39 +12949,7 @@
               <w:cnfStyle w:val="000000100000" w:firstRow="0" w:lastRow="0" w:firstColumn="0" w:lastColumn="0" w:oddVBand="0" w:evenVBand="0" w:oddHBand="1" w:evenHBand="0" w:firstRowFirstColumn="0" w:firstRowLastColumn="0" w:lastRowFirstColumn="0" w:lastRowLastColumn="0"/>
             </w:pPr>
             <w:r>
-              <w:t xml:space="preserve">Stretch Mode vincolato a </w:t>
-            </w:r>
-            <w:proofErr w:type="spellStart"/>
-            <w:r>
-              <w:t>canvas_items</w:t>
-            </w:r>
-            <w:proofErr w:type="spellEnd"/>
-            <w:r>
-              <w:t xml:space="preserve"> e </w:t>
-            </w:r>
-            <w:proofErr w:type="spellStart"/>
-            <w:r>
-              <w:t>Aspect</w:t>
-            </w:r>
-            <w:proofErr w:type="spellEnd"/>
-            <w:r>
-              <w:t xml:space="preserve"> Ratio settato su </w:t>
-            </w:r>
-            <w:proofErr w:type="spellStart"/>
-            <w:r>
-              <w:t>keep</w:t>
-            </w:r>
-            <w:proofErr w:type="spellEnd"/>
-            <w:r>
-              <w:t xml:space="preserve"> per generare bande di compensazione (</w:t>
-            </w:r>
-            <w:proofErr w:type="spellStart"/>
-            <w:r>
-              <w:t>letterboxing</w:t>
-            </w:r>
-            <w:proofErr w:type="spellEnd"/>
-            <w:r>
-              <w:t>).</w:t>
+              <w:t>Stretch Mode vincolato a canvas_items e Aspect Ratio settato su keep per generare bande di compensazione (letterboxing).</w:t>
             </w:r>
           </w:p>
         </w:tc>
@@ -14249,23 +12987,62 @@
                 <w:lang w:val="en-GB"/>
               </w:rPr>
             </w:pPr>
-            <w:proofErr w:type="spellStart"/>
             <w:r>
               <w:rPr>
                 <w:b/>
                 <w:bCs/>
                 <w:lang w:val="en-GB"/>
               </w:rPr>
-              <w:t>Persistenza</w:t>
-            </w:r>
-            <w:proofErr w:type="spellEnd"/>
+              <w:t>Persistenza e Ciclo Scene</w:t>
+            </w:r>
+          </w:p>
+        </w:tc>
+        <w:tc>
+          <w:tcPr>
+            <w:tcW w:w="0" w:type="auto"/>
+            <w:hideMark/>
+          </w:tcPr>
+          <w:p>
+            <w:pPr>
+              <w:cnfStyle w:val="000000000000" w:firstRow="0" w:lastRow="0" w:firstColumn="0" w:lastColumn="0" w:oddVBand="0" w:evenVBand="0" w:oddHBand="0" w:evenHBand="0" w:firstRowFirstColumn="0" w:firstRowLastColumn="0" w:lastRowFirstColumn="0" w:lastRowLastColumn="0"/>
+            </w:pPr>
+            <w:r>
+              <w:t>Raccolta oggetto, ingresso in un minigioco, ritorno alla mappa Hub.</w:t>
+            </w:r>
+          </w:p>
+        </w:tc>
+        <w:tc>
+          <w:tcPr>
+            <w:tcW w:w="0" w:type="auto"/>
+            <w:hideMark/>
+          </w:tcPr>
+          <w:p>
+            <w:pPr>
+              <w:cnfStyle w:val="000000000000" w:firstRow="0" w:lastRow="0" w:firstColumn="0" w:lastColumn="0" w:oddVBand="0" w:evenVBand="0" w:oddHBand="0" w:evenHBand="0" w:firstRowFirstColumn="0" w:firstRowLastColumn="0" w:lastRowFirstColumn="0" w:lastRowLastColumn="0"/>
+            </w:pPr>
+            <w:r>
+              <w:t>L'ambiente deve mantenere memoria degli oggetti raccolti impedendone il respawn.</w:t>
+            </w:r>
+          </w:p>
+        </w:tc>
+        <w:tc>
+          <w:tcPr>
+            <w:tcW w:w="0" w:type="auto"/>
+            <w:hideMark/>
+          </w:tcPr>
+          <w:p>
+            <w:pPr>
+              <w:cnfStyle w:val="000000000000" w:firstRow="0" w:lastRow="0" w:firstColumn="0" w:lastColumn="0" w:oddVBand="0" w:evenVBand="0" w:oddHBand="0" w:evenHBand="0" w:firstRowFirstColumn="0" w:firstRowLastColumn="0" w:lastRowFirstColumn="0" w:lastRowLastColumn="0"/>
+            </w:pPr>
             <w:r>
               <w:rPr>
                 <w:b/>
                 <w:bCs/>
-                <w:lang w:val="en-GB"/>
-              </w:rPr>
-              <w:t xml:space="preserve"> e Ciclo Scene</w:t>
+              </w:rPr>
+              <w:t>FALLITO</w:t>
+            </w:r>
+            <w:r>
+              <w:t xml:space="preserve"> (Ricreazione degli oggetti distrutti)</w:t>
             </w:r>
           </w:p>
         </w:tc>
@@ -14279,72 +13056,7 @@
               <w:cnfStyle w:val="000000000000" w:firstRow="0" w:lastRow="0" w:firstColumn="0" w:lastColumn="0" w:oddVBand="0" w:evenVBand="0" w:oddHBand="0" w:evenHBand="0" w:firstRowFirstColumn="0" w:firstRowLastColumn="0" w:lastRowFirstColumn="0" w:lastRowLastColumn="0"/>
             </w:pPr>
             <w:r>
-              <w:t>Raccolta oggetto, ingresso in un minigioco, ritorno alla mappa Hub.</w:t>
-            </w:r>
-          </w:p>
-        </w:tc>
-        <w:tc>
-          <w:tcPr>
-            <w:tcW w:w="0" w:type="auto"/>
-            <w:hideMark/>
-          </w:tcPr>
-          <w:p>
-            <w:pPr>
-              <w:cnfStyle w:val="000000000000" w:firstRow="0" w:lastRow="0" w:firstColumn="0" w:lastColumn="0" w:oddVBand="0" w:evenVBand="0" w:oddHBand="0" w:evenHBand="0" w:firstRowFirstColumn="0" w:firstRowLastColumn="0" w:lastRowFirstColumn="0" w:lastRowLastColumn="0"/>
-            </w:pPr>
-            <w:r>
-              <w:t xml:space="preserve">L'ambiente deve mantenere memoria degli oggetti raccolti impedendone il </w:t>
-            </w:r>
-            <w:proofErr w:type="spellStart"/>
-            <w:r>
-              <w:t>respawn</w:t>
-            </w:r>
-            <w:proofErr w:type="spellEnd"/>
-            <w:r>
-              <w:t>.</w:t>
-            </w:r>
-          </w:p>
-        </w:tc>
-        <w:tc>
-          <w:tcPr>
-            <w:tcW w:w="0" w:type="auto"/>
-            <w:hideMark/>
-          </w:tcPr>
-          <w:p>
-            <w:pPr>
-              <w:cnfStyle w:val="000000000000" w:firstRow="0" w:lastRow="0" w:firstColumn="0" w:lastColumn="0" w:oddVBand="0" w:evenVBand="0" w:oddHBand="0" w:evenHBand="0" w:firstRowFirstColumn="0" w:firstRowLastColumn="0" w:lastRowFirstColumn="0" w:lastRowLastColumn="0"/>
-            </w:pPr>
-            <w:r>
-              <w:rPr>
-                <w:b/>
-                <w:bCs/>
-              </w:rPr>
-              <w:t>FALLITO</w:t>
-            </w:r>
-            <w:r>
-              <w:t xml:space="preserve"> (Ricreazione degli oggetti distrutti)</w:t>
-            </w:r>
-          </w:p>
-        </w:tc>
-        <w:tc>
-          <w:tcPr>
-            <w:tcW w:w="0" w:type="auto"/>
-            <w:hideMark/>
-          </w:tcPr>
-          <w:p>
-            <w:pPr>
-              <w:cnfStyle w:val="000000000000" w:firstRow="0" w:lastRow="0" w:firstColumn="0" w:lastColumn="0" w:oddVBand="0" w:evenVBand="0" w:oddHBand="0" w:evenHBand="0" w:firstRowFirstColumn="0" w:firstRowLastColumn="0" w:lastRowFirstColumn="0" w:lastRowLastColumn="0"/>
-            </w:pPr>
-            <w:r>
-              <w:t xml:space="preserve">Creazione di un array persistente per memorizzare le coordinate </w:t>
-            </w:r>
-            <w:proofErr w:type="spellStart"/>
-            <w:r>
-              <w:t>global_position</w:t>
-            </w:r>
-            <w:proofErr w:type="spellEnd"/>
-            <w:r>
-              <w:t xml:space="preserve"> degli elementi rimossi dalla mappa.</w:t>
+              <w:t>Creazione di un array persistente per memorizzare le coordinate global_position degli elementi rimossi dalla mappa.</w:t>
             </w:r>
           </w:p>
         </w:tc>
@@ -14359,15 +13071,7 @@
         <w:t>Report di Compatibilità.</w:t>
       </w:r>
       <w:r>
-        <w:t xml:space="preserve"> Il software </w:t>
-      </w:r>
-      <w:proofErr w:type="spellStart"/>
-      <w:r>
-        <w:t>BariGo</w:t>
-      </w:r>
-      <w:proofErr w:type="spellEnd"/>
-      <w:r>
-        <w:t xml:space="preserve"> è stato ingegnerizzato come eseguibile </w:t>
+        <w:t xml:space="preserve"> Il software BariGo è stato ingegnerizzato come eseguibile </w:t>
       </w:r>
       <w:r>
         <w:rPr>
@@ -14377,47 +13081,23 @@
         <w:t>standalone</w:t>
       </w:r>
       <w:r>
-        <w:t xml:space="preserve"> e in formato </w:t>
-      </w:r>
-      <w:proofErr w:type="spellStart"/>
-      <w:r>
-        <w:t>WebGL</w:t>
-      </w:r>
-      <w:proofErr w:type="spellEnd"/>
-      <w:r>
-        <w:t xml:space="preserve"> per l'esecuzione diretta da browser. Questa scelta architetturale azzera i difetti di compatibilità lato OS (Windows, </w:t>
-      </w:r>
-      <w:proofErr w:type="spellStart"/>
-      <w:r>
-        <w:t>macOS</w:t>
-      </w:r>
-      <w:proofErr w:type="spellEnd"/>
-      <w:r>
-        <w:t>, Linux) e non richiede permessi di installazione, rendendo l'applicativo stabile e privo di errori di percorso file su macchine di fascia medio-bassa.</w:t>
+        <w:t xml:space="preserve"> e in formato WebGL per l'esecuzione diretta da browser. Questa scelta architetturale azzera i difetti di compatibilità lato OS (Windows, macOS, Linux) e non richiede permessi di installazione, rendendo l'applicativo stabile e privo di errori di percorso file su macchine di fascia medio-bassa.</w:t>
       </w:r>
     </w:p>
     <w:p>
       <w:pPr>
         <w:pStyle w:val="Titolo3"/>
       </w:pPr>
-      <w:bookmarkStart w:id="23" w:name="_Toc232015983"/>
+      <w:bookmarkStart w:id="27" w:name="_Toc232612042"/>
       <w:r>
         <w:lastRenderedPageBreak/>
         <w:t>Test strutturale</w:t>
       </w:r>
-      <w:bookmarkEnd w:id="23"/>
-    </w:p>
-    <w:p>
-      <w:r>
-        <w:t xml:space="preserve">Il test strutturale è stato condotto per validare la robustezza dell'architettura software, la corretta comunicazione tra i nodi, la gestione della memoria e l'isolamento dei </w:t>
-      </w:r>
-      <w:proofErr w:type="spellStart"/>
-      <w:r>
-        <w:t>layer</w:t>
-      </w:r>
-      <w:proofErr w:type="spellEnd"/>
-      <w:r>
-        <w:t xml:space="preserve"> fisici all'interno di Godot Engine. La seguente matrice documenta le criticità di integrazione emerse durante l'assemblaggio dei moduli e le relative implementazioni risolutive.</w:t>
+      <w:bookmarkEnd w:id="27"/>
+    </w:p>
+    <w:p>
+      <w:r>
+        <w:t>Il test strutturale è stato condotto per validare la robustezza dell'architettura software, la corretta comunicazione tra i nodi, la gestione della memoria e l'isolamento dei layer fisici all'interno di Godot Engine. La seguente matrice documenta le criticità di integrazione emerse durante l'assemblaggio dei moduli e le relative implementazioni risolutive.</w:t>
       </w:r>
     </w:p>
     <w:tbl>
@@ -14489,28 +13169,12 @@
                 <w:lang w:val="en-GB"/>
               </w:rPr>
             </w:pPr>
-            <w:proofErr w:type="spellStart"/>
-            <w:r>
-              <w:rPr>
-                <w:lang w:val="en-GB"/>
-              </w:rPr>
-              <w:t>Metodo</w:t>
-            </w:r>
-            <w:proofErr w:type="spellEnd"/>
-            <w:r>
-              <w:rPr>
-                <w:lang w:val="en-GB"/>
-              </w:rPr>
-              <w:t xml:space="preserve"> di </w:t>
-            </w:r>
-            <w:proofErr w:type="spellStart"/>
-            <w:r>
-              <w:rPr>
-                <w:lang w:val="en-GB"/>
-              </w:rPr>
-              <w:t>Verifica</w:t>
-            </w:r>
-            <w:proofErr w:type="spellEnd"/>
+            <w:r>
+              <w:rPr>
+                <w:lang w:val="en-GB"/>
+              </w:rPr>
+              <w:t>Metodo di Verifica</w:t>
+            </w:r>
           </w:p>
         </w:tc>
         <w:tc>
@@ -14525,14 +13189,12 @@
                 <w:lang w:val="en-GB"/>
               </w:rPr>
             </w:pPr>
-            <w:proofErr w:type="spellStart"/>
             <w:r>
               <w:rPr>
                 <w:lang w:val="en-GB"/>
               </w:rPr>
               <w:t>Esito</w:t>
             </w:r>
-            <w:proofErr w:type="spellEnd"/>
           </w:p>
         </w:tc>
         <w:tc>
@@ -14547,14 +13209,12 @@
                 <w:lang w:val="en-GB"/>
               </w:rPr>
             </w:pPr>
-            <w:proofErr w:type="spellStart"/>
             <w:r>
               <w:rPr>
                 <w:lang w:val="en-GB"/>
               </w:rPr>
               <w:t>Soluzione</w:t>
             </w:r>
-            <w:proofErr w:type="spellEnd"/>
           </w:p>
         </w:tc>
       </w:tr>
@@ -14594,66 +13254,134 @@
                 <w:lang w:val="en-GB"/>
               </w:rPr>
             </w:pPr>
-            <w:proofErr w:type="spellStart"/>
             <w:r>
               <w:rPr>
                 <w:b/>
                 <w:bCs/>
                 <w:lang w:val="en-GB"/>
               </w:rPr>
-              <w:t>Comunicazione</w:t>
-            </w:r>
-            <w:proofErr w:type="spellEnd"/>
+              <w:t>Comunicazione a Segnali</w:t>
+            </w:r>
+          </w:p>
+        </w:tc>
+        <w:tc>
+          <w:tcPr>
+            <w:tcW w:w="0" w:type="auto"/>
+            <w:hideMark/>
+          </w:tcPr>
+          <w:p>
+            <w:pPr>
+              <w:cnfStyle w:val="000000100000" w:firstRow="0" w:lastRow="0" w:firstColumn="0" w:lastColumn="0" w:oddVBand="0" w:evenVBand="0" w:oddHBand="1" w:evenHBand="0" w:firstRowFirstColumn="0" w:firstRowLastColumn="0" w:lastRowFirstColumn="0" w:lastRowLastColumn="0"/>
+            </w:pPr>
+            <w:r>
+              <w:t>Verifica dell'emissione/ricezione dei segnali tra i nodi instanziati dinamicamente e la UI globale.</w:t>
+            </w:r>
+          </w:p>
+        </w:tc>
+        <w:tc>
+          <w:tcPr>
+            <w:tcW w:w="0" w:type="auto"/>
+            <w:hideMark/>
+          </w:tcPr>
+          <w:p>
+            <w:pPr>
+              <w:cnfStyle w:val="000000100000" w:firstRow="0" w:lastRow="0" w:firstColumn="0" w:lastColumn="0" w:oddVBand="0" w:evenVBand="0" w:oddHBand="1" w:evenHBand="0" w:firstRowFirstColumn="0" w:firstRowLastColumn="0" w:lastRowFirstColumn="0" w:lastRowLastColumn="0"/>
+            </w:pPr>
             <w:r>
               <w:rPr>
                 <w:b/>
                 <w:bCs/>
-                <w:lang w:val="en-GB"/>
-              </w:rPr>
-              <w:t xml:space="preserve"> a </w:t>
-            </w:r>
-            <w:proofErr w:type="spellStart"/>
+              </w:rPr>
+              <w:t>FALLITO</w:t>
+            </w:r>
+            <w:r>
+              <w:t xml:space="preserve"> (Errori di nodi orfani e disconnessioni)</w:t>
+            </w:r>
+          </w:p>
+        </w:tc>
+        <w:tc>
+          <w:tcPr>
+            <w:tcW w:w="0" w:type="auto"/>
+            <w:hideMark/>
+          </w:tcPr>
+          <w:p>
+            <w:pPr>
+              <w:cnfStyle w:val="000000100000" w:firstRow="0" w:lastRow="0" w:firstColumn="0" w:lastColumn="0" w:oddVBand="0" w:evenVBand="0" w:oddHBand="1" w:evenHBand="0" w:firstRowFirstColumn="0" w:firstRowLastColumn="0" w:lastRowFirstColumn="0" w:lastRowLastColumn="0"/>
+            </w:pPr>
+            <w:r>
+              <w:t>Sostituzione delle connessioni statiche via editor con connessioni dinamiche via codice per garantire il linking anche dopo il ricaricamento delle scene.</w:t>
+            </w:r>
+          </w:p>
+        </w:tc>
+      </w:tr>
+      <w:tr>
+        <w:tc>
+          <w:tcPr>
+            <w:cnfStyle w:val="001000000000" w:firstRow="0" w:lastRow="0" w:firstColumn="1" w:lastColumn="0" w:oddVBand="0" w:evenVBand="0" w:oddHBand="0" w:evenHBand="0" w:firstRowFirstColumn="0" w:firstRowLastColumn="0" w:lastRowFirstColumn="0" w:lastRowLastColumn="0"/>
+            <w:tcW w:w="0" w:type="auto"/>
+            <w:hideMark/>
+          </w:tcPr>
+          <w:p>
+            <w:pPr>
+              <w:rPr>
+                <w:lang w:val="en-GB"/>
+              </w:rPr>
+            </w:pPr>
+            <w:r>
+              <w:rPr>
+                <w:lang w:val="en-GB"/>
+              </w:rPr>
+              <w:t>TS02</w:t>
+            </w:r>
+          </w:p>
+        </w:tc>
+        <w:tc>
+          <w:tcPr>
+            <w:tcW w:w="0" w:type="auto"/>
+            <w:hideMark/>
+          </w:tcPr>
+          <w:p>
+            <w:pPr>
+              <w:cnfStyle w:val="000000000000" w:firstRow="0" w:lastRow="0" w:firstColumn="0" w:lastColumn="0" w:oddVBand="0" w:evenVBand="0" w:oddHBand="0" w:evenHBand="0" w:firstRowFirstColumn="0" w:firstRowLastColumn="0" w:lastRowFirstColumn="0" w:lastRowLastColumn="0"/>
+              <w:rPr>
+                <w:lang w:val="en-GB"/>
+              </w:rPr>
+            </w:pPr>
             <w:r>
               <w:rPr>
                 <w:b/>
                 <w:bCs/>
                 <w:lang w:val="en-GB"/>
               </w:rPr>
-              <w:t>Segnali</w:t>
-            </w:r>
-            <w:proofErr w:type="spellEnd"/>
-          </w:p>
-        </w:tc>
-        <w:tc>
-          <w:tcPr>
-            <w:tcW w:w="0" w:type="auto"/>
-            <w:hideMark/>
-          </w:tcPr>
-          <w:p>
-            <w:pPr>
-              <w:cnfStyle w:val="000000100000" w:firstRow="0" w:lastRow="0" w:firstColumn="0" w:lastColumn="0" w:oddVBand="0" w:evenVBand="0" w:oddHBand="1" w:evenHBand="0" w:firstRowFirstColumn="0" w:firstRowLastColumn="0" w:lastRowFirstColumn="0" w:lastRowLastColumn="0"/>
-            </w:pPr>
-            <w:r>
-              <w:t xml:space="preserve">Verifica dell'emissione/ricezione dei segnali tra i nodi </w:t>
-            </w:r>
-            <w:proofErr w:type="spellStart"/>
-            <w:r>
-              <w:t>instanziati</w:t>
-            </w:r>
-            <w:proofErr w:type="spellEnd"/>
-            <w:r>
-              <w:t xml:space="preserve"> dinamicamente e la UI globale.</w:t>
-            </w:r>
-          </w:p>
-        </w:tc>
-        <w:tc>
-          <w:tcPr>
-            <w:tcW w:w="0" w:type="auto"/>
-            <w:hideMark/>
-          </w:tcPr>
-          <w:p>
-            <w:pPr>
-              <w:cnfStyle w:val="000000100000" w:firstRow="0" w:lastRow="0" w:firstColumn="0" w:lastColumn="0" w:oddVBand="0" w:evenVBand="0" w:oddHBand="1" w:evenHBand="0" w:firstRowFirstColumn="0" w:firstRowLastColumn="0" w:lastRowFirstColumn="0" w:lastRowLastColumn="0"/>
+              <w:t>Isolamento Fisica 2D</w:t>
+            </w:r>
+          </w:p>
+        </w:tc>
+        <w:tc>
+          <w:tcPr>
+            <w:tcW w:w="0" w:type="auto"/>
+            <w:hideMark/>
+          </w:tcPr>
+          <w:p>
+            <w:pPr>
+              <w:cnfStyle w:val="000000000000" w:firstRow="0" w:lastRow="0" w:firstColumn="0" w:lastColumn="0" w:oddVBand="0" w:evenVBand="0" w:oddHBand="0" w:evenHBand="0" w:firstRowFirstColumn="0" w:firstRowLastColumn="0" w:lastRowFirstColumn="0" w:lastRowLastColumn="0"/>
+            </w:pPr>
+            <w:r>
+              <w:t>Test di collisione sovrapposta</w:t>
+            </w:r>
+            <w:r>
+              <w:t>.</w:t>
+            </w:r>
+          </w:p>
+        </w:tc>
+        <w:tc>
+          <w:tcPr>
+            <w:tcW w:w="0" w:type="auto"/>
+            <w:hideMark/>
+          </w:tcPr>
+          <w:p>
+            <w:pPr>
+              <w:cnfStyle w:val="000000000000" w:firstRow="0" w:lastRow="0" w:firstColumn="0" w:lastColumn="0" w:oddVBand="0" w:evenVBand="0" w:oddHBand="0" w:evenHBand="0" w:firstRowFirstColumn="0" w:firstRowLastColumn="0" w:lastRowFirstColumn="0" w:lastRowLastColumn="0"/>
             </w:pPr>
             <w:r>
               <w:rPr>
@@ -14663,43 +13391,7 @@
               <w:t>FALLITO</w:t>
             </w:r>
             <w:r>
-              <w:t xml:space="preserve"> (Errori di nodi orfani e disconnessioni)</w:t>
-            </w:r>
-          </w:p>
-        </w:tc>
-        <w:tc>
-          <w:tcPr>
-            <w:tcW w:w="0" w:type="auto"/>
-            <w:hideMark/>
-          </w:tcPr>
-          <w:p>
-            <w:pPr>
-              <w:cnfStyle w:val="000000100000" w:firstRow="0" w:lastRow="0" w:firstColumn="0" w:lastColumn="0" w:oddVBand="0" w:evenVBand="0" w:oddHBand="1" w:evenHBand="0" w:firstRowFirstColumn="0" w:firstRowLastColumn="0" w:lastRowFirstColumn="0" w:lastRowLastColumn="0"/>
-            </w:pPr>
-            <w:r>
-              <w:t>Sostituzione delle connessioni statiche via editor con connessioni dinamiche via codice per garantire il linking anche dopo il ricaricamento delle scene.</w:t>
-            </w:r>
-          </w:p>
-        </w:tc>
-      </w:tr>
-      <w:tr>
-        <w:tc>
-          <w:tcPr>
-            <w:cnfStyle w:val="001000000000" w:firstRow="0" w:lastRow="0" w:firstColumn="1" w:lastColumn="0" w:oddVBand="0" w:evenVBand="0" w:oddHBand="0" w:evenHBand="0" w:firstRowFirstColumn="0" w:firstRowLastColumn="0" w:lastRowFirstColumn="0" w:lastRowLastColumn="0"/>
-            <w:tcW w:w="0" w:type="auto"/>
-            <w:hideMark/>
-          </w:tcPr>
-          <w:p>
-            <w:pPr>
-              <w:rPr>
-                <w:lang w:val="en-GB"/>
-              </w:rPr>
-            </w:pPr>
-            <w:r>
-              <w:rPr>
-                <w:lang w:val="en-GB"/>
-              </w:rPr>
-              <w:t>TS02</w:t>
+              <w:t xml:space="preserve"> (Falsi positivi e trigger errati)</w:t>
             </w:r>
           </w:p>
         </w:tc>
@@ -14711,99 +13403,10 @@
           <w:p>
             <w:pPr>
               <w:cnfStyle w:val="000000000000" w:firstRow="0" w:lastRow="0" w:firstColumn="0" w:lastColumn="0" w:oddVBand="0" w:evenVBand="0" w:oddHBand="0" w:evenHBand="0" w:firstRowFirstColumn="0" w:firstRowLastColumn="0" w:lastRowFirstColumn="0" w:lastRowLastColumn="0"/>
-              <w:rPr>
-                <w:lang w:val="en-GB"/>
-              </w:rPr>
-            </w:pPr>
-            <w:proofErr w:type="spellStart"/>
-            <w:r>
-              <w:rPr>
-                <w:b/>
-                <w:bCs/>
-                <w:lang w:val="en-GB"/>
-              </w:rPr>
-              <w:t>Isolamento</w:t>
-            </w:r>
-            <w:proofErr w:type="spellEnd"/>
-            <w:r>
-              <w:rPr>
-                <w:b/>
-                <w:bCs/>
-                <w:lang w:val="en-GB"/>
-              </w:rPr>
-              <w:t xml:space="preserve"> </w:t>
-            </w:r>
-            <w:proofErr w:type="spellStart"/>
-            <w:r>
-              <w:rPr>
-                <w:b/>
-                <w:bCs/>
-                <w:lang w:val="en-GB"/>
-              </w:rPr>
-              <w:t>Fisica</w:t>
-            </w:r>
-            <w:proofErr w:type="spellEnd"/>
-            <w:r>
-              <w:rPr>
-                <w:b/>
-                <w:bCs/>
-                <w:lang w:val="en-GB"/>
-              </w:rPr>
-              <w:t xml:space="preserve"> 2D</w:t>
-            </w:r>
-          </w:p>
-        </w:tc>
-        <w:tc>
-          <w:tcPr>
-            <w:tcW w:w="0" w:type="auto"/>
-            <w:hideMark/>
-          </w:tcPr>
-          <w:p>
-            <w:pPr>
-              <w:cnfStyle w:val="000000000000" w:firstRow="0" w:lastRow="0" w:firstColumn="0" w:lastColumn="0" w:oddVBand="0" w:evenVBand="0" w:oddHBand="0" w:evenHBand="0" w:firstRowFirstColumn="0" w:firstRowLastColumn="0" w:lastRowFirstColumn="0" w:lastRowLastColumn="0"/>
-            </w:pPr>
-            <w:r>
-              <w:t>Test di collisione sovrapposta</w:t>
-            </w:r>
-            <w:r>
-              <w:t>.</w:t>
-            </w:r>
-          </w:p>
-        </w:tc>
-        <w:tc>
-          <w:tcPr>
-            <w:tcW w:w="0" w:type="auto"/>
-            <w:hideMark/>
-          </w:tcPr>
-          <w:p>
-            <w:pPr>
-              <w:cnfStyle w:val="000000000000" w:firstRow="0" w:lastRow="0" w:firstColumn="0" w:lastColumn="0" w:oddVBand="0" w:evenVBand="0" w:oddHBand="0" w:evenHBand="0" w:firstRowFirstColumn="0" w:firstRowLastColumn="0" w:lastRowFirstColumn="0" w:lastRowLastColumn="0"/>
-            </w:pPr>
-            <w:r>
-              <w:rPr>
-                <w:b/>
-                <w:bCs/>
-              </w:rPr>
-              <w:t>FALLITO</w:t>
-            </w:r>
-            <w:r>
-              <w:t xml:space="preserve"> (Falsi positivi e trigger errati)</w:t>
-            </w:r>
-          </w:p>
-        </w:tc>
-        <w:tc>
-          <w:tcPr>
-            <w:tcW w:w="0" w:type="auto"/>
-            <w:hideMark/>
-          </w:tcPr>
-          <w:p>
-            <w:pPr>
-              <w:cnfStyle w:val="000000000000" w:firstRow="0" w:lastRow="0" w:firstColumn="0" w:lastColumn="0" w:oddVBand="0" w:evenVBand="0" w:oddHBand="0" w:evenHBand="0" w:firstRowFirstColumn="0" w:firstRowLastColumn="0" w:lastRowFirstColumn="0" w:lastRowLastColumn="0"/>
             </w:pPr>
             <w:r>
               <w:t xml:space="preserve">Implementazione di </w:t>
             </w:r>
-            <w:proofErr w:type="spellStart"/>
             <w:r>
               <w:rPr>
                 <w:i/>
@@ -14811,25 +13414,8 @@
               </w:rPr>
               <w:t>Bitmask</w:t>
             </w:r>
-            <w:proofErr w:type="spellEnd"/>
-            <w:r>
-              <w:t xml:space="preserve"> separate. Configurazione rigorosa delle proprietà </w:t>
-            </w:r>
-            <w:proofErr w:type="spellStart"/>
-            <w:r>
-              <w:t>collision_layer</w:t>
-            </w:r>
-            <w:proofErr w:type="spellEnd"/>
-            <w:r>
-              <w:t xml:space="preserve"> e </w:t>
-            </w:r>
-            <w:proofErr w:type="spellStart"/>
-            <w:r>
-              <w:t>collision_mask</w:t>
-            </w:r>
-            <w:proofErr w:type="spellEnd"/>
-            <w:r>
-              <w:t xml:space="preserve"> per isolare matematicamente l'Ambiente, il Player e gli Oggetti Interattivi.</w:t>
+            <w:r>
+              <w:t xml:space="preserve"> separate. Configurazione rigorosa delle proprietà collision_layer e collision_mask per isolare matematicamente l'Ambiente, il Player e gli Oggetti Interattivi.</w:t>
             </w:r>
           </w:p>
         </w:tc>
@@ -14870,23 +13456,49 @@
                 <w:lang w:val="en-GB"/>
               </w:rPr>
             </w:pPr>
-            <w:proofErr w:type="spellStart"/>
             <w:r>
               <w:rPr>
                 <w:b/>
                 <w:bCs/>
                 <w:lang w:val="en-GB"/>
               </w:rPr>
-              <w:t>Gestione</w:t>
-            </w:r>
-            <w:proofErr w:type="spellEnd"/>
+              <w:t>Gestione Memoria (Lifecycle)</w:t>
+            </w:r>
+          </w:p>
+        </w:tc>
+        <w:tc>
+          <w:tcPr>
+            <w:tcW w:w="0" w:type="auto"/>
+            <w:hideMark/>
+          </w:tcPr>
+          <w:p>
+            <w:pPr>
+              <w:cnfStyle w:val="000000100000" w:firstRow="0" w:lastRow="0" w:firstColumn="0" w:lastColumn="0" w:oddVBand="0" w:evenVBand="0" w:oddHBand="1" w:evenHBand="0" w:firstRowFirstColumn="0" w:firstRowLastColumn="0" w:lastRowFirstColumn="0" w:lastRowLastColumn="0"/>
+            </w:pPr>
+            <w:r>
+              <w:t>Tracciamento della RAM durante la raccolta continua di oggetti o l'eliminazione di nodi Canvas temporanei.</w:t>
+            </w:r>
+          </w:p>
+        </w:tc>
+        <w:tc>
+          <w:tcPr>
+            <w:tcW w:w="0" w:type="auto"/>
+            <w:hideMark/>
+          </w:tcPr>
+          <w:p>
+            <w:pPr>
+              <w:cnfStyle w:val="000000100000" w:firstRow="0" w:lastRow="0" w:firstColumn="0" w:lastColumn="0" w:oddVBand="0" w:evenVBand="0" w:oddHBand="1" w:evenHBand="0" w:firstRowFirstColumn="0" w:firstRowLastColumn="0" w:lastRowFirstColumn="0" w:lastRowLastColumn="0"/>
+              <w:rPr>
+                <w:lang w:val="en-GB"/>
+              </w:rPr>
+            </w:pPr>
             <w:r>
               <w:rPr>
                 <w:b/>
                 <w:bCs/>
                 <w:lang w:val="en-GB"/>
               </w:rPr>
-              <w:t xml:space="preserve"> Memoria (Lifecycle)</w:t>
+              <w:t>SUPERATO</w:t>
             </w:r>
           </w:p>
         </w:tc>
@@ -14900,18 +13512,40 @@
               <w:cnfStyle w:val="000000100000" w:firstRow="0" w:lastRow="0" w:firstColumn="0" w:lastColumn="0" w:oddVBand="0" w:evenVBand="0" w:oddHBand="1" w:evenHBand="0" w:firstRowFirstColumn="0" w:firstRowLastColumn="0" w:lastRowFirstColumn="0" w:lastRowLastColumn="0"/>
             </w:pPr>
             <w:r>
-              <w:t>Tracciamento della RAM durante la raccolta continua di oggetti o l'eliminazione di nodi Canvas temporanei.</w:t>
-            </w:r>
-          </w:p>
-        </w:tc>
-        <w:tc>
-          <w:tcPr>
-            <w:tcW w:w="0" w:type="auto"/>
-            <w:hideMark/>
-          </w:tcPr>
-          <w:p>
-            <w:pPr>
-              <w:cnfStyle w:val="000000100000" w:firstRow="0" w:lastRow="0" w:firstColumn="0" w:lastColumn="0" w:oddVBand="0" w:evenVBand="0" w:oddHBand="1" w:evenHBand="0" w:firstRowFirstColumn="0" w:firstRowLastColumn="0" w:lastRowFirstColumn="0" w:lastRowLastColumn="0"/>
+              <w:t>---</w:t>
+            </w:r>
+          </w:p>
+        </w:tc>
+      </w:tr>
+      <w:tr>
+        <w:tc>
+          <w:tcPr>
+            <w:cnfStyle w:val="001000000000" w:firstRow="0" w:lastRow="0" w:firstColumn="1" w:lastColumn="0" w:oddVBand="0" w:evenVBand="0" w:oddHBand="0" w:evenHBand="0" w:firstRowFirstColumn="0" w:firstRowLastColumn="0" w:lastRowFirstColumn="0" w:lastRowLastColumn="0"/>
+            <w:tcW w:w="0" w:type="auto"/>
+            <w:hideMark/>
+          </w:tcPr>
+          <w:p>
+            <w:pPr>
+              <w:rPr>
+                <w:lang w:val="en-GB"/>
+              </w:rPr>
+            </w:pPr>
+            <w:r>
+              <w:rPr>
+                <w:lang w:val="en-GB"/>
+              </w:rPr>
+              <w:t>TS04</w:t>
+            </w:r>
+          </w:p>
+        </w:tc>
+        <w:tc>
+          <w:tcPr>
+            <w:tcW w:w="0" w:type="auto"/>
+            <w:hideMark/>
+          </w:tcPr>
+          <w:p>
+            <w:pPr>
+              <w:cnfStyle w:val="000000000000" w:firstRow="0" w:lastRow="0" w:firstColumn="0" w:lastColumn="0" w:oddVBand="0" w:evenVBand="0" w:oddHBand="0" w:evenHBand="0" w:firstRowFirstColumn="0" w:firstRowLastColumn="0" w:lastRowFirstColumn="0" w:lastRowLastColumn="0"/>
               <w:rPr>
                 <w:lang w:val="en-GB"/>
               </w:rPr>
@@ -14922,43 +13556,7 @@
                 <w:bCs/>
                 <w:lang w:val="en-GB"/>
               </w:rPr>
-              <w:t>SUPERATO</w:t>
-            </w:r>
-          </w:p>
-        </w:tc>
-        <w:tc>
-          <w:tcPr>
-            <w:tcW w:w="0" w:type="auto"/>
-            <w:hideMark/>
-          </w:tcPr>
-          <w:p>
-            <w:pPr>
-              <w:cnfStyle w:val="000000100000" w:firstRow="0" w:lastRow="0" w:firstColumn="0" w:lastColumn="0" w:oddVBand="0" w:evenVBand="0" w:oddHBand="1" w:evenHBand="0" w:firstRowFirstColumn="0" w:firstRowLastColumn="0" w:lastRowFirstColumn="0" w:lastRowLastColumn="0"/>
-            </w:pPr>
-            <w:r>
-              <w:t>---</w:t>
-            </w:r>
-          </w:p>
-        </w:tc>
-      </w:tr>
-      <w:tr>
-        <w:tc>
-          <w:tcPr>
-            <w:cnfStyle w:val="001000000000" w:firstRow="0" w:lastRow="0" w:firstColumn="1" w:lastColumn="0" w:oddVBand="0" w:evenVBand="0" w:oddHBand="0" w:evenHBand="0" w:firstRowFirstColumn="0" w:firstRowLastColumn="0" w:lastRowFirstColumn="0" w:lastRowLastColumn="0"/>
-            <w:tcW w:w="0" w:type="auto"/>
-            <w:hideMark/>
-          </w:tcPr>
-          <w:p>
-            <w:pPr>
-              <w:rPr>
-                <w:lang w:val="en-GB"/>
-              </w:rPr>
-            </w:pPr>
-            <w:r>
-              <w:rPr>
-                <w:lang w:val="en-GB"/>
-              </w:rPr>
-              <w:t>TS04</w:t>
+              <w:t>Integrazione Audio Globale</w:t>
             </w:r>
           </w:p>
         </w:tc>
@@ -14970,38 +13568,34 @@
           <w:p>
             <w:pPr>
               <w:cnfStyle w:val="000000000000" w:firstRow="0" w:lastRow="0" w:firstColumn="0" w:lastColumn="0" w:oddVBand="0" w:evenVBand="0" w:oddHBand="0" w:evenHBand="0" w:firstRowFirstColumn="0" w:firstRowLastColumn="0" w:lastRowFirstColumn="0" w:lastRowLastColumn="0"/>
-              <w:rPr>
-                <w:lang w:val="en-GB"/>
-              </w:rPr>
-            </w:pPr>
-            <w:proofErr w:type="spellStart"/>
+            </w:pPr>
+            <w:r>
+              <w:t>Riproduzione della traccia ambientale di background durante i passaggi di stato</w:t>
+            </w:r>
+            <w:r>
+              <w:t>.</w:t>
+            </w:r>
+          </w:p>
+        </w:tc>
+        <w:tc>
+          <w:tcPr>
+            <w:tcW w:w="0" w:type="auto"/>
+            <w:hideMark/>
+          </w:tcPr>
+          <w:p>
+            <w:pPr>
+              <w:cnfStyle w:val="000000000000" w:firstRow="0" w:lastRow="0" w:firstColumn="0" w:lastColumn="0" w:oddVBand="0" w:evenVBand="0" w:oddHBand="0" w:evenHBand="0" w:firstRowFirstColumn="0" w:firstRowLastColumn="0" w:lastRowFirstColumn="0" w:lastRowLastColumn="0"/>
+            </w:pPr>
             <w:r>
               <w:rPr>
                 <w:b/>
                 <w:bCs/>
-                <w:lang w:val="en-GB"/>
-              </w:rPr>
-              <w:t>Integrazione</w:t>
-            </w:r>
-            <w:proofErr w:type="spellEnd"/>
-            <w:r>
-              <w:rPr>
-                <w:b/>
-                <w:bCs/>
-                <w:lang w:val="en-GB"/>
-              </w:rPr>
-              <w:t xml:space="preserve"> Audio </w:t>
-            </w:r>
-            <w:proofErr w:type="spellStart"/>
-            <w:r>
-              <w:rPr>
-                <w:b/>
-                <w:bCs/>
-                <w:lang w:val="en-GB"/>
-              </w:rPr>
-              <w:t>Globale</w:t>
-            </w:r>
-            <w:proofErr w:type="spellEnd"/>
+              </w:rPr>
+              <w:t>FALLITO</w:t>
+            </w:r>
+            <w:r>
+              <w:t xml:space="preserve"> (Interruzione improvvisa del flusso audio)</w:t>
+            </w:r>
           </w:p>
         </w:tc>
         <w:tc>
@@ -15014,61 +13608,7 @@
               <w:cnfStyle w:val="000000000000" w:firstRow="0" w:lastRow="0" w:firstColumn="0" w:lastColumn="0" w:oddVBand="0" w:evenVBand="0" w:oddHBand="0" w:evenHBand="0" w:firstRowFirstColumn="0" w:firstRowLastColumn="0" w:lastRowFirstColumn="0" w:lastRowLastColumn="0"/>
             </w:pPr>
             <w:r>
-              <w:t xml:space="preserve">Riproduzione della traccia ambientale di </w:t>
-            </w:r>
-            <w:proofErr w:type="gramStart"/>
-            <w:r>
-              <w:t>background</w:t>
-            </w:r>
-            <w:proofErr w:type="gramEnd"/>
-            <w:r>
-              <w:t xml:space="preserve"> durante i passaggi di stato</w:t>
-            </w:r>
-            <w:r>
-              <w:t>.</w:t>
-            </w:r>
-          </w:p>
-        </w:tc>
-        <w:tc>
-          <w:tcPr>
-            <w:tcW w:w="0" w:type="auto"/>
-            <w:hideMark/>
-          </w:tcPr>
-          <w:p>
-            <w:pPr>
-              <w:cnfStyle w:val="000000000000" w:firstRow="0" w:lastRow="0" w:firstColumn="0" w:lastColumn="0" w:oddVBand="0" w:evenVBand="0" w:oddHBand="0" w:evenHBand="0" w:firstRowFirstColumn="0" w:firstRowLastColumn="0" w:lastRowFirstColumn="0" w:lastRowLastColumn="0"/>
-            </w:pPr>
-            <w:r>
-              <w:rPr>
-                <w:b/>
-                <w:bCs/>
-              </w:rPr>
-              <w:t>FALLITO</w:t>
-            </w:r>
-            <w:r>
-              <w:t xml:space="preserve"> (Interruzione improvvisa del flusso audio)</w:t>
-            </w:r>
-          </w:p>
-        </w:tc>
-        <w:tc>
-          <w:tcPr>
-            <w:tcW w:w="0" w:type="auto"/>
-            <w:hideMark/>
-          </w:tcPr>
-          <w:p>
-            <w:pPr>
-              <w:cnfStyle w:val="000000000000" w:firstRow="0" w:lastRow="0" w:firstColumn="0" w:lastColumn="0" w:oddVBand="0" w:evenVBand="0" w:oddHBand="0" w:evenHBand="0" w:firstRowFirstColumn="0" w:firstRowLastColumn="0" w:lastRowFirstColumn="0" w:lastRowLastColumn="0"/>
-            </w:pPr>
-            <w:r>
-              <w:t xml:space="preserve">Spostamento dei nodi </w:t>
-            </w:r>
-            <w:proofErr w:type="spellStart"/>
-            <w:r>
-              <w:t>AudioStreamPlayer</w:t>
-            </w:r>
-            <w:proofErr w:type="spellEnd"/>
-            <w:r>
-              <w:t xml:space="preserve"> critici e modifica del loro Process Mode in </w:t>
+              <w:t xml:space="preserve">Spostamento dei nodi AudioStreamPlayer critici e modifica del loro Process Mode in </w:t>
             </w:r>
             <w:r>
               <w:rPr>
@@ -15108,24 +13648,16 @@
       <w:pPr>
         <w:pStyle w:val="Titolo2"/>
       </w:pPr>
-      <w:bookmarkStart w:id="24" w:name="_Toc232015984"/>
+      <w:bookmarkStart w:id="28" w:name="_Toc232612043"/>
       <w:r>
         <w:lastRenderedPageBreak/>
         <w:t>Beta test</w:t>
       </w:r>
-      <w:bookmarkEnd w:id="24"/>
-    </w:p>
-    <w:p>
-      <w:r>
-        <w:t xml:space="preserve">La versione beta è stata distribuita a un gruppo di utenti esterni </w:t>
-      </w:r>
-      <w:proofErr w:type="gramStart"/>
-      <w:r>
-        <w:t>al team</w:t>
-      </w:r>
-      <w:proofErr w:type="gramEnd"/>
-      <w:r>
-        <w:t xml:space="preserve"> di sviluppo con lo scopo di valutare l'esperienza di utilizzo in condizioni reali.</w:t>
+      <w:bookmarkEnd w:id="28"/>
+    </w:p>
+    <w:p>
+      <w:r>
+        <w:t>La versione beta è stata distribuita a un gruppo di utenti esterni al team di sviluppo con lo scopo di valutare l'esperienza di utilizzo in condizioni reali.</w:t>
       </w:r>
     </w:p>
     <w:p>
@@ -15173,33 +13705,11 @@
           <w:lang w:val="en-GB"/>
         </w:rPr>
       </w:pPr>
-      <w:proofErr w:type="spellStart"/>
       <w:r>
         <w:rPr>
           <w:lang w:val="en-GB"/>
         </w:rPr>
-        <w:t>interagire</w:t>
-      </w:r>
-      <w:proofErr w:type="spellEnd"/>
-      <w:r>
-        <w:rPr>
-          <w:lang w:val="en-GB"/>
-        </w:rPr>
-        <w:t xml:space="preserve"> con </w:t>
-      </w:r>
-      <w:proofErr w:type="spellStart"/>
-      <w:r>
-        <w:rPr>
-          <w:lang w:val="en-GB"/>
-        </w:rPr>
-        <w:t>gli</w:t>
-      </w:r>
-      <w:proofErr w:type="spellEnd"/>
-      <w:r>
-        <w:rPr>
-          <w:lang w:val="en-GB"/>
-        </w:rPr>
-        <w:t xml:space="preserve"> NPC; </w:t>
+        <w:t xml:space="preserve">interagire con gli NPC; </w:t>
       </w:r>
     </w:p>
     <w:p>
@@ -15212,33 +13722,11 @@
           <w:lang w:val="en-GB"/>
         </w:rPr>
       </w:pPr>
-      <w:proofErr w:type="spellStart"/>
       <w:r>
         <w:rPr>
           <w:lang w:val="en-GB"/>
         </w:rPr>
-        <w:t>completare</w:t>
-      </w:r>
-      <w:proofErr w:type="spellEnd"/>
-      <w:r>
-        <w:rPr>
-          <w:lang w:val="en-GB"/>
-        </w:rPr>
-        <w:t xml:space="preserve"> un </w:t>
-      </w:r>
-      <w:proofErr w:type="spellStart"/>
-      <w:r>
-        <w:rPr>
-          <w:lang w:val="en-GB"/>
-        </w:rPr>
-        <w:t>minigioco</w:t>
-      </w:r>
-      <w:proofErr w:type="spellEnd"/>
-      <w:r>
-        <w:rPr>
-          <w:lang w:val="en-GB"/>
-        </w:rPr>
-        <w:t xml:space="preserve">; </w:t>
+        <w:t xml:space="preserve">completare un minigioco; </w:t>
       </w:r>
     </w:p>
     <w:p>
@@ -15287,14 +13775,12 @@
                 <w:lang w:val="en-GB"/>
               </w:rPr>
             </w:pPr>
-            <w:proofErr w:type="spellStart"/>
             <w:r>
               <w:rPr>
                 <w:lang w:val="en-GB"/>
               </w:rPr>
               <w:t>Domanda</w:t>
             </w:r>
-            <w:proofErr w:type="spellEnd"/>
           </w:p>
         </w:tc>
         <w:tc>
@@ -17568,15 +16054,7 @@
     <w:p/>
     <w:p>
       <w:r>
-        <w:t xml:space="preserve">Il questionario SUS è stato somministrato a </w:t>
-      </w:r>
-      <w:proofErr w:type="gramStart"/>
-      <w:r>
-        <w:t>8</w:t>
-      </w:r>
-      <w:proofErr w:type="gramEnd"/>
-      <w:r>
-        <w:t xml:space="preserve"> utenti appartenenti al target di riferimento del progetto. Dall'analisi dei risultati è emerso un punteggio medio di </w:t>
+        <w:t xml:space="preserve">Il questionario SUS è stato somministrato a 8 utenti appartenenti al target di riferimento del progetto. Dall'analisi dei risultati è emerso un punteggio medio di </w:t>
       </w:r>
       <w:r>
         <w:rPr>
@@ -17618,22 +16096,14 @@
     </w:p>
     <w:p>
       <w:r>
-        <w:t xml:space="preserve">Nel complesso, i test effettuati confermano che </w:t>
-      </w:r>
-      <w:proofErr w:type="spellStart"/>
-      <w:r>
-        <w:t>BariGo</w:t>
-      </w:r>
-      <w:proofErr w:type="spellEnd"/>
-      <w:r>
-        <w:t xml:space="preserve"> soddisfa gli obiettivi definiti in fase di progettazione, offrendo un'esperienza educativa coinvolgente e tecnicamente stabile.</w:t>
+        <w:t>Nel complesso, i test effettuati confermano che BariGo soddisfa gli obiettivi definiti in fase di progettazione, offrendo un'esperienza educativa coinvolgente e tecnicamente stabile.</w:t>
       </w:r>
     </w:p>
     <w:p/>
     <w:sectPr>
-      <w:headerReference w:type="default" r:id="rId25"/>
-      <w:footerReference w:type="even" r:id="rId26"/>
-      <w:footerReference w:type="default" r:id="rId27"/>
+      <w:headerReference w:type="default" r:id="rId30"/>
+      <w:footerReference w:type="even" r:id="rId31"/>
+      <w:footerReference w:type="default" r:id="rId32"/>
       <w:pgSz w:w="11900" w:h="16840"/>
       <w:pgMar w:top="2131" w:right="1134" w:bottom="1134" w:left="1134" w:header="708" w:footer="708" w:gutter="0"/>
       <w:cols w:space="708"/>
@@ -17641,6 +16111,83 @@
     </w:sectPr>
   </w:body>
 </w:document>
+</file>
+
+<file path=word/comments.xml><?xml version="1.0" encoding="utf-8"?>
+<w:comments xmlns:wpc="http://schemas.microsoft.com/office/word/2010/wordprocessingCanvas" xmlns:cx="http://schemas.microsoft.com/office/drawing/2014/chartex" xmlns:cx1="http://schemas.microsoft.com/office/drawing/2015/9/8/chartex" xmlns:cx2="http://schemas.microsoft.com/office/drawing/2015/10/21/chartex" xmlns:cx3="http://schemas.microsoft.com/office/drawing/2016/5/9/chartex" xmlns:cx4="http://schemas.microsoft.com/office/drawing/2016/5/10/chartex" xmlns:cx5="http://schemas.microsoft.com/office/drawing/2016/5/11/chartex" xmlns:cx6="http://schemas.microsoft.com/office/drawing/2016/5/12/chartex" xmlns:cx7="http://schemas.microsoft.com/office/drawing/2016/5/13/chartex" xmlns:cx8="http://schemas.microsoft.com/office/drawing/2016/5/14/chartex" xmlns:mc="http://schemas.openxmlformats.org/markup-compatibility/2006" xmlns:aink="http://schemas.microsoft.com/office/drawing/2016/ink" xmlns:am3d="http://schemas.microsoft.com/office/drawing/2017/model3d" xmlns:o="urn:schemas-microsoft-com:office:office" xmlns:oel="http://schemas.microsoft.com/office/2019/extlst" xmlns:r="http://schemas.openxmlformats.org/officeDocument/2006/relationships" xmlns:m="http://schemas.openxmlformats.org/officeDocument/2006/math" xmlns:v="urn:schemas-microsoft-com:vml" xmlns:wp14="http://schemas.microsoft.com/office/word/2010/wordprocessingDrawing" xmlns:wp="http://schemas.openxmlformats.org/drawingml/2006/wordprocessingDrawing" xmlns:w10="urn:schemas-microsoft-com:office:word" xmlns:w="http://schemas.openxmlformats.org/wordprocessingml/2006/main" xmlns:w14="http://schemas.microsoft.com/office/word/2010/wordml" xmlns:w15="http://schemas.microsoft.com/office/word/2012/wordml" xmlns:w16cex="http://schemas.microsoft.com/office/word/2018/wordml/cex" xmlns:w16cid="http://schemas.microsoft.com/office/word/2016/wordml/cid" xmlns:w16="http://schemas.microsoft.com/office/word/2018/wordml" xmlns:w16du="http://schemas.microsoft.com/office/word/2023/wordml/word16du" xmlns:w16sdtdh="http://schemas.microsoft.com/office/word/2020/wordml/sdtdatahash" xmlns:w16sdtfl="http://schemas.microsoft.com/office/word/2024/wordml/sdtformatlock" xmlns:w16se="http://schemas.microsoft.com/office/word/2015/wordml/symex" xmlns:wpg="http://schemas.microsoft.com/office/word/2010/wordprocessingGroup" xmlns:wpi="http://schemas.microsoft.com/office/word/2010/wordprocessingInk" xmlns:wne="http://schemas.microsoft.com/office/word/2006/wordml" xmlns:wps="http://schemas.microsoft.com/office/word/2010/wordprocessingShape" mc:Ignorable="w14 w15 w16se w16cid w16 w16cex w16sdtdh w16sdtfl w16du wp14">
+  <w:comment w:id="7" w:author="IOZZI SIMONE" w:date="2026-06-17T17:39:00Z" w:initials="SI">
+    <w:p>
+      <w:pPr>
+        <w:pStyle w:val="Testocommento"/>
+      </w:pPr>
+      <w:r>
+        <w:rPr>
+          <w:rStyle w:val="Rimandocommento"/>
+        </w:rPr>
+        <w:annotationRef/>
+      </w:r>
+      <w:r>
+        <w:t>Aggiungere l’uso del mouse, per gli slider</w:t>
+      </w:r>
+    </w:p>
+  </w:comment>
+  <w:comment w:id="11" w:author="IOZZI SIMONE" w:date="2026-06-17T17:42:00Z" w:initials="SI">
+    <w:p>
+      <w:pPr>
+        <w:pStyle w:val="Testocommento"/>
+      </w:pPr>
+      <w:r>
+        <w:rPr>
+          <w:rStyle w:val="Rimandocommento"/>
+        </w:rPr>
+        <w:annotationRef/>
+      </w:r>
+      <w:r>
+        <w:t>Aggiungere le musiche, livelli, background</w:t>
+      </w:r>
+    </w:p>
+  </w:comment>
+  <w:comment w:id="23" w:author="IOZZI SIMONE" w:date="2026-06-17T18:04:00Z" w:initials="SI">
+    <w:p>
+      <w:pPr>
+        <w:pStyle w:val="Testocommento"/>
+      </w:pPr>
+      <w:r>
+        <w:rPr>
+          <w:rStyle w:val="Rimandocommento"/>
+        </w:rPr>
+        <w:annotationRef/>
+      </w:r>
+      <w:r>
+        <w:t>Aggiungere le opzioni</w:t>
+      </w:r>
+    </w:p>
+  </w:comment>
+</w:comments>
+</file>
+
+<file path=word/commentsExtended.xml><?xml version="1.0" encoding="utf-8"?>
+<w15:commentsEx xmlns:wpc="http://schemas.microsoft.com/office/word/2010/wordprocessingCanvas" xmlns:cx="http://schemas.microsoft.com/office/drawing/2014/chartex" xmlns:cx1="http://schemas.microsoft.com/office/drawing/2015/9/8/chartex" xmlns:cx2="http://schemas.microsoft.com/office/drawing/2015/10/21/chartex" xmlns:cx3="http://schemas.microsoft.com/office/drawing/2016/5/9/chartex" xmlns:cx4="http://schemas.microsoft.com/office/drawing/2016/5/10/chartex" xmlns:cx5="http://schemas.microsoft.com/office/drawing/2016/5/11/chartex" xmlns:cx6="http://schemas.microsoft.com/office/drawing/2016/5/12/chartex" xmlns:cx7="http://schemas.microsoft.com/office/drawing/2016/5/13/chartex" xmlns:cx8="http://schemas.microsoft.com/office/drawing/2016/5/14/chartex" xmlns:mc="http://schemas.openxmlformats.org/markup-compatibility/2006" xmlns:aink="http://schemas.microsoft.com/office/drawing/2016/ink" xmlns:am3d="http://schemas.microsoft.com/office/drawing/2017/model3d" xmlns:o="urn:schemas-microsoft-com:office:office" xmlns:oel="http://schemas.microsoft.com/office/2019/extlst" xmlns:r="http://schemas.openxmlformats.org/officeDocument/2006/relationships" xmlns:m="http://schemas.openxmlformats.org/officeDocument/2006/math" xmlns:v="urn:schemas-microsoft-com:vml" xmlns:wp14="http://schemas.microsoft.com/office/word/2010/wordprocessingDrawing" xmlns:wp="http://schemas.openxmlformats.org/drawingml/2006/wordprocessingDrawing" xmlns:w10="urn:schemas-microsoft-com:office:word" xmlns:w="http://schemas.openxmlformats.org/wordprocessingml/2006/main" xmlns:w14="http://schemas.microsoft.com/office/word/2010/wordml" xmlns:w15="http://schemas.microsoft.com/office/word/2012/wordml" xmlns:w16cex="http://schemas.microsoft.com/office/word/2018/wordml/cex" xmlns:w16cid="http://schemas.microsoft.com/office/word/2016/wordml/cid" xmlns:w16="http://schemas.microsoft.com/office/word/2018/wordml" xmlns:w16du="http://schemas.microsoft.com/office/word/2023/wordml/word16du" xmlns:w16sdtdh="http://schemas.microsoft.com/office/word/2020/wordml/sdtdatahash" xmlns:w16sdtfl="http://schemas.microsoft.com/office/word/2024/wordml/sdtformatlock" xmlns:w16se="http://schemas.microsoft.com/office/word/2015/wordml/symex" xmlns:wpg="http://schemas.microsoft.com/office/word/2010/wordprocessingGroup" xmlns:wpi="http://schemas.microsoft.com/office/word/2010/wordprocessingInk" xmlns:wne="http://schemas.microsoft.com/office/word/2006/wordml" xmlns:wps="http://schemas.microsoft.com/office/word/2010/wordprocessingShape" mc:Ignorable="w14 w15 w16se w16cid w16 w16cex w16sdtdh w16sdtfl w16du wp14">
+  <w15:commentEx w15:paraId="3D64B695" w15:done="0"/>
+  <w15:commentEx w15:paraId="3DDD3B63" w15:done="0"/>
+  <w15:commentEx w15:paraId="7EC9E5D9" w15:done="0"/>
+</w15:commentsEx>
+</file>
+
+<file path=word/commentsExtensible.xml><?xml version="1.0" encoding="utf-8"?>
+<w16cex:commentsExtensible xmlns:wpc="http://schemas.microsoft.com/office/word/2010/wordprocessingCanvas" xmlns:cx="http://schemas.microsoft.com/office/drawing/2014/chartex" xmlns:cx1="http://schemas.microsoft.com/office/drawing/2015/9/8/chartex" xmlns:cx2="http://schemas.microsoft.com/office/drawing/2015/10/21/chartex" xmlns:cx3="http://schemas.microsoft.com/office/drawing/2016/5/9/chartex" xmlns:cx4="http://schemas.microsoft.com/office/drawing/2016/5/10/chartex" xmlns:cx5="http://schemas.microsoft.com/office/drawing/2016/5/11/chartex" xmlns:cx6="http://schemas.microsoft.com/office/drawing/2016/5/12/chartex" xmlns:cx7="http://schemas.microsoft.com/office/drawing/2016/5/13/chartex" xmlns:cx8="http://schemas.microsoft.com/office/drawing/2016/5/14/chartex" xmlns:cr="http://schemas.microsoft.com/office/comments/2020/reactions" xmlns:mc="http://schemas.openxmlformats.org/markup-compatibility/2006" xmlns:aink="http://schemas.microsoft.com/office/drawing/2016/ink" xmlns:am3d="http://schemas.microsoft.com/office/drawing/2017/model3d" xmlns:o="urn:schemas-microsoft-com:office:office" xmlns:oel="http://schemas.microsoft.com/office/2019/extlst" xmlns:r="http://schemas.openxmlformats.org/officeDocument/2006/relationships" xmlns:m="http://schemas.openxmlformats.org/officeDocument/2006/math" xmlns:v="urn:schemas-microsoft-com:vml" xmlns:wp14="http://schemas.microsoft.com/office/word/2010/wordprocessingDrawing" xmlns:wp="http://schemas.openxmlformats.org/drawingml/2006/wordprocessingDrawing" xmlns:w10="urn:schemas-microsoft-com:office:word" xmlns:w="http://schemas.openxmlformats.org/wordprocessingml/2006/main" xmlns:w14="http://schemas.microsoft.com/office/word/2010/wordml" xmlns:w15="http://schemas.microsoft.com/office/word/2012/wordml" xmlns:w16cex="http://schemas.microsoft.com/office/word/2018/wordml/cex" xmlns:w16cid="http://schemas.microsoft.com/office/word/2016/wordml/cid" xmlns:w16="http://schemas.microsoft.com/office/word/2018/wordml" xmlns:w16du="http://schemas.microsoft.com/office/word/2023/wordml/word16du" xmlns:w16sdtdh="http://schemas.microsoft.com/office/word/2020/wordml/sdtdatahash" xmlns:w16sdtfl="http://schemas.microsoft.com/office/word/2024/wordml/sdtformatlock" xmlns:w16se="http://schemas.microsoft.com/office/word/2015/wordml/symex" xmlns:wpg="http://schemas.microsoft.com/office/word/2010/wordprocessingGroup" xmlns:wpi="http://schemas.microsoft.com/office/word/2010/wordprocessingInk" xmlns:wne="http://schemas.microsoft.com/office/word/2006/wordml" xmlns:wps="http://schemas.microsoft.com/office/word/2010/wordprocessingShape" mc:Ignorable="w14 w15 w16se w16cid w16 w16cex w16sdtdh w16sdtfl cr w16du wp14">
+  <w16cex:commentExtensible w16cex:durableId="35824A39" w16cex:dateUtc="2026-06-17T15:39:00Z"/>
+  <w16cex:commentExtensible w16cex:durableId="48ABCCEB" w16cex:dateUtc="2026-06-17T15:42:00Z"/>
+  <w16cex:commentExtensible w16cex:durableId="410877B1" w16cex:dateUtc="2026-06-17T16:04:00Z"/>
+</w16cex:commentsExtensible>
+</file>
+
+<file path=word/commentsIds.xml><?xml version="1.0" encoding="utf-8"?>
+<w16cid:commentsIds xmlns:wpc="http://schemas.microsoft.com/office/word/2010/wordprocessingCanvas" xmlns:cx="http://schemas.microsoft.com/office/drawing/2014/chartex" xmlns:cx1="http://schemas.microsoft.com/office/drawing/2015/9/8/chartex" xmlns:cx2="http://schemas.microsoft.com/office/drawing/2015/10/21/chartex" xmlns:cx3="http://schemas.microsoft.com/office/drawing/2016/5/9/chartex" xmlns:cx4="http://schemas.microsoft.com/office/drawing/2016/5/10/chartex" xmlns:cx5="http://schemas.microsoft.com/office/drawing/2016/5/11/chartex" xmlns:cx6="http://schemas.microsoft.com/office/drawing/2016/5/12/chartex" xmlns:cx7="http://schemas.microsoft.com/office/drawing/2016/5/13/chartex" xmlns:cx8="http://schemas.microsoft.com/office/drawing/2016/5/14/chartex" xmlns:mc="http://schemas.openxmlformats.org/markup-compatibility/2006" xmlns:aink="http://schemas.microsoft.com/office/drawing/2016/ink" xmlns:am3d="http://schemas.microsoft.com/office/drawing/2017/model3d" xmlns:o="urn:schemas-microsoft-com:office:office" xmlns:oel="http://schemas.microsoft.com/office/2019/extlst" xmlns:r="http://schemas.openxmlformats.org/officeDocument/2006/relationships" xmlns:m="http://schemas.openxmlformats.org/officeDocument/2006/math" xmlns:v="urn:schemas-microsoft-com:vml" xmlns:wp14="http://schemas.microsoft.com/office/word/2010/wordprocessingDrawing" xmlns:wp="http://schemas.openxmlformats.org/drawingml/2006/wordprocessingDrawing" xmlns:w10="urn:schemas-microsoft-com:office:word" xmlns:w="http://schemas.openxmlformats.org/wordprocessingml/2006/main" xmlns:w14="http://schemas.microsoft.com/office/word/2010/wordml" xmlns:w15="http://schemas.microsoft.com/office/word/2012/wordml" xmlns:w16cex="http://schemas.microsoft.com/office/word/2018/wordml/cex" xmlns:w16cid="http://schemas.microsoft.com/office/word/2016/wordml/cid" xmlns:w16="http://schemas.microsoft.com/office/word/2018/wordml" xmlns:w16du="http://schemas.microsoft.com/office/word/2023/wordml/word16du" xmlns:w16sdtdh="http://schemas.microsoft.com/office/word/2020/wordml/sdtdatahash" xmlns:w16sdtfl="http://schemas.microsoft.com/office/word/2024/wordml/sdtformatlock" xmlns:w16se="http://schemas.microsoft.com/office/word/2015/wordml/symex" xmlns:wpg="http://schemas.microsoft.com/office/word/2010/wordprocessingGroup" xmlns:wpi="http://schemas.microsoft.com/office/word/2010/wordprocessingInk" xmlns:wne="http://schemas.microsoft.com/office/word/2006/wordml" xmlns:wps="http://schemas.microsoft.com/office/word/2010/wordprocessingShape" mc:Ignorable="w14 w15 w16se w16cid w16 w16cex w16sdtdh w16sdtfl w16du wp14">
+  <w16cid:commentId w16cid:paraId="3D64B695" w16cid:durableId="35824A39"/>
+  <w16cid:commentId w16cid:paraId="3DDD3B63" w16cid:durableId="48ABCCEB"/>
+  <w16cid:commentId w16cid:paraId="7EC9E5D9" w16cid:durableId="410877B1"/>
+</w16cid:commentsIds>
 </file>
 
 <file path=word/endnotes.xml><?xml version="1.0" encoding="utf-8"?>
@@ -17784,11 +16331,9 @@
     <w:r>
       <w:fldChar w:fldCharType="end"/>
     </w:r>
-    <w:proofErr w:type="spellStart"/>
     <w:r>
       <w:t>BariGo</w:t>
     </w:r>
-    <w:proofErr w:type="spellEnd"/>
     <w:r>
       <w:t xml:space="preserve"> – PPM documentazione </w:t>
     </w:r>
@@ -19533,6 +18078,155 @@
     </w:lvl>
   </w:abstractNum>
   <w:abstractNum w:abstractNumId="11" w15:restartNumberingAfterBreak="0">
+    <w:nsid w:val="1EF72BB0"/>
+    <w:multiLevelType w:val="multilevel"/>
+    <w:tmpl w:val="61683CDC"/>
+    <w:lvl w:ilvl="0">
+      <w:start w:val="1"/>
+      <w:numFmt w:val="bullet"/>
+      <w:lvlText w:val=""/>
+      <w:lvlJc w:val="left"/>
+      <w:pPr>
+        <w:tabs>
+          <w:tab w:val="num" w:pos="720"/>
+        </w:tabs>
+        <w:ind w:left="720" w:hanging="360"/>
+      </w:pPr>
+      <w:rPr>
+        <w:rFonts w:ascii="Symbol" w:hAnsi="Symbol" w:hint="default"/>
+        <w:sz w:val="20"/>
+      </w:rPr>
+    </w:lvl>
+    <w:lvl w:ilvl="1" w:tentative="1">
+      <w:start w:val="1"/>
+      <w:numFmt w:val="bullet"/>
+      <w:lvlText w:val="o"/>
+      <w:lvlJc w:val="left"/>
+      <w:pPr>
+        <w:tabs>
+          <w:tab w:val="num" w:pos="1440"/>
+        </w:tabs>
+        <w:ind w:left="1440" w:hanging="360"/>
+      </w:pPr>
+      <w:rPr>
+        <w:rFonts w:ascii="Courier New" w:hAnsi="Courier New" w:hint="default"/>
+        <w:sz w:val="20"/>
+      </w:rPr>
+    </w:lvl>
+    <w:lvl w:ilvl="2" w:tentative="1">
+      <w:start w:val="1"/>
+      <w:numFmt w:val="bullet"/>
+      <w:lvlText w:val=""/>
+      <w:lvlJc w:val="left"/>
+      <w:pPr>
+        <w:tabs>
+          <w:tab w:val="num" w:pos="2160"/>
+        </w:tabs>
+        <w:ind w:left="2160" w:hanging="360"/>
+      </w:pPr>
+      <w:rPr>
+        <w:rFonts w:ascii="Wingdings" w:hAnsi="Wingdings" w:hint="default"/>
+        <w:sz w:val="20"/>
+      </w:rPr>
+    </w:lvl>
+    <w:lvl w:ilvl="3" w:tentative="1">
+      <w:start w:val="1"/>
+      <w:numFmt w:val="bullet"/>
+      <w:lvlText w:val=""/>
+      <w:lvlJc w:val="left"/>
+      <w:pPr>
+        <w:tabs>
+          <w:tab w:val="num" w:pos="2880"/>
+        </w:tabs>
+        <w:ind w:left="2880" w:hanging="360"/>
+      </w:pPr>
+      <w:rPr>
+        <w:rFonts w:ascii="Wingdings" w:hAnsi="Wingdings" w:hint="default"/>
+        <w:sz w:val="20"/>
+      </w:rPr>
+    </w:lvl>
+    <w:lvl w:ilvl="4" w:tentative="1">
+      <w:start w:val="1"/>
+      <w:numFmt w:val="bullet"/>
+      <w:lvlText w:val=""/>
+      <w:lvlJc w:val="left"/>
+      <w:pPr>
+        <w:tabs>
+          <w:tab w:val="num" w:pos="3600"/>
+        </w:tabs>
+        <w:ind w:left="3600" w:hanging="360"/>
+      </w:pPr>
+      <w:rPr>
+        <w:rFonts w:ascii="Wingdings" w:hAnsi="Wingdings" w:hint="default"/>
+        <w:sz w:val="20"/>
+      </w:rPr>
+    </w:lvl>
+    <w:lvl w:ilvl="5" w:tentative="1">
+      <w:start w:val="1"/>
+      <w:numFmt w:val="bullet"/>
+      <w:lvlText w:val=""/>
+      <w:lvlJc w:val="left"/>
+      <w:pPr>
+        <w:tabs>
+          <w:tab w:val="num" w:pos="4320"/>
+        </w:tabs>
+        <w:ind w:left="4320" w:hanging="360"/>
+      </w:pPr>
+      <w:rPr>
+        <w:rFonts w:ascii="Wingdings" w:hAnsi="Wingdings" w:hint="default"/>
+        <w:sz w:val="20"/>
+      </w:rPr>
+    </w:lvl>
+    <w:lvl w:ilvl="6" w:tentative="1">
+      <w:start w:val="1"/>
+      <w:numFmt w:val="bullet"/>
+      <w:lvlText w:val=""/>
+      <w:lvlJc w:val="left"/>
+      <w:pPr>
+        <w:tabs>
+          <w:tab w:val="num" w:pos="5040"/>
+        </w:tabs>
+        <w:ind w:left="5040" w:hanging="360"/>
+      </w:pPr>
+      <w:rPr>
+        <w:rFonts w:ascii="Wingdings" w:hAnsi="Wingdings" w:hint="default"/>
+        <w:sz w:val="20"/>
+      </w:rPr>
+    </w:lvl>
+    <w:lvl w:ilvl="7" w:tentative="1">
+      <w:start w:val="1"/>
+      <w:numFmt w:val="bullet"/>
+      <w:lvlText w:val=""/>
+      <w:lvlJc w:val="left"/>
+      <w:pPr>
+        <w:tabs>
+          <w:tab w:val="num" w:pos="5760"/>
+        </w:tabs>
+        <w:ind w:left="5760" w:hanging="360"/>
+      </w:pPr>
+      <w:rPr>
+        <w:rFonts w:ascii="Wingdings" w:hAnsi="Wingdings" w:hint="default"/>
+        <w:sz w:val="20"/>
+      </w:rPr>
+    </w:lvl>
+    <w:lvl w:ilvl="8" w:tentative="1">
+      <w:start w:val="1"/>
+      <w:numFmt w:val="bullet"/>
+      <w:lvlText w:val=""/>
+      <w:lvlJc w:val="left"/>
+      <w:pPr>
+        <w:tabs>
+          <w:tab w:val="num" w:pos="6480"/>
+        </w:tabs>
+        <w:ind w:left="6480" w:hanging="360"/>
+      </w:pPr>
+      <w:rPr>
+        <w:rFonts w:ascii="Wingdings" w:hAnsi="Wingdings" w:hint="default"/>
+        <w:sz w:val="20"/>
+      </w:rPr>
+    </w:lvl>
+  </w:abstractNum>
+  <w:abstractNum w:abstractNumId="12" w15:restartNumberingAfterBreak="0">
     <w:nsid w:val="1F7D4069"/>
     <w:multiLevelType w:val="multilevel"/>
     <w:tmpl w:val="A1AA9F92"/>
@@ -19681,7 +18375,7 @@
       </w:rPr>
     </w:lvl>
   </w:abstractNum>
-  <w:abstractNum w:abstractNumId="12" w15:restartNumberingAfterBreak="0">
+  <w:abstractNum w:abstractNumId="13" w15:restartNumberingAfterBreak="0">
     <w:nsid w:val="21520C42"/>
     <w:multiLevelType w:val="multilevel"/>
     <w:tmpl w:val="DDD49B2E"/>
@@ -19830,7 +18524,7 @@
       </w:rPr>
     </w:lvl>
   </w:abstractNum>
-  <w:abstractNum w:abstractNumId="13" w15:restartNumberingAfterBreak="0">
+  <w:abstractNum w:abstractNumId="14" w15:restartNumberingAfterBreak="0">
     <w:nsid w:val="220D794F"/>
     <w:multiLevelType w:val="multilevel"/>
     <w:tmpl w:val="5A56145A"/>
@@ -19979,7 +18673,156 @@
       </w:rPr>
     </w:lvl>
   </w:abstractNum>
-  <w:abstractNum w:abstractNumId="14" w15:restartNumberingAfterBreak="0">
+  <w:abstractNum w:abstractNumId="15" w15:restartNumberingAfterBreak="0">
+    <w:nsid w:val="23066311"/>
+    <w:multiLevelType w:val="multilevel"/>
+    <w:tmpl w:val="9F8E8356"/>
+    <w:lvl w:ilvl="0">
+      <w:start w:val="1"/>
+      <w:numFmt w:val="bullet"/>
+      <w:lvlText w:val=""/>
+      <w:lvlJc w:val="left"/>
+      <w:pPr>
+        <w:tabs>
+          <w:tab w:val="num" w:pos="720"/>
+        </w:tabs>
+        <w:ind w:left="720" w:hanging="360"/>
+      </w:pPr>
+      <w:rPr>
+        <w:rFonts w:ascii="Symbol" w:hAnsi="Symbol" w:hint="default"/>
+        <w:sz w:val="20"/>
+      </w:rPr>
+    </w:lvl>
+    <w:lvl w:ilvl="1" w:tentative="1">
+      <w:start w:val="1"/>
+      <w:numFmt w:val="bullet"/>
+      <w:lvlText w:val="o"/>
+      <w:lvlJc w:val="left"/>
+      <w:pPr>
+        <w:tabs>
+          <w:tab w:val="num" w:pos="1440"/>
+        </w:tabs>
+        <w:ind w:left="1440" w:hanging="360"/>
+      </w:pPr>
+      <w:rPr>
+        <w:rFonts w:ascii="Courier New" w:hAnsi="Courier New" w:hint="default"/>
+        <w:sz w:val="20"/>
+      </w:rPr>
+    </w:lvl>
+    <w:lvl w:ilvl="2" w:tentative="1">
+      <w:start w:val="1"/>
+      <w:numFmt w:val="bullet"/>
+      <w:lvlText w:val=""/>
+      <w:lvlJc w:val="left"/>
+      <w:pPr>
+        <w:tabs>
+          <w:tab w:val="num" w:pos="2160"/>
+        </w:tabs>
+        <w:ind w:left="2160" w:hanging="360"/>
+      </w:pPr>
+      <w:rPr>
+        <w:rFonts w:ascii="Wingdings" w:hAnsi="Wingdings" w:hint="default"/>
+        <w:sz w:val="20"/>
+      </w:rPr>
+    </w:lvl>
+    <w:lvl w:ilvl="3" w:tentative="1">
+      <w:start w:val="1"/>
+      <w:numFmt w:val="bullet"/>
+      <w:lvlText w:val=""/>
+      <w:lvlJc w:val="left"/>
+      <w:pPr>
+        <w:tabs>
+          <w:tab w:val="num" w:pos="2880"/>
+        </w:tabs>
+        <w:ind w:left="2880" w:hanging="360"/>
+      </w:pPr>
+      <w:rPr>
+        <w:rFonts w:ascii="Wingdings" w:hAnsi="Wingdings" w:hint="default"/>
+        <w:sz w:val="20"/>
+      </w:rPr>
+    </w:lvl>
+    <w:lvl w:ilvl="4" w:tentative="1">
+      <w:start w:val="1"/>
+      <w:numFmt w:val="bullet"/>
+      <w:lvlText w:val=""/>
+      <w:lvlJc w:val="left"/>
+      <w:pPr>
+        <w:tabs>
+          <w:tab w:val="num" w:pos="3600"/>
+        </w:tabs>
+        <w:ind w:left="3600" w:hanging="360"/>
+      </w:pPr>
+      <w:rPr>
+        <w:rFonts w:ascii="Wingdings" w:hAnsi="Wingdings" w:hint="default"/>
+        <w:sz w:val="20"/>
+      </w:rPr>
+    </w:lvl>
+    <w:lvl w:ilvl="5" w:tentative="1">
+      <w:start w:val="1"/>
+      <w:numFmt w:val="bullet"/>
+      <w:lvlText w:val=""/>
+      <w:lvlJc w:val="left"/>
+      <w:pPr>
+        <w:tabs>
+          <w:tab w:val="num" w:pos="4320"/>
+        </w:tabs>
+        <w:ind w:left="4320" w:hanging="360"/>
+      </w:pPr>
+      <w:rPr>
+        <w:rFonts w:ascii="Wingdings" w:hAnsi="Wingdings" w:hint="default"/>
+        <w:sz w:val="20"/>
+      </w:rPr>
+    </w:lvl>
+    <w:lvl w:ilvl="6" w:tentative="1">
+      <w:start w:val="1"/>
+      <w:numFmt w:val="bullet"/>
+      <w:lvlText w:val=""/>
+      <w:lvlJc w:val="left"/>
+      <w:pPr>
+        <w:tabs>
+          <w:tab w:val="num" w:pos="5040"/>
+        </w:tabs>
+        <w:ind w:left="5040" w:hanging="360"/>
+      </w:pPr>
+      <w:rPr>
+        <w:rFonts w:ascii="Wingdings" w:hAnsi="Wingdings" w:hint="default"/>
+        <w:sz w:val="20"/>
+      </w:rPr>
+    </w:lvl>
+    <w:lvl w:ilvl="7" w:tentative="1">
+      <w:start w:val="1"/>
+      <w:numFmt w:val="bullet"/>
+      <w:lvlText w:val=""/>
+      <w:lvlJc w:val="left"/>
+      <w:pPr>
+        <w:tabs>
+          <w:tab w:val="num" w:pos="5760"/>
+        </w:tabs>
+        <w:ind w:left="5760" w:hanging="360"/>
+      </w:pPr>
+      <w:rPr>
+        <w:rFonts w:ascii="Wingdings" w:hAnsi="Wingdings" w:hint="default"/>
+        <w:sz w:val="20"/>
+      </w:rPr>
+    </w:lvl>
+    <w:lvl w:ilvl="8" w:tentative="1">
+      <w:start w:val="1"/>
+      <w:numFmt w:val="bullet"/>
+      <w:lvlText w:val=""/>
+      <w:lvlJc w:val="left"/>
+      <w:pPr>
+        <w:tabs>
+          <w:tab w:val="num" w:pos="6480"/>
+        </w:tabs>
+        <w:ind w:left="6480" w:hanging="360"/>
+      </w:pPr>
+      <w:rPr>
+        <w:rFonts w:ascii="Wingdings" w:hAnsi="Wingdings" w:hint="default"/>
+        <w:sz w:val="20"/>
+      </w:rPr>
+    </w:lvl>
+  </w:abstractNum>
+  <w:abstractNum w:abstractNumId="16" w15:restartNumberingAfterBreak="0">
     <w:nsid w:val="25E21224"/>
     <w:multiLevelType w:val="multilevel"/>
     <w:tmpl w:val="5BB6A752"/>
@@ -20128,7 +18971,7 @@
       </w:rPr>
     </w:lvl>
   </w:abstractNum>
-  <w:abstractNum w:abstractNumId="15" w15:restartNumberingAfterBreak="0">
+  <w:abstractNum w:abstractNumId="17" w15:restartNumberingAfterBreak="0">
     <w:nsid w:val="29710465"/>
     <w:multiLevelType w:val="multilevel"/>
     <w:tmpl w:val="9FD2CFC0"/>
@@ -20277,7 +19120,7 @@
       </w:rPr>
     </w:lvl>
   </w:abstractNum>
-  <w:abstractNum w:abstractNumId="16" w15:restartNumberingAfterBreak="0">
+  <w:abstractNum w:abstractNumId="18" w15:restartNumberingAfterBreak="0">
     <w:nsid w:val="29DB6A71"/>
     <w:multiLevelType w:val="multilevel"/>
     <w:tmpl w:val="5B02F810"/>
@@ -20426,7 +19269,7 @@
       </w:rPr>
     </w:lvl>
   </w:abstractNum>
-  <w:abstractNum w:abstractNumId="17" w15:restartNumberingAfterBreak="0">
+  <w:abstractNum w:abstractNumId="19" w15:restartNumberingAfterBreak="0">
     <w:nsid w:val="29F3075F"/>
     <w:multiLevelType w:val="multilevel"/>
     <w:tmpl w:val="EC368CC6"/>
@@ -20575,7 +19418,156 @@
       </w:rPr>
     </w:lvl>
   </w:abstractNum>
-  <w:abstractNum w:abstractNumId="18" w15:restartNumberingAfterBreak="0">
+  <w:abstractNum w:abstractNumId="20" w15:restartNumberingAfterBreak="0">
+    <w:nsid w:val="2AF1257F"/>
+    <w:multiLevelType w:val="multilevel"/>
+    <w:tmpl w:val="6CB01FA0"/>
+    <w:lvl w:ilvl="0">
+      <w:start w:val="1"/>
+      <w:numFmt w:val="bullet"/>
+      <w:lvlText w:val=""/>
+      <w:lvlJc w:val="left"/>
+      <w:pPr>
+        <w:tabs>
+          <w:tab w:val="num" w:pos="720"/>
+        </w:tabs>
+        <w:ind w:left="720" w:hanging="360"/>
+      </w:pPr>
+      <w:rPr>
+        <w:rFonts w:ascii="Symbol" w:hAnsi="Symbol" w:hint="default"/>
+        <w:sz w:val="20"/>
+      </w:rPr>
+    </w:lvl>
+    <w:lvl w:ilvl="1" w:tentative="1">
+      <w:start w:val="1"/>
+      <w:numFmt w:val="bullet"/>
+      <w:lvlText w:val="o"/>
+      <w:lvlJc w:val="left"/>
+      <w:pPr>
+        <w:tabs>
+          <w:tab w:val="num" w:pos="1440"/>
+        </w:tabs>
+        <w:ind w:left="1440" w:hanging="360"/>
+      </w:pPr>
+      <w:rPr>
+        <w:rFonts w:ascii="Courier New" w:hAnsi="Courier New" w:hint="default"/>
+        <w:sz w:val="20"/>
+      </w:rPr>
+    </w:lvl>
+    <w:lvl w:ilvl="2" w:tentative="1">
+      <w:start w:val="1"/>
+      <w:numFmt w:val="bullet"/>
+      <w:lvlText w:val=""/>
+      <w:lvlJc w:val="left"/>
+      <w:pPr>
+        <w:tabs>
+          <w:tab w:val="num" w:pos="2160"/>
+        </w:tabs>
+        <w:ind w:left="2160" w:hanging="360"/>
+      </w:pPr>
+      <w:rPr>
+        <w:rFonts w:ascii="Wingdings" w:hAnsi="Wingdings" w:hint="default"/>
+        <w:sz w:val="20"/>
+      </w:rPr>
+    </w:lvl>
+    <w:lvl w:ilvl="3" w:tentative="1">
+      <w:start w:val="1"/>
+      <w:numFmt w:val="bullet"/>
+      <w:lvlText w:val=""/>
+      <w:lvlJc w:val="left"/>
+      <w:pPr>
+        <w:tabs>
+          <w:tab w:val="num" w:pos="2880"/>
+        </w:tabs>
+        <w:ind w:left="2880" w:hanging="360"/>
+      </w:pPr>
+      <w:rPr>
+        <w:rFonts w:ascii="Wingdings" w:hAnsi="Wingdings" w:hint="default"/>
+        <w:sz w:val="20"/>
+      </w:rPr>
+    </w:lvl>
+    <w:lvl w:ilvl="4" w:tentative="1">
+      <w:start w:val="1"/>
+      <w:numFmt w:val="bullet"/>
+      <w:lvlText w:val=""/>
+      <w:lvlJc w:val="left"/>
+      <w:pPr>
+        <w:tabs>
+          <w:tab w:val="num" w:pos="3600"/>
+        </w:tabs>
+        <w:ind w:left="3600" w:hanging="360"/>
+      </w:pPr>
+      <w:rPr>
+        <w:rFonts w:ascii="Wingdings" w:hAnsi="Wingdings" w:hint="default"/>
+        <w:sz w:val="20"/>
+      </w:rPr>
+    </w:lvl>
+    <w:lvl w:ilvl="5" w:tentative="1">
+      <w:start w:val="1"/>
+      <w:numFmt w:val="bullet"/>
+      <w:lvlText w:val=""/>
+      <w:lvlJc w:val="left"/>
+      <w:pPr>
+        <w:tabs>
+          <w:tab w:val="num" w:pos="4320"/>
+        </w:tabs>
+        <w:ind w:left="4320" w:hanging="360"/>
+      </w:pPr>
+      <w:rPr>
+        <w:rFonts w:ascii="Wingdings" w:hAnsi="Wingdings" w:hint="default"/>
+        <w:sz w:val="20"/>
+      </w:rPr>
+    </w:lvl>
+    <w:lvl w:ilvl="6" w:tentative="1">
+      <w:start w:val="1"/>
+      <w:numFmt w:val="bullet"/>
+      <w:lvlText w:val=""/>
+      <w:lvlJc w:val="left"/>
+      <w:pPr>
+        <w:tabs>
+          <w:tab w:val="num" w:pos="5040"/>
+        </w:tabs>
+        <w:ind w:left="5040" w:hanging="360"/>
+      </w:pPr>
+      <w:rPr>
+        <w:rFonts w:ascii="Wingdings" w:hAnsi="Wingdings" w:hint="default"/>
+        <w:sz w:val="20"/>
+      </w:rPr>
+    </w:lvl>
+    <w:lvl w:ilvl="7" w:tentative="1">
+      <w:start w:val="1"/>
+      <w:numFmt w:val="bullet"/>
+      <w:lvlText w:val=""/>
+      <w:lvlJc w:val="left"/>
+      <w:pPr>
+        <w:tabs>
+          <w:tab w:val="num" w:pos="5760"/>
+        </w:tabs>
+        <w:ind w:left="5760" w:hanging="360"/>
+      </w:pPr>
+      <w:rPr>
+        <w:rFonts w:ascii="Wingdings" w:hAnsi="Wingdings" w:hint="default"/>
+        <w:sz w:val="20"/>
+      </w:rPr>
+    </w:lvl>
+    <w:lvl w:ilvl="8" w:tentative="1">
+      <w:start w:val="1"/>
+      <w:numFmt w:val="bullet"/>
+      <w:lvlText w:val=""/>
+      <w:lvlJc w:val="left"/>
+      <w:pPr>
+        <w:tabs>
+          <w:tab w:val="num" w:pos="6480"/>
+        </w:tabs>
+        <w:ind w:left="6480" w:hanging="360"/>
+      </w:pPr>
+      <w:rPr>
+        <w:rFonts w:ascii="Wingdings" w:hAnsi="Wingdings" w:hint="default"/>
+        <w:sz w:val="20"/>
+      </w:rPr>
+    </w:lvl>
+  </w:abstractNum>
+  <w:abstractNum w:abstractNumId="21" w15:restartNumberingAfterBreak="0">
     <w:nsid w:val="2DF9538D"/>
     <w:multiLevelType w:val="multilevel"/>
     <w:tmpl w:val="3AF40AB2"/>
@@ -20724,7 +19716,7 @@
       </w:rPr>
     </w:lvl>
   </w:abstractNum>
-  <w:abstractNum w:abstractNumId="19" w15:restartNumberingAfterBreak="0">
+  <w:abstractNum w:abstractNumId="22" w15:restartNumberingAfterBreak="0">
     <w:nsid w:val="309F7309"/>
     <w:multiLevelType w:val="multilevel"/>
     <w:tmpl w:val="F5AAFFB0"/>
@@ -20873,7 +19865,7 @@
       </w:rPr>
     </w:lvl>
   </w:abstractNum>
-  <w:abstractNum w:abstractNumId="20" w15:restartNumberingAfterBreak="0">
+  <w:abstractNum w:abstractNumId="23" w15:restartNumberingAfterBreak="0">
     <w:nsid w:val="33BA2E93"/>
     <w:multiLevelType w:val="multilevel"/>
     <w:tmpl w:val="D99CBDB4"/>
@@ -21022,7 +20014,7 @@
       </w:rPr>
     </w:lvl>
   </w:abstractNum>
-  <w:abstractNum w:abstractNumId="21" w15:restartNumberingAfterBreak="0">
+  <w:abstractNum w:abstractNumId="24" w15:restartNumberingAfterBreak="0">
     <w:nsid w:val="34514086"/>
     <w:multiLevelType w:val="multilevel"/>
     <w:tmpl w:val="2A30DF4C"/>
@@ -21171,7 +20163,7 @@
       </w:rPr>
     </w:lvl>
   </w:abstractNum>
-  <w:abstractNum w:abstractNumId="22" w15:restartNumberingAfterBreak="0">
+  <w:abstractNum w:abstractNumId="25" w15:restartNumberingAfterBreak="0">
     <w:nsid w:val="3C640261"/>
     <w:multiLevelType w:val="multilevel"/>
     <w:tmpl w:val="D2963D40"/>
@@ -21320,7 +20312,156 @@
       </w:rPr>
     </w:lvl>
   </w:abstractNum>
-  <w:abstractNum w:abstractNumId="23" w15:restartNumberingAfterBreak="0">
+  <w:abstractNum w:abstractNumId="26" w15:restartNumberingAfterBreak="0">
+    <w:nsid w:val="3D384AEB"/>
+    <w:multiLevelType w:val="multilevel"/>
+    <w:tmpl w:val="A2D67ECA"/>
+    <w:lvl w:ilvl="0">
+      <w:start w:val="1"/>
+      <w:numFmt w:val="bullet"/>
+      <w:lvlText w:val=""/>
+      <w:lvlJc w:val="left"/>
+      <w:pPr>
+        <w:tabs>
+          <w:tab w:val="num" w:pos="720"/>
+        </w:tabs>
+        <w:ind w:left="720" w:hanging="360"/>
+      </w:pPr>
+      <w:rPr>
+        <w:rFonts w:ascii="Symbol" w:hAnsi="Symbol" w:hint="default"/>
+        <w:sz w:val="20"/>
+      </w:rPr>
+    </w:lvl>
+    <w:lvl w:ilvl="1" w:tentative="1">
+      <w:start w:val="1"/>
+      <w:numFmt w:val="bullet"/>
+      <w:lvlText w:val="o"/>
+      <w:lvlJc w:val="left"/>
+      <w:pPr>
+        <w:tabs>
+          <w:tab w:val="num" w:pos="1440"/>
+        </w:tabs>
+        <w:ind w:left="1440" w:hanging="360"/>
+      </w:pPr>
+      <w:rPr>
+        <w:rFonts w:ascii="Courier New" w:hAnsi="Courier New" w:hint="default"/>
+        <w:sz w:val="20"/>
+      </w:rPr>
+    </w:lvl>
+    <w:lvl w:ilvl="2" w:tentative="1">
+      <w:start w:val="1"/>
+      <w:numFmt w:val="bullet"/>
+      <w:lvlText w:val=""/>
+      <w:lvlJc w:val="left"/>
+      <w:pPr>
+        <w:tabs>
+          <w:tab w:val="num" w:pos="2160"/>
+        </w:tabs>
+        <w:ind w:left="2160" w:hanging="360"/>
+      </w:pPr>
+      <w:rPr>
+        <w:rFonts w:ascii="Wingdings" w:hAnsi="Wingdings" w:hint="default"/>
+        <w:sz w:val="20"/>
+      </w:rPr>
+    </w:lvl>
+    <w:lvl w:ilvl="3" w:tentative="1">
+      <w:start w:val="1"/>
+      <w:numFmt w:val="bullet"/>
+      <w:lvlText w:val=""/>
+      <w:lvlJc w:val="left"/>
+      <w:pPr>
+        <w:tabs>
+          <w:tab w:val="num" w:pos="2880"/>
+        </w:tabs>
+        <w:ind w:left="2880" w:hanging="360"/>
+      </w:pPr>
+      <w:rPr>
+        <w:rFonts w:ascii="Wingdings" w:hAnsi="Wingdings" w:hint="default"/>
+        <w:sz w:val="20"/>
+      </w:rPr>
+    </w:lvl>
+    <w:lvl w:ilvl="4" w:tentative="1">
+      <w:start w:val="1"/>
+      <w:numFmt w:val="bullet"/>
+      <w:lvlText w:val=""/>
+      <w:lvlJc w:val="left"/>
+      <w:pPr>
+        <w:tabs>
+          <w:tab w:val="num" w:pos="3600"/>
+        </w:tabs>
+        <w:ind w:left="3600" w:hanging="360"/>
+      </w:pPr>
+      <w:rPr>
+        <w:rFonts w:ascii="Wingdings" w:hAnsi="Wingdings" w:hint="default"/>
+        <w:sz w:val="20"/>
+      </w:rPr>
+    </w:lvl>
+    <w:lvl w:ilvl="5" w:tentative="1">
+      <w:start w:val="1"/>
+      <w:numFmt w:val="bullet"/>
+      <w:lvlText w:val=""/>
+      <w:lvlJc w:val="left"/>
+      <w:pPr>
+        <w:tabs>
+          <w:tab w:val="num" w:pos="4320"/>
+        </w:tabs>
+        <w:ind w:left="4320" w:hanging="360"/>
+      </w:pPr>
+      <w:rPr>
+        <w:rFonts w:ascii="Wingdings" w:hAnsi="Wingdings" w:hint="default"/>
+        <w:sz w:val="20"/>
+      </w:rPr>
+    </w:lvl>
+    <w:lvl w:ilvl="6" w:tentative="1">
+      <w:start w:val="1"/>
+      <w:numFmt w:val="bullet"/>
+      <w:lvlText w:val=""/>
+      <w:lvlJc w:val="left"/>
+      <w:pPr>
+        <w:tabs>
+          <w:tab w:val="num" w:pos="5040"/>
+        </w:tabs>
+        <w:ind w:left="5040" w:hanging="360"/>
+      </w:pPr>
+      <w:rPr>
+        <w:rFonts w:ascii="Wingdings" w:hAnsi="Wingdings" w:hint="default"/>
+        <w:sz w:val="20"/>
+      </w:rPr>
+    </w:lvl>
+    <w:lvl w:ilvl="7" w:tentative="1">
+      <w:start w:val="1"/>
+      <w:numFmt w:val="bullet"/>
+      <w:lvlText w:val=""/>
+      <w:lvlJc w:val="left"/>
+      <w:pPr>
+        <w:tabs>
+          <w:tab w:val="num" w:pos="5760"/>
+        </w:tabs>
+        <w:ind w:left="5760" w:hanging="360"/>
+      </w:pPr>
+      <w:rPr>
+        <w:rFonts w:ascii="Wingdings" w:hAnsi="Wingdings" w:hint="default"/>
+        <w:sz w:val="20"/>
+      </w:rPr>
+    </w:lvl>
+    <w:lvl w:ilvl="8" w:tentative="1">
+      <w:start w:val="1"/>
+      <w:numFmt w:val="bullet"/>
+      <w:lvlText w:val=""/>
+      <w:lvlJc w:val="left"/>
+      <w:pPr>
+        <w:tabs>
+          <w:tab w:val="num" w:pos="6480"/>
+        </w:tabs>
+        <w:ind w:left="6480" w:hanging="360"/>
+      </w:pPr>
+      <w:rPr>
+        <w:rFonts w:ascii="Wingdings" w:hAnsi="Wingdings" w:hint="default"/>
+        <w:sz w:val="20"/>
+      </w:rPr>
+    </w:lvl>
+  </w:abstractNum>
+  <w:abstractNum w:abstractNumId="27" w15:restartNumberingAfterBreak="0">
     <w:nsid w:val="3DB22259"/>
     <w:multiLevelType w:val="multilevel"/>
     <w:tmpl w:val="D8A8587E"/>
@@ -21433,7 +20574,7 @@
       </w:pPr>
     </w:lvl>
   </w:abstractNum>
-  <w:abstractNum w:abstractNumId="24" w15:restartNumberingAfterBreak="0">
+  <w:abstractNum w:abstractNumId="28" w15:restartNumberingAfterBreak="0">
     <w:nsid w:val="418B2753"/>
     <w:multiLevelType w:val="multilevel"/>
     <w:tmpl w:val="A3E03B3E"/>
@@ -21582,7 +20723,156 @@
       </w:rPr>
     </w:lvl>
   </w:abstractNum>
-  <w:abstractNum w:abstractNumId="25" w15:restartNumberingAfterBreak="0">
+  <w:abstractNum w:abstractNumId="29" w15:restartNumberingAfterBreak="0">
+    <w:nsid w:val="42B311FD"/>
+    <w:multiLevelType w:val="multilevel"/>
+    <w:tmpl w:val="9184E53A"/>
+    <w:lvl w:ilvl="0">
+      <w:start w:val="1"/>
+      <w:numFmt w:val="bullet"/>
+      <w:lvlText w:val=""/>
+      <w:lvlJc w:val="left"/>
+      <w:pPr>
+        <w:tabs>
+          <w:tab w:val="num" w:pos="720"/>
+        </w:tabs>
+        <w:ind w:left="720" w:hanging="360"/>
+      </w:pPr>
+      <w:rPr>
+        <w:rFonts w:ascii="Symbol" w:hAnsi="Symbol" w:hint="default"/>
+        <w:sz w:val="20"/>
+      </w:rPr>
+    </w:lvl>
+    <w:lvl w:ilvl="1" w:tentative="1">
+      <w:start w:val="1"/>
+      <w:numFmt w:val="bullet"/>
+      <w:lvlText w:val="o"/>
+      <w:lvlJc w:val="left"/>
+      <w:pPr>
+        <w:tabs>
+          <w:tab w:val="num" w:pos="1440"/>
+        </w:tabs>
+        <w:ind w:left="1440" w:hanging="360"/>
+      </w:pPr>
+      <w:rPr>
+        <w:rFonts w:ascii="Courier New" w:hAnsi="Courier New" w:hint="default"/>
+        <w:sz w:val="20"/>
+      </w:rPr>
+    </w:lvl>
+    <w:lvl w:ilvl="2" w:tentative="1">
+      <w:start w:val="1"/>
+      <w:numFmt w:val="bullet"/>
+      <w:lvlText w:val=""/>
+      <w:lvlJc w:val="left"/>
+      <w:pPr>
+        <w:tabs>
+          <w:tab w:val="num" w:pos="2160"/>
+        </w:tabs>
+        <w:ind w:left="2160" w:hanging="360"/>
+      </w:pPr>
+      <w:rPr>
+        <w:rFonts w:ascii="Wingdings" w:hAnsi="Wingdings" w:hint="default"/>
+        <w:sz w:val="20"/>
+      </w:rPr>
+    </w:lvl>
+    <w:lvl w:ilvl="3" w:tentative="1">
+      <w:start w:val="1"/>
+      <w:numFmt w:val="bullet"/>
+      <w:lvlText w:val=""/>
+      <w:lvlJc w:val="left"/>
+      <w:pPr>
+        <w:tabs>
+          <w:tab w:val="num" w:pos="2880"/>
+        </w:tabs>
+        <w:ind w:left="2880" w:hanging="360"/>
+      </w:pPr>
+      <w:rPr>
+        <w:rFonts w:ascii="Wingdings" w:hAnsi="Wingdings" w:hint="default"/>
+        <w:sz w:val="20"/>
+      </w:rPr>
+    </w:lvl>
+    <w:lvl w:ilvl="4" w:tentative="1">
+      <w:start w:val="1"/>
+      <w:numFmt w:val="bullet"/>
+      <w:lvlText w:val=""/>
+      <w:lvlJc w:val="left"/>
+      <w:pPr>
+        <w:tabs>
+          <w:tab w:val="num" w:pos="3600"/>
+        </w:tabs>
+        <w:ind w:left="3600" w:hanging="360"/>
+      </w:pPr>
+      <w:rPr>
+        <w:rFonts w:ascii="Wingdings" w:hAnsi="Wingdings" w:hint="default"/>
+        <w:sz w:val="20"/>
+      </w:rPr>
+    </w:lvl>
+    <w:lvl w:ilvl="5" w:tentative="1">
+      <w:start w:val="1"/>
+      <w:numFmt w:val="bullet"/>
+      <w:lvlText w:val=""/>
+      <w:lvlJc w:val="left"/>
+      <w:pPr>
+        <w:tabs>
+          <w:tab w:val="num" w:pos="4320"/>
+        </w:tabs>
+        <w:ind w:left="4320" w:hanging="360"/>
+      </w:pPr>
+      <w:rPr>
+        <w:rFonts w:ascii="Wingdings" w:hAnsi="Wingdings" w:hint="default"/>
+        <w:sz w:val="20"/>
+      </w:rPr>
+    </w:lvl>
+    <w:lvl w:ilvl="6" w:tentative="1">
+      <w:start w:val="1"/>
+      <w:numFmt w:val="bullet"/>
+      <w:lvlText w:val=""/>
+      <w:lvlJc w:val="left"/>
+      <w:pPr>
+        <w:tabs>
+          <w:tab w:val="num" w:pos="5040"/>
+        </w:tabs>
+        <w:ind w:left="5040" w:hanging="360"/>
+      </w:pPr>
+      <w:rPr>
+        <w:rFonts w:ascii="Wingdings" w:hAnsi="Wingdings" w:hint="default"/>
+        <w:sz w:val="20"/>
+      </w:rPr>
+    </w:lvl>
+    <w:lvl w:ilvl="7" w:tentative="1">
+      <w:start w:val="1"/>
+      <w:numFmt w:val="bullet"/>
+      <w:lvlText w:val=""/>
+      <w:lvlJc w:val="left"/>
+      <w:pPr>
+        <w:tabs>
+          <w:tab w:val="num" w:pos="5760"/>
+        </w:tabs>
+        <w:ind w:left="5760" w:hanging="360"/>
+      </w:pPr>
+      <w:rPr>
+        <w:rFonts w:ascii="Wingdings" w:hAnsi="Wingdings" w:hint="default"/>
+        <w:sz w:val="20"/>
+      </w:rPr>
+    </w:lvl>
+    <w:lvl w:ilvl="8" w:tentative="1">
+      <w:start w:val="1"/>
+      <w:numFmt w:val="bullet"/>
+      <w:lvlText w:val=""/>
+      <w:lvlJc w:val="left"/>
+      <w:pPr>
+        <w:tabs>
+          <w:tab w:val="num" w:pos="6480"/>
+        </w:tabs>
+        <w:ind w:left="6480" w:hanging="360"/>
+      </w:pPr>
+      <w:rPr>
+        <w:rFonts w:ascii="Wingdings" w:hAnsi="Wingdings" w:hint="default"/>
+        <w:sz w:val="20"/>
+      </w:rPr>
+    </w:lvl>
+  </w:abstractNum>
+  <w:abstractNum w:abstractNumId="30" w15:restartNumberingAfterBreak="0">
     <w:nsid w:val="4C872550"/>
     <w:multiLevelType w:val="multilevel"/>
     <w:tmpl w:val="300A778E"/>
@@ -21695,7 +20985,7 @@
       </w:pPr>
     </w:lvl>
   </w:abstractNum>
-  <w:abstractNum w:abstractNumId="26" w15:restartNumberingAfterBreak="0">
+  <w:abstractNum w:abstractNumId="31" w15:restartNumberingAfterBreak="0">
     <w:nsid w:val="550323FA"/>
     <w:multiLevelType w:val="multilevel"/>
     <w:tmpl w:val="D66A36EA"/>
@@ -21844,7 +21134,7 @@
       </w:rPr>
     </w:lvl>
   </w:abstractNum>
-  <w:abstractNum w:abstractNumId="27" w15:restartNumberingAfterBreak="0">
+  <w:abstractNum w:abstractNumId="32" w15:restartNumberingAfterBreak="0">
     <w:nsid w:val="569152B3"/>
     <w:multiLevelType w:val="multilevel"/>
     <w:tmpl w:val="CA36018A"/>
@@ -21993,7 +21283,7 @@
       </w:rPr>
     </w:lvl>
   </w:abstractNum>
-  <w:abstractNum w:abstractNumId="28" w15:restartNumberingAfterBreak="0">
+  <w:abstractNum w:abstractNumId="33" w15:restartNumberingAfterBreak="0">
     <w:nsid w:val="56C47014"/>
     <w:multiLevelType w:val="multilevel"/>
     <w:tmpl w:val="F410D10E"/>
@@ -22142,7 +21432,7 @@
       </w:rPr>
     </w:lvl>
   </w:abstractNum>
-  <w:abstractNum w:abstractNumId="29" w15:restartNumberingAfterBreak="0">
+  <w:abstractNum w:abstractNumId="34" w15:restartNumberingAfterBreak="0">
     <w:nsid w:val="57407E6F"/>
     <w:multiLevelType w:val="multilevel"/>
     <w:tmpl w:val="6EE85614"/>
@@ -22291,7 +21581,7 @@
       </w:rPr>
     </w:lvl>
   </w:abstractNum>
-  <w:abstractNum w:abstractNumId="30" w15:restartNumberingAfterBreak="0">
+  <w:abstractNum w:abstractNumId="35" w15:restartNumberingAfterBreak="0">
     <w:nsid w:val="5A750A7A"/>
     <w:multiLevelType w:val="multilevel"/>
     <w:tmpl w:val="52E0AF26"/>
@@ -22440,7 +21730,7 @@
       </w:rPr>
     </w:lvl>
   </w:abstractNum>
-  <w:abstractNum w:abstractNumId="31" w15:restartNumberingAfterBreak="0">
+  <w:abstractNum w:abstractNumId="36" w15:restartNumberingAfterBreak="0">
     <w:nsid w:val="64554E97"/>
     <w:multiLevelType w:val="multilevel"/>
     <w:tmpl w:val="9AA41674"/>
@@ -22589,7 +21879,7 @@
       </w:rPr>
     </w:lvl>
   </w:abstractNum>
-  <w:abstractNum w:abstractNumId="32" w15:restartNumberingAfterBreak="0">
+  <w:abstractNum w:abstractNumId="37" w15:restartNumberingAfterBreak="0">
     <w:nsid w:val="64E57B8A"/>
     <w:multiLevelType w:val="multilevel"/>
     <w:tmpl w:val="3CDC2C84"/>
@@ -22738,7 +22028,156 @@
       </w:rPr>
     </w:lvl>
   </w:abstractNum>
-  <w:abstractNum w:abstractNumId="33" w15:restartNumberingAfterBreak="0">
+  <w:abstractNum w:abstractNumId="38" w15:restartNumberingAfterBreak="0">
+    <w:nsid w:val="6C095843"/>
+    <w:multiLevelType w:val="multilevel"/>
+    <w:tmpl w:val="8F8E9D8E"/>
+    <w:lvl w:ilvl="0">
+      <w:start w:val="1"/>
+      <w:numFmt w:val="bullet"/>
+      <w:lvlText w:val=""/>
+      <w:lvlJc w:val="left"/>
+      <w:pPr>
+        <w:tabs>
+          <w:tab w:val="num" w:pos="720"/>
+        </w:tabs>
+        <w:ind w:left="720" w:hanging="360"/>
+      </w:pPr>
+      <w:rPr>
+        <w:rFonts w:ascii="Symbol" w:hAnsi="Symbol" w:hint="default"/>
+        <w:sz w:val="20"/>
+      </w:rPr>
+    </w:lvl>
+    <w:lvl w:ilvl="1" w:tentative="1">
+      <w:start w:val="1"/>
+      <w:numFmt w:val="bullet"/>
+      <w:lvlText w:val="o"/>
+      <w:lvlJc w:val="left"/>
+      <w:pPr>
+        <w:tabs>
+          <w:tab w:val="num" w:pos="1440"/>
+        </w:tabs>
+        <w:ind w:left="1440" w:hanging="360"/>
+      </w:pPr>
+      <w:rPr>
+        <w:rFonts w:ascii="Courier New" w:hAnsi="Courier New" w:hint="default"/>
+        <w:sz w:val="20"/>
+      </w:rPr>
+    </w:lvl>
+    <w:lvl w:ilvl="2" w:tentative="1">
+      <w:start w:val="1"/>
+      <w:numFmt w:val="bullet"/>
+      <w:lvlText w:val=""/>
+      <w:lvlJc w:val="left"/>
+      <w:pPr>
+        <w:tabs>
+          <w:tab w:val="num" w:pos="2160"/>
+        </w:tabs>
+        <w:ind w:left="2160" w:hanging="360"/>
+      </w:pPr>
+      <w:rPr>
+        <w:rFonts w:ascii="Wingdings" w:hAnsi="Wingdings" w:hint="default"/>
+        <w:sz w:val="20"/>
+      </w:rPr>
+    </w:lvl>
+    <w:lvl w:ilvl="3" w:tentative="1">
+      <w:start w:val="1"/>
+      <w:numFmt w:val="bullet"/>
+      <w:lvlText w:val=""/>
+      <w:lvlJc w:val="left"/>
+      <w:pPr>
+        <w:tabs>
+          <w:tab w:val="num" w:pos="2880"/>
+        </w:tabs>
+        <w:ind w:left="2880" w:hanging="360"/>
+      </w:pPr>
+      <w:rPr>
+        <w:rFonts w:ascii="Wingdings" w:hAnsi="Wingdings" w:hint="default"/>
+        <w:sz w:val="20"/>
+      </w:rPr>
+    </w:lvl>
+    <w:lvl w:ilvl="4" w:tentative="1">
+      <w:start w:val="1"/>
+      <w:numFmt w:val="bullet"/>
+      <w:lvlText w:val=""/>
+      <w:lvlJc w:val="left"/>
+      <w:pPr>
+        <w:tabs>
+          <w:tab w:val="num" w:pos="3600"/>
+        </w:tabs>
+        <w:ind w:left="3600" w:hanging="360"/>
+      </w:pPr>
+      <w:rPr>
+        <w:rFonts w:ascii="Wingdings" w:hAnsi="Wingdings" w:hint="default"/>
+        <w:sz w:val="20"/>
+      </w:rPr>
+    </w:lvl>
+    <w:lvl w:ilvl="5" w:tentative="1">
+      <w:start w:val="1"/>
+      <w:numFmt w:val="bullet"/>
+      <w:lvlText w:val=""/>
+      <w:lvlJc w:val="left"/>
+      <w:pPr>
+        <w:tabs>
+          <w:tab w:val="num" w:pos="4320"/>
+        </w:tabs>
+        <w:ind w:left="4320" w:hanging="360"/>
+      </w:pPr>
+      <w:rPr>
+        <w:rFonts w:ascii="Wingdings" w:hAnsi="Wingdings" w:hint="default"/>
+        <w:sz w:val="20"/>
+      </w:rPr>
+    </w:lvl>
+    <w:lvl w:ilvl="6" w:tentative="1">
+      <w:start w:val="1"/>
+      <w:numFmt w:val="bullet"/>
+      <w:lvlText w:val=""/>
+      <w:lvlJc w:val="left"/>
+      <w:pPr>
+        <w:tabs>
+          <w:tab w:val="num" w:pos="5040"/>
+        </w:tabs>
+        <w:ind w:left="5040" w:hanging="360"/>
+      </w:pPr>
+      <w:rPr>
+        <w:rFonts w:ascii="Wingdings" w:hAnsi="Wingdings" w:hint="default"/>
+        <w:sz w:val="20"/>
+      </w:rPr>
+    </w:lvl>
+    <w:lvl w:ilvl="7" w:tentative="1">
+      <w:start w:val="1"/>
+      <w:numFmt w:val="bullet"/>
+      <w:lvlText w:val=""/>
+      <w:lvlJc w:val="left"/>
+      <w:pPr>
+        <w:tabs>
+          <w:tab w:val="num" w:pos="5760"/>
+        </w:tabs>
+        <w:ind w:left="5760" w:hanging="360"/>
+      </w:pPr>
+      <w:rPr>
+        <w:rFonts w:ascii="Wingdings" w:hAnsi="Wingdings" w:hint="default"/>
+        <w:sz w:val="20"/>
+      </w:rPr>
+    </w:lvl>
+    <w:lvl w:ilvl="8" w:tentative="1">
+      <w:start w:val="1"/>
+      <w:numFmt w:val="bullet"/>
+      <w:lvlText w:val=""/>
+      <w:lvlJc w:val="left"/>
+      <w:pPr>
+        <w:tabs>
+          <w:tab w:val="num" w:pos="6480"/>
+        </w:tabs>
+        <w:ind w:left="6480" w:hanging="360"/>
+      </w:pPr>
+      <w:rPr>
+        <w:rFonts w:ascii="Wingdings" w:hAnsi="Wingdings" w:hint="default"/>
+        <w:sz w:val="20"/>
+      </w:rPr>
+    </w:lvl>
+  </w:abstractNum>
+  <w:abstractNum w:abstractNumId="39" w15:restartNumberingAfterBreak="0">
     <w:nsid w:val="6CFC5A1A"/>
     <w:multiLevelType w:val="multilevel"/>
     <w:tmpl w:val="E0CEE3F6"/>
@@ -22887,7 +22326,7 @@
       </w:rPr>
     </w:lvl>
   </w:abstractNum>
-  <w:abstractNum w:abstractNumId="34" w15:restartNumberingAfterBreak="0">
+  <w:abstractNum w:abstractNumId="40" w15:restartNumberingAfterBreak="0">
     <w:nsid w:val="6D2D267F"/>
     <w:multiLevelType w:val="multilevel"/>
     <w:tmpl w:val="FDD43278"/>
@@ -23036,7 +22475,7 @@
       </w:rPr>
     </w:lvl>
   </w:abstractNum>
-  <w:abstractNum w:abstractNumId="35" w15:restartNumberingAfterBreak="0">
+  <w:abstractNum w:abstractNumId="41" w15:restartNumberingAfterBreak="0">
     <w:nsid w:val="6E311087"/>
     <w:multiLevelType w:val="multilevel"/>
     <w:tmpl w:val="9482EC5E"/>
@@ -23185,7 +22624,7 @@
       </w:rPr>
     </w:lvl>
   </w:abstractNum>
-  <w:abstractNum w:abstractNumId="36" w15:restartNumberingAfterBreak="0">
+  <w:abstractNum w:abstractNumId="42" w15:restartNumberingAfterBreak="0">
     <w:nsid w:val="6E515E57"/>
     <w:multiLevelType w:val="hybridMultilevel"/>
     <w:tmpl w:val="D820FF7A"/>
@@ -23298,7 +22737,7 @@
       </w:rPr>
     </w:lvl>
   </w:abstractNum>
-  <w:abstractNum w:abstractNumId="37" w15:restartNumberingAfterBreak="0">
+  <w:abstractNum w:abstractNumId="43" w15:restartNumberingAfterBreak="0">
     <w:nsid w:val="6F747479"/>
     <w:multiLevelType w:val="multilevel"/>
     <w:tmpl w:val="10DAC7F0"/>
@@ -23447,7 +22886,7 @@
       </w:rPr>
     </w:lvl>
   </w:abstractNum>
-  <w:abstractNum w:abstractNumId="38" w15:restartNumberingAfterBreak="0">
+  <w:abstractNum w:abstractNumId="44" w15:restartNumberingAfterBreak="0">
     <w:nsid w:val="72EB65A9"/>
     <w:multiLevelType w:val="multilevel"/>
     <w:tmpl w:val="901ADB10"/>
@@ -23596,7 +23035,7 @@
       </w:rPr>
     </w:lvl>
   </w:abstractNum>
-  <w:abstractNum w:abstractNumId="39" w15:restartNumberingAfterBreak="0">
+  <w:abstractNum w:abstractNumId="45" w15:restartNumberingAfterBreak="0">
     <w:nsid w:val="77D279F2"/>
     <w:multiLevelType w:val="multilevel"/>
     <w:tmpl w:val="1B1C4968"/>
@@ -23745,7 +23184,7 @@
       </w:rPr>
     </w:lvl>
   </w:abstractNum>
-  <w:abstractNum w:abstractNumId="40" w15:restartNumberingAfterBreak="0">
+  <w:abstractNum w:abstractNumId="46" w15:restartNumberingAfterBreak="0">
     <w:nsid w:val="7F2D2D20"/>
     <w:multiLevelType w:val="multilevel"/>
     <w:tmpl w:val="9DC623A4"/>
@@ -23904,43 +23343,43 @@
     <w:abstractNumId w:val="1"/>
   </w:num>
   <w:num w:numId="4" w16cid:durableId="1683707063">
+    <w:abstractNumId w:val="13"/>
+  </w:num>
+  <w:num w:numId="5" w16cid:durableId="1190417051">
+    <w:abstractNumId w:val="33"/>
+  </w:num>
+  <w:num w:numId="6" w16cid:durableId="460541887">
+    <w:abstractNumId w:val="28"/>
+  </w:num>
+  <w:num w:numId="7" w16cid:durableId="1342775051">
+    <w:abstractNumId w:val="16"/>
+  </w:num>
+  <w:num w:numId="8" w16cid:durableId="1296375614">
+    <w:abstractNumId w:val="21"/>
+  </w:num>
+  <w:num w:numId="9" w16cid:durableId="611059763">
+    <w:abstractNumId w:val="32"/>
+  </w:num>
+  <w:num w:numId="10" w16cid:durableId="688028770">
+    <w:abstractNumId w:val="23"/>
+  </w:num>
+  <w:num w:numId="11" w16cid:durableId="6102126">
+    <w:abstractNumId w:val="39"/>
+  </w:num>
+  <w:num w:numId="12" w16cid:durableId="1119108405">
+    <w:abstractNumId w:val="17"/>
+  </w:num>
+  <w:num w:numId="13" w16cid:durableId="899638478">
+    <w:abstractNumId w:val="40"/>
+  </w:num>
+  <w:num w:numId="14" w16cid:durableId="1726370354">
+    <w:abstractNumId w:val="35"/>
+  </w:num>
+  <w:num w:numId="15" w16cid:durableId="629357910">
     <w:abstractNumId w:val="12"/>
   </w:num>
-  <w:num w:numId="5" w16cid:durableId="1190417051">
-    <w:abstractNumId w:val="28"/>
-  </w:num>
-  <w:num w:numId="6" w16cid:durableId="460541887">
-    <w:abstractNumId w:val="24"/>
-  </w:num>
-  <w:num w:numId="7" w16cid:durableId="1342775051">
-    <w:abstractNumId w:val="14"/>
-  </w:num>
-  <w:num w:numId="8" w16cid:durableId="1296375614">
-    <w:abstractNumId w:val="18"/>
-  </w:num>
-  <w:num w:numId="9" w16cid:durableId="611059763">
-    <w:abstractNumId w:val="27"/>
-  </w:num>
-  <w:num w:numId="10" w16cid:durableId="688028770">
-    <w:abstractNumId w:val="20"/>
-  </w:num>
-  <w:num w:numId="11" w16cid:durableId="6102126">
-    <w:abstractNumId w:val="33"/>
-  </w:num>
-  <w:num w:numId="12" w16cid:durableId="1119108405">
-    <w:abstractNumId w:val="15"/>
-  </w:num>
-  <w:num w:numId="13" w16cid:durableId="899638478">
+  <w:num w:numId="16" w16cid:durableId="1679388242">
     <w:abstractNumId w:val="34"/>
-  </w:num>
-  <w:num w:numId="14" w16cid:durableId="1726370354">
-    <w:abstractNumId w:val="30"/>
-  </w:num>
-  <w:num w:numId="15" w16cid:durableId="629357910">
-    <w:abstractNumId w:val="11"/>
-  </w:num>
-  <w:num w:numId="16" w16cid:durableId="1679388242">
-    <w:abstractNumId w:val="29"/>
   </w:num>
   <w:num w:numId="17" w16cid:durableId="1665232446">
     <w:abstractNumId w:val="9"/>
@@ -23955,70 +23394,96 @@
     <w:abstractNumId w:val="3"/>
   </w:num>
   <w:num w:numId="21" w16cid:durableId="1229531030">
-    <w:abstractNumId w:val="39"/>
+    <w:abstractNumId w:val="45"/>
   </w:num>
   <w:num w:numId="22" w16cid:durableId="142897802">
-    <w:abstractNumId w:val="26"/>
+    <w:abstractNumId w:val="31"/>
   </w:num>
   <w:num w:numId="23" w16cid:durableId="967780800">
-    <w:abstractNumId w:val="35"/>
+    <w:abstractNumId w:val="41"/>
   </w:num>
   <w:num w:numId="24" w16cid:durableId="1779643519">
-    <w:abstractNumId w:val="31"/>
+    <w:abstractNumId w:val="36"/>
   </w:num>
   <w:num w:numId="25" w16cid:durableId="472218085">
-    <w:abstractNumId w:val="22"/>
+    <w:abstractNumId w:val="25"/>
   </w:num>
   <w:num w:numId="26" w16cid:durableId="295137311">
-    <w:abstractNumId w:val="13"/>
+    <w:abstractNumId w:val="14"/>
   </w:num>
   <w:num w:numId="27" w16cid:durableId="1395470546">
     <w:abstractNumId w:val="7"/>
   </w:num>
   <w:num w:numId="28" w16cid:durableId="1707292412">
+    <w:abstractNumId w:val="43"/>
+  </w:num>
+  <w:num w:numId="29" w16cid:durableId="437339955">
     <w:abstractNumId w:val="37"/>
   </w:num>
-  <w:num w:numId="29" w16cid:durableId="437339955">
-    <w:abstractNumId w:val="32"/>
-  </w:num>
   <w:num w:numId="30" w16cid:durableId="2111705301">
-    <w:abstractNumId w:val="25"/>
+    <w:abstractNumId w:val="30"/>
   </w:num>
   <w:num w:numId="31" w16cid:durableId="1281259704">
-    <w:abstractNumId w:val="40"/>
+    <w:abstractNumId w:val="46"/>
   </w:num>
   <w:num w:numId="32" w16cid:durableId="1293054008">
     <w:abstractNumId w:val="8"/>
   </w:num>
   <w:num w:numId="33" w16cid:durableId="16270767">
-    <w:abstractNumId w:val="17"/>
+    <w:abstractNumId w:val="19"/>
   </w:num>
   <w:num w:numId="34" w16cid:durableId="137766554">
-    <w:abstractNumId w:val="21"/>
+    <w:abstractNumId w:val="24"/>
   </w:num>
   <w:num w:numId="35" w16cid:durableId="462191445">
     <w:abstractNumId w:val="5"/>
   </w:num>
   <w:num w:numId="36" w16cid:durableId="537477821">
-    <w:abstractNumId w:val="16"/>
+    <w:abstractNumId w:val="18"/>
   </w:num>
   <w:num w:numId="37" w16cid:durableId="1287194945">
-    <w:abstractNumId w:val="19"/>
+    <w:abstractNumId w:val="22"/>
   </w:num>
   <w:num w:numId="38" w16cid:durableId="2009600373">
-    <w:abstractNumId w:val="36"/>
+    <w:abstractNumId w:val="42"/>
   </w:num>
   <w:num w:numId="39" w16cid:durableId="373427275">
-    <w:abstractNumId w:val="23"/>
+    <w:abstractNumId w:val="27"/>
   </w:num>
   <w:num w:numId="40" w16cid:durableId="1115368333">
     <w:abstractNumId w:val="2"/>
   </w:num>
   <w:num w:numId="41" w16cid:durableId="928125925">
+    <w:abstractNumId w:val="44"/>
+  </w:num>
+  <w:num w:numId="42" w16cid:durableId="1619407206">
+    <w:abstractNumId w:val="20"/>
+  </w:num>
+  <w:num w:numId="43" w16cid:durableId="1422599644">
+    <w:abstractNumId w:val="29"/>
+  </w:num>
+  <w:num w:numId="44" w16cid:durableId="1407608197">
+    <w:abstractNumId w:val="26"/>
+  </w:num>
+  <w:num w:numId="45" w16cid:durableId="211041390">
+    <w:abstractNumId w:val="11"/>
+  </w:num>
+  <w:num w:numId="46" w16cid:durableId="128476840">
+    <w:abstractNumId w:val="15"/>
+  </w:num>
+  <w:num w:numId="47" w16cid:durableId="1823768536">
     <w:abstractNumId w:val="38"/>
   </w:num>
   <w:numIdMacAtCleanup w:val="19"/>
 </w:numbering>
+</file>
+
+<file path=word/people.xml><?xml version="1.0" encoding="utf-8"?>
+<w15:people xmlns:wpc="http://schemas.microsoft.com/office/word/2010/wordprocessingCanvas" xmlns:cx="http://schemas.microsoft.com/office/drawing/2014/chartex" xmlns:cx1="http://schemas.microsoft.com/office/drawing/2015/9/8/chartex" xmlns:cx2="http://schemas.microsoft.com/office/drawing/2015/10/21/chartex" xmlns:cx3="http://schemas.microsoft.com/office/drawing/2016/5/9/chartex" xmlns:cx4="http://schemas.microsoft.com/office/drawing/2016/5/10/chartex" xmlns:cx5="http://schemas.microsoft.com/office/drawing/2016/5/11/chartex" xmlns:cx6="http://schemas.microsoft.com/office/drawing/2016/5/12/chartex" xmlns:cx7="http://schemas.microsoft.com/office/drawing/2016/5/13/chartex" xmlns:cx8="http://schemas.microsoft.com/office/drawing/2016/5/14/chartex" xmlns:mc="http://schemas.openxmlformats.org/markup-compatibility/2006" xmlns:aink="http://schemas.microsoft.com/office/drawing/2016/ink" xmlns:am3d="http://schemas.microsoft.com/office/drawing/2017/model3d" xmlns:o="urn:schemas-microsoft-com:office:office" xmlns:oel="http://schemas.microsoft.com/office/2019/extlst" xmlns:r="http://schemas.openxmlformats.org/officeDocument/2006/relationships" xmlns:m="http://schemas.openxmlformats.org/officeDocument/2006/math" xmlns:v="urn:schemas-microsoft-com:vml" xmlns:wp14="http://schemas.microsoft.com/office/word/2010/wordprocessingDrawing" xmlns:wp="http://schemas.openxmlformats.org/drawingml/2006/wordprocessingDrawing" xmlns:w10="urn:schemas-microsoft-com:office:word" xmlns:w="http://schemas.openxmlformats.org/wordprocessingml/2006/main" xmlns:w14="http://schemas.microsoft.com/office/word/2010/wordml" xmlns:w15="http://schemas.microsoft.com/office/word/2012/wordml" xmlns:w16cex="http://schemas.microsoft.com/office/word/2018/wordml/cex" xmlns:w16cid="http://schemas.microsoft.com/office/word/2016/wordml/cid" xmlns:w16="http://schemas.microsoft.com/office/word/2018/wordml" xmlns:w16du="http://schemas.microsoft.com/office/word/2023/wordml/word16du" xmlns:w16sdtdh="http://schemas.microsoft.com/office/word/2020/wordml/sdtdatahash" xmlns:w16sdtfl="http://schemas.microsoft.com/office/word/2024/wordml/sdtformatlock" xmlns:w16se="http://schemas.microsoft.com/office/word/2015/wordml/symex" xmlns:wpg="http://schemas.microsoft.com/office/word/2010/wordprocessingGroup" xmlns:wpi="http://schemas.microsoft.com/office/word/2010/wordprocessingInk" xmlns:wne="http://schemas.microsoft.com/office/word/2006/wordml" xmlns:wps="http://schemas.microsoft.com/office/word/2010/wordprocessingShape" mc:Ignorable="w14 w15 w16se w16cid w16 w16cex w16sdtdh w16sdtfl w16du wp14">
+  <w15:person w15:author="IOZZI SIMONE">
+    <w15:presenceInfo w15:providerId="AD" w15:userId="S::s.iozzi@studenti.uniba.it::7e109571-0d0a-47bd-ada0-b4867f7e04bf"/>
+  </w15:person>
+</w15:people>
 </file>
 
 <file path=word/styles.xml><?xml version="1.0" encoding="utf-8"?>
@@ -25961,6 +25426,14 @@
 </file>
 
 <file path=customXml/item2.xml><?xml version="1.0" encoding="utf-8"?>
+<p:properties xmlns:p="http://schemas.microsoft.com/office/2006/metadata/properties" xmlns:xsi="http://www.w3.org/2001/XMLSchema-instance" xmlns:pc="http://schemas.microsoft.com/office/infopath/2007/PartnerControls">
+  <documentManagement>
+    <_activity xmlns="1682274c-17d2-4eb1-91bb-64e0444dc755" xsi:nil="true"/>
+  </documentManagement>
+</p:properties>
+</file>
+
+<file path=customXml/item3.xml><?xml version="1.0" encoding="utf-8"?>
 <ct:contentTypeSchema xmlns:ct="http://schemas.microsoft.com/office/2006/metadata/contentType" xmlns:ma="http://schemas.microsoft.com/office/2006/metadata/properties/metaAttributes" ct:_="" ma:_="" ma:contentTypeName="Documento" ma:contentTypeID="0x010100483500D60DFCF744AD254A79C2671EC4" ma:contentTypeVersion="5" ma:contentTypeDescription="Creare un nuovo documento." ma:contentTypeScope="" ma:versionID="7b665a2209f67cd04619df273567bc5b">
   <xsd:schema xmlns:xsd="http://www.w3.org/2001/XMLSchema" xmlns:xs="http://www.w3.org/2001/XMLSchema" xmlns:p="http://schemas.microsoft.com/office/2006/metadata/properties" xmlns:ns3="1682274c-17d2-4eb1-91bb-64e0444dc755" targetNamespace="http://schemas.microsoft.com/office/2006/metadata/properties" ma:root="true" ma:fieldsID="09422ce98116468340c6fac1dc03f610" ns3:_="">
     <xsd:import namespace="1682274c-17d2-4eb1-91bb-64e0444dc755"/>
@@ -26110,12 +25583,8 @@
 </ct:contentTypeSchema>
 </file>
 
-<file path=customXml/item3.xml><?xml version="1.0" encoding="utf-8"?>
-<p:properties xmlns:p="http://schemas.microsoft.com/office/2006/metadata/properties" xmlns:xsi="http://www.w3.org/2001/XMLSchema-instance" xmlns:pc="http://schemas.microsoft.com/office/infopath/2007/PartnerControls">
-  <documentManagement>
-    <_activity xmlns="1682274c-17d2-4eb1-91bb-64e0444dc755" xsi:nil="true"/>
-  </documentManagement>
-</p:properties>
+<file path=customXml/item4.xml><?xml version="1.0" encoding="utf-8"?>
+<b:Sources xmlns:b="http://schemas.openxmlformats.org/officeDocument/2006/bibliography" xmlns="http://schemas.openxmlformats.org/officeDocument/2006/bibliography" SelectedStyle="\APASixthEditionOfficeOnline.xsl" StyleName="APA" Version="6"/>
 </file>
 
 <file path=customXml/itemProps1.xml><?xml version="1.0" encoding="utf-8"?>
@@ -26127,6 +25596,16 @@
 </file>
 
 <file path=customXml/itemProps2.xml><?xml version="1.0" encoding="utf-8"?>
+<ds:datastoreItem xmlns:ds="http://schemas.openxmlformats.org/officeDocument/2006/customXml" ds:itemID="{2B0A1CF6-C588-4E49-9D26-36301E052649}">
+  <ds:schemaRefs>
+    <ds:schemaRef ds:uri="http://schemas.microsoft.com/office/2006/metadata/properties"/>
+    <ds:schemaRef ds:uri="http://schemas.microsoft.com/office/infopath/2007/PartnerControls"/>
+    <ds:schemaRef ds:uri="1682274c-17d2-4eb1-91bb-64e0444dc755"/>
+  </ds:schemaRefs>
+</ds:datastoreItem>
+</file>
+
+<file path=customXml/itemProps3.xml><?xml version="1.0" encoding="utf-8"?>
 <ds:datastoreItem xmlns:ds="http://schemas.openxmlformats.org/officeDocument/2006/customXml" ds:itemID="{E3DC2D59-DB5B-4EAF-BF4B-86942C28552E}">
   <ds:schemaRefs>
     <ds:schemaRef ds:uri="http://schemas.microsoft.com/office/2006/metadata/contentType"/>
@@ -26144,12 +25623,10 @@
 </ds:datastoreItem>
 </file>
 
-<file path=customXml/itemProps3.xml><?xml version="1.0" encoding="utf-8"?>
-<ds:datastoreItem xmlns:ds="http://schemas.openxmlformats.org/officeDocument/2006/customXml" ds:itemID="{2B0A1CF6-C588-4E49-9D26-36301E052649}">
+<file path=customXml/itemProps4.xml><?xml version="1.0" encoding="utf-8"?>
+<ds:datastoreItem xmlns:ds="http://schemas.openxmlformats.org/officeDocument/2006/customXml" ds:itemID="{C558AB56-52E2-4A7D-BACD-F7E2C9501F8A}">
   <ds:schemaRefs>
-    <ds:schemaRef ds:uri="http://schemas.microsoft.com/office/2006/metadata/properties"/>
-    <ds:schemaRef ds:uri="http://schemas.microsoft.com/office/infopath/2007/PartnerControls"/>
-    <ds:schemaRef ds:uri="1682274c-17d2-4eb1-91bb-64e0444dc755"/>
+    <ds:schemaRef ds:uri="http://schemas.openxmlformats.org/officeDocument/2006/bibliography"/>
   </ds:schemaRefs>
 </ds:datastoreItem>
 </file>
--- a/doc/Documentazione BariGo (1).docx
+++ b/doc/Documentazione BariGo (1).docx
@@ -2543,10 +2543,9 @@
       </w:r>
       <w:r>
         <w:rPr>
-          <w:color w:val="EE0000"/>
           <w:szCs w:val="22"/>
         </w:rPr>
-        <w:t>DA SCRIVERE</w:t>
+        <w:t>Il completamento delle varie missioni nei teatri sparsi per la mappa permette di accumulare esperienza riempiendo la barra in alto, che fungerà da indicatore per la percentuale di completamento dell’esplorazione.</w:t>
       </w:r>
     </w:p>
     <w:p>
@@ -4115,14 +4114,13 @@
         <w:t xml:space="preserve">, l'avanzamento dei dialoghi e l'apertura dei menu contestuali (come il </w:t>
       </w:r>
       <w:r>
-        <w:rPr>
-          <w:b/>
-          <w:bCs/>
-        </w:rPr>
         <w:t>Taccuino Storico</w:t>
       </w:r>
       <w:r>
-        <w:t xml:space="preserve">, che funge da registro persistente dei progressi) sono gestiti interamente tramite il </w:t>
+        <w:t xml:space="preserve">) </w:t>
+      </w:r>
+      <w:r>
+        <w:t xml:space="preserve">sono gestiti interamente tramite il </w:t>
       </w:r>
       <w:r>
         <w:rPr>
@@ -4136,6 +4134,9 @@
       </w:r>
       <w:r>
         <w:t>.</w:t>
+      </w:r>
+      <w:r>
+        <w:t xml:space="preserve"> L’utilizzo del mouse è previsto per la selezione delle scelte previste dei vari menu (iniziale/di pausa), e per il controllo dello slider implementato nel menù opzioni per la regolazione del volume di musiche ed effetti sonori.</w:t>
       </w:r>
     </w:p>
     <w:p>
@@ -4226,16 +4227,16 @@
         <w:t xml:space="preserve"> </w:t>
       </w:r>
       <w:r>
+        <w:t>Kenney.nl</w:t>
+      </w:r>
+      <w:r>
+        <w:t xml:space="preserve"> </w:t>
+      </w:r>
+      <w:r>
         <w:rPr>
           <w:color w:val="EE0000"/>
         </w:rPr>
-        <w:t>Kenney.nl</w:t>
-      </w:r>
-      <w:r>
-        <w:rPr>
-          <w:color w:val="EE0000"/>
-        </w:rPr>
-        <w:t xml:space="preserve"> Upbeat.io</w:t>
+        <w:t>Upbeat.io</w:t>
       </w:r>
       <w:r>
         <w:rPr>
@@ -8927,7 +8928,7 @@
         <w:t>Bari Sopra</w:t>
       </w:r>
       <w:r>
-        <w:t xml:space="preserve">) sono stati estratti e ottimizzati </w:t>
+        <w:t xml:space="preserve">) sono stati estratti </w:t>
       </w:r>
       <w:r>
         <w:rPr>
@@ -10982,20 +10983,22 @@
       <w:r>
         <w:t>:</w:t>
       </w:r>
-      <w:r>
-        <w:br/>
-      </w:r>
-    </w:p>
-    <w:p>
+    </w:p>
+    <w:p>
+      <w:pPr>
+        <w:rPr>
+          <w:u w:val="single"/>
+        </w:rPr>
+      </w:pPr>
       <w:r>
         <w:rPr>
           <w:noProof/>
         </w:rPr>
         <w:drawing>
-          <wp:inline distT="0" distB="0" distL="0" distR="0" wp14:anchorId="7678BF2C" wp14:editId="2EDE4609">
-            <wp:extent cx="6116320" cy="6522810"/>
+          <wp:inline distT="0" distB="0" distL="0" distR="0" wp14:anchorId="39C29E47" wp14:editId="03FCEA10">
+            <wp:extent cx="6116245" cy="7254641"/>
             <wp:effectExtent l="0" t="0" r="0" b="0"/>
-            <wp:docPr id="788856210" name="Immagine 8"/>
+            <wp:docPr id="1192199925" name="Immagine 5"/>
             <wp:cNvGraphicFramePr>
               <a:graphicFrameLocks xmlns:a="http://schemas.openxmlformats.org/drawingml/2006/main" noChangeAspect="1"/>
             </wp:cNvGraphicFramePr>
@@ -11003,7 +11006,7 @@
               <a:graphicData uri="http://schemas.openxmlformats.org/drawingml/2006/picture">
                 <pic:pic xmlns:pic="http://schemas.openxmlformats.org/drawingml/2006/picture">
                   <pic:nvPicPr>
-                    <pic:cNvPr id="788856210" name="Immagine 788856210"/>
+                    <pic:cNvPr id="1192199925" name="Immagine 1192199925"/>
                     <pic:cNvPicPr/>
                   </pic:nvPicPr>
                   <pic:blipFill rotWithShape="1">
@@ -11014,7 +11017,7 @@
                         </a:ext>
                       </a:extLst>
                     </a:blip>
-                    <a:srcRect t="5369"/>
+                    <a:srcRect t="4418"/>
                     <a:stretch>
                       <a:fillRect/>
                     </a:stretch>
@@ -11022,7 +11025,7 @@
                   <pic:spPr bwMode="auto">
                     <a:xfrm>
                       <a:off x="0" y="0"/>
-                      <a:ext cx="6116320" cy="6522810"/>
+                      <a:ext cx="6135390" cy="7277349"/>
                     </a:xfrm>
                     <a:prstGeom prst="rect">
                       <a:avLst/>
@@ -11048,6 +11051,7 @@
         <w:br w:type="page"/>
       </w:r>
     </w:p>
+    <w:p/>
     <w:p>
       <w:pPr>
         <w:pStyle w:val="Paragrafoelenco"/>
@@ -11057,7 +11061,6 @@
         </w:numPr>
       </w:pPr>
       <w:r>
-        <w:lastRenderedPageBreak/>
         <w:t xml:space="preserve">Flowchart di </w:t>
       </w:r>
       <w:r>
@@ -11095,7 +11098,7 @@
           <w:noProof/>
         </w:rPr>
         <w:drawing>
-          <wp:inline distT="0" distB="0" distL="0" distR="0" wp14:anchorId="2D69741C" wp14:editId="3AD33B95">
+          <wp:inline distT="0" distB="0" distL="0" distR="0" wp14:anchorId="2D69741C" wp14:editId="0431DE5C">
             <wp:extent cx="6116320" cy="7671526"/>
             <wp:effectExtent l="0" t="0" r="0" b="0"/>
             <wp:docPr id="1471364459" name="Immagine 9"/>
@@ -11202,10 +11205,10 @@
           <w:noProof/>
         </w:rPr>
         <w:drawing>
-          <wp:inline distT="0" distB="0" distL="0" distR="0" wp14:anchorId="6AE0EECF" wp14:editId="05D57979">
-            <wp:extent cx="6116212" cy="5145858"/>
+          <wp:inline distT="0" distB="0" distL="0" distR="0" wp14:anchorId="5FEF3846" wp14:editId="32917341">
+            <wp:extent cx="6116320" cy="6540199"/>
             <wp:effectExtent l="0" t="0" r="0" b="0"/>
-            <wp:docPr id="2118772023" name="Immagine 9"/>
+            <wp:docPr id="1519744685" name="Immagine 3"/>
             <wp:cNvGraphicFramePr>
               <a:graphicFrameLocks xmlns:a="http://schemas.openxmlformats.org/drawingml/2006/main" noChangeAspect="1"/>
             </wp:cNvGraphicFramePr>
@@ -11213,7 +11216,7 @@
               <a:graphicData uri="http://schemas.openxmlformats.org/drawingml/2006/picture">
                 <pic:pic xmlns:pic="http://schemas.openxmlformats.org/drawingml/2006/picture">
                   <pic:nvPicPr>
-                    <pic:cNvPr id="2118772023" name="Immagine 2118772023"/>
+                    <pic:cNvPr id="1519744685" name="Immagine 1519744685"/>
                     <pic:cNvPicPr/>
                   </pic:nvPicPr>
                   <pic:blipFill rotWithShape="1">
@@ -11224,7 +11227,7 @@
                         </a:ext>
                       </a:extLst>
                     </a:blip>
-                    <a:srcRect t="6432"/>
+                    <a:srcRect t="5064"/>
                     <a:stretch>
                       <a:fillRect/>
                     </a:stretch>
@@ -11232,7 +11235,7 @@
                   <pic:spPr bwMode="auto">
                     <a:xfrm>
                       <a:off x="0" y="0"/>
-                      <a:ext cx="6116320" cy="5145949"/>
+                      <a:ext cx="6116320" cy="6540199"/>
                     </a:xfrm>
                     <a:prstGeom prst="rect">
                       <a:avLst/>
@@ -11270,8 +11273,8 @@
           <w:noProof/>
         </w:rPr>
         <w:drawing>
-          <wp:inline distT="0" distB="0" distL="0" distR="0" wp14:anchorId="0CDD2137" wp14:editId="18C148D1">
-            <wp:extent cx="6116320" cy="3319780"/>
+          <wp:inline distT="0" distB="0" distL="0" distR="0" wp14:anchorId="0CDD2137" wp14:editId="2C2C7F21">
+            <wp:extent cx="6116171" cy="3319780"/>
             <wp:effectExtent l="0" t="0" r="0" b="0"/>
             <wp:docPr id="8968053" name="Immagine 5"/>
             <wp:cNvGraphicFramePr>
@@ -11281,7 +11284,7 @@
               <a:graphicData uri="http://schemas.openxmlformats.org/drawingml/2006/picture">
                 <pic:pic xmlns:pic="http://schemas.openxmlformats.org/drawingml/2006/picture">
                   <pic:nvPicPr>
-                    <pic:cNvPr id="8968053" name="Immagine 8968053"/>
+                    <pic:cNvPr id="8968053" name="Immagine 5"/>
                     <pic:cNvPicPr/>
                   </pic:nvPicPr>
                   <pic:blipFill>
@@ -11299,7 +11302,7 @@
                   <pic:spPr>
                     <a:xfrm>
                       <a:off x="0" y="0"/>
-                      <a:ext cx="6116320" cy="3319780"/>
+                      <a:ext cx="6116171" cy="3319780"/>
                     </a:xfrm>
                     <a:prstGeom prst="rect">
                       <a:avLst/>
@@ -11505,8 +11508,8 @@
           <w:noProof/>
         </w:rPr>
         <w:drawing>
-          <wp:inline distT="0" distB="0" distL="0" distR="0" wp14:anchorId="0F712486" wp14:editId="523B0387">
-            <wp:extent cx="6116320" cy="3368675"/>
+          <wp:inline distT="0" distB="0" distL="0" distR="0" wp14:anchorId="0F712486" wp14:editId="0911CF74">
+            <wp:extent cx="6115794" cy="3368675"/>
             <wp:effectExtent l="0" t="0" r="0" b="3175"/>
             <wp:docPr id="1822982663" name="Immagine 8"/>
             <wp:cNvGraphicFramePr>
@@ -11516,11 +11519,69 @@
               <a:graphicData uri="http://schemas.openxmlformats.org/drawingml/2006/picture">
                 <pic:pic xmlns:pic="http://schemas.openxmlformats.org/drawingml/2006/picture">
                   <pic:nvPicPr>
-                    <pic:cNvPr id="1822982663" name="Immagine 1822982663"/>
+                    <pic:cNvPr id="1822982663" name="Immagine 8"/>
                     <pic:cNvPicPr/>
                   </pic:nvPicPr>
                   <pic:blipFill>
                     <a:blip r:embed="rId29" cstate="print">
+                      <a:extLst>
+                        <a:ext uri="{28A0092B-C50C-407E-A947-70E740481C1C}">
+                          <a14:useLocalDpi xmlns:a14="http://schemas.microsoft.com/office/drawing/2010/main" val="0"/>
+                        </a:ext>
+                      </a:extLst>
+                    </a:blip>
+                    <a:stretch>
+                      <a:fillRect/>
+                    </a:stretch>
+                  </pic:blipFill>
+                  <pic:spPr>
+                    <a:xfrm>
+                      <a:off x="0" y="0"/>
+                      <a:ext cx="6115794" cy="3368675"/>
+                    </a:xfrm>
+                    <a:prstGeom prst="rect">
+                      <a:avLst/>
+                    </a:prstGeom>
+                  </pic:spPr>
+                </pic:pic>
+              </a:graphicData>
+            </a:graphic>
+          </wp:inline>
+        </w:drawing>
+      </w:r>
+      <w:commentRangeEnd w:id="23"/>
+      <w:r>
+        <w:rPr>
+          <w:rStyle w:val="Rimandocommento"/>
+          <w:sz w:val="24"/>
+          <w:szCs w:val="24"/>
+        </w:rPr>
+        <w:commentReference w:id="23"/>
+      </w:r>
+    </w:p>
+    <w:p>
+      <w:r>
+        <w:rPr>
+          <w:noProof/>
+        </w:rPr>
+        <w:lastRenderedPageBreak/>
+        <w:drawing>
+          <wp:inline distT="0" distB="0" distL="0" distR="0" wp14:anchorId="3422741F" wp14:editId="794FE504">
+            <wp:extent cx="6116320" cy="3368675"/>
+            <wp:effectExtent l="0" t="0" r="0" b="3175"/>
+            <wp:docPr id="786929954" name="Immagine 4"/>
+            <wp:cNvGraphicFramePr>
+              <a:graphicFrameLocks xmlns:a="http://schemas.openxmlformats.org/drawingml/2006/main" noChangeAspect="1"/>
+            </wp:cNvGraphicFramePr>
+            <a:graphic xmlns:a="http://schemas.openxmlformats.org/drawingml/2006/main">
+              <a:graphicData uri="http://schemas.openxmlformats.org/drawingml/2006/picture">
+                <pic:pic xmlns:pic="http://schemas.openxmlformats.org/drawingml/2006/picture">
+                  <pic:nvPicPr>
+                    <pic:cNvPr id="786929954" name="Immagine 786929954"/>
+                    <pic:cNvPicPr/>
+                  </pic:nvPicPr>
+                  <pic:blipFill>
+                    <a:blip r:embed="rId30" cstate="print">
                       <a:extLst>
                         <a:ext uri="{28A0092B-C50C-407E-A947-70E740481C1C}">
                           <a14:useLocalDpi xmlns:a14="http://schemas.microsoft.com/office/drawing/2010/main" val="0"/>
@@ -11546,16 +11607,8 @@
           </wp:inline>
         </w:drawing>
       </w:r>
-      <w:commentRangeEnd w:id="23"/>
-      <w:r>
-        <w:rPr>
-          <w:rStyle w:val="Rimandocommento"/>
-          <w:sz w:val="24"/>
-          <w:szCs w:val="24"/>
-        </w:rPr>
-        <w:commentReference w:id="23"/>
-      </w:r>
-    </w:p>
+    </w:p>
+    <w:p/>
     <w:p>
       <w:pPr>
         <w:rPr>
@@ -16101,9 +16154,9 @@
     </w:p>
     <w:p/>
     <w:sectPr>
-      <w:headerReference w:type="default" r:id="rId30"/>
-      <w:footerReference w:type="even" r:id="rId31"/>
-      <w:footerReference w:type="default" r:id="rId32"/>
+      <w:headerReference w:type="default" r:id="rId31"/>
+      <w:footerReference w:type="even" r:id="rId32"/>
+      <w:footerReference w:type="default" r:id="rId33"/>
       <w:pgSz w:w="11900" w:h="16840"/>
       <w:pgMar w:top="2131" w:right="1134" w:bottom="1134" w:left="1134" w:header="708" w:footer="708" w:gutter="0"/>
       <w:cols w:space="708"/>
@@ -16176,9 +16229,33 @@
 
 <file path=word/commentsExtensible.xml><?xml version="1.0" encoding="utf-8"?>
 <w16cex:commentsExtensible xmlns:wpc="http://schemas.microsoft.com/office/word/2010/wordprocessingCanvas" xmlns:cx="http://schemas.microsoft.com/office/drawing/2014/chartex" xmlns:cx1="http://schemas.microsoft.com/office/drawing/2015/9/8/chartex" xmlns:cx2="http://schemas.microsoft.com/office/drawing/2015/10/21/chartex" xmlns:cx3="http://schemas.microsoft.com/office/drawing/2016/5/9/chartex" xmlns:cx4="http://schemas.microsoft.com/office/drawing/2016/5/10/chartex" xmlns:cx5="http://schemas.microsoft.com/office/drawing/2016/5/11/chartex" xmlns:cx6="http://schemas.microsoft.com/office/drawing/2016/5/12/chartex" xmlns:cx7="http://schemas.microsoft.com/office/drawing/2016/5/13/chartex" xmlns:cx8="http://schemas.microsoft.com/office/drawing/2016/5/14/chartex" xmlns:cr="http://schemas.microsoft.com/office/comments/2020/reactions" xmlns:mc="http://schemas.openxmlformats.org/markup-compatibility/2006" xmlns:aink="http://schemas.microsoft.com/office/drawing/2016/ink" xmlns:am3d="http://schemas.microsoft.com/office/drawing/2017/model3d" xmlns:o="urn:schemas-microsoft-com:office:office" xmlns:oel="http://schemas.microsoft.com/office/2019/extlst" xmlns:r="http://schemas.openxmlformats.org/officeDocument/2006/relationships" xmlns:m="http://schemas.openxmlformats.org/officeDocument/2006/math" xmlns:v="urn:schemas-microsoft-com:vml" xmlns:wp14="http://schemas.microsoft.com/office/word/2010/wordprocessingDrawing" xmlns:wp="http://schemas.openxmlformats.org/drawingml/2006/wordprocessingDrawing" xmlns:w10="urn:schemas-microsoft-com:office:word" xmlns:w="http://schemas.openxmlformats.org/wordprocessingml/2006/main" xmlns:w14="http://schemas.microsoft.com/office/word/2010/wordml" xmlns:w15="http://schemas.microsoft.com/office/word/2012/wordml" xmlns:w16cex="http://schemas.microsoft.com/office/word/2018/wordml/cex" xmlns:w16cid="http://schemas.microsoft.com/office/word/2016/wordml/cid" xmlns:w16="http://schemas.microsoft.com/office/word/2018/wordml" xmlns:w16du="http://schemas.microsoft.com/office/word/2023/wordml/word16du" xmlns:w16sdtdh="http://schemas.microsoft.com/office/word/2020/wordml/sdtdatahash" xmlns:w16sdtfl="http://schemas.microsoft.com/office/word/2024/wordml/sdtformatlock" xmlns:w16se="http://schemas.microsoft.com/office/word/2015/wordml/symex" xmlns:wpg="http://schemas.microsoft.com/office/word/2010/wordprocessingGroup" xmlns:wpi="http://schemas.microsoft.com/office/word/2010/wordprocessingInk" xmlns:wne="http://schemas.microsoft.com/office/word/2006/wordml" xmlns:wps="http://schemas.microsoft.com/office/word/2010/wordprocessingShape" mc:Ignorable="w14 w15 w16se w16cid w16 w16cex w16sdtdh w16sdtfl cr w16du wp14">
-  <w16cex:commentExtensible w16cex:durableId="35824A39" w16cex:dateUtc="2026-06-17T15:39:00Z"/>
+  <w16cex:commentExtensible w16cex:durableId="35824A39" w16cex:dateUtc="2026-06-17T15:39:00Z">
+    <w16cex:extLst>
+      <w16:ext w16:uri="{CE6994B0-6A32-4C9F-8C6B-6E91EDA988CE}">
+        <cr:reactions xmlns:cr="http://schemas.microsoft.com/office/comments/2020/reactions">
+          <cr:reaction reactionType="1">
+            <cr:reactionInfo dateUtc="2026-06-18T09:40:47Z">
+              <cr:user userId="S::c.giove10@studenti.uniba.it::9a7f5267-3ce6-44e7-b146-bd6a04b4bf67" userProvider="AD" userName="GIOVE CARMINE"/>
+            </cr:reactionInfo>
+          </cr:reaction>
+        </cr:reactions>
+      </w16:ext>
+    </w16cex:extLst>
+  </w16cex:commentExtensible>
   <w16cex:commentExtensible w16cex:durableId="48ABCCEB" w16cex:dateUtc="2026-06-17T15:42:00Z"/>
-  <w16cex:commentExtensible w16cex:durableId="410877B1" w16cex:dateUtc="2026-06-17T16:04:00Z"/>
+  <w16cex:commentExtensible w16cex:durableId="410877B1" w16cex:dateUtc="2026-06-17T16:04:00Z">
+    <w16cex:extLst>
+      <w16:ext w16:uri="{CE6994B0-6A32-4C9F-8C6B-6E91EDA988CE}">
+        <cr:reactions xmlns:cr="http://schemas.microsoft.com/office/comments/2020/reactions">
+          <cr:reaction reactionType="1">
+            <cr:reactionInfo dateUtc="2026-06-18T10:19:37Z">
+              <cr:user userId="S::c.giove10@studenti.uniba.it::9a7f5267-3ce6-44e7-b146-bd6a04b4bf67" userProvider="AD" userName="GIOVE CARMINE"/>
+            </cr:reactionInfo>
+          </cr:reaction>
+        </cr:reactions>
+      </w16:ext>
+    </w16cex:extLst>
+  </w16cex:commentExtensible>
 </w16cex:commentsExtensible>
 </file>
 
@@ -23973,6 +24050,7 @@
   <w:style w:type="character" w:default="1" w:styleId="Carpredefinitoparagrafo">
     <w:name w:val="Default Paragraph Font"/>
     <w:uiPriority w:val="1"/>
+    <w:semiHidden/>
     <w:unhideWhenUsed/>
   </w:style>
   <w:style w:type="table" w:default="1" w:styleId="Tabellanormale">
@@ -25417,6 +25495,14 @@
 </file>
 
 <file path=customXml/item1.xml><?xml version="1.0" encoding="utf-8"?>
+<p:properties xmlns:p="http://schemas.microsoft.com/office/2006/metadata/properties" xmlns:xsi="http://www.w3.org/2001/XMLSchema-instance" xmlns:pc="http://schemas.microsoft.com/office/infopath/2007/PartnerControls">
+  <documentManagement>
+    <_activity xmlns="1682274c-17d2-4eb1-91bb-64e0444dc755" xsi:nil="true"/>
+  </documentManagement>
+</p:properties>
+</file>
+
+<file path=customXml/item2.xml><?xml version="1.0" encoding="utf-8"?>
 <?mso-contentType ?>
 <FormTemplates xmlns="http://schemas.microsoft.com/sharepoint/v3/contenttype/forms">
   <Display>DocumentLibraryForm</Display>
@@ -25425,15 +25511,11 @@
 </FormTemplates>
 </file>
 
-<file path=customXml/item2.xml><?xml version="1.0" encoding="utf-8"?>
-<p:properties xmlns:p="http://schemas.microsoft.com/office/2006/metadata/properties" xmlns:xsi="http://www.w3.org/2001/XMLSchema-instance" xmlns:pc="http://schemas.microsoft.com/office/infopath/2007/PartnerControls">
-  <documentManagement>
-    <_activity xmlns="1682274c-17d2-4eb1-91bb-64e0444dc755" xsi:nil="true"/>
-  </documentManagement>
-</p:properties>
+<file path=customXml/item3.xml><?xml version="1.0" encoding="utf-8"?>
+<b:Sources xmlns:b="http://schemas.openxmlformats.org/officeDocument/2006/bibliography" xmlns="http://schemas.openxmlformats.org/officeDocument/2006/bibliography" SelectedStyle="\APASixthEditionOfficeOnline.xsl" StyleName="APA" Version="6"/>
 </file>
 
-<file path=customXml/item3.xml><?xml version="1.0" encoding="utf-8"?>
+<file path=customXml/item4.xml><?xml version="1.0" encoding="utf-8"?>
 <ct:contentTypeSchema xmlns:ct="http://schemas.microsoft.com/office/2006/metadata/contentType" xmlns:ma="http://schemas.microsoft.com/office/2006/metadata/properties/metaAttributes" ct:_="" ma:_="" ma:contentTypeName="Documento" ma:contentTypeID="0x010100483500D60DFCF744AD254A79C2671EC4" ma:contentTypeVersion="5" ma:contentTypeDescription="Creare un nuovo documento." ma:contentTypeScope="" ma:versionID="7b665a2209f67cd04619df273567bc5b">
   <xsd:schema xmlns:xsd="http://www.w3.org/2001/XMLSchema" xmlns:xs="http://www.w3.org/2001/XMLSchema" xmlns:p="http://schemas.microsoft.com/office/2006/metadata/properties" xmlns:ns3="1682274c-17d2-4eb1-91bb-64e0444dc755" targetNamespace="http://schemas.microsoft.com/office/2006/metadata/properties" ma:root="true" ma:fieldsID="09422ce98116468340c6fac1dc03f610" ns3:_="">
     <xsd:import namespace="1682274c-17d2-4eb1-91bb-64e0444dc755"/>
@@ -25583,19 +25665,7 @@
 </ct:contentTypeSchema>
 </file>
 
-<file path=customXml/item4.xml><?xml version="1.0" encoding="utf-8"?>
-<b:Sources xmlns:b="http://schemas.openxmlformats.org/officeDocument/2006/bibliography" xmlns="http://schemas.openxmlformats.org/officeDocument/2006/bibliography" SelectedStyle="\APASixthEditionOfficeOnline.xsl" StyleName="APA" Version="6"/>
-</file>
-
 <file path=customXml/itemProps1.xml><?xml version="1.0" encoding="utf-8"?>
-<ds:datastoreItem xmlns:ds="http://schemas.openxmlformats.org/officeDocument/2006/customXml" ds:itemID="{82EED737-999D-430D-BB13-B55BCBEF8CD3}">
-  <ds:schemaRefs>
-    <ds:schemaRef ds:uri="http://schemas.microsoft.com/sharepoint/v3/contenttype/forms"/>
-  </ds:schemaRefs>
-</ds:datastoreItem>
-</file>
-
-<file path=customXml/itemProps2.xml><?xml version="1.0" encoding="utf-8"?>
 <ds:datastoreItem xmlns:ds="http://schemas.openxmlformats.org/officeDocument/2006/customXml" ds:itemID="{2B0A1CF6-C588-4E49-9D26-36301E052649}">
   <ds:schemaRefs>
     <ds:schemaRef ds:uri="http://schemas.microsoft.com/office/2006/metadata/properties"/>
@@ -25605,7 +25675,23 @@
 </ds:datastoreItem>
 </file>
 
+<file path=customXml/itemProps2.xml><?xml version="1.0" encoding="utf-8"?>
+<ds:datastoreItem xmlns:ds="http://schemas.openxmlformats.org/officeDocument/2006/customXml" ds:itemID="{82EED737-999D-430D-BB13-B55BCBEF8CD3}">
+  <ds:schemaRefs>
+    <ds:schemaRef ds:uri="http://schemas.microsoft.com/sharepoint/v3/contenttype/forms"/>
+  </ds:schemaRefs>
+</ds:datastoreItem>
+</file>
+
 <file path=customXml/itemProps3.xml><?xml version="1.0" encoding="utf-8"?>
+<ds:datastoreItem xmlns:ds="http://schemas.openxmlformats.org/officeDocument/2006/customXml" ds:itemID="{C558AB56-52E2-4A7D-BACD-F7E2C9501F8A}">
+  <ds:schemaRefs>
+    <ds:schemaRef ds:uri="http://schemas.openxmlformats.org/officeDocument/2006/bibliography"/>
+  </ds:schemaRefs>
+</ds:datastoreItem>
+</file>
+
+<file path=customXml/itemProps4.xml><?xml version="1.0" encoding="utf-8"?>
 <ds:datastoreItem xmlns:ds="http://schemas.openxmlformats.org/officeDocument/2006/customXml" ds:itemID="{E3DC2D59-DB5B-4EAF-BF4B-86942C28552E}">
   <ds:schemaRefs>
     <ds:schemaRef ds:uri="http://schemas.microsoft.com/office/2006/metadata/contentType"/>
@@ -25621,12 +25707,4 @@
     <ds:schemaRef ds:uri="http://schemas.microsoft.com/internal/obd"/>
   </ds:schemaRefs>
 </ds:datastoreItem>
-</file>
-
-<file path=customXml/itemProps4.xml><?xml version="1.0" encoding="utf-8"?>
-<ds:datastoreItem xmlns:ds="http://schemas.openxmlformats.org/officeDocument/2006/customXml" ds:itemID="{C558AB56-52E2-4A7D-BACD-F7E2C9501F8A}">
-  <ds:schemaRefs>
-    <ds:schemaRef ds:uri="http://schemas.openxmlformats.org/officeDocument/2006/bibliography"/>
-  </ds:schemaRefs>
-</ds:datastoreItem>
 </file>
--- a/doc/Documentazione BariGo (1).docx
+++ b/doc/Documentazione BariGo (1).docx
@@ -11098,7 +11098,7 @@
           <w:noProof/>
         </w:rPr>
         <w:drawing>
-          <wp:inline distT="0" distB="0" distL="0" distR="0" wp14:anchorId="2D69741C" wp14:editId="0431DE5C">
+          <wp:inline distT="0" distB="0" distL="0" distR="0" wp14:anchorId="2D69741C" wp14:editId="5CD9A0A4">
             <wp:extent cx="6116320" cy="7671526"/>
             <wp:effectExtent l="0" t="0" r="0" b="0"/>
             <wp:docPr id="1471364459" name="Immagine 9"/>
@@ -11613,12 +11613,574 @@
       <w:pPr>
         <w:rPr>
           <w:rFonts w:eastAsiaTheme="majorEastAsia" w:cstheme="majorBidi"/>
-          <w:b/>
+          <w:i/>
+          <w:iCs/>
           <w:color w:val="2F5496" w:themeColor="accent1" w:themeShade="BF"/>
-          <w:sz w:val="40"/>
-          <w:szCs w:val="32"/>
-        </w:rPr>
-      </w:pPr>
+          <w:sz w:val="28"/>
+        </w:rPr>
+      </w:pPr>
+      <w:r>
+        <w:br w:type="page"/>
+      </w:r>
+    </w:p>
+    <w:p>
+      <w:pPr>
+        <w:pStyle w:val="Titolo3"/>
+      </w:pPr>
+      <w:r>
+        <w:lastRenderedPageBreak/>
+        <w:t>Definizione Elementi Grafici</w:t>
+      </w:r>
+    </w:p>
+    <w:p>
+      <w:pPr>
+        <w:rPr>
+          <w:noProof/>
+        </w:rPr>
+      </w:pPr>
+      <w:r>
+        <w:rPr>
+          <w:noProof/>
+        </w:rPr>
+        <w:drawing>
+          <wp:anchor distT="0" distB="0" distL="114300" distR="114300" simplePos="0" relativeHeight="251664384" behindDoc="0" locked="0" layoutInCell="1" allowOverlap="1" wp14:anchorId="1B0CB5F0" wp14:editId="2F3251B6">
+            <wp:simplePos x="0" y="0"/>
+            <wp:positionH relativeFrom="margin">
+              <wp:align>left</wp:align>
+            </wp:positionH>
+            <wp:positionV relativeFrom="paragraph">
+              <wp:posOffset>21724</wp:posOffset>
+            </wp:positionV>
+            <wp:extent cx="494948" cy="510339"/>
+            <wp:effectExtent l="19050" t="19050" r="19685" b="23495"/>
+            <wp:wrapSquare wrapText="bothSides"/>
+            <wp:docPr id="462959843" name="Immagine 3"/>
+            <wp:cNvGraphicFramePr>
+              <a:graphicFrameLocks xmlns:a="http://schemas.openxmlformats.org/drawingml/2006/main" noChangeAspect="1"/>
+            </wp:cNvGraphicFramePr>
+            <a:graphic xmlns:a="http://schemas.openxmlformats.org/drawingml/2006/main">
+              <a:graphicData uri="http://schemas.openxmlformats.org/drawingml/2006/picture">
+                <pic:pic xmlns:pic="http://schemas.openxmlformats.org/drawingml/2006/picture">
+                  <pic:nvPicPr>
+                    <pic:cNvPr id="462959843" name="Immagine 462959843"/>
+                    <pic:cNvPicPr/>
+                  </pic:nvPicPr>
+                  <pic:blipFill rotWithShape="1">
+                    <a:blip r:embed="rId31">
+                      <a:extLst>
+                        <a:ext uri="{28A0092B-C50C-407E-A947-70E740481C1C}">
+                          <a14:useLocalDpi xmlns:a14="http://schemas.microsoft.com/office/drawing/2010/main" val="0"/>
+                        </a:ext>
+                      </a:extLst>
+                    </a:blip>
+                    <a:srcRect r="87312" b="76037"/>
+                    <a:stretch>
+                      <a:fillRect/>
+                    </a:stretch>
+                  </pic:blipFill>
+                  <pic:spPr bwMode="auto">
+                    <a:xfrm>
+                      <a:off x="0" y="0"/>
+                      <a:ext cx="494948" cy="510339"/>
+                    </a:xfrm>
+                    <a:prstGeom prst="rect">
+                      <a:avLst/>
+                    </a:prstGeom>
+                    <a:ln>
+                      <a:solidFill>
+                        <a:schemeClr val="bg1">
+                          <a:lumMod val="95000"/>
+                        </a:schemeClr>
+                      </a:solidFill>
+                    </a:ln>
+                    <a:extLst>
+                      <a:ext uri="{53640926-AAD7-44D8-BBD7-CCE9431645EC}">
+                        <a14:shadowObscured xmlns:a14="http://schemas.microsoft.com/office/drawing/2010/main"/>
+                      </a:ext>
+                    </a:extLst>
+                  </pic:spPr>
+                </pic:pic>
+              </a:graphicData>
+            </a:graphic>
+          </wp:anchor>
+        </w:drawing>
+      </w:r>
+    </w:p>
+    <w:p>
+      <w:r>
+        <w:t>: Moneta virtuale presente nella mappa, raccoglibile passandoci sopra, aumenta il counter delle monete. Spendibile dalla signora delle sgagliozze.</w:t>
+      </w:r>
+    </w:p>
+    <w:p>
+      <w:pPr>
+        <w:rPr>
+          <w:noProof/>
+        </w:rPr>
+      </w:pPr>
+    </w:p>
+    <w:p>
+      <w:pPr>
+        <w:rPr>
+          <w:noProof/>
+        </w:rPr>
+      </w:pPr>
+    </w:p>
+    <w:p>
+      <w:pPr>
+        <w:rPr>
+          <w:noProof/>
+        </w:rPr>
+      </w:pPr>
+      <w:r>
+        <w:rPr>
+          <w:noProof/>
+        </w:rPr>
+        <w:drawing>
+          <wp:anchor distT="0" distB="0" distL="114300" distR="114300" simplePos="0" relativeHeight="251665408" behindDoc="0" locked="0" layoutInCell="1" allowOverlap="1" wp14:anchorId="0234CD06" wp14:editId="6B286A6A">
+            <wp:simplePos x="0" y="0"/>
+            <wp:positionH relativeFrom="margin">
+              <wp:align>left</wp:align>
+            </wp:positionH>
+            <wp:positionV relativeFrom="paragraph">
+              <wp:posOffset>23629</wp:posOffset>
+            </wp:positionV>
+            <wp:extent cx="628773" cy="642686"/>
+            <wp:effectExtent l="19050" t="19050" r="19050" b="24130"/>
+            <wp:wrapSquare wrapText="bothSides"/>
+            <wp:docPr id="1785328211" name="Immagine 4"/>
+            <wp:cNvGraphicFramePr>
+              <a:graphicFrameLocks xmlns:a="http://schemas.openxmlformats.org/drawingml/2006/main" noChangeAspect="1"/>
+            </wp:cNvGraphicFramePr>
+            <a:graphic xmlns:a="http://schemas.openxmlformats.org/drawingml/2006/main">
+              <a:graphicData uri="http://schemas.openxmlformats.org/drawingml/2006/picture">
+                <pic:pic xmlns:pic="http://schemas.openxmlformats.org/drawingml/2006/picture">
+                  <pic:nvPicPr>
+                    <pic:cNvPr id="1785328211" name="Immagine 1785328211"/>
+                    <pic:cNvPicPr/>
+                  </pic:nvPicPr>
+                  <pic:blipFill rotWithShape="1">
+                    <a:blip r:embed="rId32" cstate="print">
+                      <a:extLst>
+                        <a:ext uri="{28A0092B-C50C-407E-A947-70E740481C1C}">
+                          <a14:useLocalDpi xmlns:a14="http://schemas.microsoft.com/office/drawing/2010/main" val="0"/>
+                        </a:ext>
+                      </a:extLst>
+                    </a:blip>
+                    <a:srcRect r="46593"/>
+                    <a:stretch>
+                      <a:fillRect/>
+                    </a:stretch>
+                  </pic:blipFill>
+                  <pic:spPr bwMode="auto">
+                    <a:xfrm>
+                      <a:off x="0" y="0"/>
+                      <a:ext cx="628773" cy="642686"/>
+                    </a:xfrm>
+                    <a:prstGeom prst="rect">
+                      <a:avLst/>
+                    </a:prstGeom>
+                    <a:ln>
+                      <a:solidFill>
+                        <a:schemeClr val="bg1">
+                          <a:lumMod val="95000"/>
+                        </a:schemeClr>
+                      </a:solidFill>
+                    </a:ln>
+                    <a:extLst>
+                      <a:ext uri="{53640926-AAD7-44D8-BBD7-CCE9431645EC}">
+                        <a14:shadowObscured xmlns:a14="http://schemas.microsoft.com/office/drawing/2010/main"/>
+                      </a:ext>
+                    </a:extLst>
+                  </pic:spPr>
+                </pic:pic>
+              </a:graphicData>
+            </a:graphic>
+          </wp:anchor>
+        </w:drawing>
+      </w:r>
+    </w:p>
+    <w:p>
+      <w:r>
+        <w:t>: Icona del taccuino visibile nell’HUD. Funge da promemoria al giocatore, indica tasto per aprire gli appunti scoperti.</w:t>
+      </w:r>
+    </w:p>
+    <w:p/>
+    <w:p/>
+    <w:p>
+      <w:r>
+        <w:rPr>
+          <w:noProof/>
+        </w:rPr>
+        <w:drawing>
+          <wp:anchor distT="0" distB="0" distL="114300" distR="114300" simplePos="0" relativeHeight="251666432" behindDoc="0" locked="0" layoutInCell="1" allowOverlap="1" wp14:anchorId="21DDA72F" wp14:editId="08CAE7B9">
+            <wp:simplePos x="0" y="0"/>
+            <wp:positionH relativeFrom="margin">
+              <wp:align>left</wp:align>
+            </wp:positionH>
+            <wp:positionV relativeFrom="paragraph">
+              <wp:posOffset>22024</wp:posOffset>
+            </wp:positionV>
+            <wp:extent cx="618623" cy="672284"/>
+            <wp:effectExtent l="19050" t="19050" r="10160" b="13970"/>
+            <wp:wrapSquare wrapText="bothSides"/>
+            <wp:docPr id="90133954" name="Immagine 5"/>
+            <wp:cNvGraphicFramePr>
+              <a:graphicFrameLocks xmlns:a="http://schemas.openxmlformats.org/drawingml/2006/main" noChangeAspect="1"/>
+            </wp:cNvGraphicFramePr>
+            <a:graphic xmlns:a="http://schemas.openxmlformats.org/drawingml/2006/main">
+              <a:graphicData uri="http://schemas.openxmlformats.org/drawingml/2006/picture">
+                <pic:pic xmlns:pic="http://schemas.openxmlformats.org/drawingml/2006/picture">
+                  <pic:nvPicPr>
+                    <pic:cNvPr id="90133954" name="Immagine 90133954"/>
+                    <pic:cNvPicPr/>
+                  </pic:nvPicPr>
+                  <pic:blipFill rotWithShape="1">
+                    <a:blip r:embed="rId33" cstate="print">
+                      <a:extLst>
+                        <a:ext uri="{28A0092B-C50C-407E-A947-70E740481C1C}">
+                          <a14:useLocalDpi xmlns:a14="http://schemas.microsoft.com/office/drawing/2010/main" val="0"/>
+                        </a:ext>
+                      </a:extLst>
+                    </a:blip>
+                    <a:srcRect l="49768"/>
+                    <a:stretch>
+                      <a:fillRect/>
+                    </a:stretch>
+                  </pic:blipFill>
+                  <pic:spPr bwMode="auto">
+                    <a:xfrm>
+                      <a:off x="0" y="0"/>
+                      <a:ext cx="618623" cy="672284"/>
+                    </a:xfrm>
+                    <a:prstGeom prst="rect">
+                      <a:avLst/>
+                    </a:prstGeom>
+                    <a:ln>
+                      <a:solidFill>
+                        <a:schemeClr val="bg1">
+                          <a:lumMod val="95000"/>
+                        </a:schemeClr>
+                      </a:solidFill>
+                    </a:ln>
+                    <a:extLst>
+                      <a:ext uri="{53640926-AAD7-44D8-BBD7-CCE9431645EC}">
+                        <a14:shadowObscured xmlns:a14="http://schemas.microsoft.com/office/drawing/2010/main"/>
+                      </a:ext>
+                    </a:extLst>
+                  </pic:spPr>
+                </pic:pic>
+              </a:graphicData>
+            </a:graphic>
+          </wp:anchor>
+        </w:drawing>
+      </w:r>
+    </w:p>
+    <w:p>
+      <w:r>
+        <w:t xml:space="preserve">: </w:t>
+      </w:r>
+      <w:r>
+        <w:t xml:space="preserve">Icona del </w:t>
+      </w:r>
+      <w:r>
+        <w:t xml:space="preserve">manuale </w:t>
+      </w:r>
+      <w:r>
+        <w:t xml:space="preserve">visibile nell’HUD. Funge da promemoria al giocatore, indica tasto per </w:t>
+      </w:r>
+      <w:r>
+        <w:t>riaprire la schermata riportante le istruzioni, mostrata ad inizio partita.</w:t>
+      </w:r>
+    </w:p>
+    <w:p/>
+    <w:p/>
+    <w:p>
+      <w:r>
+        <w:t>Di seguito, alcuni dei vari tipi di cartelli che possono essere trovati durante l’esplorazione della mappa. Aiutano il giocatore a trovare i teatri sparsi e forniscono indicazioni sui luog</w:t>
+      </w:r>
+      <w:r>
+        <w:t>hi</w:t>
+      </w:r>
+      <w:r>
+        <w:t xml:space="preserve"> </w:t>
+      </w:r>
+      <w:r>
+        <w:t>presenti.</w:t>
+      </w:r>
+    </w:p>
+    <w:p/>
+    <w:p>
+      <w:r>
+        <w:rPr>
+          <w:noProof/>
+        </w:rPr>
+        <w:drawing>
+          <wp:anchor distT="0" distB="0" distL="114300" distR="114300" simplePos="0" relativeHeight="251663360" behindDoc="0" locked="0" layoutInCell="1" allowOverlap="1" wp14:anchorId="46A7A323" wp14:editId="3857C310">
+            <wp:simplePos x="0" y="0"/>
+            <wp:positionH relativeFrom="column">
+              <wp:posOffset>1943735</wp:posOffset>
+            </wp:positionH>
+            <wp:positionV relativeFrom="paragraph">
+              <wp:posOffset>24765</wp:posOffset>
+            </wp:positionV>
+            <wp:extent cx="576000" cy="576000"/>
+            <wp:effectExtent l="19050" t="19050" r="14605" b="14605"/>
+            <wp:wrapSquare wrapText="bothSides"/>
+            <wp:docPr id="863986416" name="Immagine 10"/>
+            <wp:cNvGraphicFramePr>
+              <a:graphicFrameLocks xmlns:a="http://schemas.openxmlformats.org/drawingml/2006/main" noChangeAspect="1"/>
+            </wp:cNvGraphicFramePr>
+            <a:graphic xmlns:a="http://schemas.openxmlformats.org/drawingml/2006/main">
+              <a:graphicData uri="http://schemas.openxmlformats.org/drawingml/2006/picture">
+                <pic:pic xmlns:pic="http://schemas.openxmlformats.org/drawingml/2006/picture">
+                  <pic:nvPicPr>
+                    <pic:cNvPr id="863986416" name="Immagine 863986416"/>
+                    <pic:cNvPicPr/>
+                  </pic:nvPicPr>
+                  <pic:blipFill>
+                    <a:blip r:embed="rId34">
+                      <a:extLst>
+                        <a:ext uri="{28A0092B-C50C-407E-A947-70E740481C1C}">
+                          <a14:useLocalDpi xmlns:a14="http://schemas.microsoft.com/office/drawing/2010/main" val="0"/>
+                        </a:ext>
+                      </a:extLst>
+                    </a:blip>
+                    <a:stretch>
+                      <a:fillRect/>
+                    </a:stretch>
+                  </pic:blipFill>
+                  <pic:spPr>
+                    <a:xfrm>
+                      <a:off x="0" y="0"/>
+                      <a:ext cx="576000" cy="576000"/>
+                    </a:xfrm>
+                    <a:prstGeom prst="rect">
+                      <a:avLst/>
+                    </a:prstGeom>
+                    <a:ln>
+                      <a:solidFill>
+                        <a:schemeClr val="bg1">
+                          <a:lumMod val="95000"/>
+                        </a:schemeClr>
+                      </a:solidFill>
+                    </a:ln>
+                  </pic:spPr>
+                </pic:pic>
+              </a:graphicData>
+            </a:graphic>
+            <wp14:sizeRelH relativeFrom="margin">
+              <wp14:pctWidth>0</wp14:pctWidth>
+            </wp14:sizeRelH>
+            <wp14:sizeRelV relativeFrom="margin">
+              <wp14:pctHeight>0</wp14:pctHeight>
+            </wp14:sizeRelV>
+          </wp:anchor>
+        </w:drawing>
+      </w:r>
+      <w:r>
+        <w:rPr>
+          <w:noProof/>
+        </w:rPr>
+        <w:drawing>
+          <wp:anchor distT="0" distB="0" distL="114300" distR="114300" simplePos="0" relativeHeight="251660288" behindDoc="0" locked="0" layoutInCell="1" allowOverlap="1" wp14:anchorId="0B67F292" wp14:editId="10FF9730">
+            <wp:simplePos x="0" y="0"/>
+            <wp:positionH relativeFrom="column">
+              <wp:posOffset>1302385</wp:posOffset>
+            </wp:positionH>
+            <wp:positionV relativeFrom="paragraph">
+              <wp:posOffset>26035</wp:posOffset>
+            </wp:positionV>
+            <wp:extent cx="576000" cy="576000"/>
+            <wp:effectExtent l="19050" t="19050" r="14605" b="14605"/>
+            <wp:wrapSquare wrapText="bothSides"/>
+            <wp:docPr id="1019432382" name="Immagine 9"/>
+            <wp:cNvGraphicFramePr>
+              <a:graphicFrameLocks xmlns:a="http://schemas.openxmlformats.org/drawingml/2006/main" noChangeAspect="1"/>
+            </wp:cNvGraphicFramePr>
+            <a:graphic xmlns:a="http://schemas.openxmlformats.org/drawingml/2006/main">
+              <a:graphicData uri="http://schemas.openxmlformats.org/drawingml/2006/picture">
+                <pic:pic xmlns:pic="http://schemas.openxmlformats.org/drawingml/2006/picture">
+                  <pic:nvPicPr>
+                    <pic:cNvPr id="1019432382" name="Immagine 1019432382"/>
+                    <pic:cNvPicPr/>
+                  </pic:nvPicPr>
+                  <pic:blipFill>
+                    <a:blip r:embed="rId35">
+                      <a:extLst>
+                        <a:ext uri="{28A0092B-C50C-407E-A947-70E740481C1C}">
+                          <a14:useLocalDpi xmlns:a14="http://schemas.microsoft.com/office/drawing/2010/main" val="0"/>
+                        </a:ext>
+                      </a:extLst>
+                    </a:blip>
+                    <a:stretch>
+                      <a:fillRect/>
+                    </a:stretch>
+                  </pic:blipFill>
+                  <pic:spPr>
+                    <a:xfrm>
+                      <a:off x="0" y="0"/>
+                      <a:ext cx="576000" cy="576000"/>
+                    </a:xfrm>
+                    <a:prstGeom prst="rect">
+                      <a:avLst/>
+                    </a:prstGeom>
+                    <a:ln>
+                      <a:solidFill>
+                        <a:schemeClr val="bg1">
+                          <a:lumMod val="95000"/>
+                        </a:schemeClr>
+                      </a:solidFill>
+                    </a:ln>
+                  </pic:spPr>
+                </pic:pic>
+              </a:graphicData>
+            </a:graphic>
+            <wp14:sizeRelH relativeFrom="margin">
+              <wp14:pctWidth>0</wp14:pctWidth>
+            </wp14:sizeRelH>
+            <wp14:sizeRelV relativeFrom="margin">
+              <wp14:pctHeight>0</wp14:pctHeight>
+            </wp14:sizeRelV>
+          </wp:anchor>
+        </w:drawing>
+      </w:r>
+      <w:r>
+        <w:rPr>
+          <w:noProof/>
+        </w:rPr>
+        <w:drawing>
+          <wp:anchor distT="0" distB="0" distL="114300" distR="114300" simplePos="0" relativeHeight="251662336" behindDoc="0" locked="0" layoutInCell="1" allowOverlap="1" wp14:anchorId="6E0C8AA2" wp14:editId="7BAF593E">
+            <wp:simplePos x="0" y="0"/>
+            <wp:positionH relativeFrom="margin">
+              <wp:posOffset>659765</wp:posOffset>
+            </wp:positionH>
+            <wp:positionV relativeFrom="paragraph">
+              <wp:posOffset>24765</wp:posOffset>
+            </wp:positionV>
+            <wp:extent cx="576000" cy="576000"/>
+            <wp:effectExtent l="19050" t="19050" r="14605" b="14605"/>
+            <wp:wrapSquare wrapText="bothSides"/>
+            <wp:docPr id="678772654" name="Immagine 7"/>
+            <wp:cNvGraphicFramePr>
+              <a:graphicFrameLocks xmlns:a="http://schemas.openxmlformats.org/drawingml/2006/main" noChangeAspect="1"/>
+            </wp:cNvGraphicFramePr>
+            <a:graphic xmlns:a="http://schemas.openxmlformats.org/drawingml/2006/main">
+              <a:graphicData uri="http://schemas.openxmlformats.org/drawingml/2006/picture">
+                <pic:pic xmlns:pic="http://schemas.openxmlformats.org/drawingml/2006/picture">
+                  <pic:nvPicPr>
+                    <pic:cNvPr id="678772654" name="Immagine 678772654"/>
+                    <pic:cNvPicPr/>
+                  </pic:nvPicPr>
+                  <pic:blipFill>
+                    <a:blip r:embed="rId36">
+                      <a:extLst>
+                        <a:ext uri="{28A0092B-C50C-407E-A947-70E740481C1C}">
+                          <a14:useLocalDpi xmlns:a14="http://schemas.microsoft.com/office/drawing/2010/main" val="0"/>
+                        </a:ext>
+                      </a:extLst>
+                    </a:blip>
+                    <a:stretch>
+                      <a:fillRect/>
+                    </a:stretch>
+                  </pic:blipFill>
+                  <pic:spPr>
+                    <a:xfrm>
+                      <a:off x="0" y="0"/>
+                      <a:ext cx="576000" cy="576000"/>
+                    </a:xfrm>
+                    <a:prstGeom prst="rect">
+                      <a:avLst/>
+                    </a:prstGeom>
+                    <a:ln>
+                      <a:solidFill>
+                        <a:schemeClr val="bg1">
+                          <a:lumMod val="95000"/>
+                        </a:schemeClr>
+                      </a:solidFill>
+                    </a:ln>
+                  </pic:spPr>
+                </pic:pic>
+              </a:graphicData>
+            </a:graphic>
+            <wp14:sizeRelH relativeFrom="margin">
+              <wp14:pctWidth>0</wp14:pctWidth>
+            </wp14:sizeRelH>
+            <wp14:sizeRelV relativeFrom="margin">
+              <wp14:pctHeight>0</wp14:pctHeight>
+            </wp14:sizeRelV>
+          </wp:anchor>
+        </w:drawing>
+      </w:r>
+      <w:r>
+        <w:rPr>
+          <w:noProof/>
+        </w:rPr>
+        <w:drawing>
+          <wp:anchor distT="0" distB="0" distL="114300" distR="114300" simplePos="0" relativeHeight="251661312" behindDoc="0" locked="0" layoutInCell="1" allowOverlap="1" wp14:anchorId="1A06E8CA" wp14:editId="461701DD">
+            <wp:simplePos x="0" y="0"/>
+            <wp:positionH relativeFrom="column">
+              <wp:posOffset>20320</wp:posOffset>
+            </wp:positionH>
+            <wp:positionV relativeFrom="paragraph">
+              <wp:posOffset>17145</wp:posOffset>
+            </wp:positionV>
+            <wp:extent cx="576000" cy="576000"/>
+            <wp:effectExtent l="19050" t="19050" r="14605" b="14605"/>
+            <wp:wrapSquare wrapText="bothSides"/>
+            <wp:docPr id="862951070" name="Immagine 8"/>
+            <wp:cNvGraphicFramePr>
+              <a:graphicFrameLocks xmlns:a="http://schemas.openxmlformats.org/drawingml/2006/main" noChangeAspect="1"/>
+            </wp:cNvGraphicFramePr>
+            <a:graphic xmlns:a="http://schemas.openxmlformats.org/drawingml/2006/main">
+              <a:graphicData uri="http://schemas.openxmlformats.org/drawingml/2006/picture">
+                <pic:pic xmlns:pic="http://schemas.openxmlformats.org/drawingml/2006/picture">
+                  <pic:nvPicPr>
+                    <pic:cNvPr id="862951070" name="Immagine 862951070"/>
+                    <pic:cNvPicPr/>
+                  </pic:nvPicPr>
+                  <pic:blipFill>
+                    <a:blip r:embed="rId37">
+                      <a:extLst>
+                        <a:ext uri="{28A0092B-C50C-407E-A947-70E740481C1C}">
+                          <a14:useLocalDpi xmlns:a14="http://schemas.microsoft.com/office/drawing/2010/main" val="0"/>
+                        </a:ext>
+                      </a:extLst>
+                    </a:blip>
+                    <a:stretch>
+                      <a:fillRect/>
+                    </a:stretch>
+                  </pic:blipFill>
+                  <pic:spPr>
+                    <a:xfrm>
+                      <a:off x="0" y="0"/>
+                      <a:ext cx="576000" cy="576000"/>
+                    </a:xfrm>
+                    <a:prstGeom prst="rect">
+                      <a:avLst/>
+                    </a:prstGeom>
+                    <a:ln>
+                      <a:solidFill>
+                        <a:schemeClr val="bg1">
+                          <a:lumMod val="95000"/>
+                        </a:schemeClr>
+                      </a:solidFill>
+                    </a:ln>
+                  </pic:spPr>
+                </pic:pic>
+              </a:graphicData>
+            </a:graphic>
+            <wp14:sizeRelH relativeFrom="margin">
+              <wp14:pctWidth>0</wp14:pctWidth>
+            </wp14:sizeRelH>
+            <wp14:sizeRelV relativeFrom="margin">
+              <wp14:pctHeight>0</wp14:pctHeight>
+            </wp14:sizeRelV>
+          </wp:anchor>
+        </w:drawing>
+      </w:r>
+    </w:p>
+    <w:p/>
+    <w:p>
       <w:r>
         <w:br w:type="page"/>
       </w:r>
@@ -16154,9 +16716,9 @@
     </w:p>
     <w:p/>
     <w:sectPr>
-      <w:headerReference w:type="default" r:id="rId31"/>
-      <w:footerReference w:type="even" r:id="rId32"/>
-      <w:footerReference w:type="default" r:id="rId33"/>
+      <w:headerReference w:type="default" r:id="rId38"/>
+      <w:footerReference w:type="even" r:id="rId39"/>
+      <w:footerReference w:type="default" r:id="rId40"/>
       <w:pgSz w:w="11900" w:h="16840"/>
       <w:pgMar w:top="2131" w:right="1134" w:bottom="1134" w:left="1134" w:header="708" w:footer="708" w:gutter="0"/>
       <w:cols w:space="708"/>
@@ -17633,7 +18195,7 @@
   <w:abstractNum w:abstractNumId="7" w15:restartNumberingAfterBreak="0">
     <w:nsid w:val="151629A9"/>
     <w:multiLevelType w:val="hybridMultilevel"/>
-    <w:tmpl w:val="D61455C0"/>
+    <w:tmpl w:val="4E2A2062"/>
     <w:lvl w:ilvl="0" w:tplc="08090001">
       <w:start w:val="1"/>
       <w:numFmt w:val="bullet"/>
@@ -25495,14 +26057,6 @@
 </file>
 
 <file path=customXml/item1.xml><?xml version="1.0" encoding="utf-8"?>
-<p:properties xmlns:p="http://schemas.microsoft.com/office/2006/metadata/properties" xmlns:xsi="http://www.w3.org/2001/XMLSchema-instance" xmlns:pc="http://schemas.microsoft.com/office/infopath/2007/PartnerControls">
-  <documentManagement>
-    <_activity xmlns="1682274c-17d2-4eb1-91bb-64e0444dc755" xsi:nil="true"/>
-  </documentManagement>
-</p:properties>
-</file>
-
-<file path=customXml/item2.xml><?xml version="1.0" encoding="utf-8"?>
 <?mso-contentType ?>
 <FormTemplates xmlns="http://schemas.microsoft.com/sharepoint/v3/contenttype/forms">
   <Display>DocumentLibraryForm</Display>
@@ -25511,11 +26065,15 @@
 </FormTemplates>
 </file>
 
-<file path=customXml/item3.xml><?xml version="1.0" encoding="utf-8"?>
-<b:Sources xmlns:b="http://schemas.openxmlformats.org/officeDocument/2006/bibliography" xmlns="http://schemas.openxmlformats.org/officeDocument/2006/bibliography" SelectedStyle="\APASixthEditionOfficeOnline.xsl" StyleName="APA" Version="6"/>
+<file path=customXml/item2.xml><?xml version="1.0" encoding="utf-8"?>
+<p:properties xmlns:p="http://schemas.microsoft.com/office/2006/metadata/properties" xmlns:xsi="http://www.w3.org/2001/XMLSchema-instance" xmlns:pc="http://schemas.microsoft.com/office/infopath/2007/PartnerControls">
+  <documentManagement>
+    <_activity xmlns="1682274c-17d2-4eb1-91bb-64e0444dc755" xsi:nil="true"/>
+  </documentManagement>
+</p:properties>
 </file>
 
-<file path=customXml/item4.xml><?xml version="1.0" encoding="utf-8"?>
+<file path=customXml/item3.xml><?xml version="1.0" encoding="utf-8"?>
 <ct:contentTypeSchema xmlns:ct="http://schemas.microsoft.com/office/2006/metadata/contentType" xmlns:ma="http://schemas.microsoft.com/office/2006/metadata/properties/metaAttributes" ct:_="" ma:_="" ma:contentTypeName="Documento" ma:contentTypeID="0x010100483500D60DFCF744AD254A79C2671EC4" ma:contentTypeVersion="5" ma:contentTypeDescription="Creare un nuovo documento." ma:contentTypeScope="" ma:versionID="7b665a2209f67cd04619df273567bc5b">
   <xsd:schema xmlns:xsd="http://www.w3.org/2001/XMLSchema" xmlns:xs="http://www.w3.org/2001/XMLSchema" xmlns:p="http://schemas.microsoft.com/office/2006/metadata/properties" xmlns:ns3="1682274c-17d2-4eb1-91bb-64e0444dc755" targetNamespace="http://schemas.microsoft.com/office/2006/metadata/properties" ma:root="true" ma:fieldsID="09422ce98116468340c6fac1dc03f610" ns3:_="">
     <xsd:import namespace="1682274c-17d2-4eb1-91bb-64e0444dc755"/>
@@ -25665,7 +26223,19 @@
 </ct:contentTypeSchema>
 </file>
 
+<file path=customXml/item4.xml><?xml version="1.0" encoding="utf-8"?>
+<b:Sources xmlns:b="http://schemas.openxmlformats.org/officeDocument/2006/bibliography" xmlns="http://schemas.openxmlformats.org/officeDocument/2006/bibliography" SelectedStyle="\APASixthEditionOfficeOnline.xsl" StyleName="APA" Version="6"/>
+</file>
+
 <file path=customXml/itemProps1.xml><?xml version="1.0" encoding="utf-8"?>
+<ds:datastoreItem xmlns:ds="http://schemas.openxmlformats.org/officeDocument/2006/customXml" ds:itemID="{82EED737-999D-430D-BB13-B55BCBEF8CD3}">
+  <ds:schemaRefs>
+    <ds:schemaRef ds:uri="http://schemas.microsoft.com/sharepoint/v3/contenttype/forms"/>
+  </ds:schemaRefs>
+</ds:datastoreItem>
+</file>
+
+<file path=customXml/itemProps2.xml><?xml version="1.0" encoding="utf-8"?>
 <ds:datastoreItem xmlns:ds="http://schemas.openxmlformats.org/officeDocument/2006/customXml" ds:itemID="{2B0A1CF6-C588-4E49-9D26-36301E052649}">
   <ds:schemaRefs>
     <ds:schemaRef ds:uri="http://schemas.microsoft.com/office/2006/metadata/properties"/>
@@ -25675,23 +26245,7 @@
 </ds:datastoreItem>
 </file>
 
-<file path=customXml/itemProps2.xml><?xml version="1.0" encoding="utf-8"?>
-<ds:datastoreItem xmlns:ds="http://schemas.openxmlformats.org/officeDocument/2006/customXml" ds:itemID="{82EED737-999D-430D-BB13-B55BCBEF8CD3}">
-  <ds:schemaRefs>
-    <ds:schemaRef ds:uri="http://schemas.microsoft.com/sharepoint/v3/contenttype/forms"/>
-  </ds:schemaRefs>
-</ds:datastoreItem>
-</file>
-
 <file path=customXml/itemProps3.xml><?xml version="1.0" encoding="utf-8"?>
-<ds:datastoreItem xmlns:ds="http://schemas.openxmlformats.org/officeDocument/2006/customXml" ds:itemID="{C558AB56-52E2-4A7D-BACD-F7E2C9501F8A}">
-  <ds:schemaRefs>
-    <ds:schemaRef ds:uri="http://schemas.openxmlformats.org/officeDocument/2006/bibliography"/>
-  </ds:schemaRefs>
-</ds:datastoreItem>
-</file>
-
-<file path=customXml/itemProps4.xml><?xml version="1.0" encoding="utf-8"?>
 <ds:datastoreItem xmlns:ds="http://schemas.openxmlformats.org/officeDocument/2006/customXml" ds:itemID="{E3DC2D59-DB5B-4EAF-BF4B-86942C28552E}">
   <ds:schemaRefs>
     <ds:schemaRef ds:uri="http://schemas.microsoft.com/office/2006/metadata/contentType"/>
@@ -25707,4 +26261,12 @@
     <ds:schemaRef ds:uri="http://schemas.microsoft.com/internal/obd"/>
   </ds:schemaRefs>
 </ds:datastoreItem>
+</file>
+
+<file path=customXml/itemProps4.xml><?xml version="1.0" encoding="utf-8"?>
+<ds:datastoreItem xmlns:ds="http://schemas.openxmlformats.org/officeDocument/2006/customXml" ds:itemID="{C558AB56-52E2-4A7D-BACD-F7E2C9501F8A}">
+  <ds:schemaRefs>
+    <ds:schemaRef ds:uri="http://schemas.openxmlformats.org/officeDocument/2006/bibliography"/>
+  </ds:schemaRefs>
+</ds:datastoreItem>
 </file>
--- a/doc/Documentazione BariGo (1).docx
+++ b/doc/Documentazione BariGo (1).docx
@@ -4168,6 +4168,9 @@
       </w:r>
     </w:p>
     <w:p>
+      <w:pPr>
+        <w:pStyle w:val="Nessunaspaziatura"/>
+      </w:pPr>
       <w:r>
         <w:rPr>
           <w:b/>
@@ -4196,7 +4199,31 @@
         <w:t>open-source</w:t>
       </w:r>
       <w:r>
-        <w:t xml:space="preserve"> distribuiti con licenza CC0 (Pubblico Dominio). Nello specifico, sono stati campionati e implementati gli </w:t>
+        <w:t xml:space="preserve"> distribuiti con licenza CC0 (Pubblico Dominio). Nello specifico</w:t>
+      </w:r>
+      <w:r>
+        <w:t>,</w:t>
+      </w:r>
+      <w:r>
+        <w:t xml:space="preserve"> </w:t>
+      </w:r>
+      <w:r>
+        <w:t xml:space="preserve">per </w:t>
+      </w:r>
+      <w:r>
+        <w:t>gli effetti sonori relativi all’interazione con il player</w:t>
+      </w:r>
+      <w:r>
+        <w:t xml:space="preserve"> </w:t>
+      </w:r>
+      <w:r>
+        <w:t xml:space="preserve">sono stati </w:t>
+      </w:r>
+      <w:r>
+        <w:t>acquisiti</w:t>
+      </w:r>
+      <w:r>
+        <w:t xml:space="preserve"> e implementati gli </w:t>
       </w:r>
       <w:r>
         <w:rPr>
@@ -4206,22 +4233,28 @@
         <w:t>asset</w:t>
       </w:r>
       <w:r>
-        <w:t xml:space="preserve"> provenienti dai pacchetti "RPG Audio", "UI Audio" e "Casino Audio" creati e distribuiti da</w:t>
-      </w:r>
-      <w:r>
-        <w:t>i</w:t>
+        <w:t xml:space="preserve"> provenienti dai pacchetti "RPG Audio", "UI Audio" e "Casino Audio"</w:t>
+      </w:r>
+      <w:r>
+        <w:t>,</w:t>
+      </w:r>
+      <w:r>
+        <w:t xml:space="preserve"> creati e distribuiti da</w:t>
+      </w:r>
+      <w:r>
+        <w:t>l</w:t>
       </w:r>
       <w:r>
         <w:t xml:space="preserve"> portal</w:t>
       </w:r>
       <w:r>
-        <w:t>i</w:t>
+        <w:t>e</w:t>
       </w:r>
       <w:r>
         <w:t xml:space="preserve"> dedicat</w:t>
       </w:r>
       <w:r>
-        <w:t>i</w:t>
+        <w:t>o</w:t>
       </w:r>
       <w:r>
         <w:t xml:space="preserve"> </w:t>
@@ -4230,32 +4263,65 @@
         <w:t>Kenney.nl</w:t>
       </w:r>
       <w:r>
+        <w:t xml:space="preserve">. </w:t>
+      </w:r>
+      <w:r>
+        <w:br/>
+      </w:r>
+      <w:r>
+        <w:t xml:space="preserve">Le musiche di sottofondo impiegate durante l'esplorazione libera sono state generate tramite la piattaforma </w:t>
+      </w:r>
+      <w:r>
+        <w:t>“</w:t>
+      </w:r>
+      <w:r>
+        <w:t>S</w:t>
+      </w:r>
+      <w:r>
+        <w:t>u</w:t>
+      </w:r>
+      <w:r>
+        <w:t>no.AI</w:t>
+      </w:r>
+      <w:r>
+        <w:t>”</w:t>
+      </w:r>
+      <w:r>
+        <w:t xml:space="preserve">. Per le sezioni dedicate ai minigiochi teatrali, gli asset audio associati al Teatro Petruzzelli sono stati elaborati mediante </w:t>
+      </w:r>
+      <w:r>
+        <w:t>“</w:t>
+      </w:r>
+      <w:r>
+        <w:t>ElevenLabs</w:t>
+      </w:r>
+      <w:r>
+        <w:t>”</w:t>
+      </w:r>
+      <w:r>
+        <w:t xml:space="preserve">, mentre per i restanti livelli gli effetti ambientali sono stati reperiti dalla libreria </w:t>
+      </w:r>
+      <w:r>
+        <w:t>“</w:t>
+      </w:r>
+      <w:r>
+        <w:t>FreeSound.org</w:t>
+      </w:r>
+      <w:r>
+        <w:t>”</w:t>
+      </w:r>
+      <w:r>
+        <w:t>.</w:t>
+      </w:r>
+    </w:p>
+    <w:p>
+      <w:r>
+        <w:br w:type="page"/>
+      </w:r>
+      <w:r>
+        <w:lastRenderedPageBreak/>
         <w:t xml:space="preserve"> </w:t>
       </w:r>
-      <w:r>
-        <w:rPr>
-          <w:color w:val="EE0000"/>
-        </w:rPr>
-        <w:t>Upbeat.io</w:t>
-      </w:r>
-      <w:r>
-        <w:rPr>
-          <w:color w:val="EE0000"/>
-        </w:rPr>
-        <w:t xml:space="preserve"> (da vedere perché non trovo musica decente)</w:t>
-      </w:r>
-      <w:r>
-        <w:rPr>
-          <w:color w:val="EE0000"/>
-        </w:rPr>
-        <w:t>.</w:t>
-      </w:r>
-    </w:p>
-    <w:p/>
-    <w:p>
-      <w:r>
-        <w:br w:type="page"/>
-      </w:r>
     </w:p>
     <w:p>
       <w:pPr>
@@ -4263,7 +4329,6 @@
       </w:pPr>
       <w:bookmarkStart w:id="8" w:name="_Toc232612025"/>
       <w:r>
-        <w:lastRenderedPageBreak/>
         <w:t>Stimare i Costi</w:t>
       </w:r>
       <w:bookmarkEnd w:id="8"/>
@@ -8986,90 +9051,17 @@
         <w:t>Audio:</w:t>
       </w:r>
       <w:r>
-        <w:t xml:space="preserve"> Il </w:t>
-      </w:r>
-      <w:r>
-        <w:rPr>
-          <w:i/>
-          <w:iCs/>
-        </w:rPr>
-        <w:t>feedback</w:t>
-      </w:r>
-      <w:r>
-        <w:t xml:space="preserve"> acustico (SFX e UI) è stato ingegnerizzato campionando i pacchetti </w:t>
-      </w:r>
-      <w:r>
-        <w:rPr>
-          <w:i/>
-          <w:iCs/>
-        </w:rPr>
-        <w:t>RPG Audio</w:t>
-      </w:r>
-      <w:r>
-        <w:t xml:space="preserve">, </w:t>
-      </w:r>
-      <w:r>
-        <w:rPr>
-          <w:i/>
-          <w:iCs/>
-        </w:rPr>
-        <w:t>UI Audio</w:t>
-      </w:r>
-      <w:r>
-        <w:t xml:space="preserve"> e </w:t>
-      </w:r>
-      <w:r>
-        <w:rPr>
-          <w:i/>
-          <w:iCs/>
-        </w:rPr>
-        <w:t>Casino Audio</w:t>
-      </w:r>
-      <w:r>
-        <w:t xml:space="preserve"> distribuiti dal portale </w:t>
-      </w:r>
-      <w:r>
-        <w:rPr>
-          <w:i/>
-          <w:iCs/>
-        </w:rPr>
-        <w:t>open-source</w:t>
-      </w:r>
-      <w:r>
-        <w:t xml:space="preserve"> Kenney.nl, assicurando una </w:t>
-      </w:r>
-      <w:r>
-        <w:rPr>
-          <w:i/>
-          <w:iCs/>
-        </w:rPr>
-        <w:t>Thematic Cohesion</w:t>
-      </w:r>
-      <w:r>
-        <w:t xml:space="preserve"> priva di violazioni di </w:t>
-      </w:r>
-      <w:commentRangeStart w:id="11"/>
-      <w:r>
-        <w:rPr>
-          <w:i/>
-          <w:iCs/>
-        </w:rPr>
-        <w:t>copyright</w:t>
-      </w:r>
-      <w:commentRangeEnd w:id="11"/>
-      <w:r>
-        <w:rPr>
-          <w:rStyle w:val="Rimandocommento"/>
-          <w:sz w:val="24"/>
-          <w:szCs w:val="24"/>
-        </w:rPr>
-        <w:commentReference w:id="11"/>
-      </w:r>
-      <w:r>
-        <w:t>.</w:t>
-      </w:r>
-    </w:p>
-    <w:p>
+        <w:t xml:space="preserve"> </w:t>
+      </w:r>
+      <w:r>
+        <w:t>Il feedback acustico (SFX e UI) è stato implementato integrando i pacchetti "RPG Audio", "UI Audio" e "Casino Audio", acquisiti dal portale di risorse in pubblico dominio Kenney.nl.</w:t>
+      </w:r>
+      <w:r>
+        <w:br/>
+      </w:r>
+      <w:r>
+        <w:t>Il comparto sonoro è stato poi completato includendo musiche di sottofondo generate tramite Suno.AI e differenziando gli asset ambientali dei singoli minigiochi teatrali avvalendosi di ElevenLabs per il Teatro Petruzzelli e della libreria FreeSound.org per i restanti teatri.</w:t>
+      </w:r>
       <w:r>
         <w:br w:type="page"/>
       </w:r>
@@ -9078,22 +9070,22 @@
       <w:pPr>
         <w:pStyle w:val="Titolo1"/>
       </w:pPr>
-      <w:bookmarkStart w:id="12" w:name="_Toc232612028"/>
+      <w:bookmarkStart w:id="11" w:name="_Toc232612028"/>
       <w:r>
         <w:lastRenderedPageBreak/>
         <w:t>Progettazione</w:t>
       </w:r>
+      <w:bookmarkEnd w:id="11"/>
+    </w:p>
+    <w:p>
+      <w:pPr>
+        <w:pStyle w:val="Titolo2"/>
+      </w:pPr>
+      <w:bookmarkStart w:id="12" w:name="_Toc232612029"/>
+      <w:r>
+        <w:t>Introduzione</w:t>
+      </w:r>
       <w:bookmarkEnd w:id="12"/>
-    </w:p>
-    <w:p>
-      <w:pPr>
-        <w:pStyle w:val="Titolo2"/>
-      </w:pPr>
-      <w:bookmarkStart w:id="13" w:name="_Toc232612029"/>
-      <w:r>
-        <w:t>Introduzione</w:t>
-      </w:r>
-      <w:bookmarkEnd w:id="13"/>
     </w:p>
     <w:p>
       <w:pPr>
@@ -9144,14 +9136,14 @@
           <w:rFonts w:ascii="Avenir Book" w:hAnsi="Avenir Book"/>
         </w:rPr>
       </w:pPr>
-      <w:bookmarkStart w:id="14" w:name="_Toc232612030"/>
+      <w:bookmarkStart w:id="13" w:name="_Toc232612030"/>
       <w:r>
         <w:rPr>
           <w:rStyle w:val="Titolo3Carattere"/>
         </w:rPr>
         <w:t>Presentazione dei concetti</w:t>
       </w:r>
-      <w:bookmarkEnd w:id="14"/>
+      <w:bookmarkEnd w:id="13"/>
       <w:r>
         <w:rPr>
           <w:rFonts w:ascii="Avenir Book" w:hAnsi="Avenir Book"/>
@@ -9237,14 +9229,14 @@
           <w:rFonts w:ascii="Avenir Book" w:hAnsi="Avenir Book"/>
         </w:rPr>
       </w:pPr>
-      <w:bookmarkStart w:id="15" w:name="_Toc232612031"/>
+      <w:bookmarkStart w:id="14" w:name="_Toc232612031"/>
       <w:r>
         <w:rPr>
           <w:rStyle w:val="Titolo3Carattere"/>
         </w:rPr>
         <w:t>Definizione dei concetti</w:t>
       </w:r>
-      <w:bookmarkEnd w:id="15"/>
+      <w:bookmarkEnd w:id="14"/>
       <w:r>
         <w:rPr>
           <w:rFonts w:ascii="Avenir Book" w:hAnsi="Avenir Book"/>
@@ -9406,12 +9398,12 @@
       <w:pPr>
         <w:pStyle w:val="Titolo2"/>
       </w:pPr>
-      <w:bookmarkStart w:id="16" w:name="_Toc232612032"/>
+      <w:bookmarkStart w:id="15" w:name="_Toc232612032"/>
       <w:r>
         <w:lastRenderedPageBreak/>
         <w:t>Definire le competenze (task) da trasmettere attraverso il multimedia</w:t>
       </w:r>
-      <w:bookmarkEnd w:id="16"/>
+      <w:bookmarkEnd w:id="15"/>
     </w:p>
     <w:p>
       <w:r>
@@ -9635,12 +9627,12 @@
       <w:pPr>
         <w:pStyle w:val="Titolo2"/>
       </w:pPr>
-      <w:bookmarkStart w:id="17" w:name="_Toc232612033"/>
+      <w:bookmarkStart w:id="16" w:name="_Toc232612033"/>
       <w:r>
         <w:lastRenderedPageBreak/>
         <w:t>Preparare una descrizione preliminare del programma</w:t>
       </w:r>
-      <w:bookmarkEnd w:id="17"/>
+      <w:bookmarkEnd w:id="16"/>
     </w:p>
     <w:p>
       <w:r>
@@ -9696,22 +9688,35 @@
           <w:numId w:val="3"/>
         </w:numPr>
         <w:rPr>
-          <w:color w:val="EE0000"/>
+          <w:color w:val="000000" w:themeColor="text1"/>
         </w:rPr>
       </w:pPr>
       <w:r>
         <w:rPr>
           <w:b/>
           <w:bCs/>
-          <w:color w:val="EE0000"/>
+          <w:color w:val="000000" w:themeColor="text1"/>
         </w:rPr>
         <w:t>CREDITI:</w:t>
       </w:r>
       <w:r>
         <w:rPr>
-          <w:color w:val="EE0000"/>
-        </w:rPr>
-        <w:t xml:space="preserve"> Riconoscimenti al team di sviluppo e alle fonti storiche. </w:t>
+          <w:color w:val="000000" w:themeColor="text1"/>
+        </w:rPr>
+        <w:t xml:space="preserve"> </w:t>
+      </w:r>
+      <w:r>
+        <w:rPr>
+          <w:color w:val="000000" w:themeColor="text1"/>
+          <w:u w:val="single"/>
+        </w:rPr>
+        <w:t>Riconoscimenti</w:t>
+      </w:r>
+      <w:r>
+        <w:rPr>
+          <w:color w:val="000000" w:themeColor="text1"/>
+        </w:rPr>
+        <w:t xml:space="preserve"> al team di sviluppo e alle fonti storiche. </w:t>
       </w:r>
     </w:p>
     <w:p>
@@ -9995,11 +10000,11 @@
       <w:pPr>
         <w:pStyle w:val="Titolo3"/>
       </w:pPr>
-      <w:bookmarkStart w:id="18" w:name="_Toc232612034"/>
+      <w:bookmarkStart w:id="17" w:name="_Toc232612034"/>
       <w:r>
         <w:t>Esempi di Missioni e Minigiochi</w:t>
       </w:r>
-      <w:bookmarkEnd w:id="18"/>
+      <w:bookmarkEnd w:id="17"/>
     </w:p>
     <w:p>
       <w:r>
@@ -10574,22 +10579,22 @@
       <w:pPr>
         <w:pStyle w:val="Titolo2"/>
       </w:pPr>
-      <w:bookmarkStart w:id="19" w:name="_Toc232612035"/>
+      <w:bookmarkStart w:id="18" w:name="_Toc232612035"/>
       <w:r>
         <w:lastRenderedPageBreak/>
         <w:t>Dettagliare il progetto del multimedia</w:t>
       </w:r>
+      <w:bookmarkEnd w:id="18"/>
+    </w:p>
+    <w:p>
+      <w:pPr>
+        <w:pStyle w:val="Titolo3"/>
+      </w:pPr>
+      <w:bookmarkStart w:id="19" w:name="_Toc232612036"/>
+      <w:r>
+        <w:t>Prototipi</w:t>
+      </w:r>
       <w:bookmarkEnd w:id="19"/>
-    </w:p>
-    <w:p>
-      <w:pPr>
-        <w:pStyle w:val="Titolo3"/>
-      </w:pPr>
-      <w:bookmarkStart w:id="20" w:name="_Toc232612036"/>
-      <w:r>
-        <w:t>Prototipi</w:t>
-      </w:r>
-      <w:bookmarkEnd w:id="20"/>
     </w:p>
     <w:p>
       <w:pPr>
@@ -10925,7 +10930,7 @@
           <w:lang w:val="en-US"/>
         </w:rPr>
       </w:pPr>
-      <w:bookmarkStart w:id="21" w:name="_Toc232612037"/>
+      <w:bookmarkStart w:id="20" w:name="_Toc232612037"/>
       <w:r>
         <w:rPr>
           <w:lang w:val="en-US"/>
@@ -10933,7 +10938,7 @@
         <w:lastRenderedPageBreak/>
         <w:t>Flowchart</w:t>
       </w:r>
-      <w:bookmarkEnd w:id="21"/>
+      <w:bookmarkEnd w:id="20"/>
     </w:p>
     <w:p>
       <w:pPr>
@@ -11098,7 +11103,7 @@
           <w:noProof/>
         </w:rPr>
         <w:drawing>
-          <wp:inline distT="0" distB="0" distL="0" distR="0" wp14:anchorId="2D69741C" wp14:editId="5CD9A0A4">
+          <wp:inline distT="0" distB="0" distL="0" distR="0" wp14:anchorId="2D69741C" wp14:editId="536F8858">
             <wp:extent cx="6116320" cy="7671526"/>
             <wp:effectExtent l="0" t="0" r="0" b="0"/>
             <wp:docPr id="1471364459" name="Immagine 9"/>
@@ -11260,12 +11265,12 @@
       <w:pPr>
         <w:pStyle w:val="Titolo3"/>
       </w:pPr>
-      <w:bookmarkStart w:id="22" w:name="_Toc232612038"/>
+      <w:bookmarkStart w:id="21" w:name="_Toc232612038"/>
       <w:r>
         <w:lastRenderedPageBreak/>
         <w:t>Storyboard</w:t>
       </w:r>
-      <w:bookmarkEnd w:id="22"/>
+      <w:bookmarkEnd w:id="21"/>
     </w:p>
     <w:p>
       <w:r>
@@ -11502,7 +11507,7 @@
       </w:r>
     </w:p>
     <w:p>
-      <w:commentRangeStart w:id="23"/>
+      <w:commentRangeStart w:id="22"/>
       <w:r>
         <w:rPr>
           <w:noProof/>
@@ -11549,14 +11554,14 @@
           </wp:inline>
         </w:drawing>
       </w:r>
-      <w:commentRangeEnd w:id="23"/>
+      <w:commentRangeEnd w:id="22"/>
       <w:r>
         <w:rPr>
           <w:rStyle w:val="Rimandocommento"/>
           <w:sz w:val="24"/>
           <w:szCs w:val="24"/>
         </w:rPr>
-        <w:commentReference w:id="23"/>
+        <w:commentReference w:id="22"/>
       </w:r>
     </w:p>
     <w:p>
@@ -11736,7 +11741,7 @@
           <w:noProof/>
         </w:rPr>
         <w:drawing>
-          <wp:anchor distT="0" distB="0" distL="114300" distR="114300" simplePos="0" relativeHeight="251665408" behindDoc="0" locked="0" layoutInCell="1" allowOverlap="1" wp14:anchorId="0234CD06" wp14:editId="6B286A6A">
+          <wp:anchor distT="0" distB="0" distL="114300" distR="114300" simplePos="0" relativeHeight="251665408" behindDoc="0" locked="0" layoutInCell="1" allowOverlap="1" wp14:anchorId="0234CD06" wp14:editId="76D7E4C0">
             <wp:simplePos x="0" y="0"/>
             <wp:positionH relativeFrom="margin">
               <wp:align>left</wp:align>
@@ -11877,19 +11882,7 @@
     </w:p>
     <w:p>
       <w:r>
-        <w:t xml:space="preserve">: </w:t>
-      </w:r>
-      <w:r>
-        <w:t xml:space="preserve">Icona del </w:t>
-      </w:r>
-      <w:r>
-        <w:t xml:space="preserve">manuale </w:t>
-      </w:r>
-      <w:r>
-        <w:t xml:space="preserve">visibile nell’HUD. Funge da promemoria al giocatore, indica tasto per </w:t>
-      </w:r>
-      <w:r>
-        <w:t>riaprire la schermata riportante le istruzioni, mostrata ad inizio partita.</w:t>
+        <w:t>: Icona del manuale visibile nell’HUD. Funge da promemoria al giocatore, indica tasto per riaprire la schermata riportante le istruzioni, mostrata ad inizio partita.</w:t>
       </w:r>
     </w:p>
     <w:p/>
@@ -12189,12 +12182,12 @@
       <w:pPr>
         <w:pStyle w:val="Titolo1"/>
       </w:pPr>
-      <w:bookmarkStart w:id="24" w:name="_Toc232612039"/>
+      <w:bookmarkStart w:id="23" w:name="_Toc232612039"/>
       <w:r>
         <w:lastRenderedPageBreak/>
         <w:t>Test</w:t>
       </w:r>
-      <w:bookmarkEnd w:id="24"/>
+      <w:bookmarkEnd w:id="23"/>
     </w:p>
     <w:p>
       <w:r>
@@ -12304,11 +12297,11 @@
       <w:pPr>
         <w:pStyle w:val="Titolo2"/>
       </w:pPr>
-      <w:bookmarkStart w:id="25" w:name="_Toc232612040"/>
+      <w:bookmarkStart w:id="24" w:name="_Toc232612040"/>
       <w:r>
         <w:t>Alpha test</w:t>
       </w:r>
-      <w:bookmarkEnd w:id="25"/>
+      <w:bookmarkEnd w:id="24"/>
     </w:p>
     <w:p>
       <w:r>
@@ -13074,12 +13067,12 @@
       <w:pPr>
         <w:pStyle w:val="Titolo3"/>
       </w:pPr>
-      <w:bookmarkStart w:id="26" w:name="_Toc232612041"/>
+      <w:bookmarkStart w:id="25" w:name="_Toc232612041"/>
       <w:r>
         <w:lastRenderedPageBreak/>
         <w:t>Test funzionale</w:t>
       </w:r>
-      <w:bookmarkEnd w:id="26"/>
+      <w:bookmarkEnd w:id="25"/>
     </w:p>
     <w:p>
       <w:r>
@@ -13703,12 +13696,12 @@
       <w:pPr>
         <w:pStyle w:val="Titolo3"/>
       </w:pPr>
-      <w:bookmarkStart w:id="27" w:name="_Toc232612042"/>
+      <w:bookmarkStart w:id="26" w:name="_Toc232612042"/>
       <w:r>
         <w:lastRenderedPageBreak/>
         <w:t>Test strutturale</w:t>
       </w:r>
-      <w:bookmarkEnd w:id="27"/>
+      <w:bookmarkEnd w:id="26"/>
     </w:p>
     <w:p>
       <w:r>
@@ -14263,12 +14256,12 @@
       <w:pPr>
         <w:pStyle w:val="Titolo2"/>
       </w:pPr>
-      <w:bookmarkStart w:id="28" w:name="_Toc232612043"/>
+      <w:bookmarkStart w:id="27" w:name="_Toc232612043"/>
       <w:r>
         <w:lastRenderedPageBreak/>
         <w:t>Beta test</w:t>
       </w:r>
-      <w:bookmarkEnd w:id="28"/>
+      <w:bookmarkEnd w:id="27"/>
     </w:p>
     <w:p>
       <w:r>
@@ -16746,23 +16739,7 @@
       </w:r>
     </w:p>
   </w:comment>
-  <w:comment w:id="11" w:author="IOZZI SIMONE" w:date="2026-06-17T17:42:00Z" w:initials="SI">
-    <w:p>
-      <w:pPr>
-        <w:pStyle w:val="Testocommento"/>
-      </w:pPr>
-      <w:r>
-        <w:rPr>
-          <w:rStyle w:val="Rimandocommento"/>
-        </w:rPr>
-        <w:annotationRef/>
-      </w:r>
-      <w:r>
-        <w:t>Aggiungere le musiche, livelli, background</w:t>
-      </w:r>
-    </w:p>
-  </w:comment>
-  <w:comment w:id="23" w:author="IOZZI SIMONE" w:date="2026-06-17T18:04:00Z" w:initials="SI">
+  <w:comment w:id="22" w:author="IOZZI SIMONE" w:date="2026-06-17T18:04:00Z" w:initials="SI">
     <w:p>
       <w:pPr>
         <w:pStyle w:val="Testocommento"/>
@@ -16784,7 +16761,6 @@
 <file path=word/commentsExtended.xml><?xml version="1.0" encoding="utf-8"?>
 <w15:commentsEx xmlns:wpc="http://schemas.microsoft.com/office/word/2010/wordprocessingCanvas" xmlns:cx="http://schemas.microsoft.com/office/drawing/2014/chartex" xmlns:cx1="http://schemas.microsoft.com/office/drawing/2015/9/8/chartex" xmlns:cx2="http://schemas.microsoft.com/office/drawing/2015/10/21/chartex" xmlns:cx3="http://schemas.microsoft.com/office/drawing/2016/5/9/chartex" xmlns:cx4="http://schemas.microsoft.com/office/drawing/2016/5/10/chartex" xmlns:cx5="http://schemas.microsoft.com/office/drawing/2016/5/11/chartex" xmlns:cx6="http://schemas.microsoft.com/office/drawing/2016/5/12/chartex" xmlns:cx7="http://schemas.microsoft.com/office/drawing/2016/5/13/chartex" xmlns:cx8="http://schemas.microsoft.com/office/drawing/2016/5/14/chartex" xmlns:mc="http://schemas.openxmlformats.org/markup-compatibility/2006" xmlns:aink="http://schemas.microsoft.com/office/drawing/2016/ink" xmlns:am3d="http://schemas.microsoft.com/office/drawing/2017/model3d" xmlns:o="urn:schemas-microsoft-com:office:office" xmlns:oel="http://schemas.microsoft.com/office/2019/extlst" xmlns:r="http://schemas.openxmlformats.org/officeDocument/2006/relationships" xmlns:m="http://schemas.openxmlformats.org/officeDocument/2006/math" xmlns:v="urn:schemas-microsoft-com:vml" xmlns:wp14="http://schemas.microsoft.com/office/word/2010/wordprocessingDrawing" xmlns:wp="http://schemas.openxmlformats.org/drawingml/2006/wordprocessingDrawing" xmlns:w10="urn:schemas-microsoft-com:office:word" xmlns:w="http://schemas.openxmlformats.org/wordprocessingml/2006/main" xmlns:w14="http://schemas.microsoft.com/office/word/2010/wordml" xmlns:w15="http://schemas.microsoft.com/office/word/2012/wordml" xmlns:w16cex="http://schemas.microsoft.com/office/word/2018/wordml/cex" xmlns:w16cid="http://schemas.microsoft.com/office/word/2016/wordml/cid" xmlns:w16="http://schemas.microsoft.com/office/word/2018/wordml" xmlns:w16du="http://schemas.microsoft.com/office/word/2023/wordml/word16du" xmlns:w16sdtdh="http://schemas.microsoft.com/office/word/2020/wordml/sdtdatahash" xmlns:w16sdtfl="http://schemas.microsoft.com/office/word/2024/wordml/sdtformatlock" xmlns:w16se="http://schemas.microsoft.com/office/word/2015/wordml/symex" xmlns:wpg="http://schemas.microsoft.com/office/word/2010/wordprocessingGroup" xmlns:wpi="http://schemas.microsoft.com/office/word/2010/wordprocessingInk" xmlns:wne="http://schemas.microsoft.com/office/word/2006/wordml" xmlns:wps="http://schemas.microsoft.com/office/word/2010/wordprocessingShape" mc:Ignorable="w14 w15 w16se w16cid w16 w16cex w16sdtdh w16sdtfl w16du wp14">
   <w15:commentEx w15:paraId="3D64B695" w15:done="0"/>
-  <w15:commentEx w15:paraId="3DDD3B63" w15:done="0"/>
   <w15:commentEx w15:paraId="7EC9E5D9" w15:done="0"/>
 </w15:commentsEx>
 </file>
@@ -16804,7 +16780,6 @@
       </w16:ext>
     </w16cex:extLst>
   </w16cex:commentExtensible>
-  <w16cex:commentExtensible w16cex:durableId="48ABCCEB" w16cex:dateUtc="2026-06-17T15:42:00Z"/>
   <w16cex:commentExtensible w16cex:durableId="410877B1" w16cex:dateUtc="2026-06-17T16:04:00Z">
     <w16cex:extLst>
       <w16:ext w16:uri="{CE6994B0-6A32-4C9F-8C6B-6E91EDA988CE}">
@@ -16824,7 +16799,6 @@
 <file path=word/commentsIds.xml><?xml version="1.0" encoding="utf-8"?>
 <w16cid:commentsIds xmlns:wpc="http://schemas.microsoft.com/office/word/2010/wordprocessingCanvas" xmlns:cx="http://schemas.microsoft.com/office/drawing/2014/chartex" xmlns:cx1="http://schemas.microsoft.com/office/drawing/2015/9/8/chartex" xmlns:cx2="http://schemas.microsoft.com/office/drawing/2015/10/21/chartex" xmlns:cx3="http://schemas.microsoft.com/office/drawing/2016/5/9/chartex" xmlns:cx4="http://schemas.microsoft.com/office/drawing/2016/5/10/chartex" xmlns:cx5="http://schemas.microsoft.com/office/drawing/2016/5/11/chartex" xmlns:cx6="http://schemas.microsoft.com/office/drawing/2016/5/12/chartex" xmlns:cx7="http://schemas.microsoft.com/office/drawing/2016/5/13/chartex" xmlns:cx8="http://schemas.microsoft.com/office/drawing/2016/5/14/chartex" xmlns:mc="http://schemas.openxmlformats.org/markup-compatibility/2006" xmlns:aink="http://schemas.microsoft.com/office/drawing/2016/ink" xmlns:am3d="http://schemas.microsoft.com/office/drawing/2017/model3d" xmlns:o="urn:schemas-microsoft-com:office:office" xmlns:oel="http://schemas.microsoft.com/office/2019/extlst" xmlns:r="http://schemas.openxmlformats.org/officeDocument/2006/relationships" xmlns:m="http://schemas.openxmlformats.org/officeDocument/2006/math" xmlns:v="urn:schemas-microsoft-com:vml" xmlns:wp14="http://schemas.microsoft.com/office/word/2010/wordprocessingDrawing" xmlns:wp="http://schemas.openxmlformats.org/drawingml/2006/wordprocessingDrawing" xmlns:w10="urn:schemas-microsoft-com:office:word" xmlns:w="http://schemas.openxmlformats.org/wordprocessingml/2006/main" xmlns:w14="http://schemas.microsoft.com/office/word/2010/wordml" xmlns:w15="http://schemas.microsoft.com/office/word/2012/wordml" xmlns:w16cex="http://schemas.microsoft.com/office/word/2018/wordml/cex" xmlns:w16cid="http://schemas.microsoft.com/office/word/2016/wordml/cid" xmlns:w16="http://schemas.microsoft.com/office/word/2018/wordml" xmlns:w16du="http://schemas.microsoft.com/office/word/2023/wordml/word16du" xmlns:w16sdtdh="http://schemas.microsoft.com/office/word/2020/wordml/sdtdatahash" xmlns:w16sdtfl="http://schemas.microsoft.com/office/word/2024/wordml/sdtformatlock" xmlns:w16se="http://schemas.microsoft.com/office/word/2015/wordml/symex" xmlns:wpg="http://schemas.microsoft.com/office/word/2010/wordprocessingGroup" xmlns:wpi="http://schemas.microsoft.com/office/word/2010/wordprocessingInk" xmlns:wne="http://schemas.microsoft.com/office/word/2006/wordml" xmlns:wps="http://schemas.microsoft.com/office/word/2010/wordprocessingShape" mc:Ignorable="w14 w15 w16se w16cid w16 w16cex w16sdtdh w16sdtfl w16du wp14">
   <w16cid:commentId w16cid:paraId="3D64B695" w16cid:durableId="35824A39"/>
-  <w16cid:commentId w16cid:paraId="3DDD3B63" w16cid:durableId="48ABCCEB"/>
   <w16cid:commentId w16cid:paraId="7EC9E5D9" w16cid:durableId="410877B1"/>
 </w16cid:commentsIds>
 </file>
@@ -24612,7 +24586,6 @@
   <w:style w:type="character" w:default="1" w:styleId="Carpredefinitoparagrafo">
     <w:name w:val="Default Paragraph Font"/>
     <w:uiPriority w:val="1"/>
-    <w:semiHidden/>
     <w:unhideWhenUsed/>
   </w:style>
   <w:style w:type="table" w:default="1" w:styleId="Tabellanormale">
@@ -25758,6 +25731,15 @@
       </w:tcPr>
     </w:tblStylePr>
   </w:style>
+  <w:style w:type="paragraph" w:styleId="Nessunaspaziatura">
+    <w:name w:val="No Spacing"/>
+    <w:uiPriority w:val="1"/>
+    <w:qFormat/>
+    <w:rsid w:val="00193B52"/>
+    <w:rPr>
+      <w:rFonts w:ascii="Avenir Book" w:hAnsi="Avenir Book"/>
+    </w:rPr>
+  </w:style>
 </w:styles>
 </file>
 
@@ -26057,6 +26039,14 @@
 </file>
 
 <file path=customXml/item1.xml><?xml version="1.0" encoding="utf-8"?>
+<p:properties xmlns:p="http://schemas.microsoft.com/office/2006/metadata/properties" xmlns:xsi="http://www.w3.org/2001/XMLSchema-instance" xmlns:pc="http://schemas.microsoft.com/office/infopath/2007/PartnerControls">
+  <documentManagement>
+    <_activity xmlns="1682274c-17d2-4eb1-91bb-64e0444dc755" xsi:nil="true"/>
+  </documentManagement>
+</p:properties>
+</file>
+
+<file path=customXml/item2.xml><?xml version="1.0" encoding="utf-8"?>
 <?mso-contentType ?>
 <FormTemplates xmlns="http://schemas.microsoft.com/sharepoint/v3/contenttype/forms">
   <Display>DocumentLibraryForm</Display>
@@ -26065,15 +26055,11 @@
 </FormTemplates>
 </file>
 
-<file path=customXml/item2.xml><?xml version="1.0" encoding="utf-8"?>
-<p:properties xmlns:p="http://schemas.microsoft.com/office/2006/metadata/properties" xmlns:xsi="http://www.w3.org/2001/XMLSchema-instance" xmlns:pc="http://schemas.microsoft.com/office/infopath/2007/PartnerControls">
-  <documentManagement>
-    <_activity xmlns="1682274c-17d2-4eb1-91bb-64e0444dc755" xsi:nil="true"/>
-  </documentManagement>
-</p:properties>
+<file path=customXml/item3.xml><?xml version="1.0" encoding="utf-8"?>
+<b:Sources xmlns:b="http://schemas.openxmlformats.org/officeDocument/2006/bibliography" xmlns="http://schemas.openxmlformats.org/officeDocument/2006/bibliography" SelectedStyle="\APASixthEditionOfficeOnline.xsl" StyleName="APA" Version="6"/>
 </file>
 
-<file path=customXml/item3.xml><?xml version="1.0" encoding="utf-8"?>
+<file path=customXml/item4.xml><?xml version="1.0" encoding="utf-8"?>
 <ct:contentTypeSchema xmlns:ct="http://schemas.microsoft.com/office/2006/metadata/contentType" xmlns:ma="http://schemas.microsoft.com/office/2006/metadata/properties/metaAttributes" ct:_="" ma:_="" ma:contentTypeName="Documento" ma:contentTypeID="0x010100483500D60DFCF744AD254A79C2671EC4" ma:contentTypeVersion="5" ma:contentTypeDescription="Creare un nuovo documento." ma:contentTypeScope="" ma:versionID="7b665a2209f67cd04619df273567bc5b">
   <xsd:schema xmlns:xsd="http://www.w3.org/2001/XMLSchema" xmlns:xs="http://www.w3.org/2001/XMLSchema" xmlns:p="http://schemas.microsoft.com/office/2006/metadata/properties" xmlns:ns3="1682274c-17d2-4eb1-91bb-64e0444dc755" targetNamespace="http://schemas.microsoft.com/office/2006/metadata/properties" ma:root="true" ma:fieldsID="09422ce98116468340c6fac1dc03f610" ns3:_="">
     <xsd:import namespace="1682274c-17d2-4eb1-91bb-64e0444dc755"/>
@@ -26223,19 +26209,7 @@
 </ct:contentTypeSchema>
 </file>
 
-<file path=customXml/item4.xml><?xml version="1.0" encoding="utf-8"?>
-<b:Sources xmlns:b="http://schemas.openxmlformats.org/officeDocument/2006/bibliography" xmlns="http://schemas.openxmlformats.org/officeDocument/2006/bibliography" SelectedStyle="\APASixthEditionOfficeOnline.xsl" StyleName="APA" Version="6"/>
-</file>
-
 <file path=customXml/itemProps1.xml><?xml version="1.0" encoding="utf-8"?>
-<ds:datastoreItem xmlns:ds="http://schemas.openxmlformats.org/officeDocument/2006/customXml" ds:itemID="{82EED737-999D-430D-BB13-B55BCBEF8CD3}">
-  <ds:schemaRefs>
-    <ds:schemaRef ds:uri="http://schemas.microsoft.com/sharepoint/v3/contenttype/forms"/>
-  </ds:schemaRefs>
-</ds:datastoreItem>
-</file>
-
-<file path=customXml/itemProps2.xml><?xml version="1.0" encoding="utf-8"?>
 <ds:datastoreItem xmlns:ds="http://schemas.openxmlformats.org/officeDocument/2006/customXml" ds:itemID="{2B0A1CF6-C588-4E49-9D26-36301E052649}">
   <ds:schemaRefs>
     <ds:schemaRef ds:uri="http://schemas.microsoft.com/office/2006/metadata/properties"/>
@@ -26245,7 +26219,23 @@
 </ds:datastoreItem>
 </file>
 
+<file path=customXml/itemProps2.xml><?xml version="1.0" encoding="utf-8"?>
+<ds:datastoreItem xmlns:ds="http://schemas.openxmlformats.org/officeDocument/2006/customXml" ds:itemID="{82EED737-999D-430D-BB13-B55BCBEF8CD3}">
+  <ds:schemaRefs>
+    <ds:schemaRef ds:uri="http://schemas.microsoft.com/sharepoint/v3/contenttype/forms"/>
+  </ds:schemaRefs>
+</ds:datastoreItem>
+</file>
+
 <file path=customXml/itemProps3.xml><?xml version="1.0" encoding="utf-8"?>
+<ds:datastoreItem xmlns:ds="http://schemas.openxmlformats.org/officeDocument/2006/customXml" ds:itemID="{C558AB56-52E2-4A7D-BACD-F7E2C9501F8A}">
+  <ds:schemaRefs>
+    <ds:schemaRef ds:uri="http://schemas.openxmlformats.org/officeDocument/2006/bibliography"/>
+  </ds:schemaRefs>
+</ds:datastoreItem>
+</file>
+
+<file path=customXml/itemProps4.xml><?xml version="1.0" encoding="utf-8"?>
 <ds:datastoreItem xmlns:ds="http://schemas.openxmlformats.org/officeDocument/2006/customXml" ds:itemID="{E3DC2D59-DB5B-4EAF-BF4B-86942C28552E}">
   <ds:schemaRefs>
     <ds:schemaRef ds:uri="http://schemas.microsoft.com/office/2006/metadata/contentType"/>
@@ -26261,12 +26251,4 @@
     <ds:schemaRef ds:uri="http://schemas.microsoft.com/internal/obd"/>
   </ds:schemaRefs>
 </ds:datastoreItem>
-</file>
-
-<file path=customXml/itemProps4.xml><?xml version="1.0" encoding="utf-8"?>
-<ds:datastoreItem xmlns:ds="http://schemas.openxmlformats.org/officeDocument/2006/customXml" ds:itemID="{C558AB56-52E2-4A7D-BACD-F7E2C9501F8A}">
-  <ds:schemaRefs>
-    <ds:schemaRef ds:uri="http://schemas.openxmlformats.org/officeDocument/2006/bibliography"/>
-  </ds:schemaRefs>
-</ds:datastoreItem>
 </file>
--- a/doc/Documentazione BariGo (1).docx
+++ b/doc/Documentazione BariGo (1).docx
@@ -11,7 +11,7 @@
       <w:pPr>
         <w:pStyle w:val="Titolo"/>
       </w:pPr>
-      <w:bookmarkStart w:id="0" w:name="_Toc232612018"/>
+      <w:bookmarkStart w:id="0" w:name="_Toc233029464"/>
       <w:r>
         <w:t>BariGo</w:t>
       </w:r>
@@ -363,7 +363,7 @@
       <w:pPr>
         <w:pStyle w:val="Titolo1"/>
       </w:pPr>
-      <w:bookmarkStart w:id="1" w:name="_Toc232612019"/>
+      <w:bookmarkStart w:id="1" w:name="_Toc233029465"/>
       <w:r>
         <w:lastRenderedPageBreak/>
         <w:t>INDICE</w:t>
@@ -380,7 +380,7 @@
           <w:rFonts w:asciiTheme="minorHAnsi" w:eastAsiaTheme="minorEastAsia" w:hAnsiTheme="minorHAnsi"/>
           <w:noProof/>
           <w:kern w:val="2"/>
-          <w:lang w:eastAsia="it-IT"/>
+          <w:lang w:val="en-GB" w:eastAsia="en-GB"/>
           <w14:ligatures w14:val="standardContextual"/>
         </w:rPr>
       </w:pPr>
@@ -393,7 +393,7 @@
       <w:r>
         <w:fldChar w:fldCharType="separate"/>
       </w:r>
-      <w:hyperlink w:anchor="_Toc232612018" w:history="1">
+      <w:hyperlink w:anchor="_Toc233029464" w:history="1">
         <w:r>
           <w:rPr>
             <w:rStyle w:val="Collegamentoipertestuale"/>
@@ -420,7 +420,7 @@
             <w:noProof/>
             <w:webHidden/>
           </w:rPr>
-          <w:instrText xml:space="preserve"> PAGEREF _Toc232612018 \h </w:instrText>
+          <w:instrText xml:space="preserve"> PAGEREF _Toc233029464 \h </w:instrText>
         </w:r>
         <w:r>
           <w:rPr>
@@ -461,11 +461,11 @@
           <w:rFonts w:asciiTheme="minorHAnsi" w:eastAsiaTheme="minorEastAsia" w:hAnsiTheme="minorHAnsi"/>
           <w:noProof/>
           <w:kern w:val="2"/>
-          <w:lang w:eastAsia="it-IT"/>
+          <w:lang w:val="en-GB" w:eastAsia="en-GB"/>
           <w14:ligatures w14:val="standardContextual"/>
         </w:rPr>
       </w:pPr>
-      <w:hyperlink w:anchor="_Toc232612019" w:history="1">
+      <w:hyperlink w:anchor="_Toc233029465" w:history="1">
         <w:r>
           <w:rPr>
             <w:rStyle w:val="Collegamentoipertestuale"/>
@@ -492,7 +492,7 @@
             <w:noProof/>
             <w:webHidden/>
           </w:rPr>
-          <w:instrText xml:space="preserve"> PAGEREF _Toc232612019 \h </w:instrText>
+          <w:instrText xml:space="preserve"> PAGEREF _Toc233029465 \h </w:instrText>
         </w:r>
         <w:r>
           <w:rPr>
@@ -533,11 +533,11 @@
           <w:rFonts w:asciiTheme="minorHAnsi" w:eastAsiaTheme="minorEastAsia" w:hAnsiTheme="minorHAnsi"/>
           <w:noProof/>
           <w:kern w:val="2"/>
-          <w:lang w:eastAsia="it-IT"/>
+          <w:lang w:val="en-GB" w:eastAsia="en-GB"/>
           <w14:ligatures w14:val="standardContextual"/>
         </w:rPr>
       </w:pPr>
-      <w:hyperlink w:anchor="_Toc232612020" w:history="1">
+      <w:hyperlink w:anchor="_Toc233029466" w:history="1">
         <w:r>
           <w:rPr>
             <w:rStyle w:val="Collegamentoipertestuale"/>
@@ -564,7 +564,7 @@
             <w:noProof/>
             <w:webHidden/>
           </w:rPr>
-          <w:instrText xml:space="preserve"> PAGEREF _Toc232612020 \h </w:instrText>
+          <w:instrText xml:space="preserve"> PAGEREF _Toc233029466 \h </w:instrText>
         </w:r>
         <w:r>
           <w:rPr>
@@ -605,11 +605,11 @@
           <w:rFonts w:asciiTheme="minorHAnsi" w:eastAsiaTheme="minorEastAsia" w:hAnsiTheme="minorHAnsi"/>
           <w:noProof/>
           <w:kern w:val="2"/>
-          <w:lang w:eastAsia="it-IT"/>
+          <w:lang w:val="en-GB" w:eastAsia="en-GB"/>
           <w14:ligatures w14:val="standardContextual"/>
         </w:rPr>
       </w:pPr>
-      <w:hyperlink w:anchor="_Toc232612021" w:history="1">
+      <w:hyperlink w:anchor="_Toc233029467" w:history="1">
         <w:r>
           <w:rPr>
             <w:rStyle w:val="Collegamentoipertestuale"/>
@@ -636,7 +636,7 @@
             <w:noProof/>
             <w:webHidden/>
           </w:rPr>
-          <w:instrText xml:space="preserve"> PAGEREF _Toc232612021 \h </w:instrText>
+          <w:instrText xml:space="preserve"> PAGEREF _Toc233029467 \h </w:instrText>
         </w:r>
         <w:r>
           <w:rPr>
@@ -677,11 +677,11 @@
           <w:rFonts w:asciiTheme="minorHAnsi" w:eastAsiaTheme="minorEastAsia" w:hAnsiTheme="minorHAnsi"/>
           <w:noProof/>
           <w:kern w:val="2"/>
-          <w:lang w:eastAsia="it-IT"/>
+          <w:lang w:val="en-GB" w:eastAsia="en-GB"/>
           <w14:ligatures w14:val="standardContextual"/>
         </w:rPr>
       </w:pPr>
-      <w:hyperlink w:anchor="_Toc232612022" w:history="1">
+      <w:hyperlink w:anchor="_Toc233029468" w:history="1">
         <w:r>
           <w:rPr>
             <w:rStyle w:val="Collegamentoipertestuale"/>
@@ -708,7 +708,7 @@
             <w:noProof/>
             <w:webHidden/>
           </w:rPr>
-          <w:instrText xml:space="preserve"> PAGEREF _Toc232612022 \h </w:instrText>
+          <w:instrText xml:space="preserve"> PAGEREF _Toc233029468 \h </w:instrText>
         </w:r>
         <w:r>
           <w:rPr>
@@ -749,11 +749,11 @@
           <w:rFonts w:asciiTheme="minorHAnsi" w:eastAsiaTheme="minorEastAsia" w:hAnsiTheme="minorHAnsi"/>
           <w:noProof/>
           <w:kern w:val="2"/>
-          <w:lang w:eastAsia="it-IT"/>
+          <w:lang w:val="en-GB" w:eastAsia="en-GB"/>
           <w14:ligatures w14:val="standardContextual"/>
         </w:rPr>
       </w:pPr>
-      <w:hyperlink w:anchor="_Toc232612023" w:history="1">
+      <w:hyperlink w:anchor="_Toc233029469" w:history="1">
         <w:r>
           <w:rPr>
             <w:rStyle w:val="Collegamentoipertestuale"/>
@@ -780,7 +780,7 @@
             <w:noProof/>
             <w:webHidden/>
           </w:rPr>
-          <w:instrText xml:space="preserve"> PAGEREF _Toc232612023 \h </w:instrText>
+          <w:instrText xml:space="preserve"> PAGEREF _Toc233029469 \h </w:instrText>
         </w:r>
         <w:r>
           <w:rPr>
@@ -821,11 +821,11 @@
           <w:rFonts w:asciiTheme="minorHAnsi" w:eastAsiaTheme="minorEastAsia" w:hAnsiTheme="minorHAnsi"/>
           <w:noProof/>
           <w:kern w:val="2"/>
-          <w:lang w:eastAsia="it-IT"/>
+          <w:lang w:val="en-GB" w:eastAsia="en-GB"/>
           <w14:ligatures w14:val="standardContextual"/>
         </w:rPr>
       </w:pPr>
-      <w:hyperlink w:anchor="_Toc232612024" w:history="1">
+      <w:hyperlink w:anchor="_Toc233029470" w:history="1">
         <w:r>
           <w:rPr>
             <w:rStyle w:val="Collegamentoipertestuale"/>
@@ -852,7 +852,7 @@
             <w:noProof/>
             <w:webHidden/>
           </w:rPr>
-          <w:instrText xml:space="preserve"> PAGEREF _Toc232612024 \h </w:instrText>
+          <w:instrText xml:space="preserve"> PAGEREF _Toc233029470 \h </w:instrText>
         </w:r>
         <w:r>
           <w:rPr>
@@ -893,11 +893,11 @@
           <w:rFonts w:asciiTheme="minorHAnsi" w:eastAsiaTheme="minorEastAsia" w:hAnsiTheme="minorHAnsi"/>
           <w:noProof/>
           <w:kern w:val="2"/>
-          <w:lang w:eastAsia="it-IT"/>
+          <w:lang w:val="en-GB" w:eastAsia="en-GB"/>
           <w14:ligatures w14:val="standardContextual"/>
         </w:rPr>
       </w:pPr>
-      <w:hyperlink w:anchor="_Toc232612025" w:history="1">
+      <w:hyperlink w:anchor="_Toc233029471" w:history="1">
         <w:r>
           <w:rPr>
             <w:rStyle w:val="Collegamentoipertestuale"/>
@@ -924,7 +924,7 @@
             <w:noProof/>
             <w:webHidden/>
           </w:rPr>
-          <w:instrText xml:space="preserve"> PAGEREF _Toc232612025 \h </w:instrText>
+          <w:instrText xml:space="preserve"> PAGEREF _Toc233029471 \h </w:instrText>
         </w:r>
         <w:r>
           <w:rPr>
@@ -965,11 +965,11 @@
           <w:rFonts w:asciiTheme="minorHAnsi" w:eastAsiaTheme="minorEastAsia" w:hAnsiTheme="minorHAnsi"/>
           <w:noProof/>
           <w:kern w:val="2"/>
-          <w:lang w:eastAsia="it-IT"/>
+          <w:lang w:val="en-GB" w:eastAsia="en-GB"/>
           <w14:ligatures w14:val="standardContextual"/>
         </w:rPr>
       </w:pPr>
-      <w:hyperlink w:anchor="_Toc232612026" w:history="1">
+      <w:hyperlink w:anchor="_Toc233029472" w:history="1">
         <w:r>
           <w:rPr>
             <w:rStyle w:val="Collegamentoipertestuale"/>
@@ -996,7 +996,7 @@
             <w:noProof/>
             <w:webHidden/>
           </w:rPr>
-          <w:instrText xml:space="preserve"> PAGEREF _Toc232612026 \h </w:instrText>
+          <w:instrText xml:space="preserve"> PAGEREF _Toc233029472 \h </w:instrText>
         </w:r>
         <w:r>
           <w:rPr>
@@ -1037,11 +1037,11 @@
           <w:rFonts w:asciiTheme="minorHAnsi" w:eastAsiaTheme="minorEastAsia" w:hAnsiTheme="minorHAnsi"/>
           <w:noProof/>
           <w:kern w:val="2"/>
-          <w:lang w:eastAsia="it-IT"/>
+          <w:lang w:val="en-GB" w:eastAsia="en-GB"/>
           <w14:ligatures w14:val="standardContextual"/>
         </w:rPr>
       </w:pPr>
-      <w:hyperlink w:anchor="_Toc232612027" w:history="1">
+      <w:hyperlink w:anchor="_Toc233029473" w:history="1">
         <w:r>
           <w:rPr>
             <w:rStyle w:val="Collegamentoipertestuale"/>
@@ -1068,7 +1068,7 @@
             <w:noProof/>
             <w:webHidden/>
           </w:rPr>
-          <w:instrText xml:space="preserve"> PAGEREF _Toc232612027 \h </w:instrText>
+          <w:instrText xml:space="preserve"> PAGEREF _Toc233029473 \h </w:instrText>
         </w:r>
         <w:r>
           <w:rPr>
@@ -1109,11 +1109,11 @@
           <w:rFonts w:asciiTheme="minorHAnsi" w:eastAsiaTheme="minorEastAsia" w:hAnsiTheme="minorHAnsi"/>
           <w:noProof/>
           <w:kern w:val="2"/>
-          <w:lang w:eastAsia="it-IT"/>
+          <w:lang w:val="en-GB" w:eastAsia="en-GB"/>
           <w14:ligatures w14:val="standardContextual"/>
         </w:rPr>
       </w:pPr>
-      <w:hyperlink w:anchor="_Toc232612028" w:history="1">
+      <w:hyperlink w:anchor="_Toc233029474" w:history="1">
         <w:r>
           <w:rPr>
             <w:rStyle w:val="Collegamentoipertestuale"/>
@@ -1140,7 +1140,7 @@
             <w:noProof/>
             <w:webHidden/>
           </w:rPr>
-          <w:instrText xml:space="preserve"> PAGEREF _Toc232612028 \h </w:instrText>
+          <w:instrText xml:space="preserve"> PAGEREF _Toc233029474 \h </w:instrText>
         </w:r>
         <w:r>
           <w:rPr>
@@ -1181,11 +1181,11 @@
           <w:rFonts w:asciiTheme="minorHAnsi" w:eastAsiaTheme="minorEastAsia" w:hAnsiTheme="minorHAnsi"/>
           <w:noProof/>
           <w:kern w:val="2"/>
-          <w:lang w:eastAsia="it-IT"/>
+          <w:lang w:val="en-GB" w:eastAsia="en-GB"/>
           <w14:ligatures w14:val="standardContextual"/>
         </w:rPr>
       </w:pPr>
-      <w:hyperlink w:anchor="_Toc232612029" w:history="1">
+      <w:hyperlink w:anchor="_Toc233029475" w:history="1">
         <w:r>
           <w:rPr>
             <w:rStyle w:val="Collegamentoipertestuale"/>
@@ -1212,7 +1212,7 @@
             <w:noProof/>
             <w:webHidden/>
           </w:rPr>
-          <w:instrText xml:space="preserve"> PAGEREF _Toc232612029 \h </w:instrText>
+          <w:instrText xml:space="preserve"> PAGEREF _Toc233029475 \h </w:instrText>
         </w:r>
         <w:r>
           <w:rPr>
@@ -1253,11 +1253,11 @@
           <w:rFonts w:asciiTheme="minorHAnsi" w:eastAsiaTheme="minorEastAsia" w:hAnsiTheme="minorHAnsi"/>
           <w:noProof/>
           <w:kern w:val="2"/>
-          <w:lang w:eastAsia="it-IT"/>
+          <w:lang w:val="en-GB" w:eastAsia="en-GB"/>
           <w14:ligatures w14:val="standardContextual"/>
         </w:rPr>
       </w:pPr>
-      <w:hyperlink w:anchor="_Toc232612030" w:history="1">
+      <w:hyperlink w:anchor="_Toc233029476" w:history="1">
         <w:r>
           <w:rPr>
             <w:rStyle w:val="Collegamentoipertestuale"/>
@@ -1285,7 +1285,7 @@
             <w:noProof/>
             <w:webHidden/>
           </w:rPr>
-          <w:instrText xml:space="preserve"> PAGEREF _Toc232612030 \h </w:instrText>
+          <w:instrText xml:space="preserve"> PAGEREF _Toc233029476 \h </w:instrText>
         </w:r>
         <w:r>
           <w:rPr>
@@ -1326,11 +1326,11 @@
           <w:rFonts w:asciiTheme="minorHAnsi" w:eastAsiaTheme="minorEastAsia" w:hAnsiTheme="minorHAnsi"/>
           <w:noProof/>
           <w:kern w:val="2"/>
-          <w:lang w:eastAsia="it-IT"/>
+          <w:lang w:val="en-GB" w:eastAsia="en-GB"/>
           <w14:ligatures w14:val="standardContextual"/>
         </w:rPr>
       </w:pPr>
-      <w:hyperlink w:anchor="_Toc232612031" w:history="1">
+      <w:hyperlink w:anchor="_Toc233029477" w:history="1">
         <w:r>
           <w:rPr>
             <w:rStyle w:val="Collegamentoipertestuale"/>
@@ -1358,7 +1358,7 @@
             <w:noProof/>
             <w:webHidden/>
           </w:rPr>
-          <w:instrText xml:space="preserve"> PAGEREF _Toc232612031 \h </w:instrText>
+          <w:instrText xml:space="preserve"> PAGEREF _Toc233029477 \h </w:instrText>
         </w:r>
         <w:r>
           <w:rPr>
@@ -1399,11 +1399,11 @@
           <w:rFonts w:asciiTheme="minorHAnsi" w:eastAsiaTheme="minorEastAsia" w:hAnsiTheme="minorHAnsi"/>
           <w:noProof/>
           <w:kern w:val="2"/>
-          <w:lang w:eastAsia="it-IT"/>
+          <w:lang w:val="en-GB" w:eastAsia="en-GB"/>
           <w14:ligatures w14:val="standardContextual"/>
         </w:rPr>
       </w:pPr>
-      <w:hyperlink w:anchor="_Toc232612032" w:history="1">
+      <w:hyperlink w:anchor="_Toc233029478" w:history="1">
         <w:r>
           <w:rPr>
             <w:rStyle w:val="Collegamentoipertestuale"/>
@@ -1430,7 +1430,7 @@
             <w:noProof/>
             <w:webHidden/>
           </w:rPr>
-          <w:instrText xml:space="preserve"> PAGEREF _Toc232612032 \h </w:instrText>
+          <w:instrText xml:space="preserve"> PAGEREF _Toc233029478 \h </w:instrText>
         </w:r>
         <w:r>
           <w:rPr>
@@ -1471,11 +1471,11 @@
           <w:rFonts w:asciiTheme="minorHAnsi" w:eastAsiaTheme="minorEastAsia" w:hAnsiTheme="minorHAnsi"/>
           <w:noProof/>
           <w:kern w:val="2"/>
-          <w:lang w:eastAsia="it-IT"/>
+          <w:lang w:val="en-GB" w:eastAsia="en-GB"/>
           <w14:ligatures w14:val="standardContextual"/>
         </w:rPr>
       </w:pPr>
-      <w:hyperlink w:anchor="_Toc232612033" w:history="1">
+      <w:hyperlink w:anchor="_Toc233029479" w:history="1">
         <w:r>
           <w:rPr>
             <w:rStyle w:val="Collegamentoipertestuale"/>
@@ -1502,7 +1502,7 @@
             <w:noProof/>
             <w:webHidden/>
           </w:rPr>
-          <w:instrText xml:space="preserve"> PAGEREF _Toc232612033 \h </w:instrText>
+          <w:instrText xml:space="preserve"> PAGEREF _Toc233029479 \h </w:instrText>
         </w:r>
         <w:r>
           <w:rPr>
@@ -1543,11 +1543,11 @@
           <w:rFonts w:asciiTheme="minorHAnsi" w:eastAsiaTheme="minorEastAsia" w:hAnsiTheme="minorHAnsi"/>
           <w:noProof/>
           <w:kern w:val="2"/>
-          <w:lang w:eastAsia="it-IT"/>
+          <w:lang w:val="en-GB" w:eastAsia="en-GB"/>
           <w14:ligatures w14:val="standardContextual"/>
         </w:rPr>
       </w:pPr>
-      <w:hyperlink w:anchor="_Toc232612034" w:history="1">
+      <w:hyperlink w:anchor="_Toc233029480" w:history="1">
         <w:r>
           <w:rPr>
             <w:rStyle w:val="Collegamentoipertestuale"/>
@@ -1574,7 +1574,7 @@
             <w:noProof/>
             <w:webHidden/>
           </w:rPr>
-          <w:instrText xml:space="preserve"> PAGEREF _Toc232612034 \h </w:instrText>
+          <w:instrText xml:space="preserve"> PAGEREF _Toc233029480 \h </w:instrText>
         </w:r>
         <w:r>
           <w:rPr>
@@ -1615,11 +1615,11 @@
           <w:rFonts w:asciiTheme="minorHAnsi" w:eastAsiaTheme="minorEastAsia" w:hAnsiTheme="minorHAnsi"/>
           <w:noProof/>
           <w:kern w:val="2"/>
-          <w:lang w:eastAsia="it-IT"/>
+          <w:lang w:val="en-GB" w:eastAsia="en-GB"/>
           <w14:ligatures w14:val="standardContextual"/>
         </w:rPr>
       </w:pPr>
-      <w:hyperlink w:anchor="_Toc232612035" w:history="1">
+      <w:hyperlink w:anchor="_Toc233029481" w:history="1">
         <w:r>
           <w:rPr>
             <w:rStyle w:val="Collegamentoipertestuale"/>
@@ -1646,7 +1646,7 @@
             <w:noProof/>
             <w:webHidden/>
           </w:rPr>
-          <w:instrText xml:space="preserve"> PAGEREF _Toc232612035 \h </w:instrText>
+          <w:instrText xml:space="preserve"> PAGEREF _Toc233029481 \h </w:instrText>
         </w:r>
         <w:r>
           <w:rPr>
@@ -1687,11 +1687,11 @@
           <w:rFonts w:asciiTheme="minorHAnsi" w:eastAsiaTheme="minorEastAsia" w:hAnsiTheme="minorHAnsi"/>
           <w:noProof/>
           <w:kern w:val="2"/>
-          <w:lang w:eastAsia="it-IT"/>
+          <w:lang w:val="en-GB" w:eastAsia="en-GB"/>
           <w14:ligatures w14:val="standardContextual"/>
         </w:rPr>
       </w:pPr>
-      <w:hyperlink w:anchor="_Toc232612036" w:history="1">
+      <w:hyperlink w:anchor="_Toc233029482" w:history="1">
         <w:r>
           <w:rPr>
             <w:rStyle w:val="Collegamentoipertestuale"/>
@@ -1718,7 +1718,7 @@
             <w:noProof/>
             <w:webHidden/>
           </w:rPr>
-          <w:instrText xml:space="preserve"> PAGEREF _Toc232612036 \h </w:instrText>
+          <w:instrText xml:space="preserve"> PAGEREF _Toc233029482 \h </w:instrText>
         </w:r>
         <w:r>
           <w:rPr>
@@ -1759,11 +1759,11 @@
           <w:rFonts w:asciiTheme="minorHAnsi" w:eastAsiaTheme="minorEastAsia" w:hAnsiTheme="minorHAnsi"/>
           <w:noProof/>
           <w:kern w:val="2"/>
-          <w:lang w:eastAsia="it-IT"/>
+          <w:lang w:val="en-GB" w:eastAsia="en-GB"/>
           <w14:ligatures w14:val="standardContextual"/>
         </w:rPr>
       </w:pPr>
-      <w:hyperlink w:anchor="_Toc232612037" w:history="1">
+      <w:hyperlink w:anchor="_Toc233029483" w:history="1">
         <w:r>
           <w:rPr>
             <w:rStyle w:val="Collegamentoipertestuale"/>
@@ -1791,7 +1791,7 @@
             <w:noProof/>
             <w:webHidden/>
           </w:rPr>
-          <w:instrText xml:space="preserve"> PAGEREF _Toc232612037 \h </w:instrText>
+          <w:instrText xml:space="preserve"> PAGEREF _Toc233029483 \h </w:instrText>
         </w:r>
         <w:r>
           <w:rPr>
@@ -1832,11 +1832,11 @@
           <w:rFonts w:asciiTheme="minorHAnsi" w:eastAsiaTheme="minorEastAsia" w:hAnsiTheme="minorHAnsi"/>
           <w:noProof/>
           <w:kern w:val="2"/>
-          <w:lang w:eastAsia="it-IT"/>
+          <w:lang w:val="en-GB" w:eastAsia="en-GB"/>
           <w14:ligatures w14:val="standardContextual"/>
         </w:rPr>
       </w:pPr>
-      <w:hyperlink w:anchor="_Toc232612038" w:history="1">
+      <w:hyperlink w:anchor="_Toc233029484" w:history="1">
         <w:r>
           <w:rPr>
             <w:rStyle w:val="Collegamentoipertestuale"/>
@@ -1863,7 +1863,7 @@
             <w:noProof/>
             <w:webHidden/>
           </w:rPr>
-          <w:instrText xml:space="preserve"> PAGEREF _Toc232612038 \h </w:instrText>
+          <w:instrText xml:space="preserve"> PAGEREF _Toc233029484 \h </w:instrText>
         </w:r>
         <w:r>
           <w:rPr>
@@ -1896,7 +1896,7 @@
     </w:p>
     <w:p>
       <w:pPr>
-        <w:pStyle w:val="Sommario1"/>
+        <w:pStyle w:val="Sommario3"/>
         <w:tabs>
           <w:tab w:val="right" w:leader="dot" w:pos="9622"/>
         </w:tabs>
@@ -1904,17 +1904,17 @@
           <w:rFonts w:asciiTheme="minorHAnsi" w:eastAsiaTheme="minorEastAsia" w:hAnsiTheme="minorHAnsi"/>
           <w:noProof/>
           <w:kern w:val="2"/>
-          <w:lang w:eastAsia="it-IT"/>
+          <w:lang w:val="en-GB" w:eastAsia="en-GB"/>
           <w14:ligatures w14:val="standardContextual"/>
         </w:rPr>
       </w:pPr>
-      <w:hyperlink w:anchor="_Toc232612039" w:history="1">
+      <w:hyperlink w:anchor="_Toc233029485" w:history="1">
         <w:r>
           <w:rPr>
             <w:rStyle w:val="Collegamentoipertestuale"/>
             <w:noProof/>
           </w:rPr>
-          <w:t>Test</w:t>
+          <w:t>Definizione Elementi Grafici</w:t>
         </w:r>
         <w:r>
           <w:rPr>
@@ -1935,151 +1935,7 @@
             <w:noProof/>
             <w:webHidden/>
           </w:rPr>
-          <w:instrText xml:space="preserve"> PAGEREF _Toc232612039 \h </w:instrText>
-        </w:r>
-        <w:r>
-          <w:rPr>
-            <w:noProof/>
-            <w:webHidden/>
-          </w:rPr>
-        </w:r>
-        <w:r>
-          <w:rPr>
-            <w:noProof/>
-            <w:webHidden/>
-          </w:rPr>
-          <w:fldChar w:fldCharType="separate"/>
-        </w:r>
-        <w:r>
-          <w:rPr>
-            <w:noProof/>
-            <w:webHidden/>
-          </w:rPr>
-          <w:t>27</w:t>
-        </w:r>
-        <w:r>
-          <w:rPr>
-            <w:noProof/>
-            <w:webHidden/>
-          </w:rPr>
-          <w:fldChar w:fldCharType="end"/>
-        </w:r>
-      </w:hyperlink>
-    </w:p>
-    <w:p>
-      <w:pPr>
-        <w:pStyle w:val="Sommario2"/>
-        <w:tabs>
-          <w:tab w:val="right" w:leader="dot" w:pos="9622"/>
-        </w:tabs>
-        <w:rPr>
-          <w:rFonts w:asciiTheme="minorHAnsi" w:eastAsiaTheme="minorEastAsia" w:hAnsiTheme="minorHAnsi"/>
-          <w:noProof/>
-          <w:kern w:val="2"/>
-          <w:lang w:eastAsia="it-IT"/>
-          <w14:ligatures w14:val="standardContextual"/>
-        </w:rPr>
-      </w:pPr>
-      <w:hyperlink w:anchor="_Toc232612040" w:history="1">
-        <w:r>
-          <w:rPr>
-            <w:rStyle w:val="Collegamentoipertestuale"/>
-            <w:noProof/>
-          </w:rPr>
-          <w:t>Alpha test</w:t>
-        </w:r>
-        <w:r>
-          <w:rPr>
-            <w:noProof/>
-            <w:webHidden/>
-          </w:rPr>
-          <w:tab/>
-        </w:r>
-        <w:r>
-          <w:rPr>
-            <w:noProof/>
-            <w:webHidden/>
-          </w:rPr>
-          <w:fldChar w:fldCharType="begin"/>
-        </w:r>
-        <w:r>
-          <w:rPr>
-            <w:noProof/>
-            <w:webHidden/>
-          </w:rPr>
-          <w:instrText xml:space="preserve"> PAGEREF _Toc232612040 \h </w:instrText>
-        </w:r>
-        <w:r>
-          <w:rPr>
-            <w:noProof/>
-            <w:webHidden/>
-          </w:rPr>
-        </w:r>
-        <w:r>
-          <w:rPr>
-            <w:noProof/>
-            <w:webHidden/>
-          </w:rPr>
-          <w:fldChar w:fldCharType="separate"/>
-        </w:r>
-        <w:r>
-          <w:rPr>
-            <w:noProof/>
-            <w:webHidden/>
-          </w:rPr>
-          <w:t>27</w:t>
-        </w:r>
-        <w:r>
-          <w:rPr>
-            <w:noProof/>
-            <w:webHidden/>
-          </w:rPr>
-          <w:fldChar w:fldCharType="end"/>
-        </w:r>
-      </w:hyperlink>
-    </w:p>
-    <w:p>
-      <w:pPr>
-        <w:pStyle w:val="Sommario3"/>
-        <w:tabs>
-          <w:tab w:val="right" w:leader="dot" w:pos="9622"/>
-        </w:tabs>
-        <w:rPr>
-          <w:rFonts w:asciiTheme="minorHAnsi" w:eastAsiaTheme="minorEastAsia" w:hAnsiTheme="minorHAnsi"/>
-          <w:noProof/>
-          <w:kern w:val="2"/>
-          <w:lang w:eastAsia="it-IT"/>
-          <w14:ligatures w14:val="standardContextual"/>
-        </w:rPr>
-      </w:pPr>
-      <w:hyperlink w:anchor="_Toc232612041" w:history="1">
-        <w:r>
-          <w:rPr>
-            <w:rStyle w:val="Collegamentoipertestuale"/>
-            <w:noProof/>
-          </w:rPr>
-          <w:t>Test funzionale</w:t>
-        </w:r>
-        <w:r>
-          <w:rPr>
-            <w:noProof/>
-            <w:webHidden/>
-          </w:rPr>
-          <w:tab/>
-        </w:r>
-        <w:r>
-          <w:rPr>
-            <w:noProof/>
-            <w:webHidden/>
-          </w:rPr>
-          <w:fldChar w:fldCharType="begin"/>
-        </w:r>
-        <w:r>
-          <w:rPr>
-            <w:noProof/>
-            <w:webHidden/>
-          </w:rPr>
-          <w:instrText xml:space="preserve"> PAGEREF _Toc232612041 \h </w:instrText>
+          <w:instrText xml:space="preserve"> PAGEREF _Toc233029485 \h </w:instrText>
         </w:r>
         <w:r>
           <w:rPr>
@@ -2112,7 +1968,7 @@
     </w:p>
     <w:p>
       <w:pPr>
-        <w:pStyle w:val="Sommario3"/>
+        <w:pStyle w:val="Sommario1"/>
         <w:tabs>
           <w:tab w:val="right" w:leader="dot" w:pos="9622"/>
         </w:tabs>
@@ -2120,17 +1976,17 @@
           <w:rFonts w:asciiTheme="minorHAnsi" w:eastAsiaTheme="minorEastAsia" w:hAnsiTheme="minorHAnsi"/>
           <w:noProof/>
           <w:kern w:val="2"/>
-          <w:lang w:eastAsia="it-IT"/>
+          <w:lang w:val="en-GB" w:eastAsia="en-GB"/>
           <w14:ligatures w14:val="standardContextual"/>
         </w:rPr>
       </w:pPr>
-      <w:hyperlink w:anchor="_Toc232612042" w:history="1">
+      <w:hyperlink w:anchor="_Toc233029486" w:history="1">
         <w:r>
           <w:rPr>
             <w:rStyle w:val="Collegamentoipertestuale"/>
             <w:noProof/>
           </w:rPr>
-          <w:t>Test strutturale</w:t>
+          <w:t>Test</w:t>
         </w:r>
         <w:r>
           <w:rPr>
@@ -2151,7 +2007,7 @@
             <w:noProof/>
             <w:webHidden/>
           </w:rPr>
-          <w:instrText xml:space="preserve"> PAGEREF _Toc232612042 \h </w:instrText>
+          <w:instrText xml:space="preserve"> PAGEREF _Toc233029486 \h </w:instrText>
         </w:r>
         <w:r>
           <w:rPr>
@@ -2192,17 +2048,17 @@
           <w:rFonts w:asciiTheme="minorHAnsi" w:eastAsiaTheme="minorEastAsia" w:hAnsiTheme="minorHAnsi"/>
           <w:noProof/>
           <w:kern w:val="2"/>
-          <w:lang w:eastAsia="it-IT"/>
+          <w:lang w:val="en-GB" w:eastAsia="en-GB"/>
           <w14:ligatures w14:val="standardContextual"/>
         </w:rPr>
       </w:pPr>
-      <w:hyperlink w:anchor="_Toc232612043" w:history="1">
+      <w:hyperlink w:anchor="_Toc233029487" w:history="1">
         <w:r>
           <w:rPr>
             <w:rStyle w:val="Collegamentoipertestuale"/>
             <w:noProof/>
           </w:rPr>
-          <w:t>Beta test</w:t>
+          <w:t>Alpha test</w:t>
         </w:r>
         <w:r>
           <w:rPr>
@@ -2223,7 +2079,79 @@
             <w:noProof/>
             <w:webHidden/>
           </w:rPr>
-          <w:instrText xml:space="preserve"> PAGEREF _Toc232612043 \h </w:instrText>
+          <w:instrText xml:space="preserve"> PAGEREF _Toc233029487 \h </w:instrText>
+        </w:r>
+        <w:r>
+          <w:rPr>
+            <w:noProof/>
+            <w:webHidden/>
+          </w:rPr>
+        </w:r>
+        <w:r>
+          <w:rPr>
+            <w:noProof/>
+            <w:webHidden/>
+          </w:rPr>
+          <w:fldChar w:fldCharType="separate"/>
+        </w:r>
+        <w:r>
+          <w:rPr>
+            <w:noProof/>
+            <w:webHidden/>
+          </w:rPr>
+          <w:t>29</w:t>
+        </w:r>
+        <w:r>
+          <w:rPr>
+            <w:noProof/>
+            <w:webHidden/>
+          </w:rPr>
+          <w:fldChar w:fldCharType="end"/>
+        </w:r>
+      </w:hyperlink>
+    </w:p>
+    <w:p>
+      <w:pPr>
+        <w:pStyle w:val="Sommario3"/>
+        <w:tabs>
+          <w:tab w:val="right" w:leader="dot" w:pos="9622"/>
+        </w:tabs>
+        <w:rPr>
+          <w:rFonts w:asciiTheme="minorHAnsi" w:eastAsiaTheme="minorEastAsia" w:hAnsiTheme="minorHAnsi"/>
+          <w:noProof/>
+          <w:kern w:val="2"/>
+          <w:lang w:val="en-GB" w:eastAsia="en-GB"/>
+          <w14:ligatures w14:val="standardContextual"/>
+        </w:rPr>
+      </w:pPr>
+      <w:hyperlink w:anchor="_Toc233029488" w:history="1">
+        <w:r>
+          <w:rPr>
+            <w:rStyle w:val="Collegamentoipertestuale"/>
+            <w:noProof/>
+          </w:rPr>
+          <w:t>Test funzionale</w:t>
+        </w:r>
+        <w:r>
+          <w:rPr>
+            <w:noProof/>
+            <w:webHidden/>
+          </w:rPr>
+          <w:tab/>
+        </w:r>
+        <w:r>
+          <w:rPr>
+            <w:noProof/>
+            <w:webHidden/>
+          </w:rPr>
+          <w:fldChar w:fldCharType="begin"/>
+        </w:r>
+        <w:r>
+          <w:rPr>
+            <w:noProof/>
+            <w:webHidden/>
+          </w:rPr>
+          <w:instrText xml:space="preserve"> PAGEREF _Toc233029488 \h </w:instrText>
         </w:r>
         <w:r>
           <w:rPr>
@@ -2255,6 +2183,150 @@
       </w:hyperlink>
     </w:p>
     <w:p>
+      <w:pPr>
+        <w:pStyle w:val="Sommario3"/>
+        <w:tabs>
+          <w:tab w:val="right" w:leader="dot" w:pos="9622"/>
+        </w:tabs>
+        <w:rPr>
+          <w:rFonts w:asciiTheme="minorHAnsi" w:eastAsiaTheme="minorEastAsia" w:hAnsiTheme="minorHAnsi"/>
+          <w:noProof/>
+          <w:kern w:val="2"/>
+          <w:lang w:val="en-GB" w:eastAsia="en-GB"/>
+          <w14:ligatures w14:val="standardContextual"/>
+        </w:rPr>
+      </w:pPr>
+      <w:hyperlink w:anchor="_Toc233029489" w:history="1">
+        <w:r>
+          <w:rPr>
+            <w:rStyle w:val="Collegamentoipertestuale"/>
+            <w:noProof/>
+          </w:rPr>
+          <w:t>Test strutturale</w:t>
+        </w:r>
+        <w:r>
+          <w:rPr>
+            <w:noProof/>
+            <w:webHidden/>
+          </w:rPr>
+          <w:tab/>
+        </w:r>
+        <w:r>
+          <w:rPr>
+            <w:noProof/>
+            <w:webHidden/>
+          </w:rPr>
+          <w:fldChar w:fldCharType="begin"/>
+        </w:r>
+        <w:r>
+          <w:rPr>
+            <w:noProof/>
+            <w:webHidden/>
+          </w:rPr>
+          <w:instrText xml:space="preserve"> PAGEREF _Toc233029489 \h </w:instrText>
+        </w:r>
+        <w:r>
+          <w:rPr>
+            <w:noProof/>
+            <w:webHidden/>
+          </w:rPr>
+        </w:r>
+        <w:r>
+          <w:rPr>
+            <w:noProof/>
+            <w:webHidden/>
+          </w:rPr>
+          <w:fldChar w:fldCharType="separate"/>
+        </w:r>
+        <w:r>
+          <w:rPr>
+            <w:noProof/>
+            <w:webHidden/>
+          </w:rPr>
+          <w:t>31</w:t>
+        </w:r>
+        <w:r>
+          <w:rPr>
+            <w:noProof/>
+            <w:webHidden/>
+          </w:rPr>
+          <w:fldChar w:fldCharType="end"/>
+        </w:r>
+      </w:hyperlink>
+    </w:p>
+    <w:p>
+      <w:pPr>
+        <w:pStyle w:val="Sommario2"/>
+        <w:tabs>
+          <w:tab w:val="right" w:leader="dot" w:pos="9622"/>
+        </w:tabs>
+        <w:rPr>
+          <w:rFonts w:asciiTheme="minorHAnsi" w:eastAsiaTheme="minorEastAsia" w:hAnsiTheme="minorHAnsi"/>
+          <w:noProof/>
+          <w:kern w:val="2"/>
+          <w:lang w:val="en-GB" w:eastAsia="en-GB"/>
+          <w14:ligatures w14:val="standardContextual"/>
+        </w:rPr>
+      </w:pPr>
+      <w:hyperlink w:anchor="_Toc233029490" w:history="1">
+        <w:r>
+          <w:rPr>
+            <w:rStyle w:val="Collegamentoipertestuale"/>
+            <w:noProof/>
+          </w:rPr>
+          <w:t>Beta test</w:t>
+        </w:r>
+        <w:r>
+          <w:rPr>
+            <w:noProof/>
+            <w:webHidden/>
+          </w:rPr>
+          <w:tab/>
+        </w:r>
+        <w:r>
+          <w:rPr>
+            <w:noProof/>
+            <w:webHidden/>
+          </w:rPr>
+          <w:fldChar w:fldCharType="begin"/>
+        </w:r>
+        <w:r>
+          <w:rPr>
+            <w:noProof/>
+            <w:webHidden/>
+          </w:rPr>
+          <w:instrText xml:space="preserve"> PAGEREF _Toc233029490 \h </w:instrText>
+        </w:r>
+        <w:r>
+          <w:rPr>
+            <w:noProof/>
+            <w:webHidden/>
+          </w:rPr>
+        </w:r>
+        <w:r>
+          <w:rPr>
+            <w:noProof/>
+            <w:webHidden/>
+          </w:rPr>
+          <w:fldChar w:fldCharType="separate"/>
+        </w:r>
+        <w:r>
+          <w:rPr>
+            <w:noProof/>
+            <w:webHidden/>
+          </w:rPr>
+          <w:t>32</w:t>
+        </w:r>
+        <w:r>
+          <w:rPr>
+            <w:noProof/>
+            <w:webHidden/>
+          </w:rPr>
+          <w:fldChar w:fldCharType="end"/>
+        </w:r>
+      </w:hyperlink>
+    </w:p>
+    <w:p>
       <w:r>
         <w:fldChar w:fldCharType="end"/>
       </w:r>
@@ -2271,7 +2343,7 @@
       <w:pPr>
         <w:pStyle w:val="Titolo1"/>
       </w:pPr>
-      <w:bookmarkStart w:id="2" w:name="_Toc232612020"/>
+      <w:bookmarkStart w:id="2" w:name="_Toc233029466"/>
       <w:r>
         <w:lastRenderedPageBreak/>
         <w:t>Pianificazione</w:t>
@@ -2282,7 +2354,7 @@
       <w:pPr>
         <w:pStyle w:val="Titolo2"/>
       </w:pPr>
-      <w:bookmarkStart w:id="3" w:name="_Toc232612021"/>
+      <w:bookmarkStart w:id="3" w:name="_Toc233029467"/>
       <w:r>
         <w:t>Scopo dell’applicazione</w:t>
       </w:r>
@@ -2697,7 +2769,7 @@
       <w:pPr>
         <w:pStyle w:val="Titolo2"/>
       </w:pPr>
-      <w:bookmarkStart w:id="4" w:name="_Toc232612022"/>
+      <w:bookmarkStart w:id="4" w:name="_Toc233029468"/>
       <w:r>
         <w:lastRenderedPageBreak/>
         <w:t>Destinatari dell’applicazione</w:t>
@@ -3317,7 +3389,7 @@
       <w:pPr>
         <w:pStyle w:val="Titolo2"/>
       </w:pPr>
-      <w:bookmarkStart w:id="5" w:name="_Toc232612023"/>
+      <w:bookmarkStart w:id="5" w:name="_Toc233029469"/>
       <w:r>
         <w:lastRenderedPageBreak/>
         <w:t>I vincoli</w:t>
@@ -3951,7 +4023,7 @@
       <w:pPr>
         <w:pStyle w:val="Titolo2"/>
       </w:pPr>
-      <w:bookmarkStart w:id="6" w:name="_Toc232612024"/>
+      <w:bookmarkStart w:id="6" w:name="_Toc233029470"/>
       <w:r>
         <w:lastRenderedPageBreak/>
         <w:t>Manuale di stile</w:t>
@@ -4327,7 +4399,7 @@
       <w:pPr>
         <w:pStyle w:val="Titolo2"/>
       </w:pPr>
-      <w:bookmarkStart w:id="8" w:name="_Toc232612025"/>
+      <w:bookmarkStart w:id="8" w:name="_Toc233029471"/>
       <w:r>
         <w:t>Stimare i Costi</w:t>
       </w:r>
@@ -6028,7 +6100,7 @@
           <w:rFonts w:cs="Arial"/>
         </w:rPr>
       </w:pPr>
-      <w:bookmarkStart w:id="9" w:name="_Toc232612026"/>
+      <w:bookmarkStart w:id="9" w:name="_Toc233029472"/>
       <w:r>
         <w:lastRenderedPageBreak/>
         <w:t>Monitoraggio progetto</w:t>
@@ -8702,7 +8774,7 @@
       <w:pPr>
         <w:pStyle w:val="Titolo2"/>
       </w:pPr>
-      <w:bookmarkStart w:id="10" w:name="_Toc232612027"/>
+      <w:bookmarkStart w:id="10" w:name="_Toc233029473"/>
       <w:r>
         <w:lastRenderedPageBreak/>
         <w:t>Individuare e reperire le risorse</w:t>
@@ -9070,7 +9142,7 @@
       <w:pPr>
         <w:pStyle w:val="Titolo1"/>
       </w:pPr>
-      <w:bookmarkStart w:id="11" w:name="_Toc232612028"/>
+      <w:bookmarkStart w:id="11" w:name="_Toc233029474"/>
       <w:r>
         <w:lastRenderedPageBreak/>
         <w:t>Progettazione</w:t>
@@ -9081,7 +9153,7 @@
       <w:pPr>
         <w:pStyle w:val="Titolo2"/>
       </w:pPr>
-      <w:bookmarkStart w:id="12" w:name="_Toc232612029"/>
+      <w:bookmarkStart w:id="12" w:name="_Toc233029475"/>
       <w:r>
         <w:t>Introduzione</w:t>
       </w:r>
@@ -9136,7 +9208,7 @@
           <w:rFonts w:ascii="Avenir Book" w:hAnsi="Avenir Book"/>
         </w:rPr>
       </w:pPr>
-      <w:bookmarkStart w:id="13" w:name="_Toc232612030"/>
+      <w:bookmarkStart w:id="13" w:name="_Toc233029476"/>
       <w:r>
         <w:rPr>
           <w:rStyle w:val="Titolo3Carattere"/>
@@ -9229,7 +9301,7 @@
           <w:rFonts w:ascii="Avenir Book" w:hAnsi="Avenir Book"/>
         </w:rPr>
       </w:pPr>
-      <w:bookmarkStart w:id="14" w:name="_Toc232612031"/>
+      <w:bookmarkStart w:id="14" w:name="_Toc233029477"/>
       <w:r>
         <w:rPr>
           <w:rStyle w:val="Titolo3Carattere"/>
@@ -9398,7 +9470,7 @@
       <w:pPr>
         <w:pStyle w:val="Titolo2"/>
       </w:pPr>
-      <w:bookmarkStart w:id="15" w:name="_Toc232612032"/>
+      <w:bookmarkStart w:id="15" w:name="_Toc233029478"/>
       <w:r>
         <w:lastRenderedPageBreak/>
         <w:t>Definire le competenze (task) da trasmettere attraverso il multimedia</w:t>
@@ -9627,7 +9699,7 @@
       <w:pPr>
         <w:pStyle w:val="Titolo2"/>
       </w:pPr>
-      <w:bookmarkStart w:id="16" w:name="_Toc232612033"/>
+      <w:bookmarkStart w:id="16" w:name="_Toc233029479"/>
       <w:r>
         <w:lastRenderedPageBreak/>
         <w:t>Preparare una descrizione preliminare del programma</w:t>
@@ -10000,7 +10072,7 @@
       <w:pPr>
         <w:pStyle w:val="Titolo3"/>
       </w:pPr>
-      <w:bookmarkStart w:id="17" w:name="_Toc232612034"/>
+      <w:bookmarkStart w:id="17" w:name="_Toc233029480"/>
       <w:r>
         <w:t>Esempi di Missioni e Minigiochi</w:t>
       </w:r>
@@ -10579,7 +10651,7 @@
       <w:pPr>
         <w:pStyle w:val="Titolo2"/>
       </w:pPr>
-      <w:bookmarkStart w:id="18" w:name="_Toc232612035"/>
+      <w:bookmarkStart w:id="18" w:name="_Toc233029481"/>
       <w:r>
         <w:lastRenderedPageBreak/>
         <w:t>Dettagliare il progetto del multimedia</w:t>
@@ -10590,7 +10662,7 @@
       <w:pPr>
         <w:pStyle w:val="Titolo3"/>
       </w:pPr>
-      <w:bookmarkStart w:id="19" w:name="_Toc232612036"/>
+      <w:bookmarkStart w:id="19" w:name="_Toc233029482"/>
       <w:r>
         <w:t>Prototipi</w:t>
       </w:r>
@@ -10930,7 +11002,7 @@
           <w:lang w:val="en-US"/>
         </w:rPr>
       </w:pPr>
-      <w:bookmarkStart w:id="20" w:name="_Toc232612037"/>
+      <w:bookmarkStart w:id="20" w:name="_Toc233029483"/>
       <w:r>
         <w:rPr>
           <w:lang w:val="en-US"/>
@@ -11103,7 +11175,7 @@
           <w:noProof/>
         </w:rPr>
         <w:drawing>
-          <wp:inline distT="0" distB="0" distL="0" distR="0" wp14:anchorId="2D69741C" wp14:editId="536F8858">
+          <wp:inline distT="0" distB="0" distL="0" distR="0" wp14:anchorId="2D69741C" wp14:editId="71A012E6">
             <wp:extent cx="6116320" cy="7671526"/>
             <wp:effectExtent l="0" t="0" r="0" b="0"/>
             <wp:docPr id="1471364459" name="Immagine 9"/>
@@ -11265,7 +11337,7 @@
       <w:pPr>
         <w:pStyle w:val="Titolo3"/>
       </w:pPr>
-      <w:bookmarkStart w:id="21" w:name="_Toc232612038"/>
+      <w:bookmarkStart w:id="21" w:name="_Toc233029484"/>
       <w:r>
         <w:lastRenderedPageBreak/>
         <w:t>Storyboard</w:t>
@@ -11632,10 +11704,12 @@
       <w:pPr>
         <w:pStyle w:val="Titolo3"/>
       </w:pPr>
+      <w:bookmarkStart w:id="23" w:name="_Toc233029485"/>
       <w:r>
         <w:lastRenderedPageBreak/>
         <w:t>Definizione Elementi Grafici</w:t>
       </w:r>
+      <w:bookmarkEnd w:id="23"/>
     </w:p>
     <w:p>
       <w:pPr>
@@ -11741,7 +11815,7 @@
           <w:noProof/>
         </w:rPr>
         <w:drawing>
-          <wp:anchor distT="0" distB="0" distL="114300" distR="114300" simplePos="0" relativeHeight="251665408" behindDoc="0" locked="0" layoutInCell="1" allowOverlap="1" wp14:anchorId="0234CD06" wp14:editId="76D7E4C0">
+          <wp:anchor distT="0" distB="0" distL="114300" distR="114300" simplePos="0" relativeHeight="251665408" behindDoc="0" locked="0" layoutInCell="1" allowOverlap="1" wp14:anchorId="0234CD06" wp14:editId="02A0E5E4">
             <wp:simplePos x="0" y="0"/>
             <wp:positionH relativeFrom="margin">
               <wp:align>left</wp:align>
@@ -12182,12 +12256,12 @@
       <w:pPr>
         <w:pStyle w:val="Titolo1"/>
       </w:pPr>
-      <w:bookmarkStart w:id="23" w:name="_Toc232612039"/>
+      <w:bookmarkStart w:id="24" w:name="_Toc233029486"/>
       <w:r>
         <w:lastRenderedPageBreak/>
         <w:t>Test</w:t>
       </w:r>
-      <w:bookmarkEnd w:id="23"/>
+      <w:bookmarkEnd w:id="24"/>
     </w:p>
     <w:p>
       <w:r>
@@ -12297,11 +12371,11 @@
       <w:pPr>
         <w:pStyle w:val="Titolo2"/>
       </w:pPr>
-      <w:bookmarkStart w:id="24" w:name="_Toc232612040"/>
+      <w:bookmarkStart w:id="25" w:name="_Toc233029487"/>
       <w:r>
         <w:t>Alpha test</w:t>
       </w:r>
-      <w:bookmarkEnd w:id="24"/>
+      <w:bookmarkEnd w:id="25"/>
     </w:p>
     <w:p>
       <w:r>
@@ -13067,12 +13141,12 @@
       <w:pPr>
         <w:pStyle w:val="Titolo3"/>
       </w:pPr>
-      <w:bookmarkStart w:id="25" w:name="_Toc232612041"/>
+      <w:bookmarkStart w:id="26" w:name="_Toc233029488"/>
       <w:r>
         <w:lastRenderedPageBreak/>
         <w:t>Test funzionale</w:t>
       </w:r>
-      <w:bookmarkEnd w:id="25"/>
+      <w:bookmarkEnd w:id="26"/>
     </w:p>
     <w:p>
       <w:r>
@@ -13696,12 +13770,12 @@
       <w:pPr>
         <w:pStyle w:val="Titolo3"/>
       </w:pPr>
-      <w:bookmarkStart w:id="26" w:name="_Toc232612042"/>
+      <w:bookmarkStart w:id="27" w:name="_Toc233029489"/>
       <w:r>
         <w:lastRenderedPageBreak/>
         <w:t>Test strutturale</w:t>
       </w:r>
-      <w:bookmarkEnd w:id="26"/>
+      <w:bookmarkEnd w:id="27"/>
     </w:p>
     <w:p>
       <w:r>
@@ -14256,12 +14330,12 @@
       <w:pPr>
         <w:pStyle w:val="Titolo2"/>
       </w:pPr>
-      <w:bookmarkStart w:id="27" w:name="_Toc232612043"/>
+      <w:bookmarkStart w:id="28" w:name="_Toc233029490"/>
       <w:r>
         <w:lastRenderedPageBreak/>
         <w:t>Beta test</w:t>
       </w:r>
-      <w:bookmarkEnd w:id="27"/>
+      <w:bookmarkEnd w:id="28"/>
     </w:p>
     <w:p>
       <w:r>
@@ -24586,6 +24660,7 @@
   <w:style w:type="character" w:default="1" w:styleId="Carpredefinitoparagrafo">
     <w:name w:val="Default Paragraph Font"/>
     <w:uiPriority w:val="1"/>
+    <w:semiHidden/>
     <w:unhideWhenUsed/>
   </w:style>
   <w:style w:type="table" w:default="1" w:styleId="Tabellanormale">
@@ -26039,14 +26114,6 @@
 </file>
 
 <file path=customXml/item1.xml><?xml version="1.0" encoding="utf-8"?>
-<p:properties xmlns:p="http://schemas.microsoft.com/office/2006/metadata/properties" xmlns:xsi="http://www.w3.org/2001/XMLSchema-instance" xmlns:pc="http://schemas.microsoft.com/office/infopath/2007/PartnerControls">
-  <documentManagement>
-    <_activity xmlns="1682274c-17d2-4eb1-91bb-64e0444dc755" xsi:nil="true"/>
-  </documentManagement>
-</p:properties>
-</file>
-
-<file path=customXml/item2.xml><?xml version="1.0" encoding="utf-8"?>
 <?mso-contentType ?>
 <FormTemplates xmlns="http://schemas.microsoft.com/sharepoint/v3/contenttype/forms">
   <Display>DocumentLibraryForm</Display>
@@ -26055,11 +26122,15 @@
 </FormTemplates>
 </file>
 
-<file path=customXml/item3.xml><?xml version="1.0" encoding="utf-8"?>
-<b:Sources xmlns:b="http://schemas.openxmlformats.org/officeDocument/2006/bibliography" xmlns="http://schemas.openxmlformats.org/officeDocument/2006/bibliography" SelectedStyle="\APASixthEditionOfficeOnline.xsl" StyleName="APA" Version="6"/>
+<file path=customXml/item2.xml><?xml version="1.0" encoding="utf-8"?>
+<p:properties xmlns:p="http://schemas.microsoft.com/office/2006/metadata/properties" xmlns:xsi="http://www.w3.org/2001/XMLSchema-instance" xmlns:pc="http://schemas.microsoft.com/office/infopath/2007/PartnerControls">
+  <documentManagement>
+    <_activity xmlns="1682274c-17d2-4eb1-91bb-64e0444dc755" xsi:nil="true"/>
+  </documentManagement>
+</p:properties>
 </file>
 
-<file path=customXml/item4.xml><?xml version="1.0" encoding="utf-8"?>
+<file path=customXml/item3.xml><?xml version="1.0" encoding="utf-8"?>
 <ct:contentTypeSchema xmlns:ct="http://schemas.microsoft.com/office/2006/metadata/contentType" xmlns:ma="http://schemas.microsoft.com/office/2006/metadata/properties/metaAttributes" ct:_="" ma:_="" ma:contentTypeName="Documento" ma:contentTypeID="0x010100483500D60DFCF744AD254A79C2671EC4" ma:contentTypeVersion="5" ma:contentTypeDescription="Creare un nuovo documento." ma:contentTypeScope="" ma:versionID="7b665a2209f67cd04619df273567bc5b">
   <xsd:schema xmlns:xsd="http://www.w3.org/2001/XMLSchema" xmlns:xs="http://www.w3.org/2001/XMLSchema" xmlns:p="http://schemas.microsoft.com/office/2006/metadata/properties" xmlns:ns3="1682274c-17d2-4eb1-91bb-64e0444dc755" targetNamespace="http://schemas.microsoft.com/office/2006/metadata/properties" ma:root="true" ma:fieldsID="09422ce98116468340c6fac1dc03f610" ns3:_="">
     <xsd:import namespace="1682274c-17d2-4eb1-91bb-64e0444dc755"/>
@@ -26209,7 +26280,19 @@
 </ct:contentTypeSchema>
 </file>
 
+<file path=customXml/item4.xml><?xml version="1.0" encoding="utf-8"?>
+<b:Sources xmlns:b="http://schemas.openxmlformats.org/officeDocument/2006/bibliography" xmlns="http://schemas.openxmlformats.org/officeDocument/2006/bibliography" SelectedStyle="\APASixthEditionOfficeOnline.xsl" StyleName="APA" Version="6"/>
+</file>
+
 <file path=customXml/itemProps1.xml><?xml version="1.0" encoding="utf-8"?>
+<ds:datastoreItem xmlns:ds="http://schemas.openxmlformats.org/officeDocument/2006/customXml" ds:itemID="{82EED737-999D-430D-BB13-B55BCBEF8CD3}">
+  <ds:schemaRefs>
+    <ds:schemaRef ds:uri="http://schemas.microsoft.com/sharepoint/v3/contenttype/forms"/>
+  </ds:schemaRefs>
+</ds:datastoreItem>
+</file>
+
+<file path=customXml/itemProps2.xml><?xml version="1.0" encoding="utf-8"?>
 <ds:datastoreItem xmlns:ds="http://schemas.openxmlformats.org/officeDocument/2006/customXml" ds:itemID="{2B0A1CF6-C588-4E49-9D26-36301E052649}">
   <ds:schemaRefs>
     <ds:schemaRef ds:uri="http://schemas.microsoft.com/office/2006/metadata/properties"/>
@@ -26219,23 +26302,7 @@
 </ds:datastoreItem>
 </file>
 
-<file path=customXml/itemProps2.xml><?xml version="1.0" encoding="utf-8"?>
-<ds:datastoreItem xmlns:ds="http://schemas.openxmlformats.org/officeDocument/2006/customXml" ds:itemID="{82EED737-999D-430D-BB13-B55BCBEF8CD3}">
-  <ds:schemaRefs>
-    <ds:schemaRef ds:uri="http://schemas.microsoft.com/sharepoint/v3/contenttype/forms"/>
-  </ds:schemaRefs>
-</ds:datastoreItem>
-</file>
-
 <file path=customXml/itemProps3.xml><?xml version="1.0" encoding="utf-8"?>
-<ds:datastoreItem xmlns:ds="http://schemas.openxmlformats.org/officeDocument/2006/customXml" ds:itemID="{C558AB56-52E2-4A7D-BACD-F7E2C9501F8A}">
-  <ds:schemaRefs>
-    <ds:schemaRef ds:uri="http://schemas.openxmlformats.org/officeDocument/2006/bibliography"/>
-  </ds:schemaRefs>
-</ds:datastoreItem>
-</file>
-
-<file path=customXml/itemProps4.xml><?xml version="1.0" encoding="utf-8"?>
 <ds:datastoreItem xmlns:ds="http://schemas.openxmlformats.org/officeDocument/2006/customXml" ds:itemID="{E3DC2D59-DB5B-4EAF-BF4B-86942C28552E}">
   <ds:schemaRefs>
     <ds:schemaRef ds:uri="http://schemas.microsoft.com/office/2006/metadata/contentType"/>
@@ -26251,4 +26318,12 @@
     <ds:schemaRef ds:uri="http://schemas.microsoft.com/internal/obd"/>
   </ds:schemaRefs>
 </ds:datastoreItem>
+</file>
+
+<file path=customXml/itemProps4.xml><?xml version="1.0" encoding="utf-8"?>
+<ds:datastoreItem xmlns:ds="http://schemas.openxmlformats.org/officeDocument/2006/customXml" ds:itemID="{C558AB56-52E2-4A7D-BACD-F7E2C9501F8A}">
+  <ds:schemaRefs>
+    <ds:schemaRef ds:uri="http://schemas.openxmlformats.org/officeDocument/2006/bibliography"/>
+  </ds:schemaRefs>
+</ds:datastoreItem>
 </file>
--- a/doc/Documentazione BariGo (1).docx
+++ b/doc/Documentazione BariGo (1).docx
@@ -12,10 +12,12 @@
         <w:pStyle w:val="Titolo"/>
       </w:pPr>
       <w:bookmarkStart w:id="0" w:name="_Toc233029464"/>
+      <w:proofErr w:type="spellStart"/>
       <w:r>
         <w:t>BariGo</w:t>
       </w:r>
       <w:bookmarkEnd w:id="0"/>
+      <w:proofErr w:type="spellEnd"/>
     </w:p>
     <w:p>
       <w:pPr>
@@ -189,6 +191,16 @@
                               <w:t>Armando Franchini</w:t>
                             </w:r>
                           </w:p>
+                          <w:p>
+                            <w:pPr>
+                              <w:jc w:val="center"/>
+                            </w:pPr>
+                          </w:p>
+                          <w:p>
+                            <w:pPr>
+                              <w:jc w:val="center"/>
+                            </w:pPr>
+                          </w:p>
                         </w:txbxContent>
                       </wps:txbx>
                       <wps:bodyPr rot="0" spcFirstLastPara="0" vertOverflow="overflow" horzOverflow="overflow" vert="horz" wrap="square" lIns="91440" tIns="45720" rIns="91440" bIns="45720" numCol="1" spcCol="0" rtlCol="0" fromWordArt="0" anchor="t" anchorCtr="0" forceAA="0" compatLnSpc="1">
@@ -312,6 +324,16 @@
                         <w:t>Armando Franchini</w:t>
                       </w:r>
                     </w:p>
+                    <w:p>
+                      <w:pPr>
+                        <w:jc w:val="center"/>
+                      </w:pPr>
+                    </w:p>
+                    <w:p>
+                      <w:pPr>
+                        <w:jc w:val="center"/>
+                      </w:pPr>
+                    </w:p>
                   </w:txbxContent>
                 </v:textbox>
                 <w10:wrap anchorx="margin"/>
@@ -323,7 +345,7 @@
     </w:p>
     <w:p>
       <w:pPr>
-        <w:jc w:val="center"/>
+        <w:jc w:val="both"/>
       </w:pPr>
     </w:p>
     <w:p>
@@ -2361,6 +2383,7 @@
       <w:bookmarkEnd w:id="3"/>
     </w:p>
     <w:p>
+      <w:proofErr w:type="spellStart"/>
       <w:r>
         <w:rPr>
           <w:b/>
@@ -2368,6 +2391,7 @@
         </w:rPr>
         <w:t>BariGo</w:t>
       </w:r>
+      <w:proofErr w:type="spellEnd"/>
       <w:r>
         <w:t xml:space="preserve"> è configurato come un </w:t>
       </w:r>
@@ -2432,7 +2456,15 @@
         <w:t>Bari Sopra</w:t>
       </w:r>
       <w:r>
-        <w:t xml:space="preserve"> fornisce nozioni accurate sugli aspetti architettonici e fisici dei monumenti e dei 6 teatri della rete (Petruzzelli, Piccinni, Margherita, Kismet, Team, Forma).</w:t>
+        <w:t xml:space="preserve"> fornisce nozioni accurate sugli aspetti architettonici e fisici dei monumenti e dei </w:t>
+      </w:r>
+      <w:proofErr w:type="gramStart"/>
+      <w:r>
+        <w:t>6</w:t>
+      </w:r>
+      <w:proofErr w:type="gramEnd"/>
+      <w:r>
+        <w:t xml:space="preserve"> teatri della rete (Petruzzelli, Piccinni, Margherita, Kismet, Team, Forma).</w:t>
       </w:r>
     </w:p>
     <w:p>
@@ -2554,8 +2586,18 @@
           <w:bCs/>
           <w:szCs w:val="22"/>
         </w:rPr>
-        <w:t>Sistema di Progressione e Reward</w:t>
-      </w:r>
+        <w:t xml:space="preserve">Sistema di Progressione e </w:t>
+      </w:r>
+      <w:proofErr w:type="spellStart"/>
+      <w:r>
+        <w:rPr>
+          <w:b/>
+          <w:bCs/>
+          <w:szCs w:val="22"/>
+        </w:rPr>
+        <w:t>Reward</w:t>
+      </w:r>
+      <w:proofErr w:type="spellEnd"/>
       <w:r>
         <w:rPr>
           <w:szCs w:val="22"/>
@@ -2802,6 +2844,7 @@
         </w:rPr>
         <w:t xml:space="preserve"> (HCI), il target di riferimento è stato segmentato in tre </w:t>
       </w:r>
+      <w:proofErr w:type="spellStart"/>
       <w:r>
         <w:rPr>
           <w:i/>
@@ -2810,6 +2853,7 @@
         </w:rPr>
         <w:t>Personas</w:t>
       </w:r>
+      <w:proofErr w:type="spellEnd"/>
       <w:r>
         <w:rPr>
           <w:szCs w:val="22"/>
@@ -2931,8 +2975,18 @@
           <w:iCs/>
           <w:szCs w:val="22"/>
         </w:rPr>
-        <w:t>task-oriented</w:t>
-      </w:r>
+        <w:t>task-</w:t>
+      </w:r>
+      <w:proofErr w:type="spellStart"/>
+      <w:r>
+        <w:rPr>
+          <w:i/>
+          <w:iCs/>
+          <w:szCs w:val="22"/>
+        </w:rPr>
+        <w:t>oriented</w:t>
+      </w:r>
+      <w:proofErr w:type="spellEnd"/>
       <w:r>
         <w:rPr>
           <w:szCs w:val="22"/>
@@ -3005,7 +3059,21 @@
         <w:rPr>
           <w:szCs w:val="22"/>
         </w:rPr>
-        <w:t>Data la struttura basata su dati storici verificati, BariGo si presta come strumento di supporto didattico e turistico. Questa differenziazione dei pattern di interazione garantisce che il software mantenga un alto grado di accessibilità e usabilità per tutte le fasce d'età coperte.</w:t>
+        <w:t xml:space="preserve">Data la struttura basata su dati storici verificati, </w:t>
+      </w:r>
+      <w:proofErr w:type="spellStart"/>
+      <w:r>
+        <w:rPr>
+          <w:szCs w:val="22"/>
+        </w:rPr>
+        <w:t>BariGo</w:t>
+      </w:r>
+      <w:proofErr w:type="spellEnd"/>
+      <w:r>
+        <w:rPr>
+          <w:szCs w:val="22"/>
+        </w:rPr>
+        <w:t xml:space="preserve"> si presta come strumento di supporto didattico e turistico. Questa differenziazione dei pattern di interazione garantisce che il software mantenga un alto grado di accessibilità e usabilità per tutte le fasce d'età coperte.</w:t>
       </w:r>
     </w:p>
     <w:p>
@@ -3043,6 +3111,7 @@
                 <w:lang w:val="en-GB"/>
               </w:rPr>
             </w:pPr>
+            <w:proofErr w:type="spellStart"/>
             <w:r>
               <w:rPr>
                 <w:szCs w:val="22"/>
@@ -3050,6 +3119,7 @@
               </w:rPr>
               <w:t>Caratteristica</w:t>
             </w:r>
+            <w:proofErr w:type="spellEnd"/>
           </w:p>
         </w:tc>
         <w:tc>
@@ -3065,13 +3135,31 @@
                 <w:lang w:val="en-GB"/>
               </w:rPr>
             </w:pPr>
+            <w:proofErr w:type="spellStart"/>
             <w:r>
               <w:rPr>
                 <w:szCs w:val="22"/>
                 <w:lang w:val="en-GB"/>
               </w:rPr>
-              <w:t>Requisito / Profilo</w:t>
-            </w:r>
+              <w:t>Requisito</w:t>
+            </w:r>
+            <w:proofErr w:type="spellEnd"/>
+            <w:r>
+              <w:rPr>
+                <w:szCs w:val="22"/>
+                <w:lang w:val="en-GB"/>
+              </w:rPr>
+              <w:t xml:space="preserve"> / </w:t>
+            </w:r>
+            <w:proofErr w:type="spellStart"/>
+            <w:r>
+              <w:rPr>
+                <w:szCs w:val="22"/>
+                <w:lang w:val="en-GB"/>
+              </w:rPr>
+              <w:t>Profilo</w:t>
+            </w:r>
+            <w:proofErr w:type="spellEnd"/>
           </w:p>
         </w:tc>
       </w:tr>
@@ -3093,6 +3181,7 @@
                 <w:lang w:val="en-GB"/>
               </w:rPr>
             </w:pPr>
+            <w:proofErr w:type="spellStart"/>
             <w:r>
               <w:rPr>
                 <w:szCs w:val="22"/>
@@ -3100,6 +3189,7 @@
               </w:rPr>
               <w:t>Età</w:t>
             </w:r>
+            <w:proofErr w:type="spellEnd"/>
           </w:p>
         </w:tc>
         <w:tc>
@@ -3142,13 +3232,31 @@
                 <w:lang w:val="en-GB"/>
               </w:rPr>
             </w:pPr>
+            <w:proofErr w:type="spellStart"/>
             <w:r>
               <w:rPr>
                 <w:szCs w:val="22"/>
                 <w:lang w:val="en-GB"/>
               </w:rPr>
-              <w:t>Livello educativo</w:t>
-            </w:r>
+              <w:t>Livello</w:t>
+            </w:r>
+            <w:proofErr w:type="spellEnd"/>
+            <w:r>
+              <w:rPr>
+                <w:szCs w:val="22"/>
+                <w:lang w:val="en-GB"/>
+              </w:rPr>
+              <w:t xml:space="preserve"> </w:t>
+            </w:r>
+            <w:proofErr w:type="spellStart"/>
+            <w:r>
+              <w:rPr>
+                <w:szCs w:val="22"/>
+                <w:lang w:val="en-GB"/>
+              </w:rPr>
+              <w:t>educativo</w:t>
+            </w:r>
+            <w:proofErr w:type="spellEnd"/>
           </w:p>
         </w:tc>
         <w:tc>
@@ -3169,8 +3277,33 @@
                 <w:szCs w:val="22"/>
                 <w:lang w:val="en-GB"/>
               </w:rPr>
-              <w:t>Scuola superiore / Universitario / Lavoratore</w:t>
-            </w:r>
+              <w:t xml:space="preserve">Scuola </w:t>
+            </w:r>
+            <w:proofErr w:type="spellStart"/>
+            <w:r>
+              <w:rPr>
+                <w:szCs w:val="22"/>
+                <w:lang w:val="en-GB"/>
+              </w:rPr>
+              <w:t>superiore</w:t>
+            </w:r>
+            <w:proofErr w:type="spellEnd"/>
+            <w:r>
+              <w:rPr>
+                <w:szCs w:val="22"/>
+                <w:lang w:val="en-GB"/>
+              </w:rPr>
+              <w:t xml:space="preserve"> / Universitario / </w:t>
+            </w:r>
+            <w:proofErr w:type="spellStart"/>
+            <w:r>
+              <w:rPr>
+                <w:szCs w:val="22"/>
+                <w:lang w:val="en-GB"/>
+              </w:rPr>
+              <w:t>Lavoratore</w:t>
+            </w:r>
+            <w:proofErr w:type="spellEnd"/>
           </w:p>
         </w:tc>
       </w:tr>
@@ -3192,6 +3325,7 @@
                 <w:lang w:val="en-GB"/>
               </w:rPr>
             </w:pPr>
+            <w:proofErr w:type="spellStart"/>
             <w:r>
               <w:rPr>
                 <w:szCs w:val="22"/>
@@ -3199,6 +3333,7 @@
               </w:rPr>
               <w:t>Motivazione</w:t>
             </w:r>
+            <w:proofErr w:type="spellEnd"/>
           </w:p>
         </w:tc>
         <w:tc>
@@ -3239,13 +3374,31 @@
                 <w:lang w:val="en-GB"/>
               </w:rPr>
             </w:pPr>
+            <w:proofErr w:type="spellStart"/>
             <w:r>
               <w:rPr>
                 <w:szCs w:val="22"/>
                 <w:lang w:val="en-GB"/>
               </w:rPr>
-              <w:t>Conoscenze richieste</w:t>
-            </w:r>
+              <w:t>Conoscenze</w:t>
+            </w:r>
+            <w:proofErr w:type="spellEnd"/>
+            <w:r>
+              <w:rPr>
+                <w:szCs w:val="22"/>
+                <w:lang w:val="en-GB"/>
+              </w:rPr>
+              <w:t xml:space="preserve"> </w:t>
+            </w:r>
+            <w:proofErr w:type="spellStart"/>
+            <w:r>
+              <w:rPr>
+                <w:szCs w:val="22"/>
+                <w:lang w:val="en-GB"/>
+              </w:rPr>
+              <w:t>richieste</w:t>
+            </w:r>
+            <w:proofErr w:type="spellEnd"/>
           </w:p>
         </w:tc>
         <w:tc>
@@ -3287,13 +3440,31 @@
                 <w:lang w:val="en-GB"/>
               </w:rPr>
             </w:pPr>
+            <w:proofErr w:type="spellStart"/>
             <w:r>
               <w:rPr>
                 <w:szCs w:val="22"/>
                 <w:lang w:val="en-GB"/>
               </w:rPr>
-              <w:t>Abilità richieste</w:t>
-            </w:r>
+              <w:t>Abilità</w:t>
+            </w:r>
+            <w:proofErr w:type="spellEnd"/>
+            <w:r>
+              <w:rPr>
+                <w:szCs w:val="22"/>
+                <w:lang w:val="en-GB"/>
+              </w:rPr>
+              <w:t xml:space="preserve"> </w:t>
+            </w:r>
+            <w:proofErr w:type="spellStart"/>
+            <w:r>
+              <w:rPr>
+                <w:szCs w:val="22"/>
+                <w:lang w:val="en-GB"/>
+              </w:rPr>
+              <w:t>richieste</w:t>
+            </w:r>
+            <w:proofErr w:type="spellEnd"/>
           </w:p>
         </w:tc>
         <w:tc>
@@ -3309,13 +3480,31 @@
                 <w:lang w:val="en-GB"/>
               </w:rPr>
             </w:pPr>
+            <w:proofErr w:type="spellStart"/>
             <w:r>
               <w:rPr>
                 <w:szCs w:val="22"/>
                 <w:lang w:val="en-GB"/>
               </w:rPr>
-              <w:t>Utilizzo mouse, tastiera</w:t>
-            </w:r>
+              <w:t>Utilizzo</w:t>
+            </w:r>
+            <w:proofErr w:type="spellEnd"/>
+            <w:r>
+              <w:rPr>
+                <w:szCs w:val="22"/>
+                <w:lang w:val="en-GB"/>
+              </w:rPr>
+              <w:t xml:space="preserve"> mouse, </w:t>
+            </w:r>
+            <w:proofErr w:type="spellStart"/>
+            <w:r>
+              <w:rPr>
+                <w:szCs w:val="22"/>
+                <w:lang w:val="en-GB"/>
+              </w:rPr>
+              <w:t>tastiera</w:t>
+            </w:r>
+            <w:proofErr w:type="spellEnd"/>
           </w:p>
         </w:tc>
       </w:tr>
@@ -3406,7 +3595,21 @@
         <w:rPr>
           <w:szCs w:val="22"/>
         </w:rPr>
-        <w:t>La definizione dei vincoli per lo sviluppo di BariGo è stata strutturata per garantire il rispetto del perimetro di progetto e la consegna del prodotto finale entro i limiti temporali e di risorse prestabiliti.</w:t>
+        <w:t xml:space="preserve">La definizione dei vincoli per lo sviluppo di </w:t>
+      </w:r>
+      <w:proofErr w:type="spellStart"/>
+      <w:r>
+        <w:rPr>
+          <w:szCs w:val="22"/>
+        </w:rPr>
+        <w:t>BariGo</w:t>
+      </w:r>
+      <w:proofErr w:type="spellEnd"/>
+      <w:r>
+        <w:rPr>
+          <w:szCs w:val="22"/>
+        </w:rPr>
+        <w:t xml:space="preserve"> è stata strutturata per garantire il rispetto del perimetro di progetto e la consegna del prodotto finale entro i limiti temporali e di risorse prestabiliti.</w:t>
       </w:r>
       <w:r>
         <w:rPr>
@@ -3459,27 +3662,51 @@
           <w:iCs/>
           <w:szCs w:val="22"/>
         </w:rPr>
-        <w:t>cross-platform</w:t>
-      </w:r>
-      <w:r>
-        <w:rPr>
-          <w:szCs w:val="22"/>
-        </w:rPr>
-        <w:t xml:space="preserve">, che consenta la compilazione di eseguibili </w:t>
-      </w:r>
+        <w:t>cross-</w:t>
+      </w:r>
+      <w:proofErr w:type="spellStart"/>
       <w:r>
         <w:rPr>
           <w:i/>
           <w:iCs/>
           <w:szCs w:val="22"/>
         </w:rPr>
+        <w:t>platform</w:t>
+      </w:r>
+      <w:proofErr w:type="spellEnd"/>
+      <w:r>
+        <w:rPr>
+          <w:szCs w:val="22"/>
+        </w:rPr>
+        <w:t xml:space="preserve">, che consenta la compilazione di eseguibili </w:t>
+      </w:r>
+      <w:r>
+        <w:rPr>
+          <w:i/>
+          <w:iCs/>
+          <w:szCs w:val="22"/>
+        </w:rPr>
         <w:t>standalone</w:t>
       </w:r>
       <w:r>
         <w:rPr>
           <w:szCs w:val="22"/>
         </w:rPr>
-        <w:t xml:space="preserve"> e l'esportazione in formato WebGL/HTML5 per l'esecuzione diretta da browser.</w:t>
+        <w:t xml:space="preserve"> e l'esportazione in formato </w:t>
+      </w:r>
+      <w:proofErr w:type="spellStart"/>
+      <w:r>
+        <w:rPr>
+          <w:szCs w:val="22"/>
+        </w:rPr>
+        <w:t>WebGL</w:t>
+      </w:r>
+      <w:proofErr w:type="spellEnd"/>
+      <w:r>
+        <w:rPr>
+          <w:szCs w:val="22"/>
+        </w:rPr>
+        <w:t>/HTML5 per l'esecuzione diretta da browser.</w:t>
       </w:r>
     </w:p>
     <w:p>
@@ -3526,13 +3753,23 @@
         </w:rPr>
         <w:t xml:space="preserve"> di memoria, del numero di </w:t>
       </w:r>
+      <w:proofErr w:type="spellStart"/>
       <w:r>
         <w:rPr>
           <w:i/>
           <w:iCs/>
           <w:szCs w:val="22"/>
         </w:rPr>
-        <w:t>draw calls</w:t>
+        <w:t>draw</w:t>
+      </w:r>
+      <w:proofErr w:type="spellEnd"/>
+      <w:r>
+        <w:rPr>
+          <w:i/>
+          <w:iCs/>
+          <w:szCs w:val="22"/>
+        </w:rPr>
+        <w:t xml:space="preserve"> calls</w:t>
       </w:r>
       <w:r>
         <w:rPr>
@@ -3770,20 +4007,92 @@
           <w:iCs/>
           <w:szCs w:val="22"/>
         </w:rPr>
-        <w:t>Cross-platform</w:t>
-      </w:r>
-      <w:r>
-        <w:rPr>
+        <w:t>Cross-</w:t>
+      </w:r>
+      <w:proofErr w:type="spellStart"/>
+      <w:r>
+        <w:rPr>
+          <w:i/>
+          <w:iCs/>
           <w:szCs w:val="22"/>
         </w:rPr>
-        <w:t xml:space="preserve">). Per la versione eseguibile: Windows 10/11, macOS o distribuzioni Linux. </w:t>
+        <w:t>platform</w:t>
+      </w:r>
+      <w:proofErr w:type="spellEnd"/>
+      <w:r>
+        <w:rPr>
+          <w:szCs w:val="22"/>
+        </w:rPr>
+        <w:t xml:space="preserve">). Per la versione eseguibile: Windows 10/11, </w:t>
+      </w:r>
+      <w:proofErr w:type="spellStart"/>
+      <w:r>
+        <w:rPr>
+          <w:szCs w:val="22"/>
+        </w:rPr>
+        <w:t>macOS</w:t>
+      </w:r>
+      <w:proofErr w:type="spellEnd"/>
+      <w:r>
+        <w:rPr>
+          <w:szCs w:val="22"/>
+        </w:rPr>
+        <w:t xml:space="preserve"> o distribuzioni Linux. </w:t>
       </w:r>
       <w:r>
         <w:rPr>
           <w:szCs w:val="22"/>
           <w:lang w:val="en-GB"/>
         </w:rPr>
-        <w:t>Per la versione Web: Qualsiasi Sistema Operativo desktop.</w:t>
+        <w:t xml:space="preserve">Per la </w:t>
+      </w:r>
+      <w:proofErr w:type="spellStart"/>
+      <w:r>
+        <w:rPr>
+          <w:szCs w:val="22"/>
+          <w:lang w:val="en-GB"/>
+        </w:rPr>
+        <w:t>versione</w:t>
+      </w:r>
+      <w:proofErr w:type="spellEnd"/>
+      <w:r>
+        <w:rPr>
+          <w:szCs w:val="22"/>
+          <w:lang w:val="en-GB"/>
+        </w:rPr>
+        <w:t xml:space="preserve"> Web: </w:t>
+      </w:r>
+      <w:proofErr w:type="spellStart"/>
+      <w:r>
+        <w:rPr>
+          <w:szCs w:val="22"/>
+          <w:lang w:val="en-GB"/>
+        </w:rPr>
+        <w:t>Qualsiasi</w:t>
+      </w:r>
+      <w:proofErr w:type="spellEnd"/>
+      <w:r>
+        <w:rPr>
+          <w:szCs w:val="22"/>
+          <w:lang w:val="en-GB"/>
+        </w:rPr>
+        <w:t xml:space="preserve"> Sistema </w:t>
+      </w:r>
+      <w:proofErr w:type="spellStart"/>
+      <w:r>
+        <w:rPr>
+          <w:szCs w:val="22"/>
+          <w:lang w:val="en-GB"/>
+        </w:rPr>
+        <w:t>Operativo</w:t>
+      </w:r>
+      <w:proofErr w:type="spellEnd"/>
+      <w:r>
+        <w:rPr>
+          <w:szCs w:val="22"/>
+          <w:lang w:val="en-GB"/>
+        </w:rPr>
+        <w:t xml:space="preserve"> desktop.</w:t>
       </w:r>
     </w:p>
     <w:p>
@@ -3808,7 +4117,21 @@
         <w:rPr>
           <w:szCs w:val="22"/>
         </w:rPr>
-        <w:t xml:space="preserve"> Browser moderno aggiornato (Google Chrome, Mozilla Firefox, Microsoft Edge, Safari) con supporto esplicito e abilitato alle API grafiche WebGL 2.0 / OpenGL ES 3.0.</w:t>
+        <w:t xml:space="preserve"> Browser moderno aggiornato (Google Chrome, Mozilla Firefox, Microsoft Edge, Safari) con supporto esplicito e abilitato alle API grafiche </w:t>
+      </w:r>
+      <w:proofErr w:type="spellStart"/>
+      <w:r>
+        <w:rPr>
+          <w:szCs w:val="22"/>
+        </w:rPr>
+        <w:t>WebGL</w:t>
+      </w:r>
+      <w:proofErr w:type="spellEnd"/>
+      <w:r>
+        <w:rPr>
+          <w:szCs w:val="22"/>
+        </w:rPr>
+        <w:t xml:space="preserve"> 2.0 / OpenGL ES 3.0.</w:t>
       </w:r>
     </w:p>
     <w:p>
@@ -3895,7 +4218,103 @@
           <w:szCs w:val="22"/>
           <w:lang w:val="en-GB"/>
         </w:rPr>
-        <w:t>I requisiti cognitivi e motori minimi richiesti sono:</w:t>
+        <w:t xml:space="preserve">I </w:t>
+      </w:r>
+      <w:proofErr w:type="spellStart"/>
+      <w:r>
+        <w:rPr>
+          <w:szCs w:val="22"/>
+          <w:lang w:val="en-GB"/>
+        </w:rPr>
+        <w:t>requisiti</w:t>
+      </w:r>
+      <w:proofErr w:type="spellEnd"/>
+      <w:r>
+        <w:rPr>
+          <w:szCs w:val="22"/>
+          <w:lang w:val="en-GB"/>
+        </w:rPr>
+        <w:t xml:space="preserve"> </w:t>
+      </w:r>
+      <w:proofErr w:type="spellStart"/>
+      <w:r>
+        <w:rPr>
+          <w:szCs w:val="22"/>
+          <w:lang w:val="en-GB"/>
+        </w:rPr>
+        <w:t>cognitivi</w:t>
+      </w:r>
+      <w:proofErr w:type="spellEnd"/>
+      <w:r>
+        <w:rPr>
+          <w:szCs w:val="22"/>
+          <w:lang w:val="en-GB"/>
+        </w:rPr>
+        <w:t xml:space="preserve"> e </w:t>
+      </w:r>
+      <w:proofErr w:type="spellStart"/>
+      <w:r>
+        <w:rPr>
+          <w:szCs w:val="22"/>
+          <w:lang w:val="en-GB"/>
+        </w:rPr>
+        <w:t>motori</w:t>
+      </w:r>
+      <w:proofErr w:type="spellEnd"/>
+      <w:r>
+        <w:rPr>
+          <w:szCs w:val="22"/>
+          <w:lang w:val="en-GB"/>
+        </w:rPr>
+        <w:t xml:space="preserve"> </w:t>
+      </w:r>
+      <w:proofErr w:type="spellStart"/>
+      <w:r>
+        <w:rPr>
+          <w:szCs w:val="22"/>
+          <w:lang w:val="en-GB"/>
+        </w:rPr>
+        <w:t>minimi</w:t>
+      </w:r>
+      <w:proofErr w:type="spellEnd"/>
+      <w:r>
+        <w:rPr>
+          <w:szCs w:val="22"/>
+          <w:lang w:val="en-GB"/>
+        </w:rPr>
+        <w:t xml:space="preserve"> </w:t>
+      </w:r>
+      <w:proofErr w:type="spellStart"/>
+      <w:r>
+        <w:rPr>
+          <w:szCs w:val="22"/>
+          <w:lang w:val="en-GB"/>
+        </w:rPr>
+        <w:t>richiesti</w:t>
+      </w:r>
+      <w:proofErr w:type="spellEnd"/>
+      <w:r>
+        <w:rPr>
+          <w:szCs w:val="22"/>
+          <w:lang w:val="en-GB"/>
+        </w:rPr>
+        <w:t xml:space="preserve"> </w:t>
+      </w:r>
+      <w:proofErr w:type="spellStart"/>
+      <w:r>
+        <w:rPr>
+          <w:szCs w:val="22"/>
+          <w:lang w:val="en-GB"/>
+        </w:rPr>
+        <w:t>sono</w:t>
+      </w:r>
+      <w:proofErr w:type="spellEnd"/>
+      <w:r>
+        <w:rPr>
+          <w:szCs w:val="22"/>
+          <w:lang w:val="en-GB"/>
+        </w:rPr>
+        <w:t>:</w:t>
       </w:r>
     </w:p>
     <w:p>
@@ -3985,7 +4404,14 @@
           <w:szCs w:val="22"/>
         </w:rPr>
         <w:lastRenderedPageBreak/>
-        <w:t xml:space="preserve">relativi alla rete teatrale barese. Al </w:t>
+        <w:t xml:space="preserve">relativi alla rete teatrale barese. </w:t>
+      </w:r>
+      <w:proofErr w:type="gramStart"/>
+      <w:r>
+        <w:rPr>
+          <w:szCs w:val="22"/>
+        </w:rPr>
+        <w:t xml:space="preserve">Al </w:t>
       </w:r>
       <w:r>
         <w:rPr>
@@ -3995,6 +4421,7 @@
         </w:rPr>
         <w:t>team</w:t>
       </w:r>
+      <w:proofErr w:type="gramEnd"/>
       <w:r>
         <w:rPr>
           <w:szCs w:val="22"/>
@@ -4032,7 +4459,15 @@
     </w:p>
     <w:p>
       <w:r>
-        <w:t xml:space="preserve">Per l'estetica di BariGo, si è optato per uno stile in </w:t>
+        <w:t xml:space="preserve">Per l'estetica di </w:t>
+      </w:r>
+      <w:proofErr w:type="spellStart"/>
+      <w:r>
+        <w:t>BariGo</w:t>
+      </w:r>
+      <w:proofErr w:type="spellEnd"/>
+      <w:r>
+        <w:t xml:space="preserve">, si è optato per uno stile in </w:t>
       </w:r>
       <w:r>
         <w:rPr>
@@ -4133,7 +4568,11 @@
         <w:t>Gerarchia Visiva (Landmark):</w:t>
       </w:r>
       <w:r>
-        <w:t xml:space="preserve"> Gli elementi dello scenario sono disegnati per separare chiaramente il </w:t>
+        <w:t xml:space="preserve"> Gli elementi dello scenario sono disegnati per separare chiaramente </w:t>
+      </w:r>
+      <w:proofErr w:type="gramStart"/>
+      <w:r>
+        <w:t xml:space="preserve">il </w:t>
       </w:r>
       <w:r>
         <w:rPr>
@@ -4143,7 +4582,11 @@
         <w:t>background</w:t>
       </w:r>
       <w:r>
-        <w:t xml:space="preserve"> passivo (gli edifici generici della città) dai Punti di Interesse interattivi (i 6 teatri della "Bari Sopra"). I teatri presentano colori più saturi e dettagli unici, fungendo da ancore visive per facilitare l'orientamento spaziale del giocatore.</w:t>
+        <w:t xml:space="preserve"> passivo</w:t>
+      </w:r>
+      <w:proofErr w:type="gramEnd"/>
+      <w:r>
+        <w:t xml:space="preserve"> (gli edifici generici della città) dai Punti di Interesse interattivi (i 6 teatri della "Bari Sopra"). I teatri presentano colori più saturi e dettagli unici, fungendo da ancore visive per facilitare l'orientamento spaziale del giocatore.</w:t>
       </w:r>
     </w:p>
     <w:p>
@@ -4167,23 +4610,7 @@
         <w:t>L</w:t>
       </w:r>
       <w:r>
-        <w:t xml:space="preserve">'HUD mostra esclusivamente indicatori fissi ancorati allo schermo che si aggiornano in tempo reale (come il contatore delle monete raccolte). </w:t>
-      </w:r>
-      <w:commentRangeStart w:id="7"/>
-      <w:r>
-        <w:t>L'interazione con l'ambiente</w:t>
-      </w:r>
-      <w:commentRangeEnd w:id="7"/>
-      <w:r>
-        <w:rPr>
-          <w:rStyle w:val="Rimandocommento"/>
-          <w:sz w:val="24"/>
-          <w:szCs w:val="24"/>
-        </w:rPr>
-        <w:commentReference w:id="7"/>
-      </w:r>
-      <w:r>
-        <w:t xml:space="preserve">, l'avanzamento dei dialoghi e l'apertura dei menu contestuali (come il </w:t>
+        <w:t xml:space="preserve">'HUD mostra esclusivamente indicatori fissi ancorati allo schermo che si aggiornano in tempo reale (come il contatore delle monete raccolte). L'interazione con l'ambiente, l'avanzamento dei dialoghi e l'apertura dei menu contestuali (come il </w:t>
       </w:r>
       <w:r>
         <w:t>Taccuino Storico</w:t>
@@ -4208,7 +4635,15 @@
         <w:t>.</w:t>
       </w:r>
       <w:r>
-        <w:t xml:space="preserve"> L’utilizzo del mouse è previsto per la selezione delle scelte previste dei vari menu (iniziale/di pausa), e per il controllo dello slider implementato nel menù opzioni per la regolazione del volume di musiche ed effetti sonori.</w:t>
+        <w:t xml:space="preserve"> L’utilizzo del mouse è previsto per la selezione delle scelte previste dei vari menu (iniziale/di pausa), e per il controllo dello slider implementato nel </w:t>
+      </w:r>
+      <w:proofErr w:type="spellStart"/>
+      <w:r>
+        <w:t>menù</w:t>
+      </w:r>
+      <w:proofErr w:type="spellEnd"/>
+      <w:r>
+        <w:t xml:space="preserve"> opzioni per la regolazione del volume di musiche ed effetti sonori.</w:t>
       </w:r>
     </w:p>
     <w:p>
@@ -4228,12 +4663,21 @@
       <w:r>
         <w:t xml:space="preserve"> Per veicolare il patrimonio immateriale della "Bari Sotto", i testi all'interno del sistema di dialogo (</w:t>
       </w:r>
+      <w:proofErr w:type="spellStart"/>
       <w:r>
         <w:rPr>
           <w:i/>
           <w:iCs/>
         </w:rPr>
-        <w:t>Dialogue Manager</w:t>
+        <w:t>Dialogue</w:t>
+      </w:r>
+      <w:proofErr w:type="spellEnd"/>
+      <w:r>
+        <w:rPr>
+          <w:i/>
+          <w:iCs/>
+        </w:rPr>
+        <w:t xml:space="preserve"> Manager</w:t>
       </w:r>
       <w:r>
         <w:t>) abbandonano il registro manualistico. La scrittura adotta un approccio aneddotico e conversazionale, traducendo il dato storico accademico in un linguaggio diretto, capace di mantenere alto l'ingaggio emotivo sia dello studente che dell'utente adulto.</w:t>
@@ -4253,6 +4697,7 @@
       <w:r>
         <w:t xml:space="preserve"> In stretta osservanza dei vincoli economici (budget zero) e del rispetto normativo sul diritto d'autore, tutti i campioni audio impiegati per il </w:t>
       </w:r>
+      <w:proofErr w:type="gramStart"/>
       <w:r>
         <w:rPr>
           <w:i/>
@@ -4260,6 +4705,7 @@
         </w:rPr>
         <w:t>feedback</w:t>
       </w:r>
+      <w:proofErr w:type="gramEnd"/>
       <w:r>
         <w:t xml:space="preserve"> di sistema (interfaccia utente, raccolta della valuta transazionale e progressione dei dialoghi) sono stati estratti da pacchetti </w:t>
       </w:r>
@@ -4364,9 +4810,11 @@
       <w:r>
         <w:t>“</w:t>
       </w:r>
+      <w:proofErr w:type="spellStart"/>
       <w:r>
         <w:t>ElevenLabs</w:t>
       </w:r>
+      <w:proofErr w:type="spellEnd"/>
       <w:r>
         <w:t>”</w:t>
       </w:r>
@@ -4399,11 +4847,11 @@
       <w:pPr>
         <w:pStyle w:val="Titolo2"/>
       </w:pPr>
-      <w:bookmarkStart w:id="8" w:name="_Toc233029471"/>
+      <w:bookmarkStart w:id="7" w:name="_Toc233029471"/>
       <w:r>
         <w:t>Stimare i Costi</w:t>
       </w:r>
-      <w:bookmarkEnd w:id="8"/>
+      <w:bookmarkEnd w:id="7"/>
     </w:p>
     <w:p>
       <w:r>
@@ -4413,7 +4861,15 @@
         <w:t>Ore/Uomo</w:t>
       </w:r>
       <w:r>
-        <w:t xml:space="preserve"> valutando l'Effort (</w:t>
+        <w:t xml:space="preserve"> valutando l'</w:t>
+      </w:r>
+      <w:proofErr w:type="spellStart"/>
+      <w:r>
+        <w:t>Effort</w:t>
+      </w:r>
+      <w:proofErr w:type="spellEnd"/>
+      <w:r>
+        <w:t xml:space="preserve"> (</w:t>
       </w:r>
       <w:r>
         <w:rPr>
@@ -4423,7 +4879,11 @@
         <w:t>impegno</w:t>
       </w:r>
       <w:r>
-        <w:t xml:space="preserve">) del </w:t>
+        <w:t xml:space="preserve">) </w:t>
+      </w:r>
+      <w:proofErr w:type="gramStart"/>
+      <w:r>
+        <w:t xml:space="preserve">del </w:t>
       </w:r>
       <w:r>
         <w:rPr>
@@ -4432,6 +4892,7 @@
         </w:rPr>
         <w:t>team</w:t>
       </w:r>
+      <w:proofErr w:type="gramEnd"/>
       <w:r>
         <w:t xml:space="preserve"> di sviluppo.</w:t>
       </w:r>
@@ -4942,7 +5403,15 @@
           </w:tcPr>
           <w:p>
             <w:r>
-              <w:t>Generazione asset visivi e sprite (tramite AI)</w:t>
+              <w:t xml:space="preserve">Generazione asset visivi e </w:t>
+            </w:r>
+            <w:proofErr w:type="spellStart"/>
+            <w:r>
+              <w:t>sprite</w:t>
+            </w:r>
+            <w:proofErr w:type="spellEnd"/>
+            <w:r>
+              <w:t xml:space="preserve"> (tramite AI)</w:t>
             </w:r>
           </w:p>
         </w:tc>
@@ -5014,8 +5483,21 @@
           </w:tcPr>
           <w:p>
             <w:r>
-              <w:t>Scontorno, pulizia e formattazione sprite sheet</w:t>
-            </w:r>
+              <w:t xml:space="preserve">Scontorno, pulizia e formattazione </w:t>
+            </w:r>
+            <w:proofErr w:type="spellStart"/>
+            <w:r>
+              <w:t>sprite</w:t>
+            </w:r>
+            <w:proofErr w:type="spellEnd"/>
+            <w:r>
+              <w:t xml:space="preserve"> </w:t>
+            </w:r>
+            <w:proofErr w:type="spellStart"/>
+            <w:r>
+              <w:t>sheet</w:t>
+            </w:r>
+            <w:proofErr w:type="spellEnd"/>
           </w:p>
         </w:tc>
         <w:tc>
@@ -5297,13 +5779,41 @@
                 <w:lang w:val="en-GB"/>
               </w:rPr>
             </w:pPr>
+            <w:proofErr w:type="spellStart"/>
             <w:r>
               <w:rPr>
                 <w:b/>
                 <w:bCs/>
                 <w:lang w:val="en-GB"/>
               </w:rPr>
-              <w:t>Sviluppo Tecnico (Godot Engine)</w:t>
+              <w:t>Sviluppo</w:t>
+            </w:r>
+            <w:proofErr w:type="spellEnd"/>
+            <w:r>
+              <w:rPr>
+                <w:b/>
+                <w:bCs/>
+                <w:lang w:val="en-GB"/>
+              </w:rPr>
+              <w:t xml:space="preserve"> </w:t>
+            </w:r>
+            <w:proofErr w:type="spellStart"/>
+            <w:r>
+              <w:rPr>
+                <w:b/>
+                <w:bCs/>
+                <w:lang w:val="en-GB"/>
+              </w:rPr>
+              <w:t>Tecnico</w:t>
+            </w:r>
+            <w:proofErr w:type="spellEnd"/>
+            <w:r>
+              <w:rPr>
+                <w:b/>
+                <w:bCs/>
+                <w:lang w:val="en-GB"/>
+              </w:rPr>
+              <w:t xml:space="preserve"> (Godot Engine)</w:t>
             </w:r>
           </w:p>
         </w:tc>
@@ -5322,7 +5832,15 @@
           </w:tcPr>
           <w:p>
             <w:r>
-              <w:t>Costruzione mappa (TileMap) e Level Design</w:t>
+              <w:t>Costruzione mappa (</w:t>
+            </w:r>
+            <w:proofErr w:type="spellStart"/>
+            <w:r>
+              <w:t>TileMap</w:t>
+            </w:r>
+            <w:proofErr w:type="spellEnd"/>
+            <w:r>
+              <w:t>) e Level Design</w:t>
             </w:r>
           </w:p>
         </w:tc>
@@ -5398,11 +5916,47 @@
                 <w:lang w:val="en-GB"/>
               </w:rPr>
             </w:pPr>
-            <w:r>
-              <w:rPr>
-                <w:lang w:val="en-GB"/>
-              </w:rPr>
-              <w:t>Programmazione logica Player (Backend/Movimento)</w:t>
+            <w:proofErr w:type="spellStart"/>
+            <w:r>
+              <w:rPr>
+                <w:lang w:val="en-GB"/>
+              </w:rPr>
+              <w:t>Programmazione</w:t>
+            </w:r>
+            <w:proofErr w:type="spellEnd"/>
+            <w:r>
+              <w:rPr>
+                <w:lang w:val="en-GB"/>
+              </w:rPr>
+              <w:t xml:space="preserve"> </w:t>
+            </w:r>
+            <w:proofErr w:type="spellStart"/>
+            <w:r>
+              <w:rPr>
+                <w:lang w:val="en-GB"/>
+              </w:rPr>
+              <w:t>logica</w:t>
+            </w:r>
+            <w:proofErr w:type="spellEnd"/>
+            <w:r>
+              <w:rPr>
+                <w:lang w:val="en-GB"/>
+              </w:rPr>
+              <w:t xml:space="preserve"> Player (Backend/</w:t>
+            </w:r>
+            <w:proofErr w:type="spellStart"/>
+            <w:r>
+              <w:rPr>
+                <w:lang w:val="en-GB"/>
+              </w:rPr>
+              <w:t>Movimento</w:t>
+            </w:r>
+            <w:proofErr w:type="spellEnd"/>
+            <w:r>
+              <w:rPr>
+                <w:lang w:val="en-GB"/>
+              </w:rPr>
+              <w:t>)</w:t>
             </w:r>
           </w:p>
         </w:tc>
@@ -5546,7 +6100,15 @@
           </w:tcPr>
           <w:p>
             <w:r>
-              <w:t>Programmazione e bilanciamento dei 6 minigiochi</w:t>
+              <w:t xml:space="preserve">Programmazione e bilanciamento dei </w:t>
+            </w:r>
+            <w:proofErr w:type="gramStart"/>
+            <w:r>
+              <w:t>6</w:t>
+            </w:r>
+            <w:proofErr w:type="gramEnd"/>
+            <w:r>
+              <w:t xml:space="preserve"> minigiochi</w:t>
             </w:r>
           </w:p>
         </w:tc>
@@ -5712,7 +6274,21 @@
               <w:rPr>
                 <w:lang w:val="en-GB"/>
               </w:rPr>
-              <w:t xml:space="preserve">Alpha test interno, </w:t>
+              <w:t xml:space="preserve">Alpha test </w:t>
+            </w:r>
+            <w:proofErr w:type="spellStart"/>
+            <w:r>
+              <w:rPr>
+                <w:lang w:val="en-GB"/>
+              </w:rPr>
+              <w:t>interno</w:t>
+            </w:r>
+            <w:proofErr w:type="spellEnd"/>
+            <w:r>
+              <w:rPr>
+                <w:lang w:val="en-GB"/>
+              </w:rPr>
+              <w:t xml:space="preserve">, </w:t>
             </w:r>
             <w:r>
               <w:rPr>
@@ -6100,19 +6676,27 @@
           <w:rFonts w:cs="Arial"/>
         </w:rPr>
       </w:pPr>
-      <w:bookmarkStart w:id="9" w:name="_Toc233029472"/>
+      <w:bookmarkStart w:id="8" w:name="_Toc233029472"/>
       <w:r>
         <w:lastRenderedPageBreak/>
         <w:t>Monitoraggio progetto</w:t>
       </w:r>
-      <w:bookmarkEnd w:id="9"/>
+      <w:bookmarkEnd w:id="8"/>
       <w:r>
         <w:t xml:space="preserve"> </w:t>
       </w:r>
     </w:p>
     <w:p>
       <w:r>
-        <w:t>Il monitoraggio viene effettuato settimanalmente per confrontare le ore previste nella fase di pianificazione con l'effettivo lavoro svolto dal team. Di seguito è riportato lo stato di avanzamento al termine della prima settimana di produzione.</w:t>
+        <w:t xml:space="preserve">Il monitoraggio viene effettuato settimanalmente per confrontare le ore previste nella fase di pianificazione con l'effettivo lavoro svolto </w:t>
+      </w:r>
+      <w:proofErr w:type="gramStart"/>
+      <w:r>
+        <w:t>dal team</w:t>
+      </w:r>
+      <w:proofErr w:type="gramEnd"/>
+      <w:r>
+        <w:t>. Di seguito è riportato lo stato di avanzamento al termine della prima settimana di produzione.</w:t>
       </w:r>
     </w:p>
     <w:p/>
@@ -6154,12 +6738,14 @@
                 <w:lang w:val="en-GB"/>
               </w:rPr>
             </w:pPr>
+            <w:proofErr w:type="spellStart"/>
             <w:r>
               <w:rPr>
                 <w:lang w:val="en-GB"/>
               </w:rPr>
               <w:t>Attività</w:t>
             </w:r>
+            <w:proofErr w:type="spellEnd"/>
           </w:p>
         </w:tc>
         <w:tc>
@@ -6180,7 +6766,21 @@
               <w:rPr>
                 <w:lang w:val="en-GB"/>
               </w:rPr>
-              <w:t>Tempo stimato (ore)</w:t>
+              <w:t xml:space="preserve">Tempo </w:t>
+            </w:r>
+            <w:proofErr w:type="spellStart"/>
+            <w:r>
+              <w:rPr>
+                <w:lang w:val="en-GB"/>
+              </w:rPr>
+              <w:t>stimato</w:t>
+            </w:r>
+            <w:proofErr w:type="spellEnd"/>
+            <w:r>
+              <w:rPr>
+                <w:lang w:val="en-GB"/>
+              </w:rPr>
+              <w:t xml:space="preserve"> (ore)</w:t>
             </w:r>
           </w:p>
         </w:tc>
@@ -6202,7 +6802,35 @@
               <w:rPr>
                 <w:lang w:val="en-GB"/>
               </w:rPr>
-              <w:t>Tempo utilizzato finora (ore)</w:t>
+              <w:t xml:space="preserve">Tempo </w:t>
+            </w:r>
+            <w:proofErr w:type="spellStart"/>
+            <w:r>
+              <w:rPr>
+                <w:lang w:val="en-GB"/>
+              </w:rPr>
+              <w:t>utilizzato</w:t>
+            </w:r>
+            <w:proofErr w:type="spellEnd"/>
+            <w:r>
+              <w:rPr>
+                <w:lang w:val="en-GB"/>
+              </w:rPr>
+              <w:t xml:space="preserve"> </w:t>
+            </w:r>
+            <w:proofErr w:type="spellStart"/>
+            <w:r>
+              <w:rPr>
+                <w:lang w:val="en-GB"/>
+              </w:rPr>
+              <w:t>finora</w:t>
+            </w:r>
+            <w:proofErr w:type="spellEnd"/>
+            <w:r>
+              <w:rPr>
+                <w:lang w:val="en-GB"/>
+              </w:rPr>
+              <w:t xml:space="preserve"> (ore)</w:t>
             </w:r>
           </w:p>
         </w:tc>
@@ -6220,12 +6848,28 @@
                 <w:lang w:val="en-GB"/>
               </w:rPr>
             </w:pPr>
-            <w:r>
-              <w:rPr>
-                <w:lang w:val="en-GB"/>
-              </w:rPr>
-              <w:t>Percentuale di completamento</w:t>
-            </w:r>
+            <w:proofErr w:type="spellStart"/>
+            <w:r>
+              <w:rPr>
+                <w:lang w:val="en-GB"/>
+              </w:rPr>
+              <w:t>Percentuale</w:t>
+            </w:r>
+            <w:proofErr w:type="spellEnd"/>
+            <w:r>
+              <w:rPr>
+                <w:lang w:val="en-GB"/>
+              </w:rPr>
+              <w:t xml:space="preserve"> di </w:t>
+            </w:r>
+            <w:proofErr w:type="spellStart"/>
+            <w:r>
+              <w:rPr>
+                <w:lang w:val="en-GB"/>
+              </w:rPr>
+              <w:t>completamento</w:t>
+            </w:r>
+            <w:proofErr w:type="spellEnd"/>
           </w:p>
         </w:tc>
       </w:tr>
@@ -6677,12 +7321,14 @@
                 <w:lang w:val="en-GB"/>
               </w:rPr>
             </w:pPr>
+            <w:proofErr w:type="spellStart"/>
             <w:r>
               <w:rPr>
                 <w:lang w:val="en-GB"/>
               </w:rPr>
               <w:t>Attività</w:t>
             </w:r>
+            <w:proofErr w:type="spellEnd"/>
           </w:p>
         </w:tc>
         <w:tc>
@@ -6701,7 +7347,21 @@
               <w:rPr>
                 <w:lang w:val="en-GB"/>
               </w:rPr>
-              <w:t>Tempo stimato (ore)</w:t>
+              <w:t xml:space="preserve">Tempo </w:t>
+            </w:r>
+            <w:proofErr w:type="spellStart"/>
+            <w:r>
+              <w:rPr>
+                <w:lang w:val="en-GB"/>
+              </w:rPr>
+              <w:t>stimato</w:t>
+            </w:r>
+            <w:proofErr w:type="spellEnd"/>
+            <w:r>
+              <w:rPr>
+                <w:lang w:val="en-GB"/>
+              </w:rPr>
+              <w:t xml:space="preserve"> (ore)</w:t>
             </w:r>
           </w:p>
         </w:tc>
@@ -6721,7 +7381,35 @@
               <w:rPr>
                 <w:lang w:val="en-GB"/>
               </w:rPr>
-              <w:t>Tempo utilizzato finora (ore)</w:t>
+              <w:t xml:space="preserve">Tempo </w:t>
+            </w:r>
+            <w:proofErr w:type="spellStart"/>
+            <w:r>
+              <w:rPr>
+                <w:lang w:val="en-GB"/>
+              </w:rPr>
+              <w:t>utilizzato</w:t>
+            </w:r>
+            <w:proofErr w:type="spellEnd"/>
+            <w:r>
+              <w:rPr>
+                <w:lang w:val="en-GB"/>
+              </w:rPr>
+              <w:t xml:space="preserve"> </w:t>
+            </w:r>
+            <w:proofErr w:type="spellStart"/>
+            <w:r>
+              <w:rPr>
+                <w:lang w:val="en-GB"/>
+              </w:rPr>
+              <w:t>finora</w:t>
+            </w:r>
+            <w:proofErr w:type="spellEnd"/>
+            <w:r>
+              <w:rPr>
+                <w:lang w:val="en-GB"/>
+              </w:rPr>
+              <w:t xml:space="preserve"> (ore)</w:t>
             </w:r>
           </w:p>
         </w:tc>
@@ -6737,12 +7425,28 @@
                 <w:lang w:val="en-GB"/>
               </w:rPr>
             </w:pPr>
-            <w:r>
-              <w:rPr>
-                <w:lang w:val="en-GB"/>
-              </w:rPr>
-              <w:t>Percentuale di completamento</w:t>
-            </w:r>
+            <w:proofErr w:type="spellStart"/>
+            <w:r>
+              <w:rPr>
+                <w:lang w:val="en-GB"/>
+              </w:rPr>
+              <w:t>Percentuale</w:t>
+            </w:r>
+            <w:proofErr w:type="spellEnd"/>
+            <w:r>
+              <w:rPr>
+                <w:lang w:val="en-GB"/>
+              </w:rPr>
+              <w:t xml:space="preserve"> di </w:t>
+            </w:r>
+            <w:proofErr w:type="spellStart"/>
+            <w:r>
+              <w:rPr>
+                <w:lang w:val="en-GB"/>
+              </w:rPr>
+              <w:t>completamento</w:t>
+            </w:r>
+            <w:proofErr w:type="spellEnd"/>
           </w:p>
         </w:tc>
       </w:tr>
@@ -7192,12 +7896,14 @@
                 <w:lang w:val="en-GB"/>
               </w:rPr>
             </w:pPr>
+            <w:proofErr w:type="spellStart"/>
             <w:r>
               <w:rPr>
                 <w:lang w:val="en-GB"/>
               </w:rPr>
               <w:t>Attività</w:t>
             </w:r>
+            <w:proofErr w:type="spellEnd"/>
           </w:p>
         </w:tc>
         <w:tc>
@@ -7216,7 +7922,21 @@
               <w:rPr>
                 <w:lang w:val="en-GB"/>
               </w:rPr>
-              <w:t>Tempo stimato (ore)</w:t>
+              <w:t xml:space="preserve">Tempo </w:t>
+            </w:r>
+            <w:proofErr w:type="spellStart"/>
+            <w:r>
+              <w:rPr>
+                <w:lang w:val="en-GB"/>
+              </w:rPr>
+              <w:t>stimato</w:t>
+            </w:r>
+            <w:proofErr w:type="spellEnd"/>
+            <w:r>
+              <w:rPr>
+                <w:lang w:val="en-GB"/>
+              </w:rPr>
+              <w:t xml:space="preserve"> (ore)</w:t>
             </w:r>
           </w:p>
         </w:tc>
@@ -7236,7 +7956,35 @@
               <w:rPr>
                 <w:lang w:val="en-GB"/>
               </w:rPr>
-              <w:t>Tempo utilizzato finora (ore)</w:t>
+              <w:t xml:space="preserve">Tempo </w:t>
+            </w:r>
+            <w:proofErr w:type="spellStart"/>
+            <w:r>
+              <w:rPr>
+                <w:lang w:val="en-GB"/>
+              </w:rPr>
+              <w:t>utilizzato</w:t>
+            </w:r>
+            <w:proofErr w:type="spellEnd"/>
+            <w:r>
+              <w:rPr>
+                <w:lang w:val="en-GB"/>
+              </w:rPr>
+              <w:t xml:space="preserve"> </w:t>
+            </w:r>
+            <w:proofErr w:type="spellStart"/>
+            <w:r>
+              <w:rPr>
+                <w:lang w:val="en-GB"/>
+              </w:rPr>
+              <w:t>finora</w:t>
+            </w:r>
+            <w:proofErr w:type="spellEnd"/>
+            <w:r>
+              <w:rPr>
+                <w:lang w:val="en-GB"/>
+              </w:rPr>
+              <w:t xml:space="preserve"> (ore)</w:t>
             </w:r>
           </w:p>
         </w:tc>
@@ -7252,12 +8000,28 @@
                 <w:lang w:val="en-GB"/>
               </w:rPr>
             </w:pPr>
-            <w:r>
-              <w:rPr>
-                <w:lang w:val="en-GB"/>
-              </w:rPr>
-              <w:t>Percentuale di completamento</w:t>
-            </w:r>
+            <w:proofErr w:type="spellStart"/>
+            <w:r>
+              <w:rPr>
+                <w:lang w:val="en-GB"/>
+              </w:rPr>
+              <w:t>Percentuale</w:t>
+            </w:r>
+            <w:proofErr w:type="spellEnd"/>
+            <w:r>
+              <w:rPr>
+                <w:lang w:val="en-GB"/>
+              </w:rPr>
+              <w:t xml:space="preserve"> di </w:t>
+            </w:r>
+            <w:proofErr w:type="spellStart"/>
+            <w:r>
+              <w:rPr>
+                <w:lang w:val="en-GB"/>
+              </w:rPr>
+              <w:t>completamento</w:t>
+            </w:r>
+            <w:proofErr w:type="spellEnd"/>
           </w:p>
         </w:tc>
       </w:tr>
@@ -7731,12 +8495,14 @@
                 <w:lang w:val="en-GB"/>
               </w:rPr>
             </w:pPr>
+            <w:proofErr w:type="spellStart"/>
             <w:r>
               <w:rPr>
                 <w:lang w:val="en-GB"/>
               </w:rPr>
               <w:t>Attività</w:t>
             </w:r>
+            <w:proofErr w:type="spellEnd"/>
           </w:p>
         </w:tc>
         <w:tc>
@@ -7755,7 +8521,21 @@
               <w:rPr>
                 <w:lang w:val="en-GB"/>
               </w:rPr>
-              <w:t>Tempo stimato (ore)</w:t>
+              <w:t xml:space="preserve">Tempo </w:t>
+            </w:r>
+            <w:proofErr w:type="spellStart"/>
+            <w:r>
+              <w:rPr>
+                <w:lang w:val="en-GB"/>
+              </w:rPr>
+              <w:t>stimato</w:t>
+            </w:r>
+            <w:proofErr w:type="spellEnd"/>
+            <w:r>
+              <w:rPr>
+                <w:lang w:val="en-GB"/>
+              </w:rPr>
+              <w:t xml:space="preserve"> (ore)</w:t>
             </w:r>
           </w:p>
         </w:tc>
@@ -7775,7 +8555,35 @@
               <w:rPr>
                 <w:lang w:val="en-GB"/>
               </w:rPr>
-              <w:t>Tempo utilizzato finora (ore)</w:t>
+              <w:t xml:space="preserve">Tempo </w:t>
+            </w:r>
+            <w:proofErr w:type="spellStart"/>
+            <w:r>
+              <w:rPr>
+                <w:lang w:val="en-GB"/>
+              </w:rPr>
+              <w:t>utilizzato</w:t>
+            </w:r>
+            <w:proofErr w:type="spellEnd"/>
+            <w:r>
+              <w:rPr>
+                <w:lang w:val="en-GB"/>
+              </w:rPr>
+              <w:t xml:space="preserve"> </w:t>
+            </w:r>
+            <w:proofErr w:type="spellStart"/>
+            <w:r>
+              <w:rPr>
+                <w:lang w:val="en-GB"/>
+              </w:rPr>
+              <w:t>finora</w:t>
+            </w:r>
+            <w:proofErr w:type="spellEnd"/>
+            <w:r>
+              <w:rPr>
+                <w:lang w:val="en-GB"/>
+              </w:rPr>
+              <w:t xml:space="preserve"> (ore)</w:t>
             </w:r>
           </w:p>
         </w:tc>
@@ -7791,12 +8599,28 @@
                 <w:lang w:val="en-GB"/>
               </w:rPr>
             </w:pPr>
-            <w:r>
-              <w:rPr>
-                <w:lang w:val="en-GB"/>
-              </w:rPr>
-              <w:t>Percentuale di completamento</w:t>
-            </w:r>
+            <w:proofErr w:type="spellStart"/>
+            <w:r>
+              <w:rPr>
+                <w:lang w:val="en-GB"/>
+              </w:rPr>
+              <w:t>Percentuale</w:t>
+            </w:r>
+            <w:proofErr w:type="spellEnd"/>
+            <w:r>
+              <w:rPr>
+                <w:lang w:val="en-GB"/>
+              </w:rPr>
+              <w:t xml:space="preserve"> di </w:t>
+            </w:r>
+            <w:proofErr w:type="spellStart"/>
+            <w:r>
+              <w:rPr>
+                <w:lang w:val="en-GB"/>
+              </w:rPr>
+              <w:t>completamento</w:t>
+            </w:r>
+            <w:proofErr w:type="spellEnd"/>
           </w:p>
         </w:tc>
       </w:tr>
@@ -8265,12 +9089,14 @@
                 <w:lang w:val="en-GB"/>
               </w:rPr>
             </w:pPr>
+            <w:proofErr w:type="spellStart"/>
             <w:r>
               <w:rPr>
                 <w:lang w:val="en-GB"/>
               </w:rPr>
               <w:t>Attività</w:t>
             </w:r>
+            <w:proofErr w:type="spellEnd"/>
           </w:p>
         </w:tc>
         <w:tc>
@@ -8289,7 +9115,21 @@
               <w:rPr>
                 <w:lang w:val="en-GB"/>
               </w:rPr>
-              <w:t>Tempo stimato (ore)</w:t>
+              <w:t xml:space="preserve">Tempo </w:t>
+            </w:r>
+            <w:proofErr w:type="spellStart"/>
+            <w:r>
+              <w:rPr>
+                <w:lang w:val="en-GB"/>
+              </w:rPr>
+              <w:t>stimato</w:t>
+            </w:r>
+            <w:proofErr w:type="spellEnd"/>
+            <w:r>
+              <w:rPr>
+                <w:lang w:val="en-GB"/>
+              </w:rPr>
+              <w:t xml:space="preserve"> (ore)</w:t>
             </w:r>
           </w:p>
         </w:tc>
@@ -8309,7 +9149,35 @@
               <w:rPr>
                 <w:lang w:val="en-GB"/>
               </w:rPr>
-              <w:t>Tempo utilizzato finora (ore)</w:t>
+              <w:t xml:space="preserve">Tempo </w:t>
+            </w:r>
+            <w:proofErr w:type="spellStart"/>
+            <w:r>
+              <w:rPr>
+                <w:lang w:val="en-GB"/>
+              </w:rPr>
+              <w:t>utilizzato</w:t>
+            </w:r>
+            <w:proofErr w:type="spellEnd"/>
+            <w:r>
+              <w:rPr>
+                <w:lang w:val="en-GB"/>
+              </w:rPr>
+              <w:t xml:space="preserve"> </w:t>
+            </w:r>
+            <w:proofErr w:type="spellStart"/>
+            <w:r>
+              <w:rPr>
+                <w:lang w:val="en-GB"/>
+              </w:rPr>
+              <w:t>finora</w:t>
+            </w:r>
+            <w:proofErr w:type="spellEnd"/>
+            <w:r>
+              <w:rPr>
+                <w:lang w:val="en-GB"/>
+              </w:rPr>
+              <w:t xml:space="preserve"> (ore)</w:t>
             </w:r>
           </w:p>
         </w:tc>
@@ -8325,12 +9193,28 @@
                 <w:lang w:val="en-GB"/>
               </w:rPr>
             </w:pPr>
-            <w:r>
-              <w:rPr>
-                <w:lang w:val="en-GB"/>
-              </w:rPr>
-              <w:t>Percentuale di completamento</w:t>
-            </w:r>
+            <w:proofErr w:type="spellStart"/>
+            <w:r>
+              <w:rPr>
+                <w:lang w:val="en-GB"/>
+              </w:rPr>
+              <w:t>Percentuale</w:t>
+            </w:r>
+            <w:proofErr w:type="spellEnd"/>
+            <w:r>
+              <w:rPr>
+                <w:lang w:val="en-GB"/>
+              </w:rPr>
+              <w:t xml:space="preserve"> di </w:t>
+            </w:r>
+            <w:proofErr w:type="spellStart"/>
+            <w:r>
+              <w:rPr>
+                <w:lang w:val="en-GB"/>
+              </w:rPr>
+              <w:t>completamento</w:t>
+            </w:r>
+            <w:proofErr w:type="spellEnd"/>
           </w:p>
         </w:tc>
       </w:tr>
@@ -8774,16 +9658,32 @@
       <w:pPr>
         <w:pStyle w:val="Titolo2"/>
       </w:pPr>
-      <w:bookmarkStart w:id="10" w:name="_Toc233029473"/>
+      <w:bookmarkStart w:id="9" w:name="_Toc233029473"/>
       <w:r>
         <w:lastRenderedPageBreak/>
         <w:t>Individuare e reperire le risorse</w:t>
       </w:r>
-      <w:bookmarkEnd w:id="10"/>
-    </w:p>
-    <w:p>
-      <w:r>
-        <w:t xml:space="preserve">Per la realizzazione di BariGo, il team ha pianificato con cura le risorse necessarie, suddividendole in quattro categorie principali per garantire che ogni aspetto dello sviluppo sia coperto in modo professionale. </w:t>
+      <w:bookmarkEnd w:id="9"/>
+    </w:p>
+    <w:p>
+      <w:r>
+        <w:t xml:space="preserve">Per la realizzazione di </w:t>
+      </w:r>
+      <w:proofErr w:type="spellStart"/>
+      <w:r>
+        <w:t>BariGo</w:t>
+      </w:r>
+      <w:proofErr w:type="spellEnd"/>
+      <w:r>
+        <w:t xml:space="preserve">, </w:t>
+      </w:r>
+      <w:proofErr w:type="gramStart"/>
+      <w:r>
+        <w:t>il team</w:t>
+      </w:r>
+      <w:proofErr w:type="gramEnd"/>
+      <w:r>
+        <w:t xml:space="preserve"> ha pianificato con cura le risorse necessarie, suddividendole in quattro categorie principali per garantire che ogni aspetto dello sviluppo sia coperto in modo professionale. </w:t>
       </w:r>
     </w:p>
     <w:p>
@@ -8803,8 +9703,13 @@
       <w:r>
         <w:t xml:space="preserve"> </w:t>
       </w:r>
-      <w:r>
-        <w:t>Il team di sviluppo è composto da quattro membri, a ciascuno dei quali è stato assegnato un ruolo specifico basato sulle proprie inclinazioni e necessità del progetto</w:t>
+      <w:proofErr w:type="gramStart"/>
+      <w:r>
+        <w:t>Il team</w:t>
+      </w:r>
+      <w:proofErr w:type="gramEnd"/>
+      <w:r>
+        <w:t xml:space="preserve"> di sviluppo è composto da quattro membri, a ciascuno dei quali è stato assegnato un ruolo specifico basato sulle proprie inclinazioni e necessità del progetto</w:t>
       </w:r>
       <w:r>
         <w:t>:</w:t>
@@ -8867,8 +9772,33 @@
           <w:i/>
           <w:iCs/>
         </w:rPr>
-        <w:t>Technical Artist &amp; GenAI Specialist</w:t>
-      </w:r>
+        <w:t xml:space="preserve">Technical Artist &amp; </w:t>
+      </w:r>
+      <w:proofErr w:type="spellStart"/>
+      <w:r>
+        <w:rPr>
+          <w:i/>
+          <w:iCs/>
+        </w:rPr>
+        <w:t>GenAI</w:t>
+      </w:r>
+      <w:proofErr w:type="spellEnd"/>
+      <w:r>
+        <w:rPr>
+          <w:i/>
+          <w:iCs/>
+        </w:rPr>
+        <w:t xml:space="preserve"> </w:t>
+      </w:r>
+      <w:proofErr w:type="spellStart"/>
+      <w:r>
+        <w:rPr>
+          <w:i/>
+          <w:iCs/>
+        </w:rPr>
+        <w:t>Specialist</w:t>
+      </w:r>
+      <w:proofErr w:type="spellEnd"/>
       <w:r>
         <w:t xml:space="preserve"> (Direzione artistica e ingegnerizzazione dei </w:t>
       </w:r>
@@ -8912,10 +9842,35 @@
           <w:i/>
           <w:iCs/>
         </w:rPr>
-        <w:t>Lead Programmer</w:t>
-      </w:r>
-      <w:r>
-        <w:t xml:space="preserve"> (Sviluppo logico in GDScript e architettura backend).</w:t>
+        <w:t xml:space="preserve">Lead </w:t>
+      </w:r>
+      <w:proofErr w:type="spellStart"/>
+      <w:r>
+        <w:rPr>
+          <w:i/>
+          <w:iCs/>
+        </w:rPr>
+        <w:t>Programmer</w:t>
+      </w:r>
+      <w:proofErr w:type="spellEnd"/>
+      <w:r>
+        <w:t xml:space="preserve"> (Sviluppo logico in </w:t>
+      </w:r>
+      <w:proofErr w:type="spellStart"/>
+      <w:r>
+        <w:t>GDScript</w:t>
+      </w:r>
+      <w:proofErr w:type="spellEnd"/>
+      <w:r>
+        <w:t xml:space="preserve"> e architettura </w:t>
+      </w:r>
+      <w:proofErr w:type="spellStart"/>
+      <w:r>
+        <w:t>backend</w:t>
+      </w:r>
+      <w:proofErr w:type="spellEnd"/>
+      <w:r>
+        <w:t>).</w:t>
       </w:r>
     </w:p>
     <w:p>
@@ -8964,7 +9919,15 @@
         <w:t xml:space="preserve"> </w:t>
       </w:r>
       <w:r>
-        <w:t>Tutte le informazioni storiche e culturali inserite nel gioco provengono da fonti attendibili e verificate. I dati sui teatri e sui segreti della "Bari Sotto" sono reperiti attraverso la consultazione di materiale d'archivio della rete dei teatri baresi e documentazione legata al territorio. Per la parte tecnica, utilizziamo la documentazione ufficiale di Godot Engine e i manuali di programmazione GDScript per la corretta implementazione delle meccaniche 2D.</w:t>
+        <w:t xml:space="preserve">Tutte le informazioni storiche e culturali inserite nel gioco provengono da fonti attendibili e verificate. I dati sui teatri e sui segreti della "Bari Sotto" sono reperiti attraverso la consultazione di materiale d'archivio della rete dei teatri baresi e documentazione legata al territorio. Per la parte tecnica, utilizziamo la documentazione ufficiale di Godot Engine e i manuali di programmazione </w:t>
+      </w:r>
+      <w:proofErr w:type="spellStart"/>
+      <w:r>
+        <w:t>GDScript</w:t>
+      </w:r>
+      <w:proofErr w:type="spellEnd"/>
+      <w:r>
+        <w:t xml:space="preserve"> per la corretta implementazione delle meccaniche 2D.</w:t>
       </w:r>
     </w:p>
     <w:p>
@@ -8985,7 +9948,15 @@
         <w:t xml:space="preserve"> </w:t>
       </w:r>
       <w:r>
-        <w:t>Il software principale per lo sviluppo è Godot Engine, scelto per la sua versatilità nel gestire progetti 2D e per la sua natura open-source che rispetta il nostro vincolo di budget zero. Per la parte grafica utilizziamo strumenti di Intelligenza Artificiale Generativa e software di fotoritocco online per la post-produzione degli asset. Il coordinamento del codice e il versionamento dei file avvengono tramite GitHub Desktop.</w:t>
+        <w:t xml:space="preserve">Il software principale per lo sviluppo è Godot Engine, scelto per la sua versatilità nel gestire progetti 2D e per la sua natura open-source che rispetta il nostro vincolo di budget zero. Per la parte grafica utilizziamo strumenti di Intelligenza Artificiale Generativa e software di fotoritocco online per la post-produzione degli asset. Il coordinamento del codice e il </w:t>
+      </w:r>
+      <w:proofErr w:type="spellStart"/>
+      <w:r>
+        <w:t>versionamento</w:t>
+      </w:r>
+      <w:proofErr w:type="spellEnd"/>
+      <w:r>
+        <w:t xml:space="preserve"> dei file avvengono tramite GitHub Desktop.</w:t>
       </w:r>
     </w:p>
     <w:p>
@@ -9017,7 +9988,11 @@
         <w:t>:</w:t>
       </w:r>
       <w:r>
-        <w:t xml:space="preserve"> Per rispettare il vincolo economico e le rigorose normative sul diritto d'autore, il </w:t>
+        <w:t xml:space="preserve"> Per rispettare il vincolo economico e le rigorose normative sul diritto d'autore, </w:t>
+      </w:r>
+      <w:proofErr w:type="gramStart"/>
+      <w:r>
+        <w:t xml:space="preserve">il </w:t>
       </w:r>
       <w:r>
         <w:rPr>
@@ -9026,6 +10001,7 @@
         </w:rPr>
         <w:t>team</w:t>
       </w:r>
+      <w:proofErr w:type="gramEnd"/>
       <w:r>
         <w:t xml:space="preserve"> ha attinto a </w:t>
       </w:r>
@@ -9067,6 +10043,7 @@
       <w:r>
         <w:t xml:space="preserve">) sono stati estratti </w:t>
       </w:r>
+      <w:proofErr w:type="spellStart"/>
       <w:r>
         <w:rPr>
           <w:i/>
@@ -9074,9 +10051,11 @@
         </w:rPr>
         <w:t>tileset</w:t>
       </w:r>
+      <w:proofErr w:type="spellEnd"/>
       <w:r>
         <w:t xml:space="preserve"> ambientali come </w:t>
       </w:r>
+      <w:proofErr w:type="spellStart"/>
       <w:r>
         <w:rPr>
           <w:i/>
@@ -9084,9 +10063,11 @@
         </w:rPr>
         <w:t>tf_beach_tileset</w:t>
       </w:r>
+      <w:proofErr w:type="spellEnd"/>
       <w:r>
         <w:t xml:space="preserve">, </w:t>
       </w:r>
+      <w:proofErr w:type="spellStart"/>
       <w:r>
         <w:rPr>
           <w:i/>
@@ -9094,6 +10075,7 @@
         </w:rPr>
         <w:t>FreeCityBuilder</w:t>
       </w:r>
+      <w:proofErr w:type="spellEnd"/>
       <w:r>
         <w:t xml:space="preserve"> e </w:t>
       </w:r>
@@ -9102,7 +10084,23 @@
           <w:i/>
           <w:iCs/>
         </w:rPr>
-        <w:t>City Block Tile Set</w:t>
+        <w:t xml:space="preserve">City Block </w:t>
+      </w:r>
+      <w:proofErr w:type="spellStart"/>
+      <w:r>
+        <w:rPr>
+          <w:i/>
+          <w:iCs/>
+        </w:rPr>
+        <w:t>Tile</w:t>
+      </w:r>
+      <w:proofErr w:type="spellEnd"/>
+      <w:r>
+        <w:rPr>
+          <w:i/>
+          <w:iCs/>
+        </w:rPr>
+        <w:t xml:space="preserve"> Set</w:t>
       </w:r>
       <w:r>
         <w:t>.</w:t>
@@ -9132,7 +10130,15 @@
         <w:br/>
       </w:r>
       <w:r>
-        <w:t>Il comparto sonoro è stato poi completato includendo musiche di sottofondo generate tramite Suno.AI e differenziando gli asset ambientali dei singoli minigiochi teatrali avvalendosi di ElevenLabs per il Teatro Petruzzelli e della libreria FreeSound.org per i restanti teatri.</w:t>
+        <w:t xml:space="preserve">Il comparto sonoro è stato poi completato includendo musiche di sottofondo generate tramite Suno.AI e differenziando gli asset ambientali dei singoli minigiochi teatrali avvalendosi di </w:t>
+      </w:r>
+      <w:proofErr w:type="spellStart"/>
+      <w:r>
+        <w:t>ElevenLabs</w:t>
+      </w:r>
+      <w:proofErr w:type="spellEnd"/>
+      <w:r>
+        <w:t xml:space="preserve"> per il Teatro Petruzzelli e della libreria FreeSound.org per i restanti teatri.</w:t>
       </w:r>
       <w:r>
         <w:br w:type="page"/>
@@ -9142,25 +10148,25 @@
       <w:pPr>
         <w:pStyle w:val="Titolo1"/>
       </w:pPr>
-      <w:bookmarkStart w:id="11" w:name="_Toc233029474"/>
+      <w:bookmarkStart w:id="10" w:name="_Toc233029474"/>
       <w:r>
         <w:lastRenderedPageBreak/>
         <w:t>Progettazione</w:t>
       </w:r>
+      <w:bookmarkEnd w:id="10"/>
+    </w:p>
+    <w:p>
+      <w:pPr>
+        <w:pStyle w:val="Titolo2"/>
+      </w:pPr>
+      <w:bookmarkStart w:id="11" w:name="_Toc233029475"/>
+      <w:r>
+        <w:t>Introduzione</w:t>
+      </w:r>
       <w:bookmarkEnd w:id="11"/>
     </w:p>
     <w:p>
       <w:pPr>
-        <w:pStyle w:val="Titolo2"/>
-      </w:pPr>
-      <w:bookmarkStart w:id="12" w:name="_Toc233029475"/>
-      <w:r>
-        <w:t>Introduzione</w:t>
-      </w:r>
-      <w:bookmarkEnd w:id="12"/>
-    </w:p>
-    <w:p>
-      <w:pPr>
         <w:pStyle w:val="NormaleWeb"/>
         <w:rPr>
           <w:rFonts w:ascii="Avenir Book" w:hAnsi="Avenir Book"/>
@@ -9170,7 +10176,21 @@
         <w:rPr>
           <w:rFonts w:ascii="Avenir Book" w:hAnsi="Avenir Book"/>
         </w:rPr>
-        <w:t xml:space="preserve">Il progetto BariGo mira a trasformare la città di Bari in un laboratorio didattico interattivo. Dal punto di vista della </w:t>
+        <w:t xml:space="preserve">Il progetto </w:t>
+      </w:r>
+      <w:proofErr w:type="spellStart"/>
+      <w:r>
+        <w:rPr>
+          <w:rFonts w:ascii="Avenir Book" w:hAnsi="Avenir Book"/>
+        </w:rPr>
+        <w:t>BariGo</w:t>
+      </w:r>
+      <w:proofErr w:type="spellEnd"/>
+      <w:r>
+        <w:rPr>
+          <w:rFonts w:ascii="Avenir Book" w:hAnsi="Avenir Book"/>
+        </w:rPr>
+        <w:t xml:space="preserve"> mira a trasformare la città di Bari in un laboratorio didattico interattivo. Dal punto di vista della </w:t>
       </w:r>
       <w:r>
         <w:rPr>
@@ -9208,14 +10228,14 @@
           <w:rFonts w:ascii="Avenir Book" w:hAnsi="Avenir Book"/>
         </w:rPr>
       </w:pPr>
-      <w:bookmarkStart w:id="13" w:name="_Toc233029476"/>
+      <w:bookmarkStart w:id="12" w:name="_Toc233029476"/>
       <w:r>
         <w:rPr>
           <w:rStyle w:val="Titolo3Carattere"/>
         </w:rPr>
         <w:t>Presentazione dei concetti</w:t>
       </w:r>
-      <w:bookmarkEnd w:id="13"/>
+      <w:bookmarkEnd w:id="12"/>
       <w:r>
         <w:rPr>
           <w:rFonts w:ascii="Avenir Book" w:hAnsi="Avenir Book"/>
@@ -9269,7 +10289,15 @@
         <w:t>Patrimonio Architettonico (Bari Sopra):</w:t>
       </w:r>
       <w:r>
-        <w:t xml:space="preserve"> Rappresenta il livello macroscopico e spaziale. È focalizzato sull’orientamento, sul riconoscimento visivo dei 6 teatri della rete (Petruzzelli, Piccinni, Margherita, Kismet, Team, Forma) e sulla raccolta delle risorse economiche (monete)</w:t>
+        <w:t xml:space="preserve"> Rappresenta il livello macroscopico e spaziale. È focalizzato sull’orientamento, sul riconoscimento visivo dei </w:t>
+      </w:r>
+      <w:proofErr w:type="gramStart"/>
+      <w:r>
+        <w:t>6</w:t>
+      </w:r>
+      <w:proofErr w:type="gramEnd"/>
+      <w:r>
+        <w:t xml:space="preserve"> teatri della rete (Petruzzelli, Piccinni, Margherita, Kismet, Team, Forma) e sulla raccolta delle risorse economiche (monete)</w:t>
       </w:r>
       <w:r>
         <w:t>.</w:t>
@@ -9301,14 +10329,14 @@
           <w:rFonts w:ascii="Avenir Book" w:hAnsi="Avenir Book"/>
         </w:rPr>
       </w:pPr>
-      <w:bookmarkStart w:id="14" w:name="_Toc233029477"/>
+      <w:bookmarkStart w:id="13" w:name="_Toc233029477"/>
       <w:r>
         <w:rPr>
           <w:rStyle w:val="Titolo3Carattere"/>
         </w:rPr>
         <w:t>Definizione dei concetti</w:t>
       </w:r>
-      <w:bookmarkEnd w:id="14"/>
+      <w:bookmarkEnd w:id="13"/>
       <w:r>
         <w:rPr>
           <w:rFonts w:ascii="Avenir Book" w:hAnsi="Avenir Book"/>
@@ -9376,8 +10404,33 @@
           <w:i/>
           <w:iCs/>
         </w:rPr>
-        <w:t>Non-Playable Characters</w:t>
-      </w:r>
+        <w:t>Non-</w:t>
+      </w:r>
+      <w:proofErr w:type="spellStart"/>
+      <w:r>
+        <w:rPr>
+          <w:i/>
+          <w:iCs/>
+        </w:rPr>
+        <w:t>Playable</w:t>
+      </w:r>
+      <w:proofErr w:type="spellEnd"/>
+      <w:r>
+        <w:rPr>
+          <w:i/>
+          <w:iCs/>
+        </w:rPr>
+        <w:t xml:space="preserve"> </w:t>
+      </w:r>
+      <w:proofErr w:type="spellStart"/>
+      <w:r>
+        <w:rPr>
+          <w:i/>
+          <w:iCs/>
+        </w:rPr>
+        <w:t>Characters</w:t>
+      </w:r>
+      <w:proofErr w:type="spellEnd"/>
       <w:r>
         <w:t>). Investendo l'economia di gioco raccolta nell'Hub urbano</w:t>
       </w:r>
@@ -9431,8 +10484,17 @@
           <w:i/>
           <w:iCs/>
         </w:rPr>
-        <w:t>learning by doing</w:t>
-      </w:r>
+        <w:t xml:space="preserve">learning by </w:t>
+      </w:r>
+      <w:proofErr w:type="spellStart"/>
+      <w:r>
+        <w:rPr>
+          <w:i/>
+          <w:iCs/>
+        </w:rPr>
+        <w:t>doing</w:t>
+      </w:r>
+      <w:proofErr w:type="spellEnd"/>
       <w:r>
         <w:t>). Il superamento della prova suggella l'acquisizione della nozione, che viene registrata permanentement</w:t>
       </w:r>
@@ -9470,17 +10532,18 @@
       <w:pPr>
         <w:pStyle w:val="Titolo2"/>
       </w:pPr>
-      <w:bookmarkStart w:id="15" w:name="_Toc233029478"/>
+      <w:bookmarkStart w:id="14" w:name="_Toc233029478"/>
       <w:r>
         <w:lastRenderedPageBreak/>
         <w:t>Definire le competenze (task) da trasmettere attraverso il multimedia</w:t>
       </w:r>
-      <w:bookmarkEnd w:id="15"/>
+      <w:bookmarkEnd w:id="14"/>
     </w:p>
     <w:p>
       <w:r>
         <w:t xml:space="preserve">L'obiettivo formativo primario di </w:t>
       </w:r>
+      <w:proofErr w:type="spellStart"/>
       <w:r>
         <w:rPr>
           <w:i/>
@@ -9488,8 +10551,17 @@
         </w:rPr>
         <w:t>BariGo</w:t>
       </w:r>
-      <w:r>
-        <w:t xml:space="preserve"> è far acquisire all'utente una conoscenza sistemica e duale del patrimonio culturale della città di Bari, concentrandosi sulla rete dei 6 teatri storici (Petruzzelli, Piccinni, Margherita, Kismet, Team, Forma).</w:t>
+      <w:proofErr w:type="spellEnd"/>
+      <w:r>
+        <w:t xml:space="preserve"> è far acquisire all'utente una conoscenza sistemica e duale del patrimonio culturale della città di Bari, concentrandosi sulla rete dei </w:t>
+      </w:r>
+      <w:proofErr w:type="gramStart"/>
+      <w:r>
+        <w:t>6</w:t>
+      </w:r>
+      <w:proofErr w:type="gramEnd"/>
+      <w:r>
+        <w:t xml:space="preserve"> teatri storici (Petruzzelli, Piccinni, Margherita, Kismet, Team, Forma).</w:t>
       </w:r>
       <w:r>
         <w:br/>
@@ -9664,7 +10736,7 @@
                     <pic:cNvPicPr/>
                   </pic:nvPicPr>
                   <pic:blipFill rotWithShape="1">
-                    <a:blip r:embed="rId15" cstate="print">
+                    <a:blip r:embed="rId11" cstate="print">
                       <a:extLst>
                         <a:ext uri="{28A0092B-C50C-407E-A947-70E740481C1C}">
                           <a14:useLocalDpi xmlns:a14="http://schemas.microsoft.com/office/drawing/2010/main" val="0"/>
@@ -9699,16 +10771,24 @@
       <w:pPr>
         <w:pStyle w:val="Titolo2"/>
       </w:pPr>
-      <w:bookmarkStart w:id="16" w:name="_Toc233029479"/>
+      <w:bookmarkStart w:id="15" w:name="_Toc233029479"/>
       <w:r>
         <w:lastRenderedPageBreak/>
         <w:t>Preparare una descrizione preliminare del programma</w:t>
       </w:r>
-      <w:bookmarkEnd w:id="16"/>
-    </w:p>
-    <w:p>
-      <w:r>
-        <w:t xml:space="preserve">L'idea centrale di BariGo, emersa durante le sessioni di brainstorming, è quella di guidare l'utente nella scoperta del patrimonio culturale della città di Bari attraverso la metafora videoludica. L'interfaccia iniziale con cui si apre il gioco presenterà le seguenti opzioni standard: </w:t>
+      <w:bookmarkEnd w:id="15"/>
+    </w:p>
+    <w:p>
+      <w:r>
+        <w:t xml:space="preserve">L'idea centrale di </w:t>
+      </w:r>
+      <w:proofErr w:type="spellStart"/>
+      <w:r>
+        <w:t>BariGo</w:t>
+      </w:r>
+      <w:proofErr w:type="spellEnd"/>
+      <w:r>
+        <w:t xml:space="preserve">, emersa durante le sessioni di brainstorming, è quella di guidare l'utente nella scoperta del patrimonio culturale della città di Bari attraverso la metafora videoludica. L'interfaccia iniziale con cui si apre il gioco presenterà le seguenti opzioni standard: </w:t>
       </w:r>
     </w:p>
     <w:p>
@@ -9788,7 +10868,21 @@
         <w:rPr>
           <w:color w:val="000000" w:themeColor="text1"/>
         </w:rPr>
-        <w:t xml:space="preserve"> al team di sviluppo e alle fonti storiche. </w:t>
+        <w:t xml:space="preserve"> </w:t>
+      </w:r>
+      <w:proofErr w:type="gramStart"/>
+      <w:r>
+        <w:rPr>
+          <w:color w:val="000000" w:themeColor="text1"/>
+        </w:rPr>
+        <w:t>al team</w:t>
+      </w:r>
+      <w:proofErr w:type="gramEnd"/>
+      <w:r>
+        <w:rPr>
+          <w:color w:val="000000" w:themeColor="text1"/>
+        </w:rPr>
+        <w:t xml:space="preserve"> di sviluppo e alle fonti storiche. </w:t>
       </w:r>
     </w:p>
     <w:p>
@@ -9848,7 +10942,23 @@
         <w:t>Limitazioni della piattaforma utente (Gestione della Mappa):</w:t>
       </w:r>
       <w:r>
-        <w:t xml:space="preserve"> Per garantire che il gioco giri agevolmente su PC di fascia media o via browser, la mappa urbana non è un unico ambiente pesante, ma è costruita tramite una griglia 2D ottimizzata. L'attuale bozza esplorabile sfrutta tileset modulari (strutture pre-disegnate) che permettono di ricreare la città e posizionare i Punti di Interesse senza sovraccaricare la memoria di sistema. </w:t>
+        <w:t xml:space="preserve"> Per garantire che il gioco giri agevolmente su PC di fascia media o via browser, la mappa urbana non è un unico ambiente pesante, ma è costruita tramite una griglia 2D ottimizzata. L'attuale bozza esplorabile sfrutta </w:t>
+      </w:r>
+      <w:proofErr w:type="spellStart"/>
+      <w:r>
+        <w:t>tileset</w:t>
+      </w:r>
+      <w:proofErr w:type="spellEnd"/>
+      <w:r>
+        <w:t xml:space="preserve"> modulari (strutture </w:t>
+      </w:r>
+      <w:proofErr w:type="spellStart"/>
+      <w:r>
+        <w:t>pre</w:t>
+      </w:r>
+      <w:proofErr w:type="spellEnd"/>
+      <w:r>
+        <w:t xml:space="preserve">-disegnate) che permettono di ricreare la città e posizionare i Punti di Interesse senza sovraccaricare la memoria di sistema. </w:t>
       </w:r>
     </w:p>
     <w:p>
@@ -9893,14 +11003,26 @@
         <w:t xml:space="preserve">basa </w:t>
       </w:r>
       <w:r>
-        <w:t>su un'economia di scambio e sull'</w:t>
+        <w:t xml:space="preserve">su un'economia di scambio e </w:t>
+      </w:r>
+      <w:proofErr w:type="spellStart"/>
+      <w:r>
+        <w:t>sull'</w:t>
       </w:r>
       <w:r>
         <w:rPr>
           <w:i/>
           <w:iCs/>
         </w:rPr>
-        <w:t>active learning</w:t>
+        <w:t>active</w:t>
+      </w:r>
+      <w:proofErr w:type="spellEnd"/>
+      <w:r>
+        <w:rPr>
+          <w:i/>
+          <w:iCs/>
+        </w:rPr>
+        <w:t xml:space="preserve"> learning</w:t>
       </w:r>
       <w:r>
         <w:t xml:space="preserve">. L'utente amministra le monete raccolte nello scenario per "acquistare" le testimonianze della "Bari Sotto" dagli NPC custodi. Il consolidamento del dato storico avviene affrontando le metafore meccaniche giocabili (minigiochi arcade che rievocano fisicamente l'evento storico). </w:t>
@@ -9995,8 +11117,16 @@
           <w:rStyle w:val="Titolo4Carattere"/>
         </w:rPr>
         <w:lastRenderedPageBreak/>
-        <w:t>Interazione e Comandi</w:t>
-      </w:r>
+        <w:t xml:space="preserve">Interazione e </w:t>
+      </w:r>
+      <w:proofErr w:type="gramStart"/>
+      <w:r>
+        <w:rPr>
+          <w:rStyle w:val="Titolo4Carattere"/>
+        </w:rPr>
+        <w:t>Comandi</w:t>
+      </w:r>
+      <w:proofErr w:type="gramEnd"/>
       <w:r>
         <w:t xml:space="preserve"> Per garantire l'accessibilità richiesta dal target, il sistema di controllo è immediato e pulito: </w:t>
       </w:r>
@@ -10072,15 +11202,23 @@
       <w:pPr>
         <w:pStyle w:val="Titolo3"/>
       </w:pPr>
-      <w:bookmarkStart w:id="17" w:name="_Toc233029480"/>
+      <w:bookmarkStart w:id="16" w:name="_Toc233029480"/>
       <w:r>
         <w:t>Esempi di Missioni e Minigiochi</w:t>
       </w:r>
-      <w:bookmarkEnd w:id="17"/>
-    </w:p>
-    <w:p>
-      <w:r>
-        <w:t>In linea con l'obiettivo di esplorare i 6 teatri della rete (Petruzzelli, Piccinni, Margherita, Kismet, Team, Forma) , la narrazione procede attraverso sfide pratiche e minigiochi ambientali</w:t>
+      <w:bookmarkEnd w:id="16"/>
+    </w:p>
+    <w:p>
+      <w:r>
+        <w:t>In linea con l'obiettivo di esplorare i 6 teatri della rete (Petruzzelli, Piccinni, Margherita, Kismet, Team, Forma</w:t>
+      </w:r>
+      <w:proofErr w:type="gramStart"/>
+      <w:r>
+        <w:t>) ,</w:t>
+      </w:r>
+      <w:proofErr w:type="gramEnd"/>
+      <w:r>
+        <w:t xml:space="preserve"> la narrazione procede attraverso sfide pratiche e minigiochi ambientali</w:t>
       </w:r>
       <w:r>
         <w:t>.</w:t>
@@ -10105,8 +11243,17 @@
           <w:i/>
           <w:iCs/>
         </w:rPr>
-        <w:t>scope creep</w:t>
-      </w:r>
+        <w:t xml:space="preserve">scope </w:t>
+      </w:r>
+      <w:proofErr w:type="spellStart"/>
+      <w:r>
+        <w:rPr>
+          <w:i/>
+          <w:iCs/>
+        </w:rPr>
+        <w:t>creep</w:t>
+      </w:r>
+      <w:proofErr w:type="spellEnd"/>
       <w:r>
         <w:t>, riutilizzando lo stesso codice sorgente che viene declinato e mascherato di volta in volta tramite un diverso contesto narrativo, diversi asset grafici e una differente calibrazione della difficoltà.</w:t>
       </w:r>
@@ -10155,8 +11302,17 @@
           <w:i/>
           <w:iCs/>
         </w:rPr>
-        <w:t>side-scroller</w:t>
-      </w:r>
+        <w:t>side-</w:t>
+      </w:r>
+      <w:proofErr w:type="spellStart"/>
+      <w:r>
+        <w:rPr>
+          <w:i/>
+          <w:iCs/>
+        </w:rPr>
+        <w:t>scroller</w:t>
+      </w:r>
+      <w:proofErr w:type="spellEnd"/>
       <w:r>
         <w:t xml:space="preserve"> con minaccia ambientale dinamica.</w:t>
       </w:r>
@@ -10297,8 +11453,17 @@
           <w:i/>
           <w:iCs/>
         </w:rPr>
-        <w:t>Vertical Platformer</w:t>
-      </w:r>
+        <w:t xml:space="preserve">Vertical </w:t>
+      </w:r>
+      <w:proofErr w:type="spellStart"/>
+      <w:r>
+        <w:rPr>
+          <w:i/>
+          <w:iCs/>
+        </w:rPr>
+        <w:t>Platformer</w:t>
+      </w:r>
+      <w:proofErr w:type="spellEnd"/>
       <w:r>
         <w:t xml:space="preserve"> </w:t>
       </w:r>
@@ -10426,7 +11591,15 @@
         <w:t>Gameplay:</w:t>
       </w:r>
       <w:r>
-        <w:t xml:space="preserve"> Il giocatore si muove all'interno di un labirinto completamente buio. L'obiettivo è individuare e raccogliere 3 fusibili sparsi per la mappa; ogni fusibile raccolto illumina una porzione maggiore del labirinto, permettendo infine di trovare la porta d'uscita.</w:t>
+        <w:t xml:space="preserve"> Il giocatore si muove all'interno di un labirinto completamente buio. L'obiettivo è individuare e raccogliere </w:t>
+      </w:r>
+      <w:proofErr w:type="gramStart"/>
+      <w:r>
+        <w:t>3</w:t>
+      </w:r>
+      <w:proofErr w:type="gramEnd"/>
+      <w:r>
+        <w:t xml:space="preserve"> fusibili sparsi per la mappa; ogni fusibile raccolto illumina una porzione maggiore del labirinto, permettendo infine di trovare la porta d'uscita.</w:t>
       </w:r>
     </w:p>
     <w:p>
@@ -10456,7 +11629,15 @@
       </w:pPr>
       <w:r>
         <w:lastRenderedPageBreak/>
-        <w:t>Pattern B: Tempismo e Riflessi (Nodi Godot: Area2D overlap + Input Event)</w:t>
+        <w:t xml:space="preserve">Pattern B: Tempismo e Riflessi (Nodi Godot: Area2D </w:t>
+      </w:r>
+      <w:proofErr w:type="spellStart"/>
+      <w:r>
+        <w:t>overlap</w:t>
+      </w:r>
+      <w:proofErr w:type="spellEnd"/>
+      <w:r>
+        <w:t xml:space="preserve"> + Input Event)</w:t>
       </w:r>
     </w:p>
     <w:p>
@@ -10496,12 +11677,21 @@
       <w:r>
         <w:t xml:space="preserve">: </w:t>
       </w:r>
+      <w:proofErr w:type="spellStart"/>
       <w:r>
         <w:rPr>
           <w:i/>
           <w:iCs/>
         </w:rPr>
-        <w:t>Avoidance game</w:t>
+        <w:t>Avoidance</w:t>
+      </w:r>
+      <w:proofErr w:type="spellEnd"/>
+      <w:r>
+        <w:rPr>
+          <w:i/>
+          <w:iCs/>
+        </w:rPr>
+        <w:t xml:space="preserve"> game</w:t>
       </w:r>
       <w:r>
         <w:t xml:space="preserve"> combinato a raccolta </w:t>
@@ -10651,22 +11841,22 @@
       <w:pPr>
         <w:pStyle w:val="Titolo2"/>
       </w:pPr>
-      <w:bookmarkStart w:id="18" w:name="_Toc233029481"/>
+      <w:bookmarkStart w:id="17" w:name="_Toc233029481"/>
       <w:r>
         <w:lastRenderedPageBreak/>
         <w:t>Dettagliare il progetto del multimedia</w:t>
       </w:r>
+      <w:bookmarkEnd w:id="17"/>
+    </w:p>
+    <w:p>
+      <w:pPr>
+        <w:pStyle w:val="Titolo3"/>
+      </w:pPr>
+      <w:bookmarkStart w:id="18" w:name="_Toc233029482"/>
+      <w:r>
+        <w:t>Prototipi</w:t>
+      </w:r>
       <w:bookmarkEnd w:id="18"/>
-    </w:p>
-    <w:p>
-      <w:pPr>
-        <w:pStyle w:val="Titolo3"/>
-      </w:pPr>
-      <w:bookmarkStart w:id="19" w:name="_Toc233029482"/>
-      <w:r>
-        <w:t>Prototipi</w:t>
-      </w:r>
-      <w:bookmarkEnd w:id="19"/>
     </w:p>
     <w:p>
       <w:pPr>
@@ -10676,8 +11866,13 @@
           <w:numId w:val="27"/>
         </w:numPr>
       </w:pPr>
-      <w:r>
-        <w:t>Menù Principale:</w:t>
+      <w:proofErr w:type="spellStart"/>
+      <w:r>
+        <w:t>Menù</w:t>
+      </w:r>
+      <w:proofErr w:type="spellEnd"/>
+      <w:r>
+        <w:t xml:space="preserve"> Principale:</w:t>
       </w:r>
     </w:p>
     <w:p>
@@ -10701,6 +11896,270 @@
                 <pic:pic xmlns:pic="http://schemas.openxmlformats.org/drawingml/2006/picture">
                   <pic:nvPicPr>
                     <pic:cNvPr id="1004013622" name="Immagine 1004013622"/>
+                    <pic:cNvPicPr/>
+                  </pic:nvPicPr>
+                  <pic:blipFill>
+                    <a:blip r:embed="rId12">
+                      <a:extLst>
+                        <a:ext uri="{28A0092B-C50C-407E-A947-70E740481C1C}">
+                          <a14:useLocalDpi xmlns:a14="http://schemas.microsoft.com/office/drawing/2010/main" val="0"/>
+                        </a:ext>
+                      </a:extLst>
+                    </a:blip>
+                    <a:stretch>
+                      <a:fillRect/>
+                    </a:stretch>
+                  </pic:blipFill>
+                  <pic:spPr>
+                    <a:xfrm>
+                      <a:off x="0" y="0"/>
+                      <a:ext cx="4343432" cy="3867178"/>
+                    </a:xfrm>
+                    <a:prstGeom prst="rect">
+                      <a:avLst/>
+                    </a:prstGeom>
+                  </pic:spPr>
+                </pic:pic>
+              </a:graphicData>
+            </a:graphic>
+          </wp:inline>
+        </w:drawing>
+      </w:r>
+    </w:p>
+    <w:p>
+      <w:r>
+        <w:br w:type="page"/>
+      </w:r>
+    </w:p>
+    <w:p>
+      <w:pPr>
+        <w:pStyle w:val="Paragrafoelenco"/>
+        <w:numPr>
+          <w:ilvl w:val="0"/>
+          <w:numId w:val="27"/>
+        </w:numPr>
+      </w:pPr>
+      <w:r>
+        <w:lastRenderedPageBreak/>
+        <w:t>Gameplay nella città:</w:t>
+      </w:r>
+    </w:p>
+    <w:p>
+      <w:pPr>
+        <w:jc w:val="center"/>
+      </w:pPr>
+      <w:r>
+        <w:rPr>
+          <w:noProof/>
+        </w:rPr>
+        <w:drawing>
+          <wp:inline distT="0" distB="0" distL="0" distR="0" wp14:anchorId="5491DC60" wp14:editId="39A75D7D">
+            <wp:extent cx="4343432" cy="3867178"/>
+            <wp:effectExtent l="0" t="0" r="0" b="0"/>
+            <wp:docPr id="339149204" name="Immagine 4"/>
+            <wp:cNvGraphicFramePr>
+              <a:graphicFrameLocks xmlns:a="http://schemas.openxmlformats.org/drawingml/2006/main" noChangeAspect="1"/>
+            </wp:cNvGraphicFramePr>
+            <a:graphic xmlns:a="http://schemas.openxmlformats.org/drawingml/2006/main">
+              <a:graphicData uri="http://schemas.openxmlformats.org/drawingml/2006/picture">
+                <pic:pic xmlns:pic="http://schemas.openxmlformats.org/drawingml/2006/picture">
+                  <pic:nvPicPr>
+                    <pic:cNvPr id="339149204" name="Immagine 339149204"/>
+                    <pic:cNvPicPr/>
+                  </pic:nvPicPr>
+                  <pic:blipFill>
+                    <a:blip r:embed="rId13">
+                      <a:extLst>
+                        <a:ext uri="{28A0092B-C50C-407E-A947-70E740481C1C}">
+                          <a14:useLocalDpi xmlns:a14="http://schemas.microsoft.com/office/drawing/2010/main" val="0"/>
+                        </a:ext>
+                      </a:extLst>
+                    </a:blip>
+                    <a:stretch>
+                      <a:fillRect/>
+                    </a:stretch>
+                  </pic:blipFill>
+                  <pic:spPr>
+                    <a:xfrm>
+                      <a:off x="0" y="0"/>
+                      <a:ext cx="4343432" cy="3867178"/>
+                    </a:xfrm>
+                    <a:prstGeom prst="rect">
+                      <a:avLst/>
+                    </a:prstGeom>
+                  </pic:spPr>
+                </pic:pic>
+              </a:graphicData>
+            </a:graphic>
+          </wp:inline>
+        </w:drawing>
+      </w:r>
+    </w:p>
+    <w:p>
+      <w:pPr>
+        <w:pStyle w:val="Paragrafoelenco"/>
+        <w:numPr>
+          <w:ilvl w:val="0"/>
+          <w:numId w:val="27"/>
+        </w:numPr>
+      </w:pPr>
+      <w:r>
+        <w:t>Dialogo NPC:</w:t>
+      </w:r>
+    </w:p>
+    <w:p>
+      <w:pPr>
+        <w:jc w:val="center"/>
+      </w:pPr>
+      <w:r>
+        <w:rPr>
+          <w:noProof/>
+        </w:rPr>
+        <w:drawing>
+          <wp:inline distT="0" distB="0" distL="0" distR="0" wp14:anchorId="5A4BEA6C" wp14:editId="4C1220C8">
+            <wp:extent cx="4343432" cy="3867178"/>
+            <wp:effectExtent l="0" t="0" r="0" b="0"/>
+            <wp:docPr id="633642010" name="Immagine 5"/>
+            <wp:cNvGraphicFramePr>
+              <a:graphicFrameLocks xmlns:a="http://schemas.openxmlformats.org/drawingml/2006/main" noChangeAspect="1"/>
+            </wp:cNvGraphicFramePr>
+            <a:graphic xmlns:a="http://schemas.openxmlformats.org/drawingml/2006/main">
+              <a:graphicData uri="http://schemas.openxmlformats.org/drawingml/2006/picture">
+                <pic:pic xmlns:pic="http://schemas.openxmlformats.org/drawingml/2006/picture">
+                  <pic:nvPicPr>
+                    <pic:cNvPr id="633642010" name="Immagine 633642010"/>
+                    <pic:cNvPicPr/>
+                  </pic:nvPicPr>
+                  <pic:blipFill>
+                    <a:blip r:embed="rId14">
+                      <a:extLst>
+                        <a:ext uri="{28A0092B-C50C-407E-A947-70E740481C1C}">
+                          <a14:useLocalDpi xmlns:a14="http://schemas.microsoft.com/office/drawing/2010/main" val="0"/>
+                        </a:ext>
+                      </a:extLst>
+                    </a:blip>
+                    <a:stretch>
+                      <a:fillRect/>
+                    </a:stretch>
+                  </pic:blipFill>
+                  <pic:spPr>
+                    <a:xfrm>
+                      <a:off x="0" y="0"/>
+                      <a:ext cx="4343432" cy="3867178"/>
+                    </a:xfrm>
+                    <a:prstGeom prst="rect">
+                      <a:avLst/>
+                    </a:prstGeom>
+                  </pic:spPr>
+                </pic:pic>
+              </a:graphicData>
+            </a:graphic>
+          </wp:inline>
+        </w:drawing>
+      </w:r>
+    </w:p>
+    <w:p>
+      <w:r>
+        <w:br w:type="page"/>
+      </w:r>
+    </w:p>
+    <w:p>
+      <w:pPr>
+        <w:pStyle w:val="Paragrafoelenco"/>
+        <w:numPr>
+          <w:ilvl w:val="0"/>
+          <w:numId w:val="27"/>
+        </w:numPr>
+      </w:pPr>
+      <w:r>
+        <w:lastRenderedPageBreak/>
+        <w:t>Livello Petruzzelli:</w:t>
+      </w:r>
+    </w:p>
+    <w:p>
+      <w:pPr>
+        <w:jc w:val="center"/>
+      </w:pPr>
+      <w:r>
+        <w:rPr>
+          <w:noProof/>
+        </w:rPr>
+        <w:drawing>
+          <wp:inline distT="0" distB="0" distL="0" distR="0" wp14:anchorId="42DBA137" wp14:editId="54F8C032">
+            <wp:extent cx="4533933" cy="3867178"/>
+            <wp:effectExtent l="0" t="0" r="0" b="0"/>
+            <wp:docPr id="1029590271" name="Immagine 6"/>
+            <wp:cNvGraphicFramePr>
+              <a:graphicFrameLocks xmlns:a="http://schemas.openxmlformats.org/drawingml/2006/main" noChangeAspect="1"/>
+            </wp:cNvGraphicFramePr>
+            <a:graphic xmlns:a="http://schemas.openxmlformats.org/drawingml/2006/main">
+              <a:graphicData uri="http://schemas.openxmlformats.org/drawingml/2006/picture">
+                <pic:pic xmlns:pic="http://schemas.openxmlformats.org/drawingml/2006/picture">
+                  <pic:nvPicPr>
+                    <pic:cNvPr id="1029590271" name="Immagine 1029590271"/>
+                    <pic:cNvPicPr/>
+                  </pic:nvPicPr>
+                  <pic:blipFill>
+                    <a:blip r:embed="rId15">
+                      <a:extLst>
+                        <a:ext uri="{28A0092B-C50C-407E-A947-70E740481C1C}">
+                          <a14:useLocalDpi xmlns:a14="http://schemas.microsoft.com/office/drawing/2010/main" val="0"/>
+                        </a:ext>
+                      </a:extLst>
+                    </a:blip>
+                    <a:stretch>
+                      <a:fillRect/>
+                    </a:stretch>
+                  </pic:blipFill>
+                  <pic:spPr>
+                    <a:xfrm>
+                      <a:off x="0" y="0"/>
+                      <a:ext cx="4533933" cy="3867178"/>
+                    </a:xfrm>
+                    <a:prstGeom prst="rect">
+                      <a:avLst/>
+                    </a:prstGeom>
+                  </pic:spPr>
+                </pic:pic>
+              </a:graphicData>
+            </a:graphic>
+          </wp:inline>
+        </w:drawing>
+      </w:r>
+    </w:p>
+    <w:p>
+      <w:pPr>
+        <w:pStyle w:val="Paragrafoelenco"/>
+        <w:numPr>
+          <w:ilvl w:val="0"/>
+          <w:numId w:val="27"/>
+        </w:numPr>
+      </w:pPr>
+      <w:r>
+        <w:t>Taccuino scoperte:</w:t>
+      </w:r>
+    </w:p>
+    <w:p>
+      <w:pPr>
+        <w:jc w:val="center"/>
+      </w:pPr>
+      <w:r>
+        <w:rPr>
+          <w:noProof/>
+        </w:rPr>
+        <w:drawing>
+          <wp:inline distT="0" distB="0" distL="0" distR="0" wp14:anchorId="702D54DE" wp14:editId="0AE69C0A">
+            <wp:extent cx="4343432" cy="3867178"/>
+            <wp:effectExtent l="0" t="0" r="0" b="0"/>
+            <wp:docPr id="1517050417" name="Immagine 7"/>
+            <wp:cNvGraphicFramePr>
+              <a:graphicFrameLocks xmlns:a="http://schemas.openxmlformats.org/drawingml/2006/main" noChangeAspect="1"/>
+            </wp:cNvGraphicFramePr>
+            <a:graphic xmlns:a="http://schemas.openxmlformats.org/drawingml/2006/main">
+              <a:graphicData uri="http://schemas.openxmlformats.org/drawingml/2006/picture">
+                <pic:pic xmlns:pic="http://schemas.openxmlformats.org/drawingml/2006/picture">
+                  <pic:nvPicPr>
+                    <pic:cNvPr id="1517050417" name="Immagine 1517050417"/>
                     <pic:cNvPicPr/>
                   </pic:nvPicPr>
                   <pic:blipFill>
@@ -10732,9 +12191,21 @@
       </w:r>
     </w:p>
     <w:p>
-      <w:r>
-        <w:br w:type="page"/>
-      </w:r>
+      <w:pPr>
+        <w:pStyle w:val="Titolo3"/>
+        <w:rPr>
+          <w:lang w:val="en-US"/>
+        </w:rPr>
+      </w:pPr>
+      <w:bookmarkStart w:id="19" w:name="_Toc233029483"/>
+      <w:r>
+        <w:rPr>
+          <w:lang w:val="en-US"/>
+        </w:rPr>
+        <w:lastRenderedPageBreak/>
+        <w:t>Flowchart</w:t>
+      </w:r>
+      <w:bookmarkEnd w:id="19"/>
     </w:p>
     <w:p>
       <w:pPr>
@@ -10745,283 +12216,15 @@
         </w:numPr>
       </w:pPr>
       <w:r>
-        <w:lastRenderedPageBreak/>
-        <w:t>Gameplay nella città:</w:t>
-      </w:r>
-    </w:p>
-    <w:p>
-      <w:pPr>
-        <w:jc w:val="center"/>
-      </w:pPr>
-      <w:r>
-        <w:rPr>
-          <w:noProof/>
-        </w:rPr>
-        <w:drawing>
-          <wp:inline distT="0" distB="0" distL="0" distR="0" wp14:anchorId="5491DC60" wp14:editId="39A75D7D">
-            <wp:extent cx="4343432" cy="3867178"/>
-            <wp:effectExtent l="0" t="0" r="0" b="0"/>
-            <wp:docPr id="339149204" name="Immagine 4"/>
-            <wp:cNvGraphicFramePr>
-              <a:graphicFrameLocks xmlns:a="http://schemas.openxmlformats.org/drawingml/2006/main" noChangeAspect="1"/>
-            </wp:cNvGraphicFramePr>
-            <a:graphic xmlns:a="http://schemas.openxmlformats.org/drawingml/2006/main">
-              <a:graphicData uri="http://schemas.openxmlformats.org/drawingml/2006/picture">
-                <pic:pic xmlns:pic="http://schemas.openxmlformats.org/drawingml/2006/picture">
-                  <pic:nvPicPr>
-                    <pic:cNvPr id="339149204" name="Immagine 339149204"/>
-                    <pic:cNvPicPr/>
-                  </pic:nvPicPr>
-                  <pic:blipFill>
-                    <a:blip r:embed="rId17">
-                      <a:extLst>
-                        <a:ext uri="{28A0092B-C50C-407E-A947-70E740481C1C}">
-                          <a14:useLocalDpi xmlns:a14="http://schemas.microsoft.com/office/drawing/2010/main" val="0"/>
-                        </a:ext>
-                      </a:extLst>
-                    </a:blip>
-                    <a:stretch>
-                      <a:fillRect/>
-                    </a:stretch>
-                  </pic:blipFill>
-                  <pic:spPr>
-                    <a:xfrm>
-                      <a:off x="0" y="0"/>
-                      <a:ext cx="4343432" cy="3867178"/>
-                    </a:xfrm>
-                    <a:prstGeom prst="rect">
-                      <a:avLst/>
-                    </a:prstGeom>
-                  </pic:spPr>
-                </pic:pic>
-              </a:graphicData>
-            </a:graphic>
-          </wp:inline>
-        </w:drawing>
-      </w:r>
-    </w:p>
-    <w:p>
-      <w:pPr>
-        <w:pStyle w:val="Paragrafoelenco"/>
-        <w:numPr>
-          <w:ilvl w:val="0"/>
-          <w:numId w:val="27"/>
-        </w:numPr>
-      </w:pPr>
-      <w:r>
-        <w:t>Dialogo NPC:</w:t>
-      </w:r>
-    </w:p>
-    <w:p>
-      <w:pPr>
-        <w:jc w:val="center"/>
-      </w:pPr>
-      <w:r>
-        <w:rPr>
-          <w:noProof/>
-        </w:rPr>
-        <w:drawing>
-          <wp:inline distT="0" distB="0" distL="0" distR="0" wp14:anchorId="5A4BEA6C" wp14:editId="4C1220C8">
-            <wp:extent cx="4343432" cy="3867178"/>
-            <wp:effectExtent l="0" t="0" r="0" b="0"/>
-            <wp:docPr id="633642010" name="Immagine 5"/>
-            <wp:cNvGraphicFramePr>
-              <a:graphicFrameLocks xmlns:a="http://schemas.openxmlformats.org/drawingml/2006/main" noChangeAspect="1"/>
-            </wp:cNvGraphicFramePr>
-            <a:graphic xmlns:a="http://schemas.openxmlformats.org/drawingml/2006/main">
-              <a:graphicData uri="http://schemas.openxmlformats.org/drawingml/2006/picture">
-                <pic:pic xmlns:pic="http://schemas.openxmlformats.org/drawingml/2006/picture">
-                  <pic:nvPicPr>
-                    <pic:cNvPr id="633642010" name="Immagine 633642010"/>
-                    <pic:cNvPicPr/>
-                  </pic:nvPicPr>
-                  <pic:blipFill>
-                    <a:blip r:embed="rId18">
-                      <a:extLst>
-                        <a:ext uri="{28A0092B-C50C-407E-A947-70E740481C1C}">
-                          <a14:useLocalDpi xmlns:a14="http://schemas.microsoft.com/office/drawing/2010/main" val="0"/>
-                        </a:ext>
-                      </a:extLst>
-                    </a:blip>
-                    <a:stretch>
-                      <a:fillRect/>
-                    </a:stretch>
-                  </pic:blipFill>
-                  <pic:spPr>
-                    <a:xfrm>
-                      <a:off x="0" y="0"/>
-                      <a:ext cx="4343432" cy="3867178"/>
-                    </a:xfrm>
-                    <a:prstGeom prst="rect">
-                      <a:avLst/>
-                    </a:prstGeom>
-                  </pic:spPr>
-                </pic:pic>
-              </a:graphicData>
-            </a:graphic>
-          </wp:inline>
-        </w:drawing>
-      </w:r>
-    </w:p>
-    <w:p>
-      <w:r>
-        <w:br w:type="page"/>
-      </w:r>
-    </w:p>
-    <w:p>
-      <w:pPr>
-        <w:pStyle w:val="Paragrafoelenco"/>
-        <w:numPr>
-          <w:ilvl w:val="0"/>
-          <w:numId w:val="27"/>
-        </w:numPr>
-      </w:pPr>
-      <w:r>
-        <w:lastRenderedPageBreak/>
-        <w:t>Livello Petruzzelli:</w:t>
-      </w:r>
-    </w:p>
-    <w:p>
-      <w:pPr>
-        <w:jc w:val="center"/>
-      </w:pPr>
-      <w:r>
-        <w:rPr>
-          <w:noProof/>
-        </w:rPr>
-        <w:drawing>
-          <wp:inline distT="0" distB="0" distL="0" distR="0" wp14:anchorId="42DBA137" wp14:editId="54F8C032">
-            <wp:extent cx="4533933" cy="3867178"/>
-            <wp:effectExtent l="0" t="0" r="0" b="0"/>
-            <wp:docPr id="1029590271" name="Immagine 6"/>
-            <wp:cNvGraphicFramePr>
-              <a:graphicFrameLocks xmlns:a="http://schemas.openxmlformats.org/drawingml/2006/main" noChangeAspect="1"/>
-            </wp:cNvGraphicFramePr>
-            <a:graphic xmlns:a="http://schemas.openxmlformats.org/drawingml/2006/main">
-              <a:graphicData uri="http://schemas.openxmlformats.org/drawingml/2006/picture">
-                <pic:pic xmlns:pic="http://schemas.openxmlformats.org/drawingml/2006/picture">
-                  <pic:nvPicPr>
-                    <pic:cNvPr id="1029590271" name="Immagine 1029590271"/>
-                    <pic:cNvPicPr/>
-                  </pic:nvPicPr>
-                  <pic:blipFill>
-                    <a:blip r:embed="rId19">
-                      <a:extLst>
-                        <a:ext uri="{28A0092B-C50C-407E-A947-70E740481C1C}">
-                          <a14:useLocalDpi xmlns:a14="http://schemas.microsoft.com/office/drawing/2010/main" val="0"/>
-                        </a:ext>
-                      </a:extLst>
-                    </a:blip>
-                    <a:stretch>
-                      <a:fillRect/>
-                    </a:stretch>
-                  </pic:blipFill>
-                  <pic:spPr>
-                    <a:xfrm>
-                      <a:off x="0" y="0"/>
-                      <a:ext cx="4533933" cy="3867178"/>
-                    </a:xfrm>
-                    <a:prstGeom prst="rect">
-                      <a:avLst/>
-                    </a:prstGeom>
-                  </pic:spPr>
-                </pic:pic>
-              </a:graphicData>
-            </a:graphic>
-          </wp:inline>
-        </w:drawing>
-      </w:r>
-    </w:p>
-    <w:p>
-      <w:pPr>
-        <w:pStyle w:val="Paragrafoelenco"/>
-        <w:numPr>
-          <w:ilvl w:val="0"/>
-          <w:numId w:val="27"/>
-        </w:numPr>
-      </w:pPr>
-      <w:r>
-        <w:t>Taccuino scoperte:</w:t>
-      </w:r>
-    </w:p>
-    <w:p>
-      <w:pPr>
-        <w:jc w:val="center"/>
-      </w:pPr>
-      <w:r>
-        <w:rPr>
-          <w:noProof/>
-        </w:rPr>
-        <w:drawing>
-          <wp:inline distT="0" distB="0" distL="0" distR="0" wp14:anchorId="702D54DE" wp14:editId="0AE69C0A">
-            <wp:extent cx="4343432" cy="3867178"/>
-            <wp:effectExtent l="0" t="0" r="0" b="0"/>
-            <wp:docPr id="1517050417" name="Immagine 7"/>
-            <wp:cNvGraphicFramePr>
-              <a:graphicFrameLocks xmlns:a="http://schemas.openxmlformats.org/drawingml/2006/main" noChangeAspect="1"/>
-            </wp:cNvGraphicFramePr>
-            <a:graphic xmlns:a="http://schemas.openxmlformats.org/drawingml/2006/main">
-              <a:graphicData uri="http://schemas.openxmlformats.org/drawingml/2006/picture">
-                <pic:pic xmlns:pic="http://schemas.openxmlformats.org/drawingml/2006/picture">
-                  <pic:nvPicPr>
-                    <pic:cNvPr id="1517050417" name="Immagine 1517050417"/>
-                    <pic:cNvPicPr/>
-                  </pic:nvPicPr>
-                  <pic:blipFill>
-                    <a:blip r:embed="rId20">
-                      <a:extLst>
-                        <a:ext uri="{28A0092B-C50C-407E-A947-70E740481C1C}">
-                          <a14:useLocalDpi xmlns:a14="http://schemas.microsoft.com/office/drawing/2010/main" val="0"/>
-                        </a:ext>
-                      </a:extLst>
-                    </a:blip>
-                    <a:stretch>
-                      <a:fillRect/>
-                    </a:stretch>
-                  </pic:blipFill>
-                  <pic:spPr>
-                    <a:xfrm>
-                      <a:off x="0" y="0"/>
-                      <a:ext cx="4343432" cy="3867178"/>
-                    </a:xfrm>
-                    <a:prstGeom prst="rect">
-                      <a:avLst/>
-                    </a:prstGeom>
-                  </pic:spPr>
-                </pic:pic>
-              </a:graphicData>
-            </a:graphic>
-          </wp:inline>
-        </w:drawing>
-      </w:r>
-    </w:p>
-    <w:p>
-      <w:pPr>
-        <w:pStyle w:val="Titolo3"/>
-        <w:rPr>
-          <w:lang w:val="en-US"/>
-        </w:rPr>
-      </w:pPr>
-      <w:bookmarkStart w:id="20" w:name="_Toc233029483"/>
-      <w:r>
-        <w:rPr>
-          <w:lang w:val="en-US"/>
-        </w:rPr>
-        <w:lastRenderedPageBreak/>
-        <w:t>Flowchart</w:t>
-      </w:r>
-      <w:bookmarkEnd w:id="20"/>
-    </w:p>
-    <w:p>
-      <w:pPr>
-        <w:pStyle w:val="Paragrafoelenco"/>
-        <w:numPr>
-          <w:ilvl w:val="0"/>
-          <w:numId w:val="27"/>
-        </w:numPr>
-      </w:pPr>
-      <w:r>
-        <w:t>Flowchart di 1° livello</w:t>
+        <w:t xml:space="preserve">Flowchart di </w:t>
+      </w:r>
+      <w:proofErr w:type="gramStart"/>
+      <w:r>
+        <w:t>1°</w:t>
+      </w:r>
+      <w:proofErr w:type="gramEnd"/>
+      <w:r>
+        <w:t xml:space="preserve"> livello</w:t>
       </w:r>
       <w:r>
         <w:t>,</w:t>
@@ -11029,6 +12232,7 @@
       <w:r>
         <w:t xml:space="preserve"> </w:t>
       </w:r>
+      <w:proofErr w:type="spellStart"/>
       <w:r>
         <w:rPr>
           <w:b/>
@@ -11041,7 +12245,15 @@
           <w:b/>
           <w:bCs/>
         </w:rPr>
-        <w:t xml:space="preserve">verview del </w:t>
+        <w:t>verview</w:t>
+      </w:r>
+      <w:proofErr w:type="spellEnd"/>
+      <w:r>
+        <w:rPr>
+          <w:b/>
+          <w:bCs/>
+        </w:rPr>
+        <w:t xml:space="preserve"> del </w:t>
       </w:r>
       <w:r>
         <w:rPr>
@@ -11087,7 +12299,7 @@
                     <pic:cNvPicPr/>
                   </pic:nvPicPr>
                   <pic:blipFill rotWithShape="1">
-                    <a:blip r:embed="rId21">
+                    <a:blip r:embed="rId17">
                       <a:extLst>
                         <a:ext uri="{28A0092B-C50C-407E-A947-70E740481C1C}">
                           <a14:useLocalDpi xmlns:a14="http://schemas.microsoft.com/office/drawing/2010/main" val="0"/>
@@ -11140,11 +12352,16 @@
       <w:r>
         <w:t xml:space="preserve">Flowchart di </w:t>
       </w:r>
+      <w:proofErr w:type="gramStart"/>
       <w:r>
         <w:t>2</w:t>
       </w:r>
       <w:r>
-        <w:t>° livello</w:t>
+        <w:t>°</w:t>
+      </w:r>
+      <w:proofErr w:type="gramEnd"/>
+      <w:r>
+        <w:t xml:space="preserve"> livello</w:t>
       </w:r>
       <w:r>
         <w:t>,</w:t>
@@ -11175,7 +12392,7 @@
           <w:noProof/>
         </w:rPr>
         <w:drawing>
-          <wp:inline distT="0" distB="0" distL="0" distR="0" wp14:anchorId="2D69741C" wp14:editId="71A012E6">
+          <wp:inline distT="0" distB="0" distL="0" distR="0" wp14:anchorId="2D69741C" wp14:editId="77A6CB7F">
             <wp:extent cx="6116320" cy="7671526"/>
             <wp:effectExtent l="0" t="0" r="0" b="0"/>
             <wp:docPr id="1471364459" name="Immagine 9"/>
@@ -11190,7 +12407,7 @@
                     <pic:cNvPicPr/>
                   </pic:nvPicPr>
                   <pic:blipFill rotWithShape="1">
-                    <a:blip r:embed="rId22" cstate="print">
+                    <a:blip r:embed="rId18" cstate="print">
                       <a:extLst>
                         <a:ext uri="{28A0092B-C50C-407E-A947-70E740481C1C}">
                           <a14:useLocalDpi xmlns:a14="http://schemas.microsoft.com/office/drawing/2010/main" val="0"/>
@@ -11243,11 +12460,16 @@
         <w:lastRenderedPageBreak/>
         <w:t xml:space="preserve">Flowchart di </w:t>
       </w:r>
+      <w:proofErr w:type="gramStart"/>
       <w:r>
         <w:t>2</w:t>
       </w:r>
       <w:r>
-        <w:t>° livello</w:t>
+        <w:t>°</w:t>
+      </w:r>
+      <w:proofErr w:type="gramEnd"/>
+      <w:r>
+        <w:t xml:space="preserve"> livello</w:t>
       </w:r>
       <w:r>
         <w:t>,</w:t>
@@ -11297,7 +12519,7 @@
                     <pic:cNvPicPr/>
                   </pic:nvPicPr>
                   <pic:blipFill rotWithShape="1">
-                    <a:blip r:embed="rId23">
+                    <a:blip r:embed="rId19">
                       <a:extLst>
                         <a:ext uri="{28A0092B-C50C-407E-A947-70E740481C1C}">
                           <a14:useLocalDpi xmlns:a14="http://schemas.microsoft.com/office/drawing/2010/main" val="0"/>
@@ -11337,12 +12559,12 @@
       <w:pPr>
         <w:pStyle w:val="Titolo3"/>
       </w:pPr>
-      <w:bookmarkStart w:id="21" w:name="_Toc233029484"/>
+      <w:bookmarkStart w:id="20" w:name="_Toc233029484"/>
       <w:r>
         <w:lastRenderedPageBreak/>
         <w:t>Storyboard</w:t>
       </w:r>
-      <w:bookmarkEnd w:id="21"/>
+      <w:bookmarkEnd w:id="20"/>
     </w:p>
     <w:p>
       <w:r>
@@ -11365,7 +12587,7 @@
                     <pic:cNvPicPr/>
                   </pic:nvPicPr>
                   <pic:blipFill>
-                    <a:blip r:embed="rId24" cstate="print">
+                    <a:blip r:embed="rId20" cstate="print">
                       <a:extLst>
                         <a:ext uri="{28A0092B-C50C-407E-A947-70E740481C1C}">
                           <a14:useLocalDpi xmlns:a14="http://schemas.microsoft.com/office/drawing/2010/main" val="0"/>
@@ -11411,7 +12633,7 @@
                     <pic:cNvPicPr/>
                   </pic:nvPicPr>
                   <pic:blipFill>
-                    <a:blip r:embed="rId25" cstate="print">
+                    <a:blip r:embed="rId21" cstate="print">
                       <a:extLst>
                         <a:ext uri="{28A0092B-C50C-407E-A947-70E740481C1C}">
                           <a14:useLocalDpi xmlns:a14="http://schemas.microsoft.com/office/drawing/2010/main" val="0"/>
@@ -11458,7 +12680,7 @@
                     <pic:cNvPicPr/>
                   </pic:nvPicPr>
                   <pic:blipFill>
-                    <a:blip r:embed="rId26" cstate="print">
+                    <a:blip r:embed="rId22" cstate="print">
                       <a:extLst>
                         <a:ext uri="{28A0092B-C50C-407E-A947-70E740481C1C}">
                           <a14:useLocalDpi xmlns:a14="http://schemas.microsoft.com/office/drawing/2010/main" val="0"/>
@@ -11504,7 +12726,7 @@
                     <pic:cNvPicPr/>
                   </pic:nvPicPr>
                   <pic:blipFill>
-                    <a:blip r:embed="rId27" cstate="print">
+                    <a:blip r:embed="rId23" cstate="print">
                       <a:extLst>
                         <a:ext uri="{28A0092B-C50C-407E-A947-70E740481C1C}">
                           <a14:useLocalDpi xmlns:a14="http://schemas.microsoft.com/office/drawing/2010/main" val="0"/>
@@ -11551,7 +12773,7 @@
                     <pic:cNvPicPr/>
                   </pic:nvPicPr>
                   <pic:blipFill>
-                    <a:blip r:embed="rId28" cstate="print">
+                    <a:blip r:embed="rId24" cstate="print">
                       <a:extLst>
                         <a:ext uri="{28A0092B-C50C-407E-A947-70E740481C1C}">
                           <a14:useLocalDpi xmlns:a14="http://schemas.microsoft.com/office/drawing/2010/main" val="0"/>
@@ -11579,7 +12801,6 @@
       </w:r>
     </w:p>
     <w:p>
-      <w:commentRangeStart w:id="22"/>
       <w:r>
         <w:rPr>
           <w:noProof/>
@@ -11600,7 +12821,7 @@
                     <pic:cNvPicPr/>
                   </pic:nvPicPr>
                   <pic:blipFill>
-                    <a:blip r:embed="rId29" cstate="print">
+                    <a:blip r:embed="rId25" cstate="print">
                       <a:extLst>
                         <a:ext uri="{28A0092B-C50C-407E-A947-70E740481C1C}">
                           <a14:useLocalDpi xmlns:a14="http://schemas.microsoft.com/office/drawing/2010/main" val="0"/>
@@ -11626,15 +12847,6 @@
           </wp:inline>
         </w:drawing>
       </w:r>
-      <w:commentRangeEnd w:id="22"/>
-      <w:r>
-        <w:rPr>
-          <w:rStyle w:val="Rimandocommento"/>
-          <w:sz w:val="24"/>
-          <w:szCs w:val="24"/>
-        </w:rPr>
-        <w:commentReference w:id="22"/>
-      </w:r>
     </w:p>
     <w:p>
       <w:r>
@@ -11658,7 +12870,7 @@
                     <pic:cNvPicPr/>
                   </pic:nvPicPr>
                   <pic:blipFill>
-                    <a:blip r:embed="rId30" cstate="print">
+                    <a:blip r:embed="rId26" cstate="print">
                       <a:extLst>
                         <a:ext uri="{28A0092B-C50C-407E-A947-70E740481C1C}">
                           <a14:useLocalDpi xmlns:a14="http://schemas.microsoft.com/office/drawing/2010/main" val="0"/>
@@ -11704,12 +12916,12 @@
       <w:pPr>
         <w:pStyle w:val="Titolo3"/>
       </w:pPr>
-      <w:bookmarkStart w:id="23" w:name="_Toc233029485"/>
+      <w:bookmarkStart w:id="21" w:name="_Toc233029485"/>
       <w:r>
         <w:lastRenderedPageBreak/>
         <w:t>Definizione Elementi Grafici</w:t>
       </w:r>
-      <w:bookmarkEnd w:id="23"/>
+      <w:bookmarkEnd w:id="21"/>
     </w:p>
     <w:p>
       <w:pPr>
@@ -11745,7 +12957,7 @@
                     <pic:cNvPicPr/>
                   </pic:nvPicPr>
                   <pic:blipFill rotWithShape="1">
-                    <a:blip r:embed="rId31">
+                    <a:blip r:embed="rId27">
                       <a:extLst>
                         <a:ext uri="{28A0092B-C50C-407E-A947-70E740481C1C}">
                           <a14:useLocalDpi xmlns:a14="http://schemas.microsoft.com/office/drawing/2010/main" val="0"/>
@@ -11815,7 +13027,7 @@
           <w:noProof/>
         </w:rPr>
         <w:drawing>
-          <wp:anchor distT="0" distB="0" distL="114300" distR="114300" simplePos="0" relativeHeight="251665408" behindDoc="0" locked="0" layoutInCell="1" allowOverlap="1" wp14:anchorId="0234CD06" wp14:editId="02A0E5E4">
+          <wp:anchor distT="0" distB="0" distL="114300" distR="114300" simplePos="0" relativeHeight="251665408" behindDoc="0" locked="0" layoutInCell="1" allowOverlap="1" wp14:anchorId="0234CD06" wp14:editId="409A39C3">
             <wp:simplePos x="0" y="0"/>
             <wp:positionH relativeFrom="margin">
               <wp:align>left</wp:align>
@@ -11838,7 +13050,7 @@
                     <pic:cNvPicPr/>
                   </pic:nvPicPr>
                   <pic:blipFill rotWithShape="1">
-                    <a:blip r:embed="rId32" cstate="print">
+                    <a:blip r:embed="rId28" cstate="print">
                       <a:extLst>
                         <a:ext uri="{28A0092B-C50C-407E-A947-70E740481C1C}">
                           <a14:useLocalDpi xmlns:a14="http://schemas.microsoft.com/office/drawing/2010/main" val="0"/>
@@ -11914,7 +13126,7 @@
                     <pic:cNvPicPr/>
                   </pic:nvPicPr>
                   <pic:blipFill rotWithShape="1">
-                    <a:blip r:embed="rId33" cstate="print">
+                    <a:blip r:embed="rId29" cstate="print">
                       <a:extLst>
                         <a:ext uri="{28A0092B-C50C-407E-A947-70E740481C1C}">
                           <a14:useLocalDpi xmlns:a14="http://schemas.microsoft.com/office/drawing/2010/main" val="0"/>
@@ -12005,7 +13217,7 @@
                     <pic:cNvPicPr/>
                   </pic:nvPicPr>
                   <pic:blipFill>
-                    <a:blip r:embed="rId34">
+                    <a:blip r:embed="rId30">
                       <a:extLst>
                         <a:ext uri="{28A0092B-C50C-407E-A947-70E740481C1C}">
                           <a14:useLocalDpi xmlns:a14="http://schemas.microsoft.com/office/drawing/2010/main" val="0"/>
@@ -12072,7 +13284,7 @@
                     <pic:cNvPicPr/>
                   </pic:nvPicPr>
                   <pic:blipFill>
-                    <a:blip r:embed="rId35">
+                    <a:blip r:embed="rId31">
                       <a:extLst>
                         <a:ext uri="{28A0092B-C50C-407E-A947-70E740481C1C}">
                           <a14:useLocalDpi xmlns:a14="http://schemas.microsoft.com/office/drawing/2010/main" val="0"/>
@@ -12139,7 +13351,7 @@
                     <pic:cNvPicPr/>
                   </pic:nvPicPr>
                   <pic:blipFill>
-                    <a:blip r:embed="rId36">
+                    <a:blip r:embed="rId32">
                       <a:extLst>
                         <a:ext uri="{28A0092B-C50C-407E-A947-70E740481C1C}">
                           <a14:useLocalDpi xmlns:a14="http://schemas.microsoft.com/office/drawing/2010/main" val="0"/>
@@ -12206,7 +13418,7 @@
                     <pic:cNvPicPr/>
                   </pic:nvPicPr>
                   <pic:blipFill>
-                    <a:blip r:embed="rId37">
+                    <a:blip r:embed="rId33">
                       <a:extLst>
                         <a:ext uri="{28A0092B-C50C-407E-A947-70E740481C1C}">
                           <a14:useLocalDpi xmlns:a14="http://schemas.microsoft.com/office/drawing/2010/main" val="0"/>
@@ -12256,12 +13468,12 @@
       <w:pPr>
         <w:pStyle w:val="Titolo1"/>
       </w:pPr>
-      <w:bookmarkStart w:id="24" w:name="_Toc233029486"/>
+      <w:bookmarkStart w:id="22" w:name="_Toc233029486"/>
       <w:r>
         <w:lastRenderedPageBreak/>
         <w:t>Test</w:t>
       </w:r>
-      <w:bookmarkEnd w:id="24"/>
+      <w:bookmarkEnd w:id="22"/>
     </w:p>
     <w:p>
       <w:r>
@@ -12327,11 +13539,47 @@
           <w:lang w:val="en-GB"/>
         </w:rPr>
       </w:pPr>
+      <w:proofErr w:type="spellStart"/>
       <w:r>
         <w:rPr>
           <w:lang w:val="en-GB"/>
         </w:rPr>
-        <w:t xml:space="preserve">correttezza della progressione narrativa; </w:t>
+        <w:t>correttezza</w:t>
+      </w:r>
+      <w:proofErr w:type="spellEnd"/>
+      <w:r>
+        <w:rPr>
+          <w:lang w:val="en-GB"/>
+        </w:rPr>
+        <w:t xml:space="preserve"> della </w:t>
+      </w:r>
+      <w:proofErr w:type="spellStart"/>
+      <w:r>
+        <w:rPr>
+          <w:lang w:val="en-GB"/>
+        </w:rPr>
+        <w:t>progressione</w:t>
+      </w:r>
+      <w:proofErr w:type="spellEnd"/>
+      <w:r>
+        <w:rPr>
+          <w:lang w:val="en-GB"/>
+        </w:rPr>
+        <w:t xml:space="preserve"> </w:t>
+      </w:r>
+      <w:proofErr w:type="spellStart"/>
+      <w:r>
+        <w:rPr>
+          <w:lang w:val="en-GB"/>
+        </w:rPr>
+        <w:t>narrativa</w:t>
+      </w:r>
+      <w:proofErr w:type="spellEnd"/>
+      <w:r>
+        <w:rPr>
+          <w:lang w:val="en-GB"/>
+        </w:rPr>
+        <w:t xml:space="preserve">; </w:t>
       </w:r>
     </w:p>
     <w:p>
@@ -12371,15 +13619,23 @@
       <w:pPr>
         <w:pStyle w:val="Titolo2"/>
       </w:pPr>
-      <w:bookmarkStart w:id="25" w:name="_Toc233029487"/>
+      <w:bookmarkStart w:id="23" w:name="_Toc233029487"/>
       <w:r>
         <w:t>Alpha test</w:t>
       </w:r>
-      <w:bookmarkEnd w:id="25"/>
-    </w:p>
-    <w:p>
-      <w:r>
-        <w:t>L'Alpha Test è stato svolto internamente dal team di sviluppo durante la fase finale dell'implementazione.</w:t>
+      <w:bookmarkEnd w:id="23"/>
+    </w:p>
+    <w:p>
+      <w:r>
+        <w:t xml:space="preserve">L'Alpha Test è stato svolto internamente </w:t>
+      </w:r>
+      <w:proofErr w:type="gramStart"/>
+      <w:r>
+        <w:t>dal team</w:t>
+      </w:r>
+      <w:proofErr w:type="gramEnd"/>
+      <w:r>
+        <w:t xml:space="preserve"> di sviluppo durante la fase finale dell'implementazione.</w:t>
       </w:r>
     </w:p>
     <w:p>
@@ -12440,12 +13696,14 @@
                 <w:lang w:val="en-GB"/>
               </w:rPr>
             </w:pPr>
+            <w:proofErr w:type="spellStart"/>
             <w:r>
               <w:rPr>
                 <w:lang w:val="en-GB"/>
               </w:rPr>
               <w:t>Funzionalità</w:t>
             </w:r>
+            <w:proofErr w:type="spellEnd"/>
           </w:p>
         </w:tc>
         <w:tc>
@@ -12462,12 +13720,28 @@
                 <w:lang w:val="en-GB"/>
               </w:rPr>
             </w:pPr>
-            <w:r>
-              <w:rPr>
-                <w:lang w:val="en-GB"/>
-              </w:rPr>
-              <w:t>Risultato Atteso</w:t>
-            </w:r>
+            <w:proofErr w:type="spellStart"/>
+            <w:r>
+              <w:rPr>
+                <w:lang w:val="en-GB"/>
+              </w:rPr>
+              <w:t>Risultato</w:t>
+            </w:r>
+            <w:proofErr w:type="spellEnd"/>
+            <w:r>
+              <w:rPr>
+                <w:lang w:val="en-GB"/>
+              </w:rPr>
+              <w:t xml:space="preserve"> </w:t>
+            </w:r>
+            <w:proofErr w:type="spellStart"/>
+            <w:r>
+              <w:rPr>
+                <w:lang w:val="en-GB"/>
+              </w:rPr>
+              <w:t>Atteso</w:t>
+            </w:r>
+            <w:proofErr w:type="spellEnd"/>
           </w:p>
         </w:tc>
         <w:tc>
@@ -12484,12 +13758,14 @@
                 <w:lang w:val="en-GB"/>
               </w:rPr>
             </w:pPr>
+            <w:proofErr w:type="spellStart"/>
             <w:r>
               <w:rPr>
                 <w:lang w:val="en-GB"/>
               </w:rPr>
               <w:t>Esito</w:t>
             </w:r>
+            <w:proofErr w:type="spellEnd"/>
           </w:p>
         </w:tc>
       </w:tr>
@@ -12534,8 +13810,16 @@
               <w:rPr>
                 <w:lang w:val="en-GB"/>
               </w:rPr>
-              <w:t>Avvio del gioco</w:t>
-            </w:r>
+              <w:t xml:space="preserve">Avvio del </w:t>
+            </w:r>
+            <w:proofErr w:type="spellStart"/>
+            <w:r>
+              <w:rPr>
+                <w:lang w:val="en-GB"/>
+              </w:rPr>
+              <w:t>gioco</w:t>
+            </w:r>
+            <w:proofErr w:type="spellEnd"/>
           </w:p>
         </w:tc>
         <w:tc>
@@ -12554,8 +13838,16 @@
               <w:rPr>
                 <w:lang w:val="en-GB"/>
               </w:rPr>
-              <w:t>Apertura del menu principale</w:t>
-            </w:r>
+              <w:t xml:space="preserve">Apertura del menu </w:t>
+            </w:r>
+            <w:proofErr w:type="spellStart"/>
+            <w:r>
+              <w:rPr>
+                <w:lang w:val="en-GB"/>
+              </w:rPr>
+              <w:t>principale</w:t>
+            </w:r>
+            <w:proofErr w:type="spellEnd"/>
           </w:p>
         </w:tc>
         <w:tc>
@@ -12570,12 +13862,14 @@
                 <w:lang w:val="en-GB"/>
               </w:rPr>
             </w:pPr>
+            <w:proofErr w:type="spellStart"/>
             <w:r>
               <w:rPr>
                 <w:lang w:val="en-GB"/>
               </w:rPr>
               <w:t>Superato</w:t>
             </w:r>
+            <w:proofErr w:type="spellEnd"/>
           </w:p>
         </w:tc>
       </w:tr>
@@ -12615,12 +13909,28 @@
                 <w:lang w:val="en-GB"/>
               </w:rPr>
             </w:pPr>
-            <w:r>
-              <w:rPr>
-                <w:lang w:val="en-GB"/>
-              </w:rPr>
-              <w:t>Movimento del personaggio</w:t>
-            </w:r>
+            <w:proofErr w:type="spellStart"/>
+            <w:r>
+              <w:rPr>
+                <w:lang w:val="en-GB"/>
+              </w:rPr>
+              <w:t>Movimento</w:t>
+            </w:r>
+            <w:proofErr w:type="spellEnd"/>
+            <w:r>
+              <w:rPr>
+                <w:lang w:val="en-GB"/>
+              </w:rPr>
+              <w:t xml:space="preserve"> del </w:t>
+            </w:r>
+            <w:proofErr w:type="spellStart"/>
+            <w:r>
+              <w:rPr>
+                <w:lang w:val="en-GB"/>
+              </w:rPr>
+              <w:t>personaggio</w:t>
+            </w:r>
+            <w:proofErr w:type="spellEnd"/>
           </w:p>
         </w:tc>
         <w:tc>
@@ -12635,12 +13945,56 @@
                 <w:lang w:val="en-GB"/>
               </w:rPr>
             </w:pPr>
-            <w:r>
-              <w:rPr>
-                <w:lang w:val="en-GB"/>
-              </w:rPr>
-              <w:t>Spostamento corretto sulla mappa</w:t>
-            </w:r>
+            <w:proofErr w:type="spellStart"/>
+            <w:r>
+              <w:rPr>
+                <w:lang w:val="en-GB"/>
+              </w:rPr>
+              <w:t>Spostamento</w:t>
+            </w:r>
+            <w:proofErr w:type="spellEnd"/>
+            <w:r>
+              <w:rPr>
+                <w:lang w:val="en-GB"/>
+              </w:rPr>
+              <w:t xml:space="preserve"> </w:t>
+            </w:r>
+            <w:proofErr w:type="spellStart"/>
+            <w:r>
+              <w:rPr>
+                <w:lang w:val="en-GB"/>
+              </w:rPr>
+              <w:t>corretto</w:t>
+            </w:r>
+            <w:proofErr w:type="spellEnd"/>
+            <w:r>
+              <w:rPr>
+                <w:lang w:val="en-GB"/>
+              </w:rPr>
+              <w:t xml:space="preserve"> </w:t>
+            </w:r>
+            <w:proofErr w:type="spellStart"/>
+            <w:r>
+              <w:rPr>
+                <w:lang w:val="en-GB"/>
+              </w:rPr>
+              <w:t>sulla</w:t>
+            </w:r>
+            <w:proofErr w:type="spellEnd"/>
+            <w:r>
+              <w:rPr>
+                <w:lang w:val="en-GB"/>
+              </w:rPr>
+              <w:t xml:space="preserve"> </w:t>
+            </w:r>
+            <w:proofErr w:type="spellStart"/>
+            <w:r>
+              <w:rPr>
+                <w:lang w:val="en-GB"/>
+              </w:rPr>
+              <w:t>mappa</w:t>
+            </w:r>
+            <w:proofErr w:type="spellEnd"/>
           </w:p>
         </w:tc>
         <w:tc>
@@ -12655,12 +14009,14 @@
                 <w:lang w:val="en-GB"/>
               </w:rPr>
             </w:pPr>
+            <w:proofErr w:type="spellStart"/>
             <w:r>
               <w:rPr>
                 <w:lang w:val="en-GB"/>
               </w:rPr>
               <w:t>Superato</w:t>
             </w:r>
+            <w:proofErr w:type="spellEnd"/>
           </w:p>
         </w:tc>
       </w:tr>
@@ -12701,11 +14057,19 @@
                 <w:lang w:val="en-GB"/>
               </w:rPr>
             </w:pPr>
-            <w:r>
-              <w:rPr>
-                <w:lang w:val="en-GB"/>
-              </w:rPr>
-              <w:t>Interazione con NPC</w:t>
+            <w:proofErr w:type="spellStart"/>
+            <w:r>
+              <w:rPr>
+                <w:lang w:val="en-GB"/>
+              </w:rPr>
+              <w:t>Interazione</w:t>
+            </w:r>
+            <w:proofErr w:type="spellEnd"/>
+            <w:r>
+              <w:rPr>
+                <w:lang w:val="en-GB"/>
+              </w:rPr>
+              <w:t xml:space="preserve"> con NPC</w:t>
             </w:r>
           </w:p>
         </w:tc>
@@ -12735,12 +14099,14 @@
                 <w:lang w:val="en-GB"/>
               </w:rPr>
             </w:pPr>
+            <w:proofErr w:type="spellStart"/>
             <w:r>
               <w:rPr>
                 <w:lang w:val="en-GB"/>
               </w:rPr>
               <w:t>Superato</w:t>
             </w:r>
+            <w:proofErr w:type="spellEnd"/>
           </w:p>
         </w:tc>
       </w:tr>
@@ -12784,8 +14150,16 @@
               <w:rPr>
                 <w:lang w:val="en-GB"/>
               </w:rPr>
-              <w:t>Avvio missioni</w:t>
-            </w:r>
+              <w:t xml:space="preserve">Avvio </w:t>
+            </w:r>
+            <w:proofErr w:type="spellStart"/>
+            <w:r>
+              <w:rPr>
+                <w:lang w:val="en-GB"/>
+              </w:rPr>
+              <w:t>missioni</w:t>
+            </w:r>
+            <w:proofErr w:type="spellEnd"/>
           </w:p>
         </w:tc>
         <w:tc>
@@ -12814,12 +14188,14 @@
                 <w:lang w:val="en-GB"/>
               </w:rPr>
             </w:pPr>
+            <w:proofErr w:type="spellStart"/>
             <w:r>
               <w:rPr>
                 <w:lang w:val="en-GB"/>
               </w:rPr>
               <w:t>Superato</w:t>
             </w:r>
+            <w:proofErr w:type="spellEnd"/>
           </w:p>
         </w:tc>
       </w:tr>
@@ -12860,12 +14236,28 @@
                 <w:lang w:val="en-GB"/>
               </w:rPr>
             </w:pPr>
-            <w:r>
-              <w:rPr>
-                <w:lang w:val="en-GB"/>
-              </w:rPr>
-              <w:t>Completamento minigiochi</w:t>
-            </w:r>
+            <w:proofErr w:type="spellStart"/>
+            <w:r>
+              <w:rPr>
+                <w:lang w:val="en-GB"/>
+              </w:rPr>
+              <w:t>Completamento</w:t>
+            </w:r>
+            <w:proofErr w:type="spellEnd"/>
+            <w:r>
+              <w:rPr>
+                <w:lang w:val="en-GB"/>
+              </w:rPr>
+              <w:t xml:space="preserve"> </w:t>
+            </w:r>
+            <w:proofErr w:type="spellStart"/>
+            <w:r>
+              <w:rPr>
+                <w:lang w:val="en-GB"/>
+              </w:rPr>
+              <w:t>minigiochi</w:t>
+            </w:r>
+            <w:proofErr w:type="spellEnd"/>
           </w:p>
         </w:tc>
         <w:tc>
@@ -12880,12 +14272,28 @@
                 <w:lang w:val="en-GB"/>
               </w:rPr>
             </w:pPr>
-            <w:r>
-              <w:rPr>
-                <w:lang w:val="en-GB"/>
-              </w:rPr>
-              <w:t>Registrazione del completamento</w:t>
-            </w:r>
+            <w:proofErr w:type="spellStart"/>
+            <w:r>
+              <w:rPr>
+                <w:lang w:val="en-GB"/>
+              </w:rPr>
+              <w:t>Registrazione</w:t>
+            </w:r>
+            <w:proofErr w:type="spellEnd"/>
+            <w:r>
+              <w:rPr>
+                <w:lang w:val="en-GB"/>
+              </w:rPr>
+              <w:t xml:space="preserve"> del </w:t>
+            </w:r>
+            <w:proofErr w:type="spellStart"/>
+            <w:r>
+              <w:rPr>
+                <w:lang w:val="en-GB"/>
+              </w:rPr>
+              <w:t>completamento</w:t>
+            </w:r>
+            <w:proofErr w:type="spellEnd"/>
           </w:p>
         </w:tc>
         <w:tc>
@@ -12900,12 +14308,14 @@
                 <w:lang w:val="en-GB"/>
               </w:rPr>
             </w:pPr>
+            <w:proofErr w:type="spellStart"/>
             <w:r>
               <w:rPr>
                 <w:lang w:val="en-GB"/>
               </w:rPr>
               <w:t>Superato</w:t>
             </w:r>
+            <w:proofErr w:type="spellEnd"/>
           </w:p>
         </w:tc>
       </w:tr>
@@ -12945,12 +14355,28 @@
                 <w:lang w:val="en-GB"/>
               </w:rPr>
             </w:pPr>
-            <w:r>
-              <w:rPr>
-                <w:lang w:val="en-GB"/>
-              </w:rPr>
-              <w:t>Progressione narrativa</w:t>
-            </w:r>
+            <w:proofErr w:type="spellStart"/>
+            <w:r>
+              <w:rPr>
+                <w:lang w:val="en-GB"/>
+              </w:rPr>
+              <w:t>Progressione</w:t>
+            </w:r>
+            <w:proofErr w:type="spellEnd"/>
+            <w:r>
+              <w:rPr>
+                <w:lang w:val="en-GB"/>
+              </w:rPr>
+              <w:t xml:space="preserve"> </w:t>
+            </w:r>
+            <w:proofErr w:type="spellStart"/>
+            <w:r>
+              <w:rPr>
+                <w:lang w:val="en-GB"/>
+              </w:rPr>
+              <w:t>narrativa</w:t>
+            </w:r>
+            <w:proofErr w:type="spellEnd"/>
           </w:p>
         </w:tc>
         <w:tc>
@@ -12979,12 +14405,14 @@
                 <w:lang w:val="en-GB"/>
               </w:rPr>
             </w:pPr>
+            <w:proofErr w:type="spellStart"/>
             <w:r>
               <w:rPr>
                 <w:lang w:val="en-GB"/>
               </w:rPr>
               <w:t>Superato</w:t>
             </w:r>
+            <w:proofErr w:type="spellEnd"/>
           </w:p>
         </w:tc>
       </w:tr>
@@ -13025,11 +14453,19 @@
                 <w:lang w:val="en-GB"/>
               </w:rPr>
             </w:pPr>
-            <w:r>
-              <w:rPr>
-                <w:lang w:val="en-GB"/>
-              </w:rPr>
-              <w:t>Riproduzione audio</w:t>
+            <w:proofErr w:type="spellStart"/>
+            <w:r>
+              <w:rPr>
+                <w:lang w:val="en-GB"/>
+              </w:rPr>
+              <w:t>Riproduzione</w:t>
+            </w:r>
+            <w:proofErr w:type="spellEnd"/>
+            <w:r>
+              <w:rPr>
+                <w:lang w:val="en-GB"/>
+              </w:rPr>
+              <w:t xml:space="preserve"> audio</w:t>
             </w:r>
           </w:p>
         </w:tc>
@@ -13059,12 +14495,14 @@
                 <w:lang w:val="en-GB"/>
               </w:rPr>
             </w:pPr>
+            <w:proofErr w:type="spellStart"/>
             <w:r>
               <w:rPr>
                 <w:lang w:val="en-GB"/>
               </w:rPr>
               <w:t>Superato</w:t>
             </w:r>
+            <w:proofErr w:type="spellEnd"/>
           </w:p>
         </w:tc>
       </w:tr>
@@ -13120,7 +14558,15 @@
     </w:p>
     <w:p>
       <w:r>
-        <w:t>La fase di testing ha evidenziato il raggiungimento degli obiettivi prefissati. Il sistema risulta stabile, utilizzabile e coerente con gli obiettivi educativi del Serious Game. I feedback raccolti durante le prove interne hanno consentito di migliorare alcuni aspetti dell'interfaccia e dell'esperienza utente prima della distribuzione della versione finale.</w:t>
+        <w:t xml:space="preserve">La fase di testing ha evidenziato il raggiungimento degli obiettivi prefissati. Il sistema risulta stabile, utilizzabile e coerente con gli obiettivi educativi del Serious Game. I </w:t>
+      </w:r>
+      <w:proofErr w:type="gramStart"/>
+      <w:r>
+        <w:t>feedback</w:t>
+      </w:r>
+      <w:proofErr w:type="gramEnd"/>
+      <w:r>
+        <w:t xml:space="preserve"> raccolti durante le prove interne hanno consentito di migliorare alcuni aspetti dell'interfaccia e dell'esperienza utente prima della distribuzione della versione finale.</w:t>
       </w:r>
     </w:p>
     <w:p>
@@ -13141,12 +14587,12 @@
       <w:pPr>
         <w:pStyle w:val="Titolo3"/>
       </w:pPr>
-      <w:bookmarkStart w:id="26" w:name="_Toc233029488"/>
+      <w:bookmarkStart w:id="24" w:name="_Toc233029488"/>
       <w:r>
         <w:lastRenderedPageBreak/>
         <w:t>Test funzionale</w:t>
       </w:r>
-      <w:bookmarkEnd w:id="26"/>
+      <w:bookmarkEnd w:id="24"/>
     </w:p>
     <w:p>
       <w:r>
@@ -13209,12 +14655,14 @@
                 <w:lang w:val="en-GB"/>
               </w:rPr>
             </w:pPr>
+            <w:proofErr w:type="spellStart"/>
             <w:r>
               <w:rPr>
                 <w:lang w:val="en-GB"/>
               </w:rPr>
               <w:t>Componente</w:t>
             </w:r>
+            <w:proofErr w:type="spellEnd"/>
           </w:p>
         </w:tc>
         <w:tc>
@@ -13233,8 +14681,16 @@
               <w:rPr>
                 <w:lang w:val="en-GB"/>
               </w:rPr>
-              <w:t>Azione Simulata</w:t>
-            </w:r>
+              <w:t xml:space="preserve">Azione </w:t>
+            </w:r>
+            <w:proofErr w:type="spellStart"/>
+            <w:r>
+              <w:rPr>
+                <w:lang w:val="en-GB"/>
+              </w:rPr>
+              <w:t>Simulata</w:t>
+            </w:r>
+            <w:proofErr w:type="spellEnd"/>
           </w:p>
         </w:tc>
         <w:tc>
@@ -13249,12 +14705,28 @@
                 <w:lang w:val="en-GB"/>
               </w:rPr>
             </w:pPr>
-            <w:r>
-              <w:rPr>
-                <w:lang w:val="en-GB"/>
-              </w:rPr>
-              <w:t>Risultato Atteso</w:t>
-            </w:r>
+            <w:proofErr w:type="spellStart"/>
+            <w:r>
+              <w:rPr>
+                <w:lang w:val="en-GB"/>
+              </w:rPr>
+              <w:t>Risultato</w:t>
+            </w:r>
+            <w:proofErr w:type="spellEnd"/>
+            <w:r>
+              <w:rPr>
+                <w:lang w:val="en-GB"/>
+              </w:rPr>
+              <w:t xml:space="preserve"> </w:t>
+            </w:r>
+            <w:proofErr w:type="spellStart"/>
+            <w:r>
+              <w:rPr>
+                <w:lang w:val="en-GB"/>
+              </w:rPr>
+              <w:t>Atteso</w:t>
+            </w:r>
+            <w:proofErr w:type="spellEnd"/>
           </w:p>
         </w:tc>
         <w:tc>
@@ -13269,12 +14741,14 @@
                 <w:lang w:val="en-GB"/>
               </w:rPr>
             </w:pPr>
+            <w:proofErr w:type="spellStart"/>
             <w:r>
               <w:rPr>
                 <w:lang w:val="en-GB"/>
               </w:rPr>
               <w:t>Esito</w:t>
             </w:r>
+            <w:proofErr w:type="spellEnd"/>
           </w:p>
         </w:tc>
         <w:tc>
@@ -13390,7 +14864,21 @@
               <w:rPr>
                 <w:lang w:val="en-GB"/>
               </w:rPr>
-              <w:t xml:space="preserve"> (Input non intercettato)</w:t>
+              <w:t xml:space="preserve"> (Input non </w:t>
+            </w:r>
+            <w:proofErr w:type="spellStart"/>
+            <w:r>
+              <w:rPr>
+                <w:lang w:val="en-GB"/>
+              </w:rPr>
+              <w:t>intercettato</w:t>
+            </w:r>
+            <w:proofErr w:type="spellEnd"/>
+            <w:r>
+              <w:rPr>
+                <w:lang w:val="en-GB"/>
+              </w:rPr>
+              <w:t>)</w:t>
             </w:r>
           </w:p>
         </w:tc>
@@ -13404,8 +14892,17 @@
               <w:cnfStyle w:val="000000100000" w:firstRow="0" w:lastRow="0" w:firstColumn="0" w:lastColumn="0" w:oddVBand="0" w:evenVBand="0" w:oddHBand="1" w:evenHBand="0" w:firstRowFirstColumn="0" w:firstRowLastColumn="0" w:lastRowFirstColumn="0" w:lastRowLastColumn="0"/>
             </w:pPr>
             <w:r>
-              <w:t xml:space="preserve">Rilevato blocco architetturale. Il nodo visivo di oscuramento assorbiva i click. Impostata la proprietà Mouse Filter del pannello ColorRect su </w:t>
-            </w:r>
+              <w:t xml:space="preserve">Rilevato blocco architetturale. Il nodo visivo di oscuramento assorbiva i click. Impostata la proprietà Mouse Filter del pannello </w:t>
+            </w:r>
+            <w:proofErr w:type="spellStart"/>
+            <w:r>
+              <w:t>ColorRect</w:t>
+            </w:r>
+            <w:proofErr w:type="spellEnd"/>
+            <w:r>
+              <w:t xml:space="preserve"> su </w:t>
+            </w:r>
+            <w:proofErr w:type="spellStart"/>
             <w:r>
               <w:rPr>
                 <w:i/>
@@ -13413,6 +14910,7 @@
               </w:rPr>
               <w:t>Ignore</w:t>
             </w:r>
+            <w:proofErr w:type="spellEnd"/>
             <w:r>
               <w:t xml:space="preserve"> per ripristinare il flusso logico degli input.</w:t>
             </w:r>
@@ -13521,7 +15019,31 @@
               <w:cnfStyle w:val="000000000000" w:firstRow="0" w:lastRow="0" w:firstColumn="0" w:lastColumn="0" w:oddVBand="0" w:evenVBand="0" w:oddHBand="0" w:evenHBand="0" w:firstRowFirstColumn="0" w:firstRowLastColumn="0" w:lastRowFirstColumn="0" w:lastRowLastColumn="0"/>
             </w:pPr>
             <w:r>
-              <w:t>Creazione di un segnale monete_aggiornate globale per disaccoppiare la fisica (Backend) dal rendering grafico (Frontend).</w:t>
+              <w:t xml:space="preserve">Creazione di un segnale </w:t>
+            </w:r>
+            <w:proofErr w:type="spellStart"/>
+            <w:r>
+              <w:t>monete_aggiornate</w:t>
+            </w:r>
+            <w:proofErr w:type="spellEnd"/>
+            <w:r>
+              <w:t xml:space="preserve"> globale per disaccoppiare la fisica (</w:t>
+            </w:r>
+            <w:proofErr w:type="spellStart"/>
+            <w:r>
+              <w:t>Backend</w:t>
+            </w:r>
+            <w:proofErr w:type="spellEnd"/>
+            <w:r>
+              <w:t>) dal rendering grafico (</w:t>
+            </w:r>
+            <w:proofErr w:type="spellStart"/>
+            <w:r>
+              <w:t>Frontend</w:t>
+            </w:r>
+            <w:proofErr w:type="spellEnd"/>
+            <w:r>
+              <w:t>).</w:t>
             </w:r>
           </w:p>
         </w:tc>
@@ -13631,7 +15153,39 @@
               <w:cnfStyle w:val="000000100000" w:firstRow="0" w:lastRow="0" w:firstColumn="0" w:lastColumn="0" w:oddVBand="0" w:evenVBand="0" w:oddHBand="1" w:evenHBand="0" w:firstRowFirstColumn="0" w:firstRowLastColumn="0" w:lastRowFirstColumn="0" w:lastRowLastColumn="0"/>
             </w:pPr>
             <w:r>
-              <w:t>Stretch Mode vincolato a canvas_items e Aspect Ratio settato su keep per generare bande di compensazione (letterboxing).</w:t>
+              <w:t xml:space="preserve">Stretch Mode vincolato a </w:t>
+            </w:r>
+            <w:proofErr w:type="spellStart"/>
+            <w:r>
+              <w:t>canvas_items</w:t>
+            </w:r>
+            <w:proofErr w:type="spellEnd"/>
+            <w:r>
+              <w:t xml:space="preserve"> e </w:t>
+            </w:r>
+            <w:proofErr w:type="spellStart"/>
+            <w:r>
+              <w:t>Aspect</w:t>
+            </w:r>
+            <w:proofErr w:type="spellEnd"/>
+            <w:r>
+              <w:t xml:space="preserve"> Ratio settato su </w:t>
+            </w:r>
+            <w:proofErr w:type="spellStart"/>
+            <w:r>
+              <w:t>keep</w:t>
+            </w:r>
+            <w:proofErr w:type="spellEnd"/>
+            <w:r>
+              <w:t xml:space="preserve"> per generare bande di compensazione (</w:t>
+            </w:r>
+            <w:proofErr w:type="spellStart"/>
+            <w:r>
+              <w:t>letterboxing</w:t>
+            </w:r>
+            <w:proofErr w:type="spellEnd"/>
+            <w:r>
+              <w:t>).</w:t>
             </w:r>
           </w:p>
         </w:tc>
@@ -13669,57 +15223,75 @@
                 <w:lang w:val="en-GB"/>
               </w:rPr>
             </w:pPr>
+            <w:proofErr w:type="spellStart"/>
             <w:r>
               <w:rPr>
                 <w:b/>
                 <w:bCs/>
                 <w:lang w:val="en-GB"/>
               </w:rPr>
-              <w:t>Persistenza e Ciclo Scene</w:t>
-            </w:r>
-          </w:p>
-        </w:tc>
-        <w:tc>
-          <w:tcPr>
-            <w:tcW w:w="0" w:type="auto"/>
-            <w:hideMark/>
-          </w:tcPr>
-          <w:p>
-            <w:pPr>
-              <w:cnfStyle w:val="000000000000" w:firstRow="0" w:lastRow="0" w:firstColumn="0" w:lastColumn="0" w:oddVBand="0" w:evenVBand="0" w:oddHBand="0" w:evenHBand="0" w:firstRowFirstColumn="0" w:firstRowLastColumn="0" w:lastRowFirstColumn="0" w:lastRowLastColumn="0"/>
-            </w:pPr>
-            <w:r>
-              <w:t>Raccolta oggetto, ingresso in un minigioco, ritorno alla mappa Hub.</w:t>
-            </w:r>
-          </w:p>
-        </w:tc>
-        <w:tc>
-          <w:tcPr>
-            <w:tcW w:w="0" w:type="auto"/>
-            <w:hideMark/>
-          </w:tcPr>
-          <w:p>
-            <w:pPr>
-              <w:cnfStyle w:val="000000000000" w:firstRow="0" w:lastRow="0" w:firstColumn="0" w:lastColumn="0" w:oddVBand="0" w:evenVBand="0" w:oddHBand="0" w:evenHBand="0" w:firstRowFirstColumn="0" w:firstRowLastColumn="0" w:lastRowFirstColumn="0" w:lastRowLastColumn="0"/>
-            </w:pPr>
-            <w:r>
-              <w:t>L'ambiente deve mantenere memoria degli oggetti raccolti impedendone il respawn.</w:t>
-            </w:r>
-          </w:p>
-        </w:tc>
-        <w:tc>
-          <w:tcPr>
-            <w:tcW w:w="0" w:type="auto"/>
-            <w:hideMark/>
-          </w:tcPr>
-          <w:p>
-            <w:pPr>
-              <w:cnfStyle w:val="000000000000" w:firstRow="0" w:lastRow="0" w:firstColumn="0" w:lastColumn="0" w:oddVBand="0" w:evenVBand="0" w:oddHBand="0" w:evenHBand="0" w:firstRowFirstColumn="0" w:firstRowLastColumn="0" w:lastRowFirstColumn="0" w:lastRowLastColumn="0"/>
-            </w:pPr>
+              <w:t>Persistenza</w:t>
+            </w:r>
+            <w:proofErr w:type="spellEnd"/>
             <w:r>
               <w:rPr>
                 <w:b/>
                 <w:bCs/>
+                <w:lang w:val="en-GB"/>
+              </w:rPr>
+              <w:t xml:space="preserve"> e Ciclo Scene</w:t>
+            </w:r>
+          </w:p>
+        </w:tc>
+        <w:tc>
+          <w:tcPr>
+            <w:tcW w:w="0" w:type="auto"/>
+            <w:hideMark/>
+          </w:tcPr>
+          <w:p>
+            <w:pPr>
+              <w:cnfStyle w:val="000000000000" w:firstRow="0" w:lastRow="0" w:firstColumn="0" w:lastColumn="0" w:oddVBand="0" w:evenVBand="0" w:oddHBand="0" w:evenHBand="0" w:firstRowFirstColumn="0" w:firstRowLastColumn="0" w:lastRowFirstColumn="0" w:lastRowLastColumn="0"/>
+            </w:pPr>
+            <w:r>
+              <w:t>Raccolta oggetto, ingresso in un minigioco, ritorno alla mappa Hub.</w:t>
+            </w:r>
+          </w:p>
+        </w:tc>
+        <w:tc>
+          <w:tcPr>
+            <w:tcW w:w="0" w:type="auto"/>
+            <w:hideMark/>
+          </w:tcPr>
+          <w:p>
+            <w:pPr>
+              <w:cnfStyle w:val="000000000000" w:firstRow="0" w:lastRow="0" w:firstColumn="0" w:lastColumn="0" w:oddVBand="0" w:evenVBand="0" w:oddHBand="0" w:evenHBand="0" w:firstRowFirstColumn="0" w:firstRowLastColumn="0" w:lastRowFirstColumn="0" w:lastRowLastColumn="0"/>
+            </w:pPr>
+            <w:r>
+              <w:t xml:space="preserve">L'ambiente deve mantenere memoria degli oggetti raccolti impedendone il </w:t>
+            </w:r>
+            <w:proofErr w:type="spellStart"/>
+            <w:r>
+              <w:t>respawn</w:t>
+            </w:r>
+            <w:proofErr w:type="spellEnd"/>
+            <w:r>
+              <w:t>.</w:t>
+            </w:r>
+          </w:p>
+        </w:tc>
+        <w:tc>
+          <w:tcPr>
+            <w:tcW w:w="0" w:type="auto"/>
+            <w:hideMark/>
+          </w:tcPr>
+          <w:p>
+            <w:pPr>
+              <w:cnfStyle w:val="000000000000" w:firstRow="0" w:lastRow="0" w:firstColumn="0" w:lastColumn="0" w:oddVBand="0" w:evenVBand="0" w:oddHBand="0" w:evenHBand="0" w:firstRowFirstColumn="0" w:firstRowLastColumn="0" w:lastRowFirstColumn="0" w:lastRowLastColumn="0"/>
+            </w:pPr>
+            <w:r>
+              <w:rPr>
+                <w:b/>
+                <w:bCs/>
               </w:rPr>
               <w:t>FALLITO</w:t>
             </w:r>
@@ -13738,7 +15310,15 @@
               <w:cnfStyle w:val="000000000000" w:firstRow="0" w:lastRow="0" w:firstColumn="0" w:lastColumn="0" w:oddVBand="0" w:evenVBand="0" w:oddHBand="0" w:evenHBand="0" w:firstRowFirstColumn="0" w:firstRowLastColumn="0" w:lastRowFirstColumn="0" w:lastRowLastColumn="0"/>
             </w:pPr>
             <w:r>
-              <w:t>Creazione di un array persistente per memorizzare le coordinate global_position degli elementi rimossi dalla mappa.</w:t>
+              <w:t xml:space="preserve">Creazione di un array persistente per memorizzare le coordinate </w:t>
+            </w:r>
+            <w:proofErr w:type="spellStart"/>
+            <w:r>
+              <w:t>global_position</w:t>
+            </w:r>
+            <w:proofErr w:type="spellEnd"/>
+            <w:r>
+              <w:t xml:space="preserve"> degli elementi rimossi dalla mappa.</w:t>
             </w:r>
           </w:p>
         </w:tc>
@@ -13753,7 +15333,15 @@
         <w:t>Report di Compatibilità.</w:t>
       </w:r>
       <w:r>
-        <w:t xml:space="preserve"> Il software BariGo è stato ingegnerizzato come eseguibile </w:t>
+        <w:t xml:space="preserve"> Il software </w:t>
+      </w:r>
+      <w:proofErr w:type="spellStart"/>
+      <w:r>
+        <w:t>BariGo</w:t>
+      </w:r>
+      <w:proofErr w:type="spellEnd"/>
+      <w:r>
+        <w:t xml:space="preserve"> è stato ingegnerizzato come eseguibile </w:t>
       </w:r>
       <w:r>
         <w:rPr>
@@ -13763,23 +15351,47 @@
         <w:t>standalone</w:t>
       </w:r>
       <w:r>
-        <w:t xml:space="preserve"> e in formato WebGL per l'esecuzione diretta da browser. Questa scelta architetturale azzera i difetti di compatibilità lato OS (Windows, macOS, Linux) e non richiede permessi di installazione, rendendo l'applicativo stabile e privo di errori di percorso file su macchine di fascia medio-bassa.</w:t>
+        <w:t xml:space="preserve"> e in formato </w:t>
+      </w:r>
+      <w:proofErr w:type="spellStart"/>
+      <w:r>
+        <w:t>WebGL</w:t>
+      </w:r>
+      <w:proofErr w:type="spellEnd"/>
+      <w:r>
+        <w:t xml:space="preserve"> per l'esecuzione diretta da browser. Questa scelta architetturale azzera i difetti di compatibilità lato OS (Windows, </w:t>
+      </w:r>
+      <w:proofErr w:type="spellStart"/>
+      <w:r>
+        <w:t>macOS</w:t>
+      </w:r>
+      <w:proofErr w:type="spellEnd"/>
+      <w:r>
+        <w:t>, Linux) e non richiede permessi di installazione, rendendo l'applicativo stabile e privo di errori di percorso file su macchine di fascia medio-bassa.</w:t>
       </w:r>
     </w:p>
     <w:p>
       <w:pPr>
         <w:pStyle w:val="Titolo3"/>
       </w:pPr>
-      <w:bookmarkStart w:id="27" w:name="_Toc233029489"/>
+      <w:bookmarkStart w:id="25" w:name="_Toc233029489"/>
       <w:r>
         <w:lastRenderedPageBreak/>
         <w:t>Test strutturale</w:t>
       </w:r>
-      <w:bookmarkEnd w:id="27"/>
-    </w:p>
-    <w:p>
-      <w:r>
-        <w:t>Il test strutturale è stato condotto per validare la robustezza dell'architettura software, la corretta comunicazione tra i nodi, la gestione della memoria e l'isolamento dei layer fisici all'interno di Godot Engine. La seguente matrice documenta le criticità di integrazione emerse durante l'assemblaggio dei moduli e le relative implementazioni risolutive.</w:t>
+      <w:bookmarkEnd w:id="25"/>
+    </w:p>
+    <w:p>
+      <w:r>
+        <w:t xml:space="preserve">Il test strutturale è stato condotto per validare la robustezza dell'architettura software, la corretta comunicazione tra i nodi, la gestione della memoria e l'isolamento dei </w:t>
+      </w:r>
+      <w:proofErr w:type="spellStart"/>
+      <w:r>
+        <w:t>layer</w:t>
+      </w:r>
+      <w:proofErr w:type="spellEnd"/>
+      <w:r>
+        <w:t xml:space="preserve"> fisici all'interno di Godot Engine. La seguente matrice documenta le criticità di integrazione emerse durante l'assemblaggio dei moduli e le relative implementazioni risolutive.</w:t>
       </w:r>
     </w:p>
     <w:tbl>
@@ -13851,12 +15463,28 @@
                 <w:lang w:val="en-GB"/>
               </w:rPr>
             </w:pPr>
-            <w:r>
-              <w:rPr>
-                <w:lang w:val="en-GB"/>
-              </w:rPr>
-              <w:t>Metodo di Verifica</w:t>
-            </w:r>
+            <w:proofErr w:type="spellStart"/>
+            <w:r>
+              <w:rPr>
+                <w:lang w:val="en-GB"/>
+              </w:rPr>
+              <w:t>Metodo</w:t>
+            </w:r>
+            <w:proofErr w:type="spellEnd"/>
+            <w:r>
+              <w:rPr>
+                <w:lang w:val="en-GB"/>
+              </w:rPr>
+              <w:t xml:space="preserve"> di </w:t>
+            </w:r>
+            <w:proofErr w:type="spellStart"/>
+            <w:r>
+              <w:rPr>
+                <w:lang w:val="en-GB"/>
+              </w:rPr>
+              <w:t>Verifica</w:t>
+            </w:r>
+            <w:proofErr w:type="spellEnd"/>
           </w:p>
         </w:tc>
         <w:tc>
@@ -13871,12 +15499,14 @@
                 <w:lang w:val="en-GB"/>
               </w:rPr>
             </w:pPr>
+            <w:proofErr w:type="spellStart"/>
             <w:r>
               <w:rPr>
                 <w:lang w:val="en-GB"/>
               </w:rPr>
               <w:t>Esito</w:t>
             </w:r>
+            <w:proofErr w:type="spellEnd"/>
           </w:p>
         </w:tc>
         <w:tc>
@@ -13891,12 +15521,14 @@
                 <w:lang w:val="en-GB"/>
               </w:rPr>
             </w:pPr>
+            <w:proofErr w:type="spellStart"/>
             <w:r>
               <w:rPr>
                 <w:lang w:val="en-GB"/>
               </w:rPr>
               <w:t>Soluzione</w:t>
             </w:r>
+            <w:proofErr w:type="spellEnd"/>
           </w:p>
         </w:tc>
       </w:tr>
@@ -13936,43 +15568,71 @@
                 <w:lang w:val="en-GB"/>
               </w:rPr>
             </w:pPr>
+            <w:proofErr w:type="spellStart"/>
             <w:r>
               <w:rPr>
                 <w:b/>
                 <w:bCs/>
                 <w:lang w:val="en-GB"/>
               </w:rPr>
-              <w:t>Comunicazione a Segnali</w:t>
-            </w:r>
-          </w:p>
-        </w:tc>
-        <w:tc>
-          <w:tcPr>
-            <w:tcW w:w="0" w:type="auto"/>
-            <w:hideMark/>
-          </w:tcPr>
-          <w:p>
-            <w:pPr>
-              <w:cnfStyle w:val="000000100000" w:firstRow="0" w:lastRow="0" w:firstColumn="0" w:lastColumn="0" w:oddVBand="0" w:evenVBand="0" w:oddHBand="1" w:evenHBand="0" w:firstRowFirstColumn="0" w:firstRowLastColumn="0" w:lastRowFirstColumn="0" w:lastRowLastColumn="0"/>
-            </w:pPr>
-            <w:r>
-              <w:t>Verifica dell'emissione/ricezione dei segnali tra i nodi instanziati dinamicamente e la UI globale.</w:t>
-            </w:r>
-          </w:p>
-        </w:tc>
-        <w:tc>
-          <w:tcPr>
-            <w:tcW w:w="0" w:type="auto"/>
-            <w:hideMark/>
-          </w:tcPr>
-          <w:p>
-            <w:pPr>
-              <w:cnfStyle w:val="000000100000" w:firstRow="0" w:lastRow="0" w:firstColumn="0" w:lastColumn="0" w:oddVBand="0" w:evenVBand="0" w:oddHBand="1" w:evenHBand="0" w:firstRowFirstColumn="0" w:firstRowLastColumn="0" w:lastRowFirstColumn="0" w:lastRowLastColumn="0"/>
-            </w:pPr>
+              <w:t>Comunicazione</w:t>
+            </w:r>
+            <w:proofErr w:type="spellEnd"/>
             <w:r>
               <w:rPr>
                 <w:b/>
                 <w:bCs/>
+                <w:lang w:val="en-GB"/>
+              </w:rPr>
+              <w:t xml:space="preserve"> a </w:t>
+            </w:r>
+            <w:proofErr w:type="spellStart"/>
+            <w:r>
+              <w:rPr>
+                <w:b/>
+                <w:bCs/>
+                <w:lang w:val="en-GB"/>
+              </w:rPr>
+              <w:t>Segnali</w:t>
+            </w:r>
+            <w:proofErr w:type="spellEnd"/>
+          </w:p>
+        </w:tc>
+        <w:tc>
+          <w:tcPr>
+            <w:tcW w:w="0" w:type="auto"/>
+            <w:hideMark/>
+          </w:tcPr>
+          <w:p>
+            <w:pPr>
+              <w:cnfStyle w:val="000000100000" w:firstRow="0" w:lastRow="0" w:firstColumn="0" w:lastColumn="0" w:oddVBand="0" w:evenVBand="0" w:oddHBand="1" w:evenHBand="0" w:firstRowFirstColumn="0" w:firstRowLastColumn="0" w:lastRowFirstColumn="0" w:lastRowLastColumn="0"/>
+            </w:pPr>
+            <w:r>
+              <w:t xml:space="preserve">Verifica dell'emissione/ricezione dei segnali tra i nodi </w:t>
+            </w:r>
+            <w:proofErr w:type="spellStart"/>
+            <w:r>
+              <w:t>instanziati</w:t>
+            </w:r>
+            <w:proofErr w:type="spellEnd"/>
+            <w:r>
+              <w:t xml:space="preserve"> dinamicamente e la UI globale.</w:t>
+            </w:r>
+          </w:p>
+        </w:tc>
+        <w:tc>
+          <w:tcPr>
+            <w:tcW w:w="0" w:type="auto"/>
+            <w:hideMark/>
+          </w:tcPr>
+          <w:p>
+            <w:pPr>
+              <w:cnfStyle w:val="000000100000" w:firstRow="0" w:lastRow="0" w:firstColumn="0" w:lastColumn="0" w:oddVBand="0" w:evenVBand="0" w:oddHBand="1" w:evenHBand="0" w:firstRowFirstColumn="0" w:firstRowLastColumn="0" w:lastRowFirstColumn="0" w:lastRowLastColumn="0"/>
+            </w:pPr>
+            <w:r>
+              <w:rPr>
+                <w:b/>
+                <w:bCs/>
               </w:rPr>
               <w:t>FALLITO</w:t>
             </w:r>
@@ -14029,46 +15689,74 @@
                 <w:lang w:val="en-GB"/>
               </w:rPr>
             </w:pPr>
+            <w:proofErr w:type="spellStart"/>
             <w:r>
               <w:rPr>
                 <w:b/>
                 <w:bCs/>
                 <w:lang w:val="en-GB"/>
               </w:rPr>
-              <w:t>Isolamento Fisica 2D</w:t>
-            </w:r>
-          </w:p>
-        </w:tc>
-        <w:tc>
-          <w:tcPr>
-            <w:tcW w:w="0" w:type="auto"/>
-            <w:hideMark/>
-          </w:tcPr>
-          <w:p>
-            <w:pPr>
-              <w:cnfStyle w:val="000000000000" w:firstRow="0" w:lastRow="0" w:firstColumn="0" w:lastColumn="0" w:oddVBand="0" w:evenVBand="0" w:oddHBand="0" w:evenHBand="0" w:firstRowFirstColumn="0" w:firstRowLastColumn="0" w:lastRowFirstColumn="0" w:lastRowLastColumn="0"/>
-            </w:pPr>
-            <w:r>
-              <w:t>Test di collisione sovrapposta</w:t>
-            </w:r>
-            <w:r>
-              <w:t>.</w:t>
-            </w:r>
-          </w:p>
-        </w:tc>
-        <w:tc>
-          <w:tcPr>
-            <w:tcW w:w="0" w:type="auto"/>
-            <w:hideMark/>
-          </w:tcPr>
-          <w:p>
-            <w:pPr>
-              <w:cnfStyle w:val="000000000000" w:firstRow="0" w:lastRow="0" w:firstColumn="0" w:lastColumn="0" w:oddVBand="0" w:evenVBand="0" w:oddHBand="0" w:evenHBand="0" w:firstRowFirstColumn="0" w:firstRowLastColumn="0" w:lastRowFirstColumn="0" w:lastRowLastColumn="0"/>
-            </w:pPr>
+              <w:t>Isolamento</w:t>
+            </w:r>
+            <w:proofErr w:type="spellEnd"/>
             <w:r>
               <w:rPr>
                 <w:b/>
                 <w:bCs/>
+                <w:lang w:val="en-GB"/>
+              </w:rPr>
+              <w:t xml:space="preserve"> </w:t>
+            </w:r>
+            <w:proofErr w:type="spellStart"/>
+            <w:r>
+              <w:rPr>
+                <w:b/>
+                <w:bCs/>
+                <w:lang w:val="en-GB"/>
+              </w:rPr>
+              <w:t>Fisica</w:t>
+            </w:r>
+            <w:proofErr w:type="spellEnd"/>
+            <w:r>
+              <w:rPr>
+                <w:b/>
+                <w:bCs/>
+                <w:lang w:val="en-GB"/>
+              </w:rPr>
+              <w:t xml:space="preserve"> 2D</w:t>
+            </w:r>
+          </w:p>
+        </w:tc>
+        <w:tc>
+          <w:tcPr>
+            <w:tcW w:w="0" w:type="auto"/>
+            <w:hideMark/>
+          </w:tcPr>
+          <w:p>
+            <w:pPr>
+              <w:cnfStyle w:val="000000000000" w:firstRow="0" w:lastRow="0" w:firstColumn="0" w:lastColumn="0" w:oddVBand="0" w:evenVBand="0" w:oddHBand="0" w:evenHBand="0" w:firstRowFirstColumn="0" w:firstRowLastColumn="0" w:lastRowFirstColumn="0" w:lastRowLastColumn="0"/>
+            </w:pPr>
+            <w:r>
+              <w:t>Test di collisione sovrapposta</w:t>
+            </w:r>
+            <w:r>
+              <w:t>.</w:t>
+            </w:r>
+          </w:p>
+        </w:tc>
+        <w:tc>
+          <w:tcPr>
+            <w:tcW w:w="0" w:type="auto"/>
+            <w:hideMark/>
+          </w:tcPr>
+          <w:p>
+            <w:pPr>
+              <w:cnfStyle w:val="000000000000" w:firstRow="0" w:lastRow="0" w:firstColumn="0" w:lastColumn="0" w:oddVBand="0" w:evenVBand="0" w:oddHBand="0" w:evenHBand="0" w:firstRowFirstColumn="0" w:firstRowLastColumn="0" w:lastRowFirstColumn="0" w:lastRowLastColumn="0"/>
+            </w:pPr>
+            <w:r>
+              <w:rPr>
+                <w:b/>
+                <w:bCs/>
               </w:rPr>
               <w:t>FALLITO</w:t>
             </w:r>
@@ -14089,6 +15777,7 @@
             <w:r>
               <w:t xml:space="preserve">Implementazione di </w:t>
             </w:r>
+            <w:proofErr w:type="spellStart"/>
             <w:r>
               <w:rPr>
                 <w:i/>
@@ -14096,8 +15785,25 @@
               </w:rPr>
               <w:t>Bitmask</w:t>
             </w:r>
-            <w:r>
-              <w:t xml:space="preserve"> separate. Configurazione rigorosa delle proprietà collision_layer e collision_mask per isolare matematicamente l'Ambiente, il Player e gli Oggetti Interattivi.</w:t>
+            <w:proofErr w:type="spellEnd"/>
+            <w:r>
+              <w:t xml:space="preserve"> separate. Configurazione rigorosa delle proprietà </w:t>
+            </w:r>
+            <w:proofErr w:type="spellStart"/>
+            <w:r>
+              <w:t>collision_layer</w:t>
+            </w:r>
+            <w:proofErr w:type="spellEnd"/>
+            <w:r>
+              <w:t xml:space="preserve"> e </w:t>
+            </w:r>
+            <w:proofErr w:type="spellStart"/>
+            <w:r>
+              <w:t>collision_mask</w:t>
+            </w:r>
+            <w:proofErr w:type="spellEnd"/>
+            <w:r>
+              <w:t xml:space="preserve"> per isolare matematicamente l'Ambiente, il Player e gli Oggetti Interattivi.</w:t>
             </w:r>
           </w:p>
         </w:tc>
@@ -14138,48 +15844,58 @@
                 <w:lang w:val="en-GB"/>
               </w:rPr>
             </w:pPr>
+            <w:proofErr w:type="spellStart"/>
             <w:r>
               <w:rPr>
                 <w:b/>
                 <w:bCs/>
                 <w:lang w:val="en-GB"/>
               </w:rPr>
-              <w:t>Gestione Memoria (Lifecycle)</w:t>
-            </w:r>
-          </w:p>
-        </w:tc>
-        <w:tc>
-          <w:tcPr>
-            <w:tcW w:w="0" w:type="auto"/>
-            <w:hideMark/>
-          </w:tcPr>
-          <w:p>
-            <w:pPr>
-              <w:cnfStyle w:val="000000100000" w:firstRow="0" w:lastRow="0" w:firstColumn="0" w:lastColumn="0" w:oddVBand="0" w:evenVBand="0" w:oddHBand="1" w:evenHBand="0" w:firstRowFirstColumn="0" w:firstRowLastColumn="0" w:lastRowFirstColumn="0" w:lastRowLastColumn="0"/>
-            </w:pPr>
-            <w:r>
-              <w:t>Tracciamento della RAM durante la raccolta continua di oggetti o l'eliminazione di nodi Canvas temporanei.</w:t>
-            </w:r>
-          </w:p>
-        </w:tc>
-        <w:tc>
-          <w:tcPr>
-            <w:tcW w:w="0" w:type="auto"/>
-            <w:hideMark/>
-          </w:tcPr>
-          <w:p>
-            <w:pPr>
-              <w:cnfStyle w:val="000000100000" w:firstRow="0" w:lastRow="0" w:firstColumn="0" w:lastColumn="0" w:oddVBand="0" w:evenVBand="0" w:oddHBand="1" w:evenHBand="0" w:firstRowFirstColumn="0" w:firstRowLastColumn="0" w:lastRowFirstColumn="0" w:lastRowLastColumn="0"/>
-              <w:rPr>
-                <w:lang w:val="en-GB"/>
-              </w:rPr>
-            </w:pPr>
+              <w:t>Gestione</w:t>
+            </w:r>
+            <w:proofErr w:type="spellEnd"/>
             <w:r>
               <w:rPr>
                 <w:b/>
                 <w:bCs/>
                 <w:lang w:val="en-GB"/>
               </w:rPr>
+              <w:t xml:space="preserve"> Memoria (Lifecycle)</w:t>
+            </w:r>
+          </w:p>
+        </w:tc>
+        <w:tc>
+          <w:tcPr>
+            <w:tcW w:w="0" w:type="auto"/>
+            <w:hideMark/>
+          </w:tcPr>
+          <w:p>
+            <w:pPr>
+              <w:cnfStyle w:val="000000100000" w:firstRow="0" w:lastRow="0" w:firstColumn="0" w:lastColumn="0" w:oddVBand="0" w:evenVBand="0" w:oddHBand="1" w:evenHBand="0" w:firstRowFirstColumn="0" w:firstRowLastColumn="0" w:lastRowFirstColumn="0" w:lastRowLastColumn="0"/>
+            </w:pPr>
+            <w:r>
+              <w:t>Tracciamento della RAM durante la raccolta continua di oggetti o l'eliminazione di nodi Canvas temporanei.</w:t>
+            </w:r>
+          </w:p>
+        </w:tc>
+        <w:tc>
+          <w:tcPr>
+            <w:tcW w:w="0" w:type="auto"/>
+            <w:hideMark/>
+          </w:tcPr>
+          <w:p>
+            <w:pPr>
+              <w:cnfStyle w:val="000000100000" w:firstRow="0" w:lastRow="0" w:firstColumn="0" w:lastColumn="0" w:oddVBand="0" w:evenVBand="0" w:oddHBand="1" w:evenHBand="0" w:firstRowFirstColumn="0" w:firstRowLastColumn="0" w:lastRowFirstColumn="0" w:lastRowLastColumn="0"/>
+              <w:rPr>
+                <w:lang w:val="en-GB"/>
+              </w:rPr>
+            </w:pPr>
+            <w:r>
+              <w:rPr>
+                <w:b/>
+                <w:bCs/>
+                <w:lang w:val="en-GB"/>
+              </w:rPr>
               <w:t>SUPERATO</w:t>
             </w:r>
           </w:p>
@@ -14232,46 +15948,74 @@
                 <w:lang w:val="en-GB"/>
               </w:rPr>
             </w:pPr>
+            <w:proofErr w:type="spellStart"/>
             <w:r>
               <w:rPr>
                 <w:b/>
                 <w:bCs/>
                 <w:lang w:val="en-GB"/>
               </w:rPr>
-              <w:t>Integrazione Audio Globale</w:t>
-            </w:r>
-          </w:p>
-        </w:tc>
-        <w:tc>
-          <w:tcPr>
-            <w:tcW w:w="0" w:type="auto"/>
-            <w:hideMark/>
-          </w:tcPr>
-          <w:p>
-            <w:pPr>
-              <w:cnfStyle w:val="000000000000" w:firstRow="0" w:lastRow="0" w:firstColumn="0" w:lastColumn="0" w:oddVBand="0" w:evenVBand="0" w:oddHBand="0" w:evenHBand="0" w:firstRowFirstColumn="0" w:firstRowLastColumn="0" w:lastRowFirstColumn="0" w:lastRowLastColumn="0"/>
-            </w:pPr>
-            <w:r>
-              <w:t>Riproduzione della traccia ambientale di background durante i passaggi di stato</w:t>
-            </w:r>
-            <w:r>
-              <w:t>.</w:t>
-            </w:r>
-          </w:p>
-        </w:tc>
-        <w:tc>
-          <w:tcPr>
-            <w:tcW w:w="0" w:type="auto"/>
-            <w:hideMark/>
-          </w:tcPr>
-          <w:p>
-            <w:pPr>
-              <w:cnfStyle w:val="000000000000" w:firstRow="0" w:lastRow="0" w:firstColumn="0" w:lastColumn="0" w:oddVBand="0" w:evenVBand="0" w:oddHBand="0" w:evenHBand="0" w:firstRowFirstColumn="0" w:firstRowLastColumn="0" w:lastRowFirstColumn="0" w:lastRowLastColumn="0"/>
-            </w:pPr>
+              <w:t>Integrazione</w:t>
+            </w:r>
+            <w:proofErr w:type="spellEnd"/>
             <w:r>
               <w:rPr>
                 <w:b/>
                 <w:bCs/>
+                <w:lang w:val="en-GB"/>
+              </w:rPr>
+              <w:t xml:space="preserve"> Audio </w:t>
+            </w:r>
+            <w:proofErr w:type="spellStart"/>
+            <w:r>
+              <w:rPr>
+                <w:b/>
+                <w:bCs/>
+                <w:lang w:val="en-GB"/>
+              </w:rPr>
+              <w:t>Globale</w:t>
+            </w:r>
+            <w:proofErr w:type="spellEnd"/>
+          </w:p>
+        </w:tc>
+        <w:tc>
+          <w:tcPr>
+            <w:tcW w:w="0" w:type="auto"/>
+            <w:hideMark/>
+          </w:tcPr>
+          <w:p>
+            <w:pPr>
+              <w:cnfStyle w:val="000000000000" w:firstRow="0" w:lastRow="0" w:firstColumn="0" w:lastColumn="0" w:oddVBand="0" w:evenVBand="0" w:oddHBand="0" w:evenHBand="0" w:firstRowFirstColumn="0" w:firstRowLastColumn="0" w:lastRowFirstColumn="0" w:lastRowLastColumn="0"/>
+            </w:pPr>
+            <w:r>
+              <w:t xml:space="preserve">Riproduzione della traccia ambientale di </w:t>
+            </w:r>
+            <w:proofErr w:type="gramStart"/>
+            <w:r>
+              <w:t>background</w:t>
+            </w:r>
+            <w:proofErr w:type="gramEnd"/>
+            <w:r>
+              <w:t xml:space="preserve"> durante i passaggi di stato</w:t>
+            </w:r>
+            <w:r>
+              <w:t>.</w:t>
+            </w:r>
+          </w:p>
+        </w:tc>
+        <w:tc>
+          <w:tcPr>
+            <w:tcW w:w="0" w:type="auto"/>
+            <w:hideMark/>
+          </w:tcPr>
+          <w:p>
+            <w:pPr>
+              <w:cnfStyle w:val="000000000000" w:firstRow="0" w:lastRow="0" w:firstColumn="0" w:lastColumn="0" w:oddVBand="0" w:evenVBand="0" w:oddHBand="0" w:evenHBand="0" w:firstRowFirstColumn="0" w:firstRowLastColumn="0" w:lastRowFirstColumn="0" w:lastRowLastColumn="0"/>
+            </w:pPr>
+            <w:r>
+              <w:rPr>
+                <w:b/>
+                <w:bCs/>
               </w:rPr>
               <w:t>FALLITO</w:t>
             </w:r>
@@ -14290,7 +16034,15 @@
               <w:cnfStyle w:val="000000000000" w:firstRow="0" w:lastRow="0" w:firstColumn="0" w:lastColumn="0" w:oddVBand="0" w:evenVBand="0" w:oddHBand="0" w:evenHBand="0" w:firstRowFirstColumn="0" w:firstRowLastColumn="0" w:lastRowFirstColumn="0" w:lastRowLastColumn="0"/>
             </w:pPr>
             <w:r>
-              <w:t xml:space="preserve">Spostamento dei nodi AudioStreamPlayer critici e modifica del loro Process Mode in </w:t>
+              <w:t xml:space="preserve">Spostamento dei nodi </w:t>
+            </w:r>
+            <w:proofErr w:type="spellStart"/>
+            <w:r>
+              <w:t>AudioStreamPlayer</w:t>
+            </w:r>
+            <w:proofErr w:type="spellEnd"/>
+            <w:r>
+              <w:t xml:space="preserve"> critici e modifica del loro Process Mode in </w:t>
             </w:r>
             <w:r>
               <w:rPr>
@@ -14330,16 +16082,24 @@
       <w:pPr>
         <w:pStyle w:val="Titolo2"/>
       </w:pPr>
-      <w:bookmarkStart w:id="28" w:name="_Toc233029490"/>
+      <w:bookmarkStart w:id="26" w:name="_Toc233029490"/>
       <w:r>
         <w:lastRenderedPageBreak/>
         <w:t>Beta test</w:t>
       </w:r>
-      <w:bookmarkEnd w:id="28"/>
-    </w:p>
-    <w:p>
-      <w:r>
-        <w:t>La versione beta è stata distribuita a un gruppo di utenti esterni al team di sviluppo con lo scopo di valutare l'esperienza di utilizzo in condizioni reali.</w:t>
+      <w:bookmarkEnd w:id="26"/>
+    </w:p>
+    <w:p>
+      <w:r>
+        <w:t xml:space="preserve">La versione beta è stata distribuita a un gruppo di utenti esterni </w:t>
+      </w:r>
+      <w:proofErr w:type="gramStart"/>
+      <w:r>
+        <w:t>al team</w:t>
+      </w:r>
+      <w:proofErr w:type="gramEnd"/>
+      <w:r>
+        <w:t xml:space="preserve"> di sviluppo con lo scopo di valutare l'esperienza di utilizzo in condizioni reali.</w:t>
       </w:r>
     </w:p>
     <w:p>
@@ -14387,11 +16147,33 @@
           <w:lang w:val="en-GB"/>
         </w:rPr>
       </w:pPr>
+      <w:proofErr w:type="spellStart"/>
       <w:r>
         <w:rPr>
           <w:lang w:val="en-GB"/>
         </w:rPr>
-        <w:t xml:space="preserve">interagire con gli NPC; </w:t>
+        <w:t>interagire</w:t>
+      </w:r>
+      <w:proofErr w:type="spellEnd"/>
+      <w:r>
+        <w:rPr>
+          <w:lang w:val="en-GB"/>
+        </w:rPr>
+        <w:t xml:space="preserve"> con </w:t>
+      </w:r>
+      <w:proofErr w:type="spellStart"/>
+      <w:r>
+        <w:rPr>
+          <w:lang w:val="en-GB"/>
+        </w:rPr>
+        <w:t>gli</w:t>
+      </w:r>
+      <w:proofErr w:type="spellEnd"/>
+      <w:r>
+        <w:rPr>
+          <w:lang w:val="en-GB"/>
+        </w:rPr>
+        <w:t xml:space="preserve"> NPC; </w:t>
       </w:r>
     </w:p>
     <w:p>
@@ -14404,11 +16186,33 @@
           <w:lang w:val="en-GB"/>
         </w:rPr>
       </w:pPr>
+      <w:proofErr w:type="spellStart"/>
       <w:r>
         <w:rPr>
           <w:lang w:val="en-GB"/>
         </w:rPr>
-        <w:t xml:space="preserve">completare un minigioco; </w:t>
+        <w:t>completare</w:t>
+      </w:r>
+      <w:proofErr w:type="spellEnd"/>
+      <w:r>
+        <w:rPr>
+          <w:lang w:val="en-GB"/>
+        </w:rPr>
+        <w:t xml:space="preserve"> un </w:t>
+      </w:r>
+      <w:proofErr w:type="spellStart"/>
+      <w:r>
+        <w:rPr>
+          <w:lang w:val="en-GB"/>
+        </w:rPr>
+        <w:t>minigioco</w:t>
+      </w:r>
+      <w:proofErr w:type="spellEnd"/>
+      <w:r>
+        <w:rPr>
+          <w:lang w:val="en-GB"/>
+        </w:rPr>
+        <w:t xml:space="preserve">; </w:t>
       </w:r>
     </w:p>
     <w:p>
@@ -14457,12 +16261,14 @@
                 <w:lang w:val="en-GB"/>
               </w:rPr>
             </w:pPr>
+            <w:proofErr w:type="spellStart"/>
             <w:r>
               <w:rPr>
                 <w:lang w:val="en-GB"/>
               </w:rPr>
               <w:t>Domanda</w:t>
             </w:r>
+            <w:proofErr w:type="spellEnd"/>
           </w:p>
         </w:tc>
         <w:tc>
@@ -16736,7 +18542,15 @@
     <w:p/>
     <w:p>
       <w:r>
-        <w:t xml:space="preserve">Il questionario SUS è stato somministrato a 8 utenti appartenenti al target di riferimento del progetto. Dall'analisi dei risultati è emerso un punteggio medio di </w:t>
+        <w:t xml:space="preserve">Il questionario SUS è stato somministrato a </w:t>
+      </w:r>
+      <w:proofErr w:type="gramStart"/>
+      <w:r>
+        <w:t>8</w:t>
+      </w:r>
+      <w:proofErr w:type="gramEnd"/>
+      <w:r>
+        <w:t xml:space="preserve"> utenti appartenenti al target di riferimento del progetto. Dall'analisi dei risultati è emerso un punteggio medio di </w:t>
       </w:r>
       <w:r>
         <w:rPr>
@@ -16778,14 +18592,22 @@
     </w:p>
     <w:p>
       <w:r>
-        <w:t>Nel complesso, i test effettuati confermano che BariGo soddisfa gli obiettivi definiti in fase di progettazione, offrendo un'esperienza educativa coinvolgente e tecnicamente stabile.</w:t>
+        <w:t xml:space="preserve">Nel complesso, i test effettuati confermano che </w:t>
+      </w:r>
+      <w:proofErr w:type="spellStart"/>
+      <w:r>
+        <w:t>BariGo</w:t>
+      </w:r>
+      <w:proofErr w:type="spellEnd"/>
+      <w:r>
+        <w:t xml:space="preserve"> soddisfa gli obiettivi definiti in fase di progettazione, offrendo un'esperienza educativa coinvolgente e tecnicamente stabile.</w:t>
       </w:r>
     </w:p>
     <w:p/>
     <w:sectPr>
-      <w:headerReference w:type="default" r:id="rId38"/>
-      <w:footerReference w:type="even" r:id="rId39"/>
-      <w:footerReference w:type="default" r:id="rId40"/>
+      <w:headerReference w:type="default" r:id="rId34"/>
+      <w:footerReference w:type="even" r:id="rId35"/>
+      <w:footerReference w:type="default" r:id="rId36"/>
       <w:pgSz w:w="11900" w:h="16840"/>
       <w:pgMar w:top="2131" w:right="1134" w:bottom="1134" w:left="1134" w:header="708" w:footer="708" w:gutter="0"/>
       <w:cols w:space="708"/>
@@ -16793,88 +18615,6 @@
     </w:sectPr>
   </w:body>
 </w:document>
-</file>
-
-<file path=word/comments.xml><?xml version="1.0" encoding="utf-8"?>
-<w:comments xmlns:wpc="http://schemas.microsoft.com/office/word/2010/wordprocessingCanvas" xmlns:cx="http://schemas.microsoft.com/office/drawing/2014/chartex" xmlns:cx1="http://schemas.microsoft.com/office/drawing/2015/9/8/chartex" xmlns:cx2="http://schemas.microsoft.com/office/drawing/2015/10/21/chartex" xmlns:cx3="http://schemas.microsoft.com/office/drawing/2016/5/9/chartex" xmlns:cx4="http://schemas.microsoft.com/office/drawing/2016/5/10/chartex" xmlns:cx5="http://schemas.microsoft.com/office/drawing/2016/5/11/chartex" xmlns:cx6="http://schemas.microsoft.com/office/drawing/2016/5/12/chartex" xmlns:cx7="http://schemas.microsoft.com/office/drawing/2016/5/13/chartex" xmlns:cx8="http://schemas.microsoft.com/office/drawing/2016/5/14/chartex" xmlns:mc="http://schemas.openxmlformats.org/markup-compatibility/2006" xmlns:aink="http://schemas.microsoft.com/office/drawing/2016/ink" xmlns:am3d="http://schemas.microsoft.com/office/drawing/2017/model3d" xmlns:o="urn:schemas-microsoft-com:office:office" xmlns:oel="http://schemas.microsoft.com/office/2019/extlst" xmlns:r="http://schemas.openxmlformats.org/officeDocument/2006/relationships" xmlns:m="http://schemas.openxmlformats.org/officeDocument/2006/math" xmlns:v="urn:schemas-microsoft-com:vml" xmlns:wp14="http://schemas.microsoft.com/office/word/2010/wordprocessingDrawing" xmlns:wp="http://schemas.openxmlformats.org/drawingml/2006/wordprocessingDrawing" xmlns:w10="urn:schemas-microsoft-com:office:word" xmlns:w="http://schemas.openxmlformats.org/wordprocessingml/2006/main" xmlns:w14="http://schemas.microsoft.com/office/word/2010/wordml" xmlns:w15="http://schemas.microsoft.com/office/word/2012/wordml" xmlns:w16cex="http://schemas.microsoft.com/office/word/2018/wordml/cex" xmlns:w16cid="http://schemas.microsoft.com/office/word/2016/wordml/cid" xmlns:w16="http://schemas.microsoft.com/office/word/2018/wordml" xmlns:w16du="http://schemas.microsoft.com/office/word/2023/wordml/word16du" xmlns:w16sdtdh="http://schemas.microsoft.com/office/word/2020/wordml/sdtdatahash" xmlns:w16sdtfl="http://schemas.microsoft.com/office/word/2024/wordml/sdtformatlock" xmlns:w16se="http://schemas.microsoft.com/office/word/2015/wordml/symex" xmlns:wpg="http://schemas.microsoft.com/office/word/2010/wordprocessingGroup" xmlns:wpi="http://schemas.microsoft.com/office/word/2010/wordprocessingInk" xmlns:wne="http://schemas.microsoft.com/office/word/2006/wordml" xmlns:wps="http://schemas.microsoft.com/office/word/2010/wordprocessingShape" mc:Ignorable="w14 w15 w16se w16cid w16 w16cex w16sdtdh w16sdtfl w16du wp14">
-  <w:comment w:id="7" w:author="IOZZI SIMONE" w:date="2026-06-17T17:39:00Z" w:initials="SI">
-    <w:p>
-      <w:pPr>
-        <w:pStyle w:val="Testocommento"/>
-      </w:pPr>
-      <w:r>
-        <w:rPr>
-          <w:rStyle w:val="Rimandocommento"/>
-        </w:rPr>
-        <w:annotationRef/>
-      </w:r>
-      <w:r>
-        <w:t>Aggiungere l’uso del mouse, per gli slider</w:t>
-      </w:r>
-    </w:p>
-  </w:comment>
-  <w:comment w:id="22" w:author="IOZZI SIMONE" w:date="2026-06-17T18:04:00Z" w:initials="SI">
-    <w:p>
-      <w:pPr>
-        <w:pStyle w:val="Testocommento"/>
-      </w:pPr>
-      <w:r>
-        <w:rPr>
-          <w:rStyle w:val="Rimandocommento"/>
-        </w:rPr>
-        <w:annotationRef/>
-      </w:r>
-      <w:r>
-        <w:t>Aggiungere le opzioni</w:t>
-      </w:r>
-    </w:p>
-  </w:comment>
-</w:comments>
-</file>
-
-<file path=word/commentsExtended.xml><?xml version="1.0" encoding="utf-8"?>
-<w15:commentsEx xmlns:wpc="http://schemas.microsoft.com/office/word/2010/wordprocessingCanvas" xmlns:cx="http://schemas.microsoft.com/office/drawing/2014/chartex" xmlns:cx1="http://schemas.microsoft.com/office/drawing/2015/9/8/chartex" xmlns:cx2="http://schemas.microsoft.com/office/drawing/2015/10/21/chartex" xmlns:cx3="http://schemas.microsoft.com/office/drawing/2016/5/9/chartex" xmlns:cx4="http://schemas.microsoft.com/office/drawing/2016/5/10/chartex" xmlns:cx5="http://schemas.microsoft.com/office/drawing/2016/5/11/chartex" xmlns:cx6="http://schemas.microsoft.com/office/drawing/2016/5/12/chartex" xmlns:cx7="http://schemas.microsoft.com/office/drawing/2016/5/13/chartex" xmlns:cx8="http://schemas.microsoft.com/office/drawing/2016/5/14/chartex" xmlns:mc="http://schemas.openxmlformats.org/markup-compatibility/2006" xmlns:aink="http://schemas.microsoft.com/office/drawing/2016/ink" xmlns:am3d="http://schemas.microsoft.com/office/drawing/2017/model3d" xmlns:o="urn:schemas-microsoft-com:office:office" xmlns:oel="http://schemas.microsoft.com/office/2019/extlst" xmlns:r="http://schemas.openxmlformats.org/officeDocument/2006/relationships" xmlns:m="http://schemas.openxmlformats.org/officeDocument/2006/math" xmlns:v="urn:schemas-microsoft-com:vml" xmlns:wp14="http://schemas.microsoft.com/office/word/2010/wordprocessingDrawing" xmlns:wp="http://schemas.openxmlformats.org/drawingml/2006/wordprocessingDrawing" xmlns:w10="urn:schemas-microsoft-com:office:word" xmlns:w="http://schemas.openxmlformats.org/wordprocessingml/2006/main" xmlns:w14="http://schemas.microsoft.com/office/word/2010/wordml" xmlns:w15="http://schemas.microsoft.com/office/word/2012/wordml" xmlns:w16cex="http://schemas.microsoft.com/office/word/2018/wordml/cex" xmlns:w16cid="http://schemas.microsoft.com/office/word/2016/wordml/cid" xmlns:w16="http://schemas.microsoft.com/office/word/2018/wordml" xmlns:w16du="http://schemas.microsoft.com/office/word/2023/wordml/word16du" xmlns:w16sdtdh="http://schemas.microsoft.com/office/word/2020/wordml/sdtdatahash" xmlns:w16sdtfl="http://schemas.microsoft.com/office/word/2024/wordml/sdtformatlock" xmlns:w16se="http://schemas.microsoft.com/office/word/2015/wordml/symex" xmlns:wpg="http://schemas.microsoft.com/office/word/2010/wordprocessingGroup" xmlns:wpi="http://schemas.microsoft.com/office/word/2010/wordprocessingInk" xmlns:wne="http://schemas.microsoft.com/office/word/2006/wordml" xmlns:wps="http://schemas.microsoft.com/office/word/2010/wordprocessingShape" mc:Ignorable="w14 w15 w16se w16cid w16 w16cex w16sdtdh w16sdtfl w16du wp14">
-  <w15:commentEx w15:paraId="3D64B695" w15:done="0"/>
-  <w15:commentEx w15:paraId="7EC9E5D9" w15:done="0"/>
-</w15:commentsEx>
-</file>
-
-<file path=word/commentsExtensible.xml><?xml version="1.0" encoding="utf-8"?>
-<w16cex:commentsExtensible xmlns:wpc="http://schemas.microsoft.com/office/word/2010/wordprocessingCanvas" xmlns:cx="http://schemas.microsoft.com/office/drawing/2014/chartex" xmlns:cx1="http://schemas.microsoft.com/office/drawing/2015/9/8/chartex" xmlns:cx2="http://schemas.microsoft.com/office/drawing/2015/10/21/chartex" xmlns:cx3="http://schemas.microsoft.com/office/drawing/2016/5/9/chartex" xmlns:cx4="http://schemas.microsoft.com/office/drawing/2016/5/10/chartex" xmlns:cx5="http://schemas.microsoft.com/office/drawing/2016/5/11/chartex" xmlns:cx6="http://schemas.microsoft.com/office/drawing/2016/5/12/chartex" xmlns:cx7="http://schemas.microsoft.com/office/drawing/2016/5/13/chartex" xmlns:cx8="http://schemas.microsoft.com/office/drawing/2016/5/14/chartex" xmlns:cr="http://schemas.microsoft.com/office/comments/2020/reactions" xmlns:mc="http://schemas.openxmlformats.org/markup-compatibility/2006" xmlns:aink="http://schemas.microsoft.com/office/drawing/2016/ink" xmlns:am3d="http://schemas.microsoft.com/office/drawing/2017/model3d" xmlns:o="urn:schemas-microsoft-com:office:office" xmlns:oel="http://schemas.microsoft.com/office/2019/extlst" xmlns:r="http://schemas.openxmlformats.org/officeDocument/2006/relationships" xmlns:m="http://schemas.openxmlformats.org/officeDocument/2006/math" xmlns:v="urn:schemas-microsoft-com:vml" xmlns:wp14="http://schemas.microsoft.com/office/word/2010/wordprocessingDrawing" xmlns:wp="http://schemas.openxmlformats.org/drawingml/2006/wordprocessingDrawing" xmlns:w10="urn:schemas-microsoft-com:office:word" xmlns:w="http://schemas.openxmlformats.org/wordprocessingml/2006/main" xmlns:w14="http://schemas.microsoft.com/office/word/2010/wordml" xmlns:w15="http://schemas.microsoft.com/office/word/2012/wordml" xmlns:w16cex="http://schemas.microsoft.com/office/word/2018/wordml/cex" xmlns:w16cid="http://schemas.microsoft.com/office/word/2016/wordml/cid" xmlns:w16="http://schemas.microsoft.com/office/word/2018/wordml" xmlns:w16du="http://schemas.microsoft.com/office/word/2023/wordml/word16du" xmlns:w16sdtdh="http://schemas.microsoft.com/office/word/2020/wordml/sdtdatahash" xmlns:w16sdtfl="http://schemas.microsoft.com/office/word/2024/wordml/sdtformatlock" xmlns:w16se="http://schemas.microsoft.com/office/word/2015/wordml/symex" xmlns:wpg="http://schemas.microsoft.com/office/word/2010/wordprocessingGroup" xmlns:wpi="http://schemas.microsoft.com/office/word/2010/wordprocessingInk" xmlns:wne="http://schemas.microsoft.com/office/word/2006/wordml" xmlns:wps="http://schemas.microsoft.com/office/word/2010/wordprocessingShape" mc:Ignorable="w14 w15 w16se w16cid w16 w16cex w16sdtdh w16sdtfl cr w16du wp14">
-  <w16cex:commentExtensible w16cex:durableId="35824A39" w16cex:dateUtc="2026-06-17T15:39:00Z">
-    <w16cex:extLst>
-      <w16:ext w16:uri="{CE6994B0-6A32-4C9F-8C6B-6E91EDA988CE}">
-        <cr:reactions xmlns:cr="http://schemas.microsoft.com/office/comments/2020/reactions">
-          <cr:reaction reactionType="1">
-            <cr:reactionInfo dateUtc="2026-06-18T09:40:47Z">
-              <cr:user userId="S::c.giove10@studenti.uniba.it::9a7f5267-3ce6-44e7-b146-bd6a04b4bf67" userProvider="AD" userName="GIOVE CARMINE"/>
-            </cr:reactionInfo>
-          </cr:reaction>
-        </cr:reactions>
-      </w16:ext>
-    </w16cex:extLst>
-  </w16cex:commentExtensible>
-  <w16cex:commentExtensible w16cex:durableId="410877B1" w16cex:dateUtc="2026-06-17T16:04:00Z">
-    <w16cex:extLst>
-      <w16:ext w16:uri="{CE6994B0-6A32-4C9F-8C6B-6E91EDA988CE}">
-        <cr:reactions xmlns:cr="http://schemas.microsoft.com/office/comments/2020/reactions">
-          <cr:reaction reactionType="1">
-            <cr:reactionInfo dateUtc="2026-06-18T10:19:37Z">
-              <cr:user userId="S::c.giove10@studenti.uniba.it::9a7f5267-3ce6-44e7-b146-bd6a04b4bf67" userProvider="AD" userName="GIOVE CARMINE"/>
-            </cr:reactionInfo>
-          </cr:reaction>
-        </cr:reactions>
-      </w16:ext>
-    </w16cex:extLst>
-  </w16cex:commentExtensible>
-</w16cex:commentsExtensible>
-</file>
-
-<file path=word/commentsIds.xml><?xml version="1.0" encoding="utf-8"?>
-<w16cid:commentsIds xmlns:wpc="http://schemas.microsoft.com/office/word/2010/wordprocessingCanvas" xmlns:cx="http://schemas.microsoft.com/office/drawing/2014/chartex" xmlns:cx1="http://schemas.microsoft.com/office/drawing/2015/9/8/chartex" xmlns:cx2="http://schemas.microsoft.com/office/drawing/2015/10/21/chartex" xmlns:cx3="http://schemas.microsoft.com/office/drawing/2016/5/9/chartex" xmlns:cx4="http://schemas.microsoft.com/office/drawing/2016/5/10/chartex" xmlns:cx5="http://schemas.microsoft.com/office/drawing/2016/5/11/chartex" xmlns:cx6="http://schemas.microsoft.com/office/drawing/2016/5/12/chartex" xmlns:cx7="http://schemas.microsoft.com/office/drawing/2016/5/13/chartex" xmlns:cx8="http://schemas.microsoft.com/office/drawing/2016/5/14/chartex" xmlns:mc="http://schemas.openxmlformats.org/markup-compatibility/2006" xmlns:aink="http://schemas.microsoft.com/office/drawing/2016/ink" xmlns:am3d="http://schemas.microsoft.com/office/drawing/2017/model3d" xmlns:o="urn:schemas-microsoft-com:office:office" xmlns:oel="http://schemas.microsoft.com/office/2019/extlst" xmlns:r="http://schemas.openxmlformats.org/officeDocument/2006/relationships" xmlns:m="http://schemas.openxmlformats.org/officeDocument/2006/math" xmlns:v="urn:schemas-microsoft-com:vml" xmlns:wp14="http://schemas.microsoft.com/office/word/2010/wordprocessingDrawing" xmlns:wp="http://schemas.openxmlformats.org/drawingml/2006/wordprocessingDrawing" xmlns:w10="urn:schemas-microsoft-com:office:word" xmlns:w="http://schemas.openxmlformats.org/wordprocessingml/2006/main" xmlns:w14="http://schemas.microsoft.com/office/word/2010/wordml" xmlns:w15="http://schemas.microsoft.com/office/word/2012/wordml" xmlns:w16cex="http://schemas.microsoft.com/office/word/2018/wordml/cex" xmlns:w16cid="http://schemas.microsoft.com/office/word/2016/wordml/cid" xmlns:w16="http://schemas.microsoft.com/office/word/2018/wordml" xmlns:w16du="http://schemas.microsoft.com/office/word/2023/wordml/word16du" xmlns:w16sdtdh="http://schemas.microsoft.com/office/word/2020/wordml/sdtdatahash" xmlns:w16sdtfl="http://schemas.microsoft.com/office/word/2024/wordml/sdtformatlock" xmlns:w16se="http://schemas.microsoft.com/office/word/2015/wordml/symex" xmlns:wpg="http://schemas.microsoft.com/office/word/2010/wordprocessingGroup" xmlns:wpi="http://schemas.microsoft.com/office/word/2010/wordprocessingInk" xmlns:wne="http://schemas.microsoft.com/office/word/2006/wordml" xmlns:wps="http://schemas.microsoft.com/office/word/2010/wordprocessingShape" mc:Ignorable="w14 w15 w16se w16cid w16 w16cex w16sdtdh w16sdtfl w16du wp14">
-  <w16cid:commentId w16cid:paraId="3D64B695" w16cid:durableId="35824A39"/>
-  <w16cid:commentId w16cid:paraId="7EC9E5D9" w16cid:durableId="410877B1"/>
-</w16cid:commentsIds>
 </file>
 
 <file path=word/endnotes.xml><?xml version="1.0" encoding="utf-8"?>
@@ -17018,9 +18758,11 @@
     <w:r>
       <w:fldChar w:fldCharType="end"/>
     </w:r>
+    <w:proofErr w:type="spellStart"/>
     <w:r>
       <w:t>BariGo</w:t>
     </w:r>
+    <w:proofErr w:type="spellEnd"/>
     <w:r>
       <w:t xml:space="preserve"> – PPM documentazione </w:t>
     </w:r>
@@ -17115,12 +18857,14 @@
                               <w:rFonts w:ascii="Garamond" w:hAnsi="Garamond"/>
                             </w:rPr>
                           </w:pPr>
+                          <w:proofErr w:type="spellStart"/>
                           <w:r>
                             <w:rPr>
                               <w:rFonts w:ascii="Garamond" w:hAnsi="Garamond"/>
                             </w:rPr>
                             <w:t>CdS</w:t>
                           </w:r>
+                          <w:proofErr w:type="spellEnd"/>
                           <w:r>
                             <w:rPr>
                               <w:rFonts w:ascii="Garamond" w:hAnsi="Garamond"/>
@@ -24163,14 +25907,6 @@
   </w:num>
   <w:numIdMacAtCleanup w:val="19"/>
 </w:numbering>
-</file>
-
-<file path=word/people.xml><?xml version="1.0" encoding="utf-8"?>
-<w15:people xmlns:wpc="http://schemas.microsoft.com/office/word/2010/wordprocessingCanvas" xmlns:cx="http://schemas.microsoft.com/office/drawing/2014/chartex" xmlns:cx1="http://schemas.microsoft.com/office/drawing/2015/9/8/chartex" xmlns:cx2="http://schemas.microsoft.com/office/drawing/2015/10/21/chartex" xmlns:cx3="http://schemas.microsoft.com/office/drawing/2016/5/9/chartex" xmlns:cx4="http://schemas.microsoft.com/office/drawing/2016/5/10/chartex" xmlns:cx5="http://schemas.microsoft.com/office/drawing/2016/5/11/chartex" xmlns:cx6="http://schemas.microsoft.com/office/drawing/2016/5/12/chartex" xmlns:cx7="http://schemas.microsoft.com/office/drawing/2016/5/13/chartex" xmlns:cx8="http://schemas.microsoft.com/office/drawing/2016/5/14/chartex" xmlns:mc="http://schemas.openxmlformats.org/markup-compatibility/2006" xmlns:aink="http://schemas.microsoft.com/office/drawing/2016/ink" xmlns:am3d="http://schemas.microsoft.com/office/drawing/2017/model3d" xmlns:o="urn:schemas-microsoft-com:office:office" xmlns:oel="http://schemas.microsoft.com/office/2019/extlst" xmlns:r="http://schemas.openxmlformats.org/officeDocument/2006/relationships" xmlns:m="http://schemas.openxmlformats.org/officeDocument/2006/math" xmlns:v="urn:schemas-microsoft-com:vml" xmlns:wp14="http://schemas.microsoft.com/office/word/2010/wordprocessingDrawing" xmlns:wp="http://schemas.openxmlformats.org/drawingml/2006/wordprocessingDrawing" xmlns:w10="urn:schemas-microsoft-com:office:word" xmlns:w="http://schemas.openxmlformats.org/wordprocessingml/2006/main" xmlns:w14="http://schemas.microsoft.com/office/word/2010/wordml" xmlns:w15="http://schemas.microsoft.com/office/word/2012/wordml" xmlns:w16cex="http://schemas.microsoft.com/office/word/2018/wordml/cex" xmlns:w16cid="http://schemas.microsoft.com/office/word/2016/wordml/cid" xmlns:w16="http://schemas.microsoft.com/office/word/2018/wordml" xmlns:w16du="http://schemas.microsoft.com/office/word/2023/wordml/word16du" xmlns:w16sdtdh="http://schemas.microsoft.com/office/word/2020/wordml/sdtdatahash" xmlns:w16sdtfl="http://schemas.microsoft.com/office/word/2024/wordml/sdtformatlock" xmlns:w16se="http://schemas.microsoft.com/office/word/2015/wordml/symex" xmlns:wpg="http://schemas.microsoft.com/office/word/2010/wordprocessingGroup" xmlns:wpi="http://schemas.microsoft.com/office/word/2010/wordprocessingInk" xmlns:wne="http://schemas.microsoft.com/office/word/2006/wordml" xmlns:wps="http://schemas.microsoft.com/office/word/2010/wordprocessingShape" mc:Ignorable="w14 w15 w16se w16cid w16 w16cex w16sdtdh w16sdtfl w16du wp14">
-  <w15:person w15:author="IOZZI SIMONE">
-    <w15:presenceInfo w15:providerId="AD" w15:userId="S::s.iozzi@studenti.uniba.it::7e109571-0d0a-47bd-ada0-b4867f7e04bf"/>
-  </w15:person>
-</w15:people>
 </file>
 
 <file path=word/styles.xml><?xml version="1.0" encoding="utf-8"?>
@@ -26114,23 +27850,6 @@
 </file>
 
 <file path=customXml/item1.xml><?xml version="1.0" encoding="utf-8"?>
-<?mso-contentType ?>
-<FormTemplates xmlns="http://schemas.microsoft.com/sharepoint/v3/contenttype/forms">
-  <Display>DocumentLibraryForm</Display>
-  <Edit>DocumentLibraryForm</Edit>
-  <New>DocumentLibraryForm</New>
-</FormTemplates>
-</file>
-
-<file path=customXml/item2.xml><?xml version="1.0" encoding="utf-8"?>
-<p:properties xmlns:p="http://schemas.microsoft.com/office/2006/metadata/properties" xmlns:xsi="http://www.w3.org/2001/XMLSchema-instance" xmlns:pc="http://schemas.microsoft.com/office/infopath/2007/PartnerControls">
-  <documentManagement>
-    <_activity xmlns="1682274c-17d2-4eb1-91bb-64e0444dc755" xsi:nil="true"/>
-  </documentManagement>
-</p:properties>
-</file>
-
-<file path=customXml/item3.xml><?xml version="1.0" encoding="utf-8"?>
 <ct:contentTypeSchema xmlns:ct="http://schemas.microsoft.com/office/2006/metadata/contentType" xmlns:ma="http://schemas.microsoft.com/office/2006/metadata/properties/metaAttributes" ct:_="" ma:_="" ma:contentTypeName="Documento" ma:contentTypeID="0x010100483500D60DFCF744AD254A79C2671EC4" ma:contentTypeVersion="5" ma:contentTypeDescription="Creare un nuovo documento." ma:contentTypeScope="" ma:versionID="7b665a2209f67cd04619df273567bc5b">
   <xsd:schema xmlns:xsd="http://www.w3.org/2001/XMLSchema" xmlns:xs="http://www.w3.org/2001/XMLSchema" xmlns:p="http://schemas.microsoft.com/office/2006/metadata/properties" xmlns:ns3="1682274c-17d2-4eb1-91bb-64e0444dc755" targetNamespace="http://schemas.microsoft.com/office/2006/metadata/properties" ma:root="true" ma:fieldsID="09422ce98116468340c6fac1dc03f610" ns3:_="">
     <xsd:import namespace="1682274c-17d2-4eb1-91bb-64e0444dc755"/>
@@ -26280,29 +27999,28 @@
 </ct:contentTypeSchema>
 </file>
 
-<file path=customXml/item4.xml><?xml version="1.0" encoding="utf-8"?>
+<file path=customXml/item2.xml><?xml version="1.0" encoding="utf-8"?>
 <b:Sources xmlns:b="http://schemas.openxmlformats.org/officeDocument/2006/bibliography" xmlns="http://schemas.openxmlformats.org/officeDocument/2006/bibliography" SelectedStyle="\APASixthEditionOfficeOnline.xsl" StyleName="APA" Version="6"/>
 </file>
 
-<file path=customXml/itemProps1.xml><?xml version="1.0" encoding="utf-8"?>
-<ds:datastoreItem xmlns:ds="http://schemas.openxmlformats.org/officeDocument/2006/customXml" ds:itemID="{82EED737-999D-430D-BB13-B55BCBEF8CD3}">
-  <ds:schemaRefs>
-    <ds:schemaRef ds:uri="http://schemas.microsoft.com/sharepoint/v3/contenttype/forms"/>
-  </ds:schemaRefs>
-</ds:datastoreItem>
+<file path=customXml/item3.xml><?xml version="1.0" encoding="utf-8"?>
+<?mso-contentType ?>
+<FormTemplates xmlns="http://schemas.microsoft.com/sharepoint/v3/contenttype/forms">
+  <Display>DocumentLibraryForm</Display>
+  <Edit>DocumentLibraryForm</Edit>
+  <New>DocumentLibraryForm</New>
+</FormTemplates>
 </file>
 
-<file path=customXml/itemProps2.xml><?xml version="1.0" encoding="utf-8"?>
-<ds:datastoreItem xmlns:ds="http://schemas.openxmlformats.org/officeDocument/2006/customXml" ds:itemID="{2B0A1CF6-C588-4E49-9D26-36301E052649}">
-  <ds:schemaRefs>
-    <ds:schemaRef ds:uri="http://schemas.microsoft.com/office/2006/metadata/properties"/>
-    <ds:schemaRef ds:uri="http://schemas.microsoft.com/office/infopath/2007/PartnerControls"/>
-    <ds:schemaRef ds:uri="1682274c-17d2-4eb1-91bb-64e0444dc755"/>
-  </ds:schemaRefs>
-</ds:datastoreItem>
+<file path=customXml/item4.xml><?xml version="1.0" encoding="utf-8"?>
+<p:properties xmlns:p="http://schemas.microsoft.com/office/2006/metadata/properties" xmlns:xsi="http://www.w3.org/2001/XMLSchema-instance" xmlns:pc="http://schemas.microsoft.com/office/infopath/2007/PartnerControls">
+  <documentManagement>
+    <_activity xmlns="1682274c-17d2-4eb1-91bb-64e0444dc755" xsi:nil="true"/>
+  </documentManagement>
+</p:properties>
 </file>
 
-<file path=customXml/itemProps3.xml><?xml version="1.0" encoding="utf-8"?>
+<file path=customXml/itemProps1.xml><?xml version="1.0" encoding="utf-8"?>
 <ds:datastoreItem xmlns:ds="http://schemas.openxmlformats.org/officeDocument/2006/customXml" ds:itemID="{E3DC2D59-DB5B-4EAF-BF4B-86942C28552E}">
   <ds:schemaRefs>
     <ds:schemaRef ds:uri="http://schemas.microsoft.com/office/2006/metadata/contentType"/>
@@ -26320,10 +28038,28 @@
 </ds:datastoreItem>
 </file>
 
-<file path=customXml/itemProps4.xml><?xml version="1.0" encoding="utf-8"?>
+<file path=customXml/itemProps2.xml><?xml version="1.0" encoding="utf-8"?>
 <ds:datastoreItem xmlns:ds="http://schemas.openxmlformats.org/officeDocument/2006/customXml" ds:itemID="{C558AB56-52E2-4A7D-BACD-F7E2C9501F8A}">
   <ds:schemaRefs>
     <ds:schemaRef ds:uri="http://schemas.openxmlformats.org/officeDocument/2006/bibliography"/>
   </ds:schemaRefs>
 </ds:datastoreItem>
+</file>
+
+<file path=customXml/itemProps3.xml><?xml version="1.0" encoding="utf-8"?>
+<ds:datastoreItem xmlns:ds="http://schemas.openxmlformats.org/officeDocument/2006/customXml" ds:itemID="{82EED737-999D-430D-BB13-B55BCBEF8CD3}">
+  <ds:schemaRefs>
+    <ds:schemaRef ds:uri="http://schemas.microsoft.com/sharepoint/v3/contenttype/forms"/>
+  </ds:schemaRefs>
+</ds:datastoreItem>
+</file>
+
+<file path=customXml/itemProps4.xml><?xml version="1.0" encoding="utf-8"?>
+<ds:datastoreItem xmlns:ds="http://schemas.openxmlformats.org/officeDocument/2006/customXml" ds:itemID="{2B0A1CF6-C588-4E49-9D26-36301E052649}">
+  <ds:schemaRefs>
+    <ds:schemaRef ds:uri="http://schemas.microsoft.com/office/2006/metadata/properties"/>
+    <ds:schemaRef ds:uri="http://schemas.microsoft.com/office/infopath/2007/PartnerControls"/>
+    <ds:schemaRef ds:uri="1682274c-17d2-4eb1-91bb-64e0444dc755"/>
+  </ds:schemaRefs>
+</ds:datastoreItem>
 </file>